--- a/Manuel Validation/ABCPMX - Manuel Validation.docx
+++ b/Manuel Validation/ABCPMX - Manuel Validation.docx
@@ -7403,6 +7403,12 @@
                 <w:lang w:val="en-US"/>
               </w:rPr>
             </w:pPr>
+            <w:r>
+              <w:rPr>
+                <w:lang w:val="en-US"/>
+              </w:rPr>
+              <w:t>98.8</w:t>
+            </w:r>
           </w:p>
         </w:tc>
         <w:tc>
@@ -7531,6 +7537,12 @@
                 <w:lang w:val="en-US"/>
               </w:rPr>
             </w:pPr>
+            <w:r>
+              <w:rPr>
+                <w:lang w:val="en-US"/>
+              </w:rPr>
+              <w:t>50.9</w:t>
+            </w:r>
           </w:p>
         </w:tc>
         <w:tc>
@@ -7561,9 +7573,31 @@
           <w:p>
             <w:pPr>
               <w:jc w:val="center"/>
-            </w:pPr>
-            <w:r>
-              <w:t>0.00%</w:t>
+              <w:rPr>
+                <w:i/>
+                <w:color w:val="C00000"/>
+              </w:rPr>
+            </w:pPr>
+            <w:r>
+              <w:rPr>
+                <w:i/>
+                <w:color w:val="C00000"/>
+              </w:rPr>
+              <w:t>0.</w:t>
+            </w:r>
+            <w:r>
+              <w:rPr>
+                <w:i/>
+                <w:color w:val="C00000"/>
+              </w:rPr>
+              <w:t>20</w:t>
+            </w:r>
+            <w:r>
+              <w:rPr>
+                <w:i/>
+                <w:color w:val="C00000"/>
+              </w:rPr>
+              <w:t>%</w:t>
             </w:r>
           </w:p>
         </w:tc>
@@ -7659,6 +7693,12 @@
                 <w:lang w:val="en-US"/>
               </w:rPr>
             </w:pPr>
+            <w:r>
+              <w:rPr>
+                <w:lang w:val="en-US"/>
+              </w:rPr>
+              <w:t>33 740</w:t>
+            </w:r>
           </w:p>
         </w:tc>
         <w:tc>
@@ -7689,9 +7729,31 @@
           <w:p>
             <w:pPr>
               <w:jc w:val="center"/>
-            </w:pPr>
-            <w:r>
-              <w:t>0.00%</w:t>
+              <w:rPr>
+                <w:i/>
+                <w:color w:val="C00000"/>
+              </w:rPr>
+            </w:pPr>
+            <w:r>
+              <w:rPr>
+                <w:i/>
+                <w:color w:val="C00000"/>
+              </w:rPr>
+              <w:t>0.0</w:t>
+            </w:r>
+            <w:r>
+              <w:rPr>
+                <w:i/>
+                <w:color w:val="C00000"/>
+              </w:rPr>
+              <w:t>1</w:t>
+            </w:r>
+            <w:r>
+              <w:rPr>
+                <w:i/>
+                <w:color w:val="C00000"/>
+              </w:rPr>
+              <w:t>%</w:t>
             </w:r>
           </w:p>
         </w:tc>
@@ -7787,6 +7849,12 @@
                 <w:lang w:val="en-US"/>
               </w:rPr>
             </w:pPr>
+            <w:r>
+              <w:rPr>
+                <w:lang w:val="en-US"/>
+              </w:rPr>
+              <w:t>1 676</w:t>
+            </w:r>
           </w:p>
         </w:tc>
         <w:tc>
@@ -7819,7 +7887,25 @@
               <w:jc w:val="center"/>
             </w:pPr>
             <w:r>
-              <w:t>0.00%</w:t>
+              <w:rPr>
+                <w:i/>
+                <w:color w:val="C00000"/>
+              </w:rPr>
+              <w:t>0.</w:t>
+            </w:r>
+            <w:r>
+              <w:rPr>
+                <w:i/>
+                <w:color w:val="C00000"/>
+              </w:rPr>
+              <w:t>24</w:t>
+            </w:r>
+            <w:r>
+              <w:rPr>
+                <w:i/>
+                <w:color w:val="C00000"/>
+              </w:rPr>
+              <w:t>%</w:t>
             </w:r>
           </w:p>
         </w:tc>
@@ -7908,6 +7994,9 @@
             <w:pPr>
               <w:jc w:val="center"/>
             </w:pPr>
+            <w:r>
+              <w:t>1 500</w:t>
+            </w:r>
           </w:p>
         </w:tc>
         <w:tc>
@@ -8036,6 +8125,12 @@
                 <w:lang w:val="en-US"/>
               </w:rPr>
             </w:pPr>
+            <w:r>
+              <w:rPr>
+                <w:lang w:val="en-US"/>
+              </w:rPr>
+              <w:t>176</w:t>
+            </w:r>
           </w:p>
         </w:tc>
         <w:tc>
@@ -8124,7 +8219,16 @@
                     <w:rPr>
                       <w:rFonts w:ascii="Cambria Math" w:hAnsi="Cambria Math"/>
                     </w:rPr>
-                    <m:t>el,y</m:t>
+                    <m:t>p</m:t>
+                  </m:r>
+                  <m:r>
+                    <m:rPr>
+                      <m:sty m:val="p"/>
+                    </m:rPr>
+                    <w:rPr>
+                      <w:rFonts w:ascii="Cambria Math" w:hAnsi="Cambria Math"/>
+                    </w:rPr>
+                    <m:t>l,y</m:t>
                   </m:r>
                 </m:sub>
               </m:sSub>
@@ -8155,6 +8259,9 @@
             <w:pPr>
               <w:jc w:val="center"/>
             </w:pPr>
+            <w:r>
+              <w:t>1 702</w:t>
+            </w:r>
           </w:p>
         </w:tc>
         <w:tc>
@@ -8240,7 +8347,16 @@
                     <w:rPr>
                       <w:rFonts w:ascii="Cambria Math" w:hAnsi="Cambria Math"/>
                     </w:rPr>
-                    <m:t>el,z</m:t>
+                    <m:t>p</m:t>
+                  </m:r>
+                  <m:r>
+                    <m:rPr>
+                      <m:sty m:val="p"/>
+                    </m:rPr>
+                    <w:rPr>
+                      <w:rFonts w:ascii="Cambria Math" w:hAnsi="Cambria Math"/>
+                    </w:rPr>
+                    <m:t>l,z</m:t>
                   </m:r>
                 </m:sub>
               </m:sSub>
@@ -8271,6 +8387,9 @@
             <w:pPr>
               <w:jc w:val="center"/>
             </w:pPr>
+            <w:r>
+              <w:t>276</w:t>
+            </w:r>
           </w:p>
         </w:tc>
         <w:tc>
@@ -8303,7 +8422,18 @@
               <w:jc w:val="center"/>
             </w:pPr>
             <w:r>
-              <w:t>0.00%</w:t>
+              <w:rPr>
+                <w:i/>
+                <w:color w:val="C00000"/>
+              </w:rPr>
+              <w:t>1.17</w:t>
+            </w:r>
+            <w:r>
+              <w:rPr>
+                <w:i/>
+                <w:color w:val="C00000"/>
+              </w:rPr>
+              <w:t>%</w:t>
             </w:r>
           </w:p>
         </w:tc>
@@ -8384,6 +8514,9 @@
             <w:pPr>
               <w:jc w:val="center"/>
             </w:pPr>
+            <w:r>
+              <w:t>66.66</w:t>
+            </w:r>
           </w:p>
         </w:tc>
         <w:tc>
@@ -8414,9 +8547,24 @@
           <w:p>
             <w:pPr>
               <w:jc w:val="center"/>
-            </w:pPr>
-            <w:r>
-              <w:t>0.00%</w:t>
+              <w:rPr>
+                <w:i/>
+                <w:color w:val="C00000"/>
+              </w:rPr>
+            </w:pPr>
+            <w:r>
+              <w:rPr>
+                <w:i/>
+                <w:color w:val="C00000"/>
+              </w:rPr>
+              <w:t>0.13</w:t>
+            </w:r>
+            <w:r>
+              <w:rPr>
+                <w:i/>
+                <w:color w:val="C00000"/>
+              </w:rPr>
+              <w:t>%</w:t>
             </w:r>
           </w:p>
         </w:tc>
@@ -8468,7 +8616,7 @@
                       <w:rFonts w:ascii="Cambria Math" w:hAnsi="Cambria Math"/>
                       <w:lang w:val="en-US"/>
                     </w:rPr>
-                    <m:t>t</m:t>
+                    <m:t>w</m:t>
                   </m:r>
                 </m:sub>
               </m:sSub>
@@ -8512,6 +8660,12 @@
                 <w:lang w:val="en-US"/>
               </w:rPr>
             </w:pPr>
+            <w:r>
+              <w:rPr>
+                <w:lang w:val="en-US"/>
+              </w:rPr>
+              <w:t>780 739</w:t>
+            </w:r>
           </w:p>
         </w:tc>
         <w:tc>
@@ -8544,7 +8698,18 @@
               <w:jc w:val="center"/>
             </w:pPr>
             <w:r>
-              <w:t>0.00%</w:t>
+              <w:rPr>
+                <w:i/>
+                <w:color w:val="C00000"/>
+              </w:rPr>
+              <w:t>1.30</w:t>
+            </w:r>
+            <w:r>
+              <w:rPr>
+                <w:i/>
+                <w:color w:val="C00000"/>
+              </w:rPr>
+              <w:t>%</w:t>
             </w:r>
           </w:p>
         </w:tc>
@@ -8627,6 +8792,12 @@
                 <w:lang w:val="en-US"/>
               </w:rPr>
             </w:pPr>
+            <w:r>
+              <w:rPr>
+                <w:lang w:val="en-US"/>
+              </w:rPr>
+              <w:t>77.6</w:t>
+            </w:r>
           </w:p>
         </w:tc>
         <w:tc>
@@ -8703,6 +8874,9 @@
             <w:pPr>
               <w:jc w:val="center"/>
             </w:pPr>
+            <w:r>
+              <w:t>1086</w:t>
+            </w:r>
           </w:p>
         </w:tc>
         <w:tc>
@@ -8796,6 +8970,9 @@
             <w:pPr>
               <w:jc w:val="center"/>
             </w:pPr>
+            <w:r>
+              <w:t>224 700</w:t>
+            </w:r>
           </w:p>
         </w:tc>
         <w:tc>
@@ -8828,7 +9005,18 @@
               <w:jc w:val="center"/>
             </w:pPr>
             <w:r>
-              <w:t>0.00%</w:t>
+              <w:rPr>
+                <w:i/>
+                <w:color w:val="C00000"/>
+              </w:rPr>
+              <w:t>0.01</w:t>
+            </w:r>
+            <w:r>
+              <w:rPr>
+                <w:i/>
+                <w:color w:val="C00000"/>
+              </w:rPr>
+              <w:t>%</w:t>
             </w:r>
           </w:p>
         </w:tc>
@@ -8900,6 +9088,12 @@
                 <w:lang w:val="en-US"/>
               </w:rPr>
             </w:pPr>
+            <w:r>
+              <w:rPr>
+                <w:lang w:val="en-US"/>
+              </w:rPr>
+              <w:t>198 100</w:t>
+            </w:r>
           </w:p>
         </w:tc>
         <w:tc>
@@ -8932,7 +9126,18 @@
               <w:jc w:val="center"/>
             </w:pPr>
             <w:r>
-              <w:t>0.00%</w:t>
+              <w:rPr>
+                <w:i/>
+                <w:color w:val="C00000"/>
+              </w:rPr>
+              <w:t>0.01</w:t>
+            </w:r>
+            <w:r>
+              <w:rPr>
+                <w:i/>
+                <w:color w:val="C00000"/>
+              </w:rPr>
+              <w:t>%</w:t>
             </w:r>
           </w:p>
         </w:tc>
@@ -8990,6 +9195,9 @@
             <w:pPr>
               <w:jc w:val="center"/>
             </w:pPr>
+            <w:r>
+              <w:t>162</w:t>
+            </w:r>
           </w:p>
         </w:tc>
         <w:tc>
@@ -9022,7 +9230,25 @@
               <w:jc w:val="center"/>
             </w:pPr>
             <w:r>
-              <w:t>0.00%</w:t>
+              <w:rPr>
+                <w:i/>
+                <w:color w:val="C00000"/>
+              </w:rPr>
+              <w:t>0.</w:t>
+            </w:r>
+            <w:r>
+              <w:rPr>
+                <w:i/>
+                <w:color w:val="C00000"/>
+              </w:rPr>
+              <w:t>25</w:t>
+            </w:r>
+            <w:r>
+              <w:rPr>
+                <w:i/>
+                <w:color w:val="C00000"/>
+              </w:rPr>
+              <w:t>%</w:t>
             </w:r>
           </w:p>
         </w:tc>
@@ -9094,6 +9320,12 @@
                 <w:lang w:val="en-US"/>
               </w:rPr>
             </w:pPr>
+            <w:r>
+              <w:rPr>
+                <w:lang w:val="en-US"/>
+              </w:rPr>
+              <w:t>143</w:t>
+            </w:r>
           </w:p>
         </w:tc>
         <w:tc>
@@ -9126,7 +9358,18 @@
               <w:jc w:val="center"/>
             </w:pPr>
             <w:r>
-              <w:t>0.00%</w:t>
+              <w:rPr>
+                <w:i/>
+                <w:color w:val="C00000"/>
+              </w:rPr>
+              <w:t>0.14</w:t>
+            </w:r>
+            <w:r>
+              <w:rPr>
+                <w:i/>
+                <w:color w:val="C00000"/>
+              </w:rPr>
+              <w:t>%</w:t>
             </w:r>
           </w:p>
         </w:tc>
@@ -9229,6 +9472,12 @@
                 <w:lang w:val="en-US"/>
               </w:rPr>
             </w:pPr>
+            <w:r>
+              <w:rPr>
+                <w:lang w:val="en-US"/>
+              </w:rPr>
+              <w:t>275</w:t>
+            </w:r>
           </w:p>
         </w:tc>
         <w:tc>
@@ -9321,6 +9570,9 @@
             <w:pPr>
               <w:jc w:val="center"/>
             </w:pPr>
+            <w:r>
+              <w:t>210 000</w:t>
+            </w:r>
           </w:p>
         </w:tc>
         <w:tc>
@@ -9414,6 +9666,9 @@
             <w:pPr>
               <w:jc w:val="center"/>
             </w:pPr>
+            <w:r>
+              <w:t>7 850</w:t>
+            </w:r>
           </w:p>
         </w:tc>
         <w:tc>
@@ -9529,6 +9784,9 @@
             <w:pPr>
               <w:jc w:val="center"/>
             </w:pPr>
+            <w:r>
+              <w:t>2 717</w:t>
+            </w:r>
           </w:p>
         </w:tc>
         <w:tc>
@@ -9561,7 +9819,25 @@
               <w:jc w:val="center"/>
             </w:pPr>
             <w:r>
-              <w:t>0.00%</w:t>
+              <w:rPr>
+                <w:i/>
+                <w:color w:val="C00000"/>
+              </w:rPr>
+              <w:t>0.</w:t>
+            </w:r>
+            <w:r>
+              <w:rPr>
+                <w:i/>
+                <w:color w:val="C00000"/>
+              </w:rPr>
+              <w:t>04</w:t>
+            </w:r>
+            <w:r>
+              <w:rPr>
+                <w:i/>
+                <w:color w:val="C00000"/>
+              </w:rPr>
+              <w:t>%</w:t>
             </w:r>
           </w:p>
         </w:tc>
@@ -9651,6 +9927,12 @@
                 <w:lang w:val="en-US"/>
               </w:rPr>
             </w:pPr>
+            <w:r>
+              <w:rPr>
+                <w:lang w:val="en-US"/>
+              </w:rPr>
+              <w:t>807</w:t>
+            </w:r>
           </w:p>
         </w:tc>
         <w:tc>
@@ -9772,6 +10054,12 @@
                 <w:lang w:val="en-US"/>
               </w:rPr>
             </w:pPr>
+            <w:r>
+              <w:rPr>
+                <w:lang w:val="en-US"/>
+              </w:rPr>
+              <w:t>468</w:t>
+            </w:r>
           </w:p>
         </w:tc>
         <w:tc>
@@ -9893,6 +10181,12 @@
                 <w:lang w:val="en-US"/>
               </w:rPr>
             </w:pPr>
+            <w:r>
+              <w:rPr>
+                <w:lang w:val="en-US"/>
+              </w:rPr>
+              <w:t>412.5</w:t>
+            </w:r>
           </w:p>
         </w:tc>
         <w:tc>
@@ -9923,9 +10217,31 @@
           <w:p>
             <w:pPr>
               <w:jc w:val="center"/>
-            </w:pPr>
-            <w:r>
-              <w:t>0.00%</w:t>
+              <w:rPr>
+                <w:i/>
+                <w:color w:val="C00000"/>
+              </w:rPr>
+            </w:pPr>
+            <w:r>
+              <w:rPr>
+                <w:i/>
+                <w:color w:val="C00000"/>
+              </w:rPr>
+              <w:t>0.</w:t>
+            </w:r>
+            <w:r>
+              <w:rPr>
+                <w:i/>
+                <w:color w:val="C00000"/>
+              </w:rPr>
+              <w:t>12</w:t>
+            </w:r>
+            <w:r>
+              <w:rPr>
+                <w:i/>
+                <w:color w:val="C00000"/>
+              </w:rPr>
+              <w:t>%</w:t>
             </w:r>
           </w:p>
         </w:tc>
@@ -9965,6 +10281,9 @@
             <w:pPr>
               <w:jc w:val="center"/>
             </w:pPr>
+            <w:r>
+              <w:t>1</w:t>
+            </w:r>
           </w:p>
         </w:tc>
         <w:tc>
@@ -10029,6 +10348,9 @@
             <w:pPr>
               <w:jc w:val="center"/>
             </w:pPr>
+            <w:r>
+              <w:t>4</w:t>
+            </w:r>
           </w:p>
         </w:tc>
         <w:tc>
@@ -10181,6 +10503,12 @@
                 <w:lang w:val="en-US"/>
               </w:rPr>
             </w:pPr>
+            <w:r>
+              <w:rPr>
+                <w:lang w:val="en-US"/>
+              </w:rPr>
+              <w:t>40.3</w:t>
+            </w:r>
           </w:p>
         </w:tc>
         <w:tc>
@@ -10201,6 +10529,13 @@
                 <w:color w:val="C00000"/>
               </w:rPr>
               <w:t>40</w:t>
+            </w:r>
+            <w:r>
+              <w:rPr>
+                <w:i/>
+                <w:color w:val="C00000"/>
+              </w:rPr>
+              <w:t>.3</w:t>
             </w:r>
           </w:p>
         </w:tc>
@@ -10291,6 +10626,12 @@
                 <w:lang w:val="en-US"/>
               </w:rPr>
             </w:pPr>
+            <w:r>
+              <w:rPr>
+                <w:lang w:val="en-US"/>
+              </w:rPr>
+              <w:t>55.5</w:t>
+            </w:r>
           </w:p>
         </w:tc>
         <w:tc>
@@ -10310,7 +10651,7 @@
                 <w:i/>
                 <w:color w:val="C00000"/>
               </w:rPr>
-              <w:t>55</w:t>
+              <w:t>55.5</w:t>
             </w:r>
           </w:p>
         </w:tc>
@@ -10369,6 +10710,12 @@
                 <w:lang w:val="en-US"/>
               </w:rPr>
             </w:pPr>
+            <w:r>
+              <w:rPr>
+                <w:lang w:val="en-US"/>
+              </w:rPr>
+              <w:t>No</w:t>
+            </w:r>
           </w:p>
         </w:tc>
         <w:tc>
@@ -10593,6 +10940,9 @@
             <w:pPr>
               <w:jc w:val="center"/>
             </w:pPr>
+            <w:r>
+              <w:t>124</w:t>
+            </w:r>
           </w:p>
         </w:tc>
         <w:tc>
@@ -10625,7 +10975,7 @@
               <w:jc w:val="center"/>
             </w:pPr>
             <w:r>
-              <w:t>Ok</w:t>
+              <w:t>0.00%</w:t>
             </w:r>
           </w:p>
         </w:tc>
@@ -10723,6 +11073,12 @@
                 <w:lang w:val="en-US"/>
               </w:rPr>
             </w:pPr>
+            <w:r>
+              <w:rPr>
+                <w:lang w:val="en-US"/>
+              </w:rPr>
+              <w:t>25</w:t>
+            </w:r>
           </w:p>
         </w:tc>
         <w:tc>
@@ -10754,6 +11110,9 @@
             <w:pPr>
               <w:jc w:val="center"/>
             </w:pPr>
+            <w:r>
+              <w:t>0.00%</w:t>
+            </w:r>
           </w:p>
         </w:tc>
       </w:tr>
@@ -10850,6 +11209,12 @@
                 <w:lang w:val="en-US"/>
               </w:rPr>
             </w:pPr>
+            <w:r>
+              <w:rPr>
+                <w:lang w:val="en-US"/>
+              </w:rPr>
+              <w:t>33</w:t>
+            </w:r>
           </w:p>
         </w:tc>
         <w:tc>
@@ -10881,6 +11246,9 @@
             <w:pPr>
               <w:jc w:val="center"/>
             </w:pPr>
+            <w:r>
+              <w:t>0.00%</w:t>
+            </w:r>
           </w:p>
         </w:tc>
       </w:tr>
@@ -10977,6 +11345,12 @@
                 <w:lang w:val="en-US"/>
               </w:rPr>
             </w:pPr>
+            <w:r>
+              <w:rPr>
+                <w:lang w:val="en-US"/>
+              </w:rPr>
+              <w:t>2.56</w:t>
+            </w:r>
           </w:p>
         </w:tc>
         <w:tc>
@@ -11008,6 +11382,9 @@
             <w:pPr>
               <w:jc w:val="center"/>
             </w:pPr>
+            <w:r>
+              <w:t>0.00%</w:t>
+            </w:r>
           </w:p>
         </w:tc>
       </w:tr>
@@ -11090,6 +11467,12 @@
                 <w:lang w:val="en-US"/>
               </w:rPr>
             </w:pPr>
+            <w:r>
+              <w:rPr>
+                <w:lang w:val="en-US"/>
+              </w:rPr>
+              <w:t>31 476</w:t>
+            </w:r>
           </w:p>
         </w:tc>
         <w:tc>
@@ -11121,245 +11504,9 @@
             <w:pPr>
               <w:jc w:val="center"/>
             </w:pPr>
-          </w:p>
-        </w:tc>
-      </w:tr>
-      <w:tr>
-        <w:tc>
-          <w:tcPr>
-            <w:tcW w:w="6637" w:type="dxa"/>
-            <w:vAlign w:val="center"/>
-          </w:tcPr>
-          <w:p>
-            <w:pPr>
-              <w:tabs>
-                <w:tab w:val="right" w:pos="4997"/>
-              </w:tabs>
-              <w:jc w:val="left"/>
-            </w:pPr>
-            <w:r>
-              <w:t>Surface mass</w:t>
-            </w:r>
-            <w:r>
-              <w:t xml:space="preserve"> : </w:t>
-            </w:r>
-            <m:oMath>
-              <m:sSub>
-                <m:sSubPr>
-                  <m:ctrlPr>
-                    <w:rPr>
-                      <w:rFonts w:ascii="Cambria Math" w:hAnsi="Cambria Math"/>
-                      <w:i/>
-                    </w:rPr>
-                  </m:ctrlPr>
-                </m:sSubPr>
-                <m:e>
-                  <m:r>
-                    <w:rPr>
-                      <w:rFonts w:ascii="Cambria Math" w:hAnsi="Cambria Math"/>
-                    </w:rPr>
-                    <m:t>μ</m:t>
-                  </m:r>
-                </m:e>
-                <m:sub>
-                  <m:r>
-                    <m:rPr>
-                      <m:nor/>
-                    </m:rPr>
-                    <w:rPr>
-                      <w:rFonts w:ascii="Cambria Math" w:hAnsi="Cambria Math"/>
-                    </w:rPr>
-                    <m:t>p</m:t>
-                  </m:r>
-                </m:sub>
-              </m:sSub>
-              <m:r>
-                <w:rPr>
-                  <w:rFonts w:ascii="Cambria Math" w:hAnsi="Cambria Math"/>
-                </w:rPr>
-                <m:t>=</m:t>
-              </m:r>
-            </m:oMath>
-            <w:r>
-              <w:tab/>
-              <w:t>(</w:t>
-            </w:r>
-            <w:r>
-              <w:t>kg/m²</w:t>
-            </w:r>
-            <w:r>
-              <w:t>)</w:t>
-            </w:r>
-          </w:p>
-        </w:tc>
-        <w:tc>
-          <w:tcPr>
-            <w:tcW w:w="1397" w:type="dxa"/>
-          </w:tcPr>
-          <w:p>
-            <w:pPr>
-              <w:jc w:val="center"/>
-            </w:pPr>
-          </w:p>
-        </w:tc>
-        <w:tc>
-          <w:tcPr>
-            <w:tcW w:w="1384" w:type="dxa"/>
-          </w:tcPr>
-          <w:p>
-            <w:pPr>
-              <w:jc w:val="center"/>
-              <w:rPr>
-                <w:i/>
-                <w:color w:val="C00000"/>
-              </w:rPr>
-            </w:pPr>
-            <w:r>
-              <w:rPr>
-                <w:i/>
-                <w:color w:val="C00000"/>
-              </w:rPr>
-              <w:t>9</w:t>
-            </w:r>
-          </w:p>
-        </w:tc>
-        <w:tc>
-          <w:tcPr>
-            <w:tcW w:w="776" w:type="dxa"/>
-          </w:tcPr>
-          <w:p>
-            <w:pPr>
-              <w:jc w:val="center"/>
-            </w:pPr>
-          </w:p>
-        </w:tc>
-      </w:tr>
-      <w:tr>
-        <w:tc>
-          <w:tcPr>
-            <w:tcW w:w="6637" w:type="dxa"/>
-            <w:vAlign w:val="center"/>
-          </w:tcPr>
-          <w:p>
-            <w:pPr>
-              <w:tabs>
-                <w:tab w:val="right" w:pos="4997"/>
-              </w:tabs>
-              <w:jc w:val="left"/>
-              <w:rPr>
-                <w:lang w:val="en-US"/>
-              </w:rPr>
-            </w:pPr>
-            <w:r>
-              <w:rPr>
-                <w:lang w:val="en-US"/>
-              </w:rPr>
-              <w:t xml:space="preserve">Yield </w:t>
-            </w:r>
-            <w:proofErr w:type="spellStart"/>
-            <w:r>
-              <w:rPr>
-                <w:lang w:val="en-US"/>
-              </w:rPr>
-              <w:t>strenght</w:t>
-            </w:r>
-            <w:proofErr w:type="spellEnd"/>
-            <w:r>
-              <w:rPr>
-                <w:lang w:val="en-US"/>
-              </w:rPr>
-              <w:t xml:space="preserve"> : </w:t>
-            </w:r>
-            <m:oMath>
-              <m:sSub>
-                <m:sSubPr>
-                  <m:ctrlPr>
-                    <w:rPr>
-                      <w:rFonts w:ascii="Cambria Math" w:hAnsi="Cambria Math"/>
-                      <w:i/>
-                    </w:rPr>
-                  </m:ctrlPr>
-                </m:sSubPr>
-                <m:e>
-                  <m:r>
-                    <w:rPr>
-                      <w:rFonts w:ascii="Cambria Math" w:hAnsi="Cambria Math"/>
-                    </w:rPr>
-                    <m:t>f</m:t>
-                  </m:r>
-                </m:e>
-                <m:sub>
-                  <m:r>
-                    <m:rPr>
-                      <m:nor/>
-                    </m:rPr>
-                    <w:rPr>
-                      <w:rFonts w:ascii="Cambria Math" w:hAnsi="Cambria Math"/>
-                      <w:lang w:val="en-US"/>
-                    </w:rPr>
-                    <m:t>p</m:t>
-                  </m:r>
-                </m:sub>
-              </m:sSub>
-              <m:r>
-                <w:rPr>
-                  <w:rFonts w:ascii="Cambria Math" w:hAnsi="Cambria Math"/>
-                  <w:lang w:val="en-US"/>
-                </w:rPr>
-                <m:t>=</m:t>
-              </m:r>
-            </m:oMath>
-            <w:r>
-              <w:rPr>
-                <w:lang w:val="en-US"/>
-              </w:rPr>
-              <w:tab/>
-              <w:t>(MPa)</w:t>
-            </w:r>
-          </w:p>
-        </w:tc>
-        <w:tc>
-          <w:tcPr>
-            <w:tcW w:w="1397" w:type="dxa"/>
-          </w:tcPr>
-          <w:p>
-            <w:pPr>
-              <w:jc w:val="center"/>
-              <w:rPr>
-                <w:lang w:val="en-US"/>
-              </w:rPr>
-            </w:pPr>
-          </w:p>
-        </w:tc>
-        <w:tc>
-          <w:tcPr>
-            <w:tcW w:w="1384" w:type="dxa"/>
-          </w:tcPr>
-          <w:p>
-            <w:pPr>
-              <w:jc w:val="center"/>
-              <w:rPr>
-                <w:i/>
-                <w:color w:val="C00000"/>
-              </w:rPr>
-            </w:pPr>
-            <w:r>
-              <w:rPr>
-                <w:i/>
-                <w:color w:val="C00000"/>
-              </w:rPr>
-              <w:t>350</w:t>
-            </w:r>
-          </w:p>
-        </w:tc>
-        <w:tc>
-          <w:tcPr>
-            <w:tcW w:w="776" w:type="dxa"/>
-          </w:tcPr>
-          <w:p>
-            <w:pPr>
-              <w:jc w:val="center"/>
-            </w:pPr>
+            <w:r>
+              <w:t>0.00%</w:t>
+            </w:r>
           </w:p>
         </w:tc>
       </w:tr>
@@ -11476,8 +11623,10 @@
                 <w:i/>
                 <w:color w:val="C00000"/>
               </w:rPr>
-              <w:t>60 080</w:t>
-            </w:r>
+              <w:t>44 370</w:t>
+            </w:r>
+            <w:bookmarkStart w:id="26" w:name="_GoBack"/>
+            <w:bookmarkEnd w:id="26"/>
           </w:p>
         </w:tc>
         <w:tc>
@@ -11511,13 +11660,7 @@
               <w:rPr>
                 <w:lang w:val="en-US"/>
               </w:rPr>
-              <w:t>Shear resistance</w:t>
-            </w:r>
-            <w:r>
-              <w:rPr>
-                <w:lang w:val="en-US"/>
-              </w:rPr>
-              <w:t xml:space="preserve"> : </w:t>
+              <w:t xml:space="preserve">Shear resistance : </w:t>
             </w:r>
             <m:oMath>
               <m:sSub>
@@ -13239,7 +13382,6 @@
               <w:rPr>
                 <w:lang w:val="en-US"/>
               </w:rPr>
-              <w:lastRenderedPageBreak/>
               <w:t xml:space="preserve">Elastic neutral axis </w:t>
             </w:r>
             <w:r>
@@ -13584,6 +13726,7 @@
               <w:rPr>
                 <w:lang w:val="en-US"/>
               </w:rPr>
+              <w:lastRenderedPageBreak/>
               <w:t xml:space="preserve">Elastic neutral axis </w:t>
             </w:r>
             <w:r>
@@ -17174,7 +17317,6 @@
               <w:rPr>
                 <w:smallCaps/>
               </w:rPr>
-              <w:lastRenderedPageBreak/>
               <w:t>Résultats</w:t>
             </w:r>
           </w:p>
@@ -17378,6 +17520,7 @@
               <w:rPr>
                 <w:lang w:val="en-US"/>
               </w:rPr>
+              <w:lastRenderedPageBreak/>
               <w:t>Resistance to shear force</w:t>
             </w:r>
             <w:r>
@@ -18603,8 +18746,6 @@
       <w:pPr>
         <w:pStyle w:val="Lgende"/>
       </w:pPr>
-      <w:bookmarkStart w:id="26" w:name="_GoBack"/>
-      <w:bookmarkEnd w:id="26"/>
       <w:r>
         <w:t xml:space="preserve">Table </w:t>
       </w:r>
@@ -21165,7 +21306,7 @@
               <w:szCs w:val="20"/>
               <w:lang w:val="en-GB"/>
             </w:rPr>
-            <w:t>13</w:t>
+            <w:t>14</w:t>
           </w:r>
           <w:r>
             <w:rPr>
@@ -32597,7 +32738,7 @@
 </file>
 
 <file path=customXml/itemProps4.xml><?xml version="1.0" encoding="utf-8"?>
-<ds:datastoreItem xmlns:ds="http://schemas.openxmlformats.org/officeDocument/2006/customXml" ds:itemID="{3FA7C11B-85C5-411A-AF28-1A75E10348EA}">
+<ds:datastoreItem xmlns:ds="http://schemas.openxmlformats.org/officeDocument/2006/customXml" ds:itemID="{30EA2C08-63DE-4A81-A701-7CB68DCC6A58}">
   <ds:schemaRefs>
     <ds:schemaRef ds:uri="http://schemas.openxmlformats.org/officeDocument/2006/bibliography"/>
   </ds:schemaRefs>

--- a/Manuel Validation/ABCPMX - Manuel Validation.docx
+++ b/Manuel Validation/ABCPMX - Manuel Validation.docx
@@ -4045,6 +4045,8 @@
         </w:rPr>
       </w:pPr>
       <w:bookmarkStart w:id="20" w:name="_Toc158042648"/>
+      <w:bookmarkStart w:id="21" w:name="_GoBack"/>
+      <w:bookmarkEnd w:id="21"/>
       <w:r>
         <w:rPr>
           <w:lang w:val="en-US"/>
@@ -4140,11 +4142,11 @@
       <w:pPr>
         <w:pStyle w:val="Titre3"/>
       </w:pPr>
-      <w:bookmarkStart w:id="21" w:name="_Toc158042649"/>
+      <w:bookmarkStart w:id="22" w:name="_Toc158042649"/>
       <w:r>
         <w:t>Input data</w:t>
       </w:r>
-      <w:bookmarkEnd w:id="21"/>
+      <w:bookmarkEnd w:id="22"/>
     </w:p>
     <w:p>
       <w:pPr>
@@ -4205,8 +4207,8 @@
           <w:szCs w:val="18"/>
         </w:rPr>
       </w:pPr>
-      <w:bookmarkStart w:id="22" w:name="_Ref128564380"/>
-      <w:bookmarkStart w:id="23" w:name="_Ref128564336"/>
+      <w:bookmarkStart w:id="23" w:name="_Ref128564380"/>
+      <w:bookmarkStart w:id="24" w:name="_Ref128564336"/>
       <w:r>
         <w:rPr>
           <w:i/>
@@ -4262,7 +4264,7 @@
         </w:rPr>
         <w:fldChar w:fldCharType="end"/>
       </w:r>
-      <w:bookmarkEnd w:id="22"/>
+      <w:bookmarkEnd w:id="23"/>
       <w:r>
         <w:rPr>
           <w:i/>
@@ -4272,7 +4274,7 @@
         </w:rPr>
         <w:t> </w:t>
       </w:r>
-      <w:bookmarkStart w:id="24" w:name="_Ref128564360"/>
+      <w:bookmarkStart w:id="25" w:name="_Ref128564360"/>
       <w:r>
         <w:rPr>
           <w:i/>
@@ -4282,8 +4284,8 @@
         </w:rPr>
         <w:t xml:space="preserve">: </w:t>
       </w:r>
-      <w:bookmarkEnd w:id="23"/>
       <w:bookmarkEnd w:id="24"/>
+      <w:bookmarkEnd w:id="25"/>
       <w:r>
         <w:rPr>
           <w:i/>
@@ -7258,12 +7260,12 @@
       <w:pPr>
         <w:pStyle w:val="Titre3"/>
       </w:pPr>
-      <w:bookmarkStart w:id="25" w:name="_Toc158042650"/>
+      <w:bookmarkStart w:id="26" w:name="_Toc158042650"/>
       <w:proofErr w:type="spellStart"/>
       <w:r>
         <w:t>Results</w:t>
       </w:r>
-      <w:bookmarkEnd w:id="25"/>
+      <w:bookmarkEnd w:id="26"/>
       <w:proofErr w:type="spellEnd"/>
     </w:p>
     <w:tbl>
@@ -8219,16 +8221,7 @@
                     <w:rPr>
                       <w:rFonts w:ascii="Cambria Math" w:hAnsi="Cambria Math"/>
                     </w:rPr>
-                    <m:t>p</m:t>
-                  </m:r>
-                  <m:r>
-                    <m:rPr>
-                      <m:sty m:val="p"/>
-                    </m:rPr>
-                    <w:rPr>
-                      <w:rFonts w:ascii="Cambria Math" w:hAnsi="Cambria Math"/>
-                    </w:rPr>
-                    <m:t>l,y</m:t>
+                    <m:t>pl,y</m:t>
                   </m:r>
                 </m:sub>
               </m:sSub>
@@ -8347,16 +8340,7 @@
                     <w:rPr>
                       <w:rFonts w:ascii="Cambria Math" w:hAnsi="Cambria Math"/>
                     </w:rPr>
-                    <m:t>p</m:t>
-                  </m:r>
-                  <m:r>
-                    <m:rPr>
-                      <m:sty m:val="p"/>
-                    </m:rPr>
-                    <w:rPr>
-                      <w:rFonts w:ascii="Cambria Math" w:hAnsi="Cambria Math"/>
-                    </w:rPr>
-                    <m:t>l,z</m:t>
+                    <m:t>pl,z</m:t>
                   </m:r>
                 </m:sub>
               </m:sSub>
@@ -9234,14 +9218,7 @@
                 <w:i/>
                 <w:color w:val="C00000"/>
               </w:rPr>
-              <w:t>0.</w:t>
-            </w:r>
-            <w:r>
-              <w:rPr>
-                <w:i/>
-                <w:color w:val="C00000"/>
-              </w:rPr>
-              <w:t>25</w:t>
+              <w:t>0.25</w:t>
             </w:r>
             <w:r>
               <w:rPr>
@@ -9555,7 +9532,15 @@
             </w:r>
             <w:r>
               <w:tab/>
-              <w:t xml:space="preserve">(MPa) </w:t>
+              <w:t>(</w:t>
+            </w:r>
+            <w:proofErr w:type="spellStart"/>
+            <w:r>
+              <w:t>MPa</w:t>
+            </w:r>
+            <w:proofErr w:type="spellEnd"/>
+            <w:r>
+              <w:t xml:space="preserve">) </w:t>
             </w:r>
             <w:r>
               <w:tab/>
@@ -9823,14 +9808,7 @@
                 <w:i/>
                 <w:color w:val="C00000"/>
               </w:rPr>
-              <w:t>0.</w:t>
-            </w:r>
-            <w:r>
-              <w:rPr>
-                <w:i/>
-                <w:color w:val="C00000"/>
-              </w:rPr>
-              <w:t>04</w:t>
+              <w:t>0.04</w:t>
             </w:r>
             <w:r>
               <w:rPr>
@@ -11576,7 +11554,13 @@
                 <w:lang w:val="en-US"/>
               </w:rPr>
               <w:tab/>
-              <w:t>(mm</w:t>
+              <w:t>(c</w:t>
+            </w:r>
+            <w:r>
+              <w:rPr>
+                <w:lang w:val="en-US"/>
+              </w:rPr>
+              <w:t>m</w:t>
             </w:r>
             <w:r>
               <w:rPr>
@@ -11604,6 +11588,12 @@
                 <w:lang w:val="en-US"/>
               </w:rPr>
             </w:pPr>
+            <w:r>
+              <w:rPr>
+                <w:lang w:val="en-US"/>
+              </w:rPr>
+              <w:t>44.37</w:t>
+            </w:r>
           </w:p>
         </w:tc>
         <w:tc>
@@ -11623,10 +11613,8 @@
                 <w:i/>
                 <w:color w:val="C00000"/>
               </w:rPr>
-              <w:t>44 370</w:t>
-            </w:r>
-            <w:bookmarkStart w:id="26" w:name="_GoBack"/>
-            <w:bookmarkEnd w:id="26"/>
+              <w:t>44.37</w:t>
+            </w:r>
           </w:p>
         </w:tc>
         <w:tc>
@@ -11637,6 +11625,9 @@
             <w:pPr>
               <w:jc w:val="center"/>
             </w:pPr>
+            <w:r>
+              <w:t>0.00%</w:t>
+            </w:r>
           </w:p>
         </w:tc>
       </w:tr>
@@ -11735,6 +11726,12 @@
                 <w:lang w:val="en-US"/>
               </w:rPr>
             </w:pPr>
+            <w:r>
+              <w:rPr>
+                <w:lang w:val="en-US"/>
+              </w:rPr>
+              <w:t>52.9</w:t>
+            </w:r>
           </w:p>
         </w:tc>
         <w:tc>
@@ -11754,7 +11751,7 @@
                 <w:i/>
                 <w:color w:val="C00000"/>
               </w:rPr>
-              <w:t>53</w:t>
+              <w:t>52.9</w:t>
             </w:r>
           </w:p>
         </w:tc>
@@ -11766,6 +11763,9 @@
             <w:pPr>
               <w:jc w:val="center"/>
             </w:pPr>
+            <w:r>
+              <w:t>0.00%</w:t>
+            </w:r>
           </w:p>
         </w:tc>
       </w:tr>
@@ -11834,6 +11834,9 @@
             <w:pPr>
               <w:jc w:val="center"/>
             </w:pPr>
+            <w:r>
+              <w:t>0.71</w:t>
+            </w:r>
           </w:p>
         </w:tc>
         <w:tc>
@@ -11865,6 +11868,9 @@
             <w:pPr>
               <w:jc w:val="center"/>
             </w:pPr>
+            <w:r>
+              <w:t>0.00%</w:t>
+            </w:r>
           </w:p>
         </w:tc>
       </w:tr>
@@ -11901,14 +11907,14 @@
     <w:tbl>
       <w:tblPr>
         <w:tblStyle w:val="Grilledutableau"/>
-        <w:tblW w:w="0" w:type="auto"/>
+        <w:tblW w:w="10155" w:type="dxa"/>
         <w:tblLook w:val="04A0" w:firstRow="1" w:lastRow="0" w:firstColumn="1" w:lastColumn="0" w:noHBand="0" w:noVBand="1"/>
       </w:tblPr>
       <w:tblGrid>
-        <w:gridCol w:w="6637"/>
-        <w:gridCol w:w="1397"/>
-        <w:gridCol w:w="1384"/>
-        <w:gridCol w:w="776"/>
+        <w:gridCol w:w="6605"/>
+        <w:gridCol w:w="1395"/>
+        <w:gridCol w:w="1381"/>
+        <w:gridCol w:w="774"/>
       </w:tblGrid>
       <w:tr>
         <w:tc>
@@ -11955,7 +11961,7 @@
         </w:tc>
         <w:tc>
           <w:tcPr>
-            <w:tcW w:w="776" w:type="dxa"/>
+            <w:tcW w:w="737" w:type="dxa"/>
             <w:shd w:val="clear" w:color="auto" w:fill="D9D9D9" w:themeFill="background1" w:themeFillShade="D9"/>
           </w:tcPr>
           <w:p>
@@ -12049,6 +12055,12 @@
                 <w:lang w:val="en-US"/>
               </w:rPr>
             </w:pPr>
+            <w:r>
+              <w:rPr>
+                <w:lang w:val="en-US"/>
+              </w:rPr>
+              <w:t>3,0</w:t>
+            </w:r>
           </w:p>
         </w:tc>
         <w:tc>
@@ -12059,28 +12071,28 @@
             <w:pPr>
               <w:jc w:val="center"/>
               <w:rPr>
-                <w:i/>
                 <w:color w:val="C00000"/>
               </w:rPr>
             </w:pPr>
             <w:r>
               <w:rPr>
-                <w:i/>
                 <w:color w:val="C00000"/>
               </w:rPr>
-              <w:t>3.0</w:t>
-            </w:r>
-          </w:p>
-        </w:tc>
-        <w:tc>
-          <w:tcPr>
-            <w:tcW w:w="776" w:type="dxa"/>
-            <w:vAlign w:val="center"/>
+              <w:t>3,0</w:t>
+            </w:r>
+          </w:p>
+        </w:tc>
+        <w:tc>
+          <w:tcPr>
+            <w:tcW w:w="737" w:type="dxa"/>
           </w:tcPr>
           <w:p>
             <w:pPr>
               <w:jc w:val="center"/>
             </w:pPr>
+            <w:r>
+              <w:t>0.00%</w:t>
+            </w:r>
           </w:p>
         </w:tc>
       </w:tr>
@@ -12164,6 +12176,16 @@
             <w:pPr>
               <w:jc w:val="center"/>
             </w:pPr>
+            <m:oMathPara>
+              <m:oMath>
+                <m:r>
+                  <w:rPr>
+                    <w:rFonts w:ascii="Cambria Math" w:hAnsi="Cambria Math"/>
+                  </w:rPr>
+                  <m:t>∞</m:t>
+                </m:r>
+              </m:oMath>
+            </m:oMathPara>
           </w:p>
         </w:tc>
         <w:tc>
@@ -12178,24 +12200,30 @@
                 <w:color w:val="C00000"/>
               </w:rPr>
             </w:pPr>
-            <w:r>
-              <w:rPr>
-                <w:i/>
-                <w:color w:val="C00000"/>
-              </w:rPr>
-              <w:t>0</w:t>
-            </w:r>
-          </w:p>
-        </w:tc>
-        <w:tc>
-          <w:tcPr>
-            <w:tcW w:w="776" w:type="dxa"/>
-            <w:vAlign w:val="center"/>
+            <m:oMathPara>
+              <m:oMath>
+                <m:r>
+                  <w:rPr>
+                    <w:rFonts w:ascii="Cambria Math" w:hAnsi="Cambria Math"/>
+                    <w:color w:val="C00000"/>
+                  </w:rPr>
+                  <m:t>∞</m:t>
+                </m:r>
+              </m:oMath>
+            </m:oMathPara>
+          </w:p>
+        </w:tc>
+        <w:tc>
+          <w:tcPr>
+            <w:tcW w:w="737" w:type="dxa"/>
           </w:tcPr>
           <w:p>
             <w:pPr>
               <w:jc w:val="center"/>
             </w:pPr>
+            <w:r>
+              <w:t>0.00%</w:t>
+            </w:r>
           </w:p>
         </w:tc>
       </w:tr>
@@ -12279,6 +12307,9 @@
             <w:pPr>
               <w:jc w:val="center"/>
             </w:pPr>
+            <w:r>
+              <w:t>27.5</w:t>
+            </w:r>
           </w:p>
         </w:tc>
         <w:tc>
@@ -12304,13 +12335,15 @@
         </w:tc>
         <w:tc>
           <w:tcPr>
-            <w:tcW w:w="776" w:type="dxa"/>
-            <w:vAlign w:val="center"/>
+            <w:tcW w:w="737" w:type="dxa"/>
           </w:tcPr>
           <w:p>
             <w:pPr>
               <w:jc w:val="center"/>
             </w:pPr>
+            <w:r>
+              <w:t>0.00%</w:t>
+            </w:r>
           </w:p>
         </w:tc>
       </w:tr>
@@ -12394,6 +12427,9 @@
             <w:pPr>
               <w:jc w:val="center"/>
             </w:pPr>
+            <w:r>
+              <w:t>6.67</w:t>
+            </w:r>
           </w:p>
         </w:tc>
         <w:tc>
@@ -12419,13 +12455,15 @@
         </w:tc>
         <w:tc>
           <w:tcPr>
-            <w:tcW w:w="776" w:type="dxa"/>
-            <w:vAlign w:val="center"/>
+            <w:tcW w:w="737" w:type="dxa"/>
           </w:tcPr>
           <w:p>
             <w:pPr>
               <w:jc w:val="center"/>
             </w:pPr>
+            <w:r>
+              <w:t>0.00%</w:t>
+            </w:r>
           </w:p>
         </w:tc>
       </w:tr>
@@ -12509,6 +12547,9 @@
             <w:pPr>
               <w:jc w:val="center"/>
             </w:pPr>
+            <w:r>
+              <w:t>6.67</w:t>
+            </w:r>
           </w:p>
         </w:tc>
         <w:tc>
@@ -12534,13 +12575,15 @@
         </w:tc>
         <w:tc>
           <w:tcPr>
-            <w:tcW w:w="776" w:type="dxa"/>
-            <w:vAlign w:val="center"/>
+            <w:tcW w:w="737" w:type="dxa"/>
           </w:tcPr>
           <w:p>
             <w:pPr>
               <w:jc w:val="center"/>
             </w:pPr>
+            <w:r>
+              <w:t>0.00%</w:t>
+            </w:r>
           </w:p>
         </w:tc>
       </w:tr>
@@ -12613,6 +12656,9 @@
             <w:pPr>
               <w:jc w:val="center"/>
             </w:pPr>
+            <w:r>
+              <w:t>26.1</w:t>
+            </w:r>
           </w:p>
         </w:tc>
         <w:tc>
@@ -12638,13 +12684,15 @@
         </w:tc>
         <w:tc>
           <w:tcPr>
-            <w:tcW w:w="776" w:type="dxa"/>
-            <w:vAlign w:val="center"/>
+            <w:tcW w:w="737" w:type="dxa"/>
           </w:tcPr>
           <w:p>
             <w:pPr>
               <w:jc w:val="center"/>
             </w:pPr>
+            <w:r>
+              <w:t>0.00%</w:t>
+            </w:r>
           </w:p>
         </w:tc>
       </w:tr>
@@ -12725,21 +12773,7 @@
                   <w:rFonts w:ascii="Cambria Math" w:hAnsi="Cambria Math"/>
                   <w:lang w:val="en-US"/>
                 </w:rPr>
-                <m:t>=</m:t>
-              </m:r>
-              <m:r>
-                <w:rPr>
-                  <w:rFonts w:ascii="Cambria Math" w:hAnsi="Cambria Math"/>
-                  <w:lang w:val="en-US"/>
-                </w:rPr>
-                <m:t>6.67</m:t>
-              </m:r>
-              <m:r>
-                <w:rPr>
-                  <w:rFonts w:ascii="Cambria Math" w:hAnsi="Cambria Math"/>
-                  <w:lang w:val="en-US"/>
-                </w:rPr>
-                <m:t>)</m:t>
+                <m:t>=6.67)</m:t>
               </m:r>
             </m:oMath>
             <w:r>
@@ -12792,6 +12826,24 @@
                 <w:lang w:val="en-US"/>
               </w:rPr>
             </w:pPr>
+            <w:r>
+              <w:rPr>
+                <w:lang w:val="en-US"/>
+              </w:rPr>
+              <w:t>106</w:t>
+            </w:r>
+            <w:r>
+              <w:rPr>
+                <w:lang w:val="en-US"/>
+              </w:rPr>
+              <w:t xml:space="preserve"> </w:t>
+            </w:r>
+            <w:r>
+              <w:rPr>
+                <w:lang w:val="en-US"/>
+              </w:rPr>
+              <w:t>570</w:t>
+            </w:r>
           </w:p>
         </w:tc>
         <w:tc>
@@ -12811,19 +12863,48 @@
                 <w:i/>
                 <w:color w:val="C00000"/>
               </w:rPr>
-              <w:t>106 571</w:t>
-            </w:r>
-          </w:p>
-        </w:tc>
-        <w:tc>
-          <w:tcPr>
-            <w:tcW w:w="776" w:type="dxa"/>
+              <w:t>106</w:t>
+            </w:r>
+            <w:r>
+              <w:rPr>
+                <w:i/>
+                <w:color w:val="C00000"/>
+              </w:rPr>
+              <w:t xml:space="preserve"> </w:t>
+            </w:r>
+            <w:r>
+              <w:rPr>
+                <w:i/>
+                <w:color w:val="C00000"/>
+              </w:rPr>
+              <w:t>571</w:t>
+            </w:r>
+          </w:p>
+        </w:tc>
+        <w:tc>
+          <w:tcPr>
+            <w:tcW w:w="737" w:type="dxa"/>
             <w:vAlign w:val="center"/>
           </w:tcPr>
           <w:p>
             <w:pPr>
               <w:jc w:val="center"/>
             </w:pPr>
+            <w:r>
+              <w:fldChar w:fldCharType="begin"/>
+            </w:r>
+            <w:r>
+              <w:instrText xml:space="preserve"> =ABS(LC(-1)) </w:instrText>
+            </w:r>
+            <w:r>
+              <w:fldChar w:fldCharType="separate"/>
+            </w:r>
+            <w:r>
+              <w:fldChar w:fldCharType="end"/>
+            </w:r>
+            <w:r>
+              <w:t>0.00%</w:t>
+            </w:r>
           </w:p>
         </w:tc>
       </w:tr>
@@ -12908,14 +12989,7 @@
                       <w:rFonts w:ascii="Cambria Math" w:hAnsi="Cambria Math"/>
                       <w:lang w:val="en-US"/>
                     </w:rPr>
-                    <m:t>=</m:t>
-                  </m:r>
-                  <m:r>
-                    <w:rPr>
-                      <w:rFonts w:ascii="Cambria Math" w:hAnsi="Cambria Math"/>
-                      <w:lang w:val="en-US"/>
-                    </w:rPr>
-                    <m:t>26.1</m:t>
+                    <m:t>=26.1</m:t>
                   </m:r>
                 </m:e>
               </m:d>
@@ -12970,6 +13044,12 @@
                 <w:lang w:val="en-US"/>
               </w:rPr>
             </w:pPr>
+            <w:r>
+              <w:rPr>
+                <w:lang w:val="en-US"/>
+              </w:rPr>
+              <w:t>74 820</w:t>
+            </w:r>
           </w:p>
         </w:tc>
         <w:tc>
@@ -12995,13 +13075,16 @@
         </w:tc>
         <w:tc>
           <w:tcPr>
-            <w:tcW w:w="776" w:type="dxa"/>
+            <w:tcW w:w="737" w:type="dxa"/>
             <w:vAlign w:val="center"/>
           </w:tcPr>
           <w:p>
             <w:pPr>
               <w:jc w:val="center"/>
             </w:pPr>
+            <w:r>
+              <w:t>0.00%</w:t>
+            </w:r>
           </w:p>
         </w:tc>
       </w:tr>
@@ -13086,14 +13169,7 @@
                       <w:rFonts w:ascii="Cambria Math" w:hAnsi="Cambria Math"/>
                       <w:lang w:val="en-US"/>
                     </w:rPr>
-                    <m:t>=</m:t>
-                  </m:r>
-                  <m:r>
-                    <w:rPr>
-                      <w:rFonts w:ascii="Cambria Math" w:hAnsi="Cambria Math"/>
-                      <w:lang w:val="en-US"/>
-                    </w:rPr>
-                    <m:t>27.5</m:t>
+                    <m:t>=27.5</m:t>
                   </m:r>
                 </m:e>
               </m:d>
@@ -13148,6 +13224,12 @@
                 <w:lang w:val="en-US"/>
               </w:rPr>
             </w:pPr>
+            <w:r>
+              <w:rPr>
+                <w:lang w:val="en-US"/>
+              </w:rPr>
+              <w:t>73 533</w:t>
+            </w:r>
           </w:p>
         </w:tc>
         <w:tc>
@@ -13173,13 +13255,16 @@
         </w:tc>
         <w:tc>
           <w:tcPr>
-            <w:tcW w:w="776" w:type="dxa"/>
+            <w:tcW w:w="737" w:type="dxa"/>
             <w:vAlign w:val="center"/>
           </w:tcPr>
           <w:p>
             <w:pPr>
               <w:jc w:val="center"/>
             </w:pPr>
+            <w:r>
+              <w:t>0.00%</w:t>
+            </w:r>
           </w:p>
         </w:tc>
       </w:tr>
@@ -13260,21 +13345,7 @@
                   <w:rFonts w:ascii="Cambria Math" w:hAnsi="Cambria Math"/>
                   <w:lang w:val="en-US"/>
                 </w:rPr>
-                <m:t>=</m:t>
-              </m:r>
-              <m:r>
-                <w:rPr>
-                  <w:rFonts w:ascii="Cambria Math" w:hAnsi="Cambria Math"/>
-                  <w:lang w:val="en-US"/>
-                </w:rPr>
-                <m:t>∞</m:t>
-              </m:r>
-              <m:r>
-                <w:rPr>
-                  <w:rFonts w:ascii="Cambria Math" w:hAnsi="Cambria Math"/>
-                  <w:lang w:val="en-US"/>
-                </w:rPr>
-                <m:t>)</m:t>
+                <m:t>=∞)</m:t>
               </m:r>
             </m:oMath>
             <w:r>
@@ -13327,6 +13398,12 @@
                 <w:lang w:val="en-US"/>
               </w:rPr>
             </w:pPr>
+            <w:r>
+              <w:rPr>
+                <w:lang w:val="en-US"/>
+              </w:rPr>
+              <w:t>33 742</w:t>
+            </w:r>
           </w:p>
         </w:tc>
         <w:tc>
@@ -13352,13 +13429,16 @@
         </w:tc>
         <w:tc>
           <w:tcPr>
-            <w:tcW w:w="776" w:type="dxa"/>
+            <w:tcW w:w="737" w:type="dxa"/>
             <w:vAlign w:val="center"/>
           </w:tcPr>
           <w:p>
             <w:pPr>
               <w:jc w:val="center"/>
             </w:pPr>
+            <w:r>
+              <w:t>0.00%</w:t>
+            </w:r>
           </w:p>
         </w:tc>
       </w:tr>
@@ -13445,21 +13525,7 @@
                   <w:rFonts w:ascii="Cambria Math" w:hAnsi="Cambria Math"/>
                   <w:lang w:val="en-US"/>
                 </w:rPr>
-                <m:t>=</m:t>
-              </m:r>
-              <m:r>
-                <w:rPr>
-                  <w:rFonts w:ascii="Cambria Math" w:hAnsi="Cambria Math"/>
-                  <w:lang w:val="en-US"/>
-                </w:rPr>
-                <m:t>6.67</m:t>
-              </m:r>
-              <m:r>
-                <w:rPr>
-                  <w:rFonts w:ascii="Cambria Math" w:hAnsi="Cambria Math"/>
-                  <w:lang w:val="en-US"/>
-                </w:rPr>
-                <m:t>)</m:t>
+                <m:t>=6.67)</m:t>
               </m:r>
             </m:oMath>
             <w:r>
@@ -13499,6 +13565,12 @@
                 <w:lang w:val="en-US"/>
               </w:rPr>
             </w:pPr>
+            <w:r>
+              <w:rPr>
+                <w:lang w:val="en-US"/>
+              </w:rPr>
+              <w:t>6.83</w:t>
+            </w:r>
           </w:p>
         </w:tc>
         <w:tc>
@@ -13524,13 +13596,24 @@
         </w:tc>
         <w:tc>
           <w:tcPr>
-            <w:tcW w:w="776" w:type="dxa"/>
+            <w:tcW w:w="737" w:type="dxa"/>
             <w:vAlign w:val="center"/>
           </w:tcPr>
           <w:p>
             <w:pPr>
               <w:jc w:val="center"/>
-            </w:pPr>
+              <w:rPr>
+                <w:i/>
+                <w:color w:val="C00000"/>
+              </w:rPr>
+            </w:pPr>
+            <w:r>
+              <w:rPr>
+                <w:i/>
+                <w:color w:val="C00000"/>
+              </w:rPr>
+              <w:t>0.15%</w:t>
+            </w:r>
           </w:p>
         </w:tc>
       </w:tr>
@@ -13617,21 +13700,7 @@
                   <w:rFonts w:ascii="Cambria Math" w:hAnsi="Cambria Math"/>
                   <w:lang w:val="en-US"/>
                 </w:rPr>
-                <m:t>=</m:t>
-              </m:r>
-              <m:r>
-                <w:rPr>
-                  <w:rFonts w:ascii="Cambria Math" w:hAnsi="Cambria Math"/>
-                  <w:lang w:val="en-US"/>
-                </w:rPr>
-                <m:t>26.1</m:t>
-              </m:r>
-              <m:r>
-                <w:rPr>
-                  <w:rFonts w:ascii="Cambria Math" w:hAnsi="Cambria Math"/>
-                  <w:lang w:val="en-US"/>
-                </w:rPr>
-                <m:t>)</m:t>
+                <m:t>=26.1)</m:t>
               </m:r>
             </m:oMath>
             <w:r>
@@ -13671,6 +13740,12 @@
                 <w:lang w:val="en-US"/>
               </w:rPr>
             </w:pPr>
+            <w:r>
+              <w:rPr>
+                <w:lang w:val="en-US"/>
+              </w:rPr>
+              <w:t>-93.4</w:t>
+            </w:r>
           </w:p>
         </w:tc>
         <w:tc>
@@ -13696,13 +13771,16 @@
         </w:tc>
         <w:tc>
           <w:tcPr>
-            <w:tcW w:w="776" w:type="dxa"/>
+            <w:tcW w:w="737" w:type="dxa"/>
             <w:vAlign w:val="center"/>
           </w:tcPr>
           <w:p>
             <w:pPr>
               <w:jc w:val="center"/>
             </w:pPr>
+            <w:r>
+              <w:t>0.00%</w:t>
+            </w:r>
           </w:p>
         </w:tc>
       </w:tr>
@@ -13790,21 +13868,7 @@
                   <w:rFonts w:ascii="Cambria Math" w:hAnsi="Cambria Math"/>
                   <w:lang w:val="en-US"/>
                 </w:rPr>
-                <m:t>=</m:t>
-              </m:r>
-              <m:r>
-                <w:rPr>
-                  <w:rFonts w:ascii="Cambria Math" w:hAnsi="Cambria Math"/>
-                  <w:lang w:val="en-US"/>
-                </w:rPr>
-                <m:t>27.5</m:t>
-              </m:r>
-              <m:r>
-                <w:rPr>
-                  <w:rFonts w:ascii="Cambria Math" w:hAnsi="Cambria Math"/>
-                  <w:lang w:val="en-US"/>
-                </w:rPr>
-                <m:t>)</m:t>
+                <m:t>=27.5)</m:t>
               </m:r>
             </m:oMath>
             <w:r>
@@ -13844,6 +13908,12 @@
                 <w:lang w:val="en-US"/>
               </w:rPr>
             </w:pPr>
+            <w:r>
+              <w:rPr>
+                <w:lang w:val="en-US"/>
+              </w:rPr>
+              <w:t>-97.5</w:t>
+            </w:r>
           </w:p>
         </w:tc>
         <w:tc>
@@ -13869,13 +13939,16 @@
         </w:tc>
         <w:tc>
           <w:tcPr>
-            <w:tcW w:w="776" w:type="dxa"/>
+            <w:tcW w:w="737" w:type="dxa"/>
             <w:vAlign w:val="center"/>
           </w:tcPr>
           <w:p>
             <w:pPr>
               <w:jc w:val="center"/>
             </w:pPr>
+            <w:r>
+              <w:t>0.00%</w:t>
+            </w:r>
           </w:p>
         </w:tc>
       </w:tr>
@@ -13962,21 +14035,7 @@
                   <w:rFonts w:ascii="Cambria Math" w:hAnsi="Cambria Math"/>
                   <w:lang w:val="en-US"/>
                 </w:rPr>
-                <m:t>=</m:t>
-              </m:r>
-              <m:r>
-                <w:rPr>
-                  <w:rFonts w:ascii="Cambria Math" w:hAnsi="Cambria Math"/>
-                  <w:lang w:val="en-US"/>
-                </w:rPr>
-                <m:t>∞</m:t>
-              </m:r>
-              <m:r>
-                <w:rPr>
-                  <w:rFonts w:ascii="Cambria Math" w:hAnsi="Cambria Math"/>
-                  <w:lang w:val="en-US"/>
-                </w:rPr>
-                <m:t>)</m:t>
+                <m:t>=∞)</m:t>
               </m:r>
             </m:oMath>
             <w:r>
@@ -14016,6 +14075,12 @@
                 <w:lang w:val="en-US"/>
               </w:rPr>
             </w:pPr>
+            <w:r>
+              <w:rPr>
+                <w:lang w:val="en-US"/>
+              </w:rPr>
+              <w:t>-225</w:t>
+            </w:r>
           </w:p>
         </w:tc>
         <w:tc>
@@ -14041,13 +14106,16 @@
         </w:tc>
         <w:tc>
           <w:tcPr>
-            <w:tcW w:w="776" w:type="dxa"/>
+            <w:tcW w:w="737" w:type="dxa"/>
             <w:vAlign w:val="center"/>
           </w:tcPr>
           <w:p>
             <w:pPr>
               <w:jc w:val="center"/>
             </w:pPr>
+            <w:r>
+              <w:t>0.00%</w:t>
+            </w:r>
           </w:p>
         </w:tc>
       </w:tr>
@@ -14156,6 +14224,12 @@
                 <w:lang w:val="en-US"/>
               </w:rPr>
             </w:pPr>
+            <w:r>
+              <w:rPr>
+                <w:lang w:val="en-US"/>
+              </w:rPr>
+              <w:t>846</w:t>
+            </w:r>
           </w:p>
         </w:tc>
         <w:tc>
@@ -14183,7 +14257,7 @@
         </w:tc>
         <w:tc>
           <w:tcPr>
-            <w:tcW w:w="776" w:type="dxa"/>
+            <w:tcW w:w="737" w:type="dxa"/>
             <w:vAlign w:val="center"/>
           </w:tcPr>
           <w:p>
@@ -14193,6 +14267,12 @@
                 <w:lang w:val="en-US"/>
               </w:rPr>
             </w:pPr>
+            <w:r>
+              <w:rPr>
+                <w:lang w:val="en-US"/>
+              </w:rPr>
+              <w:t>0.00%</w:t>
+            </w:r>
           </w:p>
         </w:tc>
       </w:tr>
@@ -14380,14 +14460,7 @@
                   <w:rFonts w:ascii="Cambria Math" w:hAnsi="Cambria Math"/>
                   <w:lang w:val="en-US"/>
                 </w:rPr>
-                <m:t>)</m:t>
-              </m:r>
-              <m:r>
-                <w:rPr>
-                  <w:rFonts w:ascii="Cambria Math" w:hAnsi="Cambria Math"/>
-                  <w:lang w:val="en-US"/>
-                </w:rPr>
-                <m:t>=</m:t>
+                <m:t>)=</m:t>
               </m:r>
             </m:oMath>
             <w:r>
@@ -14424,6 +14497,12 @@
                 <w:lang w:val="en-US"/>
               </w:rPr>
             </w:pPr>
+            <w:r>
+              <w:rPr>
+                <w:lang w:val="en-US"/>
+              </w:rPr>
+              <w:t>50.8</w:t>
+            </w:r>
           </w:p>
         </w:tc>
         <w:tc>
@@ -14450,12 +14529,17 @@
         <w:tc>
           <w:tcPr>
             <w:tcW w:w="776" w:type="dxa"/>
-            <w:vAlign w:val="center"/>
           </w:tcPr>
           <w:p>
             <w:pPr>
               <w:jc w:val="center"/>
             </w:pPr>
+            <w:r>
+              <w:rPr>
+                <w:lang w:val="en-US"/>
+              </w:rPr>
+              <w:t>0.00%</w:t>
+            </w:r>
           </w:p>
         </w:tc>
       </w:tr>
@@ -14533,14 +14617,7 @@
                   <w:rFonts w:ascii="Cambria Math" w:hAnsi="Cambria Math"/>
                   <w:lang w:val="en-US"/>
                 </w:rPr>
-                <m:t>)</m:t>
-              </m:r>
-              <m:r>
-                <w:rPr>
-                  <w:rFonts w:ascii="Cambria Math" w:hAnsi="Cambria Math"/>
-                  <w:lang w:val="en-US"/>
-                </w:rPr>
-                <m:t>=</m:t>
+                <m:t>)=</m:t>
               </m:r>
             </m:oMath>
             <w:r>
@@ -14577,6 +14654,12 @@
                 <w:lang w:val="en-US"/>
               </w:rPr>
             </w:pPr>
+            <w:r>
+              <w:rPr>
+                <w:lang w:val="en-US"/>
+              </w:rPr>
+              <w:t>178</w:t>
+            </w:r>
           </w:p>
         </w:tc>
         <w:tc>
@@ -14603,12 +14686,17 @@
         <w:tc>
           <w:tcPr>
             <w:tcW w:w="776" w:type="dxa"/>
-            <w:vAlign w:val="center"/>
           </w:tcPr>
           <w:p>
             <w:pPr>
               <w:jc w:val="center"/>
             </w:pPr>
+            <w:r>
+              <w:rPr>
+                <w:lang w:val="en-US"/>
+              </w:rPr>
+              <w:t>0.00%</w:t>
+            </w:r>
           </w:p>
         </w:tc>
       </w:tr>
@@ -14686,14 +14774,7 @@
                   <w:rFonts w:ascii="Cambria Math" w:hAnsi="Cambria Math"/>
                   <w:lang w:val="en-US"/>
                 </w:rPr>
-                <m:t>)</m:t>
-              </m:r>
-              <m:r>
-                <w:rPr>
-                  <w:rFonts w:ascii="Cambria Math" w:hAnsi="Cambria Math"/>
-                  <w:lang w:val="en-US"/>
-                </w:rPr>
-                <m:t>=</m:t>
+                <m:t>)=</m:t>
               </m:r>
             </m:oMath>
             <w:r>
@@ -14730,6 +14811,12 @@
                 <w:lang w:val="en-US"/>
               </w:rPr>
             </w:pPr>
+            <w:r>
+              <w:rPr>
+                <w:lang w:val="en-US"/>
+              </w:rPr>
+              <w:t>29.4</w:t>
+            </w:r>
           </w:p>
         </w:tc>
         <w:tc>
@@ -14756,12 +14843,17 @@
         <w:tc>
           <w:tcPr>
             <w:tcW w:w="776" w:type="dxa"/>
-            <w:vAlign w:val="center"/>
           </w:tcPr>
           <w:p>
             <w:pPr>
               <w:jc w:val="center"/>
             </w:pPr>
+            <w:r>
+              <w:rPr>
+                <w:lang w:val="en-US"/>
+              </w:rPr>
+              <w:t>0.00%</w:t>
+            </w:r>
           </w:p>
         </w:tc>
       </w:tr>
@@ -14839,14 +14931,7 @@
                   <w:rFonts w:ascii="Cambria Math" w:hAnsi="Cambria Math"/>
                   <w:lang w:val="en-US"/>
                 </w:rPr>
-                <m:t>)</m:t>
-              </m:r>
-              <m:r>
-                <w:rPr>
-                  <w:rFonts w:ascii="Cambria Math" w:hAnsi="Cambria Math"/>
-                  <w:lang w:val="en-US"/>
-                </w:rPr>
-                <m:t>=</m:t>
+                <m:t>)=</m:t>
               </m:r>
             </m:oMath>
             <w:r>
@@ -14883,6 +14968,12 @@
                 <w:lang w:val="en-US"/>
               </w:rPr>
             </w:pPr>
+            <w:r>
+              <w:rPr>
+                <w:lang w:val="en-US"/>
+              </w:rPr>
+              <w:t>103</w:t>
+            </w:r>
           </w:p>
         </w:tc>
         <w:tc>
@@ -14909,12 +15000,17 @@
         <w:tc>
           <w:tcPr>
             <w:tcW w:w="776" w:type="dxa"/>
-            <w:vAlign w:val="center"/>
           </w:tcPr>
           <w:p>
             <w:pPr>
               <w:jc w:val="center"/>
             </w:pPr>
+            <w:r>
+              <w:rPr>
+                <w:lang w:val="en-US"/>
+              </w:rPr>
+              <w:t>0.00%</w:t>
+            </w:r>
           </w:p>
         </w:tc>
       </w:tr>
@@ -14992,14 +15088,7 @@
                   <w:rFonts w:ascii="Cambria Math" w:hAnsi="Cambria Math"/>
                   <w:lang w:val="en-US"/>
                 </w:rPr>
-                <m:t>)</m:t>
-              </m:r>
-              <m:r>
-                <w:rPr>
-                  <w:rFonts w:ascii="Cambria Math" w:hAnsi="Cambria Math"/>
-                  <w:lang w:val="en-US"/>
-                </w:rPr>
-                <m:t>=</m:t>
+                <m:t>)=</m:t>
               </m:r>
             </m:oMath>
             <w:r>
@@ -15036,6 +15125,12 @@
                 <w:lang w:val="en-US"/>
               </w:rPr>
             </w:pPr>
+            <w:r>
+              <w:rPr>
+                <w:lang w:val="en-US"/>
+              </w:rPr>
+              <w:t>52.5</w:t>
+            </w:r>
           </w:p>
         </w:tc>
         <w:tc>
@@ -15062,12 +15157,17 @@
         <w:tc>
           <w:tcPr>
             <w:tcW w:w="776" w:type="dxa"/>
-            <w:vAlign w:val="center"/>
           </w:tcPr>
           <w:p>
             <w:pPr>
               <w:jc w:val="center"/>
             </w:pPr>
+            <w:r>
+              <w:rPr>
+                <w:lang w:val="en-US"/>
+              </w:rPr>
+              <w:t>0.00%</w:t>
+            </w:r>
           </w:p>
         </w:tc>
       </w:tr>
@@ -15145,14 +15245,7 @@
                   <w:rFonts w:ascii="Cambria Math" w:hAnsi="Cambria Math"/>
                   <w:lang w:val="en-US"/>
                 </w:rPr>
-                <m:t>)</m:t>
-              </m:r>
-              <m:r>
-                <w:rPr>
-                  <w:rFonts w:ascii="Cambria Math" w:hAnsi="Cambria Math"/>
-                  <w:lang w:val="en-US"/>
-                </w:rPr>
-                <m:t>=</m:t>
+                <m:t>)=</m:t>
               </m:r>
             </m:oMath>
             <w:r>
@@ -15189,6 +15282,12 @@
                 <w:lang w:val="en-US"/>
               </w:rPr>
             </w:pPr>
+            <w:r>
+              <w:rPr>
+                <w:lang w:val="en-US"/>
+              </w:rPr>
+              <w:t>184</w:t>
+            </w:r>
           </w:p>
         </w:tc>
         <w:tc>
@@ -15215,12 +15314,17 @@
         <w:tc>
           <w:tcPr>
             <w:tcW w:w="776" w:type="dxa"/>
-            <w:vAlign w:val="center"/>
           </w:tcPr>
           <w:p>
             <w:pPr>
               <w:jc w:val="center"/>
             </w:pPr>
+            <w:r>
+              <w:rPr>
+                <w:lang w:val="en-US"/>
+              </w:rPr>
+              <w:t>0.00%</w:t>
+            </w:r>
           </w:p>
         </w:tc>
       </w:tr>
@@ -15298,14 +15402,7 @@
                   <w:rFonts w:ascii="Cambria Math" w:hAnsi="Cambria Math"/>
                   <w:lang w:val="en-US"/>
                 </w:rPr>
-                <m:t>)</m:t>
-              </m:r>
-              <m:r>
-                <w:rPr>
-                  <w:rFonts w:ascii="Cambria Math" w:hAnsi="Cambria Math"/>
-                  <w:lang w:val="en-US"/>
-                </w:rPr>
-                <m:t>=</m:t>
+                <m:t>)=</m:t>
               </m:r>
             </m:oMath>
             <w:r>
@@ -15342,6 +15439,12 @@
                 <w:lang w:val="en-US"/>
               </w:rPr>
             </w:pPr>
+            <w:r>
+              <w:rPr>
+                <w:lang w:val="en-US"/>
+              </w:rPr>
+              <w:t>15</w:t>
+            </w:r>
           </w:p>
         </w:tc>
         <w:tc>
@@ -15368,12 +15471,17 @@
         <w:tc>
           <w:tcPr>
             <w:tcW w:w="776" w:type="dxa"/>
-            <w:vAlign w:val="center"/>
           </w:tcPr>
           <w:p>
             <w:pPr>
               <w:jc w:val="center"/>
             </w:pPr>
+            <w:r>
+              <w:rPr>
+                <w:lang w:val="en-US"/>
+              </w:rPr>
+              <w:t>0.00%</w:t>
+            </w:r>
           </w:p>
         </w:tc>
       </w:tr>
@@ -15451,14 +15559,7 @@
                   <w:rFonts w:ascii="Cambria Math" w:hAnsi="Cambria Math"/>
                   <w:lang w:val="en-US"/>
                 </w:rPr>
-                <m:t>)</m:t>
-              </m:r>
-              <m:r>
-                <w:rPr>
-                  <w:rFonts w:ascii="Cambria Math" w:hAnsi="Cambria Math"/>
-                  <w:lang w:val="en-US"/>
-                </w:rPr>
-                <m:t>=</m:t>
+                <m:t>)=</m:t>
               </m:r>
             </m:oMath>
             <w:r>
@@ -15495,6 +15596,12 @@
                 <w:lang w:val="en-US"/>
               </w:rPr>
             </w:pPr>
+            <w:r>
+              <w:rPr>
+                <w:lang w:val="en-US"/>
+              </w:rPr>
+              <w:t>64.9</w:t>
+            </w:r>
           </w:p>
         </w:tc>
         <w:tc>
@@ -15527,274 +15634,12 @@
             <w:pPr>
               <w:jc w:val="center"/>
             </w:pPr>
-          </w:p>
-        </w:tc>
-      </w:tr>
-      <w:tr>
-        <w:tc>
-          <w:tcPr>
-            <w:tcW w:w="6637" w:type="dxa"/>
-            <w:vAlign w:val="center"/>
-          </w:tcPr>
-          <w:p>
-            <w:pPr>
-              <w:tabs>
-                <w:tab w:val="right" w:pos="4997"/>
-              </w:tabs>
-              <w:jc w:val="left"/>
-              <w:rPr>
-                <w:lang w:val="en-US"/>
-              </w:rPr>
-            </w:pPr>
-            <w:r>
-              <w:rPr>
-                <w:lang w:val="en-US"/>
-              </w:rPr>
-              <w:t>Shear force</w:t>
-            </w:r>
-            <w:r>
-              <w:rPr>
-                <w:lang w:val="en-US"/>
-              </w:rPr>
-              <w:t xml:space="preserve"> : </w:t>
-            </w:r>
-            <m:oMath>
-              <m:r>
-                <w:rPr>
-                  <w:rFonts w:ascii="Cambria Math" w:hAnsi="Cambria Math"/>
-                </w:rPr>
-                <m:t>V</m:t>
-              </m:r>
-              <m:d>
-                <m:dPr>
-                  <m:ctrlPr>
-                    <w:rPr>
-                      <w:rFonts w:ascii="Cambria Math" w:hAnsi="Cambria Math"/>
-                      <w:i/>
-                      <w:lang w:val="en-US"/>
-                    </w:rPr>
-                  </m:ctrlPr>
-                </m:dPr>
-                <m:e>
-                  <m:r>
-                    <w:rPr>
-                      <w:rFonts w:ascii="Cambria Math" w:hAnsi="Cambria Math"/>
-                    </w:rPr>
-                    <m:t>SHC</m:t>
-                  </m:r>
-                  <m:ctrlPr>
-                    <w:rPr>
-                      <w:rFonts w:ascii="Cambria Math" w:hAnsi="Cambria Math"/>
-                      <w:i/>
-                    </w:rPr>
-                  </m:ctrlPr>
-                </m:e>
-              </m:d>
-              <m:r>
-                <w:rPr>
-                  <w:rFonts w:ascii="Cambria Math" w:hAnsi="Cambria Math"/>
-                  <w:lang w:val="en-US"/>
-                </w:rPr>
-                <m:t>=</m:t>
-              </m:r>
-            </m:oMath>
-            <w:r>
-              <w:rPr>
-                <w:lang w:val="en-US"/>
-              </w:rPr>
-              <w:tab/>
-              <w:t>(</w:t>
-            </w:r>
-            <w:proofErr w:type="spellStart"/>
-            <w:r>
-              <w:rPr>
-                <w:lang w:val="en-US"/>
-              </w:rPr>
-              <w:t>kN</w:t>
-            </w:r>
-            <w:proofErr w:type="spellEnd"/>
-            <w:r>
-              <w:rPr>
-                <w:lang w:val="en-US"/>
-              </w:rPr>
-              <w:t>)</w:t>
-            </w:r>
-          </w:p>
-        </w:tc>
-        <w:tc>
-          <w:tcPr>
-            <w:tcW w:w="1397" w:type="dxa"/>
-          </w:tcPr>
-          <w:p>
-            <w:pPr>
-              <w:jc w:val="center"/>
-              <w:rPr>
-                <w:lang w:val="en-US"/>
-              </w:rPr>
-            </w:pPr>
-          </w:p>
-        </w:tc>
-        <w:tc>
-          <w:tcPr>
-            <w:tcW w:w="1384" w:type="dxa"/>
-          </w:tcPr>
-          <w:p>
-            <w:pPr>
-              <w:jc w:val="center"/>
-              <w:rPr>
-                <w:i/>
-                <w:color w:val="C00000"/>
-              </w:rPr>
-            </w:pPr>
-            <w:r>
-              <w:rPr>
-                <w:i/>
-                <w:color w:val="C00000"/>
-              </w:rPr>
-              <w:t>0</w:t>
-            </w:r>
-          </w:p>
-        </w:tc>
-        <w:tc>
-          <w:tcPr>
-            <w:tcW w:w="776" w:type="dxa"/>
-            <w:vAlign w:val="center"/>
-          </w:tcPr>
-          <w:p>
-            <w:pPr>
-              <w:jc w:val="center"/>
-            </w:pPr>
-          </w:p>
-        </w:tc>
-      </w:tr>
-      <w:tr>
-        <w:tc>
-          <w:tcPr>
-            <w:tcW w:w="6637" w:type="dxa"/>
-            <w:vAlign w:val="center"/>
-          </w:tcPr>
-          <w:p>
-            <w:pPr>
-              <w:tabs>
-                <w:tab w:val="right" w:pos="4997"/>
-              </w:tabs>
-              <w:jc w:val="left"/>
-              <w:rPr>
-                <w:lang w:val="en-US"/>
-              </w:rPr>
-            </w:pPr>
-            <w:r>
-              <w:rPr>
-                <w:lang w:val="en-US"/>
-              </w:rPr>
-              <w:t>Bending moment</w:t>
-            </w:r>
-            <w:r>
-              <w:rPr>
-                <w:lang w:val="en-US"/>
-              </w:rPr>
-              <w:t xml:space="preserve"> : </w:t>
-            </w:r>
-            <m:oMath>
-              <m:r>
-                <w:rPr>
-                  <w:rFonts w:ascii="Cambria Math" w:hAnsi="Cambria Math"/>
-                </w:rPr>
-                <m:t>M</m:t>
-              </m:r>
-              <m:d>
-                <m:dPr>
-                  <m:ctrlPr>
-                    <w:rPr>
-                      <w:rFonts w:ascii="Cambria Math" w:hAnsi="Cambria Math"/>
-                      <w:i/>
-                      <w:lang w:val="en-US"/>
-                    </w:rPr>
-                  </m:ctrlPr>
-                </m:dPr>
-                <m:e>
-                  <m:r>
-                    <w:rPr>
-                      <w:rFonts w:ascii="Cambria Math" w:hAnsi="Cambria Math"/>
-                    </w:rPr>
-                    <m:t>SHC</m:t>
-                  </m:r>
-                </m:e>
-              </m:d>
-              <m:r>
-                <w:rPr>
-                  <w:rFonts w:ascii="Cambria Math" w:hAnsi="Cambria Math"/>
-                  <w:lang w:val="en-US"/>
-                </w:rPr>
-                <m:t>=</m:t>
-              </m:r>
-            </m:oMath>
-            <w:r>
-              <w:rPr>
-                <w:lang w:val="en-US"/>
-              </w:rPr>
-              <w:tab/>
-              <w:t>(</w:t>
-            </w:r>
-            <w:proofErr w:type="spellStart"/>
-            <w:r>
-              <w:rPr>
-                <w:lang w:val="en-US"/>
-              </w:rPr>
-              <w:t>kN.m</w:t>
-            </w:r>
-            <w:proofErr w:type="spellEnd"/>
-            <w:r>
-              <w:rPr>
-                <w:lang w:val="en-US"/>
-              </w:rPr>
-              <w:t>)</w:t>
-            </w:r>
-          </w:p>
-        </w:tc>
-        <w:tc>
-          <w:tcPr>
-            <w:tcW w:w="1397" w:type="dxa"/>
-          </w:tcPr>
-          <w:p>
-            <w:pPr>
-              <w:jc w:val="center"/>
-              <w:rPr>
-                <w:lang w:val="en-US"/>
-              </w:rPr>
-            </w:pPr>
-          </w:p>
-        </w:tc>
-        <w:tc>
-          <w:tcPr>
-            <w:tcW w:w="1384" w:type="dxa"/>
-          </w:tcPr>
-          <w:p>
-            <w:pPr>
-              <w:jc w:val="center"/>
-              <w:rPr>
-                <w:i/>
-                <w:color w:val="C00000"/>
-              </w:rPr>
-            </w:pPr>
-            <w:r>
-              <w:rPr>
-                <w:i/>
-                <w:color w:val="C00000"/>
-              </w:rPr>
-              <w:t>88.8</w:t>
-            </w:r>
-          </w:p>
-        </w:tc>
-        <w:tc>
-          <w:tcPr>
-            <w:tcW w:w="776" w:type="dxa"/>
-            <w:vAlign w:val="center"/>
-          </w:tcPr>
-          <w:p>
-            <w:pPr>
-              <w:jc w:val="center"/>
-            </w:pPr>
+            <w:r>
+              <w:rPr>
+                <w:lang w:val="en-US"/>
+              </w:rPr>
+              <w:t>0.00%</w:t>
+            </w:r>
           </w:p>
         </w:tc>
       </w:tr>
@@ -15999,6 +15844,12 @@
                 <w:lang w:val="en-US"/>
               </w:rPr>
             </w:pPr>
+            <w:r>
+              <w:rPr>
+                <w:lang w:val="en-US"/>
+              </w:rPr>
+              <w:t>0.84</w:t>
+            </w:r>
           </w:p>
         </w:tc>
         <w:tc>
@@ -16031,6 +15882,12 @@
             <w:pPr>
               <w:jc w:val="center"/>
             </w:pPr>
+            <w:r>
+              <w:rPr>
+                <w:lang w:val="en-US"/>
+              </w:rPr>
+              <w:t>0.00%</w:t>
+            </w:r>
           </w:p>
         </w:tc>
       </w:tr>
@@ -16128,6 +15985,12 @@
                 <w:lang w:val="en-US"/>
               </w:rPr>
             </w:pPr>
+            <w:r>
+              <w:rPr>
+                <w:lang w:val="en-US"/>
+              </w:rPr>
+              <w:t>0.23</w:t>
+            </w:r>
           </w:p>
         </w:tc>
         <w:tc>
@@ -16160,6 +16023,12 @@
             <w:pPr>
               <w:jc w:val="center"/>
             </w:pPr>
+            <w:r>
+              <w:rPr>
+                <w:lang w:val="en-US"/>
+              </w:rPr>
+              <w:t>0.00%</w:t>
+            </w:r>
           </w:p>
         </w:tc>
       </w:tr>
@@ -16226,17 +16095,7 @@
                       <w:rFonts w:ascii="Cambria Math" w:hAnsi="Cambria Math"/>
                       <w:lang w:val="en-US"/>
                     </w:rPr>
-                    <m:t>M</m:t>
-                  </m:r>
-                  <m:r>
-                    <m:rPr>
-                      <m:sty m:val="p"/>
-                    </m:rPr>
-                    <w:rPr>
-                      <w:rFonts w:ascii="Cambria Math" w:hAnsi="Cambria Math"/>
-                      <w:lang w:val="en-US"/>
-                    </w:rPr>
-                    <m:t>V</m:t>
+                    <m:t>MV</m:t>
                   </m:r>
                 </m:sub>
               </m:sSub>
@@ -16267,6 +16126,12 @@
                 <w:lang w:val="en-US"/>
               </w:rPr>
             </w:pPr>
+            <w:r>
+              <w:rPr>
+                <w:lang w:val="en-US"/>
+              </w:rPr>
+              <w:t>0.84</w:t>
+            </w:r>
           </w:p>
         </w:tc>
         <w:tc>
@@ -16299,145 +16164,12 @@
             <w:pPr>
               <w:jc w:val="center"/>
             </w:pPr>
-          </w:p>
-        </w:tc>
-      </w:tr>
-      <w:tr>
-        <w:tc>
-          <w:tcPr>
-            <w:tcW w:w="6637" w:type="dxa"/>
-            <w:vAlign w:val="center"/>
-          </w:tcPr>
-          <w:p>
-            <w:pPr>
-              <w:tabs>
-                <w:tab w:val="right" w:pos="4997"/>
-              </w:tabs>
-              <w:jc w:val="left"/>
-              <w:rPr>
-                <w:lang w:val="en-US"/>
-              </w:rPr>
-            </w:pPr>
-            <w:r>
-              <w:rPr>
-                <w:lang w:val="en-US"/>
-              </w:rPr>
-              <w:t>Resistance to MV interaction</w:t>
-            </w:r>
-            <w:r>
-              <w:rPr>
-                <w:lang w:val="en-US"/>
-              </w:rPr>
-              <w:t xml:space="preserve"> : </w:t>
-            </w:r>
-            <m:oMath>
-              <m:sSub>
-                <m:sSubPr>
-                  <m:ctrlPr>
-                    <w:rPr>
-                      <w:rFonts w:ascii="Cambria Math" w:hAnsi="Cambria Math"/>
-                      <w:i/>
-                    </w:rPr>
-                  </m:ctrlPr>
-                </m:sSubPr>
-                <m:e>
-                  <m:r>
-                    <m:rPr>
-                      <m:sty m:val="p"/>
-                    </m:rPr>
-                    <w:rPr>
-                      <w:rFonts w:ascii="Cambria Math" w:hAnsi="Cambria Math"/>
-                    </w:rPr>
-                    <m:t>Γ</m:t>
-                  </m:r>
-                  <m:ctrlPr>
-                    <w:rPr>
-                      <w:rFonts w:ascii="Cambria Math" w:hAnsi="Cambria Math"/>
-                    </w:rPr>
-                  </m:ctrlPr>
-                </m:e>
-                <m:sub>
-                  <m:r>
-                    <m:rPr>
-                      <m:sty m:val="p"/>
-                    </m:rPr>
-                    <w:rPr>
-                      <w:rFonts w:ascii="Cambria Math" w:hAnsi="Cambria Math"/>
-                      <w:lang w:val="en-US"/>
-                    </w:rPr>
-                    <m:t>M</m:t>
-                  </m:r>
-                  <m:r>
-                    <m:rPr>
-                      <m:sty m:val="p"/>
-                    </m:rPr>
-                    <w:rPr>
-                      <w:rFonts w:ascii="Cambria Math" w:hAnsi="Cambria Math"/>
-                      <w:lang w:val="en-US"/>
-                    </w:rPr>
-                    <m:t>V</m:t>
-                  </m:r>
-                </m:sub>
-              </m:sSub>
-              <m:r>
-                <w:rPr>
-                  <w:rFonts w:ascii="Cambria Math" w:hAnsi="Cambria Math"/>
-                  <w:lang w:val="en-US"/>
-                </w:rPr>
-                <m:t>=</m:t>
-              </m:r>
-            </m:oMath>
-            <w:r>
-              <w:rPr>
-                <w:lang w:val="en-US"/>
-              </w:rPr>
-              <w:tab/>
-            </w:r>
-          </w:p>
-        </w:tc>
-        <w:tc>
-          <w:tcPr>
-            <w:tcW w:w="1397" w:type="dxa"/>
-          </w:tcPr>
-          <w:p>
-            <w:pPr>
-              <w:jc w:val="center"/>
-              <w:rPr>
-                <w:lang w:val="en-US"/>
-              </w:rPr>
-            </w:pPr>
-          </w:p>
-        </w:tc>
-        <w:tc>
-          <w:tcPr>
-            <w:tcW w:w="1384" w:type="dxa"/>
-          </w:tcPr>
-          <w:p>
-            <w:pPr>
-              <w:jc w:val="center"/>
-              <w:rPr>
-                <w:i/>
-                <w:color w:val="C00000"/>
-              </w:rPr>
-            </w:pPr>
-            <w:r>
-              <w:rPr>
-                <w:i/>
-                <w:color w:val="C00000"/>
-              </w:rPr>
-              <w:t>0.84</w:t>
-            </w:r>
-          </w:p>
-        </w:tc>
-        <w:tc>
-          <w:tcPr>
-            <w:tcW w:w="776" w:type="dxa"/>
-            <w:vAlign w:val="center"/>
-          </w:tcPr>
-          <w:p>
-            <w:pPr>
-              <w:jc w:val="center"/>
-            </w:pPr>
+            <w:r>
+              <w:rPr>
+                <w:lang w:val="en-US"/>
+              </w:rPr>
+              <w:t>0.00%</w:t>
+            </w:r>
           </w:p>
         </w:tc>
       </w:tr>
@@ -16485,6 +16217,12 @@
                 <w:lang w:val="en-US"/>
               </w:rPr>
             </w:pPr>
+            <w:r>
+              <w:rPr>
+                <w:lang w:val="en-US"/>
+              </w:rPr>
+              <w:t>0.68</w:t>
+            </w:r>
           </w:p>
         </w:tc>
         <w:tc>
@@ -16522,6 +16260,12 @@
                 <w:lang w:val="en-US"/>
               </w:rPr>
             </w:pPr>
+            <w:r>
+              <w:rPr>
+                <w:lang w:val="en-US"/>
+              </w:rPr>
+              <w:t>0.00%</w:t>
+            </w:r>
           </w:p>
         </w:tc>
       </w:tr>
@@ -16601,6 +16345,12 @@
                 <w:lang w:val="en-US"/>
               </w:rPr>
             </w:pPr>
+            <w:r>
+              <w:rPr>
+                <w:lang w:val="en-US"/>
+              </w:rPr>
+              <w:t>0.57</w:t>
+            </w:r>
           </w:p>
         </w:tc>
         <w:tc>
@@ -16638,6 +16388,12 @@
                 <w:lang w:val="en-US"/>
               </w:rPr>
             </w:pPr>
+            <w:r>
+              <w:rPr>
+                <w:lang w:val="en-US"/>
+              </w:rPr>
+              <w:t>0.00%</w:t>
+            </w:r>
           </w:p>
         </w:tc>
       </w:tr>
@@ -16740,6 +16496,12 @@
                 <w:lang w:val="en-US"/>
               </w:rPr>
             </w:pPr>
+            <w:r>
+              <w:rPr>
+                <w:lang w:val="en-US"/>
+              </w:rPr>
+              <w:t>2.06</w:t>
+            </w:r>
           </w:p>
         </w:tc>
         <w:tc>
@@ -16772,6 +16534,12 @@
             <w:pPr>
               <w:jc w:val="center"/>
             </w:pPr>
+            <w:r>
+              <w:rPr>
+                <w:lang w:val="en-US"/>
+              </w:rPr>
+              <w:t>0.00%</w:t>
+            </w:r>
           </w:p>
         </w:tc>
       </w:tr>
@@ -16831,16 +16599,7 @@
                     <w:rPr>
                       <w:rFonts w:ascii="Cambria Math" w:hAnsi="Cambria Math"/>
                     </w:rPr>
-                    <m:t>f</m:t>
-                  </m:r>
-                  <m:r>
-                    <m:rPr>
-                      <m:sty m:val="p"/>
-                    </m:rPr>
-                    <w:rPr>
-                      <w:rFonts w:ascii="Cambria Math" w:hAnsi="Cambria Math"/>
-                    </w:rPr>
-                    <m:t>,min</m:t>
+                    <m:t>f,min</m:t>
                   </m:r>
                 </m:sub>
               </m:sSub>
@@ -16871,6 +16630,9 @@
             <w:pPr>
               <w:jc w:val="center"/>
             </w:pPr>
+            <w:r>
+              <w:t>27</w:t>
+            </w:r>
           </w:p>
         </w:tc>
         <w:tc>
@@ -16903,6 +16665,12 @@
             <w:pPr>
               <w:jc w:val="center"/>
             </w:pPr>
+            <w:r>
+              <w:rPr>
+                <w:lang w:val="en-US"/>
+              </w:rPr>
+              <w:t>0.00%</w:t>
+            </w:r>
           </w:p>
         </w:tc>
       </w:tr>
@@ -17007,6 +16775,12 @@
                 <w:lang w:val="en-US"/>
               </w:rPr>
             </w:pPr>
+            <w:r>
+              <w:rPr>
+                <w:lang w:val="en-US"/>
+              </w:rPr>
+              <w:t>0.57</w:t>
+            </w:r>
           </w:p>
         </w:tc>
         <w:tc>
@@ -17039,6 +16813,12 @@
             <w:pPr>
               <w:jc w:val="center"/>
             </w:pPr>
+            <w:r>
+              <w:rPr>
+                <w:lang w:val="en-US"/>
+              </w:rPr>
+              <w:t>0.00%</w:t>
+            </w:r>
           </w:p>
         </w:tc>
       </w:tr>
@@ -17076,13 +16856,7 @@
               <w:rPr>
                 <w:lang w:val="en-US"/>
               </w:rPr>
-              <w:t>.</w:t>
-            </w:r>
-            <w:r>
-              <w:rPr>
-                <w:lang w:val="en-US"/>
-              </w:rPr>
-              <w:t xml:space="preserve"> by length unit</w:t>
+              <w:t>. by length unit</w:t>
             </w:r>
             <w:r>
               <w:rPr>
@@ -17222,6 +16996,12 @@
                 <w:lang w:val="en-US"/>
               </w:rPr>
             </w:pPr>
+            <w:r>
+              <w:rPr>
+                <w:lang w:val="en-US"/>
+              </w:rPr>
+              <w:t>0</w:t>
+            </w:r>
           </w:p>
         </w:tc>
         <w:tc>
@@ -17254,6 +17034,12 @@
             <w:pPr>
               <w:jc w:val="center"/>
             </w:pPr>
+            <w:r>
+              <w:rPr>
+                <w:lang w:val="en-US"/>
+              </w:rPr>
+              <w:t>0.00%</w:t>
+            </w:r>
           </w:p>
         </w:tc>
       </w:tr>
@@ -17458,6 +17244,12 @@
                 <w:lang w:val="en-US"/>
               </w:rPr>
             </w:pPr>
+            <w:r>
+              <w:rPr>
+                <w:lang w:val="en-US"/>
+              </w:rPr>
+              <w:t>0.72</w:t>
+            </w:r>
           </w:p>
         </w:tc>
         <w:tc>
@@ -17520,7 +17312,6 @@
               <w:rPr>
                 <w:lang w:val="en-US"/>
               </w:rPr>
-              <w:lastRenderedPageBreak/>
               <w:t>Resistance to shear force</w:t>
             </w:r>
             <w:r>
@@ -17595,6 +17386,12 @@
                 <w:lang w:val="en-US"/>
               </w:rPr>
             </w:pPr>
+            <w:r>
+              <w:rPr>
+                <w:lang w:val="en-US"/>
+              </w:rPr>
+              <w:t>0.11</w:t>
+            </w:r>
           </w:p>
         </w:tc>
         <w:tc>
@@ -17664,13 +17461,7 @@
         <w:fldChar w:fldCharType="end"/>
       </w:r>
       <w:r>
-        <w:t xml:space="preserve">: ULS at </w:t>
-      </w:r>
-      <w:r>
-        <w:t>construction stage</w:t>
-      </w:r>
-      <w:r>
-        <w:t xml:space="preserve"> </w:t>
+        <w:t xml:space="preserve">: ULS at construction stage </w:t>
       </w:r>
     </w:p>
     <w:p>
@@ -17703,6 +17494,7 @@
               <w:rPr>
                 <w:smallCaps/>
               </w:rPr>
+              <w:lastRenderedPageBreak/>
               <w:t>Résultats</w:t>
             </w:r>
           </w:p>
@@ -17863,6 +17655,12 @@
                 <w:lang w:val="en-US"/>
               </w:rPr>
             </w:pPr>
+            <w:r>
+              <w:rPr>
+                <w:lang w:val="en-US"/>
+              </w:rPr>
+              <w:t>51.2</w:t>
+            </w:r>
           </w:p>
         </w:tc>
         <w:tc>
@@ -17895,6 +17693,9 @@
             <w:pPr>
               <w:jc w:val="center"/>
             </w:pPr>
+            <w:r>
+              <w:t>0.00%</w:t>
+            </w:r>
           </w:p>
         </w:tc>
       </w:tr>
@@ -18010,6 +17811,12 @@
                 <w:lang w:val="en-US"/>
               </w:rPr>
             </w:pPr>
+            <w:r>
+              <w:rPr>
+                <w:lang w:val="en-US"/>
+              </w:rPr>
+              <w:t>13.6</w:t>
+            </w:r>
           </w:p>
         </w:tc>
         <w:tc>
@@ -18042,6 +17849,9 @@
             <w:pPr>
               <w:jc w:val="center"/>
             </w:pPr>
+            <w:r>
+              <w:t>0.00%</w:t>
+            </w:r>
           </w:p>
         </w:tc>
       </w:tr>
@@ -18158,6 +17968,12 @@
                 <w:lang w:val="en-US"/>
               </w:rPr>
             </w:pPr>
+            <w:r>
+              <w:rPr>
+                <w:lang w:val="en-US"/>
+              </w:rPr>
+              <w:t>16.8</w:t>
+            </w:r>
           </w:p>
         </w:tc>
         <w:tc>
@@ -18190,153 +18006,9 @@
             <w:pPr>
               <w:jc w:val="center"/>
             </w:pPr>
-          </w:p>
-        </w:tc>
-      </w:tr>
-      <w:tr>
-        <w:tc>
-          <w:tcPr>
-            <w:tcW w:w="6637" w:type="dxa"/>
-            <w:vAlign w:val="center"/>
-          </w:tcPr>
-          <w:p>
-            <w:pPr>
-              <w:tabs>
-                <w:tab w:val="right" w:pos="4997"/>
-              </w:tabs>
-              <w:jc w:val="left"/>
-              <w:rPr>
-                <w:lang w:val="en-US"/>
-              </w:rPr>
-            </w:pPr>
-            <w:r>
-              <w:rPr>
-                <w:lang w:val="en-US"/>
-              </w:rPr>
-              <w:t>Deflection</w:t>
-            </w:r>
-            <w:r>
-              <w:rPr>
-                <w:lang w:val="en-US"/>
-              </w:rPr>
-              <w:t xml:space="preserve"> : </w:t>
-            </w:r>
-            <m:oMath>
-              <m:r>
-                <w:rPr>
-                  <w:rFonts w:ascii="Cambria Math" w:hAnsi="Cambria Math"/>
-                </w:rPr>
-                <m:t>δ</m:t>
-              </m:r>
-              <m:d>
-                <m:dPr>
-                  <m:ctrlPr>
-                    <w:rPr>
-                      <w:rFonts w:ascii="Cambria Math" w:hAnsi="Cambria Math"/>
-                      <w:i/>
-                      <w:lang w:val="en-US"/>
-                    </w:rPr>
-                  </m:ctrlPr>
-                </m:dPr>
-                <m:e>
-                  <m:sSub>
-                    <m:sSubPr>
-                      <m:ctrlPr>
-                        <w:rPr>
-                          <w:rFonts w:ascii="Cambria Math" w:hAnsi="Cambria Math"/>
-                          <w:i/>
-                          <w:lang w:val="en-US"/>
-                        </w:rPr>
-                      </m:ctrlPr>
-                    </m:sSubPr>
-                    <m:e>
-                      <m:r>
-                        <w:rPr>
-                          <w:rFonts w:ascii="Cambria Math" w:hAnsi="Cambria Math"/>
-                        </w:rPr>
-                        <m:t>Q</m:t>
-                      </m:r>
-                    </m:e>
-                    <m:sub>
-                      <m:r>
-                        <m:rPr>
-                          <m:sty m:val="p"/>
-                        </m:rPr>
-                        <w:rPr>
-                          <w:rFonts w:ascii="Cambria Math" w:hAnsi="Cambria Math"/>
-                          <w:lang w:val="en-US"/>
-                        </w:rPr>
-                        <m:t>c</m:t>
-                      </m:r>
-                    </m:sub>
-                  </m:sSub>
-                </m:e>
-              </m:d>
-            </m:oMath>
-            <w:r>
-              <w:rPr>
-                <w:lang w:val="en-US"/>
-              </w:rPr>
-              <w:tab/>
-              <w:t>(</w:t>
-            </w:r>
-            <w:r>
-              <w:rPr>
-                <w:lang w:val="en-US"/>
-              </w:rPr>
-              <w:t>mm</w:t>
-            </w:r>
-            <w:r>
-              <w:rPr>
-                <w:lang w:val="en-US"/>
-              </w:rPr>
-              <w:t>)</w:t>
-            </w:r>
-          </w:p>
-        </w:tc>
-        <w:tc>
-          <w:tcPr>
-            <w:tcW w:w="1397" w:type="dxa"/>
-          </w:tcPr>
-          <w:p>
-            <w:pPr>
-              <w:jc w:val="center"/>
-              <w:rPr>
-                <w:lang w:val="en-US"/>
-              </w:rPr>
-            </w:pPr>
-          </w:p>
-        </w:tc>
-        <w:tc>
-          <w:tcPr>
-            <w:tcW w:w="1384" w:type="dxa"/>
-          </w:tcPr>
-          <w:p>
-            <w:pPr>
-              <w:jc w:val="center"/>
-              <w:rPr>
-                <w:i/>
-                <w:color w:val="C00000"/>
-              </w:rPr>
-            </w:pPr>
-            <w:r>
-              <w:rPr>
-                <w:i/>
-                <w:color w:val="C00000"/>
-              </w:rPr>
-              <w:t>5.61</w:t>
-            </w:r>
-          </w:p>
-        </w:tc>
-        <w:tc>
-          <w:tcPr>
-            <w:tcW w:w="776" w:type="dxa"/>
-            <w:vAlign w:val="center"/>
-          </w:tcPr>
-          <w:p>
-            <w:pPr>
-              <w:jc w:val="center"/>
-            </w:pPr>
+            <w:r>
+              <w:t>0.00%</w:t>
+            </w:r>
           </w:p>
         </w:tc>
       </w:tr>
@@ -18428,6 +18100,12 @@
                 <w:lang w:val="en-US"/>
               </w:rPr>
             </w:pPr>
+            <w:r>
+              <w:rPr>
+                <w:lang w:val="en-US"/>
+              </w:rPr>
+              <w:t>13.8</w:t>
+            </w:r>
           </w:p>
         </w:tc>
         <w:tc>
@@ -18459,7 +18137,18 @@
           <w:p>
             <w:pPr>
               <w:jc w:val="center"/>
-            </w:pPr>
+              <w:rPr>
+                <w:i/>
+                <w:color w:val="C00000"/>
+              </w:rPr>
+            </w:pPr>
+            <w:r>
+              <w:rPr>
+                <w:i/>
+                <w:color w:val="C00000"/>
+              </w:rPr>
+              <w:t>0.72%</w:t>
+            </w:r>
           </w:p>
         </w:tc>
       </w:tr>
@@ -18551,6 +18240,12 @@
                 <w:lang w:val="en-US"/>
               </w:rPr>
             </w:pPr>
+            <w:r>
+              <w:rPr>
+                <w:lang w:val="en-US"/>
+              </w:rPr>
+              <w:t>95.5</w:t>
+            </w:r>
           </w:p>
         </w:tc>
         <w:tc>
@@ -18583,6 +18278,27 @@
             <w:pPr>
               <w:jc w:val="center"/>
             </w:pPr>
+            <w:r>
+              <w:rPr>
+                <w:i/>
+                <w:color w:val="C00000"/>
+              </w:rPr>
+              <w:t>0.</w:t>
+            </w:r>
+            <w:r>
+              <w:rPr>
+                <w:i/>
+                <w:color w:val="C00000"/>
+              </w:rPr>
+              <w:t>10</w:t>
+            </w:r>
+            <w:r>
+              <w:rPr>
+                <w:i/>
+                <w:color w:val="C00000"/>
+              </w:rPr>
+              <w:t>%</w:t>
+            </w:r>
           </w:p>
         </w:tc>
       </w:tr>
@@ -18706,6 +18422,12 @@
                 <w:lang w:val="en-US"/>
               </w:rPr>
             </w:pPr>
+            <w:r>
+              <w:rPr>
+                <w:lang w:val="en-US"/>
+              </w:rPr>
+              <w:t>3.3</w:t>
+            </w:r>
           </w:p>
         </w:tc>
         <w:tc>
@@ -18738,6 +18460,9 @@
             <w:pPr>
               <w:jc w:val="center"/>
             </w:pPr>
+            <w:r>
+              <w:t>0.00%</w:t>
+            </w:r>
           </w:p>
         </w:tc>
       </w:tr>
@@ -18768,10 +18493,7 @@
         <w:fldChar w:fldCharType="end"/>
       </w:r>
       <w:r>
-        <w:t xml:space="preserve">: </w:t>
-      </w:r>
-      <w:r>
-        <w:t>SLS</w:t>
+        <w:t>: SLS</w:t>
       </w:r>
       <w:r>
         <w:t xml:space="preserve"> assuming full connection</w:t>
@@ -18908,7 +18630,7 @@
               <w:rFonts w:ascii="Calibri" w:hAnsi="Calibri"/>
               <w:noProof/>
             </w:rPr>
-            <w:t>05/02/2024</w:t>
+            <w:t>06/02/2024</w:t>
           </w:r>
           <w:r>
             <w:rPr>
@@ -21306,7 +21028,7 @@
               <w:szCs w:val="20"/>
               <w:lang w:val="en-GB"/>
             </w:rPr>
-            <w:t>14</w:t>
+            <w:t>4</w:t>
           </w:r>
           <w:r>
             <w:rPr>
@@ -32684,18 +32406,18 @@
 </file>
 
 <file path=customXml/item2.xml><?xml version="1.0" encoding="utf-8"?>
+<p:properties xmlns:p="http://schemas.microsoft.com/office/2006/metadata/properties" xmlns:xsi="http://www.w3.org/2001/XMLSchema-instance" xmlns:pc="http://schemas.microsoft.com/office/infopath/2007/PartnerControls">
+  <documentManagement/>
+</p:properties>
+</file>
+
+<file path=customXml/item3.xml><?xml version="1.0" encoding="utf-8"?>
 <?mso-contentType ?>
 <FormTemplates xmlns="http://schemas.microsoft.com/sharepoint/v3/contenttype/forms">
   <Display>DocumentLibraryForm</Display>
   <Edit>DocumentLibraryForm</Edit>
   <New>DocumentLibraryForm</New>
 </FormTemplates>
-</file>
-
-<file path=customXml/item3.xml><?xml version="1.0" encoding="utf-8"?>
-<p:properties xmlns:p="http://schemas.microsoft.com/office/2006/metadata/properties" xmlns:xsi="http://www.w3.org/2001/XMLSchema-instance" xmlns:pc="http://schemas.microsoft.com/office/infopath/2007/PartnerControls">
-  <documentManagement/>
-</p:properties>
 </file>
 
 <file path=customXml/item4.xml><?xml version="1.0" encoding="utf-8"?>
@@ -32721,14 +32443,6 @@
 </file>
 
 <file path=customXml/itemProps2.xml><?xml version="1.0" encoding="utf-8"?>
-<ds:datastoreItem xmlns:ds="http://schemas.openxmlformats.org/officeDocument/2006/customXml" ds:itemID="{4FB0FFFE-1214-4FB0-A9C1-883B8A00FAD1}">
-  <ds:schemaRefs>
-    <ds:schemaRef ds:uri="http://schemas.microsoft.com/sharepoint/v3/contenttype/forms"/>
-  </ds:schemaRefs>
-</ds:datastoreItem>
-</file>
-
-<file path=customXml/itemProps3.xml><?xml version="1.0" encoding="utf-8"?>
 <ds:datastoreItem xmlns:ds="http://schemas.openxmlformats.org/officeDocument/2006/customXml" ds:itemID="{8244F4F7-4138-49F1-B92F-F5AC6DA6C88D}">
   <ds:schemaRefs>
     <ds:schemaRef ds:uri="http://schemas.microsoft.com/office/2006/metadata/properties"/>
@@ -32737,8 +32451,16 @@
 </ds:datastoreItem>
 </file>
 
+<file path=customXml/itemProps3.xml><?xml version="1.0" encoding="utf-8"?>
+<ds:datastoreItem xmlns:ds="http://schemas.openxmlformats.org/officeDocument/2006/customXml" ds:itemID="{4FB0FFFE-1214-4FB0-A9C1-883B8A00FAD1}">
+  <ds:schemaRefs>
+    <ds:schemaRef ds:uri="http://schemas.microsoft.com/sharepoint/v3/contenttype/forms"/>
+  </ds:schemaRefs>
+</ds:datastoreItem>
+</file>
+
 <file path=customXml/itemProps4.xml><?xml version="1.0" encoding="utf-8"?>
-<ds:datastoreItem xmlns:ds="http://schemas.openxmlformats.org/officeDocument/2006/customXml" ds:itemID="{30EA2C08-63DE-4A81-A701-7CB68DCC6A58}">
+<ds:datastoreItem xmlns:ds="http://schemas.openxmlformats.org/officeDocument/2006/customXml" ds:itemID="{82F0E2DC-9454-4C38-9F9A-848B2224289D}">
   <ds:schemaRefs>
     <ds:schemaRef ds:uri="http://schemas.openxmlformats.org/officeDocument/2006/bibliography"/>
   </ds:schemaRefs>

--- a/Manuel Validation/ABCPMX - Manuel Validation.docx
+++ b/Manuel Validation/ABCPMX - Manuel Validation.docx
@@ -18515,21 +18515,25 @@
         <w:rPr>
           <w:lang w:val="en-US"/>
         </w:rPr>
-        <w:t xml:space="preserve"> with composite section during its construction phase </w:t>
+        <w:t xml:space="preserve"> with </w:t>
       </w:r>
       <w:r>
         <w:rPr>
           <w:lang w:val="en-US"/>
         </w:rPr>
-        <w:t>(RCM</w:t>
-      </w:r>
-      <w:bookmarkStart w:id="26" w:name="_GoBack"/>
-      <w:bookmarkEnd w:id="26"/>
+        <w:t xml:space="preserve">partial encasement </w:t>
+      </w:r>
       <w:r>
         <w:rPr>
           <w:lang w:val="en-US"/>
         </w:rPr>
-        <w:t xml:space="preserve"> 20</w:t>
+        <w:t xml:space="preserve">during its construction phase </w:t>
+      </w:r>
+      <w:r>
+        <w:rPr>
+          <w:lang w:val="en-US"/>
+        </w:rPr>
+        <w:t>(RCM 20</w:t>
       </w:r>
       <w:r>
         <w:rPr>
@@ -18596,25 +18600,19 @@
         <w:rPr>
           <w:lang w:val="en-US"/>
         </w:rPr>
-        <w:t>3</w:t>
+        <w:t xml:space="preserve">3. It deals with a simple supported composite beam with a composite slab and </w:t>
       </w:r>
       <w:r>
         <w:rPr>
           <w:lang w:val="en-US"/>
         </w:rPr>
-        <w:t>. It deals with a simple supported composite beam with a composite slab</w:t>
+        <w:t>partial encasement</w:t>
       </w:r>
       <w:r>
         <w:rPr>
           <w:lang w:val="en-US"/>
         </w:rPr>
-        <w:t xml:space="preserve"> and a composite steel section during its construction phase</w:t>
-      </w:r>
-      <w:r>
-        <w:rPr>
-          <w:lang w:val="en-US"/>
-        </w:rPr>
-        <w:t>. Because the calculation method of the software is more accurate, some values of the review may not match perfectly.</w:t>
+        <w:t xml:space="preserve"> during its construction phase. Because the calculation method of the software is more accurate, some values of the review may not match perfectly.</w:t>
       </w:r>
     </w:p>
     <w:p>
@@ -18630,14 +18628,11 @@
         <w:jc w:val="center"/>
       </w:pPr>
       <w:r>
-        <w:rPr>
-          <w:noProof/>
-        </w:rPr>
         <w:drawing>
-          <wp:inline distT="0" distB="0" distL="0" distR="0" wp14:anchorId="30F984DA" wp14:editId="6F6A5D15">
-            <wp:extent cx="6479540" cy="1294765"/>
-            <wp:effectExtent l="0" t="0" r="0" b="635"/>
-            <wp:docPr id="2" name="Image 2"/>
+          <wp:inline distT="0" distB="0" distL="0" distR="0" wp14:anchorId="584BFF8C" wp14:editId="5CE68EDA">
+            <wp:extent cx="6479540" cy="1685925"/>
+            <wp:effectExtent l="0" t="0" r="0" b="9525"/>
+            <wp:docPr id="49" name="Image 49"/>
             <wp:cNvGraphicFramePr>
               <a:graphicFrameLocks xmlns:a="http://schemas.openxmlformats.org/drawingml/2006/main" noChangeAspect="1"/>
             </wp:cNvGraphicFramePr>
@@ -18649,7 +18644,7 @@
                     <pic:cNvPicPr/>
                   </pic:nvPicPr>
                   <pic:blipFill>
-                    <a:blip r:embed="rId20"/>
+                    <a:blip r:embed="rId42"/>
                     <a:stretch>
                       <a:fillRect/>
                     </a:stretch>
@@ -18657,7 +18652,7 @@
                   <pic:spPr>
                     <a:xfrm>
                       <a:off x="0" y="0"/>
-                      <a:ext cx="6479540" cy="1294765"/>
+                      <a:ext cx="6479540" cy="1685925"/>
                     </a:xfrm>
                     <a:prstGeom prst="rect">
                       <a:avLst/>
@@ -18776,18 +18771,11 @@
         <w:jc w:val="center"/>
       </w:pPr>
       <w:r>
-        <w:rPr>
-          <w:i/>
-          <w:iCs/>
-          <w:noProof/>
-          <w:sz w:val="20"/>
-          <w:szCs w:val="18"/>
-        </w:rPr>
         <w:drawing>
-          <wp:inline distT="0" distB="0" distL="0" distR="0" wp14:anchorId="5E81F02E" wp14:editId="39E7F0CC">
-            <wp:extent cx="5977306" cy="2428646"/>
-            <wp:effectExtent l="0" t="0" r="4445" b="0"/>
-            <wp:docPr id="3" name="Image 3"/>
+          <wp:inline distT="0" distB="0" distL="0" distR="0" wp14:anchorId="556B0575" wp14:editId="2A746134">
+            <wp:extent cx="5627603" cy="2271116"/>
+            <wp:effectExtent l="0" t="0" r="0" b="0"/>
+            <wp:docPr id="51" name="Image 51"/>
             <wp:cNvGraphicFramePr>
               <a:graphicFrameLocks xmlns:a="http://schemas.openxmlformats.org/drawingml/2006/main" noChangeAspect="1"/>
             </wp:cNvGraphicFramePr>
@@ -18799,7 +18787,7 @@
                     <pic:cNvPicPr/>
                   </pic:nvPicPr>
                   <pic:blipFill>
-                    <a:blip r:embed="rId21"/>
+                    <a:blip r:embed="rId43"/>
                     <a:stretch>
                       <a:fillRect/>
                     </a:stretch>
@@ -18807,7 +18795,7 @@
                   <pic:spPr>
                     <a:xfrm>
                       <a:off x="0" y="0"/>
-                      <a:ext cx="6092720" cy="2475540"/>
+                      <a:ext cx="5637848" cy="2275251"/>
                     </a:xfrm>
                     <a:prstGeom prst="rect">
                       <a:avLst/>
@@ -18925,15 +18913,12 @@
         <w:jc w:val="center"/>
       </w:pPr>
       <w:r>
-        <w:rPr>
-          <w:noProof/>
-        </w:rPr>
         <w:lastRenderedPageBreak/>
         <w:drawing>
-          <wp:inline distT="0" distB="0" distL="0" distR="0" wp14:anchorId="120DA505" wp14:editId="30805B4D">
-            <wp:extent cx="5764378" cy="3044317"/>
-            <wp:effectExtent l="0" t="0" r="8255" b="3810"/>
-            <wp:docPr id="7" name="Image 7"/>
+          <wp:inline distT="0" distB="0" distL="0" distR="0" wp14:anchorId="5592D7B5" wp14:editId="4CF277C9">
+            <wp:extent cx="6106465" cy="3231567"/>
+            <wp:effectExtent l="0" t="0" r="8890" b="6985"/>
+            <wp:docPr id="52" name="Image 52"/>
             <wp:cNvGraphicFramePr>
               <a:graphicFrameLocks xmlns:a="http://schemas.openxmlformats.org/drawingml/2006/main" noChangeAspect="1"/>
             </wp:cNvGraphicFramePr>
@@ -18945,7 +18930,7 @@
                     <pic:cNvPicPr/>
                   </pic:nvPicPr>
                   <pic:blipFill>
-                    <a:blip r:embed="rId22"/>
+                    <a:blip r:embed="rId44"/>
                     <a:stretch>
                       <a:fillRect/>
                     </a:stretch>
@@ -18953,7 +18938,7 @@
                   <pic:spPr>
                     <a:xfrm>
                       <a:off x="0" y="0"/>
-                      <a:ext cx="5824173" cy="3075896"/>
+                      <a:ext cx="6111358" cy="3234157"/>
                     </a:xfrm>
                     <a:prstGeom prst="rect">
                       <a:avLst/>
@@ -19063,14 +19048,11 @@
         <w:jc w:val="center"/>
       </w:pPr>
       <w:r>
-        <w:rPr>
-          <w:noProof/>
-        </w:rPr>
         <w:drawing>
-          <wp:inline distT="0" distB="0" distL="0" distR="0" wp14:anchorId="473B7270" wp14:editId="4EA207E1">
-            <wp:extent cx="3591763" cy="3320954"/>
-            <wp:effectExtent l="0" t="0" r="8890" b="0"/>
-            <wp:docPr id="8" name="Image 8"/>
+          <wp:inline distT="0" distB="0" distL="0" distR="0" wp14:anchorId="46A3922F" wp14:editId="7C787237">
+            <wp:extent cx="3053950" cy="2829306"/>
+            <wp:effectExtent l="0" t="0" r="0" b="9525"/>
+            <wp:docPr id="53" name="Image 53"/>
             <wp:cNvGraphicFramePr>
               <a:graphicFrameLocks xmlns:a="http://schemas.openxmlformats.org/drawingml/2006/main" noChangeAspect="1"/>
             </wp:cNvGraphicFramePr>
@@ -19082,7 +19064,7 @@
                     <pic:cNvPicPr/>
                   </pic:nvPicPr>
                   <pic:blipFill>
-                    <a:blip r:embed="rId23"/>
+                    <a:blip r:embed="rId45"/>
                     <a:stretch>
                       <a:fillRect/>
                     </a:stretch>
@@ -19090,7 +19072,7 @@
                   <pic:spPr>
                     <a:xfrm>
                       <a:off x="0" y="0"/>
-                      <a:ext cx="3601972" cy="3330394"/>
+                      <a:ext cx="3070372" cy="2844520"/>
                     </a:xfrm>
                     <a:prstGeom prst="rect">
                       <a:avLst/>
@@ -19193,15 +19175,12 @@
         <w:jc w:val="center"/>
       </w:pPr>
       <w:r>
-        <w:rPr>
-          <w:noProof/>
-        </w:rPr>
         <w:lastRenderedPageBreak/>
         <w:drawing>
-          <wp:inline distT="0" distB="0" distL="0" distR="0" wp14:anchorId="391530BC" wp14:editId="7CFB68A5">
-            <wp:extent cx="5974032" cy="2809036"/>
-            <wp:effectExtent l="0" t="0" r="8255" b="0"/>
-            <wp:docPr id="10" name="Image 10"/>
+          <wp:inline distT="0" distB="0" distL="0" distR="0" wp14:anchorId="747BADF7" wp14:editId="30BB1005">
+            <wp:extent cx="5615356" cy="2657444"/>
+            <wp:effectExtent l="0" t="0" r="4445" b="0"/>
+            <wp:docPr id="54" name="Image 54"/>
             <wp:cNvGraphicFramePr>
               <a:graphicFrameLocks xmlns:a="http://schemas.openxmlformats.org/drawingml/2006/main" noChangeAspect="1"/>
             </wp:cNvGraphicFramePr>
@@ -19213,7 +19192,7 @@
                     <pic:cNvPicPr/>
                   </pic:nvPicPr>
                   <pic:blipFill>
-                    <a:blip r:embed="rId24"/>
+                    <a:blip r:embed="rId46"/>
                     <a:stretch>
                       <a:fillRect/>
                     </a:stretch>
@@ -19221,7 +19200,7 @@
                   <pic:spPr>
                     <a:xfrm>
                       <a:off x="0" y="0"/>
-                      <a:ext cx="6001754" cy="2822071"/>
+                      <a:ext cx="5620648" cy="2659949"/>
                     </a:xfrm>
                     <a:prstGeom prst="rect">
                       <a:avLst/>
@@ -19340,14 +19319,11 @@
         <w:jc w:val="center"/>
       </w:pPr>
       <w:r>
-        <w:rPr>
-          <w:noProof/>
-        </w:rPr>
         <w:drawing>
-          <wp:inline distT="0" distB="0" distL="0" distR="0" wp14:anchorId="53EA85AA" wp14:editId="6716B12F">
-            <wp:extent cx="4543950" cy="2260397"/>
-            <wp:effectExtent l="0" t="0" r="0" b="6985"/>
-            <wp:docPr id="12" name="Image 12"/>
+          <wp:inline distT="0" distB="0" distL="0" distR="0" wp14:anchorId="0CBAAA7C" wp14:editId="60F2E9DA">
+            <wp:extent cx="5704129" cy="1184540"/>
+            <wp:effectExtent l="0" t="0" r="0" b="0"/>
+            <wp:docPr id="55" name="Image 55"/>
             <wp:cNvGraphicFramePr>
               <a:graphicFrameLocks xmlns:a="http://schemas.openxmlformats.org/drawingml/2006/main" noChangeAspect="1"/>
             </wp:cNvGraphicFramePr>
@@ -19359,7 +19335,7 @@
                     <pic:cNvPicPr/>
                   </pic:nvPicPr>
                   <pic:blipFill>
-                    <a:blip r:embed="rId25"/>
+                    <a:blip r:embed="rId47"/>
                     <a:stretch>
                       <a:fillRect/>
                     </a:stretch>
@@ -19367,7 +19343,7 @@
                   <pic:spPr>
                     <a:xfrm>
                       <a:off x="0" y="0"/>
-                      <a:ext cx="4593707" cy="2285149"/>
+                      <a:ext cx="5709369" cy="1185628"/>
                     </a:xfrm>
                     <a:prstGeom prst="rect">
                       <a:avLst/>
@@ -19442,7 +19418,7 @@
           <w:szCs w:val="18"/>
           <w:lang w:val="en-US"/>
         </w:rPr>
-        <w:t>6</w:t>
+        <w:t>7</w:t>
       </w:r>
       <w:r>
         <w:rPr>
@@ -19461,7 +19437,7 @@
           <w:szCs w:val="18"/>
           <w:lang w:val="en-US"/>
         </w:rPr>
-        <w:t> : Definition of the connection</w:t>
+        <w:t> : Definition of the lateral restraints</w:t>
       </w:r>
     </w:p>
     <w:p>
@@ -19486,14 +19462,11 @@
         <w:jc w:val="center"/>
       </w:pPr>
       <w:r>
-        <w:rPr>
-          <w:noProof/>
-        </w:rPr>
         <w:drawing>
-          <wp:inline distT="0" distB="0" distL="0" distR="0" wp14:anchorId="6C983D86" wp14:editId="277D3BA3">
-            <wp:extent cx="5968735" cy="1243584"/>
-            <wp:effectExtent l="0" t="0" r="0" b="0"/>
-            <wp:docPr id="14" name="Image 14"/>
+          <wp:inline distT="0" distB="0" distL="0" distR="0" wp14:anchorId="0F0FF864" wp14:editId="3A543E28">
+            <wp:extent cx="5389575" cy="2711689"/>
+            <wp:effectExtent l="0" t="0" r="1905" b="0"/>
+            <wp:docPr id="56" name="Image 56"/>
             <wp:cNvGraphicFramePr>
               <a:graphicFrameLocks xmlns:a="http://schemas.openxmlformats.org/drawingml/2006/main" noChangeAspect="1"/>
             </wp:cNvGraphicFramePr>
@@ -19505,7 +19478,7 @@
                     <pic:cNvPicPr/>
                   </pic:nvPicPr>
                   <pic:blipFill>
-                    <a:blip r:embed="rId26"/>
+                    <a:blip r:embed="rId48"/>
                     <a:stretch>
                       <a:fillRect/>
                     </a:stretch>
@@ -19513,7 +19486,7 @@
                   <pic:spPr>
                     <a:xfrm>
                       <a:off x="0" y="0"/>
-                      <a:ext cx="6059769" cy="1262551"/>
+                      <a:ext cx="5411140" cy="2722539"/>
                     </a:xfrm>
                     <a:prstGeom prst="rect">
                       <a:avLst/>
@@ -19588,7 +19561,7 @@
           <w:szCs w:val="18"/>
           <w:lang w:val="en-US"/>
         </w:rPr>
-        <w:t>7</w:t>
+        <w:t>10</w:t>
       </w:r>
       <w:r>
         <w:rPr>
@@ -19607,24 +19580,37 @@
           <w:szCs w:val="18"/>
           <w:lang w:val="en-US"/>
         </w:rPr>
-        <w:t> : Definition of the lateral restraints</w:t>
+        <w:t> : Definition of the load cases – Permanent loads G1</w:t>
       </w:r>
     </w:p>
     <w:p>
       <w:pPr>
+        <w:pBdr>
+          <w:top w:val="single" w:sz="4" w:space="1" w:color="auto"/>
+        </w:pBdr>
+        <w:spacing w:after="200"/>
+        <w:jc w:val="center"/>
+        <w:rPr>
+          <w:i/>
+          <w:iCs/>
+          <w:sz w:val="20"/>
+          <w:szCs w:val="18"/>
+          <w:lang w:val="en-US"/>
+        </w:rPr>
+      </w:pPr>
+    </w:p>
+    <w:p>
+      <w:pPr>
         <w:ind w:left="708"/>
         <w:jc w:val="center"/>
       </w:pPr>
       <w:r>
-        <w:rPr>
-          <w:noProof/>
-        </w:rPr>
         <w:lastRenderedPageBreak/>
         <w:drawing>
-          <wp:inline distT="0" distB="0" distL="0" distR="0" wp14:anchorId="0A659CBB" wp14:editId="773A7478">
-            <wp:extent cx="4857293" cy="2052591"/>
-            <wp:effectExtent l="0" t="0" r="635" b="5080"/>
-            <wp:docPr id="16" name="Image 16"/>
+          <wp:inline distT="0" distB="0" distL="0" distR="0" wp14:anchorId="25BA5D3C" wp14:editId="472E73E9">
+            <wp:extent cx="5438194" cy="2750541"/>
+            <wp:effectExtent l="0" t="0" r="0" b="0"/>
+            <wp:docPr id="57" name="Image 57"/>
             <wp:cNvGraphicFramePr>
               <a:graphicFrameLocks xmlns:a="http://schemas.openxmlformats.org/drawingml/2006/main" noChangeAspect="1"/>
             </wp:cNvGraphicFramePr>
@@ -19636,7 +19622,7 @@
                     <pic:cNvPicPr/>
                   </pic:nvPicPr>
                   <pic:blipFill>
-                    <a:blip r:embed="rId27"/>
+                    <a:blip r:embed="rId49"/>
                     <a:stretch>
                       <a:fillRect/>
                     </a:stretch>
@@ -19644,7 +19630,7 @@
                   <pic:spPr>
                     <a:xfrm>
                       <a:off x="0" y="0"/>
-                      <a:ext cx="4912646" cy="2075982"/>
+                      <a:ext cx="5440442" cy="2751678"/>
                     </a:xfrm>
                     <a:prstGeom prst="rect">
                       <a:avLst/>
@@ -19719,7 +19705,7 @@
           <w:szCs w:val="18"/>
           <w:lang w:val="en-US"/>
         </w:rPr>
-        <w:t>8</w:t>
+        <w:t>12</w:t>
       </w:r>
       <w:r>
         <w:rPr>
@@ -19738,7 +19724,7 @@
           <w:szCs w:val="18"/>
           <w:lang w:val="en-US"/>
         </w:rPr>
-        <w:t> : Propping of the beam</w:t>
+        <w:t> : Definition of the load cases – Live load 1 Q1</w:t>
       </w:r>
     </w:p>
     <w:p>
@@ -19763,14 +19749,11 @@
         <w:jc w:val="center"/>
       </w:pPr>
       <w:r>
-        <w:rPr>
-          <w:noProof/>
-        </w:rPr>
         <w:drawing>
-          <wp:inline distT="0" distB="0" distL="0" distR="0" wp14:anchorId="189304D3" wp14:editId="5B2CD56A">
-            <wp:extent cx="4886554" cy="2475362"/>
-            <wp:effectExtent l="0" t="0" r="0" b="1270"/>
-            <wp:docPr id="18" name="Image 18"/>
+          <wp:inline distT="0" distB="0" distL="0" distR="0" wp14:anchorId="6BA8C253" wp14:editId="50EE0887">
+            <wp:extent cx="5490841" cy="2748111"/>
+            <wp:effectExtent l="0" t="0" r="0" b="0"/>
+            <wp:docPr id="58" name="Image 58"/>
             <wp:cNvGraphicFramePr>
               <a:graphicFrameLocks xmlns:a="http://schemas.openxmlformats.org/drawingml/2006/main" noChangeAspect="1"/>
             </wp:cNvGraphicFramePr>
@@ -19782,7 +19765,7 @@
                     <pic:cNvPicPr/>
                   </pic:nvPicPr>
                   <pic:blipFill>
-                    <a:blip r:embed="rId28"/>
+                    <a:blip r:embed="rId50"/>
                     <a:stretch>
                       <a:fillRect/>
                     </a:stretch>
@@ -19790,7 +19773,7 @@
                   <pic:spPr>
                     <a:xfrm>
                       <a:off x="0" y="0"/>
-                      <a:ext cx="4929532" cy="2497133"/>
+                      <a:ext cx="5505469" cy="2755432"/>
                     </a:xfrm>
                     <a:prstGeom prst="rect">
                       <a:avLst/>
@@ -19865,7 +19848,7 @@
           <w:szCs w:val="18"/>
           <w:lang w:val="en-US"/>
         </w:rPr>
-        <w:t>9</w:t>
+        <w:t>13</w:t>
       </w:r>
       <w:r>
         <w:rPr>
@@ -19884,853 +19867,7 @@
           <w:szCs w:val="18"/>
           <w:lang w:val="en-US"/>
         </w:rPr>
-        <w:t> : Restraint of the beam by steel deck (construction phase only)</w:t>
-      </w:r>
-    </w:p>
-    <w:p>
-      <w:pPr>
-        <w:pBdr>
-          <w:top w:val="single" w:sz="4" w:space="1" w:color="auto"/>
-        </w:pBdr>
-        <w:spacing w:after="200"/>
-        <w:jc w:val="center"/>
-        <w:rPr>
-          <w:i/>
-          <w:iCs/>
-          <w:sz w:val="20"/>
-          <w:szCs w:val="18"/>
-          <w:lang w:val="en-US"/>
-        </w:rPr>
-      </w:pPr>
-    </w:p>
-    <w:p>
-      <w:pPr>
-        <w:ind w:left="708"/>
-        <w:jc w:val="center"/>
-      </w:pPr>
-      <w:r>
-        <w:rPr>
-          <w:noProof/>
-        </w:rPr>
-        <w:drawing>
-          <wp:inline distT="0" distB="0" distL="0" distR="0" wp14:anchorId="62041747" wp14:editId="51FDDB7A">
-            <wp:extent cx="4930445" cy="2485999"/>
-            <wp:effectExtent l="0" t="0" r="3810" b="0"/>
-            <wp:docPr id="20" name="Image 20"/>
-            <wp:cNvGraphicFramePr>
-              <a:graphicFrameLocks xmlns:a="http://schemas.openxmlformats.org/drawingml/2006/main" noChangeAspect="1"/>
-            </wp:cNvGraphicFramePr>
-            <a:graphic xmlns:a="http://schemas.openxmlformats.org/drawingml/2006/main">
-              <a:graphicData uri="http://schemas.openxmlformats.org/drawingml/2006/picture">
-                <pic:pic xmlns:pic="http://schemas.openxmlformats.org/drawingml/2006/picture">
-                  <pic:nvPicPr>
-                    <pic:cNvPr id="1" name=""/>
-                    <pic:cNvPicPr/>
-                  </pic:nvPicPr>
-                  <pic:blipFill>
-                    <a:blip r:embed="rId29"/>
-                    <a:stretch>
-                      <a:fillRect/>
-                    </a:stretch>
-                  </pic:blipFill>
-                  <pic:spPr>
-                    <a:xfrm>
-                      <a:off x="0" y="0"/>
-                      <a:ext cx="4953492" cy="2497620"/>
-                    </a:xfrm>
-                    <a:prstGeom prst="rect">
-                      <a:avLst/>
-                    </a:prstGeom>
-                  </pic:spPr>
-                </pic:pic>
-              </a:graphicData>
-            </a:graphic>
-          </wp:inline>
-        </w:drawing>
-      </w:r>
-    </w:p>
-    <w:p>
-      <w:pPr>
-        <w:pBdr>
-          <w:top w:val="single" w:sz="4" w:space="1" w:color="auto"/>
-        </w:pBdr>
-        <w:spacing w:after="200"/>
-        <w:jc w:val="center"/>
-        <w:rPr>
-          <w:i/>
-          <w:iCs/>
-          <w:sz w:val="20"/>
-          <w:szCs w:val="18"/>
-          <w:lang w:val="en-US"/>
-        </w:rPr>
-      </w:pPr>
-      <w:r>
-        <w:rPr>
-          <w:i/>
-          <w:iCs/>
-          <w:sz w:val="20"/>
-          <w:szCs w:val="18"/>
-          <w:lang w:val="en-US"/>
-        </w:rPr>
-        <w:t xml:space="preserve">Figure </w:t>
-      </w:r>
-      <w:r>
-        <w:rPr>
-          <w:i/>
-          <w:iCs/>
-          <w:sz w:val="20"/>
-          <w:szCs w:val="18"/>
-        </w:rPr>
-        <w:fldChar w:fldCharType="begin"/>
-      </w:r>
-      <w:r>
-        <w:rPr>
-          <w:i/>
-          <w:iCs/>
-          <w:sz w:val="20"/>
-          <w:szCs w:val="18"/>
-          <w:lang w:val="en-US"/>
-        </w:rPr>
-        <w:instrText xml:space="preserve"> SEQ Figure \* ARABIC  \* MERGEFORMAT </w:instrText>
-      </w:r>
-      <w:r>
-        <w:rPr>
-          <w:i/>
-          <w:iCs/>
-          <w:sz w:val="20"/>
-          <w:szCs w:val="18"/>
-        </w:rPr>
-        <w:fldChar w:fldCharType="separate"/>
-      </w:r>
-      <w:r>
-        <w:rPr>
-          <w:i/>
-          <w:iCs/>
-          <w:noProof/>
-          <w:sz w:val="20"/>
-          <w:szCs w:val="18"/>
-          <w:lang w:val="en-US"/>
-        </w:rPr>
-        <w:t>10</w:t>
-      </w:r>
-      <w:r>
-        <w:rPr>
-          <w:i/>
-          <w:iCs/>
-          <w:sz w:val="20"/>
-          <w:szCs w:val="18"/>
-        </w:rPr>
-        <w:fldChar w:fldCharType="end"/>
-      </w:r>
-      <w:r>
-        <w:rPr>
-          <w:i/>
-          <w:iCs/>
-          <w:sz w:val="20"/>
-          <w:szCs w:val="18"/>
-          <w:lang w:val="en-US"/>
-        </w:rPr>
-        <w:t> : Definition of the load cases – Permanent loads G1</w:t>
-      </w:r>
-    </w:p>
-    <w:p>
-      <w:pPr>
-        <w:ind w:left="708"/>
-        <w:jc w:val="center"/>
-      </w:pPr>
-      <w:r>
-        <w:rPr>
-          <w:noProof/>
-        </w:rPr>
-        <w:lastRenderedPageBreak/>
-        <w:drawing>
-          <wp:inline distT="0" distB="0" distL="0" distR="0" wp14:anchorId="12D9CB9D" wp14:editId="4864F5EA">
-            <wp:extent cx="4698589" cy="2376000"/>
-            <wp:effectExtent l="0" t="0" r="6985" b="5715"/>
-            <wp:docPr id="23" name="Image 23"/>
-            <wp:cNvGraphicFramePr>
-              <a:graphicFrameLocks xmlns:a="http://schemas.openxmlformats.org/drawingml/2006/main" noChangeAspect="1"/>
-            </wp:cNvGraphicFramePr>
-            <a:graphic xmlns:a="http://schemas.openxmlformats.org/drawingml/2006/main">
-              <a:graphicData uri="http://schemas.openxmlformats.org/drawingml/2006/picture">
-                <pic:pic xmlns:pic="http://schemas.openxmlformats.org/drawingml/2006/picture">
-                  <pic:nvPicPr>
-                    <pic:cNvPr id="1" name=""/>
-                    <pic:cNvPicPr/>
-                  </pic:nvPicPr>
-                  <pic:blipFill>
-                    <a:blip r:embed="rId30"/>
-                    <a:stretch>
-                      <a:fillRect/>
-                    </a:stretch>
-                  </pic:blipFill>
-                  <pic:spPr>
-                    <a:xfrm>
-                      <a:off x="0" y="0"/>
-                      <a:ext cx="4698589" cy="2376000"/>
-                    </a:xfrm>
-                    <a:prstGeom prst="rect">
-                      <a:avLst/>
-                    </a:prstGeom>
-                  </pic:spPr>
-                </pic:pic>
-              </a:graphicData>
-            </a:graphic>
-          </wp:inline>
-        </w:drawing>
-      </w:r>
-    </w:p>
-    <w:p>
-      <w:pPr>
-        <w:pBdr>
-          <w:top w:val="single" w:sz="4" w:space="1" w:color="auto"/>
-        </w:pBdr>
-        <w:spacing w:after="200"/>
-        <w:jc w:val="center"/>
-        <w:rPr>
-          <w:i/>
-          <w:iCs/>
-          <w:sz w:val="20"/>
-          <w:szCs w:val="18"/>
-          <w:lang w:val="en-US"/>
-        </w:rPr>
-      </w:pPr>
-      <w:r>
-        <w:rPr>
-          <w:i/>
-          <w:iCs/>
-          <w:sz w:val="20"/>
-          <w:szCs w:val="18"/>
-          <w:lang w:val="en-US"/>
-        </w:rPr>
-        <w:t xml:space="preserve">Figure </w:t>
-      </w:r>
-      <w:r>
-        <w:rPr>
-          <w:i/>
-          <w:iCs/>
-          <w:sz w:val="20"/>
-          <w:szCs w:val="18"/>
-        </w:rPr>
-        <w:fldChar w:fldCharType="begin"/>
-      </w:r>
-      <w:r>
-        <w:rPr>
-          <w:i/>
-          <w:iCs/>
-          <w:sz w:val="20"/>
-          <w:szCs w:val="18"/>
-          <w:lang w:val="en-US"/>
-        </w:rPr>
-        <w:instrText xml:space="preserve"> SEQ Figure \* ARABIC  \* MERGEFORMAT </w:instrText>
-      </w:r>
-      <w:r>
-        <w:rPr>
-          <w:i/>
-          <w:iCs/>
-          <w:sz w:val="20"/>
-          <w:szCs w:val="18"/>
-        </w:rPr>
-        <w:fldChar w:fldCharType="separate"/>
-      </w:r>
-      <w:r>
-        <w:rPr>
-          <w:i/>
-          <w:iCs/>
-          <w:noProof/>
-          <w:sz w:val="20"/>
-          <w:szCs w:val="18"/>
-          <w:lang w:val="en-US"/>
-        </w:rPr>
-        <w:t>11</w:t>
-      </w:r>
-      <w:r>
-        <w:rPr>
-          <w:i/>
-          <w:iCs/>
-          <w:sz w:val="20"/>
-          <w:szCs w:val="18"/>
-        </w:rPr>
-        <w:fldChar w:fldCharType="end"/>
-      </w:r>
-      <w:r>
-        <w:rPr>
-          <w:i/>
-          <w:iCs/>
-          <w:sz w:val="20"/>
-          <w:szCs w:val="18"/>
-          <w:lang w:val="en-US"/>
-        </w:rPr>
-        <w:t> : Definition of the load cases – Additional permanent loads G2</w:t>
-      </w:r>
-    </w:p>
-    <w:p>
-      <w:pPr>
-        <w:pBdr>
-          <w:top w:val="single" w:sz="4" w:space="1" w:color="auto"/>
-        </w:pBdr>
-        <w:spacing w:after="200"/>
-        <w:jc w:val="center"/>
-        <w:rPr>
-          <w:i/>
-          <w:iCs/>
-          <w:sz w:val="20"/>
-          <w:szCs w:val="18"/>
-          <w:lang w:val="en-US"/>
-        </w:rPr>
-      </w:pPr>
-    </w:p>
-    <w:p>
-      <w:pPr>
-        <w:ind w:left="708"/>
-        <w:jc w:val="center"/>
-      </w:pPr>
-      <w:r>
-        <w:rPr>
-          <w:noProof/>
-        </w:rPr>
-        <w:drawing>
-          <wp:inline distT="0" distB="0" distL="0" distR="0" wp14:anchorId="643AEE78" wp14:editId="43DB50FA">
-            <wp:extent cx="4698589" cy="2376000"/>
-            <wp:effectExtent l="0" t="0" r="6985" b="5715"/>
-            <wp:docPr id="25" name="Image 25"/>
-            <wp:cNvGraphicFramePr>
-              <a:graphicFrameLocks xmlns:a="http://schemas.openxmlformats.org/drawingml/2006/main" noChangeAspect="1"/>
-            </wp:cNvGraphicFramePr>
-            <a:graphic xmlns:a="http://schemas.openxmlformats.org/drawingml/2006/main">
-              <a:graphicData uri="http://schemas.openxmlformats.org/drawingml/2006/picture">
-                <pic:pic xmlns:pic="http://schemas.openxmlformats.org/drawingml/2006/picture">
-                  <pic:nvPicPr>
-                    <pic:cNvPr id="1" name=""/>
-                    <pic:cNvPicPr/>
-                  </pic:nvPicPr>
-                  <pic:blipFill>
-                    <a:blip r:embed="rId31"/>
-                    <a:stretch>
-                      <a:fillRect/>
-                    </a:stretch>
-                  </pic:blipFill>
-                  <pic:spPr>
-                    <a:xfrm>
-                      <a:off x="0" y="0"/>
-                      <a:ext cx="4698589" cy="2376000"/>
-                    </a:xfrm>
-                    <a:prstGeom prst="rect">
-                      <a:avLst/>
-                    </a:prstGeom>
-                  </pic:spPr>
-                </pic:pic>
-              </a:graphicData>
-            </a:graphic>
-          </wp:inline>
-        </w:drawing>
-      </w:r>
-    </w:p>
-    <w:p>
-      <w:pPr>
-        <w:pBdr>
-          <w:top w:val="single" w:sz="4" w:space="1" w:color="auto"/>
-        </w:pBdr>
-        <w:spacing w:after="200"/>
-        <w:jc w:val="center"/>
-        <w:rPr>
-          <w:i/>
-          <w:iCs/>
-          <w:sz w:val="20"/>
-          <w:szCs w:val="18"/>
-          <w:lang w:val="en-US"/>
-        </w:rPr>
-      </w:pPr>
-      <w:r>
-        <w:rPr>
-          <w:i/>
-          <w:iCs/>
-          <w:sz w:val="20"/>
-          <w:szCs w:val="18"/>
-          <w:lang w:val="en-US"/>
-        </w:rPr>
-        <w:t xml:space="preserve">Figure </w:t>
-      </w:r>
-      <w:r>
-        <w:rPr>
-          <w:i/>
-          <w:iCs/>
-          <w:sz w:val="20"/>
-          <w:szCs w:val="18"/>
-        </w:rPr>
-        <w:fldChar w:fldCharType="begin"/>
-      </w:r>
-      <w:r>
-        <w:rPr>
-          <w:i/>
-          <w:iCs/>
-          <w:sz w:val="20"/>
-          <w:szCs w:val="18"/>
-          <w:lang w:val="en-US"/>
-        </w:rPr>
-        <w:instrText xml:space="preserve"> SEQ Figure \* ARABIC  \* MERGEFORMAT </w:instrText>
-      </w:r>
-      <w:r>
-        <w:rPr>
-          <w:i/>
-          <w:iCs/>
-          <w:sz w:val="20"/>
-          <w:szCs w:val="18"/>
-        </w:rPr>
-        <w:fldChar w:fldCharType="separate"/>
-      </w:r>
-      <w:r>
-        <w:rPr>
-          <w:i/>
-          <w:iCs/>
-          <w:noProof/>
-          <w:sz w:val="20"/>
-          <w:szCs w:val="18"/>
-          <w:lang w:val="en-US"/>
-        </w:rPr>
-        <w:t>12</w:t>
-      </w:r>
-      <w:r>
-        <w:rPr>
-          <w:i/>
-          <w:iCs/>
-          <w:sz w:val="20"/>
-          <w:szCs w:val="18"/>
-        </w:rPr>
-        <w:fldChar w:fldCharType="end"/>
-      </w:r>
-      <w:r>
-        <w:rPr>
-          <w:i/>
-          <w:iCs/>
-          <w:sz w:val="20"/>
-          <w:szCs w:val="18"/>
-          <w:lang w:val="en-US"/>
-        </w:rPr>
-        <w:t> : Definition of the load cases – Live load 1 Q1</w:t>
-      </w:r>
-    </w:p>
-    <w:p>
-      <w:pPr>
-        <w:pBdr>
-          <w:top w:val="single" w:sz="4" w:space="1" w:color="auto"/>
-        </w:pBdr>
-        <w:spacing w:after="200"/>
-        <w:jc w:val="center"/>
-        <w:rPr>
-          <w:i/>
-          <w:iCs/>
-          <w:sz w:val="20"/>
-          <w:szCs w:val="18"/>
-          <w:lang w:val="en-US"/>
-        </w:rPr>
-      </w:pPr>
-    </w:p>
-    <w:p>
-      <w:pPr>
-        <w:ind w:left="708"/>
-        <w:jc w:val="center"/>
-      </w:pPr>
-      <w:r>
-        <w:rPr>
-          <w:noProof/>
-        </w:rPr>
-        <w:drawing>
-          <wp:inline distT="0" distB="0" distL="0" distR="0" wp14:anchorId="4FBE696D" wp14:editId="56DF55EF">
-            <wp:extent cx="4707708" cy="2376000"/>
-            <wp:effectExtent l="0" t="0" r="0" b="5715"/>
-            <wp:docPr id="27" name="Image 27"/>
-            <wp:cNvGraphicFramePr>
-              <a:graphicFrameLocks xmlns:a="http://schemas.openxmlformats.org/drawingml/2006/main" noChangeAspect="1"/>
-            </wp:cNvGraphicFramePr>
-            <a:graphic xmlns:a="http://schemas.openxmlformats.org/drawingml/2006/main">
-              <a:graphicData uri="http://schemas.openxmlformats.org/drawingml/2006/picture">
-                <pic:pic xmlns:pic="http://schemas.openxmlformats.org/drawingml/2006/picture">
-                  <pic:nvPicPr>
-                    <pic:cNvPr id="1" name=""/>
-                    <pic:cNvPicPr/>
-                  </pic:nvPicPr>
-                  <pic:blipFill>
-                    <a:blip r:embed="rId32"/>
-                    <a:stretch>
-                      <a:fillRect/>
-                    </a:stretch>
-                  </pic:blipFill>
-                  <pic:spPr>
-                    <a:xfrm>
-                      <a:off x="0" y="0"/>
-                      <a:ext cx="4707708" cy="2376000"/>
-                    </a:xfrm>
-                    <a:prstGeom prst="rect">
-                      <a:avLst/>
-                    </a:prstGeom>
-                  </pic:spPr>
-                </pic:pic>
-              </a:graphicData>
-            </a:graphic>
-          </wp:inline>
-        </w:drawing>
-      </w:r>
-    </w:p>
-    <w:p>
-      <w:pPr>
-        <w:pBdr>
-          <w:top w:val="single" w:sz="4" w:space="1" w:color="auto"/>
-        </w:pBdr>
-        <w:spacing w:after="200"/>
-        <w:jc w:val="center"/>
-        <w:rPr>
-          <w:i/>
-          <w:iCs/>
-          <w:sz w:val="20"/>
-          <w:szCs w:val="18"/>
-          <w:lang w:val="en-US"/>
-        </w:rPr>
-      </w:pPr>
-      <w:r>
-        <w:rPr>
-          <w:i/>
-          <w:iCs/>
-          <w:sz w:val="20"/>
-          <w:szCs w:val="18"/>
-          <w:lang w:val="en-US"/>
-        </w:rPr>
-        <w:t xml:space="preserve">Figure </w:t>
-      </w:r>
-      <w:r>
-        <w:rPr>
-          <w:i/>
-          <w:iCs/>
-          <w:sz w:val="20"/>
-          <w:szCs w:val="18"/>
-        </w:rPr>
-        <w:fldChar w:fldCharType="begin"/>
-      </w:r>
-      <w:r>
-        <w:rPr>
-          <w:i/>
-          <w:iCs/>
-          <w:sz w:val="20"/>
-          <w:szCs w:val="18"/>
-          <w:lang w:val="en-US"/>
-        </w:rPr>
-        <w:instrText xml:space="preserve"> SEQ Figure \* ARABIC  \* MERGEFORMAT </w:instrText>
-      </w:r>
-      <w:r>
-        <w:rPr>
-          <w:i/>
-          <w:iCs/>
-          <w:sz w:val="20"/>
-          <w:szCs w:val="18"/>
-        </w:rPr>
-        <w:fldChar w:fldCharType="separate"/>
-      </w:r>
-      <w:r>
-        <w:rPr>
-          <w:i/>
-          <w:iCs/>
-          <w:noProof/>
-          <w:sz w:val="20"/>
-          <w:szCs w:val="18"/>
-          <w:lang w:val="en-US"/>
-        </w:rPr>
-        <w:t>13</w:t>
-      </w:r>
-      <w:r>
-        <w:rPr>
-          <w:i/>
-          <w:iCs/>
-          <w:sz w:val="20"/>
-          <w:szCs w:val="18"/>
-        </w:rPr>
-        <w:fldChar w:fldCharType="end"/>
-      </w:r>
-      <w:r>
-        <w:rPr>
-          <w:i/>
-          <w:iCs/>
-          <w:sz w:val="20"/>
-          <w:szCs w:val="18"/>
-          <w:lang w:val="en-US"/>
-        </w:rPr>
         <w:t> : Definition of the load cases – Live load 2 Q2</w:t>
-      </w:r>
-    </w:p>
-    <w:p>
-      <w:pPr>
-        <w:ind w:left="708"/>
-        <w:jc w:val="center"/>
-      </w:pPr>
-      <w:r>
-        <w:rPr>
-          <w:noProof/>
-        </w:rPr>
-        <w:lastRenderedPageBreak/>
-        <w:drawing>
-          <wp:inline distT="0" distB="0" distL="0" distR="0" wp14:anchorId="50F09BC6" wp14:editId="3994CEA0">
-            <wp:extent cx="4697675" cy="2376000"/>
-            <wp:effectExtent l="0" t="0" r="8255" b="5715"/>
-            <wp:docPr id="29" name="Image 29"/>
-            <wp:cNvGraphicFramePr>
-              <a:graphicFrameLocks xmlns:a="http://schemas.openxmlformats.org/drawingml/2006/main" noChangeAspect="1"/>
-            </wp:cNvGraphicFramePr>
-            <a:graphic xmlns:a="http://schemas.openxmlformats.org/drawingml/2006/main">
-              <a:graphicData uri="http://schemas.openxmlformats.org/drawingml/2006/picture">
-                <pic:pic xmlns:pic="http://schemas.openxmlformats.org/drawingml/2006/picture">
-                  <pic:nvPicPr>
-                    <pic:cNvPr id="1" name=""/>
-                    <pic:cNvPicPr/>
-                  </pic:nvPicPr>
-                  <pic:blipFill>
-                    <a:blip r:embed="rId33"/>
-                    <a:stretch>
-                      <a:fillRect/>
-                    </a:stretch>
-                  </pic:blipFill>
-                  <pic:spPr>
-                    <a:xfrm>
-                      <a:off x="0" y="0"/>
-                      <a:ext cx="4697675" cy="2376000"/>
-                    </a:xfrm>
-                    <a:prstGeom prst="rect">
-                      <a:avLst/>
-                    </a:prstGeom>
-                  </pic:spPr>
-                </pic:pic>
-              </a:graphicData>
-            </a:graphic>
-          </wp:inline>
-        </w:drawing>
-      </w:r>
-    </w:p>
-    <w:p>
-      <w:pPr>
-        <w:pBdr>
-          <w:top w:val="single" w:sz="4" w:space="1" w:color="auto"/>
-        </w:pBdr>
-        <w:spacing w:after="200"/>
-        <w:jc w:val="center"/>
-        <w:rPr>
-          <w:i/>
-          <w:iCs/>
-          <w:sz w:val="20"/>
-          <w:szCs w:val="18"/>
-          <w:lang w:val="en-US"/>
-        </w:rPr>
-      </w:pPr>
-      <w:r>
-        <w:rPr>
-          <w:i/>
-          <w:iCs/>
-          <w:sz w:val="20"/>
-          <w:szCs w:val="18"/>
-          <w:lang w:val="en-US"/>
-        </w:rPr>
-        <w:t xml:space="preserve">Figure </w:t>
-      </w:r>
-      <w:r>
-        <w:rPr>
-          <w:i/>
-          <w:iCs/>
-          <w:sz w:val="20"/>
-          <w:szCs w:val="18"/>
-        </w:rPr>
-        <w:fldChar w:fldCharType="begin"/>
-      </w:r>
-      <w:r>
-        <w:rPr>
-          <w:i/>
-          <w:iCs/>
-          <w:sz w:val="20"/>
-          <w:szCs w:val="18"/>
-          <w:lang w:val="en-US"/>
-        </w:rPr>
-        <w:instrText xml:space="preserve"> SEQ Figure \* ARABIC  \* MERGEFORMAT </w:instrText>
-      </w:r>
-      <w:r>
-        <w:rPr>
-          <w:i/>
-          <w:iCs/>
-          <w:sz w:val="20"/>
-          <w:szCs w:val="18"/>
-        </w:rPr>
-        <w:fldChar w:fldCharType="separate"/>
-      </w:r>
-      <w:r>
-        <w:rPr>
-          <w:i/>
-          <w:iCs/>
-          <w:noProof/>
-          <w:sz w:val="20"/>
-          <w:szCs w:val="18"/>
-          <w:lang w:val="en-US"/>
-        </w:rPr>
-        <w:t>14</w:t>
-      </w:r>
-      <w:r>
-        <w:rPr>
-          <w:i/>
-          <w:iCs/>
-          <w:sz w:val="20"/>
-          <w:szCs w:val="18"/>
-        </w:rPr>
-        <w:fldChar w:fldCharType="end"/>
-      </w:r>
-      <w:r>
-        <w:rPr>
-          <w:i/>
-          <w:iCs/>
-          <w:sz w:val="20"/>
-          <w:szCs w:val="18"/>
-          <w:lang w:val="en-US"/>
-        </w:rPr>
-        <w:t> : Definition of the load cases – Construction phase live load QC</w:t>
-      </w:r>
-    </w:p>
-    <w:p>
-      <w:pPr>
-        <w:pBdr>
-          <w:top w:val="single" w:sz="4" w:space="1" w:color="auto"/>
-        </w:pBdr>
-        <w:spacing w:after="200"/>
-        <w:jc w:val="center"/>
-        <w:rPr>
-          <w:i/>
-          <w:iCs/>
-          <w:sz w:val="20"/>
-          <w:szCs w:val="18"/>
-          <w:lang w:val="en-US"/>
-        </w:rPr>
-      </w:pPr>
-    </w:p>
-    <w:p>
-      <w:pPr>
-        <w:ind w:left="708"/>
-        <w:jc w:val="center"/>
-      </w:pPr>
-      <w:r>
-        <w:rPr>
-          <w:noProof/>
-        </w:rPr>
-        <w:drawing>
-          <wp:inline distT="0" distB="0" distL="0" distR="0" wp14:anchorId="1CC7A5D8" wp14:editId="32322184">
-            <wp:extent cx="4697676" cy="2376000"/>
-            <wp:effectExtent l="0" t="0" r="8255" b="5715"/>
-            <wp:docPr id="31" name="Image 31"/>
-            <wp:cNvGraphicFramePr>
-              <a:graphicFrameLocks xmlns:a="http://schemas.openxmlformats.org/drawingml/2006/main" noChangeAspect="1"/>
-            </wp:cNvGraphicFramePr>
-            <a:graphic xmlns:a="http://schemas.openxmlformats.org/drawingml/2006/main">
-              <a:graphicData uri="http://schemas.openxmlformats.org/drawingml/2006/picture">
-                <pic:pic xmlns:pic="http://schemas.openxmlformats.org/drawingml/2006/picture">
-                  <pic:nvPicPr>
-                    <pic:cNvPr id="1" name=""/>
-                    <pic:cNvPicPr/>
-                  </pic:nvPicPr>
-                  <pic:blipFill>
-                    <a:blip r:embed="rId33"/>
-                    <a:stretch>
-                      <a:fillRect/>
-                    </a:stretch>
-                  </pic:blipFill>
-                  <pic:spPr>
-                    <a:xfrm>
-                      <a:off x="0" y="0"/>
-                      <a:ext cx="4697676" cy="2376000"/>
-                    </a:xfrm>
-                    <a:prstGeom prst="rect">
-                      <a:avLst/>
-                    </a:prstGeom>
-                  </pic:spPr>
-                </pic:pic>
-              </a:graphicData>
-            </a:graphic>
-          </wp:inline>
-        </w:drawing>
-      </w:r>
-    </w:p>
-    <w:p>
-      <w:pPr>
-        <w:pBdr>
-          <w:top w:val="single" w:sz="4" w:space="1" w:color="auto"/>
-        </w:pBdr>
-        <w:spacing w:after="200"/>
-        <w:jc w:val="center"/>
-        <w:rPr>
-          <w:i/>
-          <w:iCs/>
-          <w:sz w:val="20"/>
-          <w:szCs w:val="18"/>
-          <w:lang w:val="en-US"/>
-        </w:rPr>
-      </w:pPr>
-      <w:r>
-        <w:rPr>
-          <w:i/>
-          <w:iCs/>
-          <w:sz w:val="20"/>
-          <w:szCs w:val="18"/>
-          <w:lang w:val="en-US"/>
-        </w:rPr>
-        <w:t xml:space="preserve">Figure </w:t>
-      </w:r>
-      <w:r>
-        <w:rPr>
-          <w:i/>
-          <w:iCs/>
-          <w:sz w:val="20"/>
-          <w:szCs w:val="18"/>
-        </w:rPr>
-        <w:fldChar w:fldCharType="begin"/>
-      </w:r>
-      <w:r>
-        <w:rPr>
-          <w:i/>
-          <w:iCs/>
-          <w:sz w:val="20"/>
-          <w:szCs w:val="18"/>
-          <w:lang w:val="en-US"/>
-        </w:rPr>
-        <w:instrText xml:space="preserve"> SEQ Figure \* ARABIC  \* MERGEFORMAT </w:instrText>
-      </w:r>
-      <w:r>
-        <w:rPr>
-          <w:i/>
-          <w:iCs/>
-          <w:sz w:val="20"/>
-          <w:szCs w:val="18"/>
-        </w:rPr>
-        <w:fldChar w:fldCharType="separate"/>
-      </w:r>
-      <w:r>
-        <w:rPr>
-          <w:i/>
-          <w:iCs/>
-          <w:noProof/>
-          <w:sz w:val="20"/>
-          <w:szCs w:val="18"/>
-          <w:lang w:val="en-US"/>
-        </w:rPr>
-        <w:t>15</w:t>
-      </w:r>
-      <w:r>
-        <w:rPr>
-          <w:i/>
-          <w:iCs/>
-          <w:sz w:val="20"/>
-          <w:szCs w:val="18"/>
-        </w:rPr>
-        <w:fldChar w:fldCharType="end"/>
-      </w:r>
-      <w:r>
-        <w:rPr>
-          <w:i/>
-          <w:iCs/>
-          <w:sz w:val="20"/>
-          <w:szCs w:val="18"/>
-          <w:lang w:val="en-US"/>
-        </w:rPr>
-        <w:t> : Definition of the load cases – Construction phase live load QC</w:t>
       </w:r>
     </w:p>
     <w:p>
@@ -20878,22 +20015,6 @@
         </w:rPr>
         <w:t> : Definition of national factors</w:t>
       </w:r>
-    </w:p>
-    <w:p>
-      <w:pPr>
-        <w:pBdr>
-          <w:top w:val="single" w:sz="4" w:space="1" w:color="auto"/>
-        </w:pBdr>
-        <w:spacing w:after="200"/>
-        <w:jc w:val="center"/>
-        <w:rPr>
-          <w:i/>
-          <w:iCs/>
-          <w:sz w:val="20"/>
-          <w:szCs w:val="18"/>
-          <w:lang w:val="en-US"/>
-        </w:rPr>
-      </w:pPr>
     </w:p>
     <w:p>
       <w:pPr>
@@ -21133,46 +20254,6 @@
       <w:r>
         <w:t xml:space="preserve"> </w:t>
       </w:r>
-      <w:r>
-        <w:rPr>
-          <w:noProof/>
-        </w:rPr>
-        <w:drawing>
-          <wp:inline distT="0" distB="0" distL="0" distR="0" wp14:anchorId="407D56CF" wp14:editId="2378109A">
-            <wp:extent cx="2647422" cy="2484000"/>
-            <wp:effectExtent l="0" t="0" r="635" b="0"/>
-            <wp:docPr id="41" name="Image 41"/>
-            <wp:cNvGraphicFramePr>
-              <a:graphicFrameLocks xmlns:a="http://schemas.openxmlformats.org/drawingml/2006/main" noChangeAspect="1"/>
-            </wp:cNvGraphicFramePr>
-            <a:graphic xmlns:a="http://schemas.openxmlformats.org/drawingml/2006/main">
-              <a:graphicData uri="http://schemas.openxmlformats.org/drawingml/2006/picture">
-                <pic:pic xmlns:pic="http://schemas.openxmlformats.org/drawingml/2006/picture">
-                  <pic:nvPicPr>
-                    <pic:cNvPr id="1" name=""/>
-                    <pic:cNvPicPr/>
-                  </pic:nvPicPr>
-                  <pic:blipFill>
-                    <a:blip r:embed="rId38"/>
-                    <a:stretch>
-                      <a:fillRect/>
-                    </a:stretch>
-                  </pic:blipFill>
-                  <pic:spPr>
-                    <a:xfrm>
-                      <a:off x="0" y="0"/>
-                      <a:ext cx="2647422" cy="2484000"/>
-                    </a:xfrm>
-                    <a:prstGeom prst="rect">
-                      <a:avLst/>
-                    </a:prstGeom>
-                  </pic:spPr>
-                </pic:pic>
-              </a:graphicData>
-            </a:graphic>
-          </wp:inline>
-        </w:drawing>
-      </w:r>
     </w:p>
     <w:p>
       <w:pPr>
@@ -21270,7 +20351,7 @@
           <w:sz w:val="20"/>
           <w:szCs w:val="18"/>
         </w:rPr>
-        <w:t xml:space="preserve"> – FLS and construction stage</w:t>
+        <w:t xml:space="preserve"> – FLS </w:t>
       </w:r>
     </w:p>
     <w:p>
@@ -21484,15 +20565,12 @@
         <w:jc w:val="center"/>
       </w:pPr>
       <w:r>
-        <w:rPr>
-          <w:noProof/>
-        </w:rPr>
         <w:lastRenderedPageBreak/>
         <w:drawing>
-          <wp:inline distT="0" distB="0" distL="0" distR="0" wp14:anchorId="3D5ECCCB" wp14:editId="78E36494">
-            <wp:extent cx="4335494" cy="1719072"/>
-            <wp:effectExtent l="0" t="0" r="8255" b="0"/>
-            <wp:docPr id="48" name="Image 48"/>
+          <wp:inline distT="0" distB="0" distL="0" distR="0" wp14:anchorId="567B5F39" wp14:editId="7A851652">
+            <wp:extent cx="4855566" cy="1915769"/>
+            <wp:effectExtent l="0" t="0" r="2540" b="8890"/>
+            <wp:docPr id="59" name="Image 59"/>
             <wp:cNvGraphicFramePr>
               <a:graphicFrameLocks xmlns:a="http://schemas.openxmlformats.org/drawingml/2006/main" noChangeAspect="1"/>
             </wp:cNvGraphicFramePr>
@@ -21504,7 +20582,7 @@
                     <pic:cNvPicPr/>
                   </pic:nvPicPr>
                   <pic:blipFill>
-                    <a:blip r:embed="rId41"/>
+                    <a:blip r:embed="rId51"/>
                     <a:stretch>
                       <a:fillRect/>
                     </a:stretch>
@@ -21512,7 +20590,7 @@
                   <pic:spPr>
                     <a:xfrm>
                       <a:off x="0" y="0"/>
-                      <a:ext cx="4348951" cy="1724408"/>
+                      <a:ext cx="4871627" cy="1922106"/>
                     </a:xfrm>
                     <a:prstGeom prst="rect">
                       <a:avLst/>
@@ -21788,12 +20866,6 @@
                 <w:lang w:val="en-US"/>
               </w:rPr>
             </w:pPr>
-            <w:r>
-              <w:rPr>
-                <w:lang w:val="en-US"/>
-              </w:rPr>
-              <w:t>98.8</w:t>
-            </w:r>
           </w:p>
         </w:tc>
         <w:tc>
@@ -21813,7 +20885,7 @@
                 <w:i/>
                 <w:color w:val="C00000"/>
               </w:rPr>
-              <w:t>98.8</w:t>
+              <w:t>115.5</w:t>
             </w:r>
           </w:p>
         </w:tc>
@@ -21825,9 +20897,6 @@
             <w:pPr>
               <w:jc w:val="center"/>
             </w:pPr>
-            <w:r>
-              <w:t>0.00%</w:t>
-            </w:r>
           </w:p>
         </w:tc>
       </w:tr>
@@ -21922,12 +20991,6 @@
                 <w:lang w:val="en-US"/>
               </w:rPr>
             </w:pPr>
-            <w:r>
-              <w:rPr>
-                <w:lang w:val="en-US"/>
-              </w:rPr>
-              <w:t>50.9</w:t>
-            </w:r>
           </w:p>
         </w:tc>
         <w:tc>
@@ -21947,7 +21010,7 @@
                 <w:i/>
                 <w:color w:val="C00000"/>
               </w:rPr>
-              <w:t>50.8</w:t>
+              <w:t>59.9</w:t>
             </w:r>
           </w:p>
         </w:tc>
@@ -21963,13 +21026,6 @@
                 <w:color w:val="C00000"/>
               </w:rPr>
             </w:pPr>
-            <w:r>
-              <w:rPr>
-                <w:i/>
-                <w:color w:val="C00000"/>
-              </w:rPr>
-              <w:t>0.20%</w:t>
-            </w:r>
           </w:p>
         </w:tc>
       </w:tr>
@@ -22064,12 +21120,6 @@
                 <w:lang w:val="en-US"/>
               </w:rPr>
             </w:pPr>
-            <w:r>
-              <w:rPr>
-                <w:lang w:val="en-US"/>
-              </w:rPr>
-              <w:t>33 740</w:t>
-            </w:r>
           </w:p>
         </w:tc>
         <w:tc>
@@ -22089,7 +21139,7 @@
                 <w:i/>
                 <w:color w:val="C00000"/>
               </w:rPr>
-              <w:t>33 743</w:t>
+              <w:t>48 199</w:t>
             </w:r>
           </w:p>
         </w:tc>
@@ -22105,13 +21155,6 @@
                 <w:color w:val="C00000"/>
               </w:rPr>
             </w:pPr>
-            <w:r>
-              <w:rPr>
-                <w:i/>
-                <w:color w:val="C00000"/>
-              </w:rPr>
-              <w:t>0.01%</w:t>
-            </w:r>
           </w:p>
         </w:tc>
       </w:tr>
@@ -22206,12 +21249,6 @@
                 <w:lang w:val="en-US"/>
               </w:rPr>
             </w:pPr>
-            <w:r>
-              <w:rPr>
-                <w:lang w:val="en-US"/>
-              </w:rPr>
-              <w:t>1 676</w:t>
-            </w:r>
           </w:p>
         </w:tc>
         <w:tc>
@@ -22231,7 +21268,7 @@
                 <w:i/>
                 <w:color w:val="C00000"/>
               </w:rPr>
-              <w:t>1 672</w:t>
+              <w:t>2 137</w:t>
             </w:r>
           </w:p>
         </w:tc>
@@ -22243,27 +21280,6 @@
             <w:pPr>
               <w:jc w:val="center"/>
             </w:pPr>
-            <w:r>
-              <w:rPr>
-                <w:i/>
-                <w:color w:val="C00000"/>
-              </w:rPr>
-              <w:t>0.</w:t>
-            </w:r>
-            <w:r>
-              <w:rPr>
-                <w:i/>
-                <w:color w:val="C00000"/>
-              </w:rPr>
-              <w:t>24</w:t>
-            </w:r>
-            <w:r>
-              <w:rPr>
-                <w:i/>
-                <w:color w:val="C00000"/>
-              </w:rPr>
-              <w:t>%</w:t>
-            </w:r>
           </w:p>
         </w:tc>
       </w:tr>
@@ -22351,9 +21367,6 @@
             <w:pPr>
               <w:jc w:val="center"/>
             </w:pPr>
-            <w:r>
-              <w:t>1 500</w:t>
-            </w:r>
           </w:p>
         </w:tc>
         <w:tc>
@@ -22373,7 +21386,7 @@
                 <w:i/>
                 <w:color w:val="C00000"/>
               </w:rPr>
-              <w:t>1 500</w:t>
+              <w:t>1 928</w:t>
             </w:r>
           </w:p>
         </w:tc>
@@ -22385,9 +21398,6 @@
             <w:pPr>
               <w:jc w:val="center"/>
             </w:pPr>
-            <w:r>
-              <w:t>0.00%</w:t>
-            </w:r>
           </w:p>
         </w:tc>
       </w:tr>
@@ -22482,12 +21492,6 @@
                 <w:lang w:val="en-US"/>
               </w:rPr>
             </w:pPr>
-            <w:r>
-              <w:rPr>
-                <w:lang w:val="en-US"/>
-              </w:rPr>
-              <w:t>176</w:t>
-            </w:r>
           </w:p>
         </w:tc>
         <w:tc>
@@ -22507,7 +21511,7 @@
                 <w:i/>
                 <w:color w:val="C00000"/>
               </w:rPr>
-              <w:t>176</w:t>
+              <w:t>213.7</w:t>
             </w:r>
           </w:p>
         </w:tc>
@@ -22519,9 +21523,6 @@
             <w:pPr>
               <w:jc w:val="center"/>
             </w:pPr>
-            <w:r>
-              <w:t>0.00%</w:t>
-            </w:r>
           </w:p>
         </w:tc>
       </w:tr>
@@ -22604,9 +21605,6 @@
             <w:pPr>
               <w:jc w:val="center"/>
             </w:pPr>
-            <w:r>
-              <w:t>1 702</w:t>
-            </w:r>
           </w:p>
         </w:tc>
         <w:tc>
@@ -22626,7 +21624,7 @@
                 <w:i/>
                 <w:color w:val="C00000"/>
               </w:rPr>
-              <w:t>1 702</w:t>
+              <w:t>2 194</w:t>
             </w:r>
           </w:p>
         </w:tc>
@@ -22638,9 +21636,6 @@
             <w:pPr>
               <w:jc w:val="center"/>
             </w:pPr>
-            <w:r>
-              <w:t>0.00%</w:t>
-            </w:r>
           </w:p>
         </w:tc>
       </w:tr>
@@ -22723,9 +21718,6 @@
             <w:pPr>
               <w:jc w:val="center"/>
             </w:pPr>
-            <w:r>
-              <w:t>276</w:t>
-            </w:r>
           </w:p>
         </w:tc>
         <w:tc>
@@ -22745,7 +21737,7 @@
                 <w:i/>
                 <w:color w:val="C00000"/>
               </w:rPr>
-              <w:t>272.8</w:t>
+              <w:t>332.2</w:t>
             </w:r>
           </w:p>
         </w:tc>
@@ -22757,20 +21749,6 @@
             <w:pPr>
               <w:jc w:val="center"/>
             </w:pPr>
-            <w:r>
-              <w:rPr>
-                <w:i/>
-                <w:color w:val="C00000"/>
-              </w:rPr>
-              <w:t>1.17</w:t>
-            </w:r>
-            <w:r>
-              <w:rPr>
-                <w:i/>
-                <w:color w:val="C00000"/>
-              </w:rPr>
-              <w:t>%</w:t>
-            </w:r>
           </w:p>
         </w:tc>
       </w:tr>
@@ -22850,9 +21828,6 @@
             <w:pPr>
               <w:jc w:val="center"/>
             </w:pPr>
-            <w:r>
-              <w:t>66.66</w:t>
-            </w:r>
           </w:p>
         </w:tc>
         <w:tc>
@@ -22872,7 +21847,7 @@
                 <w:i/>
                 <w:color w:val="C00000"/>
               </w:rPr>
-              <w:t>66.75</w:t>
+              <w:t>89.1</w:t>
             </w:r>
           </w:p>
         </w:tc>
@@ -22888,13 +21863,6 @@
                 <w:color w:val="C00000"/>
               </w:rPr>
             </w:pPr>
-            <w:r>
-              <w:rPr>
-                <w:i/>
-                <w:color w:val="C00000"/>
-              </w:rPr>
-              <w:t>0.13%</w:t>
-            </w:r>
           </w:p>
         </w:tc>
       </w:tr>
@@ -22989,12 +21957,6 @@
                 <w:lang w:val="en-US"/>
               </w:rPr>
             </w:pPr>
-            <w:r>
-              <w:rPr>
-                <w:lang w:val="en-US"/>
-              </w:rPr>
-              <w:t>780 739</w:t>
-            </w:r>
           </w:p>
         </w:tc>
         <w:tc>
@@ -23014,7 +21976,7 @@
                 <w:i/>
                 <w:color w:val="C00000"/>
               </w:rPr>
-              <w:t>791 005</w:t>
+              <w:t>1 249 365</w:t>
             </w:r>
           </w:p>
         </w:tc>
@@ -23026,20 +21988,6 @@
             <w:pPr>
               <w:jc w:val="center"/>
             </w:pPr>
-            <w:r>
-              <w:rPr>
-                <w:i/>
-                <w:color w:val="C00000"/>
-              </w:rPr>
-              <w:t>1.30</w:t>
-            </w:r>
-            <w:r>
-              <w:rPr>
-                <w:i/>
-                <w:color w:val="C00000"/>
-              </w:rPr>
-              <w:t>%</w:t>
-            </w:r>
           </w:p>
         </w:tc>
       </w:tr>
@@ -23121,12 +22069,6 @@
                 <w:lang w:val="en-US"/>
               </w:rPr>
             </w:pPr>
-            <w:r>
-              <w:rPr>
-                <w:lang w:val="en-US"/>
-              </w:rPr>
-              <w:t>77.6</w:t>
-            </w:r>
           </w:p>
         </w:tc>
         <w:tc>
@@ -23146,7 +22088,7 @@
                 <w:i/>
                 <w:color w:val="C00000"/>
               </w:rPr>
-              <w:t>77.6</w:t>
+              <w:t>90.7</w:t>
             </w:r>
           </w:p>
         </w:tc>
@@ -23158,9 +22100,6 @@
             <w:pPr>
               <w:jc w:val="center"/>
             </w:pPr>
-            <w:r>
-              <w:t>0.00%</w:t>
-            </w:r>
           </w:p>
         </w:tc>
       </w:tr>
@@ -23203,9 +22142,6 @@
             <w:pPr>
               <w:jc w:val="center"/>
             </w:pPr>
-            <w:r>
-              <w:t>1086</w:t>
-            </w:r>
           </w:p>
         </w:tc>
         <w:tc>
@@ -23225,7 +22161,7 @@
                 <w:i/>
                 <w:color w:val="C00000"/>
               </w:rPr>
-              <w:t>1 086</w:t>
+              <w:t>1 134</w:t>
             </w:r>
           </w:p>
         </w:tc>
@@ -23237,9 +22173,6 @@
             <w:pPr>
               <w:jc w:val="center"/>
             </w:pPr>
-            <w:r>
-              <w:t>0.00%</w:t>
-            </w:r>
           </w:p>
         </w:tc>
       </w:tr>
@@ -23299,9 +22232,6 @@
             <w:pPr>
               <w:jc w:val="center"/>
             </w:pPr>
-            <w:r>
-              <w:t>224 700</w:t>
-            </w:r>
           </w:p>
         </w:tc>
         <w:tc>
@@ -23321,7 +22251,7 @@
                 <w:i/>
                 <w:color w:val="C00000"/>
               </w:rPr>
-              <w:t>224 721</w:t>
+              <w:t xml:space="preserve"> 217 943</w:t>
             </w:r>
           </w:p>
         </w:tc>
@@ -23333,20 +22263,6 @@
             <w:pPr>
               <w:jc w:val="center"/>
             </w:pPr>
-            <w:r>
-              <w:rPr>
-                <w:i/>
-                <w:color w:val="C00000"/>
-              </w:rPr>
-              <w:t>0.01</w:t>
-            </w:r>
-            <w:r>
-              <w:rPr>
-                <w:i/>
-                <w:color w:val="C00000"/>
-              </w:rPr>
-              <w:t>%</w:t>
-            </w:r>
           </w:p>
         </w:tc>
       </w:tr>
@@ -23417,12 +22333,6 @@
                 <w:lang w:val="en-US"/>
               </w:rPr>
             </w:pPr>
-            <w:r>
-              <w:rPr>
-                <w:lang w:val="en-US"/>
-              </w:rPr>
-              <w:t>198 100</w:t>
-            </w:r>
           </w:p>
         </w:tc>
         <w:tc>
@@ -23442,7 +22352,7 @@
                 <w:i/>
                 <w:color w:val="C00000"/>
               </w:rPr>
-              <w:t>198 121</w:t>
+              <w:t>192 943</w:t>
             </w:r>
           </w:p>
         </w:tc>
@@ -23454,20 +22364,6 @@
             <w:pPr>
               <w:jc w:val="center"/>
             </w:pPr>
-            <w:r>
-              <w:rPr>
-                <w:i/>
-                <w:color w:val="C00000"/>
-              </w:rPr>
-              <w:t>0.01</w:t>
-            </w:r>
-            <w:r>
-              <w:rPr>
-                <w:i/>
-                <w:color w:val="C00000"/>
-              </w:rPr>
-              <w:t>%</w:t>
-            </w:r>
           </w:p>
         </w:tc>
       </w:tr>
@@ -23524,9 +22420,6 @@
             <w:pPr>
               <w:jc w:val="center"/>
             </w:pPr>
-            <w:r>
-              <w:t>162</w:t>
-            </w:r>
           </w:p>
         </w:tc>
         <w:tc>
@@ -23546,7 +22439,7 @@
                 <w:i/>
                 <w:color w:val="C00000"/>
               </w:rPr>
-              <w:t>162.4</w:t>
+              <w:t>150.9</w:t>
             </w:r>
           </w:p>
         </w:tc>
@@ -23558,20 +22451,6 @@
             <w:pPr>
               <w:jc w:val="center"/>
             </w:pPr>
-            <w:r>
-              <w:rPr>
-                <w:i/>
-                <w:color w:val="C00000"/>
-              </w:rPr>
-              <w:t>0.25</w:t>
-            </w:r>
-            <w:r>
-              <w:rPr>
-                <w:i/>
-                <w:color w:val="C00000"/>
-              </w:rPr>
-              <w:t>%</w:t>
-            </w:r>
           </w:p>
         </w:tc>
       </w:tr>
@@ -23642,12 +22521,6 @@
                 <w:lang w:val="en-US"/>
               </w:rPr>
             </w:pPr>
-            <w:r>
-              <w:rPr>
-                <w:lang w:val="en-US"/>
-              </w:rPr>
-              <w:t>143</w:t>
-            </w:r>
           </w:p>
         </w:tc>
         <w:tc>
@@ -23667,7 +22540,7 @@
                 <w:i/>
                 <w:color w:val="C00000"/>
               </w:rPr>
-              <w:t>143.2</w:t>
+              <w:t>133.6</w:t>
             </w:r>
           </w:p>
         </w:tc>
@@ -23679,20 +22552,6 @@
             <w:pPr>
               <w:jc w:val="center"/>
             </w:pPr>
-            <w:r>
-              <w:rPr>
-                <w:i/>
-                <w:color w:val="C00000"/>
-              </w:rPr>
-              <w:t>0.14</w:t>
-            </w:r>
-            <w:r>
-              <w:rPr>
-                <w:i/>
-                <w:color w:val="C00000"/>
-              </w:rPr>
-              <w:t>%</w:t>
-            </w:r>
           </w:p>
         </w:tc>
       </w:tr>
@@ -23794,12 +22653,6 @@
                 <w:lang w:val="en-US"/>
               </w:rPr>
             </w:pPr>
-            <w:r>
-              <w:rPr>
-                <w:lang w:val="en-US"/>
-              </w:rPr>
-              <w:t>275</w:t>
-            </w:r>
           </w:p>
         </w:tc>
         <w:tc>
@@ -23819,7 +22672,7 @@
                 <w:i/>
                 <w:color w:val="C00000"/>
               </w:rPr>
-              <w:t>275</w:t>
+              <w:t>355</w:t>
             </w:r>
           </w:p>
         </w:tc>
@@ -23831,9 +22684,6 @@
             <w:pPr>
               <w:jc w:val="center"/>
             </w:pPr>
-            <w:r>
-              <w:t>0.00%</w:t>
-            </w:r>
           </w:p>
         </w:tc>
       </w:tr>
@@ -23900,9 +22750,6 @@
             <w:pPr>
               <w:jc w:val="center"/>
             </w:pPr>
-            <w:r>
-              <w:t>210 000</w:t>
-            </w:r>
           </w:p>
         </w:tc>
         <w:tc>
@@ -23934,9 +22781,6 @@
             <w:pPr>
               <w:jc w:val="center"/>
             </w:pPr>
-            <w:r>
-              <w:t>0.00%</w:t>
-            </w:r>
           </w:p>
         </w:tc>
       </w:tr>
@@ -23996,9 +22840,6 @@
             <w:pPr>
               <w:jc w:val="center"/>
             </w:pPr>
-            <w:r>
-              <w:t>7 850</w:t>
-            </w:r>
           </w:p>
         </w:tc>
         <w:tc>
@@ -24030,9 +22871,6 @@
             <w:pPr>
               <w:jc w:val="center"/>
             </w:pPr>
-            <w:r>
-              <w:t>0.00%</w:t>
-            </w:r>
           </w:p>
         </w:tc>
       </w:tr>
@@ -24114,9 +22952,6 @@
             <w:pPr>
               <w:jc w:val="center"/>
             </w:pPr>
-            <w:r>
-              <w:t>2 717</w:t>
-            </w:r>
           </w:p>
         </w:tc>
         <w:tc>
@@ -24136,7 +22971,7 @@
                 <w:i/>
                 <w:color w:val="C00000"/>
               </w:rPr>
-              <w:t>2 718</w:t>
+              <w:t>4 101</w:t>
             </w:r>
           </w:p>
         </w:tc>
@@ -24148,20 +22983,6 @@
             <w:pPr>
               <w:jc w:val="center"/>
             </w:pPr>
-            <w:r>
-              <w:rPr>
-                <w:i/>
-                <w:color w:val="C00000"/>
-              </w:rPr>
-              <w:t>0.04</w:t>
-            </w:r>
-            <w:r>
-              <w:rPr>
-                <w:i/>
-                <w:color w:val="C00000"/>
-              </w:rPr>
-              <w:t>%</w:t>
-            </w:r>
           </w:p>
         </w:tc>
       </w:tr>
@@ -24250,12 +23071,6 @@
                 <w:lang w:val="en-US"/>
               </w:rPr>
             </w:pPr>
-            <w:r>
-              <w:rPr>
-                <w:lang w:val="en-US"/>
-              </w:rPr>
-              <w:t>807</w:t>
-            </w:r>
           </w:p>
         </w:tc>
         <w:tc>
@@ -24275,7 +23090,7 @@
                 <w:i/>
                 <w:color w:val="C00000"/>
               </w:rPr>
-              <w:t>807</w:t>
+              <w:t>1 227</w:t>
             </w:r>
           </w:p>
         </w:tc>
@@ -24287,9 +23102,6 @@
             <w:pPr>
               <w:jc w:val="center"/>
             </w:pPr>
-            <w:r>
-              <w:t>0.00%</w:t>
-            </w:r>
           </w:p>
         </w:tc>
       </w:tr>
@@ -24377,12 +23189,6 @@
                 <w:lang w:val="en-US"/>
               </w:rPr>
             </w:pPr>
-            <w:r>
-              <w:rPr>
-                <w:lang w:val="en-US"/>
-              </w:rPr>
-              <w:t>468</w:t>
-            </w:r>
           </w:p>
         </w:tc>
         <w:tc>
@@ -24402,7 +23208,7 @@
                 <w:i/>
                 <w:color w:val="C00000"/>
               </w:rPr>
-              <w:t>468</w:t>
+              <w:t>832</w:t>
             </w:r>
           </w:p>
         </w:tc>
@@ -24414,9 +23220,6 @@
             <w:pPr>
               <w:jc w:val="center"/>
             </w:pPr>
-            <w:r>
-              <w:t>0.00%</w:t>
-            </w:r>
           </w:p>
         </w:tc>
       </w:tr>
@@ -24504,12 +23307,6 @@
                 <w:lang w:val="en-US"/>
               </w:rPr>
             </w:pPr>
-            <w:r>
-              <w:rPr>
-                <w:lang w:val="en-US"/>
-              </w:rPr>
-              <w:t>412.5</w:t>
-            </w:r>
           </w:p>
         </w:tc>
         <w:tc>
@@ -24529,7 +23326,7 @@
                 <w:i/>
                 <w:color w:val="C00000"/>
               </w:rPr>
-              <w:t>412</w:t>
+              <w:t>684</w:t>
             </w:r>
           </w:p>
         </w:tc>
@@ -24545,13 +23342,6 @@
                 <w:color w:val="C00000"/>
               </w:rPr>
             </w:pPr>
-            <w:r>
-              <w:rPr>
-                <w:i/>
-                <w:color w:val="C00000"/>
-              </w:rPr>
-              <w:t>0.12%</w:t>
-            </w:r>
           </w:p>
         </w:tc>
       </w:tr>
@@ -24590,9 +23380,6 @@
             <w:pPr>
               <w:jc w:val="center"/>
             </w:pPr>
-            <w:r>
-              <w:t>1</w:t>
-            </w:r>
           </w:p>
         </w:tc>
         <w:tc>
@@ -24624,9 +23411,6 @@
             <w:pPr>
               <w:jc w:val="center"/>
             </w:pPr>
-            <w:r>
-              <w:t>0.00%</w:t>
-            </w:r>
           </w:p>
         </w:tc>
       </w:tr>
@@ -24657,9 +23441,6 @@
             <w:pPr>
               <w:jc w:val="center"/>
             </w:pPr>
-            <w:r>
-              <w:t>4</w:t>
-            </w:r>
           </w:p>
         </w:tc>
         <w:tc>
@@ -24691,9 +23472,6 @@
             <w:pPr>
               <w:jc w:val="center"/>
             </w:pPr>
-            <w:r>
-              <w:t>0.00%</w:t>
-            </w:r>
           </w:p>
         </w:tc>
       </w:tr>
@@ -24812,12 +23590,6 @@
                 <w:lang w:val="en-US"/>
               </w:rPr>
             </w:pPr>
-            <w:r>
-              <w:rPr>
-                <w:lang w:val="en-US"/>
-              </w:rPr>
-              <w:t>40.3</w:t>
-            </w:r>
           </w:p>
         </w:tc>
         <w:tc>
@@ -24837,7 +23609,7 @@
                 <w:i/>
                 <w:color w:val="C00000"/>
               </w:rPr>
-              <w:t>40.3</w:t>
+              <w:t>41.8</w:t>
             </w:r>
           </w:p>
         </w:tc>
@@ -24849,9 +23621,6 @@
             <w:pPr>
               <w:jc w:val="center"/>
             </w:pPr>
-            <w:r>
-              <w:t>0.00%</w:t>
-            </w:r>
           </w:p>
         </w:tc>
       </w:tr>
@@ -24881,7 +23650,7 @@
                   <w:rFonts w:ascii="Cambria Math" w:hAnsi="Cambria Math"/>
                   <w:lang w:val="en-US"/>
                 </w:rPr>
-                <m:t>72</m:t>
+                <m:t>124</m:t>
               </m:r>
               <m:r>
                 <w:rPr>
@@ -24889,19 +23658,6 @@
                 </w:rPr>
                 <m:t>ε</m:t>
               </m:r>
-              <m:r>
-                <w:rPr>
-                  <w:rFonts w:ascii="Cambria Math" w:hAnsi="Cambria Math"/>
-                  <w:lang w:val="en-US"/>
-                </w:rPr>
-                <m:t>/</m:t>
-              </m:r>
-              <m:r>
-                <w:rPr>
-                  <w:rFonts w:ascii="Cambria Math" w:hAnsi="Cambria Math"/>
-                </w:rPr>
-                <m:t>η</m:t>
-              </m:r>
             </m:oMath>
             <w:r>
               <w:rPr>
@@ -24928,12 +23684,6 @@
                 <w:lang w:val="en-US"/>
               </w:rPr>
             </w:pPr>
-            <w:r>
-              <w:rPr>
-                <w:lang w:val="en-US"/>
-              </w:rPr>
-              <w:t>55.5</w:t>
-            </w:r>
           </w:p>
         </w:tc>
         <w:tc>
@@ -24953,7 +23703,7 @@
                 <w:i/>
                 <w:color w:val="C00000"/>
               </w:rPr>
-              <w:t>55.5</w:t>
+              <w:t>101</w:t>
             </w:r>
           </w:p>
         </w:tc>
@@ -24965,9 +23715,6 @@
             <w:pPr>
               <w:jc w:val="center"/>
             </w:pPr>
-            <w:r>
-              <w:t>0.00%</w:t>
-            </w:r>
           </w:p>
         </w:tc>
       </w:tr>
@@ -24991,14 +23738,12 @@
               </w:rPr>
               <w:t xml:space="preserve">Verification of web buckling </w:t>
             </w:r>
-            <w:proofErr w:type="gramStart"/>
-            <w:r>
-              <w:rPr>
-                <w:lang w:val="en-US"/>
-              </w:rPr>
-              <w:t>necessary ?</w:t>
-            </w:r>
-            <w:proofErr w:type="gramEnd"/>
+            <w:r>
+              <w:rPr>
+                <w:lang w:val="en-US"/>
+              </w:rPr>
+              <w:t>necessary?</w:t>
+            </w:r>
           </w:p>
         </w:tc>
         <w:tc>
@@ -25012,12 +23757,6 @@
                 <w:lang w:val="en-US"/>
               </w:rPr>
             </w:pPr>
-            <w:r>
-              <w:rPr>
-                <w:lang w:val="en-US"/>
-              </w:rPr>
-              <w:t>No</w:t>
-            </w:r>
           </w:p>
         </w:tc>
         <w:tc>
@@ -25084,6 +23823,13 @@
       <w:r>
         <w:t xml:space="preserve">: Steel profile </w:t>
       </w:r>
+    </w:p>
+    <w:p>
+      <w:pPr>
+        <w:rPr>
+          <w:lang w:val="en-GB"/>
+        </w:rPr>
+      </w:pPr>
     </w:p>
     <w:tbl>
       <w:tblPr>
@@ -25242,9 +23988,6 @@
             <w:pPr>
               <w:jc w:val="center"/>
             </w:pPr>
-            <w:r>
-              <w:t>124</w:t>
-            </w:r>
           </w:p>
         </w:tc>
         <w:tc>
@@ -25264,7 +24007,7 @@
                 <w:i/>
                 <w:color w:val="C00000"/>
               </w:rPr>
-              <w:t>124</w:t>
+              <w:t>189</w:t>
             </w:r>
           </w:p>
         </w:tc>
@@ -25276,9 +24019,6 @@
             <w:pPr>
               <w:jc w:val="center"/>
             </w:pPr>
-            <w:r>
-              <w:t>0.00%</w:t>
-            </w:r>
           </w:p>
         </w:tc>
       </w:tr>
@@ -25375,12 +24115,6 @@
                 <w:lang w:val="en-US"/>
               </w:rPr>
             </w:pPr>
-            <w:r>
-              <w:rPr>
-                <w:lang w:val="en-US"/>
-              </w:rPr>
-              <w:t>25</w:t>
-            </w:r>
           </w:p>
         </w:tc>
         <w:tc>
@@ -25393,12 +24127,14 @@
               <w:rPr>
                 <w:i/>
                 <w:color w:val="C00000"/>
+                <w:lang w:val="en-US"/>
               </w:rPr>
             </w:pPr>
             <w:r>
               <w:rPr>
                 <w:i/>
                 <w:color w:val="C00000"/>
+                <w:lang w:val="en-US"/>
               </w:rPr>
               <w:t>25</w:t>
             </w:r>
@@ -25411,10 +24147,10 @@
           <w:p>
             <w:pPr>
               <w:jc w:val="center"/>
-            </w:pPr>
-            <w:r>
-              <w:t>0.00%</w:t>
-            </w:r>
+              <w:rPr>
+                <w:lang w:val="en-US"/>
+              </w:rPr>
+            </w:pPr>
           </w:p>
         </w:tc>
       </w:tr>
@@ -25511,12 +24247,6 @@
                 <w:lang w:val="en-US"/>
               </w:rPr>
             </w:pPr>
-            <w:r>
-              <w:rPr>
-                <w:lang w:val="en-US"/>
-              </w:rPr>
-              <w:t>33</w:t>
-            </w:r>
           </w:p>
         </w:tc>
         <w:tc>
@@ -25529,12 +24259,14 @@
               <w:rPr>
                 <w:i/>
                 <w:color w:val="C00000"/>
+                <w:lang w:val="en-US"/>
               </w:rPr>
             </w:pPr>
             <w:r>
               <w:rPr>
                 <w:i/>
                 <w:color w:val="C00000"/>
+                <w:lang w:val="en-US"/>
               </w:rPr>
               <w:t>33</w:t>
             </w:r>
@@ -25547,10 +24279,10 @@
           <w:p>
             <w:pPr>
               <w:jc w:val="center"/>
-            </w:pPr>
-            <w:r>
-              <w:t>0.00%</w:t>
-            </w:r>
+              <w:rPr>
+                <w:lang w:val="en-US"/>
+              </w:rPr>
+            </w:pPr>
           </w:p>
         </w:tc>
       </w:tr>
@@ -25647,12 +24379,6 @@
                 <w:lang w:val="en-US"/>
               </w:rPr>
             </w:pPr>
-            <w:r>
-              <w:rPr>
-                <w:lang w:val="en-US"/>
-              </w:rPr>
-              <w:t>2.56</w:t>
-            </w:r>
           </w:p>
         </w:tc>
         <w:tc>
@@ -25665,12 +24391,14 @@
               <w:rPr>
                 <w:i/>
                 <w:color w:val="C00000"/>
+                <w:lang w:val="en-US"/>
               </w:rPr>
             </w:pPr>
             <w:r>
               <w:rPr>
                 <w:i/>
                 <w:color w:val="C00000"/>
+                <w:lang w:val="en-US"/>
               </w:rPr>
               <w:t>2.56</w:t>
             </w:r>
@@ -25683,10 +24411,10 @@
           <w:p>
             <w:pPr>
               <w:jc w:val="center"/>
-            </w:pPr>
-            <w:r>
-              <w:t>0.00%</w:t>
-            </w:r>
+              <w:rPr>
+                <w:lang w:val="en-US"/>
+              </w:rPr>
+            </w:pPr>
           </w:p>
         </w:tc>
       </w:tr>
@@ -25769,12 +24497,6 @@
                 <w:lang w:val="en-US"/>
               </w:rPr>
             </w:pPr>
-            <w:r>
-              <w:rPr>
-                <w:lang w:val="en-US"/>
-              </w:rPr>
-              <w:t>31 476</w:t>
-            </w:r>
           </w:p>
         </w:tc>
         <w:tc>
@@ -25787,14 +24509,16 @@
               <w:rPr>
                 <w:i/>
                 <w:color w:val="C00000"/>
+                <w:lang w:val="en-US"/>
               </w:rPr>
             </w:pPr>
             <w:r>
               <w:rPr>
                 <w:i/>
                 <w:color w:val="C00000"/>
-              </w:rPr>
-              <w:t>31 476</w:t>
+                <w:lang w:val="en-US"/>
+              </w:rPr>
+              <w:t>31 4576</w:t>
             </w:r>
           </w:p>
         </w:tc>
@@ -25805,10 +24529,705 @@
           <w:p>
             <w:pPr>
               <w:jc w:val="center"/>
-            </w:pPr>
-            <w:r>
-              <w:t>0.00%</w:t>
-            </w:r>
+              <w:rPr>
+                <w:lang w:val="en-US"/>
+              </w:rPr>
+            </w:pPr>
+          </w:p>
+        </w:tc>
+      </w:tr>
+    </w:tbl>
+    <w:p>
+      <w:pPr>
+        <w:pStyle w:val="Lgende"/>
+      </w:pPr>
+      <w:bookmarkStart w:id="26" w:name="_GoBack"/>
+      <w:bookmarkEnd w:id="26"/>
+      <w:r>
+        <w:t xml:space="preserve">Table </w:t>
+      </w:r>
+      <w:r>
+        <w:fldChar w:fldCharType="begin"/>
+      </w:r>
+      <w:r>
+        <w:instrText xml:space="preserve"> SEQ Table \* ARABIC </w:instrText>
+      </w:r>
+      <w:r>
+        <w:fldChar w:fldCharType="separate"/>
+      </w:r>
+      <w:r>
+        <w:rPr>
+          <w:noProof/>
+        </w:rPr>
+        <w:t>1</w:t>
+      </w:r>
+      <w:r>
+        <w:fldChar w:fldCharType="end"/>
+      </w:r>
+      <w:r>
+        <w:t xml:space="preserve">: </w:t>
+      </w:r>
+      <w:r>
+        <w:t>Partial encasement</w:t>
+      </w:r>
+      <w:r>
+        <w:t xml:space="preserve"> </w:t>
+      </w:r>
+    </w:p>
+    <w:p>
+      <w:pPr>
+        <w:rPr>
+          <w:lang w:val="en-GB"/>
+        </w:rPr>
+      </w:pPr>
+    </w:p>
+    <w:tbl>
+      <w:tblPr>
+        <w:tblStyle w:val="Grilledutableau"/>
+        <w:tblW w:w="0" w:type="auto"/>
+        <w:tblLook w:val="04A0" w:firstRow="1" w:lastRow="0" w:firstColumn="1" w:lastColumn="0" w:noHBand="0" w:noVBand="1"/>
+      </w:tblPr>
+      <w:tblGrid>
+        <w:gridCol w:w="6637"/>
+        <w:gridCol w:w="1397"/>
+        <w:gridCol w:w="1384"/>
+        <w:gridCol w:w="776"/>
+      </w:tblGrid>
+      <w:tr>
+        <w:tc>
+          <w:tcPr>
+            <w:tcW w:w="6637" w:type="dxa"/>
+            <w:shd w:val="clear" w:color="auto" w:fill="D9D9D9" w:themeFill="background1" w:themeFillShade="D9"/>
+          </w:tcPr>
+          <w:p>
+            <w:r>
+              <w:rPr>
+                <w:smallCaps/>
+              </w:rPr>
+              <w:t>Résultats</w:t>
+            </w:r>
+          </w:p>
+        </w:tc>
+        <w:tc>
+          <w:tcPr>
+            <w:tcW w:w="1397" w:type="dxa"/>
+            <w:shd w:val="clear" w:color="auto" w:fill="D9D9D9" w:themeFill="background1" w:themeFillShade="D9"/>
+          </w:tcPr>
+          <w:p>
+            <w:pPr>
+              <w:jc w:val="center"/>
+            </w:pPr>
+            <w:r>
+              <w:t>Reference</w:t>
+            </w:r>
+          </w:p>
+        </w:tc>
+        <w:tc>
+          <w:tcPr>
+            <w:tcW w:w="1384" w:type="dxa"/>
+            <w:shd w:val="clear" w:color="auto" w:fill="D9D9D9" w:themeFill="background1" w:themeFillShade="D9"/>
+          </w:tcPr>
+          <w:p>
+            <w:pPr>
+              <w:jc w:val="center"/>
+            </w:pPr>
+            <w:r>
+              <w:t>ABCPMX</w:t>
+            </w:r>
+          </w:p>
+        </w:tc>
+        <w:tc>
+          <w:tcPr>
+            <w:tcW w:w="776" w:type="dxa"/>
+            <w:shd w:val="clear" w:color="auto" w:fill="D9D9D9" w:themeFill="background1" w:themeFillShade="D9"/>
+          </w:tcPr>
+          <w:p>
+            <w:pPr>
+              <w:jc w:val="center"/>
+            </w:pPr>
+            <w:r>
+              <w:t>Dev.</w:t>
+            </w:r>
+          </w:p>
+        </w:tc>
+      </w:tr>
+      <w:tr>
+        <w:tc>
+          <w:tcPr>
+            <w:tcW w:w="6637" w:type="dxa"/>
+          </w:tcPr>
+          <w:p>
+            <w:pPr>
+              <w:tabs>
+                <w:tab w:val="right" w:pos="4997"/>
+              </w:tabs>
+            </w:pPr>
+            <w:proofErr w:type="spellStart"/>
+            <w:r>
+              <w:t>Notional</w:t>
+            </w:r>
+            <w:proofErr w:type="spellEnd"/>
+            <w:r>
+              <w:t xml:space="preserve"> size (EN 1992-1-1 </w:t>
+            </w:r>
+            <w:proofErr w:type="spellStart"/>
+            <w:r>
+              <w:t>Annex</w:t>
+            </w:r>
+            <w:proofErr w:type="spellEnd"/>
+            <w:r>
+              <w:t xml:space="preserve"> B)</w:t>
+            </w:r>
+            <w:r>
+              <w:t xml:space="preserve"> : </w:t>
+            </w:r>
+            <m:oMath>
+              <m:sSub>
+                <m:sSubPr>
+                  <m:ctrlPr>
+                    <w:rPr>
+                      <w:rFonts w:ascii="Cambria Math" w:hAnsi="Cambria Math"/>
+                      <w:i/>
+                    </w:rPr>
+                  </m:ctrlPr>
+                </m:sSubPr>
+                <m:e>
+                  <m:r>
+                    <w:rPr>
+                      <w:rFonts w:ascii="Cambria Math" w:hAnsi="Cambria Math"/>
+                    </w:rPr>
+                    <m:t>h</m:t>
+                  </m:r>
+                </m:e>
+                <m:sub>
+                  <m:r>
+                    <m:rPr>
+                      <m:nor/>
+                    </m:rPr>
+                    <w:rPr>
+                      <w:rFonts w:ascii="Cambria Math" w:hAnsi="Cambria Math"/>
+                    </w:rPr>
+                    <m:t>0</m:t>
+                  </m:r>
+                </m:sub>
+              </m:sSub>
+              <m:r>
+                <w:rPr>
+                  <w:rFonts w:ascii="Cambria Math" w:hAnsi="Cambria Math"/>
+                </w:rPr>
+                <m:t>=</m:t>
+              </m:r>
+            </m:oMath>
+            <w:r>
+              <w:tab/>
+              <w:t>(m</w:t>
+            </w:r>
+            <w:r>
+              <w:t>m</w:t>
+            </w:r>
+            <w:r>
+              <w:t>)</w:t>
+            </w:r>
+          </w:p>
+        </w:tc>
+        <w:tc>
+          <w:tcPr>
+            <w:tcW w:w="1397" w:type="dxa"/>
+          </w:tcPr>
+          <w:p>
+            <w:pPr>
+              <w:jc w:val="center"/>
+            </w:pPr>
+          </w:p>
+        </w:tc>
+        <w:tc>
+          <w:tcPr>
+            <w:tcW w:w="1384" w:type="dxa"/>
+          </w:tcPr>
+          <w:p>
+            <w:pPr>
+              <w:jc w:val="center"/>
+              <w:rPr>
+                <w:i/>
+                <w:color w:val="C00000"/>
+              </w:rPr>
+            </w:pPr>
+          </w:p>
+        </w:tc>
+        <w:tc>
+          <w:tcPr>
+            <w:tcW w:w="776" w:type="dxa"/>
+          </w:tcPr>
+          <w:p>
+            <w:pPr>
+              <w:jc w:val="center"/>
+            </w:pPr>
+          </w:p>
+        </w:tc>
+      </w:tr>
+      <w:tr>
+        <w:tc>
+          <w:tcPr>
+            <w:tcW w:w="6637" w:type="dxa"/>
+          </w:tcPr>
+          <w:p>
+            <w:pPr>
+              <w:tabs>
+                <w:tab w:val="right" w:pos="4997"/>
+              </w:tabs>
+              <w:rPr>
+                <w:lang w:val="en-US"/>
+              </w:rPr>
+            </w:pPr>
+            <w:r>
+              <w:rPr>
+                <w:lang w:val="en-US"/>
+              </w:rPr>
+              <w:t xml:space="preserve">Char. value of the compression </w:t>
+            </w:r>
+            <w:proofErr w:type="spellStart"/>
+            <w:r>
+              <w:rPr>
+                <w:lang w:val="en-US"/>
+              </w:rPr>
+              <w:t>strenght</w:t>
+            </w:r>
+            <w:proofErr w:type="spellEnd"/>
+            <w:r>
+              <w:rPr>
+                <w:lang w:val="en-US"/>
+              </w:rPr>
+              <w:t xml:space="preserve"> : </w:t>
+            </w:r>
+            <m:oMath>
+              <m:sSub>
+                <m:sSubPr>
+                  <m:ctrlPr>
+                    <w:rPr>
+                      <w:rFonts w:ascii="Cambria Math" w:hAnsi="Cambria Math"/>
+                      <w:i/>
+                    </w:rPr>
+                  </m:ctrlPr>
+                </m:sSubPr>
+                <m:e>
+                  <m:r>
+                    <w:rPr>
+                      <w:rFonts w:ascii="Cambria Math" w:hAnsi="Cambria Math"/>
+                    </w:rPr>
+                    <m:t>f</m:t>
+                  </m:r>
+                </m:e>
+                <m:sub>
+                  <m:r>
+                    <m:rPr>
+                      <m:nor/>
+                    </m:rPr>
+                    <w:rPr>
+                      <w:rFonts w:ascii="Cambria Math" w:hAnsi="Cambria Math"/>
+                      <w:lang w:val="en-US"/>
+                    </w:rPr>
+                    <m:t>ck</m:t>
+                  </m:r>
+                </m:sub>
+              </m:sSub>
+              <m:r>
+                <w:rPr>
+                  <w:rFonts w:ascii="Cambria Math" w:hAnsi="Cambria Math"/>
+                  <w:lang w:val="en-US"/>
+                </w:rPr>
+                <m:t>=</m:t>
+              </m:r>
+            </m:oMath>
+            <w:r>
+              <w:rPr>
+                <w:lang w:val="en-US"/>
+              </w:rPr>
+              <w:tab/>
+              <w:t>(MPa)</w:t>
+            </w:r>
+          </w:p>
+        </w:tc>
+        <w:tc>
+          <w:tcPr>
+            <w:tcW w:w="1397" w:type="dxa"/>
+          </w:tcPr>
+          <w:p>
+            <w:pPr>
+              <w:jc w:val="center"/>
+              <w:rPr>
+                <w:lang w:val="en-US"/>
+              </w:rPr>
+            </w:pPr>
+          </w:p>
+        </w:tc>
+        <w:tc>
+          <w:tcPr>
+            <w:tcW w:w="1384" w:type="dxa"/>
+          </w:tcPr>
+          <w:p>
+            <w:pPr>
+              <w:jc w:val="center"/>
+              <w:rPr>
+                <w:i/>
+                <w:color w:val="C00000"/>
+              </w:rPr>
+            </w:pPr>
+          </w:p>
+        </w:tc>
+        <w:tc>
+          <w:tcPr>
+            <w:tcW w:w="776" w:type="dxa"/>
+          </w:tcPr>
+          <w:p>
+            <w:pPr>
+              <w:jc w:val="center"/>
+            </w:pPr>
+          </w:p>
+        </w:tc>
+      </w:tr>
+      <w:tr>
+        <w:tc>
+          <w:tcPr>
+            <w:tcW w:w="6637" w:type="dxa"/>
+          </w:tcPr>
+          <w:p>
+            <w:pPr>
+              <w:tabs>
+                <w:tab w:val="right" w:pos="4997"/>
+              </w:tabs>
+              <w:rPr>
+                <w:lang w:val="en-US"/>
+              </w:rPr>
+            </w:pPr>
+            <w:r>
+              <w:rPr>
+                <w:lang w:val="en-US"/>
+              </w:rPr>
+              <w:t xml:space="preserve">Mean value of compression </w:t>
+            </w:r>
+            <w:proofErr w:type="spellStart"/>
+            <w:r>
+              <w:rPr>
+                <w:lang w:val="en-US"/>
+              </w:rPr>
+              <w:t>strenght</w:t>
+            </w:r>
+            <w:proofErr w:type="spellEnd"/>
+            <w:r>
+              <w:rPr>
+                <w:lang w:val="en-US"/>
+              </w:rPr>
+              <w:t xml:space="preserve"> : </w:t>
+            </w:r>
+            <m:oMath>
+              <m:sSub>
+                <m:sSubPr>
+                  <m:ctrlPr>
+                    <w:rPr>
+                      <w:rFonts w:ascii="Cambria Math" w:hAnsi="Cambria Math"/>
+                      <w:i/>
+                    </w:rPr>
+                  </m:ctrlPr>
+                </m:sSubPr>
+                <m:e>
+                  <m:r>
+                    <w:rPr>
+                      <w:rFonts w:ascii="Cambria Math" w:hAnsi="Cambria Math"/>
+                    </w:rPr>
+                    <m:t>f</m:t>
+                  </m:r>
+                </m:e>
+                <m:sub>
+                  <m:r>
+                    <m:rPr>
+                      <m:nor/>
+                    </m:rPr>
+                    <w:rPr>
+                      <w:rFonts w:ascii="Cambria Math" w:hAnsi="Cambria Math"/>
+                      <w:lang w:val="en-US"/>
+                    </w:rPr>
+                    <m:t>cm</m:t>
+                  </m:r>
+                </m:sub>
+              </m:sSub>
+              <m:r>
+                <w:rPr>
+                  <w:rFonts w:ascii="Cambria Math" w:hAnsi="Cambria Math"/>
+                  <w:lang w:val="en-US"/>
+                </w:rPr>
+                <m:t>=</m:t>
+              </m:r>
+            </m:oMath>
+            <w:r>
+              <w:rPr>
+                <w:lang w:val="en-US"/>
+              </w:rPr>
+              <w:tab/>
+              <w:t>(MPa)</w:t>
+            </w:r>
+          </w:p>
+        </w:tc>
+        <w:tc>
+          <w:tcPr>
+            <w:tcW w:w="1397" w:type="dxa"/>
+          </w:tcPr>
+          <w:p>
+            <w:pPr>
+              <w:jc w:val="center"/>
+              <w:rPr>
+                <w:lang w:val="en-US"/>
+              </w:rPr>
+            </w:pPr>
+          </w:p>
+        </w:tc>
+        <w:tc>
+          <w:tcPr>
+            <w:tcW w:w="1384" w:type="dxa"/>
+          </w:tcPr>
+          <w:p>
+            <w:pPr>
+              <w:jc w:val="center"/>
+              <w:rPr>
+                <w:i/>
+                <w:color w:val="C00000"/>
+              </w:rPr>
+            </w:pPr>
+          </w:p>
+        </w:tc>
+        <w:tc>
+          <w:tcPr>
+            <w:tcW w:w="776" w:type="dxa"/>
+          </w:tcPr>
+          <w:p>
+            <w:pPr>
+              <w:jc w:val="center"/>
+            </w:pPr>
+          </w:p>
+        </w:tc>
+      </w:tr>
+      <w:tr>
+        <w:tc>
+          <w:tcPr>
+            <w:tcW w:w="6637" w:type="dxa"/>
+          </w:tcPr>
+          <w:p>
+            <w:pPr>
+              <w:tabs>
+                <w:tab w:val="right" w:pos="4997"/>
+              </w:tabs>
+              <w:rPr>
+                <w:lang w:val="en-US"/>
+              </w:rPr>
+            </w:pPr>
+            <w:r>
+              <w:rPr>
+                <w:lang w:val="en-US"/>
+              </w:rPr>
+              <w:t xml:space="preserve">Mean tensile </w:t>
+            </w:r>
+            <w:proofErr w:type="spellStart"/>
+            <w:r>
+              <w:rPr>
+                <w:lang w:val="en-US"/>
+              </w:rPr>
+              <w:t>strenght</w:t>
+            </w:r>
+            <w:proofErr w:type="spellEnd"/>
+            <w:r>
+              <w:rPr>
+                <w:lang w:val="en-US"/>
+              </w:rPr>
+              <w:t xml:space="preserve"> : </w:t>
+            </w:r>
+            <m:oMath>
+              <m:sSub>
+                <m:sSubPr>
+                  <m:ctrlPr>
+                    <w:rPr>
+                      <w:rFonts w:ascii="Cambria Math" w:hAnsi="Cambria Math"/>
+                      <w:i/>
+                    </w:rPr>
+                  </m:ctrlPr>
+                </m:sSubPr>
+                <m:e>
+                  <m:r>
+                    <w:rPr>
+                      <w:rFonts w:ascii="Cambria Math" w:hAnsi="Cambria Math"/>
+                    </w:rPr>
+                    <m:t>f</m:t>
+                  </m:r>
+                </m:e>
+                <m:sub>
+                  <m:r>
+                    <m:rPr>
+                      <m:nor/>
+                    </m:rPr>
+                    <w:rPr>
+                      <w:rFonts w:ascii="Cambria Math" w:hAnsi="Cambria Math"/>
+                      <w:lang w:val="en-US"/>
+                    </w:rPr>
+                    <m:t>ctm</m:t>
+                  </m:r>
+                </m:sub>
+              </m:sSub>
+              <m:r>
+                <w:rPr>
+                  <w:rFonts w:ascii="Cambria Math" w:hAnsi="Cambria Math"/>
+                  <w:lang w:val="en-US"/>
+                </w:rPr>
+                <m:t>=</m:t>
+              </m:r>
+            </m:oMath>
+            <w:r>
+              <w:rPr>
+                <w:lang w:val="en-US"/>
+              </w:rPr>
+              <w:tab/>
+              <w:t>(MPa)</w:t>
+            </w:r>
+          </w:p>
+        </w:tc>
+        <w:tc>
+          <w:tcPr>
+            <w:tcW w:w="1397" w:type="dxa"/>
+          </w:tcPr>
+          <w:p>
+            <w:pPr>
+              <w:jc w:val="center"/>
+              <w:rPr>
+                <w:lang w:val="en-US"/>
+              </w:rPr>
+            </w:pPr>
+          </w:p>
+        </w:tc>
+        <w:tc>
+          <w:tcPr>
+            <w:tcW w:w="1384" w:type="dxa"/>
+          </w:tcPr>
+          <w:p>
+            <w:pPr>
+              <w:jc w:val="center"/>
+              <w:rPr>
+                <w:i/>
+                <w:color w:val="C00000"/>
+              </w:rPr>
+            </w:pPr>
+          </w:p>
+        </w:tc>
+        <w:tc>
+          <w:tcPr>
+            <w:tcW w:w="776" w:type="dxa"/>
+          </w:tcPr>
+          <w:p>
+            <w:pPr>
+              <w:jc w:val="center"/>
+            </w:pPr>
+          </w:p>
+        </w:tc>
+      </w:tr>
+      <w:tr>
+        <w:tc>
+          <w:tcPr>
+            <w:tcW w:w="6637" w:type="dxa"/>
+          </w:tcPr>
+          <w:p>
+            <w:pPr>
+              <w:tabs>
+                <w:tab w:val="right" w:pos="4997"/>
+              </w:tabs>
+              <w:rPr>
+                <w:lang w:val="en-US"/>
+              </w:rPr>
+            </w:pPr>
+            <w:r>
+              <w:rPr>
+                <w:lang w:val="en-US"/>
+              </w:rPr>
+              <w:t xml:space="preserve">Mean secant modulus of elasticity : </w:t>
+            </w:r>
+            <m:oMath>
+              <m:sSub>
+                <m:sSubPr>
+                  <m:ctrlPr>
+                    <w:rPr>
+                      <w:rFonts w:ascii="Cambria Math" w:hAnsi="Cambria Math"/>
+                      <w:i/>
+                    </w:rPr>
+                  </m:ctrlPr>
+                </m:sSubPr>
+                <m:e>
+                  <m:r>
+                    <w:rPr>
+                      <w:rFonts w:ascii="Cambria Math" w:hAnsi="Cambria Math"/>
+                    </w:rPr>
+                    <m:t>E</m:t>
+                  </m:r>
+                </m:e>
+                <m:sub>
+                  <m:r>
+                    <m:rPr>
+                      <m:nor/>
+                    </m:rPr>
+                    <w:rPr>
+                      <w:rFonts w:ascii="Cambria Math" w:hAnsi="Cambria Math"/>
+                      <w:lang w:val="en-US"/>
+                    </w:rPr>
+                    <m:t>cm</m:t>
+                  </m:r>
+                </m:sub>
+              </m:sSub>
+              <m:r>
+                <w:rPr>
+                  <w:rFonts w:ascii="Cambria Math" w:hAnsi="Cambria Math"/>
+                  <w:lang w:val="en-US"/>
+                </w:rPr>
+                <m:t>=</m:t>
+              </m:r>
+            </m:oMath>
+            <w:r>
+              <w:rPr>
+                <w:lang w:val="en-US"/>
+              </w:rPr>
+              <w:tab/>
+              <w:t>(MPa)</w:t>
+            </w:r>
+          </w:p>
+        </w:tc>
+        <w:tc>
+          <w:tcPr>
+            <w:tcW w:w="1397" w:type="dxa"/>
+          </w:tcPr>
+          <w:p>
+            <w:pPr>
+              <w:jc w:val="center"/>
+              <w:rPr>
+                <w:lang w:val="en-US"/>
+              </w:rPr>
+            </w:pPr>
+          </w:p>
+        </w:tc>
+        <w:tc>
+          <w:tcPr>
+            <w:tcW w:w="1384" w:type="dxa"/>
+          </w:tcPr>
+          <w:p>
+            <w:pPr>
+              <w:jc w:val="center"/>
+              <w:rPr>
+                <w:i/>
+                <w:color w:val="C00000"/>
+              </w:rPr>
+            </w:pPr>
+          </w:p>
+        </w:tc>
+        <w:tc>
+          <w:tcPr>
+            <w:tcW w:w="776" w:type="dxa"/>
+          </w:tcPr>
+          <w:p>
+            <w:pPr>
+              <w:jc w:val="center"/>
+            </w:pPr>
           </w:p>
         </w:tc>
       </w:tr>
@@ -25912,12 +25331,6 @@
                 <w:lang w:val="en-US"/>
               </w:rPr>
             </w:pPr>
-            <w:r>
-              <w:rPr>
-                <w:lang w:val="en-US"/>
-              </w:rPr>
-              <w:t>44.37</w:t>
-            </w:r>
           </w:p>
         </w:tc>
         <w:tc>
@@ -25932,13 +25345,6 @@
                 <w:color w:val="C00000"/>
               </w:rPr>
             </w:pPr>
-            <w:r>
-              <w:rPr>
-                <w:i/>
-                <w:color w:val="C00000"/>
-              </w:rPr>
-              <w:t>44.37</w:t>
-            </w:r>
           </w:p>
         </w:tc>
         <w:tc>
@@ -25949,9 +25355,6 @@
             <w:pPr>
               <w:jc w:val="center"/>
             </w:pPr>
-            <w:r>
-              <w:t>0.00%</w:t>
-            </w:r>
           </w:p>
         </w:tc>
       </w:tr>
@@ -26036,12 +25439,6 @@
                 <w:lang w:val="en-US"/>
               </w:rPr>
             </w:pPr>
-            <w:r>
-              <w:rPr>
-                <w:lang w:val="en-US"/>
-              </w:rPr>
-              <w:t>52.9</w:t>
-            </w:r>
           </w:p>
         </w:tc>
         <w:tc>
@@ -26056,13 +25453,6 @@
                 <w:color w:val="C00000"/>
               </w:rPr>
             </w:pPr>
-            <w:r>
-              <w:rPr>
-                <w:i/>
-                <w:color w:val="C00000"/>
-              </w:rPr>
-              <w:t>52.9</w:t>
-            </w:r>
           </w:p>
         </w:tc>
         <w:tc>
@@ -26073,9 +25463,6 @@
             <w:pPr>
               <w:jc w:val="center"/>
             </w:pPr>
-            <w:r>
-              <w:t>0.00%</w:t>
-            </w:r>
           </w:p>
         </w:tc>
       </w:tr>
@@ -26144,9 +25531,6 @@
             <w:pPr>
               <w:jc w:val="center"/>
             </w:pPr>
-            <w:r>
-              <w:t>0.71</w:t>
-            </w:r>
           </w:p>
         </w:tc>
         <w:tc>
@@ -26161,13 +25545,6 @@
                 <w:color w:val="C00000"/>
               </w:rPr>
             </w:pPr>
-            <w:r>
-              <w:rPr>
-                <w:i/>
-                <w:color w:val="C00000"/>
-              </w:rPr>
-              <w:t>0.71</w:t>
-            </w:r>
           </w:p>
         </w:tc>
         <w:tc>
@@ -26178,9 +25555,6 @@
             <w:pPr>
               <w:jc w:val="center"/>
             </w:pPr>
-            <w:r>
-              <w:t>0.00%</w:t>
-            </w:r>
           </w:p>
         </w:tc>
       </w:tr>
@@ -26221,10 +25595,10 @@
         <w:tblLook w:val="04A0" w:firstRow="1" w:lastRow="0" w:firstColumn="1" w:lastColumn="0" w:noHBand="0" w:noVBand="1"/>
       </w:tblPr>
       <w:tblGrid>
-        <w:gridCol w:w="6605"/>
-        <w:gridCol w:w="1395"/>
-        <w:gridCol w:w="1381"/>
-        <w:gridCol w:w="774"/>
+        <w:gridCol w:w="6637"/>
+        <w:gridCol w:w="1397"/>
+        <w:gridCol w:w="1384"/>
+        <w:gridCol w:w="737"/>
       </w:tblGrid>
       <w:tr>
         <w:tc>
@@ -26365,12 +25739,6 @@
                 <w:lang w:val="en-US"/>
               </w:rPr>
             </w:pPr>
-            <w:r>
-              <w:rPr>
-                <w:lang w:val="en-US"/>
-              </w:rPr>
-              <w:t>3,0</w:t>
-            </w:r>
           </w:p>
         </w:tc>
         <w:tc>
@@ -26384,12 +25752,6 @@
                 <w:color w:val="C00000"/>
               </w:rPr>
             </w:pPr>
-            <w:r>
-              <w:rPr>
-                <w:color w:val="C00000"/>
-              </w:rPr>
-              <w:t>3,0</w:t>
-            </w:r>
           </w:p>
         </w:tc>
         <w:tc>
@@ -26400,9 +25762,6 @@
             <w:pPr>
               <w:jc w:val="center"/>
             </w:pPr>
-            <w:r>
-              <w:t>0.00%</w:t>
-            </w:r>
           </w:p>
         </w:tc>
       </w:tr>
@@ -26486,16 +25845,6 @@
             <w:pPr>
               <w:jc w:val="center"/>
             </w:pPr>
-            <m:oMathPara>
-              <m:oMath>
-                <m:r>
-                  <w:rPr>
-                    <w:rFonts w:ascii="Cambria Math" w:hAnsi="Cambria Math"/>
-                  </w:rPr>
-                  <m:t>∞</m:t>
-                </m:r>
-              </m:oMath>
-            </m:oMathPara>
           </w:p>
         </w:tc>
         <w:tc>
@@ -26510,17 +25859,6 @@
                 <w:color w:val="C00000"/>
               </w:rPr>
             </w:pPr>
-            <m:oMathPara>
-              <m:oMath>
-                <m:r>
-                  <w:rPr>
-                    <w:rFonts w:ascii="Cambria Math" w:hAnsi="Cambria Math"/>
-                    <w:color w:val="C00000"/>
-                  </w:rPr>
-                  <m:t>∞</m:t>
-                </m:r>
-              </m:oMath>
-            </m:oMathPara>
           </w:p>
         </w:tc>
         <w:tc>
@@ -26531,9 +25869,6 @@
             <w:pPr>
               <w:jc w:val="center"/>
             </w:pPr>
-            <w:r>
-              <w:t>0.00%</w:t>
-            </w:r>
           </w:p>
         </w:tc>
       </w:tr>
@@ -26617,9 +25952,6 @@
             <w:pPr>
               <w:jc w:val="center"/>
             </w:pPr>
-            <w:r>
-              <w:t>27.5</w:t>
-            </w:r>
           </w:p>
         </w:tc>
         <w:tc>
@@ -26634,13 +25966,6 @@
                 <w:color w:val="C00000"/>
               </w:rPr>
             </w:pPr>
-            <w:r>
-              <w:rPr>
-                <w:i/>
-                <w:color w:val="C00000"/>
-              </w:rPr>
-              <w:t>27.5</w:t>
-            </w:r>
           </w:p>
         </w:tc>
         <w:tc>
@@ -26651,9 +25976,6 @@
             <w:pPr>
               <w:jc w:val="center"/>
             </w:pPr>
-            <w:r>
-              <w:t>0.00%</w:t>
-            </w:r>
           </w:p>
         </w:tc>
       </w:tr>
@@ -26737,9 +26059,6 @@
             <w:pPr>
               <w:jc w:val="center"/>
             </w:pPr>
-            <w:r>
-              <w:t>6.67</w:t>
-            </w:r>
           </w:p>
         </w:tc>
         <w:tc>
@@ -26754,13 +26073,6 @@
                 <w:color w:val="C00000"/>
               </w:rPr>
             </w:pPr>
-            <w:r>
-              <w:rPr>
-                <w:i/>
-                <w:color w:val="C00000"/>
-              </w:rPr>
-              <w:t>6.67</w:t>
-            </w:r>
           </w:p>
         </w:tc>
         <w:tc>
@@ -26771,9 +26083,6 @@
             <w:pPr>
               <w:jc w:val="center"/>
             </w:pPr>
-            <w:r>
-              <w:t>0.00%</w:t>
-            </w:r>
           </w:p>
         </w:tc>
       </w:tr>
@@ -26792,6 +26101,7 @@
             </w:pPr>
             <w:proofErr w:type="spellStart"/>
             <w:r>
+              <w:lastRenderedPageBreak/>
               <w:t>Modular</w:t>
             </w:r>
             <w:proofErr w:type="spellEnd"/>
@@ -26857,9 +26167,6 @@
             <w:pPr>
               <w:jc w:val="center"/>
             </w:pPr>
-            <w:r>
-              <w:t>6.67</w:t>
-            </w:r>
           </w:p>
         </w:tc>
         <w:tc>
@@ -26874,13 +26181,6 @@
                 <w:color w:val="C00000"/>
               </w:rPr>
             </w:pPr>
-            <w:r>
-              <w:rPr>
-                <w:i/>
-                <w:color w:val="C00000"/>
-              </w:rPr>
-              <w:t>6.67</w:t>
-            </w:r>
           </w:p>
         </w:tc>
         <w:tc>
@@ -26891,9 +26191,6 @@
             <w:pPr>
               <w:jc w:val="center"/>
             </w:pPr>
-            <w:r>
-              <w:t>0.00%</w:t>
-            </w:r>
           </w:p>
         </w:tc>
       </w:tr>
@@ -26966,9 +26263,6 @@
             <w:pPr>
               <w:jc w:val="center"/>
             </w:pPr>
-            <w:r>
-              <w:t>26.1</w:t>
-            </w:r>
           </w:p>
         </w:tc>
         <w:tc>
@@ -26983,13 +26277,6 @@
                 <w:color w:val="C00000"/>
               </w:rPr>
             </w:pPr>
-            <w:r>
-              <w:rPr>
-                <w:i/>
-                <w:color w:val="C00000"/>
-              </w:rPr>
-              <w:t>26.1</w:t>
-            </w:r>
           </w:p>
         </w:tc>
         <w:tc>
@@ -27000,9 +26287,6 @@
             <w:pPr>
               <w:jc w:val="center"/>
             </w:pPr>
-            <w:r>
-              <w:t>0.00%</w:t>
-            </w:r>
           </w:p>
         </w:tc>
       </w:tr>
@@ -27136,12 +26420,6 @@
                 <w:lang w:val="en-US"/>
               </w:rPr>
             </w:pPr>
-            <w:r>
-              <w:rPr>
-                <w:lang w:val="en-US"/>
-              </w:rPr>
-              <w:t>106 570</w:t>
-            </w:r>
           </w:p>
         </w:tc>
         <w:tc>
@@ -27156,13 +26434,6 @@
                 <w:color w:val="C00000"/>
               </w:rPr>
             </w:pPr>
-            <w:r>
-              <w:rPr>
-                <w:i/>
-                <w:color w:val="C00000"/>
-              </w:rPr>
-              <w:t>106 571</w:t>
-            </w:r>
           </w:p>
         </w:tc>
         <w:tc>
@@ -27174,18 +26445,6 @@
             <w:pPr>
               <w:jc w:val="center"/>
             </w:pPr>
-            <w:r>
-              <w:fldChar w:fldCharType="begin"/>
-            </w:r>
-            <w:r>
-              <w:instrText xml:space="preserve"> =ABS(LC(-1)) </w:instrText>
-            </w:r>
-            <w:r>
-              <w:fldChar w:fldCharType="end"/>
-            </w:r>
-            <w:r>
-              <w:t>0.00%</w:t>
-            </w:r>
           </w:p>
         </w:tc>
       </w:tr>
@@ -27325,12 +26584,6 @@
                 <w:lang w:val="en-US"/>
               </w:rPr>
             </w:pPr>
-            <w:r>
-              <w:rPr>
-                <w:lang w:val="en-US"/>
-              </w:rPr>
-              <w:t>74 820</w:t>
-            </w:r>
           </w:p>
         </w:tc>
         <w:tc>
@@ -27345,13 +26598,6 @@
                 <w:color w:val="C00000"/>
               </w:rPr>
             </w:pPr>
-            <w:r>
-              <w:rPr>
-                <w:i/>
-                <w:color w:val="C00000"/>
-              </w:rPr>
-              <w:t>74 821</w:t>
-            </w:r>
           </w:p>
         </w:tc>
         <w:tc>
@@ -27363,9 +26609,6 @@
             <w:pPr>
               <w:jc w:val="center"/>
             </w:pPr>
-            <w:r>
-              <w:t>0.00%</w:t>
-            </w:r>
           </w:p>
         </w:tc>
       </w:tr>
@@ -27505,12 +26748,6 @@
                 <w:lang w:val="en-US"/>
               </w:rPr>
             </w:pPr>
-            <w:r>
-              <w:rPr>
-                <w:lang w:val="en-US"/>
-              </w:rPr>
-              <w:t>73 533</w:t>
-            </w:r>
           </w:p>
         </w:tc>
         <w:tc>
@@ -27525,13 +26762,6 @@
                 <w:color w:val="C00000"/>
               </w:rPr>
             </w:pPr>
-            <w:r>
-              <w:rPr>
-                <w:i/>
-                <w:color w:val="C00000"/>
-              </w:rPr>
-              <w:t>73 534</w:t>
-            </w:r>
           </w:p>
         </w:tc>
         <w:tc>
@@ -27543,9 +26773,6 @@
             <w:pPr>
               <w:jc w:val="center"/>
             </w:pPr>
-            <w:r>
-              <w:t>0.00%</w:t>
-            </w:r>
           </w:p>
         </w:tc>
       </w:tr>
@@ -27679,12 +26906,6 @@
                 <w:lang w:val="en-US"/>
               </w:rPr>
             </w:pPr>
-            <w:r>
-              <w:rPr>
-                <w:lang w:val="en-US"/>
-              </w:rPr>
-              <w:t>33 742</w:t>
-            </w:r>
           </w:p>
         </w:tc>
         <w:tc>
@@ -27699,13 +26920,6 @@
                 <w:color w:val="C00000"/>
               </w:rPr>
             </w:pPr>
-            <w:r>
-              <w:rPr>
-                <w:i/>
-                <w:color w:val="C00000"/>
-              </w:rPr>
-              <w:t>33 743</w:t>
-            </w:r>
           </w:p>
         </w:tc>
         <w:tc>
@@ -27717,9 +26931,6 @@
             <w:pPr>
               <w:jc w:val="center"/>
             </w:pPr>
-            <w:r>
-              <w:t>0.00%</w:t>
-            </w:r>
           </w:p>
         </w:tc>
       </w:tr>
@@ -27846,12 +27057,6 @@
                 <w:lang w:val="en-US"/>
               </w:rPr>
             </w:pPr>
-            <w:r>
-              <w:rPr>
-                <w:lang w:val="en-US"/>
-              </w:rPr>
-              <w:t>6.83</w:t>
-            </w:r>
           </w:p>
         </w:tc>
         <w:tc>
@@ -27866,35 +27071,21 @@
                 <w:color w:val="C00000"/>
               </w:rPr>
             </w:pPr>
-            <w:r>
+          </w:p>
+        </w:tc>
+        <w:tc>
+          <w:tcPr>
+            <w:tcW w:w="737" w:type="dxa"/>
+            <w:vAlign w:val="center"/>
+          </w:tcPr>
+          <w:p>
+            <w:pPr>
+              <w:jc w:val="center"/>
               <w:rPr>
                 <w:i/>
                 <w:color w:val="C00000"/>
               </w:rPr>
-              <w:t>6.82</w:t>
-            </w:r>
-          </w:p>
-        </w:tc>
-        <w:tc>
-          <w:tcPr>
-            <w:tcW w:w="737" w:type="dxa"/>
-            <w:vAlign w:val="center"/>
-          </w:tcPr>
-          <w:p>
-            <w:pPr>
-              <w:jc w:val="center"/>
-              <w:rPr>
-                <w:i/>
-                <w:color w:val="C00000"/>
-              </w:rPr>
-            </w:pPr>
-            <w:r>
-              <w:rPr>
-                <w:i/>
-                <w:color w:val="C00000"/>
-              </w:rPr>
-              <w:t>0.15%</w:t>
-            </w:r>
+            </w:pPr>
           </w:p>
         </w:tc>
       </w:tr>
@@ -28021,12 +27212,6 @@
                 <w:lang w:val="en-US"/>
               </w:rPr>
             </w:pPr>
-            <w:r>
-              <w:rPr>
-                <w:lang w:val="en-US"/>
-              </w:rPr>
-              <w:t>-93.4</w:t>
-            </w:r>
           </w:p>
         </w:tc>
         <w:tc>
@@ -28041,13 +27226,6 @@
                 <w:color w:val="C00000"/>
               </w:rPr>
             </w:pPr>
-            <w:r>
-              <w:rPr>
-                <w:i/>
-                <w:color w:val="C00000"/>
-              </w:rPr>
-              <w:t>-93.4</w:t>
-            </w:r>
           </w:p>
         </w:tc>
         <w:tc>
@@ -28059,9 +27237,6 @@
             <w:pPr>
               <w:jc w:val="center"/>
             </w:pPr>
-            <w:r>
-              <w:t>0.00%</w:t>
-            </w:r>
           </w:p>
         </w:tc>
       </w:tr>
@@ -28085,7 +27260,6 @@
               <w:rPr>
                 <w:lang w:val="en-US"/>
               </w:rPr>
-              <w:lastRenderedPageBreak/>
               <w:t xml:space="preserve">Elastic neutral axis </w:t>
             </w:r>
             <w:r>
@@ -28189,12 +27363,6 @@
                 <w:lang w:val="en-US"/>
               </w:rPr>
             </w:pPr>
-            <w:r>
-              <w:rPr>
-                <w:lang w:val="en-US"/>
-              </w:rPr>
-              <w:t>-97.5</w:t>
-            </w:r>
           </w:p>
         </w:tc>
         <w:tc>
@@ -28209,13 +27377,6 @@
                 <w:color w:val="C00000"/>
               </w:rPr>
             </w:pPr>
-            <w:r>
-              <w:rPr>
-                <w:i/>
-                <w:color w:val="C00000"/>
-              </w:rPr>
-              <w:t>-97.5</w:t>
-            </w:r>
           </w:p>
         </w:tc>
         <w:tc>
@@ -28227,9 +27388,6 @@
             <w:pPr>
               <w:jc w:val="center"/>
             </w:pPr>
-            <w:r>
-              <w:t>0.00%</w:t>
-            </w:r>
           </w:p>
         </w:tc>
       </w:tr>
@@ -28356,12 +27514,6 @@
                 <w:lang w:val="en-US"/>
               </w:rPr>
             </w:pPr>
-            <w:r>
-              <w:rPr>
-                <w:lang w:val="en-US"/>
-              </w:rPr>
-              <w:t>-225</w:t>
-            </w:r>
           </w:p>
         </w:tc>
         <w:tc>
@@ -28376,13 +27528,6 @@
                 <w:color w:val="C00000"/>
               </w:rPr>
             </w:pPr>
-            <w:r>
-              <w:rPr>
-                <w:i/>
-                <w:color w:val="C00000"/>
-              </w:rPr>
-              <w:t>-225</w:t>
-            </w:r>
           </w:p>
         </w:tc>
         <w:tc>
@@ -28394,9 +27539,6 @@
             <w:pPr>
               <w:jc w:val="center"/>
             </w:pPr>
-            <w:r>
-              <w:t>0.00%</w:t>
-            </w:r>
           </w:p>
         </w:tc>
       </w:tr>
@@ -28505,12 +27647,6 @@
                 <w:lang w:val="en-US"/>
               </w:rPr>
             </w:pPr>
-            <w:r>
-              <w:rPr>
-                <w:lang w:val="en-US"/>
-              </w:rPr>
-              <w:t>846</w:t>
-            </w:r>
           </w:p>
         </w:tc>
         <w:tc>
@@ -28526,14 +27662,6 @@
                 <w:lang w:val="en-US"/>
               </w:rPr>
             </w:pPr>
-            <w:r>
-              <w:rPr>
-                <w:i/>
-                <w:color w:val="C00000"/>
-                <w:lang w:val="en-US"/>
-              </w:rPr>
-              <w:t>846</w:t>
-            </w:r>
           </w:p>
         </w:tc>
         <w:tc>
@@ -28548,12 +27676,6 @@
                 <w:lang w:val="en-US"/>
               </w:rPr>
             </w:pPr>
-            <w:r>
-              <w:rPr>
-                <w:lang w:val="en-US"/>
-              </w:rPr>
-              <w:t>0.00%</w:t>
-            </w:r>
           </w:p>
         </w:tc>
       </w:tr>
@@ -28775,12 +27897,6 @@
                 <w:lang w:val="en-US"/>
               </w:rPr>
             </w:pPr>
-            <w:r>
-              <w:rPr>
-                <w:lang w:val="en-US"/>
-              </w:rPr>
-              <w:t>50.8</w:t>
-            </w:r>
           </w:p>
         </w:tc>
         <w:tc>
@@ -28795,13 +27911,6 @@
                 <w:color w:val="C00000"/>
               </w:rPr>
             </w:pPr>
-            <w:r>
-              <w:rPr>
-                <w:i/>
-                <w:color w:val="C00000"/>
-              </w:rPr>
-              <w:t>50.8</w:t>
-            </w:r>
           </w:p>
         </w:tc>
         <w:tc>
@@ -28812,12 +27921,6 @@
             <w:pPr>
               <w:jc w:val="center"/>
             </w:pPr>
-            <w:r>
-              <w:rPr>
-                <w:lang w:val="en-US"/>
-              </w:rPr>
-              <w:t>0.00%</w:t>
-            </w:r>
           </w:p>
         </w:tc>
       </w:tr>
@@ -28932,12 +28035,6 @@
                 <w:lang w:val="en-US"/>
               </w:rPr>
             </w:pPr>
-            <w:r>
-              <w:rPr>
-                <w:lang w:val="en-US"/>
-              </w:rPr>
-              <w:t>178</w:t>
-            </w:r>
           </w:p>
         </w:tc>
         <w:tc>
@@ -28952,13 +28049,6 @@
                 <w:color w:val="C00000"/>
               </w:rPr>
             </w:pPr>
-            <w:r>
-              <w:rPr>
-                <w:i/>
-                <w:color w:val="C00000"/>
-              </w:rPr>
-              <w:t>178</w:t>
-            </w:r>
           </w:p>
         </w:tc>
         <w:tc>
@@ -28969,12 +28059,6 @@
             <w:pPr>
               <w:jc w:val="center"/>
             </w:pPr>
-            <w:r>
-              <w:rPr>
-                <w:lang w:val="en-US"/>
-              </w:rPr>
-              <w:t>0.00%</w:t>
-            </w:r>
           </w:p>
         </w:tc>
       </w:tr>
@@ -29089,12 +28173,6 @@
                 <w:lang w:val="en-US"/>
               </w:rPr>
             </w:pPr>
-            <w:r>
-              <w:rPr>
-                <w:lang w:val="en-US"/>
-              </w:rPr>
-              <w:t>29.4</w:t>
-            </w:r>
           </w:p>
         </w:tc>
         <w:tc>
@@ -29109,13 +28187,6 @@
                 <w:color w:val="C00000"/>
               </w:rPr>
             </w:pPr>
-            <w:r>
-              <w:rPr>
-                <w:i/>
-                <w:color w:val="C00000"/>
-              </w:rPr>
-              <w:t>29.4</w:t>
-            </w:r>
           </w:p>
         </w:tc>
         <w:tc>
@@ -29126,12 +28197,6 @@
             <w:pPr>
               <w:jc w:val="center"/>
             </w:pPr>
-            <w:r>
-              <w:rPr>
-                <w:lang w:val="en-US"/>
-              </w:rPr>
-              <w:t>0.00%</w:t>
-            </w:r>
           </w:p>
         </w:tc>
       </w:tr>
@@ -29246,12 +28311,6 @@
                 <w:lang w:val="en-US"/>
               </w:rPr>
             </w:pPr>
-            <w:r>
-              <w:rPr>
-                <w:lang w:val="en-US"/>
-              </w:rPr>
-              <w:t>103</w:t>
-            </w:r>
           </w:p>
         </w:tc>
         <w:tc>
@@ -29266,13 +28325,6 @@
                 <w:color w:val="C00000"/>
               </w:rPr>
             </w:pPr>
-            <w:r>
-              <w:rPr>
-                <w:i/>
-                <w:color w:val="C00000"/>
-              </w:rPr>
-              <w:t>103</w:t>
-            </w:r>
           </w:p>
         </w:tc>
         <w:tc>
@@ -29283,12 +28335,6 @@
             <w:pPr>
               <w:jc w:val="center"/>
             </w:pPr>
-            <w:r>
-              <w:rPr>
-                <w:lang w:val="en-US"/>
-              </w:rPr>
-              <w:t>0.00%</w:t>
-            </w:r>
           </w:p>
         </w:tc>
       </w:tr>
@@ -29403,12 +28449,6 @@
                 <w:lang w:val="en-US"/>
               </w:rPr>
             </w:pPr>
-            <w:r>
-              <w:rPr>
-                <w:lang w:val="en-US"/>
-              </w:rPr>
-              <w:t>52.5</w:t>
-            </w:r>
           </w:p>
         </w:tc>
         <w:tc>
@@ -29423,13 +28463,6 @@
                 <w:color w:val="C00000"/>
               </w:rPr>
             </w:pPr>
-            <w:r>
-              <w:rPr>
-                <w:i/>
-                <w:color w:val="C00000"/>
-              </w:rPr>
-              <w:t>52.5</w:t>
-            </w:r>
           </w:p>
         </w:tc>
         <w:tc>
@@ -29440,12 +28473,6 @@
             <w:pPr>
               <w:jc w:val="center"/>
             </w:pPr>
-            <w:r>
-              <w:rPr>
-                <w:lang w:val="en-US"/>
-              </w:rPr>
-              <w:t>0.00%</w:t>
-            </w:r>
           </w:p>
         </w:tc>
       </w:tr>
@@ -29560,12 +28587,6 @@
                 <w:lang w:val="en-US"/>
               </w:rPr>
             </w:pPr>
-            <w:r>
-              <w:rPr>
-                <w:lang w:val="en-US"/>
-              </w:rPr>
-              <w:t>184</w:t>
-            </w:r>
           </w:p>
         </w:tc>
         <w:tc>
@@ -29580,13 +28601,6 @@
                 <w:color w:val="C00000"/>
               </w:rPr>
             </w:pPr>
-            <w:r>
-              <w:rPr>
-                <w:i/>
-                <w:color w:val="C00000"/>
-              </w:rPr>
-              <w:t>184</w:t>
-            </w:r>
           </w:p>
         </w:tc>
         <w:tc>
@@ -29597,12 +28611,6 @@
             <w:pPr>
               <w:jc w:val="center"/>
             </w:pPr>
-            <w:r>
-              <w:rPr>
-                <w:lang w:val="en-US"/>
-              </w:rPr>
-              <w:t>0.00%</w:t>
-            </w:r>
           </w:p>
         </w:tc>
       </w:tr>
@@ -29717,12 +28725,6 @@
                 <w:lang w:val="en-US"/>
               </w:rPr>
             </w:pPr>
-            <w:r>
-              <w:rPr>
-                <w:lang w:val="en-US"/>
-              </w:rPr>
-              <w:t>15</w:t>
-            </w:r>
           </w:p>
         </w:tc>
         <w:tc>
@@ -29737,13 +28739,6 @@
                 <w:color w:val="C00000"/>
               </w:rPr>
             </w:pPr>
-            <w:r>
-              <w:rPr>
-                <w:i/>
-                <w:color w:val="C00000"/>
-              </w:rPr>
-              <w:t>15</w:t>
-            </w:r>
           </w:p>
         </w:tc>
         <w:tc>
@@ -29754,12 +28749,6 @@
             <w:pPr>
               <w:jc w:val="center"/>
             </w:pPr>
-            <w:r>
-              <w:rPr>
-                <w:lang w:val="en-US"/>
-              </w:rPr>
-              <w:t>0.00%</w:t>
-            </w:r>
           </w:p>
         </w:tc>
       </w:tr>
@@ -29874,12 +28863,6 @@
                 <w:lang w:val="en-US"/>
               </w:rPr>
             </w:pPr>
-            <w:r>
-              <w:rPr>
-                <w:lang w:val="en-US"/>
-              </w:rPr>
-              <w:t>64.9</w:t>
-            </w:r>
           </w:p>
         </w:tc>
         <w:tc>
@@ -29894,13 +28877,6 @@
                 <w:color w:val="C00000"/>
               </w:rPr>
             </w:pPr>
-            <w:r>
-              <w:rPr>
-                <w:i/>
-                <w:color w:val="C00000"/>
-              </w:rPr>
-              <w:t>64.9</w:t>
-            </w:r>
           </w:p>
         </w:tc>
         <w:tc>
@@ -29912,12 +28888,6 @@
             <w:pPr>
               <w:jc w:val="center"/>
             </w:pPr>
-            <w:r>
-              <w:rPr>
-                <w:lang w:val="en-US"/>
-              </w:rPr>
-              <w:t>0.00%</w:t>
-            </w:r>
           </w:p>
         </w:tc>
       </w:tr>
@@ -30122,12 +29092,6 @@
                 <w:lang w:val="en-US"/>
               </w:rPr>
             </w:pPr>
-            <w:r>
-              <w:rPr>
-                <w:lang w:val="en-US"/>
-              </w:rPr>
-              <w:t>0.84</w:t>
-            </w:r>
           </w:p>
         </w:tc>
         <w:tc>
@@ -30142,13 +29106,6 @@
                 <w:color w:val="C00000"/>
               </w:rPr>
             </w:pPr>
-            <w:r>
-              <w:rPr>
-                <w:i/>
-                <w:color w:val="C00000"/>
-              </w:rPr>
-              <w:t>0.84</w:t>
-            </w:r>
           </w:p>
         </w:tc>
         <w:tc>
@@ -30160,12 +29117,6 @@
             <w:pPr>
               <w:jc w:val="center"/>
             </w:pPr>
-            <w:r>
-              <w:rPr>
-                <w:lang w:val="en-US"/>
-              </w:rPr>
-              <w:t>0.00%</w:t>
-            </w:r>
           </w:p>
         </w:tc>
       </w:tr>
@@ -30263,12 +29214,6 @@
                 <w:lang w:val="en-US"/>
               </w:rPr>
             </w:pPr>
-            <w:r>
-              <w:rPr>
-                <w:lang w:val="en-US"/>
-              </w:rPr>
-              <w:t>0.23</w:t>
-            </w:r>
           </w:p>
         </w:tc>
         <w:tc>
@@ -30283,13 +29228,6 @@
                 <w:color w:val="C00000"/>
               </w:rPr>
             </w:pPr>
-            <w:r>
-              <w:rPr>
-                <w:i/>
-                <w:color w:val="C00000"/>
-              </w:rPr>
-              <w:t>0.23</w:t>
-            </w:r>
           </w:p>
         </w:tc>
         <w:tc>
@@ -30301,12 +29239,6 @@
             <w:pPr>
               <w:jc w:val="center"/>
             </w:pPr>
-            <w:r>
-              <w:rPr>
-                <w:lang w:val="en-US"/>
-              </w:rPr>
-              <w:t>0.00%</w:t>
-            </w:r>
           </w:p>
         </w:tc>
       </w:tr>
@@ -30404,12 +29336,6 @@
                 <w:lang w:val="en-US"/>
               </w:rPr>
             </w:pPr>
-            <w:r>
-              <w:rPr>
-                <w:lang w:val="en-US"/>
-              </w:rPr>
-              <w:t>0.84</w:t>
-            </w:r>
           </w:p>
         </w:tc>
         <w:tc>
@@ -30424,13 +29350,6 @@
                 <w:color w:val="C00000"/>
               </w:rPr>
             </w:pPr>
-            <w:r>
-              <w:rPr>
-                <w:i/>
-                <w:color w:val="C00000"/>
-              </w:rPr>
-              <w:t>0.84</w:t>
-            </w:r>
           </w:p>
         </w:tc>
         <w:tc>
@@ -30442,12 +29361,6 @@
             <w:pPr>
               <w:jc w:val="center"/>
             </w:pPr>
-            <w:r>
-              <w:rPr>
-                <w:lang w:val="en-US"/>
-              </w:rPr>
-              <w:t>0.00%</w:t>
-            </w:r>
           </w:p>
         </w:tc>
       </w:tr>
@@ -30495,12 +29408,6 @@
                 <w:lang w:val="en-US"/>
               </w:rPr>
             </w:pPr>
-            <w:r>
-              <w:rPr>
-                <w:lang w:val="en-US"/>
-              </w:rPr>
-              <w:t>0.68</w:t>
-            </w:r>
           </w:p>
         </w:tc>
         <w:tc>
@@ -30516,14 +29423,6 @@
                 <w:lang w:val="en-US"/>
               </w:rPr>
             </w:pPr>
-            <w:r>
-              <w:rPr>
-                <w:i/>
-                <w:color w:val="C00000"/>
-                <w:lang w:val="en-US"/>
-              </w:rPr>
-              <w:t>0.68</w:t>
-            </w:r>
           </w:p>
         </w:tc>
         <w:tc>
@@ -30538,12 +29437,6 @@
                 <w:lang w:val="en-US"/>
               </w:rPr>
             </w:pPr>
-            <w:r>
-              <w:rPr>
-                <w:lang w:val="en-US"/>
-              </w:rPr>
-              <w:t>0.00%</w:t>
-            </w:r>
           </w:p>
         </w:tc>
       </w:tr>
@@ -30623,12 +29516,6 @@
                 <w:lang w:val="en-US"/>
               </w:rPr>
             </w:pPr>
-            <w:r>
-              <w:rPr>
-                <w:lang w:val="en-US"/>
-              </w:rPr>
-              <w:t>0.57</w:t>
-            </w:r>
           </w:p>
         </w:tc>
         <w:tc>
@@ -30644,14 +29531,6 @@
                 <w:lang w:val="en-US"/>
               </w:rPr>
             </w:pPr>
-            <w:r>
-              <w:rPr>
-                <w:i/>
-                <w:color w:val="C00000"/>
-                <w:lang w:val="en-US"/>
-              </w:rPr>
-              <w:t>0.57</w:t>
-            </w:r>
           </w:p>
         </w:tc>
         <w:tc>
@@ -30666,12 +29545,6 @@
                 <w:lang w:val="en-US"/>
               </w:rPr>
             </w:pPr>
-            <w:r>
-              <w:rPr>
-                <w:lang w:val="en-US"/>
-              </w:rPr>
-              <w:t>0.00%</w:t>
-            </w:r>
           </w:p>
         </w:tc>
       </w:tr>
@@ -30774,12 +29647,6 @@
                 <w:lang w:val="en-US"/>
               </w:rPr>
             </w:pPr>
-            <w:r>
-              <w:rPr>
-                <w:lang w:val="en-US"/>
-              </w:rPr>
-              <w:t>2.06</w:t>
-            </w:r>
           </w:p>
         </w:tc>
         <w:tc>
@@ -30794,13 +29661,6 @@
                 <w:color w:val="C00000"/>
               </w:rPr>
             </w:pPr>
-            <w:r>
-              <w:rPr>
-                <w:i/>
-                <w:color w:val="C00000"/>
-              </w:rPr>
-              <w:t>2.06</w:t>
-            </w:r>
           </w:p>
         </w:tc>
         <w:tc>
@@ -30812,12 +29672,6 @@
             <w:pPr>
               <w:jc w:val="center"/>
             </w:pPr>
-            <w:r>
-              <w:rPr>
-                <w:lang w:val="en-US"/>
-              </w:rPr>
-              <w:t>0.00%</w:t>
-            </w:r>
           </w:p>
         </w:tc>
       </w:tr>
@@ -30908,9 +29762,6 @@
             <w:pPr>
               <w:jc w:val="center"/>
             </w:pPr>
-            <w:r>
-              <w:t>27</w:t>
-            </w:r>
           </w:p>
         </w:tc>
         <w:tc>
@@ -30925,13 +29776,6 @@
                 <w:color w:val="C00000"/>
               </w:rPr>
             </w:pPr>
-            <w:r>
-              <w:rPr>
-                <w:i/>
-                <w:color w:val="C00000"/>
-              </w:rPr>
-              <w:t>27</w:t>
-            </w:r>
           </w:p>
         </w:tc>
         <w:tc>
@@ -30943,12 +29787,6 @@
             <w:pPr>
               <w:jc w:val="center"/>
             </w:pPr>
-            <w:r>
-              <w:rPr>
-                <w:lang w:val="en-US"/>
-              </w:rPr>
-              <w:t>0.00%</w:t>
-            </w:r>
           </w:p>
         </w:tc>
       </w:tr>
@@ -31053,12 +29891,6 @@
                 <w:lang w:val="en-US"/>
               </w:rPr>
             </w:pPr>
-            <w:r>
-              <w:rPr>
-                <w:lang w:val="en-US"/>
-              </w:rPr>
-              <w:t>0.57</w:t>
-            </w:r>
           </w:p>
         </w:tc>
         <w:tc>
@@ -31073,13 +29905,6 @@
                 <w:color w:val="C00000"/>
               </w:rPr>
             </w:pPr>
-            <w:r>
-              <w:rPr>
-                <w:i/>
-                <w:color w:val="C00000"/>
-              </w:rPr>
-              <w:t>0.57</w:t>
-            </w:r>
           </w:p>
         </w:tc>
         <w:tc>
@@ -31091,12 +29916,6 @@
             <w:pPr>
               <w:jc w:val="center"/>
             </w:pPr>
-            <w:r>
-              <w:rPr>
-                <w:lang w:val="en-US"/>
-              </w:rPr>
-              <w:t>0.00%</w:t>
-            </w:r>
           </w:p>
         </w:tc>
       </w:tr>
@@ -31120,6 +29939,7 @@
               <w:rPr>
                 <w:lang w:val="en-US"/>
               </w:rPr>
+              <w:lastRenderedPageBreak/>
               <w:t xml:space="preserve">Area of </w:t>
             </w:r>
             <w:proofErr w:type="spellStart"/>
@@ -31274,12 +30094,6 @@
                 <w:lang w:val="en-US"/>
               </w:rPr>
             </w:pPr>
-            <w:r>
-              <w:rPr>
-                <w:lang w:val="en-US"/>
-              </w:rPr>
-              <w:t>0</w:t>
-            </w:r>
           </w:p>
         </w:tc>
         <w:tc>
@@ -31294,13 +30108,6 @@
                 <w:color w:val="C00000"/>
               </w:rPr>
             </w:pPr>
-            <w:r>
-              <w:rPr>
-                <w:i/>
-                <w:color w:val="C00000"/>
-              </w:rPr>
-              <w:t>0</w:t>
-            </w:r>
           </w:p>
         </w:tc>
         <w:tc>
@@ -31312,12 +30119,6 @@
             <w:pPr>
               <w:jc w:val="center"/>
             </w:pPr>
-            <w:r>
-              <w:rPr>
-                <w:lang w:val="en-US"/>
-              </w:rPr>
-              <w:t>0.00%</w:t>
-            </w:r>
           </w:p>
         </w:tc>
       </w:tr>
@@ -31381,384 +30182,6 @@
               <w:rPr>
                 <w:smallCaps/>
               </w:rPr>
-              <w:t>Résultats</w:t>
-            </w:r>
-          </w:p>
-        </w:tc>
-        <w:tc>
-          <w:tcPr>
-            <w:tcW w:w="1397" w:type="dxa"/>
-            <w:shd w:val="clear" w:color="auto" w:fill="D9D9D9" w:themeFill="background1" w:themeFillShade="D9"/>
-          </w:tcPr>
-          <w:p>
-            <w:pPr>
-              <w:jc w:val="center"/>
-            </w:pPr>
-            <w:r>
-              <w:t>Reference</w:t>
-            </w:r>
-          </w:p>
-        </w:tc>
-        <w:tc>
-          <w:tcPr>
-            <w:tcW w:w="1384" w:type="dxa"/>
-            <w:shd w:val="clear" w:color="auto" w:fill="D9D9D9" w:themeFill="background1" w:themeFillShade="D9"/>
-          </w:tcPr>
-          <w:p>
-            <w:pPr>
-              <w:jc w:val="center"/>
-            </w:pPr>
-            <w:r>
-              <w:t>ABCPMX</w:t>
-            </w:r>
-          </w:p>
-        </w:tc>
-        <w:tc>
-          <w:tcPr>
-            <w:tcW w:w="776" w:type="dxa"/>
-            <w:shd w:val="clear" w:color="auto" w:fill="D9D9D9" w:themeFill="background1" w:themeFillShade="D9"/>
-          </w:tcPr>
-          <w:p>
-            <w:pPr>
-              <w:jc w:val="center"/>
-            </w:pPr>
-            <w:r>
-              <w:t>Dev.</w:t>
-            </w:r>
-          </w:p>
-        </w:tc>
-      </w:tr>
-      <w:tr>
-        <w:tc>
-          <w:tcPr>
-            <w:tcW w:w="6637" w:type="dxa"/>
-            <w:vAlign w:val="center"/>
-          </w:tcPr>
-          <w:p>
-            <w:pPr>
-              <w:tabs>
-                <w:tab w:val="right" w:pos="4997"/>
-              </w:tabs>
-              <w:jc w:val="left"/>
-              <w:rPr>
-                <w:lang w:val="en-US"/>
-              </w:rPr>
-            </w:pPr>
-            <w:r>
-              <w:rPr>
-                <w:lang w:val="en-US"/>
-              </w:rPr>
-              <w:t>Resistance to bending moment</w:t>
-            </w:r>
-            <w:r>
-              <w:rPr>
-                <w:lang w:val="en-US"/>
-              </w:rPr>
-              <w:t xml:space="preserve"> : </w:t>
-            </w:r>
-            <m:oMath>
-              <m:sSub>
-                <m:sSubPr>
-                  <m:ctrlPr>
-                    <w:rPr>
-                      <w:rFonts w:ascii="Cambria Math" w:hAnsi="Cambria Math"/>
-                      <w:i/>
-                    </w:rPr>
-                  </m:ctrlPr>
-                </m:sSubPr>
-                <m:e>
-                  <m:r>
-                    <m:rPr>
-                      <m:sty m:val="p"/>
-                    </m:rPr>
-                    <w:rPr>
-                      <w:rFonts w:ascii="Cambria Math" w:hAnsi="Cambria Math"/>
-                    </w:rPr>
-                    <m:t>Γ</m:t>
-                  </m:r>
-                  <m:ctrlPr>
-                    <w:rPr>
-                      <w:rFonts w:ascii="Cambria Math" w:hAnsi="Cambria Math"/>
-                    </w:rPr>
-                  </m:ctrlPr>
-                </m:e>
-                <m:sub>
-                  <m:r>
-                    <m:rPr>
-                      <m:sty m:val="p"/>
-                    </m:rPr>
-                    <w:rPr>
-                      <w:rFonts w:ascii="Cambria Math" w:hAnsi="Cambria Math"/>
-                      <w:lang w:val="en-US"/>
-                    </w:rPr>
-                    <m:t>M</m:t>
-                  </m:r>
-                </m:sub>
-              </m:sSub>
-              <m:r>
-                <w:rPr>
-                  <w:rFonts w:ascii="Cambria Math" w:hAnsi="Cambria Math"/>
-                  <w:lang w:val="en-US"/>
-                </w:rPr>
-                <m:t>=</m:t>
-              </m:r>
-            </m:oMath>
-            <w:r>
-              <w:rPr>
-                <w:lang w:val="en-US"/>
-              </w:rPr>
-              <w:tab/>
-            </w:r>
-          </w:p>
-        </w:tc>
-        <w:tc>
-          <w:tcPr>
-            <w:tcW w:w="1397" w:type="dxa"/>
-          </w:tcPr>
-          <w:p>
-            <w:pPr>
-              <w:jc w:val="center"/>
-              <w:rPr>
-                <w:lang w:val="en-US"/>
-              </w:rPr>
-            </w:pPr>
-            <w:r>
-              <w:rPr>
-                <w:lang w:val="en-US"/>
-              </w:rPr>
-              <w:t>0.72</w:t>
-            </w:r>
-          </w:p>
-        </w:tc>
-        <w:tc>
-          <w:tcPr>
-            <w:tcW w:w="1384" w:type="dxa"/>
-          </w:tcPr>
-          <w:p>
-            <w:pPr>
-              <w:jc w:val="center"/>
-              <w:rPr>
-                <w:i/>
-                <w:color w:val="C00000"/>
-              </w:rPr>
-            </w:pPr>
-            <w:r>
-              <w:rPr>
-                <w:i/>
-                <w:color w:val="C00000"/>
-              </w:rPr>
-              <w:t>0.72</w:t>
-            </w:r>
-          </w:p>
-        </w:tc>
-        <w:tc>
-          <w:tcPr>
-            <w:tcW w:w="776" w:type="dxa"/>
-            <w:vAlign w:val="center"/>
-          </w:tcPr>
-          <w:p>
-            <w:pPr>
-              <w:jc w:val="center"/>
-            </w:pPr>
-          </w:p>
-        </w:tc>
-      </w:tr>
-      <w:tr>
-        <w:tc>
-          <w:tcPr>
-            <w:tcW w:w="6637" w:type="dxa"/>
-            <w:vAlign w:val="center"/>
-          </w:tcPr>
-          <w:p>
-            <w:pPr>
-              <w:tabs>
-                <w:tab w:val="right" w:pos="4997"/>
-              </w:tabs>
-              <w:jc w:val="left"/>
-              <w:rPr>
-                <w:lang w:val="en-US"/>
-              </w:rPr>
-            </w:pPr>
-            <w:r>
-              <w:rPr>
-                <w:lang w:val="en-US"/>
-              </w:rPr>
-              <w:t>Resistance to shear force</w:t>
-            </w:r>
-            <w:r>
-              <w:rPr>
-                <w:lang w:val="en-US"/>
-              </w:rPr>
-              <w:t xml:space="preserve"> : </w:t>
-            </w:r>
-            <m:oMath>
-              <m:sSub>
-                <m:sSubPr>
-                  <m:ctrlPr>
-                    <w:rPr>
-                      <w:rFonts w:ascii="Cambria Math" w:hAnsi="Cambria Math"/>
-                      <w:i/>
-                    </w:rPr>
-                  </m:ctrlPr>
-                </m:sSubPr>
-                <m:e>
-                  <m:r>
-                    <m:rPr>
-                      <m:sty m:val="p"/>
-                    </m:rPr>
-                    <w:rPr>
-                      <w:rFonts w:ascii="Cambria Math" w:hAnsi="Cambria Math"/>
-                    </w:rPr>
-                    <m:t>Γ</m:t>
-                  </m:r>
-                  <m:ctrlPr>
-                    <w:rPr>
-                      <w:rFonts w:ascii="Cambria Math" w:hAnsi="Cambria Math"/>
-                    </w:rPr>
-                  </m:ctrlPr>
-                </m:e>
-                <m:sub>
-                  <m:r>
-                    <m:rPr>
-                      <m:sty m:val="p"/>
-                    </m:rPr>
-                    <w:rPr>
-                      <w:rFonts w:ascii="Cambria Math" w:hAnsi="Cambria Math"/>
-                      <w:lang w:val="en-US"/>
-                    </w:rPr>
-                    <m:t>V</m:t>
-                  </m:r>
-                </m:sub>
-              </m:sSub>
-              <m:r>
-                <w:rPr>
-                  <w:rFonts w:ascii="Cambria Math" w:hAnsi="Cambria Math"/>
-                  <w:lang w:val="en-US"/>
-                </w:rPr>
-                <m:t>=</m:t>
-              </m:r>
-            </m:oMath>
-            <w:r>
-              <w:rPr>
-                <w:lang w:val="en-US"/>
-              </w:rPr>
-              <w:tab/>
-            </w:r>
-          </w:p>
-        </w:tc>
-        <w:tc>
-          <w:tcPr>
-            <w:tcW w:w="1397" w:type="dxa"/>
-          </w:tcPr>
-          <w:p>
-            <w:pPr>
-              <w:jc w:val="center"/>
-              <w:rPr>
-                <w:lang w:val="en-US"/>
-              </w:rPr>
-            </w:pPr>
-            <w:r>
-              <w:rPr>
-                <w:lang w:val="en-US"/>
-              </w:rPr>
-              <w:t>0.11</w:t>
-            </w:r>
-          </w:p>
-        </w:tc>
-        <w:tc>
-          <w:tcPr>
-            <w:tcW w:w="1384" w:type="dxa"/>
-          </w:tcPr>
-          <w:p>
-            <w:pPr>
-              <w:jc w:val="center"/>
-              <w:rPr>
-                <w:i/>
-                <w:color w:val="C00000"/>
-              </w:rPr>
-            </w:pPr>
-            <w:r>
-              <w:rPr>
-                <w:i/>
-                <w:color w:val="C00000"/>
-              </w:rPr>
-              <w:t>0.11</w:t>
-            </w:r>
-          </w:p>
-        </w:tc>
-        <w:tc>
-          <w:tcPr>
-            <w:tcW w:w="776" w:type="dxa"/>
-            <w:vAlign w:val="center"/>
-          </w:tcPr>
-          <w:p>
-            <w:pPr>
-              <w:jc w:val="center"/>
-            </w:pPr>
-          </w:p>
-        </w:tc>
-      </w:tr>
-    </w:tbl>
-    <w:p>
-      <w:pPr>
-        <w:pStyle w:val="Lgende"/>
-      </w:pPr>
-      <w:r>
-        <w:t xml:space="preserve">Table </w:t>
-      </w:r>
-      <w:r>
-        <w:fldChar w:fldCharType="begin"/>
-      </w:r>
-      <w:r>
-        <w:instrText xml:space="preserve"> SEQ Table \* ARABIC </w:instrText>
-      </w:r>
-      <w:r>
-        <w:fldChar w:fldCharType="separate"/>
-      </w:r>
-      <w:r>
-        <w:rPr>
-          <w:noProof/>
-        </w:rPr>
-        <w:t>1</w:t>
-      </w:r>
-      <w:r>
-        <w:fldChar w:fldCharType="end"/>
-      </w:r>
-      <w:r>
-        <w:t xml:space="preserve">: ULS at construction stage </w:t>
-      </w:r>
-    </w:p>
-    <w:p>
-      <w:pPr>
-        <w:rPr>
-          <w:lang w:val="en-GB"/>
-        </w:rPr>
-      </w:pPr>
-    </w:p>
-    <w:tbl>
-      <w:tblPr>
-        <w:tblStyle w:val="Grilledutableau"/>
-        <w:tblW w:w="0" w:type="auto"/>
-        <w:tblLook w:val="04A0" w:firstRow="1" w:lastRow="0" w:firstColumn="1" w:lastColumn="0" w:noHBand="0" w:noVBand="1"/>
-      </w:tblPr>
-      <w:tblGrid>
-        <w:gridCol w:w="6637"/>
-        <w:gridCol w:w="1397"/>
-        <w:gridCol w:w="1384"/>
-        <w:gridCol w:w="776"/>
-      </w:tblGrid>
-      <w:tr>
-        <w:tc>
-          <w:tcPr>
-            <w:tcW w:w="6637" w:type="dxa"/>
-            <w:shd w:val="clear" w:color="auto" w:fill="D9D9D9" w:themeFill="background1" w:themeFillShade="D9"/>
-          </w:tcPr>
-          <w:p>
-            <w:r>
-              <w:rPr>
-                <w:smallCaps/>
-              </w:rPr>
-              <w:lastRenderedPageBreak/>
               <w:t>Résultats</w:t>
             </w:r>
           </w:p>
@@ -31919,12 +30342,6 @@
                 <w:lang w:val="en-US"/>
               </w:rPr>
             </w:pPr>
-            <w:r>
-              <w:rPr>
-                <w:lang w:val="en-US"/>
-              </w:rPr>
-              <w:t>51.2</w:t>
-            </w:r>
           </w:p>
         </w:tc>
         <w:tc>
@@ -31939,13 +30356,6 @@
                 <w:color w:val="C00000"/>
               </w:rPr>
             </w:pPr>
-            <w:r>
-              <w:rPr>
-                <w:i/>
-                <w:color w:val="C00000"/>
-              </w:rPr>
-              <w:t>51.2</w:t>
-            </w:r>
           </w:p>
         </w:tc>
         <w:tc>
@@ -31957,9 +30367,6 @@
             <w:pPr>
               <w:jc w:val="center"/>
             </w:pPr>
-            <w:r>
-              <w:t>0.00%</w:t>
-            </w:r>
           </w:p>
         </w:tc>
       </w:tr>
@@ -32075,12 +30482,6 @@
                 <w:lang w:val="en-US"/>
               </w:rPr>
             </w:pPr>
-            <w:r>
-              <w:rPr>
-                <w:lang w:val="en-US"/>
-              </w:rPr>
-              <w:t>13.6</w:t>
-            </w:r>
           </w:p>
         </w:tc>
         <w:tc>
@@ -32095,13 +30496,6 @@
                 <w:color w:val="C00000"/>
               </w:rPr>
             </w:pPr>
-            <w:r>
-              <w:rPr>
-                <w:i/>
-                <w:color w:val="C00000"/>
-              </w:rPr>
-              <w:t>13.6</w:t>
-            </w:r>
           </w:p>
         </w:tc>
         <w:tc>
@@ -32113,9 +30507,6 @@
             <w:pPr>
               <w:jc w:val="center"/>
             </w:pPr>
-            <w:r>
-              <w:t>0.00%</w:t>
-            </w:r>
           </w:p>
         </w:tc>
       </w:tr>
@@ -32232,12 +30623,6 @@
                 <w:lang w:val="en-US"/>
               </w:rPr>
             </w:pPr>
-            <w:r>
-              <w:rPr>
-                <w:lang w:val="en-US"/>
-              </w:rPr>
-              <w:t>16.8</w:t>
-            </w:r>
           </w:p>
         </w:tc>
         <w:tc>
@@ -32252,13 +30637,6 @@
                 <w:color w:val="C00000"/>
               </w:rPr>
             </w:pPr>
-            <w:r>
-              <w:rPr>
-                <w:i/>
-                <w:color w:val="C00000"/>
-              </w:rPr>
-              <w:t>16.8</w:t>
-            </w:r>
           </w:p>
         </w:tc>
         <w:tc>
@@ -32270,9 +30648,6 @@
             <w:pPr>
               <w:jc w:val="center"/>
             </w:pPr>
-            <w:r>
-              <w:t>0.00%</w:t>
-            </w:r>
           </w:p>
         </w:tc>
       </w:tr>
@@ -32364,12 +30739,6 @@
                 <w:lang w:val="en-US"/>
               </w:rPr>
             </w:pPr>
-            <w:r>
-              <w:rPr>
-                <w:lang w:val="en-US"/>
-              </w:rPr>
-              <w:t>13.8</w:t>
-            </w:r>
           </w:p>
         </w:tc>
         <w:tc>
@@ -32384,35 +30753,21 @@
                 <w:color w:val="C00000"/>
               </w:rPr>
             </w:pPr>
-            <w:r>
+          </w:p>
+        </w:tc>
+        <w:tc>
+          <w:tcPr>
+            <w:tcW w:w="776" w:type="dxa"/>
+            <w:vAlign w:val="center"/>
+          </w:tcPr>
+          <w:p>
+            <w:pPr>
+              <w:jc w:val="center"/>
               <w:rPr>
                 <w:i/>
                 <w:color w:val="C00000"/>
               </w:rPr>
-              <w:t>13.9</w:t>
-            </w:r>
-          </w:p>
-        </w:tc>
-        <w:tc>
-          <w:tcPr>
-            <w:tcW w:w="776" w:type="dxa"/>
-            <w:vAlign w:val="center"/>
-          </w:tcPr>
-          <w:p>
-            <w:pPr>
-              <w:jc w:val="center"/>
-              <w:rPr>
-                <w:i/>
-                <w:color w:val="C00000"/>
-              </w:rPr>
-            </w:pPr>
-            <w:r>
-              <w:rPr>
-                <w:i/>
-                <w:color w:val="C00000"/>
-              </w:rPr>
-              <w:t>0.72%</w:t>
-            </w:r>
+            </w:pPr>
           </w:p>
         </w:tc>
       </w:tr>
@@ -32504,12 +30859,6 @@
                 <w:lang w:val="en-US"/>
               </w:rPr>
             </w:pPr>
-            <w:r>
-              <w:rPr>
-                <w:lang w:val="en-US"/>
-              </w:rPr>
-              <w:t>95.5</w:t>
-            </w:r>
           </w:p>
         </w:tc>
         <w:tc>
@@ -32524,13 +30873,6 @@
                 <w:color w:val="C00000"/>
               </w:rPr>
             </w:pPr>
-            <w:r>
-              <w:rPr>
-                <w:i/>
-                <w:color w:val="C00000"/>
-              </w:rPr>
-              <w:t>95.6</w:t>
-            </w:r>
           </w:p>
         </w:tc>
         <w:tc>
@@ -32542,27 +30884,6 @@
             <w:pPr>
               <w:jc w:val="center"/>
             </w:pPr>
-            <w:r>
-              <w:rPr>
-                <w:i/>
-                <w:color w:val="C00000"/>
-              </w:rPr>
-              <w:t>0.</w:t>
-            </w:r>
-            <w:r>
-              <w:rPr>
-                <w:i/>
-                <w:color w:val="C00000"/>
-              </w:rPr>
-              <w:t>10</w:t>
-            </w:r>
-            <w:r>
-              <w:rPr>
-                <w:i/>
-                <w:color w:val="C00000"/>
-              </w:rPr>
-              <w:t>%</w:t>
-            </w:r>
           </w:p>
         </w:tc>
       </w:tr>
@@ -32686,12 +31007,6 @@
                 <w:lang w:val="en-US"/>
               </w:rPr>
             </w:pPr>
-            <w:r>
-              <w:rPr>
-                <w:lang w:val="en-US"/>
-              </w:rPr>
-              <w:t>3.3</w:t>
-            </w:r>
           </w:p>
         </w:tc>
         <w:tc>
@@ -32706,13 +31021,6 @@
                 <w:color w:val="C00000"/>
               </w:rPr>
             </w:pPr>
-            <w:r>
-              <w:rPr>
-                <w:i/>
-                <w:color w:val="C00000"/>
-              </w:rPr>
-              <w:t>3.3</w:t>
-            </w:r>
           </w:p>
         </w:tc>
         <w:tc>
@@ -32724,9 +31032,6 @@
             <w:pPr>
               <w:jc w:val="center"/>
             </w:pPr>
-            <w:r>
-              <w:t>0.00%</w:t>
-            </w:r>
           </w:p>
         </w:tc>
       </w:tr>
@@ -32768,10 +31073,10 @@
       </w:pPr>
     </w:p>
     <w:sectPr>
-      <w:headerReference w:type="even" r:id="rId42"/>
-      <w:headerReference w:type="default" r:id="rId43"/>
-      <w:footerReference w:type="default" r:id="rId44"/>
-      <w:headerReference w:type="first" r:id="rId45"/>
+      <w:headerReference w:type="even" r:id="rId52"/>
+      <w:headerReference w:type="default" r:id="rId53"/>
+      <w:footerReference w:type="default" r:id="rId54"/>
+      <w:headerReference w:type="first" r:id="rId55"/>
       <w:pgSz w:w="11906" w:h="16838"/>
       <w:pgMar w:top="1134" w:right="851" w:bottom="709" w:left="851" w:header="709" w:footer="709" w:gutter="0"/>
       <w:pgNumType w:start="1"/>
@@ -33464,7 +31769,7 @@
               <w:sz w:val="20"/>
               <w:szCs w:val="20"/>
             </w:rPr>
-            <w:t>17</w:t>
+            <w:t>27</w:t>
           </w:r>
           <w:r>
             <w:rPr>
@@ -33788,7 +32093,7 @@
               <w:sz w:val="20"/>
               <w:szCs w:val="20"/>
             </w:rPr>
-            <w:t>17</w:t>
+            <w:t>25</w:t>
           </w:r>
           <w:r>
             <w:rPr>
@@ -35289,7 +33594,7 @@
               <w:szCs w:val="20"/>
               <w:lang w:val="en-GB"/>
             </w:rPr>
-            <w:t>24</w:t>
+            <w:t>22</w:t>
           </w:r>
           <w:r>
             <w:rPr>
@@ -46721,7 +45026,7 @@
 </file>
 
 <file path=customXml/itemProps4.xml><?xml version="1.0" encoding="utf-8"?>
-<ds:datastoreItem xmlns:ds="http://schemas.openxmlformats.org/officeDocument/2006/customXml" ds:itemID="{A76A3B3C-A2C9-4C97-B585-6651A707D713}">
+<ds:datastoreItem xmlns:ds="http://schemas.openxmlformats.org/officeDocument/2006/customXml" ds:itemID="{F4F47C30-5B91-4AFB-A452-FCC24255B395}">
   <ds:schemaRefs>
     <ds:schemaRef ds:uri="http://schemas.openxmlformats.org/officeDocument/2006/bibliography"/>
   </ds:schemaRefs>

--- a/Manuel Validation/ABCPMX - Manuel Validation.docx
+++ b/Manuel Validation/ABCPMX - Manuel Validation.docx
@@ -6140,152 +6140,8 @@
         <w:ind w:left="708"/>
         <w:jc w:val="center"/>
       </w:pPr>
-      <w:r>
-        <w:rPr>
-          <w:noProof/>
-        </w:rPr>
-        <w:drawing>
-          <wp:inline distT="0" distB="0" distL="0" distR="0" wp14:anchorId="5FDB0AB2" wp14:editId="1809ED07">
-            <wp:extent cx="4697676" cy="2376000"/>
-            <wp:effectExtent l="0" t="0" r="8255" b="5715"/>
-            <wp:docPr id="33" name="Image 33"/>
-            <wp:cNvGraphicFramePr>
-              <a:graphicFrameLocks xmlns:a="http://schemas.openxmlformats.org/drawingml/2006/main" noChangeAspect="1"/>
-            </wp:cNvGraphicFramePr>
-            <a:graphic xmlns:a="http://schemas.openxmlformats.org/drawingml/2006/main">
-              <a:graphicData uri="http://schemas.openxmlformats.org/drawingml/2006/picture">
-                <pic:pic xmlns:pic="http://schemas.openxmlformats.org/drawingml/2006/picture">
-                  <pic:nvPicPr>
-                    <pic:cNvPr id="1" name=""/>
-                    <pic:cNvPicPr/>
-                  </pic:nvPicPr>
-                  <pic:blipFill>
-                    <a:blip r:embed="rId33"/>
-                    <a:stretch>
-                      <a:fillRect/>
-                    </a:stretch>
-                  </pic:blipFill>
-                  <pic:spPr>
-                    <a:xfrm>
-                      <a:off x="0" y="0"/>
-                      <a:ext cx="4697676" cy="2376000"/>
-                    </a:xfrm>
-                    <a:prstGeom prst="rect">
-                      <a:avLst/>
-                    </a:prstGeom>
-                  </pic:spPr>
-                </pic:pic>
-              </a:graphicData>
-            </a:graphic>
-          </wp:inline>
-        </w:drawing>
-      </w:r>
-    </w:p>
-    <w:p>
-      <w:pPr>
-        <w:pBdr>
-          <w:top w:val="single" w:sz="4" w:space="1" w:color="auto"/>
-        </w:pBdr>
-        <w:spacing w:after="200"/>
-        <w:jc w:val="center"/>
-        <w:rPr>
-          <w:i/>
-          <w:iCs/>
-          <w:sz w:val="20"/>
-          <w:szCs w:val="18"/>
-          <w:lang w:val="en-US"/>
-        </w:rPr>
-      </w:pPr>
-      <w:r>
-        <w:rPr>
-          <w:i/>
-          <w:iCs/>
-          <w:sz w:val="20"/>
-          <w:szCs w:val="18"/>
-          <w:lang w:val="en-US"/>
-        </w:rPr>
-        <w:t xml:space="preserve">Figure </w:t>
-      </w:r>
-      <w:r>
-        <w:rPr>
-          <w:i/>
-          <w:iCs/>
-          <w:sz w:val="20"/>
-          <w:szCs w:val="18"/>
-        </w:rPr>
-        <w:fldChar w:fldCharType="begin"/>
-      </w:r>
-      <w:r>
-        <w:rPr>
-          <w:i/>
-          <w:iCs/>
-          <w:sz w:val="20"/>
-          <w:szCs w:val="18"/>
-          <w:lang w:val="en-US"/>
-        </w:rPr>
-        <w:instrText xml:space="preserve"> SEQ Figure \* ARABIC  \* MERGEFORMAT </w:instrText>
-      </w:r>
-      <w:r>
-        <w:rPr>
-          <w:i/>
-          <w:iCs/>
-          <w:sz w:val="20"/>
-          <w:szCs w:val="18"/>
-        </w:rPr>
-        <w:fldChar w:fldCharType="separate"/>
-      </w:r>
-      <w:r>
-        <w:rPr>
-          <w:i/>
-          <w:iCs/>
-          <w:noProof/>
-          <w:sz w:val="20"/>
-          <w:szCs w:val="18"/>
-          <w:lang w:val="en-US"/>
-        </w:rPr>
-        <w:t>15</w:t>
-      </w:r>
-      <w:r>
-        <w:rPr>
-          <w:i/>
-          <w:iCs/>
-          <w:sz w:val="20"/>
-          <w:szCs w:val="18"/>
-        </w:rPr>
-        <w:fldChar w:fldCharType="end"/>
-      </w:r>
-      <w:r>
-        <w:rPr>
-          <w:i/>
-          <w:iCs/>
-          <w:sz w:val="20"/>
-          <w:szCs w:val="18"/>
-          <w:lang w:val="en-US"/>
-        </w:rPr>
-        <w:t> : Definition of the load cases – Construction phase live load QC</w:t>
-      </w:r>
-    </w:p>
-    <w:p>
-      <w:pPr>
-        <w:pBdr>
-          <w:top w:val="single" w:sz="4" w:space="1" w:color="auto"/>
-        </w:pBdr>
-        <w:spacing w:after="200"/>
-        <w:jc w:val="center"/>
-        <w:rPr>
-          <w:i/>
-          <w:iCs/>
-          <w:sz w:val="20"/>
-          <w:szCs w:val="18"/>
-          <w:lang w:val="en-US"/>
-        </w:rPr>
-      </w:pPr>
-    </w:p>
-    <w:p>
-      <w:pPr>
-        <w:ind w:left="708"/>
-        <w:jc w:val="center"/>
-      </w:pPr>
+      <w:bookmarkStart w:id="25" w:name="_GoBack"/>
+      <w:bookmarkEnd w:id="25"/>
       <w:r>
         <w:rPr>
           <w:noProof/>
@@ -6439,7 +6295,6 @@
         <w:rPr>
           <w:noProof/>
         </w:rPr>
-        <w:lastRenderedPageBreak/>
         <w:drawing>
           <wp:inline distT="0" distB="0" distL="0" distR="0" wp14:anchorId="4A20CDBD" wp14:editId="74AD5A14">
             <wp:extent cx="2571541" cy="2484000"/>
@@ -6656,6 +6511,7 @@
         <w:rPr>
           <w:noProof/>
         </w:rPr>
+        <w:lastRenderedPageBreak/>
         <w:drawing>
           <wp:inline distT="0" distB="0" distL="0" distR="0" wp14:anchorId="1AEAAC69" wp14:editId="1A36A0AE">
             <wp:extent cx="2565530" cy="2484000"/>
@@ -7076,7 +6932,6 @@
         <w:rPr>
           <w:noProof/>
         </w:rPr>
-        <w:lastRenderedPageBreak/>
         <w:drawing>
           <wp:inline distT="0" distB="0" distL="0" distR="0" wp14:anchorId="5C27F6A8" wp14:editId="6F4900FF">
             <wp:extent cx="4335494" cy="1719072"/>
@@ -7234,12 +7089,13 @@
       <w:pPr>
         <w:pStyle w:val="Titre3"/>
       </w:pPr>
-      <w:bookmarkStart w:id="25" w:name="_Toc158042650"/>
+      <w:bookmarkStart w:id="26" w:name="_Toc158042650"/>
       <w:proofErr w:type="spellStart"/>
       <w:r>
+        <w:lastRenderedPageBreak/>
         <w:t>Results</w:t>
       </w:r>
-      <w:bookmarkEnd w:id="25"/>
+      <w:bookmarkEnd w:id="26"/>
       <w:proofErr w:type="spellEnd"/>
     </w:p>
     <w:tbl>
@@ -9812,7 +9668,6 @@
               <w:rPr>
                 <w:lang w:val="en-US"/>
               </w:rPr>
-              <w:lastRenderedPageBreak/>
               <w:t xml:space="preserve">Shear resistance : </w:t>
             </w:r>
             <m:oMath>
@@ -10950,6 +10805,7 @@
               <w:rPr>
                 <w:lang w:val="en-US"/>
               </w:rPr>
+              <w:lastRenderedPageBreak/>
               <w:t xml:space="preserve">Char. value of the compression </w:t>
             </w:r>
             <w:proofErr w:type="spellStart"/>
@@ -13775,7 +13631,6 @@
               <w:rPr>
                 <w:lang w:val="en-US"/>
               </w:rPr>
-              <w:lastRenderedPageBreak/>
               <w:t xml:space="preserve">Elastic neutral axis </w:t>
             </w:r>
             <w:r>
@@ -15319,6 +15174,7 @@
               <w:rPr>
                 <w:lang w:val="en-US"/>
               </w:rPr>
+              <w:lastRenderedPageBreak/>
               <w:t>Shear force</w:t>
             </w:r>
             <w:r>
@@ -17240,14 +17096,7 @@
                 <w:i/>
                 <w:color w:val="C00000"/>
               </w:rPr>
-              <w:t>0.</w:t>
-            </w:r>
-            <w:r>
-              <w:rPr>
-                <w:i/>
-                <w:color w:val="C00000"/>
-              </w:rPr>
-              <w:t>72</w:t>
+              <w:t>0.72</w:t>
             </w:r>
           </w:p>
         </w:tc>
@@ -17260,6 +17109,12 @@
             <w:pPr>
               <w:jc w:val="center"/>
             </w:pPr>
+            <w:r>
+              <w:rPr>
+                <w:lang w:val="en-US"/>
+              </w:rPr>
+              <w:t>0.00%</w:t>
+            </w:r>
           </w:p>
         </w:tc>
       </w:tr>
@@ -17382,14 +17237,7 @@
                 <w:i/>
                 <w:color w:val="C00000"/>
               </w:rPr>
-              <w:t>0.</w:t>
-            </w:r>
-            <w:r>
-              <w:rPr>
-                <w:i/>
-                <w:color w:val="C00000"/>
-              </w:rPr>
-              <w:t>11</w:t>
+              <w:t>0.11</w:t>
             </w:r>
           </w:p>
         </w:tc>
@@ -17402,6 +17250,12 @@
             <w:pPr>
               <w:jc w:val="center"/>
             </w:pPr>
+            <w:r>
+              <w:rPr>
+                <w:lang w:val="en-US"/>
+              </w:rPr>
+              <w:t>0.00%</w:t>
+            </w:r>
           </w:p>
         </w:tc>
       </w:tr>
@@ -17465,7 +17319,6 @@
               <w:rPr>
                 <w:smallCaps/>
               </w:rPr>
-              <w:lastRenderedPageBreak/>
               <w:t>Résultats</w:t>
             </w:r>
           </w:p>
@@ -18628,6 +18481,9 @@
         <w:jc w:val="center"/>
       </w:pPr>
       <w:r>
+        <w:rPr>
+          <w:noProof/>
+        </w:rPr>
         <w:drawing>
           <wp:inline distT="0" distB="0" distL="0" distR="0" wp14:anchorId="584BFF8C" wp14:editId="5CE68EDA">
             <wp:extent cx="6479540" cy="1685925"/>
@@ -18771,6 +18627,9 @@
         <w:jc w:val="center"/>
       </w:pPr>
       <w:r>
+        <w:rPr>
+          <w:noProof/>
+        </w:rPr>
         <w:drawing>
           <wp:inline distT="0" distB="0" distL="0" distR="0" wp14:anchorId="556B0575" wp14:editId="2A746134">
             <wp:extent cx="5627603" cy="2271116"/>
@@ -18913,6 +18772,9 @@
         <w:jc w:val="center"/>
       </w:pPr>
       <w:r>
+        <w:rPr>
+          <w:noProof/>
+        </w:rPr>
         <w:lastRenderedPageBreak/>
         <w:drawing>
           <wp:inline distT="0" distB="0" distL="0" distR="0" wp14:anchorId="5592D7B5" wp14:editId="4CF277C9">
@@ -19048,6 +18910,9 @@
         <w:jc w:val="center"/>
       </w:pPr>
       <w:r>
+        <w:rPr>
+          <w:noProof/>
+        </w:rPr>
         <w:drawing>
           <wp:inline distT="0" distB="0" distL="0" distR="0" wp14:anchorId="46A3922F" wp14:editId="7C787237">
             <wp:extent cx="3053950" cy="2829306"/>
@@ -19175,6 +19040,9 @@
         <w:jc w:val="center"/>
       </w:pPr>
       <w:r>
+        <w:rPr>
+          <w:noProof/>
+        </w:rPr>
         <w:lastRenderedPageBreak/>
         <w:drawing>
           <wp:inline distT="0" distB="0" distL="0" distR="0" wp14:anchorId="747BADF7" wp14:editId="30BB1005">
@@ -19319,6 +19187,9 @@
         <w:jc w:val="center"/>
       </w:pPr>
       <w:r>
+        <w:rPr>
+          <w:noProof/>
+        </w:rPr>
         <w:drawing>
           <wp:inline distT="0" distB="0" distL="0" distR="0" wp14:anchorId="0CBAAA7C" wp14:editId="60F2E9DA">
             <wp:extent cx="5704129" cy="1184540"/>
@@ -19462,6 +19333,9 @@
         <w:jc w:val="center"/>
       </w:pPr>
       <w:r>
+        <w:rPr>
+          <w:noProof/>
+        </w:rPr>
         <w:drawing>
           <wp:inline distT="0" distB="0" distL="0" distR="0" wp14:anchorId="0F0FF864" wp14:editId="3A543E28">
             <wp:extent cx="5389575" cy="2711689"/>
@@ -19605,6 +19479,9 @@
         <w:jc w:val="center"/>
       </w:pPr>
       <w:r>
+        <w:rPr>
+          <w:noProof/>
+        </w:rPr>
         <w:lastRenderedPageBreak/>
         <w:drawing>
           <wp:inline distT="0" distB="0" distL="0" distR="0" wp14:anchorId="25BA5D3C" wp14:editId="472E73E9">
@@ -19749,6 +19626,9 @@
         <w:jc w:val="center"/>
       </w:pPr>
       <w:r>
+        <w:rPr>
+          <w:noProof/>
+        </w:rPr>
         <w:drawing>
           <wp:inline distT="0" distB="0" distL="0" distR="0" wp14:anchorId="6BA8C253" wp14:editId="50EE0887">
             <wp:extent cx="5490841" cy="2748111"/>
@@ -20565,6 +20445,9 @@
         <w:jc w:val="center"/>
       </w:pPr>
       <w:r>
+        <w:rPr>
+          <w:noProof/>
+        </w:rPr>
         <w:lastRenderedPageBreak/>
         <w:drawing>
           <wp:inline distT="0" distB="0" distL="0" distR="0" wp14:anchorId="567B5F39" wp14:editId="7A851652">
@@ -24541,8 +24424,6 @@
       <w:pPr>
         <w:pStyle w:val="Lgende"/>
       </w:pPr>
-      <w:bookmarkStart w:id="26" w:name="_GoBack"/>
-      <w:bookmarkEnd w:id="26"/>
       <w:r>
         <w:t xml:space="preserve">Table </w:t>
       </w:r>
@@ -24565,13 +24446,7 @@
         <w:fldChar w:fldCharType="end"/>
       </w:r>
       <w:r>
-        <w:t xml:space="preserve">: </w:t>
-      </w:r>
-      <w:r>
-        <w:t>Partial encasement</w:t>
-      </w:r>
-      <w:r>
-        <w:t xml:space="preserve"> </w:t>
+        <w:t xml:space="preserve">: Partial encasement </w:t>
       </w:r>
     </w:p>
     <w:p>
@@ -24870,6 +24745,7 @@
               <w:rPr>
                 <w:i/>
                 <w:color w:val="C00000"/>
+                <w:lang w:val="en-US"/>
               </w:rPr>
             </w:pPr>
           </w:p>
@@ -24881,6 +24757,9 @@
           <w:p>
             <w:pPr>
               <w:jc w:val="center"/>
+              <w:rPr>
+                <w:lang w:val="en-US"/>
+              </w:rPr>
             </w:pPr>
           </w:p>
         </w:tc>
@@ -24990,6 +24869,7 @@
               <w:rPr>
                 <w:i/>
                 <w:color w:val="C00000"/>
+                <w:lang w:val="en-US"/>
               </w:rPr>
             </w:pPr>
           </w:p>
@@ -25001,6 +24881,9 @@
           <w:p>
             <w:pPr>
               <w:jc w:val="center"/>
+              <w:rPr>
+                <w:lang w:val="en-US"/>
+              </w:rPr>
             </w:pPr>
           </w:p>
         </w:tc>
@@ -25110,6 +24993,7 @@
               <w:rPr>
                 <w:i/>
                 <w:color w:val="C00000"/>
+                <w:lang w:val="en-US"/>
               </w:rPr>
             </w:pPr>
           </w:p>
@@ -25121,6 +25005,9 @@
           <w:p>
             <w:pPr>
               <w:jc w:val="center"/>
+              <w:rPr>
+                <w:lang w:val="en-US"/>
+              </w:rPr>
             </w:pPr>
           </w:p>
         </w:tc>
@@ -25216,6 +25103,7 @@
               <w:rPr>
                 <w:i/>
                 <w:color w:val="C00000"/>
+                <w:lang w:val="en-US"/>
               </w:rPr>
             </w:pPr>
           </w:p>
@@ -25227,6 +25115,9 @@
           <w:p>
             <w:pPr>
               <w:jc w:val="center"/>
+              <w:rPr>
+                <w:lang w:val="en-US"/>
+              </w:rPr>
             </w:pPr>
           </w:p>
         </w:tc>
@@ -25343,6 +25234,7 @@
               <w:rPr>
                 <w:i/>
                 <w:color w:val="C00000"/>
+                <w:lang w:val="en-US"/>
               </w:rPr>
             </w:pPr>
           </w:p>
@@ -25354,6 +25246,9 @@
           <w:p>
             <w:pPr>
               <w:jc w:val="center"/>
+              <w:rPr>
+                <w:lang w:val="en-US"/>
+              </w:rPr>
             </w:pPr>
           </w:p>
         </w:tc>
@@ -25451,6 +25346,7 @@
               <w:rPr>
                 <w:i/>
                 <w:color w:val="C00000"/>
+                <w:lang w:val="en-US"/>
               </w:rPr>
             </w:pPr>
           </w:p>
@@ -25462,6 +25358,9 @@
           <w:p>
             <w:pPr>
               <w:jc w:val="center"/>
+              <w:rPr>
+                <w:lang w:val="en-US"/>
+              </w:rPr>
             </w:pPr>
           </w:p>
         </w:tc>
@@ -25750,6 +25649,7 @@
               <w:jc w:val="center"/>
               <w:rPr>
                 <w:color w:val="C00000"/>
+                <w:lang w:val="en-US"/>
               </w:rPr>
             </w:pPr>
           </w:p>
@@ -25761,6 +25661,9 @@
           <w:p>
             <w:pPr>
               <w:jc w:val="center"/>
+              <w:rPr>
+                <w:lang w:val="en-US"/>
+              </w:rPr>
             </w:pPr>
           </w:p>
         </w:tc>
@@ -26432,6 +26335,7 @@
               <w:rPr>
                 <w:i/>
                 <w:color w:val="C00000"/>
+                <w:lang w:val="en-US"/>
               </w:rPr>
             </w:pPr>
           </w:p>
@@ -26444,6 +26348,9 @@
           <w:p>
             <w:pPr>
               <w:jc w:val="center"/>
+              <w:rPr>
+                <w:lang w:val="en-US"/>
+              </w:rPr>
             </w:pPr>
           </w:p>
         </w:tc>
@@ -26596,6 +26503,7 @@
               <w:rPr>
                 <w:i/>
                 <w:color w:val="C00000"/>
+                <w:lang w:val="en-US"/>
               </w:rPr>
             </w:pPr>
           </w:p>
@@ -26608,6 +26516,9 @@
           <w:p>
             <w:pPr>
               <w:jc w:val="center"/>
+              <w:rPr>
+                <w:lang w:val="en-US"/>
+              </w:rPr>
             </w:pPr>
           </w:p>
         </w:tc>
@@ -26760,6 +26671,7 @@
               <w:rPr>
                 <w:i/>
                 <w:color w:val="C00000"/>
+                <w:lang w:val="en-US"/>
               </w:rPr>
             </w:pPr>
           </w:p>
@@ -26772,6 +26684,9 @@
           <w:p>
             <w:pPr>
               <w:jc w:val="center"/>
+              <w:rPr>
+                <w:lang w:val="en-US"/>
+              </w:rPr>
             </w:pPr>
           </w:p>
         </w:tc>
@@ -26918,6 +26833,7 @@
               <w:rPr>
                 <w:i/>
                 <w:color w:val="C00000"/>
+                <w:lang w:val="en-US"/>
               </w:rPr>
             </w:pPr>
           </w:p>
@@ -26930,6 +26846,9 @@
           <w:p>
             <w:pPr>
               <w:jc w:val="center"/>
+              <w:rPr>
+                <w:lang w:val="en-US"/>
+              </w:rPr>
             </w:pPr>
           </w:p>
         </w:tc>
@@ -27069,6 +26988,7 @@
               <w:rPr>
                 <w:i/>
                 <w:color w:val="C00000"/>
+                <w:lang w:val="en-US"/>
               </w:rPr>
             </w:pPr>
           </w:p>
@@ -27084,6 +27004,7 @@
               <w:rPr>
                 <w:i/>
                 <w:color w:val="C00000"/>
+                <w:lang w:val="en-US"/>
               </w:rPr>
             </w:pPr>
           </w:p>
@@ -27224,6 +27145,7 @@
               <w:rPr>
                 <w:i/>
                 <w:color w:val="C00000"/>
+                <w:lang w:val="en-US"/>
               </w:rPr>
             </w:pPr>
           </w:p>
@@ -27236,6 +27158,9 @@
           <w:p>
             <w:pPr>
               <w:jc w:val="center"/>
+              <w:rPr>
+                <w:lang w:val="en-US"/>
+              </w:rPr>
             </w:pPr>
           </w:p>
         </w:tc>
@@ -27375,6 +27300,7 @@
               <w:rPr>
                 <w:i/>
                 <w:color w:val="C00000"/>
+                <w:lang w:val="en-US"/>
               </w:rPr>
             </w:pPr>
           </w:p>
@@ -27387,6 +27313,9 @@
           <w:p>
             <w:pPr>
               <w:jc w:val="center"/>
+              <w:rPr>
+                <w:lang w:val="en-US"/>
+              </w:rPr>
             </w:pPr>
           </w:p>
         </w:tc>
@@ -27526,6 +27455,7 @@
               <w:rPr>
                 <w:i/>
                 <w:color w:val="C00000"/>
+                <w:lang w:val="en-US"/>
               </w:rPr>
             </w:pPr>
           </w:p>
@@ -27538,6 +27468,9 @@
           <w:p>
             <w:pPr>
               <w:jc w:val="center"/>
+              <w:rPr>
+                <w:lang w:val="en-US"/>
+              </w:rPr>
             </w:pPr>
           </w:p>
         </w:tc>
@@ -27909,6 +27842,7 @@
               <w:rPr>
                 <w:i/>
                 <w:color w:val="C00000"/>
+                <w:lang w:val="en-US"/>
               </w:rPr>
             </w:pPr>
           </w:p>
@@ -27920,6 +27854,9 @@
           <w:p>
             <w:pPr>
               <w:jc w:val="center"/>
+              <w:rPr>
+                <w:lang w:val="en-US"/>
+              </w:rPr>
             </w:pPr>
           </w:p>
         </w:tc>
@@ -28047,6 +27984,7 @@
               <w:rPr>
                 <w:i/>
                 <w:color w:val="C00000"/>
+                <w:lang w:val="en-US"/>
               </w:rPr>
             </w:pPr>
           </w:p>
@@ -28058,6 +27996,9 @@
           <w:p>
             <w:pPr>
               <w:jc w:val="center"/>
+              <w:rPr>
+                <w:lang w:val="en-US"/>
+              </w:rPr>
             </w:pPr>
           </w:p>
         </w:tc>
@@ -28185,6 +28126,7 @@
               <w:rPr>
                 <w:i/>
                 <w:color w:val="C00000"/>
+                <w:lang w:val="en-US"/>
               </w:rPr>
             </w:pPr>
           </w:p>
@@ -28196,6 +28138,9 @@
           <w:p>
             <w:pPr>
               <w:jc w:val="center"/>
+              <w:rPr>
+                <w:lang w:val="en-US"/>
+              </w:rPr>
             </w:pPr>
           </w:p>
         </w:tc>
@@ -28323,6 +28268,7 @@
               <w:rPr>
                 <w:i/>
                 <w:color w:val="C00000"/>
+                <w:lang w:val="en-US"/>
               </w:rPr>
             </w:pPr>
           </w:p>
@@ -28334,6 +28280,9 @@
           <w:p>
             <w:pPr>
               <w:jc w:val="center"/>
+              <w:rPr>
+                <w:lang w:val="en-US"/>
+              </w:rPr>
             </w:pPr>
           </w:p>
         </w:tc>
@@ -28461,6 +28410,7 @@
               <w:rPr>
                 <w:i/>
                 <w:color w:val="C00000"/>
+                <w:lang w:val="en-US"/>
               </w:rPr>
             </w:pPr>
           </w:p>
@@ -28472,6 +28422,9 @@
           <w:p>
             <w:pPr>
               <w:jc w:val="center"/>
+              <w:rPr>
+                <w:lang w:val="en-US"/>
+              </w:rPr>
             </w:pPr>
           </w:p>
         </w:tc>
@@ -28599,6 +28552,7 @@
               <w:rPr>
                 <w:i/>
                 <w:color w:val="C00000"/>
+                <w:lang w:val="en-US"/>
               </w:rPr>
             </w:pPr>
           </w:p>
@@ -28610,6 +28564,9 @@
           <w:p>
             <w:pPr>
               <w:jc w:val="center"/>
+              <w:rPr>
+                <w:lang w:val="en-US"/>
+              </w:rPr>
             </w:pPr>
           </w:p>
         </w:tc>
@@ -28737,6 +28694,7 @@
               <w:rPr>
                 <w:i/>
                 <w:color w:val="C00000"/>
+                <w:lang w:val="en-US"/>
               </w:rPr>
             </w:pPr>
           </w:p>
@@ -28748,6 +28706,9 @@
           <w:p>
             <w:pPr>
               <w:jc w:val="center"/>
+              <w:rPr>
+                <w:lang w:val="en-US"/>
+              </w:rPr>
             </w:pPr>
           </w:p>
         </w:tc>
@@ -28875,6 +28836,7 @@
               <w:rPr>
                 <w:i/>
                 <w:color w:val="C00000"/>
+                <w:lang w:val="en-US"/>
               </w:rPr>
             </w:pPr>
           </w:p>
@@ -28887,6 +28849,9 @@
           <w:p>
             <w:pPr>
               <w:jc w:val="center"/>
+              <w:rPr>
+                <w:lang w:val="en-US"/>
+              </w:rPr>
             </w:pPr>
           </w:p>
         </w:tc>
@@ -29104,6 +29069,7 @@
               <w:rPr>
                 <w:i/>
                 <w:color w:val="C00000"/>
+                <w:lang w:val="en-US"/>
               </w:rPr>
             </w:pPr>
           </w:p>
@@ -29116,6 +29082,9 @@
           <w:p>
             <w:pPr>
               <w:jc w:val="center"/>
+              <w:rPr>
+                <w:lang w:val="en-US"/>
+              </w:rPr>
             </w:pPr>
           </w:p>
         </w:tc>
@@ -29226,6 +29195,7 @@
               <w:rPr>
                 <w:i/>
                 <w:color w:val="C00000"/>
+                <w:lang w:val="en-US"/>
               </w:rPr>
             </w:pPr>
           </w:p>
@@ -29238,6 +29208,9 @@
           <w:p>
             <w:pPr>
               <w:jc w:val="center"/>
+              <w:rPr>
+                <w:lang w:val="en-US"/>
+              </w:rPr>
             </w:pPr>
           </w:p>
         </w:tc>
@@ -29348,6 +29321,7 @@
               <w:rPr>
                 <w:i/>
                 <w:color w:val="C00000"/>
+                <w:lang w:val="en-US"/>
               </w:rPr>
             </w:pPr>
           </w:p>
@@ -29360,6 +29334,9 @@
           <w:p>
             <w:pPr>
               <w:jc w:val="center"/>
+              <w:rPr>
+                <w:lang w:val="en-US"/>
+              </w:rPr>
             </w:pPr>
           </w:p>
         </w:tc>
@@ -29659,6 +29636,7 @@
               <w:rPr>
                 <w:i/>
                 <w:color w:val="C00000"/>
+                <w:lang w:val="en-US"/>
               </w:rPr>
             </w:pPr>
           </w:p>
@@ -29671,6 +29649,9 @@
           <w:p>
             <w:pPr>
               <w:jc w:val="center"/>
+              <w:rPr>
+                <w:lang w:val="en-US"/>
+              </w:rPr>
             </w:pPr>
           </w:p>
         </w:tc>
@@ -29903,6 +29884,7 @@
               <w:rPr>
                 <w:i/>
                 <w:color w:val="C00000"/>
+                <w:lang w:val="en-US"/>
               </w:rPr>
             </w:pPr>
           </w:p>
@@ -29915,6 +29897,9 @@
           <w:p>
             <w:pPr>
               <w:jc w:val="center"/>
+              <w:rPr>
+                <w:lang w:val="en-US"/>
+              </w:rPr>
             </w:pPr>
           </w:p>
         </w:tc>
@@ -30106,6 +30091,7 @@
               <w:rPr>
                 <w:i/>
                 <w:color w:val="C00000"/>
+                <w:lang w:val="en-US"/>
               </w:rPr>
             </w:pPr>
           </w:p>
@@ -30118,6 +30104,9 @@
           <w:p>
             <w:pPr>
               <w:jc w:val="center"/>
+              <w:rPr>
+                <w:lang w:val="en-US"/>
+              </w:rPr>
             </w:pPr>
           </w:p>
         </w:tc>
@@ -31019,6 +31008,7 @@
               <w:rPr>
                 <w:i/>
                 <w:color w:val="C00000"/>
+                <w:lang w:val="en-US"/>
               </w:rPr>
             </w:pPr>
           </w:p>
@@ -31031,6 +31021,9 @@
           <w:p>
             <w:pPr>
               <w:jc w:val="center"/>
+              <w:rPr>
+                <w:lang w:val="en-US"/>
+              </w:rPr>
             </w:pPr>
           </w:p>
         </w:tc>
@@ -31196,7 +31189,7 @@
               <w:rFonts w:ascii="Calibri" w:hAnsi="Calibri"/>
               <w:noProof/>
             </w:rPr>
-            <w:t>07/02/2024</w:t>
+            <w:t>07/03/2024</w:t>
           </w:r>
           <w:r>
             <w:rPr>
@@ -31769,7 +31762,7 @@
               <w:sz w:val="20"/>
               <w:szCs w:val="20"/>
             </w:rPr>
-            <w:t>27</w:t>
+            <w:t>24</w:t>
           </w:r>
           <w:r>
             <w:rPr>
@@ -32093,7 +32086,7 @@
               <w:sz w:val="20"/>
               <w:szCs w:val="20"/>
             </w:rPr>
-            <w:t>25</w:t>
+            <w:t>24</w:t>
           </w:r>
           <w:r>
             <w:rPr>
@@ -33594,7 +33587,7 @@
               <w:szCs w:val="20"/>
               <w:lang w:val="en-GB"/>
             </w:rPr>
-            <w:t>22</w:t>
+            <w:t>19</w:t>
           </w:r>
           <w:r>
             <w:rPr>
@@ -44782,12 +44775,6 @@
 </file>
 
 <file path=customXml/item1.xml><?xml version="1.0" encoding="utf-8"?>
-<p:properties xmlns:p="http://schemas.microsoft.com/office/2006/metadata/properties" xmlns:xsi="http://www.w3.org/2001/XMLSchema-instance" xmlns:pc="http://schemas.microsoft.com/office/infopath/2007/PartnerControls">
-  <documentManagement/>
-</p:properties>
-</file>
-
-<file path=customXml/item2.xml><?xml version="1.0" encoding="utf-8"?>
 <ct:contentTypeSchema xmlns:ct="http://schemas.microsoft.com/office/2006/metadata/contentType" xmlns:ma="http://schemas.microsoft.com/office/2006/metadata/properties/metaAttributes" ct:_="" ma:_="" ma:contentTypeName="Document" ma:contentTypeID="0x010100C247FB7A51CDFF45B526B55FCBF0CC3A" ma:contentTypeVersion="11" ma:contentTypeDescription="Crée un document." ma:contentTypeScope="" ma:versionID="163d0b2c9ded4b8a7dfdd976cd200a17">
   <xsd:schema xmlns:xsd="http://www.w3.org/2001/XMLSchema" xmlns:xs="http://www.w3.org/2001/XMLSchema" xmlns:p="http://schemas.microsoft.com/office/2006/metadata/properties" xmlns:ns3="1339968c-844c-4ba9-aec6-fbaa9d140e36" targetNamespace="http://schemas.microsoft.com/office/2006/metadata/properties" ma:root="true" ma:fieldsID="d2393c41cac5a2e9ffb95dd220a5df63" ns3:_="">
     <xsd:import namespace="1339968c-844c-4ba9-aec6-fbaa9d140e36"/>
@@ -44977,7 +44964,7 @@
 </ct:contentTypeSchema>
 </file>
 
-<file path=customXml/item3.xml><?xml version="1.0" encoding="utf-8"?>
+<file path=customXml/item2.xml><?xml version="1.0" encoding="utf-8"?>
 <?mso-contentType ?>
 <FormTemplates xmlns="http://schemas.microsoft.com/sharepoint/v3/contenttype/forms">
   <Display>DocumentLibraryForm</Display>
@@ -44986,20 +44973,17 @@
 </FormTemplates>
 </file>
 
+<file path=customXml/item3.xml><?xml version="1.0" encoding="utf-8"?>
+<p:properties xmlns:p="http://schemas.microsoft.com/office/2006/metadata/properties" xmlns:xsi="http://www.w3.org/2001/XMLSchema-instance" xmlns:pc="http://schemas.microsoft.com/office/infopath/2007/PartnerControls">
+  <documentManagement/>
+</p:properties>
+</file>
+
 <file path=customXml/item4.xml><?xml version="1.0" encoding="utf-8"?>
 <b:Sources xmlns:b="http://schemas.openxmlformats.org/officeDocument/2006/bibliography" xmlns="http://schemas.openxmlformats.org/officeDocument/2006/bibliography" SelectedStyle="\APASixthEditionOfficeOnline.xsl" StyleName="APA" Version="6"/>
 </file>
 
 <file path=customXml/itemProps1.xml><?xml version="1.0" encoding="utf-8"?>
-<ds:datastoreItem xmlns:ds="http://schemas.openxmlformats.org/officeDocument/2006/customXml" ds:itemID="{8244F4F7-4138-49F1-B92F-F5AC6DA6C88D}">
-  <ds:schemaRefs>
-    <ds:schemaRef ds:uri="http://schemas.microsoft.com/office/2006/metadata/properties"/>
-    <ds:schemaRef ds:uri="http://schemas.microsoft.com/office/infopath/2007/PartnerControls"/>
-  </ds:schemaRefs>
-</ds:datastoreItem>
-</file>
-
-<file path=customXml/itemProps2.xml><?xml version="1.0" encoding="utf-8"?>
 <ds:datastoreItem xmlns:ds="http://schemas.openxmlformats.org/officeDocument/2006/customXml" ds:itemID="{763DED0B-077B-498B-B22E-F05F3E3AE21C}">
   <ds:schemaRefs>
     <ds:schemaRef ds:uri="http://schemas.microsoft.com/office/2006/metadata/contentType"/>
@@ -45017,7 +45001,7 @@
 </ds:datastoreItem>
 </file>
 
-<file path=customXml/itemProps3.xml><?xml version="1.0" encoding="utf-8"?>
+<file path=customXml/itemProps2.xml><?xml version="1.0" encoding="utf-8"?>
 <ds:datastoreItem xmlns:ds="http://schemas.openxmlformats.org/officeDocument/2006/customXml" ds:itemID="{4FB0FFFE-1214-4FB0-A9C1-883B8A00FAD1}">
   <ds:schemaRefs>
     <ds:schemaRef ds:uri="http://schemas.microsoft.com/sharepoint/v3/contenttype/forms"/>
@@ -45025,8 +45009,17 @@
 </ds:datastoreItem>
 </file>
 
+<file path=customXml/itemProps3.xml><?xml version="1.0" encoding="utf-8"?>
+<ds:datastoreItem xmlns:ds="http://schemas.openxmlformats.org/officeDocument/2006/customXml" ds:itemID="{8244F4F7-4138-49F1-B92F-F5AC6DA6C88D}">
+  <ds:schemaRefs>
+    <ds:schemaRef ds:uri="http://schemas.microsoft.com/office/2006/metadata/properties"/>
+    <ds:schemaRef ds:uri="http://schemas.microsoft.com/office/infopath/2007/PartnerControls"/>
+  </ds:schemaRefs>
+</ds:datastoreItem>
+</file>
+
 <file path=customXml/itemProps4.xml><?xml version="1.0" encoding="utf-8"?>
-<ds:datastoreItem xmlns:ds="http://schemas.openxmlformats.org/officeDocument/2006/customXml" ds:itemID="{F4F47C30-5B91-4AFB-A452-FCC24255B395}">
+<ds:datastoreItem xmlns:ds="http://schemas.openxmlformats.org/officeDocument/2006/customXml" ds:itemID="{3B61C23C-B78C-4AC9-AB4E-E1E4B00770EC}">
   <ds:schemaRefs>
     <ds:schemaRef ds:uri="http://schemas.openxmlformats.org/officeDocument/2006/bibliography"/>
   </ds:schemaRefs>

--- a/Manuel Validation/ABCPMX - Manuel Validation.docx
+++ b/Manuel Validation/ABCPMX - Manuel Validation.docx
@@ -2381,7 +2381,7 @@
             <w:noProof/>
             <w:webHidden/>
           </w:rPr>
-          <w:t>12</w:t>
+          <w:t>11</w:t>
         </w:r>
         <w:r>
           <w:rPr>
@@ -4288,18 +4288,11 @@
         <w:jc w:val="center"/>
       </w:pPr>
       <w:r>
-        <w:rPr>
-          <w:i/>
-          <w:iCs/>
-          <w:noProof/>
-          <w:sz w:val="20"/>
-          <w:szCs w:val="18"/>
-        </w:rPr>
         <w:drawing>
-          <wp:inline distT="0" distB="0" distL="0" distR="0" wp14:anchorId="7F69B991" wp14:editId="30211335">
-            <wp:extent cx="5977306" cy="2428646"/>
-            <wp:effectExtent l="0" t="0" r="4445" b="0"/>
-            <wp:docPr id="5" name="Image 5"/>
+          <wp:inline distT="0" distB="0" distL="0" distR="0" wp14:anchorId="63507844" wp14:editId="3E6F6C4C">
+            <wp:extent cx="5845118" cy="2358898"/>
+            <wp:effectExtent l="0" t="0" r="3810" b="3810"/>
+            <wp:docPr id="2" name="Image 2"/>
             <wp:cNvGraphicFramePr>
               <a:graphicFrameLocks xmlns:a="http://schemas.openxmlformats.org/drawingml/2006/main" noChangeAspect="1"/>
             </wp:cNvGraphicFramePr>
@@ -4319,7 +4312,7 @@
                   <pic:spPr>
                     <a:xfrm>
                       <a:off x="0" y="0"/>
-                      <a:ext cx="6092720" cy="2475540"/>
+                      <a:ext cx="5864988" cy="2366917"/>
                     </a:xfrm>
                     <a:prstGeom prst="rect">
                       <a:avLst/>
@@ -6140,8 +6133,6 @@
         <w:ind w:left="708"/>
         <w:jc w:val="center"/>
       </w:pPr>
-      <w:bookmarkStart w:id="25" w:name="_GoBack"/>
-      <w:bookmarkEnd w:id="25"/>
       <w:r>
         <w:rPr>
           <w:noProof/>
@@ -6245,7 +6236,7 @@
           <w:szCs w:val="18"/>
           <w:lang w:val="en-US"/>
         </w:rPr>
-        <w:t>16</w:t>
+        <w:t>15</w:t>
       </w:r>
       <w:r>
         <w:rPr>
@@ -6440,7 +6431,7 @@
           <w:szCs w:val="18"/>
           <w:lang w:val="en-US"/>
         </w:rPr>
-        <w:t>17</w:t>
+        <w:t>16</w:t>
       </w:r>
       <w:r>
         <w:rPr>
@@ -6604,6 +6595,7 @@
           <w:iCs/>
           <w:sz w:val="20"/>
           <w:szCs w:val="18"/>
+          <w:lang w:val="en-US"/>
         </w:rPr>
       </w:pPr>
       <w:r>
@@ -6612,6 +6604,7 @@
           <w:iCs/>
           <w:sz w:val="20"/>
           <w:szCs w:val="18"/>
+          <w:lang w:val="en-US"/>
         </w:rPr>
         <w:t xml:space="preserve">Figure </w:t>
       </w:r>
@@ -6630,6 +6623,7 @@
           <w:iCs/>
           <w:sz w:val="20"/>
           <w:szCs w:val="18"/>
+          <w:lang w:val="en-US"/>
         </w:rPr>
         <w:instrText xml:space="preserve"> SEQ Figure \* ARABIC  \* MERGEFORMAT </w:instrText>
       </w:r>
@@ -6649,8 +6643,9 @@
           <w:noProof/>
           <w:sz w:val="20"/>
           <w:szCs w:val="18"/>
-        </w:rPr>
-        <w:t>19</w:t>
+          <w:lang w:val="en-US"/>
+        </w:rPr>
+        <w:t>17</w:t>
       </w:r>
       <w:r>
         <w:rPr>
@@ -6667,28 +6662,29 @@
           <w:iCs/>
           <w:sz w:val="20"/>
           <w:szCs w:val="18"/>
-        </w:rPr>
-        <w:t xml:space="preserve"> : </w:t>
-      </w:r>
-      <w:proofErr w:type="spellStart"/>
+          <w:lang w:val="en-US"/>
+        </w:rPr>
+        <w:t xml:space="preserve"> : Combinations </w:t>
+      </w:r>
       <w:r>
         <w:rPr>
           <w:i/>
           <w:iCs/>
           <w:sz w:val="20"/>
           <w:szCs w:val="18"/>
-        </w:rPr>
-        <w:t>Combinations</w:t>
-      </w:r>
-      <w:proofErr w:type="spellEnd"/>
+          <w:lang w:val="en-US"/>
+        </w:rPr>
+        <w:t>–</w:t>
+      </w:r>
       <w:r>
         <w:rPr>
           <w:i/>
           <w:iCs/>
           <w:sz w:val="20"/>
           <w:szCs w:val="18"/>
-        </w:rPr>
-        <w:t xml:space="preserve"> </w:t>
+          <w:lang w:val="en-US"/>
+        </w:rPr>
+        <w:t xml:space="preserve"> FLS</w:t>
       </w:r>
       <w:r>
         <w:rPr>
@@ -6696,24 +6692,7 @@
           <w:iCs/>
           <w:sz w:val="20"/>
           <w:szCs w:val="18"/>
-        </w:rPr>
-        <w:t>–</w:t>
-      </w:r>
-      <w:r>
-        <w:rPr>
-          <w:i/>
-          <w:iCs/>
-          <w:sz w:val="20"/>
-          <w:szCs w:val="18"/>
-        </w:rPr>
-        <w:t xml:space="preserve"> FLS</w:t>
-      </w:r>
-      <w:r>
-        <w:rPr>
-          <w:i/>
-          <w:iCs/>
-          <w:sz w:val="20"/>
-          <w:szCs w:val="18"/>
+          <w:lang w:val="en-US"/>
         </w:rPr>
         <w:t xml:space="preserve"> and construction stage</w:t>
       </w:r>
@@ -6724,14 +6703,11 @@
         <w:jc w:val="center"/>
       </w:pPr>
       <w:r>
-        <w:rPr>
-          <w:noProof/>
-        </w:rPr>
         <w:drawing>
-          <wp:inline distT="0" distB="0" distL="0" distR="0" wp14:anchorId="7DBA3FE1" wp14:editId="2214D774">
-            <wp:extent cx="2776115" cy="2152269"/>
-            <wp:effectExtent l="0" t="0" r="5715" b="635"/>
-            <wp:docPr id="46" name="Image 46"/>
+          <wp:inline distT="0" distB="0" distL="0" distR="0" wp14:anchorId="68A34F81" wp14:editId="03443824">
+            <wp:extent cx="2734590" cy="2567922"/>
+            <wp:effectExtent l="0" t="0" r="8890" b="4445"/>
+            <wp:docPr id="7" name="Image 7"/>
             <wp:cNvGraphicFramePr>
               <a:graphicFrameLocks xmlns:a="http://schemas.openxmlformats.org/drawingml/2006/main" noChangeAspect="1"/>
             </wp:cNvGraphicFramePr>
@@ -6751,7 +6727,7 @@
                   <pic:spPr>
                     <a:xfrm>
                       <a:off x="0" y="0"/>
-                      <a:ext cx="2786265" cy="2160138"/>
+                      <a:ext cx="2750556" cy="2582915"/>
                     </a:xfrm>
                     <a:prstGeom prst="rect">
                       <a:avLst/>
@@ -6768,9 +6744,9 @@
           <w:noProof/>
         </w:rPr>
         <w:drawing>
-          <wp:inline distT="0" distB="0" distL="0" distR="0" wp14:anchorId="56895D2C" wp14:editId="3A995E51">
-            <wp:extent cx="2533472" cy="2516430"/>
-            <wp:effectExtent l="0" t="0" r="635" b="0"/>
+          <wp:inline distT="0" distB="0" distL="0" distR="0" wp14:anchorId="56895D2C" wp14:editId="1C022954">
+            <wp:extent cx="2611527" cy="2593960"/>
+            <wp:effectExtent l="0" t="0" r="0" b="0"/>
             <wp:docPr id="47" name="Image 47"/>
             <wp:cNvGraphicFramePr>
               <a:graphicFrameLocks xmlns:a="http://schemas.openxmlformats.org/drawingml/2006/main" noChangeAspect="1"/>
@@ -6791,7 +6767,7 @@
                   <pic:spPr>
                     <a:xfrm>
                       <a:off x="0" y="0"/>
-                      <a:ext cx="2571106" cy="2553811"/>
+                      <a:ext cx="2653964" cy="2636111"/>
                     </a:xfrm>
                     <a:prstGeom prst="rect">
                       <a:avLst/>
@@ -6862,7 +6838,7 @@
           <w:sz w:val="20"/>
           <w:szCs w:val="18"/>
         </w:rPr>
-        <w:t>21</w:t>
+        <w:t>18</w:t>
       </w:r>
       <w:r>
         <w:rPr>
@@ -7027,7 +7003,7 @@
           <w:sz w:val="20"/>
           <w:szCs w:val="18"/>
         </w:rPr>
-        <w:t>22</w:t>
+        <w:t>19</w:t>
       </w:r>
       <w:r>
         <w:rPr>
@@ -7089,13 +7065,13 @@
       <w:pPr>
         <w:pStyle w:val="Titre3"/>
       </w:pPr>
-      <w:bookmarkStart w:id="26" w:name="_Toc158042650"/>
+      <w:bookmarkStart w:id="25" w:name="_Toc158042650"/>
       <w:proofErr w:type="spellStart"/>
       <w:r>
         <w:lastRenderedPageBreak/>
         <w:t>Results</w:t>
       </w:r>
-      <w:bookmarkEnd w:id="26"/>
+      <w:bookmarkEnd w:id="25"/>
       <w:proofErr w:type="spellEnd"/>
     </w:p>
     <w:tbl>
@@ -11527,21 +11503,7 @@
                 <w:lang w:val="en-US"/>
               </w:rPr>
               <w:tab/>
-              <w:t>(</w:t>
-            </w:r>
-            <w:proofErr w:type="spellStart"/>
-            <w:r>
-              <w:rPr>
-                <w:lang w:val="en-US"/>
-              </w:rPr>
-              <w:t>kN</w:t>
-            </w:r>
-            <w:proofErr w:type="spellEnd"/>
-            <w:r>
-              <w:rPr>
-                <w:lang w:val="en-US"/>
-              </w:rPr>
-              <w:t>)</w:t>
+              <w:t>(kN)</w:t>
             </w:r>
           </w:p>
         </w:tc>
@@ -11725,7 +11687,7 @@
         <w:rPr>
           <w:noProof/>
         </w:rPr>
-        <w:t>1</w:t>
+        <w:t>2</w:t>
       </w:r>
       <w:r>
         <w:fldChar w:fldCharType="end"/>
@@ -11749,7 +11711,7 @@
       <w:tr>
         <w:tc>
           <w:tcPr>
-            <w:tcW w:w="6637" w:type="dxa"/>
+            <w:tcW w:w="6605" w:type="dxa"/>
             <w:shd w:val="clear" w:color="auto" w:fill="D9D9D9" w:themeFill="background1" w:themeFillShade="D9"/>
           </w:tcPr>
           <w:p>
@@ -11763,7 +11725,7 @@
         </w:tc>
         <w:tc>
           <w:tcPr>
-            <w:tcW w:w="1397" w:type="dxa"/>
+            <w:tcW w:w="1395" w:type="dxa"/>
             <w:shd w:val="clear" w:color="auto" w:fill="D9D9D9" w:themeFill="background1" w:themeFillShade="D9"/>
           </w:tcPr>
           <w:p>
@@ -11777,7 +11739,7 @@
         </w:tc>
         <w:tc>
           <w:tcPr>
-            <w:tcW w:w="1384" w:type="dxa"/>
+            <w:tcW w:w="1381" w:type="dxa"/>
             <w:shd w:val="clear" w:color="auto" w:fill="D9D9D9" w:themeFill="background1" w:themeFillShade="D9"/>
           </w:tcPr>
           <w:p>
@@ -11791,7 +11753,7 @@
         </w:tc>
         <w:tc>
           <w:tcPr>
-            <w:tcW w:w="737" w:type="dxa"/>
+            <w:tcW w:w="774" w:type="dxa"/>
             <w:shd w:val="clear" w:color="auto" w:fill="D9D9D9" w:themeFill="background1" w:themeFillShade="D9"/>
           </w:tcPr>
           <w:p>
@@ -11807,7 +11769,7 @@
       <w:tr>
         <w:tc>
           <w:tcPr>
-            <w:tcW w:w="6637" w:type="dxa"/>
+            <w:tcW w:w="6605" w:type="dxa"/>
             <w:vAlign w:val="center"/>
           </w:tcPr>
           <w:p>
@@ -11876,7 +11838,7 @@
         </w:tc>
         <w:tc>
           <w:tcPr>
-            <w:tcW w:w="1397" w:type="dxa"/>
+            <w:tcW w:w="1395" w:type="dxa"/>
           </w:tcPr>
           <w:p>
             <w:pPr>
@@ -11895,7 +11857,7 @@
         </w:tc>
         <w:tc>
           <w:tcPr>
-            <w:tcW w:w="1384" w:type="dxa"/>
+            <w:tcW w:w="1381" w:type="dxa"/>
           </w:tcPr>
           <w:p>
             <w:pPr>
@@ -11914,7 +11876,7 @@
         </w:tc>
         <w:tc>
           <w:tcPr>
-            <w:tcW w:w="737" w:type="dxa"/>
+            <w:tcW w:w="774" w:type="dxa"/>
           </w:tcPr>
           <w:p>
             <w:pPr>
@@ -11929,7 +11891,7 @@
       <w:tr>
         <w:tc>
           <w:tcPr>
-            <w:tcW w:w="6637" w:type="dxa"/>
+            <w:tcW w:w="6605" w:type="dxa"/>
             <w:vAlign w:val="center"/>
           </w:tcPr>
           <w:p>
@@ -12000,7 +11962,7 @@
         </w:tc>
         <w:tc>
           <w:tcPr>
-            <w:tcW w:w="1397" w:type="dxa"/>
+            <w:tcW w:w="1395" w:type="dxa"/>
           </w:tcPr>
           <w:p>
             <w:pPr>
@@ -12020,7 +11982,7 @@
         </w:tc>
         <w:tc>
           <w:tcPr>
-            <w:tcW w:w="1384" w:type="dxa"/>
+            <w:tcW w:w="1381" w:type="dxa"/>
           </w:tcPr>
           <w:p>
             <w:pPr>
@@ -12045,7 +12007,7 @@
         </w:tc>
         <w:tc>
           <w:tcPr>
-            <w:tcW w:w="737" w:type="dxa"/>
+            <w:tcW w:w="774" w:type="dxa"/>
           </w:tcPr>
           <w:p>
             <w:pPr>
@@ -12060,7 +12022,7 @@
       <w:tr>
         <w:tc>
           <w:tcPr>
-            <w:tcW w:w="6637" w:type="dxa"/>
+            <w:tcW w:w="6605" w:type="dxa"/>
             <w:vAlign w:val="center"/>
           </w:tcPr>
           <w:p>
@@ -12131,7 +12093,7 @@
         </w:tc>
         <w:tc>
           <w:tcPr>
-            <w:tcW w:w="1397" w:type="dxa"/>
+            <w:tcW w:w="1395" w:type="dxa"/>
           </w:tcPr>
           <w:p>
             <w:pPr>
@@ -12144,7 +12106,7 @@
         </w:tc>
         <w:tc>
           <w:tcPr>
-            <w:tcW w:w="1384" w:type="dxa"/>
+            <w:tcW w:w="1381" w:type="dxa"/>
           </w:tcPr>
           <w:p>
             <w:pPr>
@@ -12165,7 +12127,7 @@
         </w:tc>
         <w:tc>
           <w:tcPr>
-            <w:tcW w:w="737" w:type="dxa"/>
+            <w:tcW w:w="774" w:type="dxa"/>
           </w:tcPr>
           <w:p>
             <w:pPr>
@@ -12180,7 +12142,7 @@
       <w:tr>
         <w:tc>
           <w:tcPr>
-            <w:tcW w:w="6637" w:type="dxa"/>
+            <w:tcW w:w="6605" w:type="dxa"/>
             <w:vAlign w:val="center"/>
           </w:tcPr>
           <w:p>
@@ -12251,7 +12213,7 @@
         </w:tc>
         <w:tc>
           <w:tcPr>
-            <w:tcW w:w="1397" w:type="dxa"/>
+            <w:tcW w:w="1395" w:type="dxa"/>
           </w:tcPr>
           <w:p>
             <w:pPr>
@@ -12264,7 +12226,7 @@
         </w:tc>
         <w:tc>
           <w:tcPr>
-            <w:tcW w:w="1384" w:type="dxa"/>
+            <w:tcW w:w="1381" w:type="dxa"/>
           </w:tcPr>
           <w:p>
             <w:pPr>
@@ -12285,7 +12247,7 @@
         </w:tc>
         <w:tc>
           <w:tcPr>
-            <w:tcW w:w="737" w:type="dxa"/>
+            <w:tcW w:w="774" w:type="dxa"/>
           </w:tcPr>
           <w:p>
             <w:pPr>
@@ -12300,7 +12262,7 @@
       <w:tr>
         <w:tc>
           <w:tcPr>
-            <w:tcW w:w="6637" w:type="dxa"/>
+            <w:tcW w:w="6605" w:type="dxa"/>
             <w:vAlign w:val="center"/>
           </w:tcPr>
           <w:p>
@@ -12310,6 +12272,7 @@
               </w:tabs>
               <w:jc w:val="left"/>
             </w:pPr>
+            <w:bookmarkStart w:id="26" w:name="_GoBack" w:colFirst="1" w:colLast="2"/>
             <w:proofErr w:type="spellStart"/>
             <w:r>
               <w:t>Modular</w:t>
@@ -12371,20 +12334,27 @@
         </w:tc>
         <w:tc>
           <w:tcPr>
-            <w:tcW w:w="1397" w:type="dxa"/>
-          </w:tcPr>
-          <w:p>
-            <w:pPr>
-              <w:jc w:val="center"/>
-            </w:pPr>
-            <w:r>
-              <w:t>6.67</w:t>
-            </w:r>
-          </w:p>
-        </w:tc>
-        <w:tc>
-          <w:tcPr>
-            <w:tcW w:w="1384" w:type="dxa"/>
+            <w:tcW w:w="1395" w:type="dxa"/>
+          </w:tcPr>
+          <w:p>
+            <w:pPr>
+              <w:jc w:val="center"/>
+            </w:pPr>
+            <m:oMathPara>
+              <m:oMath>
+                <m:r>
+                  <w:rPr>
+                    <w:rFonts w:ascii="Cambria Math" w:hAnsi="Cambria Math"/>
+                  </w:rPr>
+                  <m:t>∞</m:t>
+                </m:r>
+              </m:oMath>
+            </m:oMathPara>
+          </w:p>
+        </w:tc>
+        <w:tc>
+          <w:tcPr>
+            <w:tcW w:w="1381" w:type="dxa"/>
           </w:tcPr>
           <w:p>
             <w:pPr>
@@ -12394,18 +12364,22 @@
                 <w:color w:val="C00000"/>
               </w:rPr>
             </w:pPr>
-            <w:r>
-              <w:rPr>
-                <w:i/>
-                <w:color w:val="C00000"/>
-              </w:rPr>
-              <w:t>6.67</w:t>
-            </w:r>
-          </w:p>
-        </w:tc>
-        <w:tc>
-          <w:tcPr>
-            <w:tcW w:w="737" w:type="dxa"/>
+            <m:oMathPara>
+              <m:oMath>
+                <m:r>
+                  <w:rPr>
+                    <w:rFonts w:ascii="Cambria Math" w:hAnsi="Cambria Math"/>
+                    <w:color w:val="C00000"/>
+                  </w:rPr>
+                  <m:t>∞</m:t>
+                </m:r>
+              </m:oMath>
+            </m:oMathPara>
+          </w:p>
+        </w:tc>
+        <w:tc>
+          <w:tcPr>
+            <w:tcW w:w="774" w:type="dxa"/>
           </w:tcPr>
           <w:p>
             <w:pPr>
@@ -12417,10 +12391,11 @@
           </w:p>
         </w:tc>
       </w:tr>
+      <w:bookmarkEnd w:id="26"/>
       <w:tr>
         <w:tc>
           <w:tcPr>
-            <w:tcW w:w="6637" w:type="dxa"/>
+            <w:tcW w:w="6605" w:type="dxa"/>
             <w:vAlign w:val="center"/>
           </w:tcPr>
           <w:p>
@@ -12480,7 +12455,7 @@
         </w:tc>
         <w:tc>
           <w:tcPr>
-            <w:tcW w:w="1397" w:type="dxa"/>
+            <w:tcW w:w="1395" w:type="dxa"/>
           </w:tcPr>
           <w:p>
             <w:pPr>
@@ -12493,7 +12468,7 @@
         </w:tc>
         <w:tc>
           <w:tcPr>
-            <w:tcW w:w="1384" w:type="dxa"/>
+            <w:tcW w:w="1381" w:type="dxa"/>
           </w:tcPr>
           <w:p>
             <w:pPr>
@@ -12514,7 +12489,7 @@
         </w:tc>
         <w:tc>
           <w:tcPr>
-            <w:tcW w:w="737" w:type="dxa"/>
+            <w:tcW w:w="774" w:type="dxa"/>
           </w:tcPr>
           <w:p>
             <w:pPr>
@@ -12529,7 +12504,7 @@
       <w:tr>
         <w:tc>
           <w:tcPr>
-            <w:tcW w:w="6637" w:type="dxa"/>
+            <w:tcW w:w="6605" w:type="dxa"/>
             <w:vAlign w:val="center"/>
           </w:tcPr>
           <w:p>
@@ -12647,7 +12622,7 @@
         </w:tc>
         <w:tc>
           <w:tcPr>
-            <w:tcW w:w="1397" w:type="dxa"/>
+            <w:tcW w:w="1395" w:type="dxa"/>
           </w:tcPr>
           <w:p>
             <w:pPr>
@@ -12678,7 +12653,7 @@
         </w:tc>
         <w:tc>
           <w:tcPr>
-            <w:tcW w:w="1384" w:type="dxa"/>
+            <w:tcW w:w="1381" w:type="dxa"/>
           </w:tcPr>
           <w:p>
             <w:pPr>
@@ -12713,22 +12688,13 @@
         </w:tc>
         <w:tc>
           <w:tcPr>
-            <w:tcW w:w="737" w:type="dxa"/>
+            <w:tcW w:w="774" w:type="dxa"/>
             <w:vAlign w:val="center"/>
           </w:tcPr>
           <w:p>
             <w:pPr>
               <w:jc w:val="center"/>
             </w:pPr>
-            <w:r>
-              <w:fldChar w:fldCharType="begin"/>
-            </w:r>
-            <w:r>
-              <w:instrText xml:space="preserve"> =ABS(LC(-1)) </w:instrText>
-            </w:r>
-            <w:r>
-              <w:fldChar w:fldCharType="end"/>
-            </w:r>
             <w:r>
               <w:t>0.00%</w:t>
             </w:r>
@@ -12738,7 +12704,7 @@
       <w:tr>
         <w:tc>
           <w:tcPr>
-            <w:tcW w:w="6637" w:type="dxa"/>
+            <w:tcW w:w="6605" w:type="dxa"/>
             <w:vAlign w:val="center"/>
           </w:tcPr>
           <w:p>
@@ -12862,7 +12828,7 @@
         </w:tc>
         <w:tc>
           <w:tcPr>
-            <w:tcW w:w="1397" w:type="dxa"/>
+            <w:tcW w:w="1395" w:type="dxa"/>
           </w:tcPr>
           <w:p>
             <w:pPr>
@@ -12881,7 +12847,7 @@
         </w:tc>
         <w:tc>
           <w:tcPr>
-            <w:tcW w:w="1384" w:type="dxa"/>
+            <w:tcW w:w="1381" w:type="dxa"/>
           </w:tcPr>
           <w:p>
             <w:pPr>
@@ -12902,7 +12868,7 @@
         </w:tc>
         <w:tc>
           <w:tcPr>
-            <w:tcW w:w="737" w:type="dxa"/>
+            <w:tcW w:w="774" w:type="dxa"/>
             <w:vAlign w:val="center"/>
           </w:tcPr>
           <w:p>
@@ -12918,7 +12884,7 @@
       <w:tr>
         <w:tc>
           <w:tcPr>
-            <w:tcW w:w="6637" w:type="dxa"/>
+            <w:tcW w:w="6605" w:type="dxa"/>
             <w:vAlign w:val="center"/>
           </w:tcPr>
           <w:p>
@@ -13042,7 +13008,7 @@
         </w:tc>
         <w:tc>
           <w:tcPr>
-            <w:tcW w:w="1397" w:type="dxa"/>
+            <w:tcW w:w="1395" w:type="dxa"/>
           </w:tcPr>
           <w:p>
             <w:pPr>
@@ -13061,7 +13027,7 @@
         </w:tc>
         <w:tc>
           <w:tcPr>
-            <w:tcW w:w="1384" w:type="dxa"/>
+            <w:tcW w:w="1381" w:type="dxa"/>
           </w:tcPr>
           <w:p>
             <w:pPr>
@@ -13082,7 +13048,7 @@
         </w:tc>
         <w:tc>
           <w:tcPr>
-            <w:tcW w:w="737" w:type="dxa"/>
+            <w:tcW w:w="774" w:type="dxa"/>
             <w:vAlign w:val="center"/>
           </w:tcPr>
           <w:p>
@@ -13098,7 +13064,7 @@
       <w:tr>
         <w:tc>
           <w:tcPr>
-            <w:tcW w:w="6637" w:type="dxa"/>
+            <w:tcW w:w="6605" w:type="dxa"/>
             <w:vAlign w:val="center"/>
           </w:tcPr>
           <w:p>
@@ -13216,7 +13182,7 @@
         </w:tc>
         <w:tc>
           <w:tcPr>
-            <w:tcW w:w="1397" w:type="dxa"/>
+            <w:tcW w:w="1395" w:type="dxa"/>
           </w:tcPr>
           <w:p>
             <w:pPr>
@@ -13235,7 +13201,7 @@
         </w:tc>
         <w:tc>
           <w:tcPr>
-            <w:tcW w:w="1384" w:type="dxa"/>
+            <w:tcW w:w="1381" w:type="dxa"/>
           </w:tcPr>
           <w:p>
             <w:pPr>
@@ -13256,7 +13222,7 @@
         </w:tc>
         <w:tc>
           <w:tcPr>
-            <w:tcW w:w="737" w:type="dxa"/>
+            <w:tcW w:w="774" w:type="dxa"/>
             <w:vAlign w:val="center"/>
           </w:tcPr>
           <w:p>
@@ -13272,7 +13238,7 @@
       <w:tr>
         <w:tc>
           <w:tcPr>
-            <w:tcW w:w="6637" w:type="dxa"/>
+            <w:tcW w:w="6605" w:type="dxa"/>
             <w:vAlign w:val="center"/>
           </w:tcPr>
           <w:p>
@@ -13383,7 +13349,7 @@
         </w:tc>
         <w:tc>
           <w:tcPr>
-            <w:tcW w:w="1397" w:type="dxa"/>
+            <w:tcW w:w="1395" w:type="dxa"/>
           </w:tcPr>
           <w:p>
             <w:pPr>
@@ -13402,7 +13368,7 @@
         </w:tc>
         <w:tc>
           <w:tcPr>
-            <w:tcW w:w="1384" w:type="dxa"/>
+            <w:tcW w:w="1381" w:type="dxa"/>
           </w:tcPr>
           <w:p>
             <w:pPr>
@@ -13423,7 +13389,7 @@
         </w:tc>
         <w:tc>
           <w:tcPr>
-            <w:tcW w:w="737" w:type="dxa"/>
+            <w:tcW w:w="774" w:type="dxa"/>
             <w:vAlign w:val="center"/>
           </w:tcPr>
           <w:p>
@@ -13447,7 +13413,7 @@
       <w:tr>
         <w:tc>
           <w:tcPr>
-            <w:tcW w:w="6637" w:type="dxa"/>
+            <w:tcW w:w="6605" w:type="dxa"/>
             <w:vAlign w:val="center"/>
           </w:tcPr>
           <w:p>
@@ -13558,7 +13524,7 @@
         </w:tc>
         <w:tc>
           <w:tcPr>
-            <w:tcW w:w="1397" w:type="dxa"/>
+            <w:tcW w:w="1395" w:type="dxa"/>
           </w:tcPr>
           <w:p>
             <w:pPr>
@@ -13577,7 +13543,7 @@
         </w:tc>
         <w:tc>
           <w:tcPr>
-            <w:tcW w:w="1384" w:type="dxa"/>
+            <w:tcW w:w="1381" w:type="dxa"/>
           </w:tcPr>
           <w:p>
             <w:pPr>
@@ -13598,7 +13564,7 @@
         </w:tc>
         <w:tc>
           <w:tcPr>
-            <w:tcW w:w="737" w:type="dxa"/>
+            <w:tcW w:w="774" w:type="dxa"/>
             <w:vAlign w:val="center"/>
           </w:tcPr>
           <w:p>
@@ -13614,7 +13580,7 @@
       <w:tr>
         <w:tc>
           <w:tcPr>
-            <w:tcW w:w="6637" w:type="dxa"/>
+            <w:tcW w:w="6605" w:type="dxa"/>
             <w:vAlign w:val="center"/>
           </w:tcPr>
           <w:p>
@@ -13725,7 +13691,7 @@
         </w:tc>
         <w:tc>
           <w:tcPr>
-            <w:tcW w:w="1397" w:type="dxa"/>
+            <w:tcW w:w="1395" w:type="dxa"/>
           </w:tcPr>
           <w:p>
             <w:pPr>
@@ -13744,7 +13710,7 @@
         </w:tc>
         <w:tc>
           <w:tcPr>
-            <w:tcW w:w="1384" w:type="dxa"/>
+            <w:tcW w:w="1381" w:type="dxa"/>
           </w:tcPr>
           <w:p>
             <w:pPr>
@@ -13765,7 +13731,7 @@
         </w:tc>
         <w:tc>
           <w:tcPr>
-            <w:tcW w:w="737" w:type="dxa"/>
+            <w:tcW w:w="774" w:type="dxa"/>
             <w:vAlign w:val="center"/>
           </w:tcPr>
           <w:p>
@@ -13781,7 +13747,7 @@
       <w:tr>
         <w:tc>
           <w:tcPr>
-            <w:tcW w:w="6637" w:type="dxa"/>
+            <w:tcW w:w="6605" w:type="dxa"/>
             <w:vAlign w:val="center"/>
           </w:tcPr>
           <w:p>
@@ -13892,7 +13858,7 @@
         </w:tc>
         <w:tc>
           <w:tcPr>
-            <w:tcW w:w="1397" w:type="dxa"/>
+            <w:tcW w:w="1395" w:type="dxa"/>
           </w:tcPr>
           <w:p>
             <w:pPr>
@@ -13911,7 +13877,7 @@
         </w:tc>
         <w:tc>
           <w:tcPr>
-            <w:tcW w:w="1384" w:type="dxa"/>
+            <w:tcW w:w="1381" w:type="dxa"/>
           </w:tcPr>
           <w:p>
             <w:pPr>
@@ -13932,7 +13898,7 @@
         </w:tc>
         <w:tc>
           <w:tcPr>
-            <w:tcW w:w="737" w:type="dxa"/>
+            <w:tcW w:w="774" w:type="dxa"/>
             <w:vAlign w:val="center"/>
           </w:tcPr>
           <w:p>
@@ -13948,7 +13914,7 @@
       <w:tr>
         <w:tc>
           <w:tcPr>
-            <w:tcW w:w="6637" w:type="dxa"/>
+            <w:tcW w:w="6605" w:type="dxa"/>
             <w:vAlign w:val="center"/>
           </w:tcPr>
           <w:p>
@@ -14041,7 +14007,7 @@
         </w:tc>
         <w:tc>
           <w:tcPr>
-            <w:tcW w:w="1397" w:type="dxa"/>
+            <w:tcW w:w="1395" w:type="dxa"/>
           </w:tcPr>
           <w:p>
             <w:pPr>
@@ -14060,7 +14026,7 @@
         </w:tc>
         <w:tc>
           <w:tcPr>
-            <w:tcW w:w="1384" w:type="dxa"/>
+            <w:tcW w:w="1381" w:type="dxa"/>
           </w:tcPr>
           <w:p>
             <w:pPr>
@@ -14083,7 +14049,7 @@
         </w:tc>
         <w:tc>
           <w:tcPr>
-            <w:tcW w:w="737" w:type="dxa"/>
+            <w:tcW w:w="774" w:type="dxa"/>
             <w:vAlign w:val="center"/>
           </w:tcPr>
           <w:p>
@@ -14123,7 +14089,7 @@
         <w:rPr>
           <w:noProof/>
         </w:rPr>
-        <w:t>1</w:t>
+        <w:t>3</w:t>
       </w:r>
       <w:r>
         <w:fldChar w:fldCharType="end"/>
@@ -15491,7 +15457,7 @@
         <w:rPr>
           <w:noProof/>
         </w:rPr>
-        <w:t>1</w:t>
+        <w:t>4</w:t>
       </w:r>
       <w:r>
         <w:fldChar w:fldCharType="end"/>
@@ -16891,7 +16857,7 @@
         <w:rPr>
           <w:noProof/>
         </w:rPr>
-        <w:t>1</w:t>
+        <w:t>5</w:t>
       </w:r>
       <w:r>
         <w:fldChar w:fldCharType="end"/>
@@ -17280,7 +17246,7 @@
         <w:rPr>
           <w:noProof/>
         </w:rPr>
-        <w:t>1</w:t>
+        <w:t>6</w:t>
       </w:r>
       <w:r>
         <w:fldChar w:fldCharType="end"/>
@@ -18311,7 +18277,7 @@
         <w:rPr>
           <w:noProof/>
         </w:rPr>
-        <w:t>1</w:t>
+        <w:t>7</w:t>
       </w:r>
       <w:r>
         <w:fldChar w:fldCharType="end"/>
@@ -18579,7 +18545,7 @@
           <w:sz w:val="20"/>
           <w:szCs w:val="18"/>
         </w:rPr>
-        <w:t>1</w:t>
+        <w:t>20</w:t>
       </w:r>
       <w:r>
         <w:rPr>
@@ -18729,7 +18695,7 @@
           <w:szCs w:val="18"/>
           <w:lang w:val="en-US"/>
         </w:rPr>
-        <w:t>2</w:t>
+        <w:t>21</w:t>
       </w:r>
       <w:r>
         <w:rPr>
@@ -18875,7 +18841,7 @@
           <w:szCs w:val="18"/>
           <w:lang w:val="en-US"/>
         </w:rPr>
-        <w:t>3</w:t>
+        <w:t>22</w:t>
       </w:r>
       <w:r>
         <w:rPr>
@@ -19012,7 +18978,7 @@
           <w:szCs w:val="18"/>
           <w:lang w:val="en-US"/>
         </w:rPr>
-        <w:t>4</w:t>
+        <w:t>23</w:t>
       </w:r>
       <w:r>
         <w:rPr>
@@ -19143,7 +19109,7 @@
           <w:szCs w:val="18"/>
           <w:lang w:val="en-US"/>
         </w:rPr>
-        <w:t>5</w:t>
+        <w:t>24</w:t>
       </w:r>
       <w:r>
         <w:rPr>
@@ -19289,7 +19255,7 @@
           <w:szCs w:val="18"/>
           <w:lang w:val="en-US"/>
         </w:rPr>
-        <w:t>7</w:t>
+        <w:t>25</w:t>
       </w:r>
       <w:r>
         <w:rPr>
@@ -19435,7 +19401,7 @@
           <w:szCs w:val="18"/>
           <w:lang w:val="en-US"/>
         </w:rPr>
-        <w:t>10</w:t>
+        <w:t>26</w:t>
       </w:r>
       <w:r>
         <w:rPr>
@@ -19582,7 +19548,7 @@
           <w:szCs w:val="18"/>
           <w:lang w:val="en-US"/>
         </w:rPr>
-        <w:t>12</w:t>
+        <w:t>27</w:t>
       </w:r>
       <w:r>
         <w:rPr>
@@ -19728,7 +19694,7 @@
           <w:szCs w:val="18"/>
           <w:lang w:val="en-US"/>
         </w:rPr>
-        <w:t>13</w:t>
+        <w:t>28</w:t>
       </w:r>
       <w:r>
         <w:rPr>
@@ -19874,7 +19840,7 @@
           <w:szCs w:val="18"/>
           <w:lang w:val="en-US"/>
         </w:rPr>
-        <w:t>16</w:t>
+        <w:t>29</w:t>
       </w:r>
       <w:r>
         <w:rPr>
@@ -20054,7 +20020,7 @@
           <w:szCs w:val="18"/>
           <w:lang w:val="en-US"/>
         </w:rPr>
-        <w:t>17</w:t>
+        <w:t>30</w:t>
       </w:r>
       <w:r>
         <w:rPr>
@@ -20193,7 +20159,7 @@
           <w:sz w:val="20"/>
           <w:szCs w:val="18"/>
         </w:rPr>
-        <w:t>19</w:t>
+        <w:t>31</w:t>
       </w:r>
       <w:r>
         <w:rPr>
@@ -20259,7 +20225,7 @@
                     <pic:cNvPicPr/>
                   </pic:nvPicPr>
                   <pic:blipFill>
-                    <a:blip r:embed="rId39"/>
+                    <a:blip r:embed="rId51"/>
                     <a:stretch>
                       <a:fillRect/>
                     </a:stretch>
@@ -20378,7 +20344,7 @@
           <w:sz w:val="20"/>
           <w:szCs w:val="18"/>
         </w:rPr>
-        <w:t>21</w:t>
+        <w:t>32</w:t>
       </w:r>
       <w:r>
         <w:rPr>
@@ -20465,7 +20431,7 @@
                     <pic:cNvPicPr/>
                   </pic:nvPicPr>
                   <pic:blipFill>
-                    <a:blip r:embed="rId51"/>
+                    <a:blip r:embed="rId52"/>
                     <a:stretch>
                       <a:fillRect/>
                     </a:stretch>
@@ -20544,7 +20510,7 @@
           <w:sz w:val="20"/>
           <w:szCs w:val="18"/>
         </w:rPr>
-        <w:t>22</w:t>
+        <w:t>33</w:t>
       </w:r>
       <w:r>
         <w:rPr>
@@ -22610,15 +22576,7 @@
             </w:r>
             <w:r>
               <w:tab/>
-              <w:t>(</w:t>
-            </w:r>
-            <w:proofErr w:type="spellStart"/>
-            <w:r>
-              <w:t>MPa</w:t>
-            </w:r>
-            <w:proofErr w:type="spellEnd"/>
-            <w:r>
-              <w:t xml:space="preserve">) </w:t>
+              <w:t xml:space="preserve">(MPa) </w:t>
             </w:r>
             <w:r>
               <w:tab/>
@@ -23698,7 +23656,7 @@
         <w:rPr>
           <w:noProof/>
         </w:rPr>
-        <w:t>1</w:t>
+        <w:t>8</w:t>
       </w:r>
       <w:r>
         <w:fldChar w:fldCharType="end"/>
@@ -24440,7 +24398,7 @@
         <w:rPr>
           <w:noProof/>
         </w:rPr>
-        <w:t>1</w:t>
+        <w:t>9</w:t>
       </w:r>
       <w:r>
         <w:fldChar w:fldCharType="end"/>
@@ -25478,7 +25436,7 @@
         <w:rPr>
           <w:noProof/>
         </w:rPr>
-        <w:t>1</w:t>
+        <w:t>10</w:t>
       </w:r>
       <w:r>
         <w:fldChar w:fldCharType="end"/>
@@ -27633,7 +27591,7 @@
         <w:rPr>
           <w:noProof/>
         </w:rPr>
-        <w:t>1</w:t>
+        <w:t>11</w:t>
       </w:r>
       <w:r>
         <w:fldChar w:fldCharType="end"/>
@@ -28877,7 +28835,7 @@
         <w:rPr>
           <w:noProof/>
         </w:rPr>
-        <w:t>1</w:t>
+        <w:t>12</w:t>
       </w:r>
       <w:r>
         <w:fldChar w:fldCharType="end"/>
@@ -30132,7 +30090,7 @@
         <w:rPr>
           <w:noProof/>
         </w:rPr>
-        <w:t>1</w:t>
+        <w:t>13</w:t>
       </w:r>
       <w:r>
         <w:fldChar w:fldCharType="end"/>
@@ -31049,7 +31007,7 @@
         <w:rPr>
           <w:noProof/>
         </w:rPr>
-        <w:t>1</w:t>
+        <w:t>14</w:t>
       </w:r>
       <w:r>
         <w:fldChar w:fldCharType="end"/>
@@ -31066,10 +31024,10 @@
       </w:pPr>
     </w:p>
     <w:sectPr>
-      <w:headerReference w:type="even" r:id="rId52"/>
-      <w:headerReference w:type="default" r:id="rId53"/>
-      <w:footerReference w:type="default" r:id="rId54"/>
-      <w:headerReference w:type="first" r:id="rId55"/>
+      <w:headerReference w:type="even" r:id="rId53"/>
+      <w:headerReference w:type="default" r:id="rId54"/>
+      <w:footerReference w:type="default" r:id="rId55"/>
+      <w:headerReference w:type="first" r:id="rId56"/>
       <w:pgSz w:w="11906" w:h="16838"/>
       <w:pgMar w:top="1134" w:right="851" w:bottom="709" w:left="851" w:header="709" w:footer="709" w:gutter="0"/>
       <w:pgNumType w:start="1"/>
@@ -31189,7 +31147,7 @@
               <w:rFonts w:ascii="Calibri" w:hAnsi="Calibri"/>
               <w:noProof/>
             </w:rPr>
-            <w:t>07/03/2024</w:t>
+            <w:t>13/05/2024</w:t>
           </w:r>
           <w:r>
             <w:rPr>
@@ -33587,7 +33545,7 @@
               <w:szCs w:val="20"/>
               <w:lang w:val="en-GB"/>
             </w:rPr>
-            <w:t>19</w:t>
+            <w:t>14</w:t>
           </w:r>
           <w:r>
             <w:rPr>
@@ -44775,6 +44733,21 @@
 </file>
 
 <file path=customXml/item1.xml><?xml version="1.0" encoding="utf-8"?>
+<?mso-contentType ?>
+<FormTemplates xmlns="http://schemas.microsoft.com/sharepoint/v3/contenttype/forms">
+  <Display>DocumentLibraryForm</Display>
+  <Edit>DocumentLibraryForm</Edit>
+  <New>DocumentLibraryForm</New>
+</FormTemplates>
+</file>
+
+<file path=customXml/item2.xml><?xml version="1.0" encoding="utf-8"?>
+<p:properties xmlns:p="http://schemas.microsoft.com/office/2006/metadata/properties" xmlns:xsi="http://www.w3.org/2001/XMLSchema-instance" xmlns:pc="http://schemas.microsoft.com/office/infopath/2007/PartnerControls">
+  <documentManagement/>
+</p:properties>
+</file>
+
+<file path=customXml/item3.xml><?xml version="1.0" encoding="utf-8"?>
 <ct:contentTypeSchema xmlns:ct="http://schemas.microsoft.com/office/2006/metadata/contentType" xmlns:ma="http://schemas.microsoft.com/office/2006/metadata/properties/metaAttributes" ct:_="" ma:_="" ma:contentTypeName="Document" ma:contentTypeID="0x010100C247FB7A51CDFF45B526B55FCBF0CC3A" ma:contentTypeVersion="11" ma:contentTypeDescription="Crée un document." ma:contentTypeScope="" ma:versionID="163d0b2c9ded4b8a7dfdd976cd200a17">
   <xsd:schema xmlns:xsd="http://www.w3.org/2001/XMLSchema" xmlns:xs="http://www.w3.org/2001/XMLSchema" xmlns:p="http://schemas.microsoft.com/office/2006/metadata/properties" xmlns:ns3="1339968c-844c-4ba9-aec6-fbaa9d140e36" targetNamespace="http://schemas.microsoft.com/office/2006/metadata/properties" ma:root="true" ma:fieldsID="d2393c41cac5a2e9ffb95dd220a5df63" ns3:_="">
     <xsd:import namespace="1339968c-844c-4ba9-aec6-fbaa9d140e36"/>
@@ -44964,26 +44937,28 @@
 </ct:contentTypeSchema>
 </file>
 
-<file path=customXml/item2.xml><?xml version="1.0" encoding="utf-8"?>
-<?mso-contentType ?>
-<FormTemplates xmlns="http://schemas.microsoft.com/sharepoint/v3/contenttype/forms">
-  <Display>DocumentLibraryForm</Display>
-  <Edit>DocumentLibraryForm</Edit>
-  <New>DocumentLibraryForm</New>
-</FormTemplates>
-</file>
-
-<file path=customXml/item3.xml><?xml version="1.0" encoding="utf-8"?>
-<p:properties xmlns:p="http://schemas.microsoft.com/office/2006/metadata/properties" xmlns:xsi="http://www.w3.org/2001/XMLSchema-instance" xmlns:pc="http://schemas.microsoft.com/office/infopath/2007/PartnerControls">
-  <documentManagement/>
-</p:properties>
-</file>
-
 <file path=customXml/item4.xml><?xml version="1.0" encoding="utf-8"?>
 <b:Sources xmlns:b="http://schemas.openxmlformats.org/officeDocument/2006/bibliography" xmlns="http://schemas.openxmlformats.org/officeDocument/2006/bibliography" SelectedStyle="\APASixthEditionOfficeOnline.xsl" StyleName="APA" Version="6"/>
 </file>
 
 <file path=customXml/itemProps1.xml><?xml version="1.0" encoding="utf-8"?>
+<ds:datastoreItem xmlns:ds="http://schemas.openxmlformats.org/officeDocument/2006/customXml" ds:itemID="{4FB0FFFE-1214-4FB0-A9C1-883B8A00FAD1}">
+  <ds:schemaRefs>
+    <ds:schemaRef ds:uri="http://schemas.microsoft.com/sharepoint/v3/contenttype/forms"/>
+  </ds:schemaRefs>
+</ds:datastoreItem>
+</file>
+
+<file path=customXml/itemProps2.xml><?xml version="1.0" encoding="utf-8"?>
+<ds:datastoreItem xmlns:ds="http://schemas.openxmlformats.org/officeDocument/2006/customXml" ds:itemID="{8244F4F7-4138-49F1-B92F-F5AC6DA6C88D}">
+  <ds:schemaRefs>
+    <ds:schemaRef ds:uri="http://schemas.microsoft.com/office/2006/metadata/properties"/>
+    <ds:schemaRef ds:uri="http://schemas.microsoft.com/office/infopath/2007/PartnerControls"/>
+  </ds:schemaRefs>
+</ds:datastoreItem>
+</file>
+
+<file path=customXml/itemProps3.xml><?xml version="1.0" encoding="utf-8"?>
 <ds:datastoreItem xmlns:ds="http://schemas.openxmlformats.org/officeDocument/2006/customXml" ds:itemID="{763DED0B-077B-498B-B22E-F05F3E3AE21C}">
   <ds:schemaRefs>
     <ds:schemaRef ds:uri="http://schemas.microsoft.com/office/2006/metadata/contentType"/>
@@ -45001,25 +44976,8 @@
 </ds:datastoreItem>
 </file>
 
-<file path=customXml/itemProps2.xml><?xml version="1.0" encoding="utf-8"?>
-<ds:datastoreItem xmlns:ds="http://schemas.openxmlformats.org/officeDocument/2006/customXml" ds:itemID="{4FB0FFFE-1214-4FB0-A9C1-883B8A00FAD1}">
-  <ds:schemaRefs>
-    <ds:schemaRef ds:uri="http://schemas.microsoft.com/sharepoint/v3/contenttype/forms"/>
-  </ds:schemaRefs>
-</ds:datastoreItem>
-</file>
-
-<file path=customXml/itemProps3.xml><?xml version="1.0" encoding="utf-8"?>
-<ds:datastoreItem xmlns:ds="http://schemas.openxmlformats.org/officeDocument/2006/customXml" ds:itemID="{8244F4F7-4138-49F1-B92F-F5AC6DA6C88D}">
-  <ds:schemaRefs>
-    <ds:schemaRef ds:uri="http://schemas.microsoft.com/office/2006/metadata/properties"/>
-    <ds:schemaRef ds:uri="http://schemas.microsoft.com/office/infopath/2007/PartnerControls"/>
-  </ds:schemaRefs>
-</ds:datastoreItem>
-</file>
-
 <file path=customXml/itemProps4.xml><?xml version="1.0" encoding="utf-8"?>
-<ds:datastoreItem xmlns:ds="http://schemas.openxmlformats.org/officeDocument/2006/customXml" ds:itemID="{3B61C23C-B78C-4AC9-AB4E-E1E4B00770EC}">
+<ds:datastoreItem xmlns:ds="http://schemas.openxmlformats.org/officeDocument/2006/customXml" ds:itemID="{B65F8D86-C26B-413E-B9D1-496E36C85F14}">
   <ds:schemaRefs>
     <ds:schemaRef ds:uri="http://schemas.openxmlformats.org/officeDocument/2006/bibliography"/>
   </ds:schemaRefs>

--- a/Manuel Validation/ABCPMX - Manuel Validation.docx
+++ b/Manuel Validation/ABCPMX - Manuel Validation.docx
@@ -228,37 +228,12 @@
                 <w:b/>
               </w:rPr>
             </w:pPr>
-            <w:proofErr w:type="spellStart"/>
             <w:r>
               <w:rPr>
                 <w:rFonts w:ascii="Calibri" w:hAnsi="Calibri"/>
                 <w:b/>
               </w:rPr>
-              <w:t>Order</w:t>
-            </w:r>
-            <w:proofErr w:type="spellEnd"/>
-            <w:r>
-              <w:rPr>
-                <w:rFonts w:ascii="Calibri" w:hAnsi="Calibri"/>
-                <w:b/>
-              </w:rPr>
-              <w:t xml:space="preserve"> </w:t>
-            </w:r>
-            <w:proofErr w:type="spellStart"/>
-            <w:r>
-              <w:rPr>
-                <w:rFonts w:ascii="Calibri" w:hAnsi="Calibri"/>
-                <w:b/>
-              </w:rPr>
-              <w:t>reference</w:t>
-            </w:r>
-            <w:proofErr w:type="spellEnd"/>
-            <w:r>
-              <w:rPr>
-                <w:rFonts w:ascii="Calibri" w:hAnsi="Calibri"/>
-                <w:b/>
-              </w:rPr>
-              <w:t>:</w:t>
+              <w:t>Order reference:</w:t>
             </w:r>
           </w:p>
         </w:tc>
@@ -921,25 +896,7 @@
                                       <w:sz w:val="12"/>
                                       <w:szCs w:val="12"/>
                                     </w:rPr>
-                                    <w:t xml:space="preserve">Membre du Comité de Coordination des Centres de Recherche en mécanique / Siret : 775 728 785 00046 Code </w:t>
-                                  </w:r>
-                                  <w:proofErr w:type="spellStart"/>
-                                  <w:r>
-                                    <w:rPr>
-                                      <w:rFonts w:asciiTheme="minorHAnsi" w:hAnsiTheme="minorHAnsi"/>
-                                      <w:sz w:val="12"/>
-                                      <w:szCs w:val="12"/>
-                                    </w:rPr>
-                                    <w:t>Naf</w:t>
-                                  </w:r>
-                                  <w:proofErr w:type="spellEnd"/>
-                                  <w:r>
-                                    <w:rPr>
-                                      <w:rFonts w:asciiTheme="minorHAnsi" w:hAnsiTheme="minorHAnsi"/>
-                                      <w:sz w:val="12"/>
-                                      <w:szCs w:val="12"/>
-                                    </w:rPr>
-                                    <w:t> : 7219 Z</w:t>
+                                    <w:t>Membre du Comité de Coordination des Centres de Recherche en mécanique / Siret : 775 728 785 00046 Code Naf : 7219 Z</w:t>
                                   </w:r>
                                 </w:p>
                                 <w:p>
@@ -1031,25 +988,7 @@
                                 <w:sz w:val="12"/>
                                 <w:szCs w:val="12"/>
                               </w:rPr>
-                              <w:t xml:space="preserve">Membre du Comité de Coordination des Centres de Recherche en mécanique / Siret : 775 728 785 00046 Code </w:t>
-                            </w:r>
-                            <w:proofErr w:type="spellStart"/>
-                            <w:r>
-                              <w:rPr>
-                                <w:rFonts w:asciiTheme="minorHAnsi" w:hAnsiTheme="minorHAnsi"/>
-                                <w:sz w:val="12"/>
-                                <w:szCs w:val="12"/>
-                              </w:rPr>
-                              <w:t>Naf</w:t>
-                            </w:r>
-                            <w:proofErr w:type="spellEnd"/>
-                            <w:r>
-                              <w:rPr>
-                                <w:rFonts w:asciiTheme="minorHAnsi" w:hAnsiTheme="minorHAnsi"/>
-                                <w:sz w:val="12"/>
-                                <w:szCs w:val="12"/>
-                              </w:rPr>
-                              <w:t> : 7219 Z</w:t>
+                              <w:t>Membre du Comité de Coordination des Centres de Recherche en mécanique / Siret : 775 728 785 00046 Code Naf : 7219 Z</w:t>
                             </w:r>
                           </w:p>
                           <w:p>
@@ -1171,7 +1110,6 @@
                 <w:sz w:val="24"/>
               </w:rPr>
             </w:pPr>
-            <w:proofErr w:type="spellStart"/>
             <w:r>
               <w:rPr>
                 <w:rFonts w:ascii="Calibri" w:hAnsi="Calibri"/>
@@ -1196,7 +1134,6 @@
               </w:rPr>
               <w:t>vision</w:t>
             </w:r>
-            <w:proofErr w:type="spellEnd"/>
           </w:p>
         </w:tc>
         <w:tc>
@@ -1241,7 +1178,6 @@
                 <w:sz w:val="24"/>
               </w:rPr>
             </w:pPr>
-            <w:proofErr w:type="spellStart"/>
             <w:r>
               <w:rPr>
                 <w:rFonts w:ascii="Calibri" w:hAnsi="Calibri"/>
@@ -1266,7 +1202,6 @@
               </w:rPr>
               <w:t>s</w:t>
             </w:r>
-            <w:proofErr w:type="spellEnd"/>
           </w:p>
         </w:tc>
         <w:tc>
@@ -1285,7 +1220,6 @@
                 <w:sz w:val="24"/>
               </w:rPr>
             </w:pPr>
-            <w:proofErr w:type="spellStart"/>
             <w:r>
               <w:rPr>
                 <w:rFonts w:ascii="Calibri" w:hAnsi="Calibri"/>
@@ -1294,7 +1228,6 @@
               </w:rPr>
               <w:t>Subject</w:t>
             </w:r>
-            <w:proofErr w:type="spellEnd"/>
           </w:p>
         </w:tc>
       </w:tr>
@@ -2447,21 +2380,7 @@
         <w:rPr>
           <w:lang w:val="en-US"/>
         </w:rPr>
-        <w:t xml:space="preserve">elopment is co-funded by </w:t>
-      </w:r>
-      <w:proofErr w:type="spellStart"/>
-      <w:r>
-        <w:rPr>
-          <w:lang w:val="en-US"/>
-        </w:rPr>
-        <w:t>ArcelorMittal</w:t>
-      </w:r>
-      <w:proofErr w:type="spellEnd"/>
-      <w:r>
-        <w:rPr>
-          <w:lang w:val="en-US"/>
-        </w:rPr>
-        <w:t xml:space="preserve"> and CTICM. This documents </w:t>
+        <w:t xml:space="preserve">elopment is co-funded by ArcelorMittal and CTICM. This documents </w:t>
       </w:r>
       <w:r>
         <w:rPr>
@@ -2516,17 +2435,9 @@
         <w:rPr>
           <w:lang w:val="en-GB"/>
         </w:rPr>
-        <w:t xml:space="preserve"> of </w:t>
-      </w:r>
-      <w:proofErr w:type="spellStart"/>
-      <w:r>
-        <w:rPr>
-          <w:lang w:val="en-GB"/>
-        </w:rPr>
-        <w:t>Eurocodes</w:t>
+        <w:t xml:space="preserve"> of Eurocodes</w:t>
       </w:r>
       <w:bookmarkEnd w:id="2"/>
-      <w:proofErr w:type="spellEnd"/>
     </w:p>
     <w:p>
       <w:pPr>
@@ -2614,21 +2525,7 @@
         <w:rPr>
           <w:lang w:val="en-GB"/>
         </w:rPr>
-        <w:t xml:space="preserve"> </w:t>
-      </w:r>
-      <w:proofErr w:type="spellStart"/>
-      <w:r>
-        <w:rPr>
-          <w:lang w:val="en-GB"/>
-        </w:rPr>
-        <w:t>Eurocode</w:t>
-      </w:r>
-      <w:proofErr w:type="spellEnd"/>
-      <w:r>
-        <w:rPr>
-          <w:lang w:val="en-GB"/>
-        </w:rPr>
-        <w:t xml:space="preserve"> 1: Actions on structures</w:t>
+        <w:t xml:space="preserve"> Eurocode 1: Actions on structures</w:t>
       </w:r>
       <w:r>
         <w:rPr>
@@ -2679,21 +2576,7 @@
         <w:rPr>
           <w:szCs w:val="22"/>
         </w:rPr>
-        <w:t xml:space="preserve">AFNOR. </w:t>
-      </w:r>
-      <w:proofErr w:type="spellStart"/>
-      <w:r>
-        <w:rPr>
-          <w:szCs w:val="22"/>
-        </w:rPr>
-        <w:t>October</w:t>
-      </w:r>
-      <w:proofErr w:type="spellEnd"/>
-      <w:r>
-        <w:rPr>
-          <w:szCs w:val="22"/>
-        </w:rPr>
-        <w:t xml:space="preserve"> 2005.</w:t>
+        <w:t>AFNOR. October 2005.</w:t>
       </w:r>
       <w:bookmarkEnd w:id="4"/>
     </w:p>
@@ -2943,17 +2826,9 @@
         <w:rPr>
           <w:lang w:val="en-GB"/>
         </w:rPr>
-        <w:t xml:space="preserve"> generation of </w:t>
-      </w:r>
-      <w:proofErr w:type="spellStart"/>
-      <w:r>
-        <w:rPr>
-          <w:lang w:val="en-GB"/>
-        </w:rPr>
-        <w:t>Eurocodes</w:t>
+        <w:t xml:space="preserve"> generation of Eurocodes</w:t>
       </w:r>
       <w:bookmarkEnd w:id="7"/>
-      <w:proofErr w:type="spellEnd"/>
     </w:p>
     <w:p>
       <w:pPr>
@@ -2970,8 +2845,6 @@
           <w:lang w:val="en-GB"/>
         </w:rPr>
       </w:pPr>
-      <w:proofErr w:type="spellStart"/>
-      <w:proofErr w:type="gramStart"/>
       <w:r>
         <w:rPr>
           <w:rFonts w:asciiTheme="minorHAnsi" w:hAnsiTheme="minorHAnsi"/>
@@ -2986,17 +2859,7 @@
           <w:szCs w:val="22"/>
           <w:lang w:val="en-GB"/>
         </w:rPr>
-        <w:t>EN</w:t>
-      </w:r>
-      <w:proofErr w:type="spellEnd"/>
-      <w:proofErr w:type="gramEnd"/>
-      <w:r>
-        <w:rPr>
-          <w:rFonts w:asciiTheme="minorHAnsi" w:hAnsiTheme="minorHAnsi"/>
-          <w:szCs w:val="22"/>
-          <w:lang w:val="en-GB"/>
-        </w:rPr>
-        <w:t xml:space="preserve"> 199</w:t>
+        <w:t>EN 199</w:t>
       </w:r>
       <w:r>
         <w:rPr>
@@ -3051,7 +2914,6 @@
           <w:lang w:val="en-GB"/>
         </w:rPr>
       </w:pPr>
-      <w:proofErr w:type="spellStart"/>
       <w:r>
         <w:rPr>
           <w:rFonts w:asciiTheme="minorHAnsi" w:hAnsiTheme="minorHAnsi"/>
@@ -3066,16 +2928,7 @@
           <w:szCs w:val="22"/>
           <w:lang w:val="en-GB"/>
         </w:rPr>
-        <w:t>EN</w:t>
-      </w:r>
-      <w:proofErr w:type="spellEnd"/>
-      <w:r>
-        <w:rPr>
-          <w:rFonts w:asciiTheme="minorHAnsi" w:hAnsiTheme="minorHAnsi"/>
-          <w:szCs w:val="22"/>
-          <w:lang w:val="en-GB"/>
-        </w:rPr>
-        <w:t xml:space="preserve"> 1993-1-1 – Design of steel structures. Part 1-1: General rules and rules for buildings. </w:t>
+        <w:t xml:space="preserve">EN 1993-1-1 – Design of steel structures. Part 1-1: General rules and rules for buildings. </w:t>
       </w:r>
       <w:r>
         <w:rPr>
@@ -3101,7 +2954,6 @@
           <w:lang w:val="en-GB"/>
         </w:rPr>
       </w:pPr>
-      <w:proofErr w:type="spellStart"/>
       <w:r>
         <w:rPr>
           <w:rFonts w:asciiTheme="minorHAnsi" w:hAnsiTheme="minorHAnsi"/>
@@ -3116,16 +2968,7 @@
           <w:szCs w:val="22"/>
           <w:lang w:val="en-GB"/>
         </w:rPr>
-        <w:t>EN</w:t>
-      </w:r>
-      <w:proofErr w:type="spellEnd"/>
-      <w:r>
-        <w:rPr>
-          <w:rFonts w:asciiTheme="minorHAnsi" w:hAnsiTheme="minorHAnsi"/>
-          <w:szCs w:val="22"/>
-          <w:lang w:val="en-GB"/>
-        </w:rPr>
-        <w:t xml:space="preserve"> 1993-1-</w:t>
+        <w:t>EN 1993-1-</w:t>
       </w:r>
       <w:r>
         <w:rPr>
@@ -3168,8 +3011,6 @@
         </w:rPr>
       </w:pPr>
       <w:bookmarkStart w:id="8" w:name="_Ref142557327"/>
-      <w:proofErr w:type="spellStart"/>
-      <w:proofErr w:type="gramStart"/>
       <w:r>
         <w:rPr>
           <w:rFonts w:asciiTheme="minorHAnsi" w:hAnsiTheme="minorHAnsi"/>
@@ -3184,17 +3025,7 @@
           <w:szCs w:val="22"/>
           <w:lang w:val="en-GB"/>
         </w:rPr>
-        <w:t>EN</w:t>
-      </w:r>
-      <w:proofErr w:type="spellEnd"/>
-      <w:proofErr w:type="gramEnd"/>
-      <w:r>
-        <w:rPr>
-          <w:rFonts w:asciiTheme="minorHAnsi" w:hAnsiTheme="minorHAnsi"/>
-          <w:szCs w:val="22"/>
-          <w:lang w:val="en-GB"/>
-        </w:rPr>
-        <w:t xml:space="preserve"> 1994-1-1 – Design of composite steel and concrete structures. Part 1-1: General rules and rules for buildings. </w:t>
+        <w:t xml:space="preserve">EN 1994-1-1 – Design of composite steel and concrete structures. Part 1-1: General rules and rules for buildings. </w:t>
       </w:r>
       <w:r>
         <w:rPr>
@@ -3280,203 +3111,13 @@
         <w:rPr>
           <w:lang w:val="de-DE"/>
         </w:rPr>
-        <w:t xml:space="preserve">M. Feldmann, </w:t>
-      </w:r>
-      <w:proofErr w:type="spellStart"/>
-      <w:r>
-        <w:rPr>
-          <w:lang w:val="de-DE"/>
-        </w:rPr>
-        <w:t>Ch</w:t>
-      </w:r>
-      <w:proofErr w:type="spellEnd"/>
-      <w:r>
-        <w:rPr>
-          <w:lang w:val="de-DE"/>
-        </w:rPr>
-        <w:t xml:space="preserve">. </w:t>
-      </w:r>
-      <w:proofErr w:type="spellStart"/>
-      <w:r>
-        <w:rPr>
-          <w:lang w:val="de-DE"/>
-        </w:rPr>
-        <w:t>Heinemeyer</w:t>
-      </w:r>
-      <w:proofErr w:type="spellEnd"/>
-      <w:r>
-        <w:rPr>
-          <w:lang w:val="de-DE"/>
-        </w:rPr>
-        <w:t xml:space="preserve">, </w:t>
-      </w:r>
-      <w:proofErr w:type="spellStart"/>
-      <w:r>
-        <w:rPr>
-          <w:lang w:val="de-DE"/>
-        </w:rPr>
-        <w:t>Ch</w:t>
-      </w:r>
-      <w:proofErr w:type="spellEnd"/>
-      <w:r>
-        <w:rPr>
-          <w:lang w:val="de-DE"/>
-        </w:rPr>
-        <w:t xml:space="preserve">. </w:t>
-      </w:r>
-      <w:proofErr w:type="spellStart"/>
+        <w:t xml:space="preserve">M. Feldmann, Ch. Heinemeyer, Ch. </w:t>
+      </w:r>
       <w:r>
         <w:rPr>
           <w:lang w:val="en-GB"/>
         </w:rPr>
-        <w:t>Butz</w:t>
-      </w:r>
-      <w:proofErr w:type="spellEnd"/>
-      <w:r>
-        <w:rPr>
-          <w:lang w:val="en-GB"/>
-        </w:rPr>
-        <w:t xml:space="preserve">, E. Caetano, A. Cunha, F. </w:t>
-      </w:r>
-      <w:proofErr w:type="spellStart"/>
-      <w:r>
-        <w:rPr>
-          <w:lang w:val="en-GB"/>
-        </w:rPr>
-        <w:t>Galanti</w:t>
-      </w:r>
-      <w:proofErr w:type="spellEnd"/>
-      <w:r>
-        <w:rPr>
-          <w:lang w:val="en-GB"/>
-        </w:rPr>
-        <w:t xml:space="preserve">, A. </w:t>
-      </w:r>
-      <w:proofErr w:type="spellStart"/>
-      <w:r>
-        <w:rPr>
-          <w:lang w:val="en-GB"/>
-        </w:rPr>
-        <w:t>Goldack</w:t>
-      </w:r>
-      <w:proofErr w:type="spellEnd"/>
-      <w:r>
-        <w:rPr>
-          <w:lang w:val="en-GB"/>
-        </w:rPr>
-        <w:t xml:space="preserve">, O. </w:t>
-      </w:r>
-      <w:proofErr w:type="spellStart"/>
-      <w:r>
-        <w:rPr>
-          <w:lang w:val="en-GB"/>
-        </w:rPr>
-        <w:t>Hechler</w:t>
-      </w:r>
-      <w:proofErr w:type="spellEnd"/>
-      <w:r>
-        <w:rPr>
-          <w:lang w:val="en-GB"/>
-        </w:rPr>
-        <w:t xml:space="preserve">, S. Hicks, A. </w:t>
-      </w:r>
-      <w:proofErr w:type="spellStart"/>
-      <w:r>
-        <w:rPr>
-          <w:lang w:val="en-GB"/>
-        </w:rPr>
-        <w:t>Keil</w:t>
-      </w:r>
-      <w:proofErr w:type="spellEnd"/>
-      <w:r>
-        <w:rPr>
-          <w:lang w:val="en-GB"/>
-        </w:rPr>
-        <w:t xml:space="preserve">, M. </w:t>
-      </w:r>
-      <w:proofErr w:type="spellStart"/>
-      <w:r>
-        <w:rPr>
-          <w:lang w:val="en-GB"/>
-        </w:rPr>
-        <w:t>Lukic</w:t>
-      </w:r>
-      <w:proofErr w:type="spellEnd"/>
-      <w:r>
-        <w:rPr>
-          <w:lang w:val="en-GB"/>
-        </w:rPr>
-        <w:t xml:space="preserve">, R. </w:t>
-      </w:r>
-      <w:proofErr w:type="spellStart"/>
-      <w:r>
-        <w:rPr>
-          <w:lang w:val="en-GB"/>
-        </w:rPr>
-        <w:t>Obiala</w:t>
-      </w:r>
-      <w:proofErr w:type="spellEnd"/>
-      <w:r>
-        <w:rPr>
-          <w:lang w:val="en-GB"/>
-        </w:rPr>
-        <w:t xml:space="preserve">, M. </w:t>
-      </w:r>
-      <w:proofErr w:type="spellStart"/>
-      <w:r>
-        <w:rPr>
-          <w:lang w:val="en-GB"/>
-        </w:rPr>
-        <w:t>Schlaich</w:t>
-      </w:r>
-      <w:proofErr w:type="spellEnd"/>
-      <w:r>
-        <w:rPr>
-          <w:lang w:val="en-GB"/>
-        </w:rPr>
-        <w:t xml:space="preserve">, G. </w:t>
-      </w:r>
-      <w:proofErr w:type="spellStart"/>
-      <w:r>
-        <w:rPr>
-          <w:lang w:val="en-GB"/>
-        </w:rPr>
-        <w:t>Sedlaceck</w:t>
-      </w:r>
-      <w:proofErr w:type="spellEnd"/>
-      <w:r>
-        <w:rPr>
-          <w:lang w:val="en-GB"/>
-        </w:rPr>
-        <w:t xml:space="preserve">, A. Smith, P. </w:t>
-      </w:r>
-      <w:proofErr w:type="spellStart"/>
-      <w:r>
-        <w:rPr>
-          <w:lang w:val="en-GB"/>
-        </w:rPr>
-        <w:t>Waarts</w:t>
-      </w:r>
-      <w:proofErr w:type="spellEnd"/>
-      <w:r>
-        <w:rPr>
-          <w:lang w:val="en-GB"/>
-        </w:rPr>
-        <w:t xml:space="preserve"> – Background document in support to the implementation, harmonization and further development in the </w:t>
-      </w:r>
-      <w:proofErr w:type="spellStart"/>
-      <w:r>
-        <w:rPr>
-          <w:lang w:val="en-GB"/>
-        </w:rPr>
-        <w:t>Eurocodes</w:t>
-      </w:r>
-      <w:proofErr w:type="spellEnd"/>
-      <w:r>
-        <w:rPr>
-          <w:lang w:val="en-GB"/>
-        </w:rPr>
-        <w:t xml:space="preserve"> – Joint Report – 2009 – JRC Scientific and Technical Reports</w:t>
+        <w:t>Butz, E. Caetano, A. Cunha, F. Galanti, A. Goldack, O. Hechler, S. Hicks, A. Keil, M. Lukic, R. Obiala, M. Schlaich, G. Sedlaceck, A. Smith, P. Waarts – Background document in support to the implementation, harmonization and further development in the Eurocodes – Joint Report – 2009 – JRC Scientific and Technical Reports</w:t>
       </w:r>
       <w:bookmarkEnd w:id="10"/>
     </w:p>
@@ -3501,21 +3142,7 @@
           <w:lang w:val="en-GB"/>
         </w:rPr>
         <w:lastRenderedPageBreak/>
-        <w:t xml:space="preserve">European </w:t>
-      </w:r>
-      <w:proofErr w:type="spellStart"/>
-      <w:r>
-        <w:rPr>
-          <w:lang w:val="en-GB"/>
-        </w:rPr>
-        <w:t>Recommandations</w:t>
-      </w:r>
-      <w:proofErr w:type="spellEnd"/>
-      <w:r>
-        <w:rPr>
-          <w:lang w:val="en-GB"/>
-        </w:rPr>
-        <w:t xml:space="preserve"> for the Application of Metal Sheeting acting as a Diaphragm – Stresses Skin Design – ECCS European Convention for Constructional Steelwork – Report no 88 – 1995</w:t>
+        <w:t>European Recommandations for the Application of Metal Sheeting acting as a Diaphragm – Stresses Skin Design – ECCS European Convention for Constructional Steelwork – Report no 88 – 1995</w:t>
       </w:r>
       <w:bookmarkEnd w:id="11"/>
     </w:p>
@@ -3599,21 +3226,7 @@
         <w:rPr>
           <w:lang w:val="en-GB"/>
         </w:rPr>
-        <w:t xml:space="preserve"> – Revue Construction </w:t>
-      </w:r>
-      <w:proofErr w:type="spellStart"/>
-      <w:r>
-        <w:rPr>
-          <w:lang w:val="en-GB"/>
-        </w:rPr>
-        <w:t>Métallique</w:t>
-      </w:r>
-      <w:proofErr w:type="spellEnd"/>
-      <w:r>
-        <w:rPr>
-          <w:lang w:val="en-GB"/>
-        </w:rPr>
-        <w:t xml:space="preserve"> 1/2023</w:t>
+        <w:t xml:space="preserve"> – Revue Construction Métallique 1/2023</w:t>
       </w:r>
       <w:bookmarkEnd w:id="12"/>
     </w:p>
@@ -3679,21 +3292,7 @@
         <w:rPr>
           <w:lang w:val="en-GB"/>
         </w:rPr>
-        <w:t xml:space="preserve"> – Revue Construction </w:t>
-      </w:r>
-      <w:proofErr w:type="spellStart"/>
-      <w:r>
-        <w:rPr>
-          <w:lang w:val="en-GB"/>
-        </w:rPr>
-        <w:t>Métallique</w:t>
-      </w:r>
-      <w:proofErr w:type="spellEnd"/>
-      <w:r>
-        <w:rPr>
-          <w:lang w:val="en-GB"/>
-        </w:rPr>
-        <w:t xml:space="preserve"> 3/2022</w:t>
+        <w:t xml:space="preserve"> – Revue Construction Métallique 3/2022</w:t>
       </w:r>
       <w:bookmarkEnd w:id="13"/>
     </w:p>
@@ -3735,31 +3334,7 @@
         <w:t xml:space="preserve">Guide de conception pour les planchers minces à poutres incorporées - </w:t>
       </w:r>
       <w:r>
-        <w:t xml:space="preserve">ECCS </w:t>
-      </w:r>
-      <w:proofErr w:type="spellStart"/>
-      <w:r>
-        <w:t>European</w:t>
-      </w:r>
-      <w:proofErr w:type="spellEnd"/>
-      <w:r>
-        <w:t xml:space="preserve"> Convention for </w:t>
-      </w:r>
-      <w:proofErr w:type="spellStart"/>
-      <w:r>
-        <w:t>Constructional</w:t>
-      </w:r>
-      <w:proofErr w:type="spellEnd"/>
-      <w:r>
-        <w:t xml:space="preserve"> </w:t>
-      </w:r>
-      <w:proofErr w:type="spellStart"/>
-      <w:r>
-        <w:t>Steelwork</w:t>
-      </w:r>
-      <w:proofErr w:type="spellEnd"/>
-      <w:r>
-        <w:t xml:space="preserve"> – Report no 8</w:t>
+        <w:t>ECCS European Convention for Constructional Steelwork – Report no 8</w:t>
       </w:r>
       <w:r>
         <w:t>3</w:t>
@@ -3786,36 +3361,15 @@
       </w:pPr>
       <w:bookmarkStart w:id="16" w:name="_Ref144137443"/>
       <w:r>
-        <w:t xml:space="preserve">COSFB Software – </w:t>
-      </w:r>
-      <w:proofErr w:type="spellStart"/>
-      <w:r>
-        <w:t>Technical</w:t>
-      </w:r>
-      <w:proofErr w:type="spellEnd"/>
-      <w:r>
-        <w:t xml:space="preserve"> </w:t>
-      </w:r>
-      <w:proofErr w:type="spellStart"/>
-      <w:r>
-        <w:t>specifications</w:t>
-      </w:r>
-      <w:proofErr w:type="spellEnd"/>
-      <w:r>
-        <w:t xml:space="preserve"> – 15/09/2020 </w:t>
+        <w:t xml:space="preserve">COSFB Software – Technical specifications – 15/09/2020 </w:t>
       </w:r>
       <w:r>
         <w:t>–</w:t>
       </w:r>
       <w:r>
-        <w:t xml:space="preserve"> </w:t>
-      </w:r>
-      <w:proofErr w:type="spellStart"/>
-      <w:r>
-        <w:t>ArcelorMittal</w:t>
+        <w:t xml:space="preserve"> ArcelorMittal</w:t>
       </w:r>
       <w:bookmarkEnd w:id="16"/>
-      <w:proofErr w:type="spellEnd"/>
     </w:p>
     <w:p>
       <w:pPr>
@@ -3845,17 +3399,12 @@
       </w:pPr>
       <w:bookmarkStart w:id="17" w:name="_Toc147933826"/>
       <w:bookmarkStart w:id="18" w:name="_Toc158042646"/>
-      <w:proofErr w:type="spellStart"/>
       <w:r>
         <w:t>P</w:t>
       </w:r>
       <w:bookmarkEnd w:id="17"/>
       <w:r>
-        <w:t>rinciples</w:t>
-      </w:r>
-      <w:proofErr w:type="spellEnd"/>
-      <w:r>
-        <w:t xml:space="preserve"> of validation</w:t>
+        <w:t>rinciples of validation</w:t>
       </w:r>
       <w:bookmarkEnd w:id="18"/>
     </w:p>
@@ -3904,13 +3453,8 @@
           <w:numId w:val="80"/>
         </w:numPr>
       </w:pPr>
-      <w:proofErr w:type="gramStart"/>
-      <w:r>
-        <w:t>software</w:t>
-      </w:r>
-      <w:proofErr w:type="gramEnd"/>
-      <w:r>
-        <w:t xml:space="preserve"> output data ;</w:t>
+      <w:r>
+        <w:t>software output data ;</w:t>
       </w:r>
     </w:p>
     <w:p>
@@ -3942,19 +3486,11 @@
           <w:lang w:val="en-US"/>
         </w:rPr>
       </w:pPr>
-      <w:proofErr w:type="gramStart"/>
       <w:r>
         <w:rPr>
           <w:lang w:val="en-US"/>
         </w:rPr>
-        <w:t>the</w:t>
-      </w:r>
-      <w:proofErr w:type="gramEnd"/>
-      <w:r>
-        <w:rPr>
-          <w:lang w:val="en-US"/>
-        </w:rPr>
-        <w:t xml:space="preserve"> comparison between the software output results and those obtained by the reference.</w:t>
+        <w:t>the comparison between the software output results and those obtained by the reference.</w:t>
       </w:r>
     </w:p>
     <w:p>
@@ -4267,19 +3803,8 @@
           <w:sz w:val="20"/>
           <w:szCs w:val="18"/>
         </w:rPr>
-        <w:t xml:space="preserve">Transversal </w:t>
-      </w:r>
-      <w:proofErr w:type="spellStart"/>
-      <w:r>
-        <w:rPr>
-          <w:i/>
-          <w:iCs/>
-          <w:sz w:val="20"/>
-          <w:szCs w:val="18"/>
-        </w:rPr>
-        <w:t>view</w:t>
-      </w:r>
-      <w:proofErr w:type="spellEnd"/>
+        <w:t>Transversal view</w:t>
+      </w:r>
     </w:p>
     <w:p/>
     <w:p>
@@ -4288,6 +3813,9 @@
         <w:jc w:val="center"/>
       </w:pPr>
       <w:r>
+        <w:rPr>
+          <w:noProof/>
+        </w:rPr>
         <w:drawing>
           <wp:inline distT="0" distB="0" distL="0" distR="0" wp14:anchorId="63507844" wp14:editId="3E6F6C4C">
             <wp:extent cx="5845118" cy="2358898"/>
@@ -6703,6 +6231,9 @@
         <w:jc w:val="center"/>
       </w:pPr>
       <w:r>
+        <w:rPr>
+          <w:noProof/>
+        </w:rPr>
         <w:drawing>
           <wp:inline distT="0" distB="0" distL="0" distR="0" wp14:anchorId="68A34F81" wp14:editId="03443824">
             <wp:extent cx="2734590" cy="2567922"/>
@@ -6858,7 +6389,6 @@
         </w:rPr>
         <w:t xml:space="preserve"> : </w:t>
       </w:r>
-      <w:proofErr w:type="spellStart"/>
       <w:r>
         <w:rPr>
           <w:i/>
@@ -6866,37 +6396,7 @@
           <w:sz w:val="20"/>
           <w:szCs w:val="18"/>
         </w:rPr>
-        <w:t>Beam</w:t>
-      </w:r>
-      <w:proofErr w:type="spellEnd"/>
-      <w:r>
-        <w:rPr>
-          <w:i/>
-          <w:iCs/>
-          <w:sz w:val="20"/>
-          <w:szCs w:val="18"/>
-        </w:rPr>
-        <w:t xml:space="preserve"> </w:t>
-      </w:r>
-      <w:proofErr w:type="spellStart"/>
-      <w:r>
-        <w:rPr>
-          <w:i/>
-          <w:iCs/>
-          <w:sz w:val="20"/>
-          <w:szCs w:val="18"/>
-        </w:rPr>
-        <w:t>calculation</w:t>
-      </w:r>
-      <w:proofErr w:type="spellEnd"/>
-      <w:r>
-        <w:rPr>
-          <w:i/>
-          <w:iCs/>
-          <w:sz w:val="20"/>
-          <w:szCs w:val="18"/>
-        </w:rPr>
-        <w:t xml:space="preserve"> options</w:t>
+        <w:t>Beam calculation options</w:t>
       </w:r>
     </w:p>
     <w:p>
@@ -7023,7 +6523,6 @@
         </w:rPr>
         <w:t xml:space="preserve"> : </w:t>
       </w:r>
-      <w:proofErr w:type="spellStart"/>
       <w:r>
         <w:rPr>
           <w:i/>
@@ -7031,29 +6530,8 @@
           <w:sz w:val="20"/>
           <w:szCs w:val="18"/>
         </w:rPr>
-        <w:t>Floor</w:t>
-      </w:r>
-      <w:proofErr w:type="spellEnd"/>
-      <w:r>
-        <w:rPr>
-          <w:i/>
-          <w:iCs/>
-          <w:sz w:val="20"/>
-          <w:szCs w:val="18"/>
-        </w:rPr>
-        <w:t xml:space="preserve"> vibrations </w:t>
-      </w:r>
-      <w:proofErr w:type="spellStart"/>
-      <w:r>
-        <w:rPr>
-          <w:i/>
-          <w:iCs/>
-          <w:sz w:val="20"/>
-          <w:szCs w:val="18"/>
-        </w:rPr>
-        <w:t>parameters</w:t>
-      </w:r>
-      <w:proofErr w:type="spellEnd"/>
+        <w:t>Floor vibrations parameters</w:t>
+      </w:r>
     </w:p>
     <w:p>
       <w:pPr>
@@ -7066,13 +6544,11 @@
         <w:pStyle w:val="Titre3"/>
       </w:pPr>
       <w:bookmarkStart w:id="25" w:name="_Toc158042650"/>
-      <w:proofErr w:type="spellStart"/>
       <w:r>
         <w:lastRenderedPageBreak/>
         <w:t>Results</w:t>
       </w:r>
       <w:bookmarkEnd w:id="25"/>
-      <w:proofErr w:type="spellEnd"/>
     </w:p>
     <w:tbl>
       <w:tblPr>
@@ -7729,21 +7205,8 @@
                 <w:tab w:val="right" w:pos="4985"/>
               </w:tabs>
             </w:pPr>
-            <w:proofErr w:type="spellStart"/>
-            <w:r>
-              <w:t>Elastic</w:t>
-            </w:r>
-            <w:proofErr w:type="spellEnd"/>
-            <w:r>
-              <w:t xml:space="preserve"> section </w:t>
-            </w:r>
-            <w:proofErr w:type="spellStart"/>
-            <w:r>
-              <w:t>modulus</w:t>
-            </w:r>
-            <w:proofErr w:type="spellEnd"/>
-            <w:r>
-              <w:t xml:space="preserve"> about y-y axis : </w:t>
+            <w:r>
+              <w:t xml:space="preserve">Elastic section modulus about y-y axis : </w:t>
             </w:r>
             <m:oMath>
               <m:sSub>
@@ -7991,15 +7454,7 @@
               <w:t>Plastic</w:t>
             </w:r>
             <w:r>
-              <w:t xml:space="preserve"> section </w:t>
-            </w:r>
-            <w:proofErr w:type="spellStart"/>
-            <w:r>
-              <w:t>modulus</w:t>
-            </w:r>
-            <w:proofErr w:type="spellEnd"/>
-            <w:r>
-              <w:t xml:space="preserve"> about y-y axis : </w:t>
+              <w:t xml:space="preserve"> section modulus about y-y axis : </w:t>
             </w:r>
             <m:oMath>
               <m:sSub>
@@ -8110,15 +7565,7 @@
               </w:tabs>
             </w:pPr>
             <w:r>
-              <w:t xml:space="preserve">Plastic section </w:t>
-            </w:r>
-            <w:proofErr w:type="spellStart"/>
-            <w:r>
-              <w:t>modulus</w:t>
-            </w:r>
-            <w:proofErr w:type="spellEnd"/>
-            <w:r>
-              <w:t xml:space="preserve"> about z-z axis : </w:t>
+              <w:t xml:space="preserve">Plastic section modulus about z-z axis : </w:t>
             </w:r>
             <m:oMath>
               <m:sSub>
@@ -8239,13 +7686,8 @@
                 <w:tab w:val="right" w:pos="4985"/>
               </w:tabs>
             </w:pPr>
-            <w:proofErr w:type="spellStart"/>
-            <w:r>
-              <w:t>Torsional</w:t>
-            </w:r>
-            <w:proofErr w:type="spellEnd"/>
-            <w:r>
-              <w:t xml:space="preserve"> moment : </w:t>
+            <w:r>
+              <w:t xml:space="preserve">Torsional moment : </w:t>
             </w:r>
             <m:oMath>
               <m:sSub>
@@ -8716,15 +8158,7 @@
               </w:tabs>
             </w:pPr>
             <w:r>
-              <w:t xml:space="preserve">Total </w:t>
-            </w:r>
-            <w:proofErr w:type="spellStart"/>
-            <w:r>
-              <w:t>paint</w:t>
-            </w:r>
-            <w:proofErr w:type="spellEnd"/>
-            <w:r>
-              <w:t xml:space="preserve"> surface : </w:t>
+              <w:t xml:space="preserve">Total paint surface : </w:t>
             </w:r>
             <m:oMath>
               <m:r>
@@ -8943,13 +8377,8 @@
                 <w:tab w:val="right" w:pos="4985"/>
               </w:tabs>
             </w:pPr>
-            <w:proofErr w:type="spellStart"/>
-            <w:r>
-              <w:t>Massiveness</w:t>
-            </w:r>
-            <w:proofErr w:type="spellEnd"/>
-            <w:r>
-              <w:t xml:space="preserve"> : </w:t>
+            <w:r>
+              <w:t xml:space="preserve">Massiveness : </w:t>
             </w:r>
             <m:oMath>
               <m:r>
@@ -9175,21 +8604,7 @@
               <w:rPr>
                 <w:lang w:val="en-US"/>
               </w:rPr>
-              <w:t xml:space="preserve">Nominal yield </w:t>
-            </w:r>
-            <w:proofErr w:type="spellStart"/>
-            <w:r>
-              <w:rPr>
-                <w:lang w:val="en-US"/>
-              </w:rPr>
-              <w:t>strenght</w:t>
-            </w:r>
-            <w:proofErr w:type="spellEnd"/>
-            <w:r>
-              <w:rPr>
-                <w:lang w:val="en-US"/>
-              </w:rPr>
-              <w:t xml:space="preserve"> : </w:t>
+              <w:t xml:space="preserve">Nominal yield strenght : </w:t>
             </w:r>
             <m:oMath>
               <m:sSub>
@@ -9309,21 +8724,8 @@
                 <w:tab w:val="right" w:pos="4985"/>
               </w:tabs>
             </w:pPr>
-            <w:proofErr w:type="spellStart"/>
-            <w:r>
-              <w:t>Young’s</w:t>
-            </w:r>
-            <w:proofErr w:type="spellEnd"/>
-            <w:r>
-              <w:t xml:space="preserve"> </w:t>
-            </w:r>
-            <w:proofErr w:type="spellStart"/>
-            <w:r>
-              <w:t>modulus</w:t>
-            </w:r>
-            <w:proofErr w:type="spellEnd"/>
-            <w:r>
-              <w:t xml:space="preserve"> : </w:t>
+            <w:r>
+              <w:t xml:space="preserve">Young’s modulus : </w:t>
             </w:r>
             <m:oMath>
               <m:r>
@@ -9338,15 +8740,7 @@
             </w:r>
             <w:r>
               <w:tab/>
-              <w:t>(</w:t>
-            </w:r>
-            <w:proofErr w:type="spellStart"/>
-            <w:r>
-              <w:t>MPa</w:t>
-            </w:r>
-            <w:proofErr w:type="spellEnd"/>
-            <w:r>
-              <w:t xml:space="preserve">) </w:t>
+              <w:t xml:space="preserve">(MPa) </w:t>
             </w:r>
             <w:r>
               <w:tab/>
@@ -9412,13 +8806,8 @@
                 <w:tab w:val="right" w:pos="4985"/>
               </w:tabs>
             </w:pPr>
-            <w:proofErr w:type="spellStart"/>
-            <w:r>
-              <w:t>Density</w:t>
-            </w:r>
-            <w:proofErr w:type="spellEnd"/>
-            <w:r>
-              <w:t xml:space="preserve"> : </w:t>
+            <w:r>
+              <w:t xml:space="preserve">Density : </w:t>
             </w:r>
             <m:oMath>
               <m:r>
@@ -9508,21 +8897,8 @@
                 <w:tab w:val="right" w:pos="4985"/>
               </w:tabs>
             </w:pPr>
-            <w:proofErr w:type="spellStart"/>
-            <w:r>
-              <w:t>Tensile</w:t>
-            </w:r>
-            <w:proofErr w:type="spellEnd"/>
-            <w:r>
-              <w:t xml:space="preserve"> </w:t>
-            </w:r>
-            <w:proofErr w:type="spellStart"/>
-            <w:r>
-              <w:t>resistance</w:t>
-            </w:r>
-            <w:proofErr w:type="spellEnd"/>
-            <w:r>
-              <w:t xml:space="preserve"> : </w:t>
+            <w:r>
+              <w:t xml:space="preserve">Tensile resistance : </w:t>
             </w:r>
             <m:oMath>
               <m:sSub>
@@ -10041,15 +9417,7 @@
               </w:tabs>
             </w:pPr>
             <w:r>
-              <w:t xml:space="preserve">Section class for </w:t>
-            </w:r>
-            <w:proofErr w:type="spellStart"/>
-            <w:r>
-              <w:t>bending</w:t>
-            </w:r>
-            <w:proofErr w:type="spellEnd"/>
-            <w:r>
-              <w:t xml:space="preserve"> : </w:t>
+              <w:t xml:space="preserve">Section class for bending : </w:t>
             </w:r>
             <w:r>
               <w:tab/>
@@ -10470,16 +9838,8 @@
               <w:rPr>
                 <w:lang w:val="en-US"/>
               </w:rPr>
-              <w:t xml:space="preserve">Verification of web buckling </w:t>
-            </w:r>
-            <w:proofErr w:type="gramStart"/>
-            <w:r>
-              <w:rPr>
-                <w:lang w:val="en-US"/>
-              </w:rPr>
-              <w:t>necessary ?</w:t>
-            </w:r>
-            <w:proofErr w:type="gramEnd"/>
+              <w:t>Verification of web buckling necessary ?</w:t>
+            </w:r>
           </w:p>
         </w:tc>
         <w:tc>
@@ -10647,21 +10007,8 @@
                 <w:tab w:val="right" w:pos="4997"/>
               </w:tabs>
             </w:pPr>
-            <w:proofErr w:type="spellStart"/>
-            <w:r>
-              <w:t>Notional</w:t>
-            </w:r>
-            <w:proofErr w:type="spellEnd"/>
-            <w:r>
-              <w:t xml:space="preserve"> size (EN 1992-1-1 </w:t>
-            </w:r>
-            <w:proofErr w:type="spellStart"/>
-            <w:r>
-              <w:t>Annex</w:t>
-            </w:r>
-            <w:proofErr w:type="spellEnd"/>
-            <w:r>
-              <w:t xml:space="preserve"> B)</w:t>
+            <w:r>
+              <w:t>Notional size (EN 1992-1-1 Annex B)</w:t>
             </w:r>
             <w:r>
               <w:t xml:space="preserve"> : </w:t>
@@ -10782,21 +10129,7 @@
                 <w:lang w:val="en-US"/>
               </w:rPr>
               <w:lastRenderedPageBreak/>
-              <w:t xml:space="preserve">Char. value of the compression </w:t>
-            </w:r>
-            <w:proofErr w:type="spellStart"/>
-            <w:r>
-              <w:rPr>
-                <w:lang w:val="en-US"/>
-              </w:rPr>
-              <w:t>strenght</w:t>
-            </w:r>
-            <w:proofErr w:type="spellEnd"/>
-            <w:r>
-              <w:rPr>
-                <w:lang w:val="en-US"/>
-              </w:rPr>
-              <w:t xml:space="preserve"> : </w:t>
+              <w:t xml:space="preserve">Char. value of the compression strenght : </w:t>
             </w:r>
             <m:oMath>
               <m:sSub>
@@ -10918,21 +10251,7 @@
               <w:rPr>
                 <w:lang w:val="en-US"/>
               </w:rPr>
-              <w:t xml:space="preserve">Mean value of compression </w:t>
-            </w:r>
-            <w:proofErr w:type="spellStart"/>
-            <w:r>
-              <w:rPr>
-                <w:lang w:val="en-US"/>
-              </w:rPr>
-              <w:t>strenght</w:t>
-            </w:r>
-            <w:proofErr w:type="spellEnd"/>
-            <w:r>
-              <w:rPr>
-                <w:lang w:val="en-US"/>
-              </w:rPr>
-              <w:t xml:space="preserve"> : </w:t>
+              <w:t xml:space="preserve">Mean value of compression strenght : </w:t>
             </w:r>
             <m:oMath>
               <m:sSub>
@@ -11054,21 +10373,7 @@
               <w:rPr>
                 <w:lang w:val="en-US"/>
               </w:rPr>
-              <w:t xml:space="preserve">Mean tensile </w:t>
-            </w:r>
-            <w:proofErr w:type="spellStart"/>
-            <w:r>
-              <w:rPr>
-                <w:lang w:val="en-US"/>
-              </w:rPr>
-              <w:t>strenght</w:t>
-            </w:r>
-            <w:proofErr w:type="spellEnd"/>
-            <w:r>
-              <w:rPr>
-                <w:lang w:val="en-US"/>
-              </w:rPr>
-              <w:t xml:space="preserve"> : </w:t>
+              <w:t xml:space="preserve">Mean tensile strenght : </w:t>
             </w:r>
             <m:oMath>
               <m:sSub>
@@ -11574,13 +10879,8 @@
               </w:tabs>
               <w:jc w:val="left"/>
             </w:pPr>
-            <w:proofErr w:type="spellStart"/>
-            <w:r>
-              <w:t>Reduction</w:t>
-            </w:r>
-            <w:proofErr w:type="spellEnd"/>
-            <w:r>
-              <w:t xml:space="preserve"> factor : </w:t>
+            <w:r>
+              <w:t xml:space="preserve">Reduction factor : </w:t>
             </w:r>
             <m:oMath>
               <m:sSub>
@@ -11901,13 +11201,8 @@
               </w:tabs>
               <w:jc w:val="left"/>
             </w:pPr>
-            <w:proofErr w:type="spellStart"/>
-            <w:r>
-              <w:t>Modular</w:t>
-            </w:r>
-            <w:proofErr w:type="spellEnd"/>
-            <w:r>
-              <w:t xml:space="preserve"> ratio</w:t>
+            <w:r>
+              <w:t>Modular ratio</w:t>
             </w:r>
             <w:r>
               <w:t xml:space="preserve"> : </w:t>
@@ -12032,13 +11327,8 @@
               </w:tabs>
               <w:jc w:val="left"/>
             </w:pPr>
-            <w:proofErr w:type="spellStart"/>
-            <w:r>
-              <w:t>Modular</w:t>
-            </w:r>
-            <w:proofErr w:type="spellEnd"/>
-            <w:r>
-              <w:t xml:space="preserve"> ratio</w:t>
+            <w:r>
+              <w:t>Modular ratio</w:t>
             </w:r>
             <w:r>
               <w:t xml:space="preserve"> : </w:t>
@@ -12152,13 +11442,8 @@
               </w:tabs>
               <w:jc w:val="left"/>
             </w:pPr>
-            <w:proofErr w:type="spellStart"/>
-            <w:r>
-              <w:t>Modular</w:t>
-            </w:r>
-            <w:proofErr w:type="spellEnd"/>
-            <w:r>
-              <w:t xml:space="preserve"> ratio</w:t>
+            <w:r>
+              <w:t>Modular ratio</w:t>
             </w:r>
             <w:r>
               <w:t xml:space="preserve"> : </w:t>
@@ -12272,14 +11557,8 @@
               </w:tabs>
               <w:jc w:val="left"/>
             </w:pPr>
-            <w:bookmarkStart w:id="26" w:name="_GoBack" w:colFirst="1" w:colLast="2"/>
-            <w:proofErr w:type="spellStart"/>
-            <w:r>
-              <w:t>Modular</w:t>
-            </w:r>
-            <w:proofErr w:type="spellEnd"/>
-            <w:r>
-              <w:t xml:space="preserve"> ratio</w:t>
+            <w:r>
+              <w:t>Modular ratio</w:t>
             </w:r>
             <w:r>
               <w:t xml:space="preserve"> : </w:t>
@@ -12391,7 +11670,6 @@
           </w:p>
         </w:tc>
       </w:tr>
-      <w:bookmarkEnd w:id="26"/>
       <w:tr>
         <w:tc>
           <w:tcPr>
@@ -12405,13 +11683,8 @@
               </w:tabs>
               <w:jc w:val="left"/>
             </w:pPr>
-            <w:proofErr w:type="spellStart"/>
-            <w:r>
-              <w:t>Modular</w:t>
-            </w:r>
-            <w:proofErr w:type="spellEnd"/>
-            <w:r>
-              <w:t xml:space="preserve"> ratio</w:t>
+            <w:r>
+              <w:t>Modular ratio</w:t>
             </w:r>
             <w:r>
               <w:t xml:space="preserve"> : </w:t>
@@ -13989,14 +13262,12 @@
               </w:rPr>
               <w:t>(</w:t>
             </w:r>
-            <w:proofErr w:type="spellStart"/>
             <w:r>
               <w:rPr>
                 <w:lang w:val="en-US"/>
               </w:rPr>
               <w:t>kN.m</w:t>
             </w:r>
-            <w:proofErr w:type="spellEnd"/>
             <w:r>
               <w:rPr>
                 <w:lang w:val="en-US"/>
@@ -14262,14 +13533,12 @@
               <w:tab/>
               <w:t>(</w:t>
             </w:r>
-            <w:proofErr w:type="spellStart"/>
             <w:r>
               <w:rPr>
                 <w:lang w:val="en-US"/>
               </w:rPr>
               <w:t>kN</w:t>
             </w:r>
-            <w:proofErr w:type="spellEnd"/>
             <w:r>
               <w:rPr>
                 <w:lang w:val="en-US"/>
@@ -14419,14 +13688,12 @@
               <w:tab/>
               <w:t>(</w:t>
             </w:r>
-            <w:proofErr w:type="spellStart"/>
             <w:r>
               <w:rPr>
                 <w:lang w:val="en-US"/>
               </w:rPr>
               <w:t>kN.m</w:t>
             </w:r>
-            <w:proofErr w:type="spellEnd"/>
             <w:r>
               <w:rPr>
                 <w:lang w:val="en-US"/>
@@ -14576,14 +13843,12 @@
               <w:tab/>
               <w:t>(</w:t>
             </w:r>
-            <w:proofErr w:type="spellStart"/>
             <w:r>
               <w:rPr>
                 <w:lang w:val="en-US"/>
               </w:rPr>
               <w:t>kN</w:t>
             </w:r>
-            <w:proofErr w:type="spellEnd"/>
             <w:r>
               <w:rPr>
                 <w:lang w:val="en-US"/>
@@ -14733,14 +13998,12 @@
               <w:tab/>
               <w:t>(</w:t>
             </w:r>
-            <w:proofErr w:type="spellStart"/>
             <w:r>
               <w:rPr>
                 <w:lang w:val="en-US"/>
               </w:rPr>
               <w:t>kN.m</w:t>
             </w:r>
-            <w:proofErr w:type="spellEnd"/>
             <w:r>
               <w:rPr>
                 <w:lang w:val="en-US"/>
@@ -14890,14 +14153,12 @@
               <w:tab/>
               <w:t>(</w:t>
             </w:r>
-            <w:proofErr w:type="spellStart"/>
             <w:r>
               <w:rPr>
                 <w:lang w:val="en-US"/>
               </w:rPr>
               <w:t>kN</w:t>
             </w:r>
-            <w:proofErr w:type="spellEnd"/>
             <w:r>
               <w:rPr>
                 <w:lang w:val="en-US"/>
@@ -15047,14 +14308,12 @@
               <w:tab/>
               <w:t>(</w:t>
             </w:r>
-            <w:proofErr w:type="spellStart"/>
             <w:r>
               <w:rPr>
                 <w:lang w:val="en-US"/>
               </w:rPr>
               <w:t>kN.m</w:t>
             </w:r>
-            <w:proofErr w:type="spellEnd"/>
             <w:r>
               <w:rPr>
                 <w:lang w:val="en-US"/>
@@ -15205,14 +14464,12 @@
               <w:tab/>
               <w:t>(</w:t>
             </w:r>
-            <w:proofErr w:type="spellStart"/>
             <w:r>
               <w:rPr>
                 <w:lang w:val="en-US"/>
               </w:rPr>
               <w:t>kN</w:t>
             </w:r>
-            <w:proofErr w:type="spellEnd"/>
             <w:r>
               <w:rPr>
                 <w:lang w:val="en-US"/>
@@ -15362,14 +14619,12 @@
               <w:tab/>
               <w:t>(</w:t>
             </w:r>
-            <w:proofErr w:type="spellStart"/>
             <w:r>
               <w:rPr>
                 <w:lang w:val="en-US"/>
               </w:rPr>
               <w:t>kN.m</w:t>
             </w:r>
-            <w:proofErr w:type="spellEnd"/>
             <w:r>
               <w:rPr>
                 <w:lang w:val="en-US"/>
@@ -16355,13 +15610,8 @@
             <w:r>
               <w:t xml:space="preserve">ompression </w:t>
             </w:r>
-            <w:proofErr w:type="spellStart"/>
-            <w:r>
-              <w:t>strut</w:t>
-            </w:r>
-            <w:proofErr w:type="spellEnd"/>
-            <w:r>
-              <w:t xml:space="preserve"> inclination angle</w:t>
+            <w:r>
+              <w:t>strut inclination angle</w:t>
             </w:r>
             <w:r>
               <w:t xml:space="preserve"> : </w:t>
@@ -16635,21 +15885,7 @@
               <w:rPr>
                 <w:lang w:val="en-US"/>
               </w:rPr>
-              <w:t xml:space="preserve">Area of </w:t>
-            </w:r>
-            <w:proofErr w:type="spellStart"/>
-            <w:r>
-              <w:rPr>
-                <w:lang w:val="en-US"/>
-              </w:rPr>
-              <w:t>reinf</w:t>
-            </w:r>
-            <w:proofErr w:type="spellEnd"/>
-            <w:r>
-              <w:rPr>
-                <w:lang w:val="en-US"/>
-              </w:rPr>
-              <w:t>. by length unit</w:t>
+              <w:t>Area of reinf. by length unit</w:t>
             </w:r>
             <w:r>
               <w:rPr>
@@ -18499,6 +17735,7 @@
           <w:iCs/>
           <w:sz w:val="20"/>
           <w:szCs w:val="18"/>
+          <w:lang w:val="en-US"/>
         </w:rPr>
       </w:pPr>
       <w:r>
@@ -18507,6 +17744,7 @@
           <w:iCs/>
           <w:sz w:val="20"/>
           <w:szCs w:val="18"/>
+          <w:lang w:val="en-US"/>
         </w:rPr>
         <w:t xml:space="preserve">Figure </w:t>
       </w:r>
@@ -18525,6 +17763,7 @@
           <w:iCs/>
           <w:sz w:val="20"/>
           <w:szCs w:val="18"/>
+          <w:lang w:val="en-US"/>
         </w:rPr>
         <w:instrText xml:space="preserve"> SEQ Figure \* ARABIC  \* MERGEFORMAT </w:instrText>
       </w:r>
@@ -18544,6 +17783,7 @@
           <w:noProof/>
           <w:sz w:val="20"/>
           <w:szCs w:val="18"/>
+          <w:lang w:val="en-US"/>
         </w:rPr>
         <w:t>20</w:t>
       </w:r>
@@ -18562,45 +17802,35 @@
           <w:iCs/>
           <w:sz w:val="20"/>
           <w:szCs w:val="18"/>
-        </w:rPr>
-        <w:t xml:space="preserve"> : </w:t>
-      </w:r>
-      <w:r>
-        <w:rPr>
-          <w:i/>
-          <w:iCs/>
-          <w:sz w:val="20"/>
-          <w:szCs w:val="18"/>
-        </w:rPr>
-        <w:t xml:space="preserve">Transversal </w:t>
-      </w:r>
-      <w:proofErr w:type="spellStart"/>
-      <w:r>
-        <w:rPr>
-          <w:i/>
-          <w:iCs/>
-          <w:sz w:val="20"/>
-          <w:szCs w:val="18"/>
-        </w:rPr>
-        <w:t>view</w:t>
-      </w:r>
-      <w:proofErr w:type="spellEnd"/>
+          <w:lang w:val="en-US"/>
+        </w:rPr>
+        <w:t> : Transversal view</w:t>
+      </w:r>
     </w:p>
-    <w:p/>
+    <w:p>
+      <w:pPr>
+        <w:rPr>
+          <w:lang w:val="en-US"/>
+        </w:rPr>
+      </w:pPr>
+    </w:p>
     <w:p>
       <w:pPr>
         <w:ind w:left="708"/>
         <w:jc w:val="center"/>
-      </w:pPr>
-      <w:r>
-        <w:rPr>
-          <w:noProof/>
+        <w:rPr>
+          <w:lang w:val="en-US"/>
+        </w:rPr>
+      </w:pPr>
+      <w:r>
+        <w:rPr>
+          <w:lang w:val="en-US"/>
         </w:rPr>
         <w:drawing>
-          <wp:inline distT="0" distB="0" distL="0" distR="0" wp14:anchorId="556B0575" wp14:editId="2A746134">
-            <wp:extent cx="5627603" cy="2271116"/>
-            <wp:effectExtent l="0" t="0" r="0" b="0"/>
-            <wp:docPr id="51" name="Image 51"/>
+          <wp:inline distT="0" distB="0" distL="0" distR="0" wp14:anchorId="5C3408C3" wp14:editId="0A82E4BF">
+            <wp:extent cx="5935750" cy="2395474"/>
+            <wp:effectExtent l="0" t="0" r="8255" b="5080"/>
+            <wp:docPr id="5" name="Image 5"/>
             <wp:cNvGraphicFramePr>
               <a:graphicFrameLocks xmlns:a="http://schemas.openxmlformats.org/drawingml/2006/main" noChangeAspect="1"/>
             </wp:cNvGraphicFramePr>
@@ -18620,7 +17850,7 @@
                   <pic:spPr>
                     <a:xfrm>
                       <a:off x="0" y="0"/>
-                      <a:ext cx="5637848" cy="2275251"/>
+                      <a:ext cx="5943070" cy="2398428"/>
                     </a:xfrm>
                     <a:prstGeom prst="rect">
                       <a:avLst/>
@@ -19157,6 +18387,154 @@
           <w:noProof/>
         </w:rPr>
         <w:drawing>
+          <wp:inline distT="0" distB="0" distL="0" distR="0" wp14:anchorId="2889C9F3" wp14:editId="49153F27">
+            <wp:extent cx="5615356" cy="2657444"/>
+            <wp:effectExtent l="0" t="0" r="4445" b="0"/>
+            <wp:docPr id="8" name="Image 8"/>
+            <wp:cNvGraphicFramePr>
+              <a:graphicFrameLocks xmlns:a="http://schemas.openxmlformats.org/drawingml/2006/main" noChangeAspect="1"/>
+            </wp:cNvGraphicFramePr>
+            <a:graphic xmlns:a="http://schemas.openxmlformats.org/drawingml/2006/main">
+              <a:graphicData uri="http://schemas.openxmlformats.org/drawingml/2006/picture">
+                <pic:pic xmlns:pic="http://schemas.openxmlformats.org/drawingml/2006/picture">
+                  <pic:nvPicPr>
+                    <pic:cNvPr id="1" name=""/>
+                    <pic:cNvPicPr/>
+                  </pic:nvPicPr>
+                  <pic:blipFill>
+                    <a:blip r:embed="rId46"/>
+                    <a:stretch>
+                      <a:fillRect/>
+                    </a:stretch>
+                  </pic:blipFill>
+                  <pic:spPr>
+                    <a:xfrm>
+                      <a:off x="0" y="0"/>
+                      <a:ext cx="5620648" cy="2659949"/>
+                    </a:xfrm>
+                    <a:prstGeom prst="rect">
+                      <a:avLst/>
+                    </a:prstGeom>
+                  </pic:spPr>
+                </pic:pic>
+              </a:graphicData>
+            </a:graphic>
+          </wp:inline>
+        </w:drawing>
+      </w:r>
+    </w:p>
+    <w:p>
+      <w:pPr>
+        <w:pBdr>
+          <w:top w:val="single" w:sz="4" w:space="1" w:color="auto"/>
+        </w:pBdr>
+        <w:spacing w:after="200"/>
+        <w:jc w:val="center"/>
+        <w:rPr>
+          <w:i/>
+          <w:iCs/>
+          <w:sz w:val="20"/>
+          <w:szCs w:val="18"/>
+          <w:lang w:val="en-US"/>
+        </w:rPr>
+      </w:pPr>
+      <w:r>
+        <w:rPr>
+          <w:i/>
+          <w:iCs/>
+          <w:sz w:val="20"/>
+          <w:szCs w:val="18"/>
+          <w:lang w:val="en-US"/>
+        </w:rPr>
+        <w:t xml:space="preserve">Figure </w:t>
+      </w:r>
+      <w:r>
+        <w:rPr>
+          <w:i/>
+          <w:iCs/>
+          <w:sz w:val="20"/>
+          <w:szCs w:val="18"/>
+        </w:rPr>
+        <w:fldChar w:fldCharType="begin"/>
+      </w:r>
+      <w:r>
+        <w:rPr>
+          <w:i/>
+          <w:iCs/>
+          <w:sz w:val="20"/>
+          <w:szCs w:val="18"/>
+          <w:lang w:val="en-US"/>
+        </w:rPr>
+        <w:instrText xml:space="preserve"> SEQ Figure \* ARABIC  \* MERGEFORMAT </w:instrText>
+      </w:r>
+      <w:r>
+        <w:rPr>
+          <w:i/>
+          <w:iCs/>
+          <w:sz w:val="20"/>
+          <w:szCs w:val="18"/>
+        </w:rPr>
+        <w:fldChar w:fldCharType="separate"/>
+      </w:r>
+      <w:r>
+        <w:rPr>
+          <w:i/>
+          <w:iCs/>
+          <w:noProof/>
+          <w:sz w:val="20"/>
+          <w:szCs w:val="18"/>
+          <w:lang w:val="en-US"/>
+        </w:rPr>
+        <w:t>24</w:t>
+      </w:r>
+      <w:r>
+        <w:rPr>
+          <w:i/>
+          <w:iCs/>
+          <w:sz w:val="20"/>
+          <w:szCs w:val="18"/>
+        </w:rPr>
+        <w:fldChar w:fldCharType="end"/>
+      </w:r>
+      <w:r>
+        <w:rPr>
+          <w:i/>
+          <w:iCs/>
+          <w:sz w:val="20"/>
+          <w:szCs w:val="18"/>
+          <w:lang w:val="en-US"/>
+        </w:rPr>
+        <w:t> : Definition of the steel profile</w:t>
+      </w:r>
+    </w:p>
+    <w:p>
+      <w:pPr>
+        <w:pBdr>
+          <w:top w:val="single" w:sz="4" w:space="1" w:color="auto"/>
+        </w:pBdr>
+        <w:spacing w:after="200"/>
+        <w:jc w:val="center"/>
+        <w:rPr>
+          <w:i/>
+          <w:iCs/>
+          <w:sz w:val="20"/>
+          <w:szCs w:val="18"/>
+          <w:lang w:val="en-US"/>
+        </w:rPr>
+      </w:pPr>
+      <w:bookmarkStart w:id="26" w:name="_GoBack"/>
+      <w:bookmarkEnd w:id="26"/>
+    </w:p>
+    <w:p>
+      <w:pPr>
+        <w:ind w:left="708"/>
+        <w:jc w:val="center"/>
+      </w:pPr>
+      <w:r>
+        <w:rPr>
+          <w:noProof/>
+        </w:rPr>
+        <w:drawing>
           <wp:inline distT="0" distB="0" distL="0" distR="0" wp14:anchorId="0CBAAA7C" wp14:editId="60F2E9DA">
             <wp:extent cx="5704129" cy="1184540"/>
             <wp:effectExtent l="0" t="0" r="0" b="0"/>
@@ -19302,6 +18680,7 @@
         <w:rPr>
           <w:noProof/>
         </w:rPr>
+        <w:lastRenderedPageBreak/>
         <w:drawing>
           <wp:inline distT="0" distB="0" distL="0" distR="0" wp14:anchorId="0F0FF864" wp14:editId="3A543E28">
             <wp:extent cx="5389575" cy="2711689"/>
@@ -19448,7 +18827,6 @@
         <w:rPr>
           <w:noProof/>
         </w:rPr>
-        <w:lastRenderedPageBreak/>
         <w:drawing>
           <wp:inline distT="0" distB="0" distL="0" distR="0" wp14:anchorId="25BA5D3C" wp14:editId="472E73E9">
             <wp:extent cx="5438194" cy="2750541"/>
@@ -19595,6 +18973,7 @@
         <w:rPr>
           <w:noProof/>
         </w:rPr>
+        <w:lastRenderedPageBreak/>
         <w:drawing>
           <wp:inline distT="0" distB="0" distL="0" distR="0" wp14:anchorId="6BA8C253" wp14:editId="50EE0887">
             <wp:extent cx="5490841" cy="2748111"/>
@@ -19874,7 +19253,6 @@
         <w:rPr>
           <w:noProof/>
         </w:rPr>
-        <w:lastRenderedPageBreak/>
         <w:drawing>
           <wp:inline distT="0" distB="0" distL="0" distR="0" wp14:anchorId="6A8A2D0E" wp14:editId="51EF52D1">
             <wp:extent cx="2571541" cy="2484000"/>
@@ -20061,6 +19439,7 @@
         <w:rPr>
           <w:noProof/>
         </w:rPr>
+        <w:lastRenderedPageBreak/>
         <w:drawing>
           <wp:inline distT="0" distB="0" distL="0" distR="0" wp14:anchorId="42EEB1E2" wp14:editId="5A2B0C22">
             <wp:extent cx="2565530" cy="2484000"/>
@@ -20179,7 +19558,6 @@
         </w:rPr>
         <w:t xml:space="preserve"> : </w:t>
       </w:r>
-      <w:proofErr w:type="spellStart"/>
       <w:r>
         <w:rPr>
           <w:i/>
@@ -20187,17 +19565,7 @@
           <w:sz w:val="20"/>
           <w:szCs w:val="18"/>
         </w:rPr>
-        <w:t>Combinations</w:t>
-      </w:r>
-      <w:proofErr w:type="spellEnd"/>
-      <w:r>
-        <w:rPr>
-          <w:i/>
-          <w:iCs/>
-          <w:sz w:val="20"/>
-          <w:szCs w:val="18"/>
-        </w:rPr>
-        <w:t xml:space="preserve"> – FLS </w:t>
+        <w:t xml:space="preserve">Combinations – FLS </w:t>
       </w:r>
     </w:p>
     <w:p>
@@ -20364,7 +19732,6 @@
         </w:rPr>
         <w:t xml:space="preserve"> : </w:t>
       </w:r>
-      <w:proofErr w:type="spellStart"/>
       <w:r>
         <w:rPr>
           <w:i/>
@@ -20372,37 +19739,7 @@
           <w:sz w:val="20"/>
           <w:szCs w:val="18"/>
         </w:rPr>
-        <w:t>Beam</w:t>
-      </w:r>
-      <w:proofErr w:type="spellEnd"/>
-      <w:r>
-        <w:rPr>
-          <w:i/>
-          <w:iCs/>
-          <w:sz w:val="20"/>
-          <w:szCs w:val="18"/>
-        </w:rPr>
-        <w:t xml:space="preserve"> </w:t>
-      </w:r>
-      <w:proofErr w:type="spellStart"/>
-      <w:r>
-        <w:rPr>
-          <w:i/>
-          <w:iCs/>
-          <w:sz w:val="20"/>
-          <w:szCs w:val="18"/>
-        </w:rPr>
-        <w:t>calculation</w:t>
-      </w:r>
-      <w:proofErr w:type="spellEnd"/>
-      <w:r>
-        <w:rPr>
-          <w:i/>
-          <w:iCs/>
-          <w:sz w:val="20"/>
-          <w:szCs w:val="18"/>
-        </w:rPr>
-        <w:t xml:space="preserve"> options</w:t>
+        <w:t>Beam calculation options</w:t>
       </w:r>
     </w:p>
     <w:p>
@@ -20414,7 +19751,6 @@
         <w:rPr>
           <w:noProof/>
         </w:rPr>
-        <w:lastRenderedPageBreak/>
         <w:drawing>
           <wp:inline distT="0" distB="0" distL="0" distR="0" wp14:anchorId="567B5F39" wp14:editId="7A851652">
             <wp:extent cx="4855566" cy="1915769"/>
@@ -20530,7 +19866,6 @@
         </w:rPr>
         <w:t xml:space="preserve"> : </w:t>
       </w:r>
-      <w:proofErr w:type="spellStart"/>
       <w:r>
         <w:rPr>
           <w:i/>
@@ -20538,29 +19873,8 @@
           <w:sz w:val="20"/>
           <w:szCs w:val="18"/>
         </w:rPr>
-        <w:t>Floor</w:t>
-      </w:r>
-      <w:proofErr w:type="spellEnd"/>
-      <w:r>
-        <w:rPr>
-          <w:i/>
-          <w:iCs/>
-          <w:sz w:val="20"/>
-          <w:szCs w:val="18"/>
-        </w:rPr>
-        <w:t xml:space="preserve"> vibrations </w:t>
-      </w:r>
-      <w:proofErr w:type="spellStart"/>
-      <w:r>
-        <w:rPr>
-          <w:i/>
-          <w:iCs/>
-          <w:sz w:val="20"/>
-          <w:szCs w:val="18"/>
-        </w:rPr>
-        <w:t>parameters</w:t>
-      </w:r>
-      <w:proofErr w:type="spellEnd"/>
+        <w:t>Floor vibrations parameters</w:t>
+      </w:r>
     </w:p>
     <w:p>
       <w:pPr>
@@ -20572,11 +19886,10 @@
       <w:pPr>
         <w:pStyle w:val="Titre3"/>
       </w:pPr>
-      <w:proofErr w:type="spellStart"/>
-      <w:r>
+      <w:r>
+        <w:lastRenderedPageBreak/>
         <w:t>Results</w:t>
       </w:r>
-      <w:proofErr w:type="spellEnd"/>
     </w:p>
     <w:tbl>
       <w:tblPr>
@@ -21143,21 +20456,8 @@
                 <w:tab w:val="right" w:pos="4985"/>
               </w:tabs>
             </w:pPr>
-            <w:proofErr w:type="spellStart"/>
-            <w:r>
-              <w:t>Elastic</w:t>
-            </w:r>
-            <w:proofErr w:type="spellEnd"/>
-            <w:r>
-              <w:t xml:space="preserve"> section </w:t>
-            </w:r>
-            <w:proofErr w:type="spellStart"/>
-            <w:r>
-              <w:t>modulus</w:t>
-            </w:r>
-            <w:proofErr w:type="spellEnd"/>
-            <w:r>
-              <w:t xml:space="preserve"> about y-y axis : </w:t>
+            <w:r>
+              <w:t xml:space="preserve">Elastic section modulus about y-y axis : </w:t>
             </w:r>
             <m:oMath>
               <m:sSub>
@@ -21387,15 +20687,7 @@
               </w:tabs>
             </w:pPr>
             <w:r>
-              <w:t xml:space="preserve">Plastic section </w:t>
-            </w:r>
-            <w:proofErr w:type="spellStart"/>
-            <w:r>
-              <w:t>modulus</w:t>
-            </w:r>
-            <w:proofErr w:type="spellEnd"/>
-            <w:r>
-              <w:t xml:space="preserve"> about y-y axis : </w:t>
+              <w:t xml:space="preserve">Plastic section modulus about y-y axis : </w:t>
             </w:r>
             <m:oMath>
               <m:sSub>
@@ -21500,15 +20792,7 @@
               </w:tabs>
             </w:pPr>
             <w:r>
-              <w:t xml:space="preserve">Plastic section </w:t>
-            </w:r>
-            <w:proofErr w:type="spellStart"/>
-            <w:r>
-              <w:t>modulus</w:t>
-            </w:r>
-            <w:proofErr w:type="spellEnd"/>
-            <w:r>
-              <w:t xml:space="preserve"> about z-z axis : </w:t>
+              <w:t xml:space="preserve">Plastic section modulus about z-z axis : </w:t>
             </w:r>
             <m:oMath>
               <m:sSub>
@@ -21612,13 +20896,8 @@
                 <w:tab w:val="right" w:pos="4985"/>
               </w:tabs>
             </w:pPr>
-            <w:proofErr w:type="spellStart"/>
-            <w:r>
-              <w:t>Torsional</w:t>
-            </w:r>
-            <w:proofErr w:type="spellEnd"/>
-            <w:r>
-              <w:t xml:space="preserve"> moment : </w:t>
+            <w:r>
+              <w:t xml:space="preserve">Torsional moment : </w:t>
             </w:r>
             <m:oMath>
               <m:sSub>
@@ -22037,15 +21316,7 @@
               </w:tabs>
             </w:pPr>
             <w:r>
-              <w:t xml:space="preserve">Total </w:t>
-            </w:r>
-            <w:proofErr w:type="spellStart"/>
-            <w:r>
-              <w:t>paint</w:t>
-            </w:r>
-            <w:proofErr w:type="spellEnd"/>
-            <w:r>
-              <w:t xml:space="preserve"> surface : </w:t>
+              <w:t xml:space="preserve">Total paint surface : </w:t>
             </w:r>
             <m:oMath>
               <m:r>
@@ -22227,13 +21498,8 @@
                 <w:tab w:val="right" w:pos="4985"/>
               </w:tabs>
             </w:pPr>
-            <w:proofErr w:type="spellStart"/>
-            <w:r>
-              <w:t>Massiveness</w:t>
-            </w:r>
-            <w:proofErr w:type="spellEnd"/>
-            <w:r>
-              <w:t xml:space="preserve"> : </w:t>
+            <w:r>
+              <w:t xml:space="preserve">Massiveness : </w:t>
             </w:r>
             <m:oMath>
               <m:r>
@@ -22422,21 +21688,7 @@
               <w:rPr>
                 <w:lang w:val="en-US"/>
               </w:rPr>
-              <w:t xml:space="preserve">Nominal yield </w:t>
-            </w:r>
-            <w:proofErr w:type="spellStart"/>
-            <w:r>
-              <w:rPr>
-                <w:lang w:val="en-US"/>
-              </w:rPr>
-              <w:t>strenght</w:t>
-            </w:r>
-            <w:proofErr w:type="spellEnd"/>
-            <w:r>
-              <w:rPr>
-                <w:lang w:val="en-US"/>
-              </w:rPr>
-              <w:t xml:space="preserve"> : </w:t>
+              <w:t xml:space="preserve">Nominal yield strenght : </w:t>
             </w:r>
             <m:oMath>
               <m:sSub>
@@ -22547,21 +21799,8 @@
                 <w:tab w:val="right" w:pos="4985"/>
               </w:tabs>
             </w:pPr>
-            <w:proofErr w:type="spellStart"/>
-            <w:r>
-              <w:t>Young’s</w:t>
-            </w:r>
-            <w:proofErr w:type="spellEnd"/>
-            <w:r>
-              <w:t xml:space="preserve"> </w:t>
-            </w:r>
-            <w:proofErr w:type="spellStart"/>
-            <w:r>
-              <w:t>modulus</w:t>
-            </w:r>
-            <w:proofErr w:type="spellEnd"/>
-            <w:r>
-              <w:t xml:space="preserve"> : </w:t>
+            <w:r>
+              <w:t xml:space="preserve">Young’s modulus : </w:t>
             </w:r>
             <m:oMath>
               <m:r>
@@ -22636,13 +21875,8 @@
                 <w:tab w:val="right" w:pos="4985"/>
               </w:tabs>
             </w:pPr>
-            <w:proofErr w:type="spellStart"/>
-            <w:r>
-              <w:t>Density</w:t>
-            </w:r>
-            <w:proofErr w:type="spellEnd"/>
-            <w:r>
-              <w:t xml:space="preserve"> : </w:t>
+            <w:r>
+              <w:t xml:space="preserve">Density : </w:t>
             </w:r>
             <m:oMath>
               <m:r>
@@ -22726,21 +21960,8 @@
                 <w:tab w:val="right" w:pos="4985"/>
               </w:tabs>
             </w:pPr>
-            <w:proofErr w:type="spellStart"/>
-            <w:r>
-              <w:t>Tensile</w:t>
-            </w:r>
-            <w:proofErr w:type="spellEnd"/>
-            <w:r>
-              <w:t xml:space="preserve"> </w:t>
-            </w:r>
-            <w:proofErr w:type="spellStart"/>
-            <w:r>
-              <w:t>resistance</w:t>
-            </w:r>
-            <w:proofErr w:type="spellEnd"/>
-            <w:r>
-              <w:t xml:space="preserve"> : </w:t>
+            <w:r>
+              <w:t xml:space="preserve">Tensile resistance : </w:t>
             </w:r>
             <m:oMath>
               <m:sSub>
@@ -22845,7 +22066,6 @@
               <w:rPr>
                 <w:lang w:val="en-US"/>
               </w:rPr>
-              <w:lastRenderedPageBreak/>
               <w:t xml:space="preserve">Shear resistance : </w:t>
             </w:r>
             <m:oMath>
@@ -23198,15 +22418,7 @@
               </w:tabs>
             </w:pPr>
             <w:r>
-              <w:t xml:space="preserve">Section class for </w:t>
-            </w:r>
-            <w:proofErr w:type="spellStart"/>
-            <w:r>
-              <w:t>bending</w:t>
-            </w:r>
-            <w:proofErr w:type="spellEnd"/>
-            <w:r>
-              <w:t xml:space="preserve"> : </w:t>
+              <w:t xml:space="preserve">Section class for bending : </w:t>
             </w:r>
             <w:r>
               <w:tab/>
@@ -23753,21 +22965,9 @@
                 <w:tab w:val="right" w:pos="4997"/>
               </w:tabs>
             </w:pPr>
-            <w:proofErr w:type="spellStart"/>
-            <w:r>
-              <w:t>Notional</w:t>
-            </w:r>
-            <w:proofErr w:type="spellEnd"/>
-            <w:r>
-              <w:t xml:space="preserve"> size (EN 1992-1-1 </w:t>
-            </w:r>
-            <w:proofErr w:type="spellStart"/>
-            <w:r>
-              <w:t>Annex</w:t>
-            </w:r>
-            <w:proofErr w:type="spellEnd"/>
-            <w:r>
-              <w:t xml:space="preserve"> B)</w:t>
+            <w:r>
+              <w:lastRenderedPageBreak/>
+              <w:t>Notional size (EN 1992-1-1 Annex B)</w:t>
             </w:r>
             <w:r>
               <w:t xml:space="preserve"> : </w:t>
@@ -23881,21 +23081,7 @@
               <w:rPr>
                 <w:lang w:val="en-US"/>
               </w:rPr>
-              <w:t xml:space="preserve">Char. value of the compression </w:t>
-            </w:r>
-            <w:proofErr w:type="spellStart"/>
-            <w:r>
-              <w:rPr>
-                <w:lang w:val="en-US"/>
-              </w:rPr>
-              <w:t>strenght</w:t>
-            </w:r>
-            <w:proofErr w:type="spellEnd"/>
-            <w:r>
-              <w:rPr>
-                <w:lang w:val="en-US"/>
-              </w:rPr>
-              <w:t xml:space="preserve"> : </w:t>
+              <w:t xml:space="preserve">Char. value of the compression strenght : </w:t>
             </w:r>
             <m:oMath>
               <m:sSub>
@@ -24013,21 +23199,7 @@
               <w:rPr>
                 <w:lang w:val="en-US"/>
               </w:rPr>
-              <w:t xml:space="preserve">Mean value of compression </w:t>
-            </w:r>
-            <w:proofErr w:type="spellStart"/>
-            <w:r>
-              <w:rPr>
-                <w:lang w:val="en-US"/>
-              </w:rPr>
-              <w:t>strenght</w:t>
-            </w:r>
-            <w:proofErr w:type="spellEnd"/>
-            <w:r>
-              <w:rPr>
-                <w:lang w:val="en-US"/>
-              </w:rPr>
-              <w:t xml:space="preserve"> : </w:t>
+              <w:t xml:space="preserve">Mean value of compression strenght : </w:t>
             </w:r>
             <m:oMath>
               <m:sSub>
@@ -24145,21 +23317,7 @@
               <w:rPr>
                 <w:lang w:val="en-US"/>
               </w:rPr>
-              <w:t xml:space="preserve">Mean tensile </w:t>
-            </w:r>
-            <w:proofErr w:type="spellStart"/>
-            <w:r>
-              <w:rPr>
-                <w:lang w:val="en-US"/>
-              </w:rPr>
-              <w:t>strenght</w:t>
-            </w:r>
-            <w:proofErr w:type="spellEnd"/>
-            <w:r>
-              <w:rPr>
-                <w:lang w:val="en-US"/>
-              </w:rPr>
-              <w:t xml:space="preserve"> : </w:t>
+              <w:t xml:space="preserve">Mean tensile strenght : </w:t>
             </w:r>
             <m:oMath>
               <m:sSub>
@@ -24495,21 +23653,8 @@
                 <w:tab w:val="right" w:pos="4997"/>
               </w:tabs>
             </w:pPr>
-            <w:proofErr w:type="spellStart"/>
-            <w:r>
-              <w:t>Notional</w:t>
-            </w:r>
-            <w:proofErr w:type="spellEnd"/>
-            <w:r>
-              <w:t xml:space="preserve"> size (EN 1992-1-1 </w:t>
-            </w:r>
-            <w:proofErr w:type="spellStart"/>
-            <w:r>
-              <w:t>Annex</w:t>
-            </w:r>
-            <w:proofErr w:type="spellEnd"/>
-            <w:r>
-              <w:t xml:space="preserve"> B)</w:t>
+            <w:r>
+              <w:t>Notional size (EN 1992-1-1 Annex B)</w:t>
             </w:r>
             <w:r>
               <w:t xml:space="preserve"> : </w:t>
@@ -24616,21 +23761,7 @@
               <w:rPr>
                 <w:lang w:val="en-US"/>
               </w:rPr>
-              <w:t xml:space="preserve">Char. value of the compression </w:t>
-            </w:r>
-            <w:proofErr w:type="spellStart"/>
-            <w:r>
-              <w:rPr>
-                <w:lang w:val="en-US"/>
-              </w:rPr>
-              <w:t>strenght</w:t>
-            </w:r>
-            <w:proofErr w:type="spellEnd"/>
-            <w:r>
-              <w:rPr>
-                <w:lang w:val="en-US"/>
-              </w:rPr>
-              <w:t xml:space="preserve"> : </w:t>
+              <w:t xml:space="preserve">Char. value of the compression strenght : </w:t>
             </w:r>
             <m:oMath>
               <m:sSub>
@@ -24740,21 +23871,7 @@
               <w:rPr>
                 <w:lang w:val="en-US"/>
               </w:rPr>
-              <w:t xml:space="preserve">Mean value of compression </w:t>
-            </w:r>
-            <w:proofErr w:type="spellStart"/>
-            <w:r>
-              <w:rPr>
-                <w:lang w:val="en-US"/>
-              </w:rPr>
-              <w:t>strenght</w:t>
-            </w:r>
-            <w:proofErr w:type="spellEnd"/>
-            <w:r>
-              <w:rPr>
-                <w:lang w:val="en-US"/>
-              </w:rPr>
-              <w:t xml:space="preserve"> : </w:t>
+              <w:t xml:space="preserve">Mean value of compression strenght : </w:t>
             </w:r>
             <m:oMath>
               <m:sSub>
@@ -24864,21 +23981,7 @@
               <w:rPr>
                 <w:lang w:val="en-US"/>
               </w:rPr>
-              <w:t xml:space="preserve">Mean tensile </w:t>
-            </w:r>
-            <w:proofErr w:type="spellStart"/>
-            <w:r>
-              <w:rPr>
-                <w:lang w:val="en-US"/>
-              </w:rPr>
-              <w:t>strenght</w:t>
-            </w:r>
-            <w:proofErr w:type="spellEnd"/>
-            <w:r>
-              <w:rPr>
-                <w:lang w:val="en-US"/>
-              </w:rPr>
-              <w:t xml:space="preserve"> : </w:t>
+              <w:t xml:space="preserve">Mean tensile strenght : </w:t>
             </w:r>
             <m:oMath>
               <m:sSub>
@@ -25336,13 +24439,8 @@
               </w:tabs>
               <w:jc w:val="left"/>
             </w:pPr>
-            <w:proofErr w:type="spellStart"/>
-            <w:r>
-              <w:t>Reduction</w:t>
-            </w:r>
-            <w:proofErr w:type="spellEnd"/>
-            <w:r>
-              <w:t xml:space="preserve"> factor : </w:t>
+            <w:r>
+              <w:t xml:space="preserve">Reduction factor : </w:t>
             </w:r>
             <m:oMath>
               <m:sSub>
@@ -25639,13 +24737,8 @@
               </w:tabs>
               <w:jc w:val="left"/>
             </w:pPr>
-            <w:proofErr w:type="spellStart"/>
-            <w:r>
-              <w:t>Modular</w:t>
-            </w:r>
-            <w:proofErr w:type="spellEnd"/>
-            <w:r>
-              <w:t xml:space="preserve"> ratio</w:t>
+            <w:r>
+              <w:t>Modular ratio</w:t>
             </w:r>
             <w:r>
               <w:t xml:space="preserve"> : </w:t>
@@ -25746,13 +24839,8 @@
               </w:tabs>
               <w:jc w:val="left"/>
             </w:pPr>
-            <w:proofErr w:type="spellStart"/>
-            <w:r>
-              <w:t>Modular</w:t>
-            </w:r>
-            <w:proofErr w:type="spellEnd"/>
-            <w:r>
-              <w:t xml:space="preserve"> ratio</w:t>
+            <w:r>
+              <w:t>Modular ratio</w:t>
             </w:r>
             <w:r>
               <w:t xml:space="preserve"> : </w:t>
@@ -25853,13 +24941,8 @@
               </w:tabs>
               <w:jc w:val="left"/>
             </w:pPr>
-            <w:proofErr w:type="spellStart"/>
-            <w:r>
-              <w:t>Modular</w:t>
-            </w:r>
-            <w:proofErr w:type="spellEnd"/>
-            <w:r>
-              <w:t xml:space="preserve"> ratio</w:t>
+            <w:r>
+              <w:t>Modular ratio</w:t>
             </w:r>
             <w:r>
               <w:t xml:space="preserve"> : </w:t>
@@ -25960,14 +25043,8 @@
               </w:tabs>
               <w:jc w:val="left"/>
             </w:pPr>
-            <w:proofErr w:type="spellStart"/>
-            <w:r>
-              <w:lastRenderedPageBreak/>
-              <w:t>Modular</w:t>
-            </w:r>
-            <w:proofErr w:type="spellEnd"/>
-            <w:r>
-              <w:t xml:space="preserve"> ratio</w:t>
+            <w:r>
+              <w:t>Modular ratio</w:t>
             </w:r>
             <w:r>
               <w:t xml:space="preserve"> : </w:t>
@@ -26068,13 +25145,8 @@
               </w:tabs>
               <w:jc w:val="left"/>
             </w:pPr>
-            <w:proofErr w:type="spellStart"/>
-            <w:r>
-              <w:t>Modular</w:t>
-            </w:r>
-            <w:proofErr w:type="spellEnd"/>
-            <w:r>
-              <w:t xml:space="preserve"> ratio</w:t>
+            <w:r>
+              <w:t>Modular ratio</w:t>
             </w:r>
             <w:r>
               <w:t xml:space="preserve"> : </w:t>
@@ -27511,14 +26583,12 @@
               </w:rPr>
               <w:t>(</w:t>
             </w:r>
-            <w:proofErr w:type="spellStart"/>
             <w:r>
               <w:rPr>
                 <w:lang w:val="en-US"/>
               </w:rPr>
               <w:t>kN.m</w:t>
             </w:r>
-            <w:proofErr w:type="spellEnd"/>
             <w:r>
               <w:rPr>
                 <w:lang w:val="en-US"/>
@@ -27576,6 +26646,7 @@
         <w:pStyle w:val="Lgende"/>
       </w:pPr>
       <w:r>
+        <w:lastRenderedPageBreak/>
         <w:t xml:space="preserve">Table </w:t>
       </w:r>
       <w:r>
@@ -27761,14 +26832,12 @@
               <w:tab/>
               <w:t>(</w:t>
             </w:r>
-            <w:proofErr w:type="spellStart"/>
             <w:r>
               <w:rPr>
                 <w:lang w:val="en-US"/>
               </w:rPr>
               <w:t>kN</w:t>
             </w:r>
-            <w:proofErr w:type="spellEnd"/>
             <w:r>
               <w:rPr>
                 <w:lang w:val="en-US"/>
@@ -27903,14 +26972,12 @@
               <w:tab/>
               <w:t>(</w:t>
             </w:r>
-            <w:proofErr w:type="spellStart"/>
             <w:r>
               <w:rPr>
                 <w:lang w:val="en-US"/>
               </w:rPr>
               <w:t>kN.m</w:t>
             </w:r>
-            <w:proofErr w:type="spellEnd"/>
             <w:r>
               <w:rPr>
                 <w:lang w:val="en-US"/>
@@ -28045,14 +27112,12 @@
               <w:tab/>
               <w:t>(</w:t>
             </w:r>
-            <w:proofErr w:type="spellStart"/>
             <w:r>
               <w:rPr>
                 <w:lang w:val="en-US"/>
               </w:rPr>
               <w:t>kN</w:t>
             </w:r>
-            <w:proofErr w:type="spellEnd"/>
             <w:r>
               <w:rPr>
                 <w:lang w:val="en-US"/>
@@ -28187,14 +27252,12 @@
               <w:tab/>
               <w:t>(</w:t>
             </w:r>
-            <w:proofErr w:type="spellStart"/>
             <w:r>
               <w:rPr>
                 <w:lang w:val="en-US"/>
               </w:rPr>
               <w:t>kN.m</w:t>
             </w:r>
-            <w:proofErr w:type="spellEnd"/>
             <w:r>
               <w:rPr>
                 <w:lang w:val="en-US"/>
@@ -28329,14 +27392,12 @@
               <w:tab/>
               <w:t>(</w:t>
             </w:r>
-            <w:proofErr w:type="spellStart"/>
             <w:r>
               <w:rPr>
                 <w:lang w:val="en-US"/>
               </w:rPr>
               <w:t>kN</w:t>
             </w:r>
-            <w:proofErr w:type="spellEnd"/>
             <w:r>
               <w:rPr>
                 <w:lang w:val="en-US"/>
@@ -28471,14 +27532,12 @@
               <w:tab/>
               <w:t>(</w:t>
             </w:r>
-            <w:proofErr w:type="spellStart"/>
             <w:r>
               <w:rPr>
                 <w:lang w:val="en-US"/>
               </w:rPr>
               <w:t>kN.m</w:t>
             </w:r>
-            <w:proofErr w:type="spellEnd"/>
             <w:r>
               <w:rPr>
                 <w:lang w:val="en-US"/>
@@ -28613,14 +27672,12 @@
               <w:tab/>
               <w:t>(</w:t>
             </w:r>
-            <w:proofErr w:type="spellStart"/>
             <w:r>
               <w:rPr>
                 <w:lang w:val="en-US"/>
               </w:rPr>
               <w:t>kN</w:t>
             </w:r>
-            <w:proofErr w:type="spellEnd"/>
             <w:r>
               <w:rPr>
                 <w:lang w:val="en-US"/>
@@ -28755,14 +27812,12 @@
               <w:tab/>
               <w:t>(</w:t>
             </w:r>
-            <w:proofErr w:type="spellStart"/>
             <w:r>
               <w:rPr>
                 <w:lang w:val="en-US"/>
               </w:rPr>
               <w:t>kN.m</w:t>
             </w:r>
-            <w:proofErr w:type="spellEnd"/>
             <w:r>
               <w:rPr>
                 <w:lang w:val="en-US"/>
@@ -29633,13 +28688,8 @@
             <w:r>
               <w:t xml:space="preserve">ompression </w:t>
             </w:r>
-            <w:proofErr w:type="spellStart"/>
-            <w:r>
-              <w:t>strut</w:t>
-            </w:r>
-            <w:proofErr w:type="spellEnd"/>
-            <w:r>
-              <w:t xml:space="preserve"> inclination angle</w:t>
+            <w:r>
+              <w:t>strut inclination angle</w:t>
             </w:r>
             <w:r>
               <w:t xml:space="preserve"> : </w:t>
@@ -29882,22 +28932,7 @@
               <w:rPr>
                 <w:lang w:val="en-US"/>
               </w:rPr>
-              <w:lastRenderedPageBreak/>
-              <w:t xml:space="preserve">Area of </w:t>
-            </w:r>
-            <w:proofErr w:type="spellStart"/>
-            <w:r>
-              <w:rPr>
-                <w:lang w:val="en-US"/>
-              </w:rPr>
-              <w:t>reinf</w:t>
-            </w:r>
-            <w:proofErr w:type="spellEnd"/>
-            <w:r>
-              <w:rPr>
-                <w:lang w:val="en-US"/>
-              </w:rPr>
-              <w:t>. by length unit</w:t>
+              <w:t>Area of reinf. by length unit</w:t>
             </w:r>
             <w:r>
               <w:rPr>
@@ -31147,7 +30182,7 @@
               <w:rFonts w:ascii="Calibri" w:hAnsi="Calibri"/>
               <w:noProof/>
             </w:rPr>
-            <w:t>13/05/2024</w:t>
+            <w:t>14/05/2024</w:t>
           </w:r>
           <w:r>
             <w:rPr>
@@ -31560,7 +30595,6 @@
               <w:rFonts w:ascii="Calibri" w:hAnsi="Calibri"/>
             </w:rPr>
           </w:pPr>
-          <w:proofErr w:type="spellStart"/>
           <w:r>
             <w:rPr>
               <w:rFonts w:ascii="Calibri" w:hAnsi="Calibri"/>
@@ -31573,7 +30607,6 @@
             </w:rPr>
             <w:t>uthor</w:t>
           </w:r>
-          <w:proofErr w:type="spellEnd"/>
           <w:r>
             <w:rPr>
               <w:rFonts w:ascii="Calibri" w:hAnsi="Calibri"/>
@@ -31891,7 +30924,6 @@
               <w:rFonts w:ascii="Calibri" w:hAnsi="Calibri"/>
             </w:rPr>
           </w:pPr>
-          <w:proofErr w:type="spellStart"/>
           <w:r>
             <w:rPr>
               <w:rFonts w:ascii="Calibri" w:hAnsi="Calibri"/>
@@ -31904,7 +30936,6 @@
             </w:rPr>
             <w:t>uthor</w:t>
           </w:r>
-          <w:proofErr w:type="spellEnd"/>
           <w:r>
             <w:rPr>
               <w:rFonts w:ascii="Calibri" w:hAnsi="Calibri"/>
@@ -32246,28 +31277,12 @@
               <w:rFonts w:ascii="Calibri" w:hAnsi="Calibri"/>
             </w:rPr>
           </w:pPr>
-          <w:proofErr w:type="spellStart"/>
           <w:r>
             <w:rPr>
               <w:rFonts w:ascii="Calibri" w:hAnsi="Calibri"/>
             </w:rPr>
-            <w:t>Research</w:t>
+            <w:t>Research and Valorisation Department</w:t>
           </w:r>
-          <w:proofErr w:type="spellEnd"/>
-          <w:r>
-            <w:rPr>
-              <w:rFonts w:ascii="Calibri" w:hAnsi="Calibri"/>
-            </w:rPr>
-            <w:t xml:space="preserve"> and Valorisation </w:t>
-          </w:r>
-          <w:proofErr w:type="spellStart"/>
-          <w:r>
-            <w:rPr>
-              <w:rFonts w:ascii="Calibri" w:hAnsi="Calibri"/>
-            </w:rPr>
-            <w:t>Department</w:t>
-          </w:r>
-          <w:proofErr w:type="spellEnd"/>
         </w:p>
       </w:tc>
     </w:tr>
@@ -32396,19 +31411,11 @@
               <w:rFonts w:ascii="Calibri" w:hAnsi="Calibri"/>
             </w:rPr>
           </w:pPr>
-          <w:proofErr w:type="spellStart"/>
           <w:r>
             <w:rPr>
               <w:rFonts w:ascii="Calibri" w:hAnsi="Calibri"/>
             </w:rPr>
-            <w:t>Rév</w:t>
-          </w:r>
-          <w:proofErr w:type="spellEnd"/>
-          <w:r>
-            <w:rPr>
-              <w:rFonts w:ascii="Calibri" w:hAnsi="Calibri"/>
-            </w:rPr>
-            <w:t>. :</w:t>
+            <w:t>Rév. :</w:t>
           </w:r>
         </w:p>
       </w:tc>
@@ -32732,28 +31739,12 @@
               <w:rFonts w:ascii="Calibri" w:hAnsi="Calibri"/>
             </w:rPr>
           </w:pPr>
-          <w:proofErr w:type="spellStart"/>
           <w:r>
             <w:rPr>
               <w:rFonts w:ascii="Calibri" w:hAnsi="Calibri"/>
             </w:rPr>
-            <w:t>Research</w:t>
+            <w:t>Research and Valorisation Department</w:t>
           </w:r>
-          <w:proofErr w:type="spellEnd"/>
-          <w:r>
-            <w:rPr>
-              <w:rFonts w:ascii="Calibri" w:hAnsi="Calibri"/>
-            </w:rPr>
-            <w:t xml:space="preserve"> and Valorisation </w:t>
-          </w:r>
-          <w:proofErr w:type="spellStart"/>
-          <w:r>
-            <w:rPr>
-              <w:rFonts w:ascii="Calibri" w:hAnsi="Calibri"/>
-            </w:rPr>
-            <w:t>Department</w:t>
-          </w:r>
-          <w:proofErr w:type="spellEnd"/>
         </w:p>
       </w:tc>
     </w:tr>
@@ -32964,7 +31955,6 @@
               <w:rFonts w:ascii="Calibri" w:hAnsi="Calibri"/>
             </w:rPr>
           </w:pPr>
-          <w:proofErr w:type="spellStart"/>
           <w:r>
             <w:rPr>
               <w:rFonts w:ascii="Calibri" w:hAnsi="Calibri"/>
@@ -32981,14 +31971,7 @@
             <w:rPr>
               <w:rFonts w:ascii="Calibri" w:hAnsi="Calibri"/>
             </w:rPr>
-            <w:t>v</w:t>
-          </w:r>
-          <w:proofErr w:type="spellEnd"/>
-          <w:r>
-            <w:rPr>
-              <w:rFonts w:ascii="Calibri" w:hAnsi="Calibri"/>
-            </w:rPr>
-            <w:t>. :</w:t>
+            <w:t>v. :</w:t>
           </w:r>
         </w:p>
       </w:tc>
@@ -33545,7 +32528,7 @@
               <w:szCs w:val="20"/>
               <w:lang w:val="en-GB"/>
             </w:rPr>
-            <w:t>14</w:t>
+            <w:t>15</w:t>
           </w:r>
           <w:r>
             <w:rPr>
@@ -44733,21 +43716,12 @@
 </file>
 
 <file path=customXml/item1.xml><?xml version="1.0" encoding="utf-8"?>
-<?mso-contentType ?>
-<FormTemplates xmlns="http://schemas.microsoft.com/sharepoint/v3/contenttype/forms">
-  <Display>DocumentLibraryForm</Display>
-  <Edit>DocumentLibraryForm</Edit>
-  <New>DocumentLibraryForm</New>
-</FormTemplates>
-</file>
-
-<file path=customXml/item2.xml><?xml version="1.0" encoding="utf-8"?>
 <p:properties xmlns:p="http://schemas.microsoft.com/office/2006/metadata/properties" xmlns:xsi="http://www.w3.org/2001/XMLSchema-instance" xmlns:pc="http://schemas.microsoft.com/office/infopath/2007/PartnerControls">
   <documentManagement/>
 </p:properties>
 </file>
 
-<file path=customXml/item3.xml><?xml version="1.0" encoding="utf-8"?>
+<file path=customXml/item2.xml><?xml version="1.0" encoding="utf-8"?>
 <ct:contentTypeSchema xmlns:ct="http://schemas.microsoft.com/office/2006/metadata/contentType" xmlns:ma="http://schemas.microsoft.com/office/2006/metadata/properties/metaAttributes" ct:_="" ma:_="" ma:contentTypeName="Document" ma:contentTypeID="0x010100C247FB7A51CDFF45B526B55FCBF0CC3A" ma:contentTypeVersion="11" ma:contentTypeDescription="Crée un document." ma:contentTypeScope="" ma:versionID="163d0b2c9ded4b8a7dfdd976cd200a17">
   <xsd:schema xmlns:xsd="http://www.w3.org/2001/XMLSchema" xmlns:xs="http://www.w3.org/2001/XMLSchema" xmlns:p="http://schemas.microsoft.com/office/2006/metadata/properties" xmlns:ns3="1339968c-844c-4ba9-aec6-fbaa9d140e36" targetNamespace="http://schemas.microsoft.com/office/2006/metadata/properties" ma:root="true" ma:fieldsID="d2393c41cac5a2e9ffb95dd220a5df63" ns3:_="">
     <xsd:import namespace="1339968c-844c-4ba9-aec6-fbaa9d140e36"/>
@@ -44937,19 +43911,20 @@
 </ct:contentTypeSchema>
 </file>
 
+<file path=customXml/item3.xml><?xml version="1.0" encoding="utf-8"?>
+<?mso-contentType ?>
+<FormTemplates xmlns="http://schemas.microsoft.com/sharepoint/v3/contenttype/forms">
+  <Display>DocumentLibraryForm</Display>
+  <Edit>DocumentLibraryForm</Edit>
+  <New>DocumentLibraryForm</New>
+</FormTemplates>
+</file>
+
 <file path=customXml/item4.xml><?xml version="1.0" encoding="utf-8"?>
 <b:Sources xmlns:b="http://schemas.openxmlformats.org/officeDocument/2006/bibliography" xmlns="http://schemas.openxmlformats.org/officeDocument/2006/bibliography" SelectedStyle="\APASixthEditionOfficeOnline.xsl" StyleName="APA" Version="6"/>
 </file>
 
 <file path=customXml/itemProps1.xml><?xml version="1.0" encoding="utf-8"?>
-<ds:datastoreItem xmlns:ds="http://schemas.openxmlformats.org/officeDocument/2006/customXml" ds:itemID="{4FB0FFFE-1214-4FB0-A9C1-883B8A00FAD1}">
-  <ds:schemaRefs>
-    <ds:schemaRef ds:uri="http://schemas.microsoft.com/sharepoint/v3/contenttype/forms"/>
-  </ds:schemaRefs>
-</ds:datastoreItem>
-</file>
-
-<file path=customXml/itemProps2.xml><?xml version="1.0" encoding="utf-8"?>
 <ds:datastoreItem xmlns:ds="http://schemas.openxmlformats.org/officeDocument/2006/customXml" ds:itemID="{8244F4F7-4138-49F1-B92F-F5AC6DA6C88D}">
   <ds:schemaRefs>
     <ds:schemaRef ds:uri="http://schemas.microsoft.com/office/2006/metadata/properties"/>
@@ -44958,7 +43933,7 @@
 </ds:datastoreItem>
 </file>
 
-<file path=customXml/itemProps3.xml><?xml version="1.0" encoding="utf-8"?>
+<file path=customXml/itemProps2.xml><?xml version="1.0" encoding="utf-8"?>
 <ds:datastoreItem xmlns:ds="http://schemas.openxmlformats.org/officeDocument/2006/customXml" ds:itemID="{763DED0B-077B-498B-B22E-F05F3E3AE21C}">
   <ds:schemaRefs>
     <ds:schemaRef ds:uri="http://schemas.microsoft.com/office/2006/metadata/contentType"/>
@@ -44976,8 +43951,16 @@
 </ds:datastoreItem>
 </file>
 
+<file path=customXml/itemProps3.xml><?xml version="1.0" encoding="utf-8"?>
+<ds:datastoreItem xmlns:ds="http://schemas.openxmlformats.org/officeDocument/2006/customXml" ds:itemID="{4FB0FFFE-1214-4FB0-A9C1-883B8A00FAD1}">
+  <ds:schemaRefs>
+    <ds:schemaRef ds:uri="http://schemas.microsoft.com/sharepoint/v3/contenttype/forms"/>
+  </ds:schemaRefs>
+</ds:datastoreItem>
+</file>
+
 <file path=customXml/itemProps4.xml><?xml version="1.0" encoding="utf-8"?>
-<ds:datastoreItem xmlns:ds="http://schemas.openxmlformats.org/officeDocument/2006/customXml" ds:itemID="{B65F8D86-C26B-413E-B9D1-496E36C85F14}">
+<ds:datastoreItem xmlns:ds="http://schemas.openxmlformats.org/officeDocument/2006/customXml" ds:itemID="{8E8F7596-0091-4D53-AE27-F48094A52EBF}">
   <ds:schemaRefs>
     <ds:schemaRef ds:uri="http://schemas.openxmlformats.org/officeDocument/2006/bibliography"/>
   </ds:schemaRefs>

--- a/Manuel Validation/ABCPMX - Manuel Validation.docx
+++ b/Manuel Validation/ABCPMX - Manuel Validation.docx
@@ -17827,10 +17827,10 @@
           <w:lang w:val="en-US"/>
         </w:rPr>
         <w:drawing>
-          <wp:inline distT="0" distB="0" distL="0" distR="0" wp14:anchorId="5C3408C3" wp14:editId="0A82E4BF">
-            <wp:extent cx="5935750" cy="2395474"/>
-            <wp:effectExtent l="0" t="0" r="8255" b="5080"/>
-            <wp:docPr id="5" name="Image 5"/>
+          <wp:inline distT="0" distB="0" distL="0" distR="0" wp14:anchorId="23BAF829" wp14:editId="26933943">
+            <wp:extent cx="5883965" cy="2380918"/>
+            <wp:effectExtent l="0" t="0" r="2540" b="635"/>
+            <wp:docPr id="3" name="Image 3"/>
             <wp:cNvGraphicFramePr>
               <a:graphicFrameLocks xmlns:a="http://schemas.openxmlformats.org/drawingml/2006/main" noChangeAspect="1"/>
             </wp:cNvGraphicFramePr>
@@ -17850,7 +17850,7 @@
                   <pic:spPr>
                     <a:xfrm>
                       <a:off x="0" y="0"/>
-                      <a:ext cx="5943070" cy="2398428"/>
+                      <a:ext cx="5898323" cy="2386728"/>
                     </a:xfrm>
                     <a:prstGeom prst="rect">
                       <a:avLst/>
@@ -18387,154 +18387,6 @@
           <w:noProof/>
         </w:rPr>
         <w:drawing>
-          <wp:inline distT="0" distB="0" distL="0" distR="0" wp14:anchorId="2889C9F3" wp14:editId="49153F27">
-            <wp:extent cx="5615356" cy="2657444"/>
-            <wp:effectExtent l="0" t="0" r="4445" b="0"/>
-            <wp:docPr id="8" name="Image 8"/>
-            <wp:cNvGraphicFramePr>
-              <a:graphicFrameLocks xmlns:a="http://schemas.openxmlformats.org/drawingml/2006/main" noChangeAspect="1"/>
-            </wp:cNvGraphicFramePr>
-            <a:graphic xmlns:a="http://schemas.openxmlformats.org/drawingml/2006/main">
-              <a:graphicData uri="http://schemas.openxmlformats.org/drawingml/2006/picture">
-                <pic:pic xmlns:pic="http://schemas.openxmlformats.org/drawingml/2006/picture">
-                  <pic:nvPicPr>
-                    <pic:cNvPr id="1" name=""/>
-                    <pic:cNvPicPr/>
-                  </pic:nvPicPr>
-                  <pic:blipFill>
-                    <a:blip r:embed="rId46"/>
-                    <a:stretch>
-                      <a:fillRect/>
-                    </a:stretch>
-                  </pic:blipFill>
-                  <pic:spPr>
-                    <a:xfrm>
-                      <a:off x="0" y="0"/>
-                      <a:ext cx="5620648" cy="2659949"/>
-                    </a:xfrm>
-                    <a:prstGeom prst="rect">
-                      <a:avLst/>
-                    </a:prstGeom>
-                  </pic:spPr>
-                </pic:pic>
-              </a:graphicData>
-            </a:graphic>
-          </wp:inline>
-        </w:drawing>
-      </w:r>
-    </w:p>
-    <w:p>
-      <w:pPr>
-        <w:pBdr>
-          <w:top w:val="single" w:sz="4" w:space="1" w:color="auto"/>
-        </w:pBdr>
-        <w:spacing w:after="200"/>
-        <w:jc w:val="center"/>
-        <w:rPr>
-          <w:i/>
-          <w:iCs/>
-          <w:sz w:val="20"/>
-          <w:szCs w:val="18"/>
-          <w:lang w:val="en-US"/>
-        </w:rPr>
-      </w:pPr>
-      <w:r>
-        <w:rPr>
-          <w:i/>
-          <w:iCs/>
-          <w:sz w:val="20"/>
-          <w:szCs w:val="18"/>
-          <w:lang w:val="en-US"/>
-        </w:rPr>
-        <w:t xml:space="preserve">Figure </w:t>
-      </w:r>
-      <w:r>
-        <w:rPr>
-          <w:i/>
-          <w:iCs/>
-          <w:sz w:val="20"/>
-          <w:szCs w:val="18"/>
-        </w:rPr>
-        <w:fldChar w:fldCharType="begin"/>
-      </w:r>
-      <w:r>
-        <w:rPr>
-          <w:i/>
-          <w:iCs/>
-          <w:sz w:val="20"/>
-          <w:szCs w:val="18"/>
-          <w:lang w:val="en-US"/>
-        </w:rPr>
-        <w:instrText xml:space="preserve"> SEQ Figure \* ARABIC  \* MERGEFORMAT </w:instrText>
-      </w:r>
-      <w:r>
-        <w:rPr>
-          <w:i/>
-          <w:iCs/>
-          <w:sz w:val="20"/>
-          <w:szCs w:val="18"/>
-        </w:rPr>
-        <w:fldChar w:fldCharType="separate"/>
-      </w:r>
-      <w:r>
-        <w:rPr>
-          <w:i/>
-          <w:iCs/>
-          <w:noProof/>
-          <w:sz w:val="20"/>
-          <w:szCs w:val="18"/>
-          <w:lang w:val="en-US"/>
-        </w:rPr>
-        <w:t>24</w:t>
-      </w:r>
-      <w:r>
-        <w:rPr>
-          <w:i/>
-          <w:iCs/>
-          <w:sz w:val="20"/>
-          <w:szCs w:val="18"/>
-        </w:rPr>
-        <w:fldChar w:fldCharType="end"/>
-      </w:r>
-      <w:r>
-        <w:rPr>
-          <w:i/>
-          <w:iCs/>
-          <w:sz w:val="20"/>
-          <w:szCs w:val="18"/>
-          <w:lang w:val="en-US"/>
-        </w:rPr>
-        <w:t> : Definition of the steel profile</w:t>
-      </w:r>
-    </w:p>
-    <w:p>
-      <w:pPr>
-        <w:pBdr>
-          <w:top w:val="single" w:sz="4" w:space="1" w:color="auto"/>
-        </w:pBdr>
-        <w:spacing w:after="200"/>
-        <w:jc w:val="center"/>
-        <w:rPr>
-          <w:i/>
-          <w:iCs/>
-          <w:sz w:val="20"/>
-          <w:szCs w:val="18"/>
-          <w:lang w:val="en-US"/>
-        </w:rPr>
-      </w:pPr>
-      <w:bookmarkStart w:id="26" w:name="_GoBack"/>
-      <w:bookmarkEnd w:id="26"/>
-    </w:p>
-    <w:p>
-      <w:pPr>
-        <w:ind w:left="708"/>
-        <w:jc w:val="center"/>
-      </w:pPr>
-      <w:r>
-        <w:rPr>
-          <w:noProof/>
-        </w:rPr>
-        <w:drawing>
           <wp:inline distT="0" distB="0" distL="0" distR="0" wp14:anchorId="0CBAAA7C" wp14:editId="60F2E9DA">
             <wp:extent cx="5704129" cy="1184540"/>
             <wp:effectExtent l="0" t="0" r="0" b="0"/>
@@ -18680,7 +18532,6 @@
         <w:rPr>
           <w:noProof/>
         </w:rPr>
-        <w:lastRenderedPageBreak/>
         <w:drawing>
           <wp:inline distT="0" distB="0" distL="0" distR="0" wp14:anchorId="0F0FF864" wp14:editId="3A543E28">
             <wp:extent cx="5389575" cy="2711689"/>
@@ -18827,6 +18678,7 @@
         <w:rPr>
           <w:noProof/>
         </w:rPr>
+        <w:lastRenderedPageBreak/>
         <w:drawing>
           <wp:inline distT="0" distB="0" distL="0" distR="0" wp14:anchorId="25BA5D3C" wp14:editId="472E73E9">
             <wp:extent cx="5438194" cy="2750541"/>
@@ -18973,7 +18825,6 @@
         <w:rPr>
           <w:noProof/>
         </w:rPr>
-        <w:lastRenderedPageBreak/>
         <w:drawing>
           <wp:inline distT="0" distB="0" distL="0" distR="0" wp14:anchorId="6BA8C253" wp14:editId="50EE0887">
             <wp:extent cx="5490841" cy="2748111"/>
@@ -19253,6 +19104,7 @@
         <w:rPr>
           <w:noProof/>
         </w:rPr>
+        <w:lastRenderedPageBreak/>
         <w:drawing>
           <wp:inline distT="0" distB="0" distL="0" distR="0" wp14:anchorId="6A8A2D0E" wp14:editId="51EF52D1">
             <wp:extent cx="2571541" cy="2484000"/>
@@ -19439,7 +19291,6 @@
         <w:rPr>
           <w:noProof/>
         </w:rPr>
-        <w:lastRenderedPageBreak/>
         <w:drawing>
           <wp:inline distT="0" distB="0" distL="0" distR="0" wp14:anchorId="42EEB1E2" wp14:editId="5A2B0C22">
             <wp:extent cx="2565530" cy="2484000"/>
@@ -19574,14 +19425,11 @@
         <w:jc w:val="center"/>
       </w:pPr>
       <w:r>
-        <w:rPr>
-          <w:noProof/>
-        </w:rPr>
         <w:drawing>
-          <wp:inline distT="0" distB="0" distL="0" distR="0" wp14:anchorId="5021AFC6" wp14:editId="376111E0">
-            <wp:extent cx="2776115" cy="2152269"/>
-            <wp:effectExtent l="0" t="0" r="5715" b="635"/>
-            <wp:docPr id="43" name="Image 43"/>
+          <wp:inline distT="0" distB="0" distL="0" distR="0" wp14:anchorId="3C1C2CB9" wp14:editId="0F8BAF98">
+            <wp:extent cx="2872173" cy="2671638"/>
+            <wp:effectExtent l="0" t="0" r="4445" b="0"/>
+            <wp:docPr id="10" name="Image 10"/>
             <wp:cNvGraphicFramePr>
               <a:graphicFrameLocks xmlns:a="http://schemas.openxmlformats.org/drawingml/2006/main" noChangeAspect="1"/>
             </wp:cNvGraphicFramePr>
@@ -19601,7 +19449,7 @@
                   <pic:spPr>
                     <a:xfrm>
                       <a:off x="0" y="0"/>
-                      <a:ext cx="2786265" cy="2160138"/>
+                      <a:ext cx="2880364" cy="2679258"/>
                     </a:xfrm>
                     <a:prstGeom prst="rect">
                       <a:avLst/>
@@ -19618,7 +19466,7 @@
           <w:noProof/>
         </w:rPr>
         <w:drawing>
-          <wp:inline distT="0" distB="0" distL="0" distR="0" wp14:anchorId="21F79B23" wp14:editId="3307629C">
+          <wp:inline distT="0" distB="0" distL="0" distR="0" wp14:anchorId="21F79B23" wp14:editId="2DEDCDD2">
             <wp:extent cx="2533472" cy="2516430"/>
             <wp:effectExtent l="0" t="0" r="635" b="0"/>
             <wp:docPr id="45" name="Image 45"/>
@@ -19751,6 +19599,7 @@
         <w:rPr>
           <w:noProof/>
         </w:rPr>
+        <w:lastRenderedPageBreak/>
         <w:drawing>
           <wp:inline distT="0" distB="0" distL="0" distR="0" wp14:anchorId="567B5F39" wp14:editId="7A851652">
             <wp:extent cx="4855566" cy="1915769"/>
@@ -19887,7 +19736,6 @@
         <w:pStyle w:val="Titre3"/>
       </w:pPr>
       <w:r>
-        <w:lastRenderedPageBreak/>
         <w:t>Results</w:t>
       </w:r>
     </w:p>
@@ -22066,6 +21914,7 @@
               <w:rPr>
                 <w:lang w:val="en-US"/>
               </w:rPr>
+              <w:lastRenderedPageBreak/>
               <w:t xml:space="preserve">Shear resistance : </w:t>
             </w:r>
             <m:oMath>
@@ -22269,7 +22118,16 @@
                 <w:i/>
                 <w:color w:val="C00000"/>
               </w:rPr>
-              <w:t>832</w:t>
+              <w:t>8</w:t>
+            </w:r>
+            <w:bookmarkStart w:id="26" w:name="_GoBack"/>
+            <w:bookmarkEnd w:id="26"/>
+            <w:r>
+              <w:rPr>
+                <w:i/>
+                <w:color w:val="C00000"/>
+              </w:rPr>
+              <w:t>32</w:t>
             </w:r>
           </w:p>
         </w:tc>
@@ -22966,7 +22824,6 @@
               </w:tabs>
             </w:pPr>
             <w:r>
-              <w:lastRenderedPageBreak/>
               <w:t>Notional size (EN 1992-1-1 Annex B)</w:t>
             </w:r>
             <w:r>
@@ -25044,6 +24901,7 @@
               <w:jc w:val="left"/>
             </w:pPr>
             <w:r>
+              <w:lastRenderedPageBreak/>
               <w:t>Modular ratio</w:t>
             </w:r>
             <w:r>
@@ -26646,7 +26504,6 @@
         <w:pStyle w:val="Lgende"/>
       </w:pPr>
       <w:r>
-        <w:lastRenderedPageBreak/>
         <w:t xml:space="preserve">Table </w:t>
       </w:r>
       <w:r>
@@ -28932,6 +28789,7 @@
               <w:rPr>
                 <w:lang w:val="en-US"/>
               </w:rPr>
+              <w:lastRenderedPageBreak/>
               <w:t>Area of reinf. by length unit</w:t>
             </w:r>
             <w:r>
@@ -31075,7 +30933,7 @@
               <w:sz w:val="20"/>
               <w:szCs w:val="20"/>
             </w:rPr>
-            <w:t>24</w:t>
+            <w:t>25</w:t>
           </w:r>
           <w:r>
             <w:rPr>
@@ -32528,7 +32386,7 @@
               <w:szCs w:val="20"/>
               <w:lang w:val="en-GB"/>
             </w:rPr>
-            <w:t>15</w:t>
+            <w:t>21</w:t>
           </w:r>
           <w:r>
             <w:rPr>
@@ -43716,12 +43574,21 @@
 </file>
 
 <file path=customXml/item1.xml><?xml version="1.0" encoding="utf-8"?>
+<?mso-contentType ?>
+<FormTemplates xmlns="http://schemas.microsoft.com/sharepoint/v3/contenttype/forms">
+  <Display>DocumentLibraryForm</Display>
+  <Edit>DocumentLibraryForm</Edit>
+  <New>DocumentLibraryForm</New>
+</FormTemplates>
+</file>
+
+<file path=customXml/item2.xml><?xml version="1.0" encoding="utf-8"?>
 <p:properties xmlns:p="http://schemas.microsoft.com/office/2006/metadata/properties" xmlns:xsi="http://www.w3.org/2001/XMLSchema-instance" xmlns:pc="http://schemas.microsoft.com/office/infopath/2007/PartnerControls">
   <documentManagement/>
 </p:properties>
 </file>
 
-<file path=customXml/item2.xml><?xml version="1.0" encoding="utf-8"?>
+<file path=customXml/item3.xml><?xml version="1.0" encoding="utf-8"?>
 <ct:contentTypeSchema xmlns:ct="http://schemas.microsoft.com/office/2006/metadata/contentType" xmlns:ma="http://schemas.microsoft.com/office/2006/metadata/properties/metaAttributes" ct:_="" ma:_="" ma:contentTypeName="Document" ma:contentTypeID="0x010100C247FB7A51CDFF45B526B55FCBF0CC3A" ma:contentTypeVersion="11" ma:contentTypeDescription="Crée un document." ma:contentTypeScope="" ma:versionID="163d0b2c9ded4b8a7dfdd976cd200a17">
   <xsd:schema xmlns:xsd="http://www.w3.org/2001/XMLSchema" xmlns:xs="http://www.w3.org/2001/XMLSchema" xmlns:p="http://schemas.microsoft.com/office/2006/metadata/properties" xmlns:ns3="1339968c-844c-4ba9-aec6-fbaa9d140e36" targetNamespace="http://schemas.microsoft.com/office/2006/metadata/properties" ma:root="true" ma:fieldsID="d2393c41cac5a2e9ffb95dd220a5df63" ns3:_="">
     <xsd:import namespace="1339968c-844c-4ba9-aec6-fbaa9d140e36"/>
@@ -43911,20 +43778,19 @@
 </ct:contentTypeSchema>
 </file>
 
-<file path=customXml/item3.xml><?xml version="1.0" encoding="utf-8"?>
-<?mso-contentType ?>
-<FormTemplates xmlns="http://schemas.microsoft.com/sharepoint/v3/contenttype/forms">
-  <Display>DocumentLibraryForm</Display>
-  <Edit>DocumentLibraryForm</Edit>
-  <New>DocumentLibraryForm</New>
-</FormTemplates>
-</file>
-
 <file path=customXml/item4.xml><?xml version="1.0" encoding="utf-8"?>
 <b:Sources xmlns:b="http://schemas.openxmlformats.org/officeDocument/2006/bibliography" xmlns="http://schemas.openxmlformats.org/officeDocument/2006/bibliography" SelectedStyle="\APASixthEditionOfficeOnline.xsl" StyleName="APA" Version="6"/>
 </file>
 
 <file path=customXml/itemProps1.xml><?xml version="1.0" encoding="utf-8"?>
+<ds:datastoreItem xmlns:ds="http://schemas.openxmlformats.org/officeDocument/2006/customXml" ds:itemID="{4FB0FFFE-1214-4FB0-A9C1-883B8A00FAD1}">
+  <ds:schemaRefs>
+    <ds:schemaRef ds:uri="http://schemas.microsoft.com/sharepoint/v3/contenttype/forms"/>
+  </ds:schemaRefs>
+</ds:datastoreItem>
+</file>
+
+<file path=customXml/itemProps2.xml><?xml version="1.0" encoding="utf-8"?>
 <ds:datastoreItem xmlns:ds="http://schemas.openxmlformats.org/officeDocument/2006/customXml" ds:itemID="{8244F4F7-4138-49F1-B92F-F5AC6DA6C88D}">
   <ds:schemaRefs>
     <ds:schemaRef ds:uri="http://schemas.microsoft.com/office/2006/metadata/properties"/>
@@ -43933,7 +43799,7 @@
 </ds:datastoreItem>
 </file>
 
-<file path=customXml/itemProps2.xml><?xml version="1.0" encoding="utf-8"?>
+<file path=customXml/itemProps3.xml><?xml version="1.0" encoding="utf-8"?>
 <ds:datastoreItem xmlns:ds="http://schemas.openxmlformats.org/officeDocument/2006/customXml" ds:itemID="{763DED0B-077B-498B-B22E-F05F3E3AE21C}">
   <ds:schemaRefs>
     <ds:schemaRef ds:uri="http://schemas.microsoft.com/office/2006/metadata/contentType"/>
@@ -43951,16 +43817,8 @@
 </ds:datastoreItem>
 </file>
 
-<file path=customXml/itemProps3.xml><?xml version="1.0" encoding="utf-8"?>
-<ds:datastoreItem xmlns:ds="http://schemas.openxmlformats.org/officeDocument/2006/customXml" ds:itemID="{4FB0FFFE-1214-4FB0-A9C1-883B8A00FAD1}">
-  <ds:schemaRefs>
-    <ds:schemaRef ds:uri="http://schemas.microsoft.com/sharepoint/v3/contenttype/forms"/>
-  </ds:schemaRefs>
-</ds:datastoreItem>
-</file>
-
 <file path=customXml/itemProps4.xml><?xml version="1.0" encoding="utf-8"?>
-<ds:datastoreItem xmlns:ds="http://schemas.openxmlformats.org/officeDocument/2006/customXml" ds:itemID="{8E8F7596-0091-4D53-AE27-F48094A52EBF}">
+<ds:datastoreItem xmlns:ds="http://schemas.openxmlformats.org/officeDocument/2006/customXml" ds:itemID="{F7A90882-D44A-4F51-B3D1-B0D3D6E403E1}">
   <ds:schemaRefs>
     <ds:schemaRef ds:uri="http://schemas.openxmlformats.org/officeDocument/2006/bibliography"/>
   </ds:schemaRefs>

--- a/Manuel Validation/ABCPMX - Manuel Validation.docx
+++ b/Manuel Validation/ABCPMX - Manuel Validation.docx
@@ -17824,7 +17824,7 @@
       </w:pPr>
       <w:r>
         <w:rPr>
-          <w:lang w:val="en-US"/>
+          <w:noProof/>
         </w:rPr>
         <w:drawing>
           <wp:inline distT="0" distB="0" distL="0" distR="0" wp14:anchorId="23BAF829" wp14:editId="26933943">
@@ -19425,6 +19425,9 @@
         <w:jc w:val="center"/>
       </w:pPr>
       <w:r>
+        <w:rPr>
+          <w:noProof/>
+        </w:rPr>
         <w:drawing>
           <wp:inline distT="0" distB="0" distL="0" distR="0" wp14:anchorId="3C1C2CB9" wp14:editId="0F8BAF98">
             <wp:extent cx="2872173" cy="2671638"/>
@@ -19742,14 +19745,14 @@
     <w:tbl>
       <w:tblPr>
         <w:tblStyle w:val="Grilledutableau"/>
-        <w:tblW w:w="0" w:type="auto"/>
+        <w:tblW w:w="10369" w:type="dxa"/>
         <w:tblLook w:val="04A0" w:firstRow="1" w:lastRow="0" w:firstColumn="1" w:lastColumn="0" w:noHBand="0" w:noVBand="1"/>
       </w:tblPr>
       <w:tblGrid>
         <w:gridCol w:w="6637"/>
         <w:gridCol w:w="1397"/>
         <w:gridCol w:w="1384"/>
-        <w:gridCol w:w="776"/>
+        <w:gridCol w:w="951"/>
       </w:tblGrid>
       <w:tr>
         <w:tc>
@@ -19796,7 +19799,7 @@
         </w:tc>
         <w:tc>
           <w:tcPr>
-            <w:tcW w:w="776" w:type="dxa"/>
+            <w:tcW w:w="951" w:type="dxa"/>
             <w:shd w:val="clear" w:color="auto" w:fill="D9D9D9" w:themeFill="background1" w:themeFillShade="D9"/>
           </w:tcPr>
           <w:p>
@@ -19876,6 +19879,12 @@
                 <w:lang w:val="en-US"/>
               </w:rPr>
             </w:pPr>
+            <w:r>
+              <w:rPr>
+                <w:lang w:val="en-US"/>
+              </w:rPr>
+              <w:t>115.7</w:t>
+            </w:r>
           </w:p>
         </w:tc>
         <w:tc>
@@ -19901,12 +19910,31 @@
         </w:tc>
         <w:tc>
           <w:tcPr>
-            <w:tcW w:w="776" w:type="dxa"/>
-          </w:tcPr>
-          <w:p>
-            <w:pPr>
-              <w:jc w:val="center"/>
-            </w:pPr>
+            <w:tcW w:w="951" w:type="dxa"/>
+            <w:vAlign w:val="center"/>
+          </w:tcPr>
+          <w:p>
+            <w:pPr>
+              <w:jc w:val="center"/>
+              <w:rPr>
+                <w:i/>
+                <w:color w:val="C00000"/>
+              </w:rPr>
+            </w:pPr>
+            <w:r>
+              <w:rPr>
+                <w:i/>
+                <w:color w:val="C00000"/>
+              </w:rPr>
+              <w:t>0.17</w:t>
+            </w:r>
+            <w:r>
+              <w:rPr>
+                <w:i/>
+                <w:color w:val="C00000"/>
+              </w:rPr>
+              <w:t>%</w:t>
+            </w:r>
           </w:p>
         </w:tc>
       </w:tr>
@@ -20001,6 +20029,12 @@
                 <w:lang w:val="en-US"/>
               </w:rPr>
             </w:pPr>
+            <w:r>
+              <w:rPr>
+                <w:lang w:val="en-US"/>
+              </w:rPr>
+              <w:t>60.1</w:t>
+            </w:r>
           </w:p>
         </w:tc>
         <w:tc>
@@ -20026,7 +20060,7 @@
         </w:tc>
         <w:tc>
           <w:tcPr>
-            <w:tcW w:w="776" w:type="dxa"/>
+            <w:tcW w:w="951" w:type="dxa"/>
           </w:tcPr>
           <w:p>
             <w:pPr>
@@ -20036,6 +20070,13 @@
                 <w:color w:val="C00000"/>
               </w:rPr>
             </w:pPr>
+            <w:r>
+              <w:rPr>
+                <w:i/>
+                <w:color w:val="C00000"/>
+              </w:rPr>
+              <w:t>0.33%</w:t>
+            </w:r>
           </w:p>
         </w:tc>
       </w:tr>
@@ -20130,6 +20171,12 @@
                 <w:lang w:val="en-US"/>
               </w:rPr>
             </w:pPr>
+            <w:r>
+              <w:rPr>
+                <w:lang w:val="en-US"/>
+              </w:rPr>
+              <w:t>48 279</w:t>
+            </w:r>
           </w:p>
         </w:tc>
         <w:tc>
@@ -20155,7 +20202,7 @@
         </w:tc>
         <w:tc>
           <w:tcPr>
-            <w:tcW w:w="776" w:type="dxa"/>
+            <w:tcW w:w="951" w:type="dxa"/>
           </w:tcPr>
           <w:p>
             <w:pPr>
@@ -20165,6 +20212,13 @@
                 <w:color w:val="C00000"/>
               </w:rPr>
             </w:pPr>
+            <w:r>
+              <w:rPr>
+                <w:i/>
+                <w:color w:val="C00000"/>
+              </w:rPr>
+              <w:t>0.17%</w:t>
+            </w:r>
           </w:p>
         </w:tc>
       </w:tr>
@@ -20259,6 +20313,12 @@
                 <w:lang w:val="en-US"/>
               </w:rPr>
             </w:pPr>
+            <w:r>
+              <w:rPr>
+                <w:lang w:val="en-US"/>
+              </w:rPr>
+              <w:t>2 142</w:t>
+            </w:r>
           </w:p>
         </w:tc>
         <w:tc>
@@ -20284,12 +20344,23 @@
         </w:tc>
         <w:tc>
           <w:tcPr>
-            <w:tcW w:w="776" w:type="dxa"/>
-          </w:tcPr>
-          <w:p>
-            <w:pPr>
-              <w:jc w:val="center"/>
-            </w:pPr>
+            <w:tcW w:w="951" w:type="dxa"/>
+          </w:tcPr>
+          <w:p>
+            <w:pPr>
+              <w:jc w:val="center"/>
+              <w:rPr>
+                <w:i/>
+                <w:color w:val="C00000"/>
+              </w:rPr>
+            </w:pPr>
+            <w:r>
+              <w:rPr>
+                <w:i/>
+                <w:color w:val="C00000"/>
+              </w:rPr>
+              <w:t>0.23%</w:t>
+            </w:r>
           </w:p>
         </w:tc>
       </w:tr>
@@ -20364,6 +20435,9 @@
             <w:pPr>
               <w:jc w:val="center"/>
             </w:pPr>
+            <w:r>
+              <w:t>1 931</w:t>
+            </w:r>
           </w:p>
         </w:tc>
         <w:tc>
@@ -20389,12 +20463,23 @@
         </w:tc>
         <w:tc>
           <w:tcPr>
-            <w:tcW w:w="776" w:type="dxa"/>
-          </w:tcPr>
-          <w:p>
-            <w:pPr>
-              <w:jc w:val="center"/>
-            </w:pPr>
+            <w:tcW w:w="951" w:type="dxa"/>
+          </w:tcPr>
+          <w:p>
+            <w:pPr>
+              <w:jc w:val="center"/>
+              <w:rPr>
+                <w:i/>
+                <w:color w:val="C00000"/>
+              </w:rPr>
+            </w:pPr>
+            <w:r>
+              <w:rPr>
+                <w:i/>
+                <w:color w:val="C00000"/>
+              </w:rPr>
+              <w:t>0.16%</w:t>
+            </w:r>
           </w:p>
         </w:tc>
       </w:tr>
@@ -20489,6 +20574,12 @@
                 <w:lang w:val="en-US"/>
               </w:rPr>
             </w:pPr>
+            <w:r>
+              <w:rPr>
+                <w:lang w:val="en-US"/>
+              </w:rPr>
+              <w:t>214.2</w:t>
+            </w:r>
           </w:p>
         </w:tc>
         <w:tc>
@@ -20514,12 +20605,23 @@
         </w:tc>
         <w:tc>
           <w:tcPr>
-            <w:tcW w:w="776" w:type="dxa"/>
-          </w:tcPr>
-          <w:p>
-            <w:pPr>
-              <w:jc w:val="center"/>
-            </w:pPr>
+            <w:tcW w:w="951" w:type="dxa"/>
+          </w:tcPr>
+          <w:p>
+            <w:pPr>
+              <w:jc w:val="center"/>
+              <w:rPr>
+                <w:i/>
+                <w:color w:val="C00000"/>
+              </w:rPr>
+            </w:pPr>
+            <w:r>
+              <w:rPr>
+                <w:i/>
+                <w:color w:val="C00000"/>
+              </w:rPr>
+              <w:t>0.23%</w:t>
+            </w:r>
           </w:p>
         </w:tc>
       </w:tr>
@@ -20594,6 +20696,14 @@
             <w:pPr>
               <w:jc w:val="center"/>
             </w:pPr>
+            <w:r>
+              <w:t>2</w:t>
+            </w:r>
+            <w:bookmarkStart w:id="26" w:name="_GoBack"/>
+            <w:bookmarkEnd w:id="26"/>
+            <w:r>
+              <w:t> 197</w:t>
+            </w:r>
           </w:p>
         </w:tc>
         <w:tc>
@@ -20619,12 +20729,23 @@
         </w:tc>
         <w:tc>
           <w:tcPr>
-            <w:tcW w:w="776" w:type="dxa"/>
-          </w:tcPr>
-          <w:p>
-            <w:pPr>
-              <w:jc w:val="center"/>
-            </w:pPr>
+            <w:tcW w:w="951" w:type="dxa"/>
+          </w:tcPr>
+          <w:p>
+            <w:pPr>
+              <w:jc w:val="center"/>
+              <w:rPr>
+                <w:i/>
+                <w:color w:val="C00000"/>
+              </w:rPr>
+            </w:pPr>
+            <w:r>
+              <w:rPr>
+                <w:i/>
+                <w:color w:val="C00000"/>
+              </w:rPr>
+              <w:t>0.14%</w:t>
+            </w:r>
           </w:p>
         </w:tc>
       </w:tr>
@@ -20699,6 +20820,9 @@
             <w:pPr>
               <w:jc w:val="center"/>
             </w:pPr>
+            <w:r>
+              <w:t>335.9</w:t>
+            </w:r>
           </w:p>
         </w:tc>
         <w:tc>
@@ -20724,12 +20848,23 @@
         </w:tc>
         <w:tc>
           <w:tcPr>
-            <w:tcW w:w="776" w:type="dxa"/>
-          </w:tcPr>
-          <w:p>
-            <w:pPr>
-              <w:jc w:val="center"/>
-            </w:pPr>
+            <w:tcW w:w="951" w:type="dxa"/>
+          </w:tcPr>
+          <w:p>
+            <w:pPr>
+              <w:jc w:val="center"/>
+              <w:rPr>
+                <w:i/>
+                <w:color w:val="C00000"/>
+              </w:rPr>
+            </w:pPr>
+            <w:r>
+              <w:rPr>
+                <w:i/>
+                <w:color w:val="C00000"/>
+              </w:rPr>
+              <w:t>1.11%</w:t>
+            </w:r>
           </w:p>
         </w:tc>
       </w:tr>
@@ -20804,6 +20939,9 @@
             <w:pPr>
               <w:jc w:val="center"/>
             </w:pPr>
+            <w:r>
+              <w:t>89.4</w:t>
+            </w:r>
           </w:p>
         </w:tc>
         <w:tc>
@@ -20829,7 +20967,7 @@
         </w:tc>
         <w:tc>
           <w:tcPr>
-            <w:tcW w:w="776" w:type="dxa"/>
+            <w:tcW w:w="951" w:type="dxa"/>
           </w:tcPr>
           <w:p>
             <w:pPr>
@@ -20839,6 +20977,13 @@
                 <w:color w:val="C00000"/>
               </w:rPr>
             </w:pPr>
+            <w:r>
+              <w:rPr>
+                <w:i/>
+                <w:color w:val="C00000"/>
+              </w:rPr>
+              <w:t>0.34%</w:t>
+            </w:r>
           </w:p>
         </w:tc>
       </w:tr>
@@ -20933,6 +21078,12 @@
                 <w:lang w:val="en-US"/>
               </w:rPr>
             </w:pPr>
+            <w:r>
+              <w:rPr>
+                <w:lang w:val="en-US"/>
+              </w:rPr>
+              <w:t>1 235 064</w:t>
+            </w:r>
           </w:p>
         </w:tc>
         <w:tc>
@@ -20958,12 +21109,23 @@
         </w:tc>
         <w:tc>
           <w:tcPr>
-            <w:tcW w:w="776" w:type="dxa"/>
-          </w:tcPr>
-          <w:p>
-            <w:pPr>
-              <w:jc w:val="center"/>
-            </w:pPr>
+            <w:tcW w:w="951" w:type="dxa"/>
+          </w:tcPr>
+          <w:p>
+            <w:pPr>
+              <w:jc w:val="center"/>
+              <w:rPr>
+                <w:i/>
+                <w:color w:val="C00000"/>
+              </w:rPr>
+            </w:pPr>
+            <w:r>
+              <w:rPr>
+                <w:i/>
+                <w:color w:val="C00000"/>
+              </w:rPr>
+              <w:t>-1.14%</w:t>
+            </w:r>
           </w:p>
         </w:tc>
       </w:tr>
@@ -21045,6 +21207,12 @@
                 <w:lang w:val="en-US"/>
               </w:rPr>
             </w:pPr>
+            <w:r>
+              <w:rPr>
+                <w:lang w:val="en-US"/>
+              </w:rPr>
+              <w:t>90.8</w:t>
+            </w:r>
           </w:p>
         </w:tc>
         <w:tc>
@@ -21070,12 +21238,23 @@
         </w:tc>
         <w:tc>
           <w:tcPr>
-            <w:tcW w:w="776" w:type="dxa"/>
-          </w:tcPr>
-          <w:p>
-            <w:pPr>
-              <w:jc w:val="center"/>
-            </w:pPr>
+            <w:tcW w:w="951" w:type="dxa"/>
+          </w:tcPr>
+          <w:p>
+            <w:pPr>
+              <w:jc w:val="center"/>
+              <w:rPr>
+                <w:i/>
+                <w:color w:val="C00000"/>
+              </w:rPr>
+            </w:pPr>
+            <w:r>
+              <w:rPr>
+                <w:i/>
+                <w:color w:val="C00000"/>
+              </w:rPr>
+              <w:t>0.11%</w:t>
+            </w:r>
           </w:p>
         </w:tc>
       </w:tr>
@@ -21118,6 +21297,9 @@
             <w:pPr>
               <w:jc w:val="center"/>
             </w:pPr>
+            <w:r>
+              <w:t>1 135</w:t>
+            </w:r>
           </w:p>
         </w:tc>
         <w:tc>
@@ -21143,12 +21325,23 @@
         </w:tc>
         <w:tc>
           <w:tcPr>
-            <w:tcW w:w="776" w:type="dxa"/>
-          </w:tcPr>
-          <w:p>
-            <w:pPr>
-              <w:jc w:val="center"/>
-            </w:pPr>
+            <w:tcW w:w="951" w:type="dxa"/>
+          </w:tcPr>
+          <w:p>
+            <w:pPr>
+              <w:jc w:val="center"/>
+              <w:rPr>
+                <w:i/>
+                <w:color w:val="C00000"/>
+              </w:rPr>
+            </w:pPr>
+            <w:r>
+              <w:rPr>
+                <w:i/>
+                <w:color w:val="C00000"/>
+              </w:rPr>
+              <w:t>0.09%</w:t>
+            </w:r>
           </w:p>
         </w:tc>
       </w:tr>
@@ -21200,6 +21393,9 @@
             <w:pPr>
               <w:jc w:val="center"/>
             </w:pPr>
+            <w:r>
+              <w:t>217 943</w:t>
+            </w:r>
           </w:p>
         </w:tc>
         <w:tc>
@@ -21225,12 +21421,18 @@
         </w:tc>
         <w:tc>
           <w:tcPr>
-            <w:tcW w:w="776" w:type="dxa"/>
-          </w:tcPr>
-          <w:p>
-            <w:pPr>
-              <w:jc w:val="center"/>
-            </w:pPr>
+            <w:tcW w:w="951" w:type="dxa"/>
+          </w:tcPr>
+          <w:p>
+            <w:pPr>
+              <w:jc w:val="center"/>
+              <w:rPr>
+                <w:color w:val="C00000"/>
+              </w:rPr>
+            </w:pPr>
+            <w:r>
+              <w:t>0.00%</w:t>
+            </w:r>
           </w:p>
         </w:tc>
       </w:tr>
@@ -21301,6 +21503,12 @@
                 <w:lang w:val="en-US"/>
               </w:rPr>
             </w:pPr>
+            <w:r>
+              <w:rPr>
+                <w:lang w:val="en-US"/>
+              </w:rPr>
+              <w:t>192 943</w:t>
+            </w:r>
           </w:p>
         </w:tc>
         <w:tc>
@@ -21326,12 +21534,19 @@
         </w:tc>
         <w:tc>
           <w:tcPr>
-            <w:tcW w:w="776" w:type="dxa"/>
-          </w:tcPr>
-          <w:p>
-            <w:pPr>
-              <w:jc w:val="center"/>
-            </w:pPr>
+            <w:tcW w:w="951" w:type="dxa"/>
+          </w:tcPr>
+          <w:p>
+            <w:pPr>
+              <w:jc w:val="center"/>
+              <w:rPr>
+                <w:i/>
+                <w:color w:val="C00000"/>
+              </w:rPr>
+            </w:pPr>
+            <w:r>
+              <w:t>0.00%</w:t>
+            </w:r>
           </w:p>
         </w:tc>
       </w:tr>
@@ -21383,6 +21598,9 @@
             <w:pPr>
               <w:jc w:val="center"/>
             </w:pPr>
+            <w:r>
+              <w:t>150.7</w:t>
+            </w:r>
           </w:p>
         </w:tc>
         <w:tc>
@@ -21408,12 +21626,23 @@
         </w:tc>
         <w:tc>
           <w:tcPr>
-            <w:tcW w:w="776" w:type="dxa"/>
-          </w:tcPr>
-          <w:p>
-            <w:pPr>
-              <w:jc w:val="center"/>
-            </w:pPr>
+            <w:tcW w:w="951" w:type="dxa"/>
+          </w:tcPr>
+          <w:p>
+            <w:pPr>
+              <w:jc w:val="center"/>
+              <w:rPr>
+                <w:i/>
+                <w:color w:val="C00000"/>
+              </w:rPr>
+            </w:pPr>
+            <w:r>
+              <w:rPr>
+                <w:i/>
+                <w:color w:val="C00000"/>
+              </w:rPr>
+              <w:t>-0.13%</w:t>
+            </w:r>
           </w:p>
         </w:tc>
       </w:tr>
@@ -21484,6 +21713,12 @@
                 <w:lang w:val="en-US"/>
               </w:rPr>
             </w:pPr>
+            <w:r>
+              <w:rPr>
+                <w:lang w:val="en-US"/>
+              </w:rPr>
+              <w:t>133.4</w:t>
+            </w:r>
           </w:p>
         </w:tc>
         <w:tc>
@@ -21509,12 +21744,23 @@
         </w:tc>
         <w:tc>
           <w:tcPr>
-            <w:tcW w:w="776" w:type="dxa"/>
-          </w:tcPr>
-          <w:p>
-            <w:pPr>
-              <w:jc w:val="center"/>
-            </w:pPr>
+            <w:tcW w:w="951" w:type="dxa"/>
+          </w:tcPr>
+          <w:p>
+            <w:pPr>
+              <w:jc w:val="center"/>
+              <w:rPr>
+                <w:i/>
+                <w:color w:val="C00000"/>
+              </w:rPr>
+            </w:pPr>
+            <w:r>
+              <w:rPr>
+                <w:i/>
+                <w:color w:val="C00000"/>
+              </w:rPr>
+              <w:t>-0.15%</w:t>
+            </w:r>
           </w:p>
         </w:tc>
       </w:tr>
@@ -21602,6 +21848,12 @@
                 <w:lang w:val="en-US"/>
               </w:rPr>
             </w:pPr>
+            <w:r>
+              <w:rPr>
+                <w:lang w:val="en-US"/>
+              </w:rPr>
+              <w:t>355</w:t>
+            </w:r>
           </w:p>
         </w:tc>
         <w:tc>
@@ -21627,12 +21879,19 @@
         </w:tc>
         <w:tc>
           <w:tcPr>
-            <w:tcW w:w="776" w:type="dxa"/>
-          </w:tcPr>
-          <w:p>
-            <w:pPr>
-              <w:jc w:val="center"/>
-            </w:pPr>
+            <w:tcW w:w="951" w:type="dxa"/>
+          </w:tcPr>
+          <w:p>
+            <w:pPr>
+              <w:jc w:val="center"/>
+              <w:rPr>
+                <w:i/>
+                <w:color w:val="C00000"/>
+              </w:rPr>
+            </w:pPr>
+            <w:r>
+              <w:t>0.00%</w:t>
+            </w:r>
           </w:p>
         </w:tc>
       </w:tr>
@@ -21678,6 +21937,9 @@
             <w:pPr>
               <w:jc w:val="center"/>
             </w:pPr>
+            <w:r>
+              <w:t>210 000</w:t>
+            </w:r>
           </w:p>
         </w:tc>
         <w:tc>
@@ -21703,12 +21965,19 @@
         </w:tc>
         <w:tc>
           <w:tcPr>
-            <w:tcW w:w="776" w:type="dxa"/>
-          </w:tcPr>
-          <w:p>
-            <w:pPr>
-              <w:jc w:val="center"/>
-            </w:pPr>
+            <w:tcW w:w="951" w:type="dxa"/>
+          </w:tcPr>
+          <w:p>
+            <w:pPr>
+              <w:jc w:val="center"/>
+              <w:rPr>
+                <w:i/>
+                <w:color w:val="C00000"/>
+              </w:rPr>
+            </w:pPr>
+            <w:r>
+              <w:t>0.00%</w:t>
+            </w:r>
           </w:p>
         </w:tc>
       </w:tr>
@@ -21763,6 +22032,9 @@
             <w:pPr>
               <w:jc w:val="center"/>
             </w:pPr>
+            <w:r>
+              <w:t>7 850</w:t>
+            </w:r>
           </w:p>
         </w:tc>
         <w:tc>
@@ -21788,12 +22060,19 @@
         </w:tc>
         <w:tc>
           <w:tcPr>
-            <w:tcW w:w="776" w:type="dxa"/>
-          </w:tcPr>
-          <w:p>
-            <w:pPr>
-              <w:jc w:val="center"/>
-            </w:pPr>
+            <w:tcW w:w="951" w:type="dxa"/>
+          </w:tcPr>
+          <w:p>
+            <w:pPr>
+              <w:jc w:val="center"/>
+              <w:rPr>
+                <w:i/>
+                <w:color w:val="C00000"/>
+              </w:rPr>
+            </w:pPr>
+            <w:r>
+              <w:t>0.00%</w:t>
+            </w:r>
           </w:p>
         </w:tc>
       </w:tr>
@@ -21862,6 +22141,9 @@
             <w:pPr>
               <w:jc w:val="center"/>
             </w:pPr>
+            <w:r>
+              <w:t>4 107</w:t>
+            </w:r>
           </w:p>
         </w:tc>
         <w:tc>
@@ -21887,12 +22169,23 @@
         </w:tc>
         <w:tc>
           <w:tcPr>
-            <w:tcW w:w="776" w:type="dxa"/>
-          </w:tcPr>
-          <w:p>
-            <w:pPr>
-              <w:jc w:val="center"/>
-            </w:pPr>
+            <w:tcW w:w="951" w:type="dxa"/>
+          </w:tcPr>
+          <w:p>
+            <w:pPr>
+              <w:jc w:val="center"/>
+              <w:rPr>
+                <w:i/>
+                <w:color w:val="C00000"/>
+              </w:rPr>
+            </w:pPr>
+            <w:r>
+              <w:rPr>
+                <w:i/>
+                <w:color w:val="C00000"/>
+              </w:rPr>
+              <w:t>0.15%</w:t>
+            </w:r>
           </w:p>
         </w:tc>
       </w:tr>
@@ -21981,6 +22274,12 @@
                 <w:lang w:val="en-US"/>
               </w:rPr>
             </w:pPr>
+            <w:r>
+              <w:rPr>
+                <w:lang w:val="en-US"/>
+              </w:rPr>
+              <w:t>1 231</w:t>
+            </w:r>
           </w:p>
         </w:tc>
         <w:tc>
@@ -22006,12 +22305,23 @@
         </w:tc>
         <w:tc>
           <w:tcPr>
-            <w:tcW w:w="776" w:type="dxa"/>
-          </w:tcPr>
-          <w:p>
-            <w:pPr>
-              <w:jc w:val="center"/>
-            </w:pPr>
+            <w:tcW w:w="951" w:type="dxa"/>
+          </w:tcPr>
+          <w:p>
+            <w:pPr>
+              <w:jc w:val="center"/>
+              <w:rPr>
+                <w:i/>
+                <w:color w:val="C00000"/>
+              </w:rPr>
+            </w:pPr>
+            <w:r>
+              <w:rPr>
+                <w:i/>
+                <w:color w:val="C00000"/>
+              </w:rPr>
+              <w:t>0.33%</w:t>
+            </w:r>
           </w:p>
         </w:tc>
       </w:tr>
@@ -22099,6 +22409,12 @@
                 <w:lang w:val="en-US"/>
               </w:rPr>
             </w:pPr>
+            <w:r>
+              <w:rPr>
+                <w:lang w:val="en-US"/>
+              </w:rPr>
+              <w:t>780</w:t>
+            </w:r>
           </w:p>
         </w:tc>
         <w:tc>
@@ -22118,26 +22434,21 @@
                 <w:i/>
                 <w:color w:val="C00000"/>
               </w:rPr>
-              <w:t>8</w:t>
-            </w:r>
-            <w:bookmarkStart w:id="26" w:name="_GoBack"/>
-            <w:bookmarkEnd w:id="26"/>
-            <w:r>
+              <w:t>832</w:t>
+            </w:r>
+          </w:p>
+        </w:tc>
+        <w:tc>
+          <w:tcPr>
+            <w:tcW w:w="951" w:type="dxa"/>
+          </w:tcPr>
+          <w:p>
+            <w:pPr>
+              <w:jc w:val="center"/>
               <w:rPr>
                 <w:i/>
                 <w:color w:val="C00000"/>
               </w:rPr>
-              <w:t>32</w:t>
-            </w:r>
-          </w:p>
-        </w:tc>
-        <w:tc>
-          <w:tcPr>
-            <w:tcW w:w="776" w:type="dxa"/>
-          </w:tcPr>
-          <w:p>
-            <w:pPr>
-              <w:jc w:val="center"/>
             </w:pPr>
           </w:p>
         </w:tc>
@@ -22226,6 +22537,12 @@
                 <w:lang w:val="en-US"/>
               </w:rPr>
             </w:pPr>
+            <w:r>
+              <w:rPr>
+                <w:lang w:val="en-US"/>
+              </w:rPr>
+              <w:t>686</w:t>
+            </w:r>
           </w:p>
         </w:tc>
         <w:tc>
@@ -22251,7 +22568,7 @@
         </w:tc>
         <w:tc>
           <w:tcPr>
-            <w:tcW w:w="776" w:type="dxa"/>
+            <w:tcW w:w="951" w:type="dxa"/>
           </w:tcPr>
           <w:p>
             <w:pPr>
@@ -22291,6 +22608,9 @@
             <w:pPr>
               <w:jc w:val="center"/>
             </w:pPr>
+            <w:r>
+              <w:t>1</w:t>
+            </w:r>
           </w:p>
         </w:tc>
         <w:tc>
@@ -22316,12 +22636,15 @@
         </w:tc>
         <w:tc>
           <w:tcPr>
-            <w:tcW w:w="776" w:type="dxa"/>
-          </w:tcPr>
-          <w:p>
-            <w:pPr>
-              <w:jc w:val="center"/>
-            </w:pPr>
+            <w:tcW w:w="951" w:type="dxa"/>
+          </w:tcPr>
+          <w:p>
+            <w:pPr>
+              <w:jc w:val="center"/>
+            </w:pPr>
+            <w:r>
+              <w:t>0.00%</w:t>
+            </w:r>
           </w:p>
         </w:tc>
       </w:tr>
@@ -22352,6 +22675,9 @@
             <w:pPr>
               <w:jc w:val="center"/>
             </w:pPr>
+            <w:r>
+              <w:t>4</w:t>
+            </w:r>
           </w:p>
         </w:tc>
         <w:tc>
@@ -22377,12 +22703,15 @@
         </w:tc>
         <w:tc>
           <w:tcPr>
-            <w:tcW w:w="776" w:type="dxa"/>
-          </w:tcPr>
-          <w:p>
-            <w:pPr>
-              <w:jc w:val="center"/>
-            </w:pPr>
+            <w:tcW w:w="951" w:type="dxa"/>
+          </w:tcPr>
+          <w:p>
+            <w:pPr>
+              <w:jc w:val="center"/>
+            </w:pPr>
+            <w:r>
+              <w:t>0.00%</w:t>
+            </w:r>
           </w:p>
         </w:tc>
       </w:tr>
@@ -22501,6 +22830,12 @@
                 <w:lang w:val="en-US"/>
               </w:rPr>
             </w:pPr>
+            <w:r>
+              <w:rPr>
+                <w:lang w:val="en-US"/>
+              </w:rPr>
+              <w:t>41.8</w:t>
+            </w:r>
           </w:p>
         </w:tc>
         <w:tc>
@@ -22526,12 +22861,15 @@
         </w:tc>
         <w:tc>
           <w:tcPr>
-            <w:tcW w:w="776" w:type="dxa"/>
-          </w:tcPr>
-          <w:p>
-            <w:pPr>
-              <w:jc w:val="center"/>
-            </w:pPr>
+            <w:tcW w:w="951" w:type="dxa"/>
+          </w:tcPr>
+          <w:p>
+            <w:pPr>
+              <w:jc w:val="center"/>
+            </w:pPr>
+            <w:r>
+              <w:t>0.00%</w:t>
+            </w:r>
           </w:p>
         </w:tc>
       </w:tr>
@@ -22595,6 +22933,12 @@
                 <w:lang w:val="en-US"/>
               </w:rPr>
             </w:pPr>
+            <w:r>
+              <w:rPr>
+                <w:lang w:val="en-US"/>
+              </w:rPr>
+              <w:t>101</w:t>
+            </w:r>
           </w:p>
         </w:tc>
         <w:tc>
@@ -22620,12 +22964,15 @@
         </w:tc>
         <w:tc>
           <w:tcPr>
-            <w:tcW w:w="776" w:type="dxa"/>
-          </w:tcPr>
-          <w:p>
-            <w:pPr>
-              <w:jc w:val="center"/>
-            </w:pPr>
+            <w:tcW w:w="951" w:type="dxa"/>
+          </w:tcPr>
+          <w:p>
+            <w:pPr>
+              <w:jc w:val="center"/>
+            </w:pPr>
+            <w:r>
+              <w:t>0.00%</w:t>
+            </w:r>
           </w:p>
         </w:tc>
       </w:tr>
@@ -22647,13 +22994,7 @@
               <w:rPr>
                 <w:lang w:val="en-US"/>
               </w:rPr>
-              <w:t xml:space="preserve">Verification of web buckling </w:t>
-            </w:r>
-            <w:r>
-              <w:rPr>
-                <w:lang w:val="en-US"/>
-              </w:rPr>
-              <w:t>necessary?</w:t>
+              <w:t>Verification of web buckling necessary?</w:t>
             </w:r>
           </w:p>
         </w:tc>
@@ -22668,6 +23009,12 @@
                 <w:lang w:val="en-US"/>
               </w:rPr>
             </w:pPr>
+            <w:r>
+              <w:rPr>
+                <w:lang w:val="en-US"/>
+              </w:rPr>
+              <w:t>No</w:t>
+            </w:r>
           </w:p>
         </w:tc>
         <w:tc>
@@ -22693,7 +23040,7 @@
         </w:tc>
         <w:tc>
           <w:tcPr>
-            <w:tcW w:w="776" w:type="dxa"/>
+            <w:tcW w:w="951" w:type="dxa"/>
           </w:tcPr>
           <w:p>
             <w:pPr>
@@ -30040,7 +30387,7 @@
               <w:rFonts w:ascii="Calibri" w:hAnsi="Calibri"/>
               <w:noProof/>
             </w:rPr>
-            <w:t>14/05/2024</w:t>
+            <w:t>15/05/2024</w:t>
           </w:r>
           <w:r>
             <w:rPr>
@@ -30933,7 +31280,7 @@
               <w:sz w:val="20"/>
               <w:szCs w:val="20"/>
             </w:rPr>
-            <w:t>25</w:t>
+            <w:t>24</w:t>
           </w:r>
           <w:r>
             <w:rPr>
@@ -32386,7 +32733,7 @@
               <w:szCs w:val="20"/>
               <w:lang w:val="en-GB"/>
             </w:rPr>
-            <w:t>21</w:t>
+            <w:t>20</w:t>
           </w:r>
           <w:r>
             <w:rPr>
@@ -43574,21 +43921,12 @@
 </file>
 
 <file path=customXml/item1.xml><?xml version="1.0" encoding="utf-8"?>
-<?mso-contentType ?>
-<FormTemplates xmlns="http://schemas.microsoft.com/sharepoint/v3/contenttype/forms">
-  <Display>DocumentLibraryForm</Display>
-  <Edit>DocumentLibraryForm</Edit>
-  <New>DocumentLibraryForm</New>
-</FormTemplates>
-</file>
-
-<file path=customXml/item2.xml><?xml version="1.0" encoding="utf-8"?>
 <p:properties xmlns:p="http://schemas.microsoft.com/office/2006/metadata/properties" xmlns:xsi="http://www.w3.org/2001/XMLSchema-instance" xmlns:pc="http://schemas.microsoft.com/office/infopath/2007/PartnerControls">
   <documentManagement/>
 </p:properties>
 </file>
 
-<file path=customXml/item3.xml><?xml version="1.0" encoding="utf-8"?>
+<file path=customXml/item2.xml><?xml version="1.0" encoding="utf-8"?>
 <ct:contentTypeSchema xmlns:ct="http://schemas.microsoft.com/office/2006/metadata/contentType" xmlns:ma="http://schemas.microsoft.com/office/2006/metadata/properties/metaAttributes" ct:_="" ma:_="" ma:contentTypeName="Document" ma:contentTypeID="0x010100C247FB7A51CDFF45B526B55FCBF0CC3A" ma:contentTypeVersion="11" ma:contentTypeDescription="Crée un document." ma:contentTypeScope="" ma:versionID="163d0b2c9ded4b8a7dfdd976cd200a17">
   <xsd:schema xmlns:xsd="http://www.w3.org/2001/XMLSchema" xmlns:xs="http://www.w3.org/2001/XMLSchema" xmlns:p="http://schemas.microsoft.com/office/2006/metadata/properties" xmlns:ns3="1339968c-844c-4ba9-aec6-fbaa9d140e36" targetNamespace="http://schemas.microsoft.com/office/2006/metadata/properties" ma:root="true" ma:fieldsID="d2393c41cac5a2e9ffb95dd220a5df63" ns3:_="">
     <xsd:import namespace="1339968c-844c-4ba9-aec6-fbaa9d140e36"/>
@@ -43778,19 +44116,20 @@
 </ct:contentTypeSchema>
 </file>
 
+<file path=customXml/item3.xml><?xml version="1.0" encoding="utf-8"?>
+<?mso-contentType ?>
+<FormTemplates xmlns="http://schemas.microsoft.com/sharepoint/v3/contenttype/forms">
+  <Display>DocumentLibraryForm</Display>
+  <Edit>DocumentLibraryForm</Edit>
+  <New>DocumentLibraryForm</New>
+</FormTemplates>
+</file>
+
 <file path=customXml/item4.xml><?xml version="1.0" encoding="utf-8"?>
 <b:Sources xmlns:b="http://schemas.openxmlformats.org/officeDocument/2006/bibliography" xmlns="http://schemas.openxmlformats.org/officeDocument/2006/bibliography" SelectedStyle="\APASixthEditionOfficeOnline.xsl" StyleName="APA" Version="6"/>
 </file>
 
 <file path=customXml/itemProps1.xml><?xml version="1.0" encoding="utf-8"?>
-<ds:datastoreItem xmlns:ds="http://schemas.openxmlformats.org/officeDocument/2006/customXml" ds:itemID="{4FB0FFFE-1214-4FB0-A9C1-883B8A00FAD1}">
-  <ds:schemaRefs>
-    <ds:schemaRef ds:uri="http://schemas.microsoft.com/sharepoint/v3/contenttype/forms"/>
-  </ds:schemaRefs>
-</ds:datastoreItem>
-</file>
-
-<file path=customXml/itemProps2.xml><?xml version="1.0" encoding="utf-8"?>
 <ds:datastoreItem xmlns:ds="http://schemas.openxmlformats.org/officeDocument/2006/customXml" ds:itemID="{8244F4F7-4138-49F1-B92F-F5AC6DA6C88D}">
   <ds:schemaRefs>
     <ds:schemaRef ds:uri="http://schemas.microsoft.com/office/2006/metadata/properties"/>
@@ -43799,7 +44138,7 @@
 </ds:datastoreItem>
 </file>
 
-<file path=customXml/itemProps3.xml><?xml version="1.0" encoding="utf-8"?>
+<file path=customXml/itemProps2.xml><?xml version="1.0" encoding="utf-8"?>
 <ds:datastoreItem xmlns:ds="http://schemas.openxmlformats.org/officeDocument/2006/customXml" ds:itemID="{763DED0B-077B-498B-B22E-F05F3E3AE21C}">
   <ds:schemaRefs>
     <ds:schemaRef ds:uri="http://schemas.microsoft.com/office/2006/metadata/contentType"/>
@@ -43817,8 +44156,16 @@
 </ds:datastoreItem>
 </file>
 
+<file path=customXml/itemProps3.xml><?xml version="1.0" encoding="utf-8"?>
+<ds:datastoreItem xmlns:ds="http://schemas.openxmlformats.org/officeDocument/2006/customXml" ds:itemID="{4FB0FFFE-1214-4FB0-A9C1-883B8A00FAD1}">
+  <ds:schemaRefs>
+    <ds:schemaRef ds:uri="http://schemas.microsoft.com/sharepoint/v3/contenttype/forms"/>
+  </ds:schemaRefs>
+</ds:datastoreItem>
+</file>
+
 <file path=customXml/itemProps4.xml><?xml version="1.0" encoding="utf-8"?>
-<ds:datastoreItem xmlns:ds="http://schemas.openxmlformats.org/officeDocument/2006/customXml" ds:itemID="{F7A90882-D44A-4F51-B3D1-B0D3D6E403E1}">
+<ds:datastoreItem xmlns:ds="http://schemas.openxmlformats.org/officeDocument/2006/customXml" ds:itemID="{D32E3D53-7897-4570-BD0C-EAE294EB6E77}">
   <ds:schemaRefs>
     <ds:schemaRef ds:uri="http://schemas.openxmlformats.org/officeDocument/2006/bibliography"/>
   </ds:schemaRefs>

--- a/Manuel Validation/ABCPMX - Manuel Validation.docx
+++ b/Manuel Validation/ABCPMX - Manuel Validation.docx
@@ -228,12 +228,37 @@
                 <w:b/>
               </w:rPr>
             </w:pPr>
+            <w:proofErr w:type="spellStart"/>
             <w:r>
               <w:rPr>
                 <w:rFonts w:ascii="Calibri" w:hAnsi="Calibri"/>
                 <w:b/>
               </w:rPr>
-              <w:t>Order reference:</w:t>
+              <w:t>Order</w:t>
+            </w:r>
+            <w:proofErr w:type="spellEnd"/>
+            <w:r>
+              <w:rPr>
+                <w:rFonts w:ascii="Calibri" w:hAnsi="Calibri"/>
+                <w:b/>
+              </w:rPr>
+              <w:t xml:space="preserve"> </w:t>
+            </w:r>
+            <w:proofErr w:type="spellStart"/>
+            <w:r>
+              <w:rPr>
+                <w:rFonts w:ascii="Calibri" w:hAnsi="Calibri"/>
+                <w:b/>
+              </w:rPr>
+              <w:t>reference</w:t>
+            </w:r>
+            <w:proofErr w:type="spellEnd"/>
+            <w:r>
+              <w:rPr>
+                <w:rFonts w:ascii="Calibri" w:hAnsi="Calibri"/>
+                <w:b/>
+              </w:rPr>
+              <w:t>:</w:t>
             </w:r>
           </w:p>
         </w:tc>
@@ -896,7 +921,25 @@
                                       <w:sz w:val="12"/>
                                       <w:szCs w:val="12"/>
                                     </w:rPr>
-                                    <w:t>Membre du Comité de Coordination des Centres de Recherche en mécanique / Siret : 775 728 785 00046 Code Naf : 7219 Z</w:t>
+                                    <w:t xml:space="preserve">Membre du Comité de Coordination des Centres de Recherche en mécanique / Siret : 775 728 785 00046 Code </w:t>
+                                  </w:r>
+                                  <w:proofErr w:type="spellStart"/>
+                                  <w:r>
+                                    <w:rPr>
+                                      <w:rFonts w:asciiTheme="minorHAnsi" w:hAnsiTheme="minorHAnsi"/>
+                                      <w:sz w:val="12"/>
+                                      <w:szCs w:val="12"/>
+                                    </w:rPr>
+                                    <w:t>Naf</w:t>
+                                  </w:r>
+                                  <w:proofErr w:type="spellEnd"/>
+                                  <w:r>
+                                    <w:rPr>
+                                      <w:rFonts w:asciiTheme="minorHAnsi" w:hAnsiTheme="minorHAnsi"/>
+                                      <w:sz w:val="12"/>
+                                      <w:szCs w:val="12"/>
+                                    </w:rPr>
+                                    <w:t> : 7219 Z</w:t>
                                   </w:r>
                                 </w:p>
                                 <w:p>
@@ -988,7 +1031,25 @@
                                 <w:sz w:val="12"/>
                                 <w:szCs w:val="12"/>
                               </w:rPr>
-                              <w:t>Membre du Comité de Coordination des Centres de Recherche en mécanique / Siret : 775 728 785 00046 Code Naf : 7219 Z</w:t>
+                              <w:t xml:space="preserve">Membre du Comité de Coordination des Centres de Recherche en mécanique / Siret : 775 728 785 00046 Code </w:t>
+                            </w:r>
+                            <w:proofErr w:type="spellStart"/>
+                            <w:r>
+                              <w:rPr>
+                                <w:rFonts w:asciiTheme="minorHAnsi" w:hAnsiTheme="minorHAnsi"/>
+                                <w:sz w:val="12"/>
+                                <w:szCs w:val="12"/>
+                              </w:rPr>
+                              <w:t>Naf</w:t>
+                            </w:r>
+                            <w:proofErr w:type="spellEnd"/>
+                            <w:r>
+                              <w:rPr>
+                                <w:rFonts w:asciiTheme="minorHAnsi" w:hAnsiTheme="minorHAnsi"/>
+                                <w:sz w:val="12"/>
+                                <w:szCs w:val="12"/>
+                              </w:rPr>
+                              <w:t> : 7219 Z</w:t>
                             </w:r>
                           </w:p>
                           <w:p>
@@ -1110,6 +1171,7 @@
                 <w:sz w:val="24"/>
               </w:rPr>
             </w:pPr>
+            <w:proofErr w:type="spellStart"/>
             <w:r>
               <w:rPr>
                 <w:rFonts w:ascii="Calibri" w:hAnsi="Calibri"/>
@@ -1134,6 +1196,7 @@
               </w:rPr>
               <w:t>vision</w:t>
             </w:r>
+            <w:proofErr w:type="spellEnd"/>
           </w:p>
         </w:tc>
         <w:tc>
@@ -1178,6 +1241,7 @@
                 <w:sz w:val="24"/>
               </w:rPr>
             </w:pPr>
+            <w:proofErr w:type="spellStart"/>
             <w:r>
               <w:rPr>
                 <w:rFonts w:ascii="Calibri" w:hAnsi="Calibri"/>
@@ -1202,6 +1266,7 @@
               </w:rPr>
               <w:t>s</w:t>
             </w:r>
+            <w:proofErr w:type="spellEnd"/>
           </w:p>
         </w:tc>
         <w:tc>
@@ -1220,6 +1285,7 @@
                 <w:sz w:val="24"/>
               </w:rPr>
             </w:pPr>
+            <w:proofErr w:type="spellStart"/>
             <w:r>
               <w:rPr>
                 <w:rFonts w:ascii="Calibri" w:hAnsi="Calibri"/>
@@ -1228,6 +1294,7 @@
               </w:rPr>
               <w:t>Subject</w:t>
             </w:r>
+            <w:proofErr w:type="spellEnd"/>
           </w:p>
         </w:tc>
       </w:tr>
@@ -2380,7 +2447,21 @@
         <w:rPr>
           <w:lang w:val="en-US"/>
         </w:rPr>
-        <w:t xml:space="preserve">elopment is co-funded by ArcelorMittal and CTICM. This documents </w:t>
+        <w:t xml:space="preserve">elopment is co-funded by </w:t>
+      </w:r>
+      <w:proofErr w:type="spellStart"/>
+      <w:r>
+        <w:rPr>
+          <w:lang w:val="en-US"/>
+        </w:rPr>
+        <w:t>ArcelorMittal</w:t>
+      </w:r>
+      <w:proofErr w:type="spellEnd"/>
+      <w:r>
+        <w:rPr>
+          <w:lang w:val="en-US"/>
+        </w:rPr>
+        <w:t xml:space="preserve"> and CTICM. This documents </w:t>
       </w:r>
       <w:r>
         <w:rPr>
@@ -2435,9 +2516,17 @@
         <w:rPr>
           <w:lang w:val="en-GB"/>
         </w:rPr>
-        <w:t xml:space="preserve"> of Eurocodes</w:t>
+        <w:t xml:space="preserve"> of </w:t>
+      </w:r>
+      <w:proofErr w:type="spellStart"/>
+      <w:r>
+        <w:rPr>
+          <w:lang w:val="en-GB"/>
+        </w:rPr>
+        <w:t>Eurocodes</w:t>
       </w:r>
       <w:bookmarkEnd w:id="2"/>
+      <w:proofErr w:type="spellEnd"/>
     </w:p>
     <w:p>
       <w:pPr>
@@ -2525,7 +2614,21 @@
         <w:rPr>
           <w:lang w:val="en-GB"/>
         </w:rPr>
-        <w:t xml:space="preserve"> Eurocode 1: Actions on structures</w:t>
+        <w:t xml:space="preserve"> </w:t>
+      </w:r>
+      <w:proofErr w:type="spellStart"/>
+      <w:r>
+        <w:rPr>
+          <w:lang w:val="en-GB"/>
+        </w:rPr>
+        <w:t>Eurocode</w:t>
+      </w:r>
+      <w:proofErr w:type="spellEnd"/>
+      <w:r>
+        <w:rPr>
+          <w:lang w:val="en-GB"/>
+        </w:rPr>
+        <w:t xml:space="preserve"> 1: Actions on structures</w:t>
       </w:r>
       <w:r>
         <w:rPr>
@@ -2576,7 +2679,21 @@
         <w:rPr>
           <w:szCs w:val="22"/>
         </w:rPr>
-        <w:t>AFNOR. October 2005.</w:t>
+        <w:t xml:space="preserve">AFNOR. </w:t>
+      </w:r>
+      <w:proofErr w:type="spellStart"/>
+      <w:r>
+        <w:rPr>
+          <w:szCs w:val="22"/>
+        </w:rPr>
+        <w:t>October</w:t>
+      </w:r>
+      <w:proofErr w:type="spellEnd"/>
+      <w:r>
+        <w:rPr>
+          <w:szCs w:val="22"/>
+        </w:rPr>
+        <w:t xml:space="preserve"> 2005.</w:t>
       </w:r>
       <w:bookmarkEnd w:id="4"/>
     </w:p>
@@ -2826,9 +2943,17 @@
         <w:rPr>
           <w:lang w:val="en-GB"/>
         </w:rPr>
-        <w:t xml:space="preserve"> generation of Eurocodes</w:t>
+        <w:t xml:space="preserve"> generation of </w:t>
+      </w:r>
+      <w:proofErr w:type="spellStart"/>
+      <w:r>
+        <w:rPr>
+          <w:lang w:val="en-GB"/>
+        </w:rPr>
+        <w:t>Eurocodes</w:t>
       </w:r>
       <w:bookmarkEnd w:id="7"/>
+      <w:proofErr w:type="spellEnd"/>
     </w:p>
     <w:p>
       <w:pPr>
@@ -2845,6 +2970,8 @@
           <w:lang w:val="en-GB"/>
         </w:rPr>
       </w:pPr>
+      <w:proofErr w:type="spellStart"/>
+      <w:proofErr w:type="gramStart"/>
       <w:r>
         <w:rPr>
           <w:rFonts w:asciiTheme="minorHAnsi" w:hAnsiTheme="minorHAnsi"/>
@@ -2859,7 +2986,17 @@
           <w:szCs w:val="22"/>
           <w:lang w:val="en-GB"/>
         </w:rPr>
-        <w:t>EN 199</w:t>
+        <w:t>EN</w:t>
+      </w:r>
+      <w:proofErr w:type="spellEnd"/>
+      <w:proofErr w:type="gramEnd"/>
+      <w:r>
+        <w:rPr>
+          <w:rFonts w:asciiTheme="minorHAnsi" w:hAnsiTheme="minorHAnsi"/>
+          <w:szCs w:val="22"/>
+          <w:lang w:val="en-GB"/>
+        </w:rPr>
+        <w:t xml:space="preserve"> 199</w:t>
       </w:r>
       <w:r>
         <w:rPr>
@@ -2914,6 +3051,7 @@
           <w:lang w:val="en-GB"/>
         </w:rPr>
       </w:pPr>
+      <w:proofErr w:type="spellStart"/>
       <w:r>
         <w:rPr>
           <w:rFonts w:asciiTheme="minorHAnsi" w:hAnsiTheme="minorHAnsi"/>
@@ -2928,7 +3066,16 @@
           <w:szCs w:val="22"/>
           <w:lang w:val="en-GB"/>
         </w:rPr>
-        <w:t xml:space="preserve">EN 1993-1-1 – Design of steel structures. Part 1-1: General rules and rules for buildings. </w:t>
+        <w:t>EN</w:t>
+      </w:r>
+      <w:proofErr w:type="spellEnd"/>
+      <w:r>
+        <w:rPr>
+          <w:rFonts w:asciiTheme="minorHAnsi" w:hAnsiTheme="minorHAnsi"/>
+          <w:szCs w:val="22"/>
+          <w:lang w:val="en-GB"/>
+        </w:rPr>
+        <w:t xml:space="preserve"> 1993-1-1 – Design of steel structures. Part 1-1: General rules and rules for buildings. </w:t>
       </w:r>
       <w:r>
         <w:rPr>
@@ -2954,6 +3101,7 @@
           <w:lang w:val="en-GB"/>
         </w:rPr>
       </w:pPr>
+      <w:proofErr w:type="spellStart"/>
       <w:r>
         <w:rPr>
           <w:rFonts w:asciiTheme="minorHAnsi" w:hAnsiTheme="minorHAnsi"/>
@@ -2968,7 +3116,16 @@
           <w:szCs w:val="22"/>
           <w:lang w:val="en-GB"/>
         </w:rPr>
-        <w:t>EN 1993-1-</w:t>
+        <w:t>EN</w:t>
+      </w:r>
+      <w:proofErr w:type="spellEnd"/>
+      <w:r>
+        <w:rPr>
+          <w:rFonts w:asciiTheme="minorHAnsi" w:hAnsiTheme="minorHAnsi"/>
+          <w:szCs w:val="22"/>
+          <w:lang w:val="en-GB"/>
+        </w:rPr>
+        <w:t xml:space="preserve"> 1993-1-</w:t>
       </w:r>
       <w:r>
         <w:rPr>
@@ -3011,6 +3168,8 @@
         </w:rPr>
       </w:pPr>
       <w:bookmarkStart w:id="8" w:name="_Ref142557327"/>
+      <w:proofErr w:type="spellStart"/>
+      <w:proofErr w:type="gramStart"/>
       <w:r>
         <w:rPr>
           <w:rFonts w:asciiTheme="minorHAnsi" w:hAnsiTheme="minorHAnsi"/>
@@ -3025,7 +3184,17 @@
           <w:szCs w:val="22"/>
           <w:lang w:val="en-GB"/>
         </w:rPr>
-        <w:t xml:space="preserve">EN 1994-1-1 – Design of composite steel and concrete structures. Part 1-1: General rules and rules for buildings. </w:t>
+        <w:t>EN</w:t>
+      </w:r>
+      <w:proofErr w:type="spellEnd"/>
+      <w:proofErr w:type="gramEnd"/>
+      <w:r>
+        <w:rPr>
+          <w:rFonts w:asciiTheme="minorHAnsi" w:hAnsiTheme="minorHAnsi"/>
+          <w:szCs w:val="22"/>
+          <w:lang w:val="en-GB"/>
+        </w:rPr>
+        <w:t xml:space="preserve"> 1994-1-1 – Design of composite steel and concrete structures. Part 1-1: General rules and rules for buildings. </w:t>
       </w:r>
       <w:r>
         <w:rPr>
@@ -3111,13 +3280,203 @@
         <w:rPr>
           <w:lang w:val="de-DE"/>
         </w:rPr>
-        <w:t xml:space="preserve">M. Feldmann, Ch. Heinemeyer, Ch. </w:t>
-      </w:r>
+        <w:t xml:space="preserve">M. Feldmann, </w:t>
+      </w:r>
+      <w:proofErr w:type="spellStart"/>
+      <w:r>
+        <w:rPr>
+          <w:lang w:val="de-DE"/>
+        </w:rPr>
+        <w:t>Ch</w:t>
+      </w:r>
+      <w:proofErr w:type="spellEnd"/>
+      <w:r>
+        <w:rPr>
+          <w:lang w:val="de-DE"/>
+        </w:rPr>
+        <w:t xml:space="preserve">. </w:t>
+      </w:r>
+      <w:proofErr w:type="spellStart"/>
+      <w:r>
+        <w:rPr>
+          <w:lang w:val="de-DE"/>
+        </w:rPr>
+        <w:t>Heinemeyer</w:t>
+      </w:r>
+      <w:proofErr w:type="spellEnd"/>
+      <w:r>
+        <w:rPr>
+          <w:lang w:val="de-DE"/>
+        </w:rPr>
+        <w:t xml:space="preserve">, </w:t>
+      </w:r>
+      <w:proofErr w:type="spellStart"/>
+      <w:r>
+        <w:rPr>
+          <w:lang w:val="de-DE"/>
+        </w:rPr>
+        <w:t>Ch</w:t>
+      </w:r>
+      <w:proofErr w:type="spellEnd"/>
+      <w:r>
+        <w:rPr>
+          <w:lang w:val="de-DE"/>
+        </w:rPr>
+        <w:t xml:space="preserve">. </w:t>
+      </w:r>
+      <w:proofErr w:type="spellStart"/>
       <w:r>
         <w:rPr>
           <w:lang w:val="en-GB"/>
         </w:rPr>
-        <w:t>Butz, E. Caetano, A. Cunha, F. Galanti, A. Goldack, O. Hechler, S. Hicks, A. Keil, M. Lukic, R. Obiala, M. Schlaich, G. Sedlaceck, A. Smith, P. Waarts – Background document in support to the implementation, harmonization and further development in the Eurocodes – Joint Report – 2009 – JRC Scientific and Technical Reports</w:t>
+        <w:t>Butz</w:t>
+      </w:r>
+      <w:proofErr w:type="spellEnd"/>
+      <w:r>
+        <w:rPr>
+          <w:lang w:val="en-GB"/>
+        </w:rPr>
+        <w:t xml:space="preserve">, E. Caetano, A. Cunha, F. </w:t>
+      </w:r>
+      <w:proofErr w:type="spellStart"/>
+      <w:r>
+        <w:rPr>
+          <w:lang w:val="en-GB"/>
+        </w:rPr>
+        <w:t>Galanti</w:t>
+      </w:r>
+      <w:proofErr w:type="spellEnd"/>
+      <w:r>
+        <w:rPr>
+          <w:lang w:val="en-GB"/>
+        </w:rPr>
+        <w:t xml:space="preserve">, A. </w:t>
+      </w:r>
+      <w:proofErr w:type="spellStart"/>
+      <w:r>
+        <w:rPr>
+          <w:lang w:val="en-GB"/>
+        </w:rPr>
+        <w:t>Goldack</w:t>
+      </w:r>
+      <w:proofErr w:type="spellEnd"/>
+      <w:r>
+        <w:rPr>
+          <w:lang w:val="en-GB"/>
+        </w:rPr>
+        <w:t xml:space="preserve">, O. </w:t>
+      </w:r>
+      <w:proofErr w:type="spellStart"/>
+      <w:r>
+        <w:rPr>
+          <w:lang w:val="en-GB"/>
+        </w:rPr>
+        <w:t>Hechler</w:t>
+      </w:r>
+      <w:proofErr w:type="spellEnd"/>
+      <w:r>
+        <w:rPr>
+          <w:lang w:val="en-GB"/>
+        </w:rPr>
+        <w:t xml:space="preserve">, S. Hicks, A. </w:t>
+      </w:r>
+      <w:proofErr w:type="spellStart"/>
+      <w:r>
+        <w:rPr>
+          <w:lang w:val="en-GB"/>
+        </w:rPr>
+        <w:t>Keil</w:t>
+      </w:r>
+      <w:proofErr w:type="spellEnd"/>
+      <w:r>
+        <w:rPr>
+          <w:lang w:val="en-GB"/>
+        </w:rPr>
+        <w:t xml:space="preserve">, M. </w:t>
+      </w:r>
+      <w:proofErr w:type="spellStart"/>
+      <w:r>
+        <w:rPr>
+          <w:lang w:val="en-GB"/>
+        </w:rPr>
+        <w:t>Lukic</w:t>
+      </w:r>
+      <w:proofErr w:type="spellEnd"/>
+      <w:r>
+        <w:rPr>
+          <w:lang w:val="en-GB"/>
+        </w:rPr>
+        <w:t xml:space="preserve">, R. </w:t>
+      </w:r>
+      <w:proofErr w:type="spellStart"/>
+      <w:r>
+        <w:rPr>
+          <w:lang w:val="en-GB"/>
+        </w:rPr>
+        <w:t>Obiala</w:t>
+      </w:r>
+      <w:proofErr w:type="spellEnd"/>
+      <w:r>
+        <w:rPr>
+          <w:lang w:val="en-GB"/>
+        </w:rPr>
+        <w:t xml:space="preserve">, M. </w:t>
+      </w:r>
+      <w:proofErr w:type="spellStart"/>
+      <w:r>
+        <w:rPr>
+          <w:lang w:val="en-GB"/>
+        </w:rPr>
+        <w:t>Schlaich</w:t>
+      </w:r>
+      <w:proofErr w:type="spellEnd"/>
+      <w:r>
+        <w:rPr>
+          <w:lang w:val="en-GB"/>
+        </w:rPr>
+        <w:t xml:space="preserve">, G. </w:t>
+      </w:r>
+      <w:proofErr w:type="spellStart"/>
+      <w:r>
+        <w:rPr>
+          <w:lang w:val="en-GB"/>
+        </w:rPr>
+        <w:t>Sedlaceck</w:t>
+      </w:r>
+      <w:proofErr w:type="spellEnd"/>
+      <w:r>
+        <w:rPr>
+          <w:lang w:val="en-GB"/>
+        </w:rPr>
+        <w:t xml:space="preserve">, A. Smith, P. </w:t>
+      </w:r>
+      <w:proofErr w:type="spellStart"/>
+      <w:r>
+        <w:rPr>
+          <w:lang w:val="en-GB"/>
+        </w:rPr>
+        <w:t>Waarts</w:t>
+      </w:r>
+      <w:proofErr w:type="spellEnd"/>
+      <w:r>
+        <w:rPr>
+          <w:lang w:val="en-GB"/>
+        </w:rPr>
+        <w:t xml:space="preserve"> – Background document in support to the implementation, harmonization and further development in the </w:t>
+      </w:r>
+      <w:proofErr w:type="spellStart"/>
+      <w:r>
+        <w:rPr>
+          <w:lang w:val="en-GB"/>
+        </w:rPr>
+        <w:t>Eurocodes</w:t>
+      </w:r>
+      <w:proofErr w:type="spellEnd"/>
+      <w:r>
+        <w:rPr>
+          <w:lang w:val="en-GB"/>
+        </w:rPr>
+        <w:t xml:space="preserve"> – Joint Report – 2009 – JRC Scientific and Technical Reports</w:t>
       </w:r>
       <w:bookmarkEnd w:id="10"/>
     </w:p>
@@ -3142,7 +3501,21 @@
           <w:lang w:val="en-GB"/>
         </w:rPr>
         <w:lastRenderedPageBreak/>
-        <w:t>European Recommandations for the Application of Metal Sheeting acting as a Diaphragm – Stresses Skin Design – ECCS European Convention for Constructional Steelwork – Report no 88 – 1995</w:t>
+        <w:t xml:space="preserve">European </w:t>
+      </w:r>
+      <w:proofErr w:type="spellStart"/>
+      <w:r>
+        <w:rPr>
+          <w:lang w:val="en-GB"/>
+        </w:rPr>
+        <w:t>Recommandations</w:t>
+      </w:r>
+      <w:proofErr w:type="spellEnd"/>
+      <w:r>
+        <w:rPr>
+          <w:lang w:val="en-GB"/>
+        </w:rPr>
+        <w:t xml:space="preserve"> for the Application of Metal Sheeting acting as a Diaphragm – Stresses Skin Design – ECCS European Convention for Constructional Steelwork – Report no 88 – 1995</w:t>
       </w:r>
       <w:bookmarkEnd w:id="11"/>
     </w:p>
@@ -3226,7 +3599,21 @@
         <w:rPr>
           <w:lang w:val="en-GB"/>
         </w:rPr>
-        <w:t xml:space="preserve"> – Revue Construction Métallique 1/2023</w:t>
+        <w:t xml:space="preserve"> – Revue Construction </w:t>
+      </w:r>
+      <w:proofErr w:type="spellStart"/>
+      <w:r>
+        <w:rPr>
+          <w:lang w:val="en-GB"/>
+        </w:rPr>
+        <w:t>Métallique</w:t>
+      </w:r>
+      <w:proofErr w:type="spellEnd"/>
+      <w:r>
+        <w:rPr>
+          <w:lang w:val="en-GB"/>
+        </w:rPr>
+        <w:t xml:space="preserve"> 1/2023</w:t>
       </w:r>
       <w:bookmarkEnd w:id="12"/>
     </w:p>
@@ -3292,7 +3679,21 @@
         <w:rPr>
           <w:lang w:val="en-GB"/>
         </w:rPr>
-        <w:t xml:space="preserve"> – Revue Construction Métallique 3/2022</w:t>
+        <w:t xml:space="preserve"> – Revue Construction </w:t>
+      </w:r>
+      <w:proofErr w:type="spellStart"/>
+      <w:r>
+        <w:rPr>
+          <w:lang w:val="en-GB"/>
+        </w:rPr>
+        <w:t>Métallique</w:t>
+      </w:r>
+      <w:proofErr w:type="spellEnd"/>
+      <w:r>
+        <w:rPr>
+          <w:lang w:val="en-GB"/>
+        </w:rPr>
+        <w:t xml:space="preserve"> 3/2022</w:t>
       </w:r>
       <w:bookmarkEnd w:id="13"/>
     </w:p>
@@ -3334,7 +3735,31 @@
         <w:t xml:space="preserve">Guide de conception pour les planchers minces à poutres incorporées - </w:t>
       </w:r>
       <w:r>
-        <w:t>ECCS European Convention for Constructional Steelwork – Report no 8</w:t>
+        <w:t xml:space="preserve">ECCS </w:t>
+      </w:r>
+      <w:proofErr w:type="spellStart"/>
+      <w:r>
+        <w:t>European</w:t>
+      </w:r>
+      <w:proofErr w:type="spellEnd"/>
+      <w:r>
+        <w:t xml:space="preserve"> Convention for </w:t>
+      </w:r>
+      <w:proofErr w:type="spellStart"/>
+      <w:r>
+        <w:t>Constructional</w:t>
+      </w:r>
+      <w:proofErr w:type="spellEnd"/>
+      <w:r>
+        <w:t xml:space="preserve"> </w:t>
+      </w:r>
+      <w:proofErr w:type="spellStart"/>
+      <w:r>
+        <w:t>Steelwork</w:t>
+      </w:r>
+      <w:proofErr w:type="spellEnd"/>
+      <w:r>
+        <w:t xml:space="preserve"> – Report no 8</w:t>
       </w:r>
       <w:r>
         <w:t>3</w:t>
@@ -3361,15 +3786,36 @@
       </w:pPr>
       <w:bookmarkStart w:id="16" w:name="_Ref144137443"/>
       <w:r>
-        <w:t xml:space="preserve">COSFB Software – Technical specifications – 15/09/2020 </w:t>
+        <w:t xml:space="preserve">COSFB Software – </w:t>
+      </w:r>
+      <w:proofErr w:type="spellStart"/>
+      <w:r>
+        <w:t>Technical</w:t>
+      </w:r>
+      <w:proofErr w:type="spellEnd"/>
+      <w:r>
+        <w:t xml:space="preserve"> </w:t>
+      </w:r>
+      <w:proofErr w:type="spellStart"/>
+      <w:r>
+        <w:t>specifications</w:t>
+      </w:r>
+      <w:proofErr w:type="spellEnd"/>
+      <w:r>
+        <w:t xml:space="preserve"> – 15/09/2020 </w:t>
       </w:r>
       <w:r>
         <w:t>–</w:t>
       </w:r>
       <w:r>
-        <w:t xml:space="preserve"> ArcelorMittal</w:t>
+        <w:t xml:space="preserve"> </w:t>
+      </w:r>
+      <w:proofErr w:type="spellStart"/>
+      <w:r>
+        <w:t>ArcelorMittal</w:t>
       </w:r>
       <w:bookmarkEnd w:id="16"/>
+      <w:proofErr w:type="spellEnd"/>
     </w:p>
     <w:p>
       <w:pPr>
@@ -3399,12 +3845,17 @@
       </w:pPr>
       <w:bookmarkStart w:id="17" w:name="_Toc147933826"/>
       <w:bookmarkStart w:id="18" w:name="_Toc158042646"/>
+      <w:proofErr w:type="spellStart"/>
       <w:r>
         <w:t>P</w:t>
       </w:r>
       <w:bookmarkEnd w:id="17"/>
       <w:r>
-        <w:t>rinciples of validation</w:t>
+        <w:t>rinciples</w:t>
+      </w:r>
+      <w:proofErr w:type="spellEnd"/>
+      <w:r>
+        <w:t xml:space="preserve"> of validation</w:t>
       </w:r>
       <w:bookmarkEnd w:id="18"/>
     </w:p>
@@ -3453,8 +3904,13 @@
           <w:numId w:val="80"/>
         </w:numPr>
       </w:pPr>
-      <w:r>
-        <w:t>software output data ;</w:t>
+      <w:proofErr w:type="gramStart"/>
+      <w:r>
+        <w:t>software</w:t>
+      </w:r>
+      <w:proofErr w:type="gramEnd"/>
+      <w:r>
+        <w:t xml:space="preserve"> output data ;</w:t>
       </w:r>
     </w:p>
     <w:p>
@@ -3486,11 +3942,19 @@
           <w:lang w:val="en-US"/>
         </w:rPr>
       </w:pPr>
+      <w:proofErr w:type="gramStart"/>
       <w:r>
         <w:rPr>
           <w:lang w:val="en-US"/>
         </w:rPr>
-        <w:t>the comparison between the software output results and those obtained by the reference.</w:t>
+        <w:t>the</w:t>
+      </w:r>
+      <w:proofErr w:type="gramEnd"/>
+      <w:r>
+        <w:rPr>
+          <w:lang w:val="en-US"/>
+        </w:rPr>
+        <w:t xml:space="preserve"> comparison between the software output results and those obtained by the reference.</w:t>
       </w:r>
     </w:p>
     <w:p>
@@ -3803,8 +4267,19 @@
           <w:sz w:val="20"/>
           <w:szCs w:val="18"/>
         </w:rPr>
-        <w:t>Transversal view</w:t>
-      </w:r>
+        <w:t xml:space="preserve">Transversal </w:t>
+      </w:r>
+      <w:proofErr w:type="spellStart"/>
+      <w:r>
+        <w:rPr>
+          <w:i/>
+          <w:iCs/>
+          <w:sz w:val="20"/>
+          <w:szCs w:val="18"/>
+        </w:rPr>
+        <w:t>view</w:t>
+      </w:r>
+      <w:proofErr w:type="spellEnd"/>
     </w:p>
     <w:p/>
     <w:p>
@@ -6389,6 +6864,7 @@
         </w:rPr>
         <w:t xml:space="preserve"> : </w:t>
       </w:r>
+      <w:proofErr w:type="spellStart"/>
       <w:r>
         <w:rPr>
           <w:i/>
@@ -6396,7 +6872,37 @@
           <w:sz w:val="20"/>
           <w:szCs w:val="18"/>
         </w:rPr>
-        <w:t>Beam calculation options</w:t>
+        <w:t>Beam</w:t>
+      </w:r>
+      <w:proofErr w:type="spellEnd"/>
+      <w:r>
+        <w:rPr>
+          <w:i/>
+          <w:iCs/>
+          <w:sz w:val="20"/>
+          <w:szCs w:val="18"/>
+        </w:rPr>
+        <w:t xml:space="preserve"> </w:t>
+      </w:r>
+      <w:proofErr w:type="spellStart"/>
+      <w:r>
+        <w:rPr>
+          <w:i/>
+          <w:iCs/>
+          <w:sz w:val="20"/>
+          <w:szCs w:val="18"/>
+        </w:rPr>
+        <w:t>calculation</w:t>
+      </w:r>
+      <w:proofErr w:type="spellEnd"/>
+      <w:r>
+        <w:rPr>
+          <w:i/>
+          <w:iCs/>
+          <w:sz w:val="20"/>
+          <w:szCs w:val="18"/>
+        </w:rPr>
+        <w:t xml:space="preserve"> options</w:t>
       </w:r>
     </w:p>
     <w:p>
@@ -6523,6 +7029,7 @@
         </w:rPr>
         <w:t xml:space="preserve"> : </w:t>
       </w:r>
+      <w:proofErr w:type="spellStart"/>
       <w:r>
         <w:rPr>
           <w:i/>
@@ -6530,8 +7037,29 @@
           <w:sz w:val="20"/>
           <w:szCs w:val="18"/>
         </w:rPr>
-        <w:t>Floor vibrations parameters</w:t>
-      </w:r>
+        <w:t>Floor</w:t>
+      </w:r>
+      <w:proofErr w:type="spellEnd"/>
+      <w:r>
+        <w:rPr>
+          <w:i/>
+          <w:iCs/>
+          <w:sz w:val="20"/>
+          <w:szCs w:val="18"/>
+        </w:rPr>
+        <w:t xml:space="preserve"> vibrations </w:t>
+      </w:r>
+      <w:proofErr w:type="spellStart"/>
+      <w:r>
+        <w:rPr>
+          <w:i/>
+          <w:iCs/>
+          <w:sz w:val="20"/>
+          <w:szCs w:val="18"/>
+        </w:rPr>
+        <w:t>parameters</w:t>
+      </w:r>
+      <w:proofErr w:type="spellEnd"/>
     </w:p>
     <w:p>
       <w:pPr>
@@ -6544,11 +7072,13 @@
         <w:pStyle w:val="Titre3"/>
       </w:pPr>
       <w:bookmarkStart w:id="25" w:name="_Toc158042650"/>
+      <w:proofErr w:type="spellStart"/>
       <w:r>
         <w:lastRenderedPageBreak/>
         <w:t>Results</w:t>
       </w:r>
       <w:bookmarkEnd w:id="25"/>
+      <w:proofErr w:type="spellEnd"/>
     </w:p>
     <w:tbl>
       <w:tblPr>
@@ -7205,8 +7735,21 @@
                 <w:tab w:val="right" w:pos="4985"/>
               </w:tabs>
             </w:pPr>
-            <w:r>
-              <w:t xml:space="preserve">Elastic section modulus about y-y axis : </w:t>
+            <w:proofErr w:type="spellStart"/>
+            <w:r>
+              <w:t>Elastic</w:t>
+            </w:r>
+            <w:proofErr w:type="spellEnd"/>
+            <w:r>
+              <w:t xml:space="preserve"> section </w:t>
+            </w:r>
+            <w:proofErr w:type="spellStart"/>
+            <w:r>
+              <w:t>modulus</w:t>
+            </w:r>
+            <w:proofErr w:type="spellEnd"/>
+            <w:r>
+              <w:t xml:space="preserve"> about y-y axis : </w:t>
             </w:r>
             <m:oMath>
               <m:sSub>
@@ -7454,7 +7997,15 @@
               <w:t>Plastic</w:t>
             </w:r>
             <w:r>
-              <w:t xml:space="preserve"> section modulus about y-y axis : </w:t>
+              <w:t xml:space="preserve"> section </w:t>
+            </w:r>
+            <w:proofErr w:type="spellStart"/>
+            <w:r>
+              <w:t>modulus</w:t>
+            </w:r>
+            <w:proofErr w:type="spellEnd"/>
+            <w:r>
+              <w:t xml:space="preserve"> about y-y axis : </w:t>
             </w:r>
             <m:oMath>
               <m:sSub>
@@ -7565,7 +8116,15 @@
               </w:tabs>
             </w:pPr>
             <w:r>
-              <w:t xml:space="preserve">Plastic section modulus about z-z axis : </w:t>
+              <w:t xml:space="preserve">Plastic section </w:t>
+            </w:r>
+            <w:proofErr w:type="spellStart"/>
+            <w:r>
+              <w:t>modulus</w:t>
+            </w:r>
+            <w:proofErr w:type="spellEnd"/>
+            <w:r>
+              <w:t xml:space="preserve"> about z-z axis : </w:t>
             </w:r>
             <m:oMath>
               <m:sSub>
@@ -7686,8 +8245,13 @@
                 <w:tab w:val="right" w:pos="4985"/>
               </w:tabs>
             </w:pPr>
-            <w:r>
-              <w:t xml:space="preserve">Torsional moment : </w:t>
+            <w:proofErr w:type="spellStart"/>
+            <w:r>
+              <w:t>Torsional</w:t>
+            </w:r>
+            <w:proofErr w:type="spellEnd"/>
+            <w:r>
+              <w:t xml:space="preserve"> moment : </w:t>
             </w:r>
             <m:oMath>
               <m:sSub>
@@ -8158,7 +8722,15 @@
               </w:tabs>
             </w:pPr>
             <w:r>
-              <w:t xml:space="preserve">Total paint surface : </w:t>
+              <w:t xml:space="preserve">Total </w:t>
+            </w:r>
+            <w:proofErr w:type="spellStart"/>
+            <w:r>
+              <w:t>paint</w:t>
+            </w:r>
+            <w:proofErr w:type="spellEnd"/>
+            <w:r>
+              <w:t xml:space="preserve"> surface : </w:t>
             </w:r>
             <m:oMath>
               <m:r>
@@ -8377,8 +8949,13 @@
                 <w:tab w:val="right" w:pos="4985"/>
               </w:tabs>
             </w:pPr>
-            <w:r>
-              <w:t xml:space="preserve">Massiveness : </w:t>
+            <w:proofErr w:type="spellStart"/>
+            <w:r>
+              <w:t>Massiveness</w:t>
+            </w:r>
+            <w:proofErr w:type="spellEnd"/>
+            <w:r>
+              <w:t xml:space="preserve"> : </w:t>
             </w:r>
             <m:oMath>
               <m:r>
@@ -8604,7 +9181,21 @@
               <w:rPr>
                 <w:lang w:val="en-US"/>
               </w:rPr>
-              <w:t xml:space="preserve">Nominal yield strenght : </w:t>
+              <w:t xml:space="preserve">Nominal yield </w:t>
+            </w:r>
+            <w:proofErr w:type="spellStart"/>
+            <w:r>
+              <w:rPr>
+                <w:lang w:val="en-US"/>
+              </w:rPr>
+              <w:t>strenght</w:t>
+            </w:r>
+            <w:proofErr w:type="spellEnd"/>
+            <w:r>
+              <w:rPr>
+                <w:lang w:val="en-US"/>
+              </w:rPr>
+              <w:t xml:space="preserve"> : </w:t>
             </w:r>
             <m:oMath>
               <m:sSub>
@@ -8724,8 +9315,21 @@
                 <w:tab w:val="right" w:pos="4985"/>
               </w:tabs>
             </w:pPr>
-            <w:r>
-              <w:t xml:space="preserve">Young’s modulus : </w:t>
+            <w:proofErr w:type="spellStart"/>
+            <w:r>
+              <w:t>Young’s</w:t>
+            </w:r>
+            <w:proofErr w:type="spellEnd"/>
+            <w:r>
+              <w:t xml:space="preserve"> </w:t>
+            </w:r>
+            <w:proofErr w:type="spellStart"/>
+            <w:r>
+              <w:t>modulus</w:t>
+            </w:r>
+            <w:proofErr w:type="spellEnd"/>
+            <w:r>
+              <w:t xml:space="preserve"> : </w:t>
             </w:r>
             <m:oMath>
               <m:r>
@@ -8740,7 +9344,15 @@
             </w:r>
             <w:r>
               <w:tab/>
-              <w:t xml:space="preserve">(MPa) </w:t>
+              <w:t>(</w:t>
+            </w:r>
+            <w:proofErr w:type="spellStart"/>
+            <w:r>
+              <w:t>MPa</w:t>
+            </w:r>
+            <w:proofErr w:type="spellEnd"/>
+            <w:r>
+              <w:t xml:space="preserve">) </w:t>
             </w:r>
             <w:r>
               <w:tab/>
@@ -8806,8 +9418,13 @@
                 <w:tab w:val="right" w:pos="4985"/>
               </w:tabs>
             </w:pPr>
-            <w:r>
-              <w:t xml:space="preserve">Density : </w:t>
+            <w:proofErr w:type="spellStart"/>
+            <w:r>
+              <w:t>Density</w:t>
+            </w:r>
+            <w:proofErr w:type="spellEnd"/>
+            <w:r>
+              <w:t xml:space="preserve"> : </w:t>
             </w:r>
             <m:oMath>
               <m:r>
@@ -8897,8 +9514,21 @@
                 <w:tab w:val="right" w:pos="4985"/>
               </w:tabs>
             </w:pPr>
-            <w:r>
-              <w:t xml:space="preserve">Tensile resistance : </w:t>
+            <w:proofErr w:type="spellStart"/>
+            <w:r>
+              <w:t>Tensile</w:t>
+            </w:r>
+            <w:proofErr w:type="spellEnd"/>
+            <w:r>
+              <w:t xml:space="preserve"> </w:t>
+            </w:r>
+            <w:proofErr w:type="spellStart"/>
+            <w:r>
+              <w:t>resistance</w:t>
+            </w:r>
+            <w:proofErr w:type="spellEnd"/>
+            <w:r>
+              <w:t xml:space="preserve"> : </w:t>
             </w:r>
             <m:oMath>
               <m:sSub>
@@ -9417,7 +10047,15 @@
               </w:tabs>
             </w:pPr>
             <w:r>
-              <w:t xml:space="preserve">Section class for bending : </w:t>
+              <w:t xml:space="preserve">Section class for </w:t>
+            </w:r>
+            <w:proofErr w:type="spellStart"/>
+            <w:r>
+              <w:t>bending</w:t>
+            </w:r>
+            <w:proofErr w:type="spellEnd"/>
+            <w:r>
+              <w:t xml:space="preserve"> : </w:t>
             </w:r>
             <w:r>
               <w:tab/>
@@ -9838,8 +10476,16 @@
               <w:rPr>
                 <w:lang w:val="en-US"/>
               </w:rPr>
-              <w:t>Verification of web buckling necessary ?</w:t>
-            </w:r>
+              <w:t xml:space="preserve">Verification of web buckling </w:t>
+            </w:r>
+            <w:proofErr w:type="gramStart"/>
+            <w:r>
+              <w:rPr>
+                <w:lang w:val="en-US"/>
+              </w:rPr>
+              <w:t>necessary ?</w:t>
+            </w:r>
+            <w:proofErr w:type="gramEnd"/>
           </w:p>
         </w:tc>
         <w:tc>
@@ -10007,8 +10653,21 @@
                 <w:tab w:val="right" w:pos="4997"/>
               </w:tabs>
             </w:pPr>
-            <w:r>
-              <w:t>Notional size (EN 1992-1-1 Annex B)</w:t>
+            <w:proofErr w:type="spellStart"/>
+            <w:r>
+              <w:t>Notional</w:t>
+            </w:r>
+            <w:proofErr w:type="spellEnd"/>
+            <w:r>
+              <w:t xml:space="preserve"> size (EN 1992-1-1 </w:t>
+            </w:r>
+            <w:proofErr w:type="spellStart"/>
+            <w:r>
+              <w:t>Annex</w:t>
+            </w:r>
+            <w:proofErr w:type="spellEnd"/>
+            <w:r>
+              <w:t xml:space="preserve"> B)</w:t>
             </w:r>
             <w:r>
               <w:t xml:space="preserve"> : </w:t>
@@ -10129,7 +10788,21 @@
                 <w:lang w:val="en-US"/>
               </w:rPr>
               <w:lastRenderedPageBreak/>
-              <w:t xml:space="preserve">Char. value of the compression strenght : </w:t>
+              <w:t xml:space="preserve">Char. value of the compression </w:t>
+            </w:r>
+            <w:proofErr w:type="spellStart"/>
+            <w:r>
+              <w:rPr>
+                <w:lang w:val="en-US"/>
+              </w:rPr>
+              <w:t>strenght</w:t>
+            </w:r>
+            <w:proofErr w:type="spellEnd"/>
+            <w:r>
+              <w:rPr>
+                <w:lang w:val="en-US"/>
+              </w:rPr>
+              <w:t xml:space="preserve"> : </w:t>
             </w:r>
             <m:oMath>
               <m:sSub>
@@ -10251,7 +10924,21 @@
               <w:rPr>
                 <w:lang w:val="en-US"/>
               </w:rPr>
-              <w:t xml:space="preserve">Mean value of compression strenght : </w:t>
+              <w:t xml:space="preserve">Mean value of compression </w:t>
+            </w:r>
+            <w:proofErr w:type="spellStart"/>
+            <w:r>
+              <w:rPr>
+                <w:lang w:val="en-US"/>
+              </w:rPr>
+              <w:t>strenght</w:t>
+            </w:r>
+            <w:proofErr w:type="spellEnd"/>
+            <w:r>
+              <w:rPr>
+                <w:lang w:val="en-US"/>
+              </w:rPr>
+              <w:t xml:space="preserve"> : </w:t>
             </w:r>
             <m:oMath>
               <m:sSub>
@@ -10373,7 +11060,21 @@
               <w:rPr>
                 <w:lang w:val="en-US"/>
               </w:rPr>
-              <w:t xml:space="preserve">Mean tensile strenght : </w:t>
+              <w:t xml:space="preserve">Mean tensile </w:t>
+            </w:r>
+            <w:proofErr w:type="spellStart"/>
+            <w:r>
+              <w:rPr>
+                <w:lang w:val="en-US"/>
+              </w:rPr>
+              <w:t>strenght</w:t>
+            </w:r>
+            <w:proofErr w:type="spellEnd"/>
+            <w:r>
+              <w:rPr>
+                <w:lang w:val="en-US"/>
+              </w:rPr>
+              <w:t xml:space="preserve"> : </w:t>
             </w:r>
             <m:oMath>
               <m:sSub>
@@ -10879,8 +11580,13 @@
               </w:tabs>
               <w:jc w:val="left"/>
             </w:pPr>
-            <w:r>
-              <w:t xml:space="preserve">Reduction factor : </w:t>
+            <w:proofErr w:type="spellStart"/>
+            <w:r>
+              <w:t>Reduction</w:t>
+            </w:r>
+            <w:proofErr w:type="spellEnd"/>
+            <w:r>
+              <w:t xml:space="preserve"> factor : </w:t>
             </w:r>
             <m:oMath>
               <m:sSub>
@@ -11201,8 +11907,13 @@
               </w:tabs>
               <w:jc w:val="left"/>
             </w:pPr>
-            <w:r>
-              <w:t>Modular ratio</w:t>
+            <w:proofErr w:type="spellStart"/>
+            <w:r>
+              <w:t>Modular</w:t>
+            </w:r>
+            <w:proofErr w:type="spellEnd"/>
+            <w:r>
+              <w:t xml:space="preserve"> ratio</w:t>
             </w:r>
             <w:r>
               <w:t xml:space="preserve"> : </w:t>
@@ -11327,8 +12038,13 @@
               </w:tabs>
               <w:jc w:val="left"/>
             </w:pPr>
-            <w:r>
-              <w:t>Modular ratio</w:t>
+            <w:proofErr w:type="spellStart"/>
+            <w:r>
+              <w:t>Modular</w:t>
+            </w:r>
+            <w:proofErr w:type="spellEnd"/>
+            <w:r>
+              <w:t xml:space="preserve"> ratio</w:t>
             </w:r>
             <w:r>
               <w:t xml:space="preserve"> : </w:t>
@@ -11442,8 +12158,13 @@
               </w:tabs>
               <w:jc w:val="left"/>
             </w:pPr>
-            <w:r>
-              <w:t>Modular ratio</w:t>
+            <w:proofErr w:type="spellStart"/>
+            <w:r>
+              <w:t>Modular</w:t>
+            </w:r>
+            <w:proofErr w:type="spellEnd"/>
+            <w:r>
+              <w:t xml:space="preserve"> ratio</w:t>
             </w:r>
             <w:r>
               <w:t xml:space="preserve"> : </w:t>
@@ -11557,8 +12278,13 @@
               </w:tabs>
               <w:jc w:val="left"/>
             </w:pPr>
-            <w:r>
-              <w:t>Modular ratio</w:t>
+            <w:proofErr w:type="spellStart"/>
+            <w:r>
+              <w:t>Modular</w:t>
+            </w:r>
+            <w:proofErr w:type="spellEnd"/>
+            <w:r>
+              <w:t xml:space="preserve"> ratio</w:t>
             </w:r>
             <w:r>
               <w:t xml:space="preserve"> : </w:t>
@@ -11683,8 +12409,13 @@
               </w:tabs>
               <w:jc w:val="left"/>
             </w:pPr>
-            <w:r>
-              <w:t>Modular ratio</w:t>
+            <w:proofErr w:type="spellStart"/>
+            <w:r>
+              <w:t>Modular</w:t>
+            </w:r>
+            <w:proofErr w:type="spellEnd"/>
+            <w:r>
+              <w:t xml:space="preserve"> ratio</w:t>
             </w:r>
             <w:r>
               <w:t xml:space="preserve"> : </w:t>
@@ -13262,12 +13993,14 @@
               </w:rPr>
               <w:t>(</w:t>
             </w:r>
+            <w:proofErr w:type="spellStart"/>
             <w:r>
               <w:rPr>
                 <w:lang w:val="en-US"/>
               </w:rPr>
               <w:t>kN.m</w:t>
             </w:r>
+            <w:proofErr w:type="spellEnd"/>
             <w:r>
               <w:rPr>
                 <w:lang w:val="en-US"/>
@@ -13533,12 +14266,14 @@
               <w:tab/>
               <w:t>(</w:t>
             </w:r>
+            <w:proofErr w:type="spellStart"/>
             <w:r>
               <w:rPr>
                 <w:lang w:val="en-US"/>
               </w:rPr>
               <w:t>kN</w:t>
             </w:r>
+            <w:proofErr w:type="spellEnd"/>
             <w:r>
               <w:rPr>
                 <w:lang w:val="en-US"/>
@@ -13688,12 +14423,14 @@
               <w:tab/>
               <w:t>(</w:t>
             </w:r>
+            <w:proofErr w:type="spellStart"/>
             <w:r>
               <w:rPr>
                 <w:lang w:val="en-US"/>
               </w:rPr>
               <w:t>kN.m</w:t>
             </w:r>
+            <w:proofErr w:type="spellEnd"/>
             <w:r>
               <w:rPr>
                 <w:lang w:val="en-US"/>
@@ -13843,12 +14580,14 @@
               <w:tab/>
               <w:t>(</w:t>
             </w:r>
+            <w:proofErr w:type="spellStart"/>
             <w:r>
               <w:rPr>
                 <w:lang w:val="en-US"/>
               </w:rPr>
               <w:t>kN</w:t>
             </w:r>
+            <w:proofErr w:type="spellEnd"/>
             <w:r>
               <w:rPr>
                 <w:lang w:val="en-US"/>
@@ -13998,12 +14737,14 @@
               <w:tab/>
               <w:t>(</w:t>
             </w:r>
+            <w:proofErr w:type="spellStart"/>
             <w:r>
               <w:rPr>
                 <w:lang w:val="en-US"/>
               </w:rPr>
               <w:t>kN.m</w:t>
             </w:r>
+            <w:proofErr w:type="spellEnd"/>
             <w:r>
               <w:rPr>
                 <w:lang w:val="en-US"/>
@@ -14153,12 +14894,14 @@
               <w:tab/>
               <w:t>(</w:t>
             </w:r>
+            <w:proofErr w:type="spellStart"/>
             <w:r>
               <w:rPr>
                 <w:lang w:val="en-US"/>
               </w:rPr>
               <w:t>kN</w:t>
             </w:r>
+            <w:proofErr w:type="spellEnd"/>
             <w:r>
               <w:rPr>
                 <w:lang w:val="en-US"/>
@@ -14308,12 +15051,14 @@
               <w:tab/>
               <w:t>(</w:t>
             </w:r>
+            <w:proofErr w:type="spellStart"/>
             <w:r>
               <w:rPr>
                 <w:lang w:val="en-US"/>
               </w:rPr>
               <w:t>kN.m</w:t>
             </w:r>
+            <w:proofErr w:type="spellEnd"/>
             <w:r>
               <w:rPr>
                 <w:lang w:val="en-US"/>
@@ -14464,12 +15209,14 @@
               <w:tab/>
               <w:t>(</w:t>
             </w:r>
+            <w:proofErr w:type="spellStart"/>
             <w:r>
               <w:rPr>
                 <w:lang w:val="en-US"/>
               </w:rPr>
               <w:t>kN</w:t>
             </w:r>
+            <w:proofErr w:type="spellEnd"/>
             <w:r>
               <w:rPr>
                 <w:lang w:val="en-US"/>
@@ -14619,12 +15366,14 @@
               <w:tab/>
               <w:t>(</w:t>
             </w:r>
+            <w:proofErr w:type="spellStart"/>
             <w:r>
               <w:rPr>
                 <w:lang w:val="en-US"/>
               </w:rPr>
               <w:t>kN.m</w:t>
             </w:r>
+            <w:proofErr w:type="spellEnd"/>
             <w:r>
               <w:rPr>
                 <w:lang w:val="en-US"/>
@@ -15610,8 +16359,13 @@
             <w:r>
               <w:t xml:space="preserve">ompression </w:t>
             </w:r>
-            <w:r>
-              <w:t>strut inclination angle</w:t>
+            <w:proofErr w:type="spellStart"/>
+            <w:r>
+              <w:t>strut</w:t>
+            </w:r>
+            <w:proofErr w:type="spellEnd"/>
+            <w:r>
+              <w:t xml:space="preserve"> inclination angle</w:t>
             </w:r>
             <w:r>
               <w:t xml:space="preserve"> : </w:t>
@@ -15885,7 +16639,21 @@
               <w:rPr>
                 <w:lang w:val="en-US"/>
               </w:rPr>
-              <w:t>Area of reinf. by length unit</w:t>
+              <w:t xml:space="preserve">Area of </w:t>
+            </w:r>
+            <w:proofErr w:type="spellStart"/>
+            <w:r>
+              <w:rPr>
+                <w:lang w:val="en-US"/>
+              </w:rPr>
+              <w:t>reinf</w:t>
+            </w:r>
+            <w:proofErr w:type="spellEnd"/>
+            <w:r>
+              <w:rPr>
+                <w:lang w:val="en-US"/>
+              </w:rPr>
+              <w:t>. by length unit</w:t>
             </w:r>
             <w:r>
               <w:rPr>
@@ -18236,15 +19004,12 @@
         <w:jc w:val="center"/>
       </w:pPr>
       <w:r>
-        <w:rPr>
-          <w:noProof/>
-        </w:rPr>
         <w:lastRenderedPageBreak/>
         <w:drawing>
-          <wp:inline distT="0" distB="0" distL="0" distR="0" wp14:anchorId="747BADF7" wp14:editId="30BB1005">
-            <wp:extent cx="5615356" cy="2657444"/>
-            <wp:effectExtent l="0" t="0" r="4445" b="0"/>
-            <wp:docPr id="54" name="Image 54"/>
+          <wp:inline distT="0" distB="0" distL="0" distR="0" wp14:anchorId="234458A4" wp14:editId="4CEC7C9E">
+            <wp:extent cx="5747379" cy="2371836"/>
+            <wp:effectExtent l="0" t="0" r="6350" b="0"/>
+            <wp:docPr id="5" name="Image 5"/>
             <wp:cNvGraphicFramePr>
               <a:graphicFrameLocks xmlns:a="http://schemas.openxmlformats.org/drawingml/2006/main" noChangeAspect="1"/>
             </wp:cNvGraphicFramePr>
@@ -18264,7 +19029,7 @@
                   <pic:spPr>
                     <a:xfrm>
                       <a:off x="0" y="0"/>
-                      <a:ext cx="5620648" cy="2659949"/>
+                      <a:ext cx="5761125" cy="2377509"/>
                     </a:xfrm>
                     <a:prstGeom prst="rect">
                       <a:avLst/>
@@ -18383,14 +19148,11 @@
         <w:jc w:val="center"/>
       </w:pPr>
       <w:r>
-        <w:rPr>
-          <w:noProof/>
-        </w:rPr>
         <w:drawing>
-          <wp:inline distT="0" distB="0" distL="0" distR="0" wp14:anchorId="0CBAAA7C" wp14:editId="60F2E9DA">
-            <wp:extent cx="5704129" cy="1184540"/>
-            <wp:effectExtent l="0" t="0" r="0" b="0"/>
-            <wp:docPr id="55" name="Image 55"/>
+          <wp:inline distT="0" distB="0" distL="0" distR="0" wp14:anchorId="76BE573E" wp14:editId="6A59527C">
+            <wp:extent cx="5923722" cy="2488149"/>
+            <wp:effectExtent l="0" t="0" r="1270" b="7620"/>
+            <wp:docPr id="12" name="Image 12"/>
             <wp:cNvGraphicFramePr>
               <a:graphicFrameLocks xmlns:a="http://schemas.openxmlformats.org/drawingml/2006/main" noChangeAspect="1"/>
             </wp:cNvGraphicFramePr>
@@ -18410,7 +19172,7 @@
                   <pic:spPr>
                     <a:xfrm>
                       <a:off x="0" y="0"/>
-                      <a:ext cx="5709369" cy="1185628"/>
+                      <a:ext cx="5942448" cy="2496015"/>
                     </a:xfrm>
                     <a:prstGeom prst="rect">
                       <a:avLst/>
@@ -18485,7 +19247,7 @@
           <w:szCs w:val="18"/>
           <w:lang w:val="en-US"/>
         </w:rPr>
-        <w:t>25</w:t>
+        <w:t>24</w:t>
       </w:r>
       <w:r>
         <w:rPr>
@@ -18504,7 +19266,17 @@
           <w:szCs w:val="18"/>
           <w:lang w:val="en-US"/>
         </w:rPr>
-        <w:t> : Definition of the lateral restraints</w:t>
+        <w:t xml:space="preserve"> : Definition of the </w:t>
+      </w:r>
+      <w:r>
+        <w:rPr>
+          <w:i/>
+          <w:iCs/>
+          <w:sz w:val="20"/>
+          <w:szCs w:val="18"/>
+          <w:lang w:val="en-US"/>
+        </w:rPr>
+        <w:t>partial encasement</w:t>
       </w:r>
     </w:p>
     <w:p>
@@ -18533,10 +19305,10 @@
           <w:noProof/>
         </w:rPr>
         <w:drawing>
-          <wp:inline distT="0" distB="0" distL="0" distR="0" wp14:anchorId="0F0FF864" wp14:editId="3A543E28">
-            <wp:extent cx="5389575" cy="2711689"/>
-            <wp:effectExtent l="0" t="0" r="1905" b="0"/>
-            <wp:docPr id="56" name="Image 56"/>
+          <wp:inline distT="0" distB="0" distL="0" distR="0" wp14:anchorId="0CBAAA7C" wp14:editId="60F2E9DA">
+            <wp:extent cx="5704129" cy="1184540"/>
+            <wp:effectExtent l="0" t="0" r="0" b="0"/>
+            <wp:docPr id="55" name="Image 55"/>
             <wp:cNvGraphicFramePr>
               <a:graphicFrameLocks xmlns:a="http://schemas.openxmlformats.org/drawingml/2006/main" noChangeAspect="1"/>
             </wp:cNvGraphicFramePr>
@@ -18556,7 +19328,7 @@
                   <pic:spPr>
                     <a:xfrm>
                       <a:off x="0" y="0"/>
-                      <a:ext cx="5411140" cy="2722539"/>
+                      <a:ext cx="5709369" cy="1185628"/>
                     </a:xfrm>
                     <a:prstGeom prst="rect">
                       <a:avLst/>
@@ -18631,7 +19403,7 @@
           <w:szCs w:val="18"/>
           <w:lang w:val="en-US"/>
         </w:rPr>
-        <w:t>26</w:t>
+        <w:t>25</w:t>
       </w:r>
       <w:r>
         <w:rPr>
@@ -18650,7 +19422,7 @@
           <w:szCs w:val="18"/>
           <w:lang w:val="en-US"/>
         </w:rPr>
-        <w:t> : Definition of the load cases – Permanent loads G1</w:t>
+        <w:t> : Definition of the lateral restraints</w:t>
       </w:r>
     </w:p>
     <w:p>
@@ -18680,10 +19452,10 @@
         </w:rPr>
         <w:lastRenderedPageBreak/>
         <w:drawing>
-          <wp:inline distT="0" distB="0" distL="0" distR="0" wp14:anchorId="25BA5D3C" wp14:editId="472E73E9">
-            <wp:extent cx="5438194" cy="2750541"/>
-            <wp:effectExtent l="0" t="0" r="0" b="0"/>
-            <wp:docPr id="57" name="Image 57"/>
+          <wp:inline distT="0" distB="0" distL="0" distR="0" wp14:anchorId="0F0FF864" wp14:editId="3A543E28">
+            <wp:extent cx="5389575" cy="2711689"/>
+            <wp:effectExtent l="0" t="0" r="1905" b="0"/>
+            <wp:docPr id="56" name="Image 56"/>
             <wp:cNvGraphicFramePr>
               <a:graphicFrameLocks xmlns:a="http://schemas.openxmlformats.org/drawingml/2006/main" noChangeAspect="1"/>
             </wp:cNvGraphicFramePr>
@@ -18703,6 +19475,152 @@
                   <pic:spPr>
                     <a:xfrm>
                       <a:off x="0" y="0"/>
+                      <a:ext cx="5411140" cy="2722539"/>
+                    </a:xfrm>
+                    <a:prstGeom prst="rect">
+                      <a:avLst/>
+                    </a:prstGeom>
+                  </pic:spPr>
+                </pic:pic>
+              </a:graphicData>
+            </a:graphic>
+          </wp:inline>
+        </w:drawing>
+      </w:r>
+    </w:p>
+    <w:p>
+      <w:pPr>
+        <w:pBdr>
+          <w:top w:val="single" w:sz="4" w:space="1" w:color="auto"/>
+        </w:pBdr>
+        <w:spacing w:after="200"/>
+        <w:jc w:val="center"/>
+        <w:rPr>
+          <w:i/>
+          <w:iCs/>
+          <w:sz w:val="20"/>
+          <w:szCs w:val="18"/>
+          <w:lang w:val="en-US"/>
+        </w:rPr>
+      </w:pPr>
+      <w:r>
+        <w:rPr>
+          <w:i/>
+          <w:iCs/>
+          <w:sz w:val="20"/>
+          <w:szCs w:val="18"/>
+          <w:lang w:val="en-US"/>
+        </w:rPr>
+        <w:t xml:space="preserve">Figure </w:t>
+      </w:r>
+      <w:r>
+        <w:rPr>
+          <w:i/>
+          <w:iCs/>
+          <w:sz w:val="20"/>
+          <w:szCs w:val="18"/>
+        </w:rPr>
+        <w:fldChar w:fldCharType="begin"/>
+      </w:r>
+      <w:r>
+        <w:rPr>
+          <w:i/>
+          <w:iCs/>
+          <w:sz w:val="20"/>
+          <w:szCs w:val="18"/>
+          <w:lang w:val="en-US"/>
+        </w:rPr>
+        <w:instrText xml:space="preserve"> SEQ Figure \* ARABIC  \* MERGEFORMAT </w:instrText>
+      </w:r>
+      <w:r>
+        <w:rPr>
+          <w:i/>
+          <w:iCs/>
+          <w:sz w:val="20"/>
+          <w:szCs w:val="18"/>
+        </w:rPr>
+        <w:fldChar w:fldCharType="separate"/>
+      </w:r>
+      <w:r>
+        <w:rPr>
+          <w:i/>
+          <w:iCs/>
+          <w:noProof/>
+          <w:sz w:val="20"/>
+          <w:szCs w:val="18"/>
+          <w:lang w:val="en-US"/>
+        </w:rPr>
+        <w:t>26</w:t>
+      </w:r>
+      <w:r>
+        <w:rPr>
+          <w:i/>
+          <w:iCs/>
+          <w:sz w:val="20"/>
+          <w:szCs w:val="18"/>
+        </w:rPr>
+        <w:fldChar w:fldCharType="end"/>
+      </w:r>
+      <w:r>
+        <w:rPr>
+          <w:i/>
+          <w:iCs/>
+          <w:sz w:val="20"/>
+          <w:szCs w:val="18"/>
+          <w:lang w:val="en-US"/>
+        </w:rPr>
+        <w:t> : Definition of the load cases – Permanent loads G1</w:t>
+      </w:r>
+    </w:p>
+    <w:p>
+      <w:pPr>
+        <w:pBdr>
+          <w:top w:val="single" w:sz="4" w:space="1" w:color="auto"/>
+        </w:pBdr>
+        <w:spacing w:after="200"/>
+        <w:jc w:val="center"/>
+        <w:rPr>
+          <w:i/>
+          <w:iCs/>
+          <w:sz w:val="20"/>
+          <w:szCs w:val="18"/>
+          <w:lang w:val="en-US"/>
+        </w:rPr>
+      </w:pPr>
+    </w:p>
+    <w:p>
+      <w:pPr>
+        <w:ind w:left="708"/>
+        <w:jc w:val="center"/>
+      </w:pPr>
+      <w:r>
+        <w:rPr>
+          <w:noProof/>
+        </w:rPr>
+        <w:drawing>
+          <wp:inline distT="0" distB="0" distL="0" distR="0" wp14:anchorId="25BA5D3C" wp14:editId="472E73E9">
+            <wp:extent cx="5438194" cy="2750541"/>
+            <wp:effectExtent l="0" t="0" r="0" b="0"/>
+            <wp:docPr id="57" name="Image 57"/>
+            <wp:cNvGraphicFramePr>
+              <a:graphicFrameLocks xmlns:a="http://schemas.openxmlformats.org/drawingml/2006/main" noChangeAspect="1"/>
+            </wp:cNvGraphicFramePr>
+            <a:graphic xmlns:a="http://schemas.openxmlformats.org/drawingml/2006/main">
+              <a:graphicData uri="http://schemas.openxmlformats.org/drawingml/2006/picture">
+                <pic:pic xmlns:pic="http://schemas.openxmlformats.org/drawingml/2006/picture">
+                  <pic:nvPicPr>
+                    <pic:cNvPr id="1" name=""/>
+                    <pic:cNvPicPr/>
+                  </pic:nvPicPr>
+                  <pic:blipFill>
+                    <a:blip r:embed="rId50"/>
+                    <a:stretch>
+                      <a:fillRect/>
+                    </a:stretch>
+                  </pic:blipFill>
+                  <pic:spPr>
+                    <a:xfrm>
+                      <a:off x="0" y="0"/>
                       <a:ext cx="5440442" cy="2751678"/>
                     </a:xfrm>
                     <a:prstGeom prst="rect">
@@ -18825,6 +19743,7 @@
         <w:rPr>
           <w:noProof/>
         </w:rPr>
+        <w:lastRenderedPageBreak/>
         <w:drawing>
           <wp:inline distT="0" distB="0" distL="0" distR="0" wp14:anchorId="6BA8C253" wp14:editId="50EE0887">
             <wp:extent cx="5490841" cy="2748111"/>
@@ -18841,7 +19760,7 @@
                     <pic:cNvPicPr/>
                   </pic:nvPicPr>
                   <pic:blipFill>
-                    <a:blip r:embed="rId50"/>
+                    <a:blip r:embed="rId51"/>
                     <a:stretch>
                       <a:fillRect/>
                     </a:stretch>
@@ -19094,6 +20013,22 @@
     </w:p>
     <w:p>
       <w:pPr>
+        <w:pBdr>
+          <w:top w:val="single" w:sz="4" w:space="1" w:color="auto"/>
+        </w:pBdr>
+        <w:spacing w:after="200"/>
+        <w:jc w:val="center"/>
+        <w:rPr>
+          <w:i/>
+          <w:iCs/>
+          <w:sz w:val="20"/>
+          <w:szCs w:val="18"/>
+          <w:lang w:val="en-US"/>
+        </w:rPr>
+      </w:pPr>
+    </w:p>
+    <w:p>
+      <w:pPr>
         <w:ind w:left="708"/>
         <w:jc w:val="center"/>
         <w:rPr>
@@ -19104,7 +20039,6 @@
         <w:rPr>
           <w:noProof/>
         </w:rPr>
-        <w:lastRenderedPageBreak/>
         <w:drawing>
           <wp:inline distT="0" distB="0" distL="0" distR="0" wp14:anchorId="6A8A2D0E" wp14:editId="51EF52D1">
             <wp:extent cx="2571541" cy="2484000"/>
@@ -19291,6 +20225,7 @@
         <w:rPr>
           <w:noProof/>
         </w:rPr>
+        <w:lastRenderedPageBreak/>
         <w:drawing>
           <wp:inline distT="0" distB="0" distL="0" distR="0" wp14:anchorId="42EEB1E2" wp14:editId="5A2B0C22">
             <wp:extent cx="2565530" cy="2484000"/>
@@ -19409,6 +20344,7 @@
         </w:rPr>
         <w:t xml:space="preserve"> : </w:t>
       </w:r>
+      <w:proofErr w:type="spellStart"/>
       <w:r>
         <w:rPr>
           <w:i/>
@@ -19416,7 +20352,17 @@
           <w:sz w:val="20"/>
           <w:szCs w:val="18"/>
         </w:rPr>
-        <w:t xml:space="preserve">Combinations – FLS </w:t>
+        <w:t>Combinations</w:t>
+      </w:r>
+      <w:proofErr w:type="spellEnd"/>
+      <w:r>
+        <w:rPr>
+          <w:i/>
+          <w:iCs/>
+          <w:sz w:val="20"/>
+          <w:szCs w:val="18"/>
+        </w:rPr>
+        <w:t xml:space="preserve"> – FLS </w:t>
       </w:r>
     </w:p>
     <w:p>
@@ -19444,7 +20390,7 @@
                     <pic:cNvPicPr/>
                   </pic:nvPicPr>
                   <pic:blipFill>
-                    <a:blip r:embed="rId51"/>
+                    <a:blip r:embed="rId52"/>
                     <a:stretch>
                       <a:fillRect/>
                     </a:stretch>
@@ -19583,6 +20529,7 @@
         </w:rPr>
         <w:t xml:space="preserve"> : </w:t>
       </w:r>
+      <w:proofErr w:type="spellStart"/>
       <w:r>
         <w:rPr>
           <w:i/>
@@ -19590,7 +20537,37 @@
           <w:sz w:val="20"/>
           <w:szCs w:val="18"/>
         </w:rPr>
-        <w:t>Beam calculation options</w:t>
+        <w:t>Beam</w:t>
+      </w:r>
+      <w:proofErr w:type="spellEnd"/>
+      <w:r>
+        <w:rPr>
+          <w:i/>
+          <w:iCs/>
+          <w:sz w:val="20"/>
+          <w:szCs w:val="18"/>
+        </w:rPr>
+        <w:t xml:space="preserve"> </w:t>
+      </w:r>
+      <w:proofErr w:type="spellStart"/>
+      <w:r>
+        <w:rPr>
+          <w:i/>
+          <w:iCs/>
+          <w:sz w:val="20"/>
+          <w:szCs w:val="18"/>
+        </w:rPr>
+        <w:t>calculation</w:t>
+      </w:r>
+      <w:proofErr w:type="spellEnd"/>
+      <w:r>
+        <w:rPr>
+          <w:i/>
+          <w:iCs/>
+          <w:sz w:val="20"/>
+          <w:szCs w:val="18"/>
+        </w:rPr>
+        <w:t xml:space="preserve"> options</w:t>
       </w:r>
     </w:p>
     <w:p>
@@ -19602,7 +20579,6 @@
         <w:rPr>
           <w:noProof/>
         </w:rPr>
-        <w:lastRenderedPageBreak/>
         <w:drawing>
           <wp:inline distT="0" distB="0" distL="0" distR="0" wp14:anchorId="567B5F39" wp14:editId="7A851652">
             <wp:extent cx="4855566" cy="1915769"/>
@@ -19619,7 +20595,7 @@
                     <pic:cNvPicPr/>
                   </pic:nvPicPr>
                   <pic:blipFill>
-                    <a:blip r:embed="rId52"/>
+                    <a:blip r:embed="rId53"/>
                     <a:stretch>
                       <a:fillRect/>
                     </a:stretch>
@@ -19718,6 +20694,7 @@
         </w:rPr>
         <w:t xml:space="preserve"> : </w:t>
       </w:r>
+      <w:proofErr w:type="spellStart"/>
       <w:r>
         <w:rPr>
           <w:i/>
@@ -19725,8 +20702,29 @@
           <w:sz w:val="20"/>
           <w:szCs w:val="18"/>
         </w:rPr>
-        <w:t>Floor vibrations parameters</w:t>
-      </w:r>
+        <w:t>Floor</w:t>
+      </w:r>
+      <w:proofErr w:type="spellEnd"/>
+      <w:r>
+        <w:rPr>
+          <w:i/>
+          <w:iCs/>
+          <w:sz w:val="20"/>
+          <w:szCs w:val="18"/>
+        </w:rPr>
+        <w:t xml:space="preserve"> vibrations </w:t>
+      </w:r>
+      <w:proofErr w:type="spellStart"/>
+      <w:r>
+        <w:rPr>
+          <w:i/>
+          <w:iCs/>
+          <w:sz w:val="20"/>
+          <w:szCs w:val="18"/>
+        </w:rPr>
+        <w:t>parameters</w:t>
+      </w:r>
+      <w:proofErr w:type="spellEnd"/>
     </w:p>
     <w:p>
       <w:pPr>
@@ -19738,9 +20736,12 @@
       <w:pPr>
         <w:pStyle w:val="Titre3"/>
       </w:pPr>
-      <w:r>
+      <w:proofErr w:type="spellStart"/>
+      <w:r>
+        <w:lastRenderedPageBreak/>
         <w:t>Results</w:t>
       </w:r>
+      <w:proofErr w:type="spellEnd"/>
     </w:p>
     <w:tbl>
       <w:tblPr>
@@ -19883,7 +20884,7 @@
               <w:rPr>
                 <w:lang w:val="en-US"/>
               </w:rPr>
-              <w:t>115.7</w:t>
+              <w:t>101.3</w:t>
             </w:r>
           </w:p>
         </w:tc>
@@ -19904,7 +20905,7 @@
                 <w:i/>
                 <w:color w:val="C00000"/>
               </w:rPr>
-              <w:t>115.5</w:t>
+              <w:t>101.1</w:t>
             </w:r>
           </w:p>
         </w:tc>
@@ -19926,14 +20927,7 @@
                 <w:i/>
                 <w:color w:val="C00000"/>
               </w:rPr>
-              <w:t>0.17</w:t>
-            </w:r>
-            <w:r>
-              <w:rPr>
-                <w:i/>
-                <w:color w:val="C00000"/>
-              </w:rPr>
-              <w:t>%</w:t>
+              <w:t>0.15%</w:t>
             </w:r>
           </w:p>
         </w:tc>
@@ -20033,7 +21027,7 @@
               <w:rPr>
                 <w:lang w:val="en-US"/>
               </w:rPr>
-              <w:t>60.1</w:t>
+              <w:t>50.6</w:t>
             </w:r>
           </w:p>
         </w:tc>
@@ -20054,7 +21048,7 @@
                 <w:i/>
                 <w:color w:val="C00000"/>
               </w:rPr>
-              <w:t>59.9</w:t>
+              <w:t>50.4</w:t>
             </w:r>
           </w:p>
         </w:tc>
@@ -20075,7 +21069,7 @@
                 <w:i/>
                 <w:color w:val="C00000"/>
               </w:rPr>
-              <w:t>0.33%</w:t>
+              <w:t>0.32%</w:t>
             </w:r>
           </w:p>
         </w:tc>
@@ -20175,7 +21169,7 @@
               <w:rPr>
                 <w:lang w:val="en-US"/>
               </w:rPr>
-              <w:t>48 279</w:t>
+              <w:t>43 014</w:t>
             </w:r>
           </w:p>
         </w:tc>
@@ -20196,7 +21190,7 @@
                 <w:i/>
                 <w:color w:val="C00000"/>
               </w:rPr>
-              <w:t>48 199</w:t>
+              <w:t>42 933</w:t>
             </w:r>
           </w:p>
         </w:tc>
@@ -20217,7 +21211,7 @@
                 <w:i/>
                 <w:color w:val="C00000"/>
               </w:rPr>
-              <w:t>0.17%</w:t>
+              <w:t>0.19%</w:t>
             </w:r>
           </w:p>
         </w:tc>
@@ -20317,7 +21311,7 @@
               <w:rPr>
                 <w:lang w:val="en-US"/>
               </w:rPr>
-              <w:t>2 142</w:t>
+              <w:t>1 940</w:t>
             </w:r>
           </w:p>
         </w:tc>
@@ -20338,7 +21332,7 @@
                 <w:i/>
                 <w:color w:val="C00000"/>
               </w:rPr>
-              <w:t>2 137</w:t>
+              <w:t>1 936</w:t>
             </w:r>
           </w:p>
         </w:tc>
@@ -20359,7 +21353,7 @@
                 <w:i/>
                 <w:color w:val="C00000"/>
               </w:rPr>
-              <w:t>0.23%</w:t>
+              <w:t>0.18%</w:t>
             </w:r>
           </w:p>
         </w:tc>
@@ -20375,8 +21369,21 @@
                 <w:tab w:val="right" w:pos="4985"/>
               </w:tabs>
             </w:pPr>
-            <w:r>
-              <w:t xml:space="preserve">Elastic section modulus about y-y axis : </w:t>
+            <w:proofErr w:type="spellStart"/>
+            <w:r>
+              <w:t>Elastic</w:t>
+            </w:r>
+            <w:proofErr w:type="spellEnd"/>
+            <w:r>
+              <w:t xml:space="preserve"> section </w:t>
+            </w:r>
+            <w:proofErr w:type="spellStart"/>
+            <w:r>
+              <w:t>modulus</w:t>
+            </w:r>
+            <w:proofErr w:type="spellEnd"/>
+            <w:r>
+              <w:t xml:space="preserve"> about y-y axis : </w:t>
             </w:r>
             <m:oMath>
               <m:sSub>
@@ -20436,7 +21443,7 @@
               <w:jc w:val="center"/>
             </w:pPr>
             <w:r>
-              <w:t>1 931</w:t>
+              <w:t>1 731</w:t>
             </w:r>
           </w:p>
         </w:tc>
@@ -20457,7 +21464,7 @@
                 <w:i/>
                 <w:color w:val="C00000"/>
               </w:rPr>
-              <w:t>1 928</w:t>
+              <w:t>1 728</w:t>
             </w:r>
           </w:p>
         </w:tc>
@@ -20478,7 +21485,7 @@
                 <w:i/>
                 <w:color w:val="C00000"/>
               </w:rPr>
-              <w:t>0.16%</w:t>
+              <w:t>0.17%</w:t>
             </w:r>
           </w:p>
         </w:tc>
@@ -20578,7 +21585,7 @@
               <w:rPr>
                 <w:lang w:val="en-US"/>
               </w:rPr>
-              <w:t>214.2</w:t>
+              <w:t>194.0</w:t>
             </w:r>
           </w:p>
         </w:tc>
@@ -20599,7 +21606,7 @@
                 <w:i/>
                 <w:color w:val="C00000"/>
               </w:rPr>
-              <w:t>213.7</w:t>
+              <w:t>193.6</w:t>
             </w:r>
           </w:p>
         </w:tc>
@@ -20620,7 +21627,7 @@
                 <w:i/>
                 <w:color w:val="C00000"/>
               </w:rPr>
-              <w:t>0.23%</w:t>
+              <w:t>0.18%</w:t>
             </w:r>
           </w:p>
         </w:tc>
@@ -20637,7 +21644,15 @@
               </w:tabs>
             </w:pPr>
             <w:r>
-              <w:t xml:space="preserve">Plastic section modulus about y-y axis : </w:t>
+              <w:t xml:space="preserve">Plastic section </w:t>
+            </w:r>
+            <w:proofErr w:type="spellStart"/>
+            <w:r>
+              <w:t>modulus</w:t>
+            </w:r>
+            <w:proofErr w:type="spellEnd"/>
+            <w:r>
+              <w:t xml:space="preserve"> about y-y axis : </w:t>
             </w:r>
             <m:oMath>
               <m:sSub>
@@ -20697,12 +21712,7 @@
               <w:jc w:val="center"/>
             </w:pPr>
             <w:r>
-              <w:t>2</w:t>
-            </w:r>
-            <w:bookmarkStart w:id="26" w:name="_GoBack"/>
-            <w:bookmarkEnd w:id="26"/>
-            <w:r>
-              <w:t> 197</w:t>
+              <w:t>1 950</w:t>
             </w:r>
           </w:p>
         </w:tc>
@@ -20723,7 +21733,7 @@
                 <w:i/>
                 <w:color w:val="C00000"/>
               </w:rPr>
-              <w:t>2 194</w:t>
+              <w:t>1 946</w:t>
             </w:r>
           </w:p>
         </w:tc>
@@ -20744,7 +21754,7 @@
                 <w:i/>
                 <w:color w:val="C00000"/>
               </w:rPr>
-              <w:t>0.14%</w:t>
+              <w:t>0.18%</w:t>
             </w:r>
           </w:p>
         </w:tc>
@@ -20761,7 +21771,15 @@
               </w:tabs>
             </w:pPr>
             <w:r>
-              <w:t xml:space="preserve">Plastic section modulus about z-z axis : </w:t>
+              <w:t xml:space="preserve">Plastic section </w:t>
+            </w:r>
+            <w:proofErr w:type="spellStart"/>
+            <w:r>
+              <w:t>modulus</w:t>
+            </w:r>
+            <w:proofErr w:type="spellEnd"/>
+            <w:r>
+              <w:t xml:space="preserve"> about z-z axis : </w:t>
             </w:r>
             <m:oMath>
               <m:sSub>
@@ -20821,7 +21839,7 @@
               <w:jc w:val="center"/>
             </w:pPr>
             <w:r>
-              <w:t>335.9</w:t>
+              <w:t>301.7</w:t>
             </w:r>
           </w:p>
         </w:tc>
@@ -20842,7 +21860,7 @@
                 <w:i/>
                 <w:color w:val="C00000"/>
               </w:rPr>
-              <w:t>332.2</w:t>
+              <w:t>298.3</w:t>
             </w:r>
           </w:p>
         </w:tc>
@@ -20863,7 +21881,7 @@
                 <w:i/>
                 <w:color w:val="C00000"/>
               </w:rPr>
-              <w:t>1.11%</w:t>
+              <w:t>1.15%</w:t>
             </w:r>
           </w:p>
         </w:tc>
@@ -20879,8 +21897,13 @@
                 <w:tab w:val="right" w:pos="4985"/>
               </w:tabs>
             </w:pPr>
-            <w:r>
-              <w:t xml:space="preserve">Torsional moment : </w:t>
+            <w:proofErr w:type="spellStart"/>
+            <w:r>
+              <w:t>Torsional</w:t>
+            </w:r>
+            <w:proofErr w:type="spellEnd"/>
+            <w:r>
+              <w:t xml:space="preserve"> moment : </w:t>
             </w:r>
             <m:oMath>
               <m:sSub>
@@ -20940,7 +21963,7 @@
               <w:jc w:val="center"/>
             </w:pPr>
             <w:r>
-              <w:t>89.4</w:t>
+              <w:t>64.18</w:t>
             </w:r>
           </w:p>
         </w:tc>
@@ -20961,7 +21984,7 @@
                 <w:i/>
                 <w:color w:val="C00000"/>
               </w:rPr>
-              <w:t>89.1</w:t>
+              <w:t>64.28</w:t>
             </w:r>
           </w:p>
         </w:tc>
@@ -20982,7 +22005,7 @@
                 <w:i/>
                 <w:color w:val="C00000"/>
               </w:rPr>
-              <w:t>0.34%</w:t>
+              <w:t>-0.16%</w:t>
             </w:r>
           </w:p>
         </w:tc>
@@ -21082,7 +22105,7 @@
               <w:rPr>
                 <w:lang w:val="en-US"/>
               </w:rPr>
-              <w:t>1 235 064</w:t>
+              <w:t>1 113 252</w:t>
             </w:r>
           </w:p>
         </w:tc>
@@ -21103,7 +22126,7 @@
                 <w:i/>
                 <w:color w:val="C00000"/>
               </w:rPr>
-              <w:t>1 249 365</w:t>
+              <w:t>1 125 230</w:t>
             </w:r>
           </w:p>
         </w:tc>
@@ -21124,7 +22147,7 @@
                 <w:i/>
                 <w:color w:val="C00000"/>
               </w:rPr>
-              <w:t>-1.14%</w:t>
+              <w:t>-1.06%</w:t>
             </w:r>
           </w:p>
         </w:tc>
@@ -21211,7 +22234,7 @@
               <w:rPr>
                 <w:lang w:val="en-US"/>
               </w:rPr>
-              <w:t>90.8</w:t>
+              <w:t>79.5</w:t>
             </w:r>
           </w:p>
         </w:tc>
@@ -21232,7 +22255,7 @@
                 <w:i/>
                 <w:color w:val="C00000"/>
               </w:rPr>
-              <w:t>90.7</w:t>
+              <w:t>74.9</w:t>
             </w:r>
           </w:p>
         </w:tc>
@@ -21253,7 +22276,7 @@
                 <w:i/>
                 <w:color w:val="C00000"/>
               </w:rPr>
-              <w:t>0.11%</w:t>
+              <w:t>6.12%</w:t>
             </w:r>
           </w:p>
         </w:tc>
@@ -21298,7 +22321,7 @@
               <w:jc w:val="center"/>
             </w:pPr>
             <w:r>
-              <w:t>1 135</w:t>
+              <w:t>994</w:t>
             </w:r>
           </w:p>
         </w:tc>
@@ -21319,7 +22342,7 @@
                 <w:i/>
                 <w:color w:val="C00000"/>
               </w:rPr>
-              <w:t>1 134</w:t>
+              <w:t>992</w:t>
             </w:r>
           </w:p>
         </w:tc>
@@ -21340,7 +22363,7 @@
                 <w:i/>
                 <w:color w:val="C00000"/>
               </w:rPr>
-              <w:t>0.09%</w:t>
+              <w:t>0.16%</w:t>
             </w:r>
           </w:p>
         </w:tc>
@@ -21357,7 +22380,15 @@
               </w:tabs>
             </w:pPr>
             <w:r>
-              <w:t xml:space="preserve">Total paint surface : </w:t>
+              <w:t xml:space="preserve">Total </w:t>
+            </w:r>
+            <w:proofErr w:type="spellStart"/>
+            <w:r>
+              <w:t>paint</w:t>
+            </w:r>
+            <w:proofErr w:type="spellEnd"/>
+            <w:r>
+              <w:t xml:space="preserve"> surface : </w:t>
             </w:r>
             <m:oMath>
               <m:r>
@@ -21394,7 +22425,7 @@
               <w:jc w:val="center"/>
             </w:pPr>
             <w:r>
-              <w:t>217 943</w:t>
+              <w:t>217 643</w:t>
             </w:r>
           </w:p>
         </w:tc>
@@ -21415,7 +22446,7 @@
                 <w:i/>
                 <w:color w:val="C00000"/>
               </w:rPr>
-              <w:t xml:space="preserve"> 217 943</w:t>
+              <w:t>217 643</w:t>
             </w:r>
           </w:p>
         </w:tc>
@@ -21507,7 +22538,7 @@
               <w:rPr>
                 <w:lang w:val="en-US"/>
               </w:rPr>
-              <w:t>192 943</w:t>
+              <w:t>192 643</w:t>
             </w:r>
           </w:p>
         </w:tc>
@@ -21528,7 +22559,7 @@
                 <w:i/>
                 <w:color w:val="C00000"/>
               </w:rPr>
-              <w:t>192 943</w:t>
+              <w:t>192 643</w:t>
             </w:r>
           </w:p>
         </w:tc>
@@ -21561,8 +22592,13 @@
                 <w:tab w:val="right" w:pos="4985"/>
               </w:tabs>
             </w:pPr>
-            <w:r>
-              <w:t xml:space="preserve">Massiveness : </w:t>
+            <w:proofErr w:type="spellStart"/>
+            <w:r>
+              <w:t>Massiveness</w:t>
+            </w:r>
+            <w:proofErr w:type="spellEnd"/>
+            <w:r>
+              <w:t xml:space="preserve"> : </w:t>
             </w:r>
             <m:oMath>
               <m:r>
@@ -21599,7 +22635,7 @@
               <w:jc w:val="center"/>
             </w:pPr>
             <w:r>
-              <w:t>150.7</w:t>
+              <w:t>172.0</w:t>
             </w:r>
           </w:p>
         </w:tc>
@@ -21620,7 +22656,7 @@
                 <w:i/>
                 <w:color w:val="C00000"/>
               </w:rPr>
-              <w:t>150.9</w:t>
+              <w:t>172.2</w:t>
             </w:r>
           </w:p>
         </w:tc>
@@ -21641,7 +22677,7 @@
                 <w:i/>
                 <w:color w:val="C00000"/>
               </w:rPr>
-              <w:t>-0.13%</w:t>
+              <w:t>-0.14%</w:t>
             </w:r>
           </w:p>
         </w:tc>
@@ -21717,7 +22753,7 @@
               <w:rPr>
                 <w:lang w:val="en-US"/>
               </w:rPr>
-              <w:t>133.4</w:t>
+              <w:t>152.2</w:t>
             </w:r>
           </w:p>
         </w:tc>
@@ -21738,7 +22774,7 @@
                 <w:i/>
                 <w:color w:val="C00000"/>
               </w:rPr>
-              <w:t>133.6</w:t>
+              <w:t>152.4</w:t>
             </w:r>
           </w:p>
         </w:tc>
@@ -21759,7 +22795,7 @@
                 <w:i/>
                 <w:color w:val="C00000"/>
               </w:rPr>
-              <w:t>-0.15%</w:t>
+              <w:t>-0.13%</w:t>
             </w:r>
           </w:p>
         </w:tc>
@@ -21782,7 +22818,21 @@
               <w:rPr>
                 <w:lang w:val="en-US"/>
               </w:rPr>
-              <w:t xml:space="preserve">Nominal yield strenght : </w:t>
+              <w:t xml:space="preserve">Nominal yield </w:t>
+            </w:r>
+            <w:proofErr w:type="spellStart"/>
+            <w:r>
+              <w:rPr>
+                <w:lang w:val="en-US"/>
+              </w:rPr>
+              <w:t>strenght</w:t>
+            </w:r>
+            <w:proofErr w:type="spellEnd"/>
+            <w:r>
+              <w:rPr>
+                <w:lang w:val="en-US"/>
+              </w:rPr>
+              <w:t xml:space="preserve"> : </w:t>
             </w:r>
             <m:oMath>
               <m:sSub>
@@ -21890,6 +22940,10 @@
               </w:rPr>
             </w:pPr>
             <w:r>
+              <w:rPr>
+                <w:i/>
+                <w:color w:val="C00000"/>
+              </w:rPr>
               <w:t>0.00%</w:t>
             </w:r>
           </w:p>
@@ -21906,8 +22960,21 @@
                 <w:tab w:val="right" w:pos="4985"/>
               </w:tabs>
             </w:pPr>
-            <w:r>
-              <w:t xml:space="preserve">Young’s modulus : </w:t>
+            <w:proofErr w:type="spellStart"/>
+            <w:r>
+              <w:t>Young’s</w:t>
+            </w:r>
+            <w:proofErr w:type="spellEnd"/>
+            <w:r>
+              <w:t xml:space="preserve"> </w:t>
+            </w:r>
+            <w:proofErr w:type="spellStart"/>
+            <w:r>
+              <w:t>modulus</w:t>
+            </w:r>
+            <w:proofErr w:type="spellEnd"/>
+            <w:r>
+              <w:t xml:space="preserve"> : </w:t>
             </w:r>
             <m:oMath>
               <m:r>
@@ -21992,8 +23059,13 @@
                 <w:tab w:val="right" w:pos="4985"/>
               </w:tabs>
             </w:pPr>
-            <w:r>
-              <w:t xml:space="preserve">Density : </w:t>
+            <w:proofErr w:type="spellStart"/>
+            <w:r>
+              <w:t>Density</w:t>
+            </w:r>
+            <w:proofErr w:type="spellEnd"/>
+            <w:r>
+              <w:t xml:space="preserve"> : </w:t>
             </w:r>
             <m:oMath>
               <m:r>
@@ -22087,8 +23159,21 @@
                 <w:tab w:val="right" w:pos="4985"/>
               </w:tabs>
             </w:pPr>
-            <w:r>
-              <w:t xml:space="preserve">Tensile resistance : </w:t>
+            <w:proofErr w:type="spellStart"/>
+            <w:r>
+              <w:t>Tensile</w:t>
+            </w:r>
+            <w:proofErr w:type="spellEnd"/>
+            <w:r>
+              <w:t xml:space="preserve"> </w:t>
+            </w:r>
+            <w:proofErr w:type="spellStart"/>
+            <w:r>
+              <w:t>resistance</w:t>
+            </w:r>
+            <w:proofErr w:type="spellEnd"/>
+            <w:r>
+              <w:t xml:space="preserve"> : </w:t>
             </w:r>
             <m:oMath>
               <m:sSub>
@@ -22142,7 +23227,7 @@
               <w:jc w:val="center"/>
             </w:pPr>
             <w:r>
-              <w:t>4 107</w:t>
+              <w:t>3 595</w:t>
             </w:r>
           </w:p>
         </w:tc>
@@ -22163,7 +23248,7 @@
                 <w:i/>
                 <w:color w:val="C00000"/>
               </w:rPr>
-              <w:t>4 101</w:t>
+              <w:t>3 589</w:t>
             </w:r>
           </w:p>
         </w:tc>
@@ -22207,7 +23292,6 @@
               <w:rPr>
                 <w:lang w:val="en-US"/>
               </w:rPr>
-              <w:lastRenderedPageBreak/>
               <w:t xml:space="preserve">Shear resistance : </w:t>
             </w:r>
             <m:oMath>
@@ -22278,7 +23362,7 @@
               <w:rPr>
                 <w:lang w:val="en-US"/>
               </w:rPr>
-              <w:t>1 231</w:t>
+              <w:t>1 036</w:t>
             </w:r>
           </w:p>
         </w:tc>
@@ -22299,7 +23383,7 @@
                 <w:i/>
                 <w:color w:val="C00000"/>
               </w:rPr>
-              <w:t>1 227</w:t>
+              <w:t>1 033</w:t>
             </w:r>
           </w:p>
         </w:tc>
@@ -22320,7 +23404,7 @@
                 <w:i/>
                 <w:color w:val="C00000"/>
               </w:rPr>
-              <w:t>0.33%</w:t>
+              <w:t>0.32%</w:t>
             </w:r>
           </w:p>
         </w:tc>
@@ -22413,7 +23497,7 @@
               <w:rPr>
                 <w:lang w:val="en-US"/>
               </w:rPr>
-              <w:t>780</w:t>
+              <w:t>692</w:t>
             </w:r>
           </w:p>
         </w:tc>
@@ -22434,7 +23518,7 @@
                 <w:i/>
                 <w:color w:val="C00000"/>
               </w:rPr>
-              <w:t>832</w:t>
+              <w:t>691</w:t>
             </w:r>
           </w:p>
         </w:tc>
@@ -22450,6 +23534,13 @@
                 <w:color w:val="C00000"/>
               </w:rPr>
             </w:pPr>
+            <w:r>
+              <w:rPr>
+                <w:i/>
+                <w:color w:val="C00000"/>
+              </w:rPr>
+              <w:t>0.16%</w:t>
+            </w:r>
           </w:p>
         </w:tc>
       </w:tr>
@@ -22541,7 +23632,7 @@
               <w:rPr>
                 <w:lang w:val="en-US"/>
               </w:rPr>
-              <w:t>686</w:t>
+              <w:t>614</w:t>
             </w:r>
           </w:p>
         </w:tc>
@@ -22562,7 +23653,7 @@
                 <w:i/>
                 <w:color w:val="C00000"/>
               </w:rPr>
-              <w:t>684</w:t>
+              <w:t>613</w:t>
             </w:r>
           </w:p>
         </w:tc>
@@ -22578,6 +23669,13 @@
                 <w:color w:val="C00000"/>
               </w:rPr>
             </w:pPr>
+            <w:r>
+              <w:rPr>
+                <w:i/>
+                <w:color w:val="C00000"/>
+              </w:rPr>
+              <w:t>0.24%</w:t>
+            </w:r>
           </w:p>
         </w:tc>
       </w:tr>
@@ -22593,7 +23691,15 @@
               </w:tabs>
             </w:pPr>
             <w:r>
-              <w:t xml:space="preserve">Section class for bending : </w:t>
+              <w:t xml:space="preserve">Section class for </w:t>
+            </w:r>
+            <w:proofErr w:type="spellStart"/>
+            <w:r>
+              <w:t>bending</w:t>
+            </w:r>
+            <w:proofErr w:type="spellEnd"/>
+            <w:r>
+              <w:t xml:space="preserve"> : </w:t>
             </w:r>
             <w:r>
               <w:tab/>
@@ -22834,7 +23940,7 @@
               <w:rPr>
                 <w:lang w:val="en-US"/>
               </w:rPr>
-              <w:t>41.8</w:t>
+              <w:t>50.7</w:t>
             </w:r>
           </w:p>
         </w:tc>
@@ -22848,14 +23954,16 @@
               <w:rPr>
                 <w:i/>
                 <w:color w:val="C00000"/>
+                <w:lang w:val="en-US"/>
               </w:rPr>
             </w:pPr>
             <w:r>
               <w:rPr>
                 <w:i/>
                 <w:color w:val="C00000"/>
-              </w:rPr>
-              <w:t>41.8</w:t>
+                <w:lang w:val="en-US"/>
+              </w:rPr>
+              <w:t>50.7</w:t>
             </w:r>
           </w:p>
         </w:tc>
@@ -22866,8 +23974,14 @@
           <w:p>
             <w:pPr>
               <w:jc w:val="center"/>
-            </w:pPr>
-            <w:r>
+              <w:rPr>
+                <w:lang w:val="en-US"/>
+              </w:rPr>
+            </w:pPr>
+            <w:r>
+              <w:rPr>
+                <w:lang w:val="en-US"/>
+              </w:rPr>
               <w:t>0.00%</w:t>
             </w:r>
           </w:p>
@@ -22951,12 +24065,14 @@
               <w:rPr>
                 <w:i/>
                 <w:color w:val="C00000"/>
+                <w:lang w:val="en-US"/>
               </w:rPr>
             </w:pPr>
             <w:r>
               <w:rPr>
                 <w:i/>
                 <w:color w:val="C00000"/>
+                <w:lang w:val="en-US"/>
               </w:rPr>
               <w:t>101</w:t>
             </w:r>
@@ -22969,8 +24085,14 @@
           <w:p>
             <w:pPr>
               <w:jc w:val="center"/>
-            </w:pPr>
-            <w:r>
+              <w:rPr>
+                <w:lang w:val="en-US"/>
+              </w:rPr>
+            </w:pPr>
+            <w:r>
+              <w:rPr>
+                <w:lang w:val="en-US"/>
+              </w:rPr>
               <w:t>0.00%</w:t>
             </w:r>
           </w:p>
@@ -23027,12 +24149,14 @@
               <w:rPr>
                 <w:i/>
                 <w:color w:val="C00000"/>
+                <w:lang w:val="en-US"/>
               </w:rPr>
             </w:pPr>
             <w:r>
               <w:rPr>
                 <w:i/>
                 <w:color w:val="C00000"/>
+                <w:lang w:val="en-US"/>
               </w:rPr>
               <w:t>No</w:t>
             </w:r>
@@ -23045,8 +24169,14 @@
           <w:p>
             <w:pPr>
               <w:jc w:val="center"/>
-            </w:pPr>
-            <w:r>
+              <w:rPr>
+                <w:lang w:val="en-US"/>
+              </w:rPr>
+            </w:pPr>
+            <w:r>
+              <w:rPr>
+                <w:lang w:val="en-US"/>
+              </w:rPr>
               <w:t>OK</w:t>
             </w:r>
           </w:p>
@@ -23170,8 +24300,22 @@
                 <w:tab w:val="right" w:pos="4997"/>
               </w:tabs>
             </w:pPr>
-            <w:r>
-              <w:t>Notional size (EN 1992-1-1 Annex B)</w:t>
+            <w:proofErr w:type="spellStart"/>
+            <w:r>
+              <w:lastRenderedPageBreak/>
+              <w:t>Notional</w:t>
+            </w:r>
+            <w:proofErr w:type="spellEnd"/>
+            <w:r>
+              <w:t xml:space="preserve"> size (EN 1992-1-1 </w:t>
+            </w:r>
+            <w:proofErr w:type="spellStart"/>
+            <w:r>
+              <w:t>Annex</w:t>
+            </w:r>
+            <w:proofErr w:type="spellEnd"/>
+            <w:r>
+              <w:t xml:space="preserve"> B)</w:t>
             </w:r>
             <w:r>
               <w:t xml:space="preserve"> : </w:t>
@@ -23233,6 +24377,9 @@
             <w:pPr>
               <w:jc w:val="center"/>
             </w:pPr>
+            <w:r>
+              <w:t>191</w:t>
+            </w:r>
           </w:p>
         </w:tc>
         <w:tc>
@@ -23252,7 +24399,7 @@
                 <w:i/>
                 <w:color w:val="C00000"/>
               </w:rPr>
-              <w:t>189</w:t>
+              <w:t>191</w:t>
             </w:r>
           </w:p>
         </w:tc>
@@ -23264,6 +24411,9 @@
             <w:pPr>
               <w:jc w:val="center"/>
             </w:pPr>
+            <w:r>
+              <w:t>0.00%</w:t>
+            </w:r>
           </w:p>
         </w:tc>
       </w:tr>
@@ -23285,7 +24435,21 @@
               <w:rPr>
                 <w:lang w:val="en-US"/>
               </w:rPr>
-              <w:t xml:space="preserve">Char. value of the compression strenght : </w:t>
+              <w:t xml:space="preserve">Char. value of the compression </w:t>
+            </w:r>
+            <w:proofErr w:type="spellStart"/>
+            <w:r>
+              <w:rPr>
+                <w:lang w:val="en-US"/>
+              </w:rPr>
+              <w:t>strenght</w:t>
+            </w:r>
+            <w:proofErr w:type="spellEnd"/>
+            <w:r>
+              <w:rPr>
+                <w:lang w:val="en-US"/>
+              </w:rPr>
+              <w:t xml:space="preserve"> : </w:t>
             </w:r>
             <m:oMath>
               <m:sSub>
@@ -23346,6 +24510,12 @@
                 <w:lang w:val="en-US"/>
               </w:rPr>
             </w:pPr>
+            <w:r>
+              <w:rPr>
+                <w:lang w:val="en-US"/>
+              </w:rPr>
+              <w:t>25</w:t>
+            </w:r>
           </w:p>
         </w:tc>
         <w:tc>
@@ -23382,6 +24552,9 @@
                 <w:lang w:val="en-US"/>
               </w:rPr>
             </w:pPr>
+            <w:r>
+              <w:t>0.00%</w:t>
+            </w:r>
           </w:p>
         </w:tc>
       </w:tr>
@@ -23403,7 +24576,21 @@
               <w:rPr>
                 <w:lang w:val="en-US"/>
               </w:rPr>
-              <w:t xml:space="preserve">Mean value of compression strenght : </w:t>
+              <w:t xml:space="preserve">Mean value of compression </w:t>
+            </w:r>
+            <w:proofErr w:type="spellStart"/>
+            <w:r>
+              <w:rPr>
+                <w:lang w:val="en-US"/>
+              </w:rPr>
+              <w:t>strenght</w:t>
+            </w:r>
+            <w:proofErr w:type="spellEnd"/>
+            <w:r>
+              <w:rPr>
+                <w:lang w:val="en-US"/>
+              </w:rPr>
+              <w:t xml:space="preserve"> : </w:t>
             </w:r>
             <m:oMath>
               <m:sSub>
@@ -23464,6 +24651,12 @@
                 <w:lang w:val="en-US"/>
               </w:rPr>
             </w:pPr>
+            <w:r>
+              <w:rPr>
+                <w:lang w:val="en-US"/>
+              </w:rPr>
+              <w:t>33</w:t>
+            </w:r>
           </w:p>
         </w:tc>
         <w:tc>
@@ -23500,6 +24693,9 @@
                 <w:lang w:val="en-US"/>
               </w:rPr>
             </w:pPr>
+            <w:r>
+              <w:t>0.00%</w:t>
+            </w:r>
           </w:p>
         </w:tc>
       </w:tr>
@@ -23521,7 +24717,21 @@
               <w:rPr>
                 <w:lang w:val="en-US"/>
               </w:rPr>
-              <w:t xml:space="preserve">Mean tensile strenght : </w:t>
+              <w:t xml:space="preserve">Mean tensile </w:t>
+            </w:r>
+            <w:proofErr w:type="spellStart"/>
+            <w:r>
+              <w:rPr>
+                <w:lang w:val="en-US"/>
+              </w:rPr>
+              <w:t>strenght</w:t>
+            </w:r>
+            <w:proofErr w:type="spellEnd"/>
+            <w:r>
+              <w:rPr>
+                <w:lang w:val="en-US"/>
+              </w:rPr>
+              <w:t xml:space="preserve"> : </w:t>
             </w:r>
             <m:oMath>
               <m:sSub>
@@ -23582,6 +24792,12 @@
                 <w:lang w:val="en-US"/>
               </w:rPr>
             </w:pPr>
+            <w:r>
+              <w:rPr>
+                <w:lang w:val="en-US"/>
+              </w:rPr>
+              <w:t>2.56</w:t>
+            </w:r>
           </w:p>
         </w:tc>
         <w:tc>
@@ -23618,6 +24834,9 @@
                 <w:lang w:val="en-US"/>
               </w:rPr>
             </w:pPr>
+            <w:r>
+              <w:t>0.00%</w:t>
+            </w:r>
           </w:p>
         </w:tc>
       </w:tr>
@@ -23700,6 +24919,12 @@
                 <w:lang w:val="en-US"/>
               </w:rPr>
             </w:pPr>
+            <w:r>
+              <w:rPr>
+                <w:lang w:val="en-US"/>
+              </w:rPr>
+              <w:t>31 476</w:t>
+            </w:r>
           </w:p>
         </w:tc>
         <w:tc>
@@ -23721,7 +24946,7 @@
                 <w:color w:val="C00000"/>
                 <w:lang w:val="en-US"/>
               </w:rPr>
-              <w:t>31 4576</w:t>
+              <w:t>31 476</w:t>
             </w:r>
           </w:p>
         </w:tc>
@@ -23736,6 +24961,9 @@
                 <w:lang w:val="en-US"/>
               </w:rPr>
             </w:pPr>
+            <w:r>
+              <w:t>0.00%</w:t>
+            </w:r>
           </w:p>
         </w:tc>
       </w:tr>
@@ -23857,8 +25085,21 @@
                 <w:tab w:val="right" w:pos="4997"/>
               </w:tabs>
             </w:pPr>
-            <w:r>
-              <w:t>Notional size (EN 1992-1-1 Annex B)</w:t>
+            <w:proofErr w:type="spellStart"/>
+            <w:r>
+              <w:t>Notional</w:t>
+            </w:r>
+            <w:proofErr w:type="spellEnd"/>
+            <w:r>
+              <w:t xml:space="preserve"> size (EN 1992-1-1 </w:t>
+            </w:r>
+            <w:proofErr w:type="spellStart"/>
+            <w:r>
+              <w:t>Annex</w:t>
+            </w:r>
+            <w:proofErr w:type="spellEnd"/>
+            <w:r>
+              <w:t xml:space="preserve"> B)</w:t>
             </w:r>
             <w:r>
               <w:t xml:space="preserve"> : </w:t>
@@ -23920,6 +25161,9 @@
             <w:pPr>
               <w:jc w:val="center"/>
             </w:pPr>
+            <w:r>
+              <w:t>210</w:t>
+            </w:r>
           </w:p>
         </w:tc>
         <w:tc>
@@ -23934,6 +25178,13 @@
                 <w:color w:val="C00000"/>
               </w:rPr>
             </w:pPr>
+            <w:r>
+              <w:rPr>
+                <w:i/>
+                <w:color w:val="C00000"/>
+              </w:rPr>
+              <w:t>210</w:t>
+            </w:r>
           </w:p>
         </w:tc>
         <w:tc>
@@ -23944,6 +25195,9 @@
             <w:pPr>
               <w:jc w:val="center"/>
             </w:pPr>
+            <w:r>
+              <w:t>0.00%</w:t>
+            </w:r>
           </w:p>
         </w:tc>
       </w:tr>
@@ -23965,7 +25219,21 @@
               <w:rPr>
                 <w:lang w:val="en-US"/>
               </w:rPr>
-              <w:t xml:space="preserve">Char. value of the compression strenght : </w:t>
+              <w:t xml:space="preserve">Char. value of the compression </w:t>
+            </w:r>
+            <w:proofErr w:type="spellStart"/>
+            <w:r>
+              <w:rPr>
+                <w:lang w:val="en-US"/>
+              </w:rPr>
+              <w:t>strenght</w:t>
+            </w:r>
+            <w:proofErr w:type="spellEnd"/>
+            <w:r>
+              <w:rPr>
+                <w:lang w:val="en-US"/>
+              </w:rPr>
+              <w:t xml:space="preserve"> : </w:t>
             </w:r>
             <m:oMath>
               <m:sSub>
@@ -24026,6 +25294,12 @@
                 <w:lang w:val="en-US"/>
               </w:rPr>
             </w:pPr>
+            <w:r>
+              <w:rPr>
+                <w:lang w:val="en-US"/>
+              </w:rPr>
+              <w:t>25</w:t>
+            </w:r>
           </w:p>
         </w:tc>
         <w:tc>
@@ -24041,6 +25315,14 @@
                 <w:lang w:val="en-US"/>
               </w:rPr>
             </w:pPr>
+            <w:r>
+              <w:rPr>
+                <w:i/>
+                <w:color w:val="C00000"/>
+                <w:lang w:val="en-US"/>
+              </w:rPr>
+              <w:t>25</w:t>
+            </w:r>
           </w:p>
         </w:tc>
         <w:tc>
@@ -24054,6 +25336,9 @@
                 <w:lang w:val="en-US"/>
               </w:rPr>
             </w:pPr>
+            <w:r>
+              <w:t>0.00%</w:t>
+            </w:r>
           </w:p>
         </w:tc>
       </w:tr>
@@ -24075,7 +25360,21 @@
               <w:rPr>
                 <w:lang w:val="en-US"/>
               </w:rPr>
-              <w:t xml:space="preserve">Mean value of compression strenght : </w:t>
+              <w:t xml:space="preserve">Mean value of compression </w:t>
+            </w:r>
+            <w:proofErr w:type="spellStart"/>
+            <w:r>
+              <w:rPr>
+                <w:lang w:val="en-US"/>
+              </w:rPr>
+              <w:t>strenght</w:t>
+            </w:r>
+            <w:proofErr w:type="spellEnd"/>
+            <w:r>
+              <w:rPr>
+                <w:lang w:val="en-US"/>
+              </w:rPr>
+              <w:t xml:space="preserve"> : </w:t>
             </w:r>
             <m:oMath>
               <m:sSub>
@@ -24136,6 +25435,12 @@
                 <w:lang w:val="en-US"/>
               </w:rPr>
             </w:pPr>
+            <w:r>
+              <w:rPr>
+                <w:lang w:val="en-US"/>
+              </w:rPr>
+              <w:t>33</w:t>
+            </w:r>
           </w:p>
         </w:tc>
         <w:tc>
@@ -24151,6 +25456,14 @@
                 <w:lang w:val="en-US"/>
               </w:rPr>
             </w:pPr>
+            <w:r>
+              <w:rPr>
+                <w:i/>
+                <w:color w:val="C00000"/>
+                <w:lang w:val="en-US"/>
+              </w:rPr>
+              <w:t>33</w:t>
+            </w:r>
           </w:p>
         </w:tc>
         <w:tc>
@@ -24164,6 +25477,9 @@
                 <w:lang w:val="en-US"/>
               </w:rPr>
             </w:pPr>
+            <w:r>
+              <w:t>0.00%</w:t>
+            </w:r>
           </w:p>
         </w:tc>
       </w:tr>
@@ -24185,7 +25501,21 @@
               <w:rPr>
                 <w:lang w:val="en-US"/>
               </w:rPr>
-              <w:t xml:space="preserve">Mean tensile strenght : </w:t>
+              <w:t xml:space="preserve">Mean tensile </w:t>
+            </w:r>
+            <w:proofErr w:type="spellStart"/>
+            <w:r>
+              <w:rPr>
+                <w:lang w:val="en-US"/>
+              </w:rPr>
+              <w:t>strenght</w:t>
+            </w:r>
+            <w:proofErr w:type="spellEnd"/>
+            <w:r>
+              <w:rPr>
+                <w:lang w:val="en-US"/>
+              </w:rPr>
+              <w:t xml:space="preserve"> : </w:t>
             </w:r>
             <m:oMath>
               <m:sSub>
@@ -24246,6 +25576,12 @@
                 <w:lang w:val="en-US"/>
               </w:rPr>
             </w:pPr>
+            <w:r>
+              <w:rPr>
+                <w:lang w:val="en-US"/>
+              </w:rPr>
+              <w:t>2.56</w:t>
+            </w:r>
           </w:p>
         </w:tc>
         <w:tc>
@@ -24261,6 +25597,14 @@
                 <w:lang w:val="en-US"/>
               </w:rPr>
             </w:pPr>
+            <w:r>
+              <w:rPr>
+                <w:i/>
+                <w:color w:val="C00000"/>
+                <w:lang w:val="en-US"/>
+              </w:rPr>
+              <w:t>2.56</w:t>
+            </w:r>
           </w:p>
         </w:tc>
         <w:tc>
@@ -24274,6 +25618,9 @@
                 <w:lang w:val="en-US"/>
               </w:rPr>
             </w:pPr>
+            <w:r>
+              <w:t>0.00%</w:t>
+            </w:r>
           </w:p>
         </w:tc>
       </w:tr>
@@ -24356,6 +25703,12 @@
                 <w:lang w:val="en-US"/>
               </w:rPr>
             </w:pPr>
+            <w:r>
+              <w:rPr>
+                <w:lang w:val="en-US"/>
+              </w:rPr>
+              <w:t>31 476</w:t>
+            </w:r>
           </w:p>
         </w:tc>
         <w:tc>
@@ -24371,6 +25724,14 @@
                 <w:lang w:val="en-US"/>
               </w:rPr>
             </w:pPr>
+            <w:r>
+              <w:rPr>
+                <w:i/>
+                <w:color w:val="C00000"/>
+                <w:lang w:val="en-US"/>
+              </w:rPr>
+              <w:t>31 476</w:t>
+            </w:r>
           </w:p>
         </w:tc>
         <w:tc>
@@ -24384,6 +25745,9 @@
                 <w:lang w:val="en-US"/>
               </w:rPr>
             </w:pPr>
+            <w:r>
+              <w:t>0.00%</w:t>
+            </w:r>
           </w:p>
         </w:tc>
       </w:tr>
@@ -24487,6 +25851,12 @@
                 <w:lang w:val="en-US"/>
               </w:rPr>
             </w:pPr>
+            <w:r>
+              <w:rPr>
+                <w:lang w:val="en-US"/>
+              </w:rPr>
+              <w:t>60.08</w:t>
+            </w:r>
           </w:p>
         </w:tc>
         <w:tc>
@@ -24502,6 +25872,14 @@
                 <w:lang w:val="en-US"/>
               </w:rPr>
             </w:pPr>
+            <w:r>
+              <w:rPr>
+                <w:i/>
+                <w:color w:val="C00000"/>
+                <w:lang w:val="en-US"/>
+              </w:rPr>
+              <w:t>60.08</w:t>
+            </w:r>
           </w:p>
         </w:tc>
         <w:tc>
@@ -24515,13 +25893,116 @@
                 <w:lang w:val="en-US"/>
               </w:rPr>
             </w:pPr>
+            <w:r>
+              <w:t>0.00%</w:t>
+            </w:r>
+          </w:p>
+        </w:tc>
+      </w:tr>
+    </w:tbl>
+    <w:p>
+      <w:pPr>
+        <w:pStyle w:val="Lgende"/>
+      </w:pPr>
+      <w:r>
+        <w:t xml:space="preserve">Table </w:t>
+      </w:r>
+      <w:r>
+        <w:fldChar w:fldCharType="begin"/>
+      </w:r>
+      <w:r>
+        <w:instrText xml:space="preserve"> SEQ Table \* ARABIC </w:instrText>
+      </w:r>
+      <w:r>
+        <w:fldChar w:fldCharType="separate"/>
+      </w:r>
+      <w:r>
+        <w:rPr>
+          <w:noProof/>
+        </w:rPr>
+        <w:t>10</w:t>
+      </w:r>
+      <w:r>
+        <w:fldChar w:fldCharType="end"/>
+      </w:r>
+      <w:r>
+        <w:t xml:space="preserve">: Slab </w:t>
+      </w:r>
+    </w:p>
+    <w:tbl>
+      <w:tblPr>
+        <w:tblStyle w:val="Grilledutableau"/>
+        <w:tblW w:w="10332" w:type="dxa"/>
+        <w:tblLook w:val="04A0" w:firstRow="1" w:lastRow="0" w:firstColumn="1" w:lastColumn="0" w:noHBand="0" w:noVBand="1"/>
+      </w:tblPr>
+      <w:tblGrid>
+        <w:gridCol w:w="6605"/>
+        <w:gridCol w:w="1395"/>
+        <w:gridCol w:w="1381"/>
+        <w:gridCol w:w="951"/>
+      </w:tblGrid>
+      <w:tr>
+        <w:tc>
+          <w:tcPr>
+            <w:tcW w:w="6605" w:type="dxa"/>
+            <w:shd w:val="clear" w:color="auto" w:fill="D9D9D9" w:themeFill="background1" w:themeFillShade="D9"/>
+          </w:tcPr>
+          <w:p>
+            <w:r>
+              <w:rPr>
+                <w:smallCaps/>
+              </w:rPr>
+              <w:t>Résultats</w:t>
+            </w:r>
+          </w:p>
+        </w:tc>
+        <w:tc>
+          <w:tcPr>
+            <w:tcW w:w="1395" w:type="dxa"/>
+            <w:shd w:val="clear" w:color="auto" w:fill="D9D9D9" w:themeFill="background1" w:themeFillShade="D9"/>
+          </w:tcPr>
+          <w:p>
+            <w:pPr>
+              <w:jc w:val="center"/>
+            </w:pPr>
+            <w:r>
+              <w:t>Reference</w:t>
+            </w:r>
+          </w:p>
+        </w:tc>
+        <w:tc>
+          <w:tcPr>
+            <w:tcW w:w="1381" w:type="dxa"/>
+            <w:shd w:val="clear" w:color="auto" w:fill="D9D9D9" w:themeFill="background1" w:themeFillShade="D9"/>
+          </w:tcPr>
+          <w:p>
+            <w:pPr>
+              <w:jc w:val="center"/>
+            </w:pPr>
+            <w:r>
+              <w:t>ABCPMX</w:t>
+            </w:r>
+          </w:p>
+        </w:tc>
+        <w:tc>
+          <w:tcPr>
+            <w:tcW w:w="951" w:type="dxa"/>
+            <w:shd w:val="clear" w:color="auto" w:fill="D9D9D9" w:themeFill="background1" w:themeFillShade="D9"/>
+          </w:tcPr>
+          <w:p>
+            <w:pPr>
+              <w:jc w:val="center"/>
+            </w:pPr>
+            <w:r>
+              <w:t>Dev.</w:t>
+            </w:r>
           </w:p>
         </w:tc>
       </w:tr>
       <w:tr>
         <w:tc>
           <w:tcPr>
-            <w:tcW w:w="6637" w:type="dxa"/>
+            <w:tcW w:w="6605" w:type="dxa"/>
             <w:vAlign w:val="center"/>
           </w:tcPr>
           <w:p>
@@ -24538,7 +26019,7 @@
               <w:rPr>
                 <w:lang w:val="en-US"/>
               </w:rPr>
-              <w:t xml:space="preserve">Shear resistance : </w:t>
+              <w:t xml:space="preserve">Modular ratio : </w:t>
             </w:r>
             <m:oMath>
               <m:sSub>
@@ -24555,7 +26036,7 @@
                     <w:rPr>
                       <w:rFonts w:ascii="Cambria Math" w:hAnsi="Cambria Math"/>
                     </w:rPr>
-                    <m:t>P</m:t>
+                    <m:t>n</m:t>
                   </m:r>
                 </m:e>
                 <m:sub>
@@ -24567,7 +26048,7 @@
                       <w:rFonts w:ascii="Cambria Math" w:hAnsi="Cambria Math"/>
                       <w:lang w:val="en-US"/>
                     </w:rPr>
-                    <m:t>Rd</m:t>
+                    <m:t>enrobage</m:t>
                   </m:r>
                 </m:sub>
               </m:sSub>
@@ -24576,383 +26057,7 @@
                   <w:rFonts w:ascii="Cambria Math" w:hAnsi="Cambria Math"/>
                   <w:lang w:val="en-US"/>
                 </w:rPr>
-                <m:t>=</m:t>
-              </m:r>
-            </m:oMath>
-            <w:r>
-              <w:rPr>
-                <w:lang w:val="en-US"/>
-              </w:rPr>
-              <w:tab/>
-              <w:t>(kN)</w:t>
-            </w:r>
-          </w:p>
-        </w:tc>
-        <w:tc>
-          <w:tcPr>
-            <w:tcW w:w="1397" w:type="dxa"/>
-          </w:tcPr>
-          <w:p>
-            <w:pPr>
-              <w:jc w:val="center"/>
-              <w:rPr>
-                <w:lang w:val="en-US"/>
-              </w:rPr>
-            </w:pPr>
-          </w:p>
-        </w:tc>
-        <w:tc>
-          <w:tcPr>
-            <w:tcW w:w="1384" w:type="dxa"/>
-          </w:tcPr>
-          <w:p>
-            <w:pPr>
-              <w:jc w:val="center"/>
-              <w:rPr>
-                <w:i/>
-                <w:color w:val="C00000"/>
-                <w:lang w:val="en-US"/>
-              </w:rPr>
-            </w:pPr>
-          </w:p>
-        </w:tc>
-        <w:tc>
-          <w:tcPr>
-            <w:tcW w:w="776" w:type="dxa"/>
-          </w:tcPr>
-          <w:p>
-            <w:pPr>
-              <w:jc w:val="center"/>
-              <w:rPr>
-                <w:lang w:val="en-US"/>
-              </w:rPr>
-            </w:pPr>
-          </w:p>
-        </w:tc>
-      </w:tr>
-      <w:tr>
-        <w:tc>
-          <w:tcPr>
-            <w:tcW w:w="6637" w:type="dxa"/>
-            <w:vAlign w:val="center"/>
-          </w:tcPr>
-          <w:p>
-            <w:pPr>
-              <w:tabs>
-                <w:tab w:val="right" w:pos="4997"/>
-              </w:tabs>
-              <w:jc w:val="left"/>
-            </w:pPr>
-            <w:r>
-              <w:t xml:space="preserve">Reduction factor : </w:t>
-            </w:r>
-            <m:oMath>
-              <m:sSub>
-                <m:sSubPr>
-                  <m:ctrlPr>
-                    <w:rPr>
-                      <w:rFonts w:ascii="Cambria Math" w:hAnsi="Cambria Math"/>
-                      <w:i/>
-                    </w:rPr>
-                  </m:ctrlPr>
-                </m:sSubPr>
-                <m:e>
-                  <m:r>
-                    <w:rPr>
-                      <w:rFonts w:ascii="Cambria Math" w:hAnsi="Cambria Math"/>
-                    </w:rPr>
-                    <m:t>k</m:t>
-                  </m:r>
-                </m:e>
-                <m:sub>
-                  <m:r>
-                    <m:rPr>
-                      <m:sty m:val="p"/>
-                    </m:rPr>
-                    <w:rPr>
-                      <w:rFonts w:ascii="Cambria Math" w:hAnsi="Cambria Math"/>
-                    </w:rPr>
-                    <m:t>t</m:t>
-                  </m:r>
-                </m:sub>
-              </m:sSub>
-            </m:oMath>
-            <w:r>
-              <w:t xml:space="preserve"> =</w:t>
-            </w:r>
-          </w:p>
-        </w:tc>
-        <w:tc>
-          <w:tcPr>
-            <w:tcW w:w="1397" w:type="dxa"/>
-          </w:tcPr>
-          <w:p>
-            <w:pPr>
-              <w:jc w:val="center"/>
-            </w:pPr>
-          </w:p>
-        </w:tc>
-        <w:tc>
-          <w:tcPr>
-            <w:tcW w:w="1384" w:type="dxa"/>
-          </w:tcPr>
-          <w:p>
-            <w:pPr>
-              <w:jc w:val="center"/>
-              <w:rPr>
-                <w:i/>
-                <w:color w:val="C00000"/>
-              </w:rPr>
-            </w:pPr>
-          </w:p>
-        </w:tc>
-        <w:tc>
-          <w:tcPr>
-            <w:tcW w:w="776" w:type="dxa"/>
-          </w:tcPr>
-          <w:p>
-            <w:pPr>
-              <w:jc w:val="center"/>
-            </w:pPr>
-          </w:p>
-        </w:tc>
-      </w:tr>
-    </w:tbl>
-    <w:p>
-      <w:pPr>
-        <w:pStyle w:val="Lgende"/>
-      </w:pPr>
-      <w:r>
-        <w:t xml:space="preserve">Table </w:t>
-      </w:r>
-      <w:r>
-        <w:fldChar w:fldCharType="begin"/>
-      </w:r>
-      <w:r>
-        <w:instrText xml:space="preserve"> SEQ Table \* ARABIC </w:instrText>
-      </w:r>
-      <w:r>
-        <w:fldChar w:fldCharType="separate"/>
-      </w:r>
-      <w:r>
-        <w:rPr>
-          <w:noProof/>
-        </w:rPr>
-        <w:t>10</w:t>
-      </w:r>
-      <w:r>
-        <w:fldChar w:fldCharType="end"/>
-      </w:r>
-      <w:r>
-        <w:t xml:space="preserve">: Slab </w:t>
-      </w:r>
-    </w:p>
-    <w:tbl>
-      <w:tblPr>
-        <w:tblStyle w:val="Grilledutableau"/>
-        <w:tblW w:w="10155" w:type="dxa"/>
-        <w:tblLook w:val="04A0" w:firstRow="1" w:lastRow="0" w:firstColumn="1" w:lastColumn="0" w:noHBand="0" w:noVBand="1"/>
-      </w:tblPr>
-      <w:tblGrid>
-        <w:gridCol w:w="6637"/>
-        <w:gridCol w:w="1397"/>
-        <w:gridCol w:w="1384"/>
-        <w:gridCol w:w="737"/>
-      </w:tblGrid>
-      <w:tr>
-        <w:tc>
-          <w:tcPr>
-            <w:tcW w:w="6637" w:type="dxa"/>
-            <w:shd w:val="clear" w:color="auto" w:fill="D9D9D9" w:themeFill="background1" w:themeFillShade="D9"/>
-          </w:tcPr>
-          <w:p>
-            <w:r>
-              <w:rPr>
-                <w:smallCaps/>
-              </w:rPr>
-              <w:t>Résultats</w:t>
-            </w:r>
-          </w:p>
-        </w:tc>
-        <w:tc>
-          <w:tcPr>
-            <w:tcW w:w="1397" w:type="dxa"/>
-            <w:shd w:val="clear" w:color="auto" w:fill="D9D9D9" w:themeFill="background1" w:themeFillShade="D9"/>
-          </w:tcPr>
-          <w:p>
-            <w:pPr>
-              <w:jc w:val="center"/>
-            </w:pPr>
-            <w:r>
-              <w:t>Reference</w:t>
-            </w:r>
-          </w:p>
-        </w:tc>
-        <w:tc>
-          <w:tcPr>
-            <w:tcW w:w="1384" w:type="dxa"/>
-            <w:shd w:val="clear" w:color="auto" w:fill="D9D9D9" w:themeFill="background1" w:themeFillShade="D9"/>
-          </w:tcPr>
-          <w:p>
-            <w:pPr>
-              <w:jc w:val="center"/>
-            </w:pPr>
-            <w:r>
-              <w:t>ABCPMX</w:t>
-            </w:r>
-          </w:p>
-        </w:tc>
-        <w:tc>
-          <w:tcPr>
-            <w:tcW w:w="737" w:type="dxa"/>
-            <w:shd w:val="clear" w:color="auto" w:fill="D9D9D9" w:themeFill="background1" w:themeFillShade="D9"/>
-          </w:tcPr>
-          <w:p>
-            <w:pPr>
-              <w:jc w:val="center"/>
-            </w:pPr>
-            <w:r>
-              <w:t>Dev.</w:t>
-            </w:r>
-          </w:p>
-        </w:tc>
-      </w:tr>
-      <w:tr>
-        <w:tc>
-          <w:tcPr>
-            <w:tcW w:w="6637" w:type="dxa"/>
-            <w:vAlign w:val="center"/>
-          </w:tcPr>
-          <w:p>
-            <w:pPr>
-              <w:tabs>
-                <w:tab w:val="right" w:pos="4997"/>
-              </w:tabs>
-              <w:jc w:val="left"/>
-              <w:rPr>
-                <w:lang w:val="en-US"/>
-              </w:rPr>
-            </w:pPr>
-            <w:r>
-              <w:rPr>
-                <w:lang w:val="en-US"/>
-              </w:rPr>
-              <w:t xml:space="preserve">Effective width of the slab : </w:t>
-            </w:r>
-            <m:oMath>
-              <m:sSub>
-                <m:sSubPr>
-                  <m:ctrlPr>
-                    <w:rPr>
-                      <w:rFonts w:ascii="Cambria Math" w:hAnsi="Cambria Math"/>
-                      <w:i/>
-                    </w:rPr>
-                  </m:ctrlPr>
-                </m:sSubPr>
-                <m:e>
-                  <m:r>
-                    <w:rPr>
-                      <w:rFonts w:ascii="Cambria Math" w:hAnsi="Cambria Math"/>
-                    </w:rPr>
-                    <m:t>b</m:t>
-                  </m:r>
-                </m:e>
-                <m:sub>
-                  <m:r>
-                    <m:rPr>
-                      <m:sty m:val="p"/>
-                    </m:rPr>
-                    <w:rPr>
-                      <w:rFonts w:ascii="Cambria Math" w:hAnsi="Cambria Math"/>
-                      <w:lang w:val="en-US"/>
-                    </w:rPr>
-                    <m:t>eff</m:t>
-                  </m:r>
-                </m:sub>
-              </m:sSub>
-              <m:r>
-                <w:rPr>
-                  <w:rFonts w:ascii="Cambria Math" w:hAnsi="Cambria Math"/>
-                  <w:lang w:val="en-US"/>
-                </w:rPr>
-                <m:t>=</m:t>
-              </m:r>
-            </m:oMath>
-            <w:r>
-              <w:rPr>
-                <w:lang w:val="en-US"/>
-              </w:rPr>
-              <w:tab/>
-              <w:t>(m)</w:t>
-            </w:r>
-          </w:p>
-        </w:tc>
-        <w:tc>
-          <w:tcPr>
-            <w:tcW w:w="1397" w:type="dxa"/>
-          </w:tcPr>
-          <w:p>
-            <w:pPr>
-              <w:jc w:val="center"/>
-              <w:rPr>
-                <w:lang w:val="en-US"/>
-              </w:rPr>
-            </w:pPr>
-          </w:p>
-        </w:tc>
-        <w:tc>
-          <w:tcPr>
-            <w:tcW w:w="1384" w:type="dxa"/>
-          </w:tcPr>
-          <w:p>
-            <w:pPr>
-              <w:jc w:val="center"/>
-              <w:rPr>
-                <w:color w:val="C00000"/>
-                <w:lang w:val="en-US"/>
-              </w:rPr>
-            </w:pPr>
-          </w:p>
-        </w:tc>
-        <w:tc>
-          <w:tcPr>
-            <w:tcW w:w="737" w:type="dxa"/>
-          </w:tcPr>
-          <w:p>
-            <w:pPr>
-              <w:jc w:val="center"/>
-              <w:rPr>
-                <w:lang w:val="en-US"/>
-              </w:rPr>
-            </w:pPr>
-          </w:p>
-        </w:tc>
-      </w:tr>
-      <w:tr>
-        <w:tc>
-          <w:tcPr>
-            <w:tcW w:w="6637" w:type="dxa"/>
-            <w:vAlign w:val="center"/>
-          </w:tcPr>
-          <w:p>
-            <w:pPr>
-              <w:tabs>
-                <w:tab w:val="right" w:pos="4997"/>
-              </w:tabs>
-              <w:jc w:val="left"/>
-            </w:pPr>
-            <w:r>
-              <w:t>Modular ratio</w:t>
-            </w:r>
-            <w:r>
-              <w:t xml:space="preserve"> : </w:t>
-            </w:r>
-            <m:oMath>
-              <m:r>
-                <w:rPr>
-                  <w:rFonts w:ascii="Cambria Math" w:hAnsi="Cambria Math"/>
-                </w:rPr>
-                <m:t>n(</m:t>
+                <m:t>(</m:t>
               </m:r>
               <m:sSub>
                 <m:sSubPr>
@@ -24978,6 +26083,7 @@
                     </m:rPr>
                     <w:rPr>
                       <w:rFonts w:ascii="Cambria Math" w:hAnsi="Cambria Math"/>
+                      <w:lang w:val="en-US"/>
                     </w:rPr>
                     <m:t>1</m:t>
                   </m:r>
@@ -24986,28 +26092,35 @@
               <m:r>
                 <w:rPr>
                   <w:rFonts w:ascii="Cambria Math" w:hAnsi="Cambria Math"/>
+                  <w:lang w:val="en-US"/>
                 </w:rPr>
                 <m:t>)=</m:t>
               </m:r>
             </m:oMath>
             <w:r>
+              <w:rPr>
+                <w:lang w:val="en-US"/>
+              </w:rPr>
               <w:tab/>
             </w:r>
           </w:p>
         </w:tc>
         <w:tc>
           <w:tcPr>
-            <w:tcW w:w="1397" w:type="dxa"/>
-          </w:tcPr>
-          <w:p>
-            <w:pPr>
-              <w:jc w:val="center"/>
-            </w:pPr>
-          </w:p>
-        </w:tc>
-        <w:tc>
-          <w:tcPr>
-            <w:tcW w:w="1384" w:type="dxa"/>
+            <w:tcW w:w="1395" w:type="dxa"/>
+          </w:tcPr>
+          <w:p>
+            <w:pPr>
+              <w:jc w:val="center"/>
+              <w:rPr>
+                <w:lang w:val="en-US"/>
+              </w:rPr>
+            </w:pPr>
+          </w:p>
+        </w:tc>
+        <w:tc>
+          <w:tcPr>
+            <w:tcW w:w="1381" w:type="dxa"/>
           </w:tcPr>
           <w:p>
             <w:pPr>
@@ -25015,17 +26128,27 @@
               <w:rPr>
                 <w:i/>
                 <w:color w:val="C00000"/>
-              </w:rPr>
-            </w:pPr>
-          </w:p>
-        </w:tc>
-        <w:tc>
-          <w:tcPr>
-            <w:tcW w:w="737" w:type="dxa"/>
-          </w:tcPr>
-          <w:p>
-            <w:pPr>
-              <w:jc w:val="center"/>
+                <w:lang w:val="en-US"/>
+              </w:rPr>
+            </w:pPr>
+            <w:r>
+              <w:rPr>
+                <w:lang w:val="en-US"/>
+              </w:rPr>
+              <w:t>23.7</w:t>
+            </w:r>
+          </w:p>
+        </w:tc>
+        <w:tc>
+          <w:tcPr>
+            <w:tcW w:w="951" w:type="dxa"/>
+          </w:tcPr>
+          <w:p>
+            <w:pPr>
+              <w:jc w:val="center"/>
+              <w:rPr>
+                <w:lang w:val="en-US"/>
+              </w:rPr>
             </w:pPr>
           </w:p>
         </w:tc>
@@ -25033,7 +26156,7 @@
       <w:tr>
         <w:tc>
           <w:tcPr>
-            <w:tcW w:w="6637" w:type="dxa"/>
+            <w:tcW w:w="6605" w:type="dxa"/>
             <w:vAlign w:val="center"/>
           </w:tcPr>
           <w:p>
@@ -25042,20 +26165,17 @@
                 <w:tab w:val="right" w:pos="4997"/>
               </w:tabs>
               <w:jc w:val="left"/>
-            </w:pPr>
-            <w:r>
-              <w:t>Modular ratio</w:t>
-            </w:r>
-            <w:r>
-              <w:t xml:space="preserve"> : </w:t>
+              <w:rPr>
+                <w:lang w:val="en-US"/>
+              </w:rPr>
+            </w:pPr>
+            <w:r>
+              <w:rPr>
+                <w:lang w:val="en-US"/>
+              </w:rPr>
+              <w:t xml:space="preserve">Modular ratio : </w:t>
             </w:r>
             <m:oMath>
-              <m:r>
-                <w:rPr>
-                  <w:rFonts w:ascii="Cambria Math" w:hAnsi="Cambria Math"/>
-                </w:rPr>
-                <m:t>n(</m:t>
-              </m:r>
               <m:sSub>
                 <m:sSubPr>
                   <m:ctrlPr>
@@ -25070,7 +26190,7 @@
                     <w:rPr>
                       <w:rFonts w:ascii="Cambria Math" w:hAnsi="Cambria Math"/>
                     </w:rPr>
-                    <m:t>G</m:t>
+                    <m:t>n</m:t>
                   </m:r>
                 </m:e>
                 <m:sub>
@@ -25081,82 +26201,16 @@
                     <w:rPr>
                       <w:rFonts w:ascii="Cambria Math" w:hAnsi="Cambria Math"/>
                     </w:rPr>
-                    <m:t>2</m:t>
+                    <m:t>enrobage</m:t>
                   </m:r>
                 </m:sub>
               </m:sSub>
               <m:r>
                 <w:rPr>
                   <w:rFonts w:ascii="Cambria Math" w:hAnsi="Cambria Math"/>
+                  <w:lang w:val="en-US"/>
                 </w:rPr>
-                <m:t>)=</m:t>
-              </m:r>
-            </m:oMath>
-            <w:r>
-              <w:tab/>
-            </w:r>
-          </w:p>
-        </w:tc>
-        <w:tc>
-          <w:tcPr>
-            <w:tcW w:w="1397" w:type="dxa"/>
-          </w:tcPr>
-          <w:p>
-            <w:pPr>
-              <w:jc w:val="center"/>
-            </w:pPr>
-          </w:p>
-        </w:tc>
-        <w:tc>
-          <w:tcPr>
-            <w:tcW w:w="1384" w:type="dxa"/>
-          </w:tcPr>
-          <w:p>
-            <w:pPr>
-              <w:jc w:val="center"/>
-              <w:rPr>
-                <w:i/>
-                <w:color w:val="C00000"/>
-              </w:rPr>
-            </w:pPr>
-          </w:p>
-        </w:tc>
-        <w:tc>
-          <w:tcPr>
-            <w:tcW w:w="737" w:type="dxa"/>
-          </w:tcPr>
-          <w:p>
-            <w:pPr>
-              <w:jc w:val="center"/>
-            </w:pPr>
-          </w:p>
-        </w:tc>
-      </w:tr>
-      <w:tr>
-        <w:tc>
-          <w:tcPr>
-            <w:tcW w:w="6637" w:type="dxa"/>
-            <w:vAlign w:val="center"/>
-          </w:tcPr>
-          <w:p>
-            <w:pPr>
-              <w:tabs>
-                <w:tab w:val="right" w:pos="4997"/>
-              </w:tabs>
-              <w:jc w:val="left"/>
-            </w:pPr>
-            <w:r>
-              <w:t>Modular ratio</w:t>
-            </w:r>
-            <w:r>
-              <w:t xml:space="preserve"> : </w:t>
-            </w:r>
-            <m:oMath>
-              <m:r>
-                <w:rPr>
-                  <w:rFonts w:ascii="Cambria Math" w:hAnsi="Cambria Math"/>
-                </w:rPr>
-                <m:t>n(</m:t>
+                <m:t>(</m:t>
               </m:r>
               <m:sSub>
                 <m:sSubPr>
@@ -25182,109 +26236,7 @@
                     </m:rPr>
                     <w:rPr>
                       <w:rFonts w:ascii="Cambria Math" w:hAnsi="Cambria Math"/>
-                    </w:rPr>
-                    <m:t>1</m:t>
-                  </m:r>
-                </m:sub>
-              </m:sSub>
-              <m:r>
-                <w:rPr>
-                  <w:rFonts w:ascii="Cambria Math" w:hAnsi="Cambria Math"/>
-                </w:rPr>
-                <m:t>)=</m:t>
-              </m:r>
-            </m:oMath>
-            <w:r>
-              <w:tab/>
-            </w:r>
-          </w:p>
-        </w:tc>
-        <w:tc>
-          <w:tcPr>
-            <w:tcW w:w="1397" w:type="dxa"/>
-          </w:tcPr>
-          <w:p>
-            <w:pPr>
-              <w:jc w:val="center"/>
-            </w:pPr>
-          </w:p>
-        </w:tc>
-        <w:tc>
-          <w:tcPr>
-            <w:tcW w:w="1384" w:type="dxa"/>
-          </w:tcPr>
-          <w:p>
-            <w:pPr>
-              <w:jc w:val="center"/>
-              <w:rPr>
-                <w:i/>
-                <w:color w:val="C00000"/>
-              </w:rPr>
-            </w:pPr>
-          </w:p>
-        </w:tc>
-        <w:tc>
-          <w:tcPr>
-            <w:tcW w:w="737" w:type="dxa"/>
-          </w:tcPr>
-          <w:p>
-            <w:pPr>
-              <w:jc w:val="center"/>
-            </w:pPr>
-          </w:p>
-        </w:tc>
-      </w:tr>
-      <w:tr>
-        <w:tc>
-          <w:tcPr>
-            <w:tcW w:w="6637" w:type="dxa"/>
-            <w:vAlign w:val="center"/>
-          </w:tcPr>
-          <w:p>
-            <w:pPr>
-              <w:tabs>
-                <w:tab w:val="right" w:pos="4997"/>
-              </w:tabs>
-              <w:jc w:val="left"/>
-            </w:pPr>
-            <w:r>
-              <w:lastRenderedPageBreak/>
-              <w:t>Modular ratio</w:t>
-            </w:r>
-            <w:r>
-              <w:t xml:space="preserve"> : </w:t>
-            </w:r>
-            <m:oMath>
-              <m:r>
-                <w:rPr>
-                  <w:rFonts w:ascii="Cambria Math" w:hAnsi="Cambria Math"/>
-                </w:rPr>
-                <m:t>n(</m:t>
-              </m:r>
-              <m:sSub>
-                <m:sSubPr>
-                  <m:ctrlPr>
-                    <w:rPr>
-                      <w:rFonts w:ascii="Cambria Math" w:hAnsi="Cambria Math"/>
-                      <w:i/>
-                    </w:rPr>
-                  </m:ctrlPr>
-                </m:sSubPr>
-                <m:e>
-                  <m:r>
-                    <w:rPr>
-                      <w:rFonts w:ascii="Cambria Math" w:hAnsi="Cambria Math"/>
-                    </w:rPr>
-                    <m:t>Q</m:t>
-                  </m:r>
-                </m:e>
-                <m:sub>
-                  <m:r>
-                    <m:rPr>
-                      <m:sty m:val="p"/>
-                    </m:rPr>
-                    <w:rPr>
-                      <w:rFonts w:ascii="Cambria Math" w:hAnsi="Cambria Math"/>
+                      <w:lang w:val="en-US"/>
                     </w:rPr>
                     <m:t>c</m:t>
                   </m:r>
@@ -25293,28 +26245,35 @@
               <m:r>
                 <w:rPr>
                   <w:rFonts w:ascii="Cambria Math" w:hAnsi="Cambria Math"/>
+                  <w:lang w:val="en-US"/>
                 </w:rPr>
                 <m:t>)=</m:t>
               </m:r>
             </m:oMath>
             <w:r>
+              <w:rPr>
+                <w:lang w:val="en-US"/>
+              </w:rPr>
               <w:tab/>
             </w:r>
           </w:p>
         </w:tc>
         <w:tc>
           <w:tcPr>
-            <w:tcW w:w="1397" w:type="dxa"/>
-          </w:tcPr>
-          <w:p>
-            <w:pPr>
-              <w:jc w:val="center"/>
-            </w:pPr>
-          </w:p>
-        </w:tc>
-        <w:tc>
-          <w:tcPr>
-            <w:tcW w:w="1384" w:type="dxa"/>
+            <w:tcW w:w="1395" w:type="dxa"/>
+          </w:tcPr>
+          <w:p>
+            <w:pPr>
+              <w:jc w:val="center"/>
+              <w:rPr>
+                <w:lang w:val="en-US"/>
+              </w:rPr>
+            </w:pPr>
+          </w:p>
+        </w:tc>
+        <w:tc>
+          <w:tcPr>
+            <w:tcW w:w="1381" w:type="dxa"/>
           </w:tcPr>
           <w:p>
             <w:pPr>
@@ -25322,17 +26281,27 @@
               <w:rPr>
                 <w:i/>
                 <w:color w:val="C00000"/>
-              </w:rPr>
-            </w:pPr>
-          </w:p>
-        </w:tc>
-        <w:tc>
-          <w:tcPr>
-            <w:tcW w:w="737" w:type="dxa"/>
-          </w:tcPr>
-          <w:p>
-            <w:pPr>
-              <w:jc w:val="center"/>
+                <w:lang w:val="en-US"/>
+              </w:rPr>
+            </w:pPr>
+            <w:r>
+              <w:rPr>
+                <w:lang w:val="en-US"/>
+              </w:rPr>
+              <w:t>6.67</w:t>
+            </w:r>
+          </w:p>
+        </w:tc>
+        <w:tc>
+          <w:tcPr>
+            <w:tcW w:w="951" w:type="dxa"/>
+          </w:tcPr>
+          <w:p>
+            <w:pPr>
+              <w:jc w:val="center"/>
+              <w:rPr>
+                <w:lang w:val="en-US"/>
+              </w:rPr>
             </w:pPr>
           </w:p>
         </w:tc>
@@ -25340,98 +26309,7 @@
       <w:tr>
         <w:tc>
           <w:tcPr>
-            <w:tcW w:w="6637" w:type="dxa"/>
-            <w:vAlign w:val="center"/>
-          </w:tcPr>
-          <w:p>
-            <w:pPr>
-              <w:tabs>
-                <w:tab w:val="right" w:pos="4997"/>
-              </w:tabs>
-              <w:jc w:val="left"/>
-            </w:pPr>
-            <w:r>
-              <w:t>Modular ratio</w:t>
-            </w:r>
-            <w:r>
-              <w:t xml:space="preserve"> : </w:t>
-            </w:r>
-            <m:oMath>
-              <m:r>
-                <w:rPr>
-                  <w:rFonts w:ascii="Cambria Math" w:hAnsi="Cambria Math"/>
-                </w:rPr>
-                <m:t>n</m:t>
-              </m:r>
-              <m:d>
-                <m:dPr>
-                  <m:ctrlPr>
-                    <w:rPr>
-                      <w:rFonts w:ascii="Cambria Math" w:hAnsi="Cambria Math"/>
-                      <w:i/>
-                    </w:rPr>
-                  </m:ctrlPr>
-                </m:dPr>
-                <m:e>
-                  <m:r>
-                    <w:rPr>
-                      <w:rFonts w:ascii="Cambria Math" w:hAnsi="Cambria Math"/>
-                    </w:rPr>
-                    <m:t>SHC</m:t>
-                  </m:r>
-                </m:e>
-              </m:d>
-              <m:r>
-                <w:rPr>
-                  <w:rFonts w:ascii="Cambria Math" w:hAnsi="Cambria Math"/>
-                </w:rPr>
-                <m:t>=</m:t>
-              </m:r>
-            </m:oMath>
-            <w:r>
-              <w:tab/>
-            </w:r>
-          </w:p>
-        </w:tc>
-        <w:tc>
-          <w:tcPr>
-            <w:tcW w:w="1397" w:type="dxa"/>
-          </w:tcPr>
-          <w:p>
-            <w:pPr>
-              <w:jc w:val="center"/>
-            </w:pPr>
-          </w:p>
-        </w:tc>
-        <w:tc>
-          <w:tcPr>
-            <w:tcW w:w="1384" w:type="dxa"/>
-          </w:tcPr>
-          <w:p>
-            <w:pPr>
-              <w:jc w:val="center"/>
-              <w:rPr>
-                <w:i/>
-                <w:color w:val="C00000"/>
-              </w:rPr>
-            </w:pPr>
-          </w:p>
-        </w:tc>
-        <w:tc>
-          <w:tcPr>
-            <w:tcW w:w="737" w:type="dxa"/>
-          </w:tcPr>
-          <w:p>
-            <w:pPr>
-              <w:jc w:val="center"/>
-            </w:pPr>
-          </w:p>
-        </w:tc>
-      </w:tr>
-      <w:tr>
-        <w:tc>
-          <w:tcPr>
-            <w:tcW w:w="6637" w:type="dxa"/>
+            <w:tcW w:w="6605" w:type="dxa"/>
             <w:vAlign w:val="center"/>
           </w:tcPr>
           <w:p>
@@ -25549,20 +26427,26 @@
         </w:tc>
         <w:tc>
           <w:tcPr>
-            <w:tcW w:w="1397" w:type="dxa"/>
-          </w:tcPr>
-          <w:p>
-            <w:pPr>
-              <w:jc w:val="center"/>
-              <w:rPr>
-                <w:lang w:val="en-US"/>
-              </w:rPr>
-            </w:pPr>
-          </w:p>
-        </w:tc>
-        <w:tc>
-          <w:tcPr>
-            <w:tcW w:w="1384" w:type="dxa"/>
+            <w:tcW w:w="1395" w:type="dxa"/>
+          </w:tcPr>
+          <w:p>
+            <w:pPr>
+              <w:jc w:val="center"/>
+              <w:rPr>
+                <w:lang w:val="en-US"/>
+              </w:rPr>
+            </w:pPr>
+            <w:r>
+              <w:rPr>
+                <w:lang w:val="en-US"/>
+              </w:rPr>
+              <w:t>53 002</w:t>
+            </w:r>
+          </w:p>
+        </w:tc>
+        <w:tc>
+          <w:tcPr>
+            <w:tcW w:w="1381" w:type="dxa"/>
           </w:tcPr>
           <w:p>
             <w:pPr>
@@ -25573,11 +26457,19 @@
                 <w:lang w:val="en-US"/>
               </w:rPr>
             </w:pPr>
-          </w:p>
-        </w:tc>
-        <w:tc>
-          <w:tcPr>
-            <w:tcW w:w="737" w:type="dxa"/>
+            <w:r>
+              <w:rPr>
+                <w:i/>
+                <w:color w:val="C00000"/>
+                <w:lang w:val="en-US"/>
+              </w:rPr>
+              <w:t>52 921</w:t>
+            </w:r>
+          </w:p>
+        </w:tc>
+        <w:tc>
+          <w:tcPr>
+            <w:tcW w:w="951" w:type="dxa"/>
             <w:vAlign w:val="center"/>
           </w:tcPr>
           <w:p>
@@ -25587,13 +26479,29 @@
                 <w:lang w:val="en-US"/>
               </w:rPr>
             </w:pPr>
+            <w:r>
+              <w:rPr>
+                <w:i/>
+                <w:color w:val="C00000"/>
+                <w:lang w:val="en-US"/>
+              </w:rPr>
+              <w:t>0.15</w:t>
+            </w:r>
+            <w:r>
+              <w:rPr>
+                <w:i/>
+                <w:color w:val="C00000"/>
+                <w:lang w:val="en-US"/>
+              </w:rPr>
+              <w:t>%</w:t>
+            </w:r>
           </w:p>
         </w:tc>
       </w:tr>
       <w:tr>
         <w:tc>
           <w:tcPr>
-            <w:tcW w:w="6637" w:type="dxa"/>
+            <w:tcW w:w="6605" w:type="dxa"/>
             <w:vAlign w:val="center"/>
           </w:tcPr>
           <w:p>
@@ -25671,7 +26579,7 @@
                       <w:rFonts w:ascii="Cambria Math" w:hAnsi="Cambria Math"/>
                       <w:lang w:val="en-US"/>
                     </w:rPr>
-                    <m:t>=26.1</m:t>
+                    <m:t>=23.7</m:t>
                   </m:r>
                 </m:e>
               </m:d>
@@ -25717,20 +26625,26 @@
         </w:tc>
         <w:tc>
           <w:tcPr>
-            <w:tcW w:w="1397" w:type="dxa"/>
-          </w:tcPr>
-          <w:p>
-            <w:pPr>
-              <w:jc w:val="center"/>
-              <w:rPr>
-                <w:lang w:val="en-US"/>
-              </w:rPr>
-            </w:pPr>
-          </w:p>
-        </w:tc>
-        <w:tc>
-          <w:tcPr>
-            <w:tcW w:w="1384" w:type="dxa"/>
+            <w:tcW w:w="1395" w:type="dxa"/>
+          </w:tcPr>
+          <w:p>
+            <w:pPr>
+              <w:jc w:val="center"/>
+              <w:rPr>
+                <w:lang w:val="en-US"/>
+              </w:rPr>
+            </w:pPr>
+            <w:r>
+              <w:rPr>
+                <w:lang w:val="en-US"/>
+              </w:rPr>
+              <w:t>47 200</w:t>
+            </w:r>
+          </w:p>
+        </w:tc>
+        <w:tc>
+          <w:tcPr>
+            <w:tcW w:w="1381" w:type="dxa"/>
           </w:tcPr>
           <w:p>
             <w:pPr>
@@ -25741,11 +26655,19 @@
                 <w:lang w:val="en-US"/>
               </w:rPr>
             </w:pPr>
-          </w:p>
-        </w:tc>
-        <w:tc>
-          <w:tcPr>
-            <w:tcW w:w="737" w:type="dxa"/>
+            <w:r>
+              <w:rPr>
+                <w:i/>
+                <w:color w:val="C00000"/>
+                <w:lang w:val="en-US"/>
+              </w:rPr>
+              <w:t>47 128</w:t>
+            </w:r>
+          </w:p>
+        </w:tc>
+        <w:tc>
+          <w:tcPr>
+            <w:tcW w:w="951" w:type="dxa"/>
             <w:vAlign w:val="center"/>
           </w:tcPr>
           <w:p>
@@ -25755,13 +26677,37 @@
                 <w:lang w:val="en-US"/>
               </w:rPr>
             </w:pPr>
+            <w:r>
+              <w:rPr>
+                <w:i/>
+                <w:color w:val="C00000"/>
+                <w:lang w:val="en-US"/>
+              </w:rPr>
+              <w:t>-</w:t>
+            </w:r>
+            <w:r>
+              <w:rPr>
+                <w:i/>
+                <w:color w:val="C00000"/>
+                <w:lang w:val="en-US"/>
+              </w:rPr>
+              <w:t>0.15</w:t>
+            </w:r>
+            <w:r>
+              <w:rPr>
+                <w:i/>
+                <w:color w:val="C00000"/>
+                <w:lang w:val="en-US"/>
+              </w:rPr>
+              <w:t>%</w:t>
+            </w:r>
           </w:p>
         </w:tc>
       </w:tr>
       <w:tr>
         <w:tc>
           <w:tcPr>
-            <w:tcW w:w="6637" w:type="dxa"/>
+            <w:tcW w:w="6605" w:type="dxa"/>
             <w:vAlign w:val="center"/>
           </w:tcPr>
           <w:p>
@@ -25839,7 +26785,7 @@
                       <w:rFonts w:ascii="Cambria Math" w:hAnsi="Cambria Math"/>
                       <w:lang w:val="en-US"/>
                     </w:rPr>
-                    <m:t>=27.5</m:t>
+                    <m:t>=24.7</m:t>
                   </m:r>
                 </m:e>
               </m:d>
@@ -25885,20 +26831,26 @@
         </w:tc>
         <w:tc>
           <w:tcPr>
-            <w:tcW w:w="1397" w:type="dxa"/>
-          </w:tcPr>
-          <w:p>
-            <w:pPr>
-              <w:jc w:val="center"/>
-              <w:rPr>
-                <w:lang w:val="en-US"/>
-              </w:rPr>
-            </w:pPr>
-          </w:p>
-        </w:tc>
-        <w:tc>
-          <w:tcPr>
-            <w:tcW w:w="1384" w:type="dxa"/>
+            <w:tcW w:w="1395" w:type="dxa"/>
+          </w:tcPr>
+          <w:p>
+            <w:pPr>
+              <w:jc w:val="center"/>
+              <w:rPr>
+                <w:lang w:val="en-US"/>
+              </w:rPr>
+            </w:pPr>
+            <w:r>
+              <w:rPr>
+                <w:lang w:val="en-US"/>
+              </w:rPr>
+              <w:t>47 083</w:t>
+            </w:r>
+          </w:p>
+        </w:tc>
+        <w:tc>
+          <w:tcPr>
+            <w:tcW w:w="1381" w:type="dxa"/>
           </w:tcPr>
           <w:p>
             <w:pPr>
@@ -25909,11 +26861,19 @@
                 <w:lang w:val="en-US"/>
               </w:rPr>
             </w:pPr>
-          </w:p>
-        </w:tc>
-        <w:tc>
-          <w:tcPr>
-            <w:tcW w:w="737" w:type="dxa"/>
+            <w:r>
+              <w:rPr>
+                <w:i/>
+                <w:color w:val="C00000"/>
+                <w:lang w:val="en-US"/>
+              </w:rPr>
+              <w:t>47 005</w:t>
+            </w:r>
+          </w:p>
+        </w:tc>
+        <w:tc>
+          <w:tcPr>
+            <w:tcW w:w="951" w:type="dxa"/>
             <w:vAlign w:val="center"/>
           </w:tcPr>
           <w:p>
@@ -25923,175 +26883,29 @@
                 <w:lang w:val="en-US"/>
               </w:rPr>
             </w:pPr>
+            <w:r>
+              <w:rPr>
+                <w:i/>
+                <w:color w:val="C00000"/>
+                <w:lang w:val="en-US"/>
+              </w:rPr>
+              <w:t>-0.17</w:t>
+            </w:r>
+            <w:r>
+              <w:rPr>
+                <w:i/>
+                <w:color w:val="C00000"/>
+                <w:lang w:val="en-US"/>
+              </w:rPr>
+              <w:t>%</w:t>
+            </w:r>
           </w:p>
         </w:tc>
       </w:tr>
       <w:tr>
         <w:tc>
           <w:tcPr>
-            <w:tcW w:w="6637" w:type="dxa"/>
-            <w:vAlign w:val="center"/>
-          </w:tcPr>
-          <w:p>
-            <w:pPr>
-              <w:tabs>
-                <w:tab w:val="right" w:pos="4997"/>
-              </w:tabs>
-              <w:jc w:val="left"/>
-              <w:rPr>
-                <w:lang w:val="en-US"/>
-              </w:rPr>
-            </w:pPr>
-            <w:r>
-              <w:rPr>
-                <w:lang w:val="en-US"/>
-              </w:rPr>
-              <w:t>Moment of inertia about y-y axis </w:t>
-            </w:r>
-            <w:r>
-              <w:rPr>
-                <w:lang w:val="en-US"/>
-              </w:rPr>
-              <w:t xml:space="preserve">: </w:t>
-            </w:r>
-            <m:oMath>
-              <m:sSub>
-                <m:sSubPr>
-                  <m:ctrlPr>
-                    <w:rPr>
-                      <w:rFonts w:ascii="Cambria Math" w:hAnsi="Cambria Math"/>
-                      <w:i/>
-                    </w:rPr>
-                  </m:ctrlPr>
-                </m:sSubPr>
-                <m:e>
-                  <m:r>
-                    <w:rPr>
-                      <w:rFonts w:ascii="Cambria Math" w:hAnsi="Cambria Math"/>
-                    </w:rPr>
-                    <m:t>I</m:t>
-                  </m:r>
-                </m:e>
-                <m:sub>
-                  <m:r>
-                    <m:rPr>
-                      <m:sty m:val="p"/>
-                    </m:rPr>
-                    <w:rPr>
-                      <w:rFonts w:ascii="Cambria Math" w:hAnsi="Cambria Math"/>
-                      <w:lang w:val="en-US"/>
-                    </w:rPr>
-                    <m:t>el,y</m:t>
-                  </m:r>
-                </m:sub>
-              </m:sSub>
-              <m:r>
-                <w:rPr>
-                  <w:rFonts w:ascii="Cambria Math" w:hAnsi="Cambria Math"/>
-                  <w:lang w:val="en-US"/>
-                </w:rPr>
-                <m:t>(</m:t>
-              </m:r>
-              <m:r>
-                <w:rPr>
-                  <w:rFonts w:ascii="Cambria Math" w:hAnsi="Cambria Math"/>
-                </w:rPr>
-                <m:t>n</m:t>
-              </m:r>
-              <m:r>
-                <w:rPr>
-                  <w:rFonts w:ascii="Cambria Math" w:hAnsi="Cambria Math"/>
-                  <w:lang w:val="en-US"/>
-                </w:rPr>
-                <m:t>=∞)</m:t>
-              </m:r>
-            </m:oMath>
-            <w:r>
-              <w:rPr>
-                <w:lang w:val="en-US"/>
-              </w:rPr>
-              <w:tab/>
-            </w:r>
-            <w:r>
-              <w:rPr>
-                <w:lang w:val="en-US"/>
-              </w:rPr>
-              <w:t>(</w:t>
-            </w:r>
-            <w:r>
-              <w:rPr>
-                <w:lang w:val="en-US"/>
-              </w:rPr>
-              <w:t>c</w:t>
-            </w:r>
-            <w:r>
-              <w:rPr>
-                <w:lang w:val="en-US"/>
-              </w:rPr>
-              <w:t>m</w:t>
-            </w:r>
-            <w:r>
-              <w:rPr>
-                <w:vertAlign w:val="superscript"/>
-                <w:lang w:val="en-US"/>
-              </w:rPr>
-              <w:t>4</w:t>
-            </w:r>
-            <w:r>
-              <w:rPr>
-                <w:lang w:val="en-US"/>
-              </w:rPr>
-              <w:t>)</w:t>
-            </w:r>
-          </w:p>
-        </w:tc>
-        <w:tc>
-          <w:tcPr>
-            <w:tcW w:w="1397" w:type="dxa"/>
-          </w:tcPr>
-          <w:p>
-            <w:pPr>
-              <w:jc w:val="center"/>
-              <w:rPr>
-                <w:lang w:val="en-US"/>
-              </w:rPr>
-            </w:pPr>
-          </w:p>
-        </w:tc>
-        <w:tc>
-          <w:tcPr>
-            <w:tcW w:w="1384" w:type="dxa"/>
-          </w:tcPr>
-          <w:p>
-            <w:pPr>
-              <w:jc w:val="center"/>
-              <w:rPr>
-                <w:i/>
-                <w:color w:val="C00000"/>
-                <w:lang w:val="en-US"/>
-              </w:rPr>
-            </w:pPr>
-          </w:p>
-        </w:tc>
-        <w:tc>
-          <w:tcPr>
-            <w:tcW w:w="737" w:type="dxa"/>
-            <w:vAlign w:val="center"/>
-          </w:tcPr>
-          <w:p>
-            <w:pPr>
-              <w:jc w:val="center"/>
-              <w:rPr>
-                <w:lang w:val="en-US"/>
-              </w:rPr>
-            </w:pPr>
-          </w:p>
-        </w:tc>
-      </w:tr>
-      <w:tr>
-        <w:tc>
-          <w:tcPr>
-            <w:tcW w:w="6637" w:type="dxa"/>
+            <w:tcW w:w="6605" w:type="dxa"/>
             <w:vAlign w:val="center"/>
           </w:tcPr>
           <w:p>
@@ -26202,20 +27016,26 @@
         </w:tc>
         <w:tc>
           <w:tcPr>
-            <w:tcW w:w="1397" w:type="dxa"/>
-          </w:tcPr>
-          <w:p>
-            <w:pPr>
-              <w:jc w:val="center"/>
-              <w:rPr>
-                <w:lang w:val="en-US"/>
-              </w:rPr>
-            </w:pPr>
-          </w:p>
-        </w:tc>
-        <w:tc>
-          <w:tcPr>
-            <w:tcW w:w="1384" w:type="dxa"/>
+            <w:tcW w:w="1395" w:type="dxa"/>
+          </w:tcPr>
+          <w:p>
+            <w:pPr>
+              <w:jc w:val="center"/>
+              <w:rPr>
+                <w:lang w:val="en-US"/>
+              </w:rPr>
+            </w:pPr>
+            <w:r>
+              <w:rPr>
+                <w:lang w:val="en-US"/>
+              </w:rPr>
+              <w:t>205</w:t>
+            </w:r>
+          </w:p>
+        </w:tc>
+        <w:tc>
+          <w:tcPr>
+            <w:tcW w:w="1381" w:type="dxa"/>
           </w:tcPr>
           <w:p>
             <w:pPr>
@@ -26226,29 +27046,41 @@
                 <w:lang w:val="en-US"/>
               </w:rPr>
             </w:pPr>
-          </w:p>
-        </w:tc>
-        <w:tc>
-          <w:tcPr>
-            <w:tcW w:w="737" w:type="dxa"/>
-            <w:vAlign w:val="center"/>
-          </w:tcPr>
-          <w:p>
-            <w:pPr>
-              <w:jc w:val="center"/>
+            <w:r>
               <w:rPr>
                 <w:i/>
                 <w:color w:val="C00000"/>
                 <w:lang w:val="en-US"/>
               </w:rPr>
-            </w:pPr>
+              <w:t>205</w:t>
+            </w:r>
+          </w:p>
+        </w:tc>
+        <w:tc>
+          <w:tcPr>
+            <w:tcW w:w="951" w:type="dxa"/>
+            <w:vAlign w:val="center"/>
+          </w:tcPr>
+          <w:p>
+            <w:pPr>
+              <w:jc w:val="center"/>
+              <w:rPr>
+                <w:lang w:val="en-US"/>
+              </w:rPr>
+            </w:pPr>
+            <w:r>
+              <w:rPr>
+                <w:lang w:val="en-US"/>
+              </w:rPr>
+              <w:t>0.00%</w:t>
+            </w:r>
           </w:p>
         </w:tc>
       </w:tr>
       <w:tr>
         <w:tc>
           <w:tcPr>
-            <w:tcW w:w="6637" w:type="dxa"/>
+            <w:tcW w:w="6605" w:type="dxa"/>
             <w:vAlign w:val="center"/>
           </w:tcPr>
           <w:p>
@@ -26328,7 +27160,7 @@
                   <w:rFonts w:ascii="Cambria Math" w:hAnsi="Cambria Math"/>
                   <w:lang w:val="en-US"/>
                 </w:rPr>
-                <m:t>=26.1)</m:t>
+                <m:t>=23.7)</m:t>
               </m:r>
             </m:oMath>
             <w:r>
@@ -26359,20 +27191,26 @@
         </w:tc>
         <w:tc>
           <w:tcPr>
-            <w:tcW w:w="1397" w:type="dxa"/>
-          </w:tcPr>
-          <w:p>
-            <w:pPr>
-              <w:jc w:val="center"/>
-              <w:rPr>
-                <w:lang w:val="en-US"/>
-              </w:rPr>
-            </w:pPr>
-          </w:p>
-        </w:tc>
-        <w:tc>
-          <w:tcPr>
-            <w:tcW w:w="1384" w:type="dxa"/>
+            <w:tcW w:w="1395" w:type="dxa"/>
+          </w:tcPr>
+          <w:p>
+            <w:pPr>
+              <w:jc w:val="center"/>
+              <w:rPr>
+                <w:lang w:val="en-US"/>
+              </w:rPr>
+            </w:pPr>
+            <w:r>
+              <w:rPr>
+                <w:lang w:val="en-US"/>
+              </w:rPr>
+              <w:t>235</w:t>
+            </w:r>
+          </w:p>
+        </w:tc>
+        <w:tc>
+          <w:tcPr>
+            <w:tcW w:w="1381" w:type="dxa"/>
           </w:tcPr>
           <w:p>
             <w:pPr>
@@ -26383,11 +27221,19 @@
                 <w:lang w:val="en-US"/>
               </w:rPr>
             </w:pPr>
-          </w:p>
-        </w:tc>
-        <w:tc>
-          <w:tcPr>
-            <w:tcW w:w="737" w:type="dxa"/>
+            <w:r>
+              <w:rPr>
+                <w:i/>
+                <w:color w:val="C00000"/>
+                <w:lang w:val="en-US"/>
+              </w:rPr>
+              <w:t>235</w:t>
+            </w:r>
+          </w:p>
+        </w:tc>
+        <w:tc>
+          <w:tcPr>
+            <w:tcW w:w="951" w:type="dxa"/>
             <w:vAlign w:val="center"/>
           </w:tcPr>
           <w:p>
@@ -26397,13 +27243,19 @@
                 <w:lang w:val="en-US"/>
               </w:rPr>
             </w:pPr>
+            <w:r>
+              <w:rPr>
+                <w:lang w:val="en-US"/>
+              </w:rPr>
+              <w:t>0.00%</w:t>
+            </w:r>
           </w:p>
         </w:tc>
       </w:tr>
       <w:tr>
         <w:tc>
           <w:tcPr>
-            <w:tcW w:w="6637" w:type="dxa"/>
+            <w:tcW w:w="6605" w:type="dxa"/>
             <w:vAlign w:val="center"/>
           </w:tcPr>
           <w:p>
@@ -26416,6 +27268,7 @@
                 <w:lang w:val="en-US"/>
               </w:rPr>
             </w:pPr>
+            <w:bookmarkStart w:id="26" w:name="_GoBack" w:colFirst="3" w:colLast="3"/>
             <w:r>
               <w:rPr>
                 <w:lang w:val="en-US"/>
@@ -26483,7 +27336,7 @@
                   <w:rFonts w:ascii="Cambria Math" w:hAnsi="Cambria Math"/>
                   <w:lang w:val="en-US"/>
                 </w:rPr>
-                <m:t>=27.5)</m:t>
+                <m:t>=24.7)</m:t>
               </m:r>
             </m:oMath>
             <w:r>
@@ -26514,20 +27367,26 @@
         </w:tc>
         <w:tc>
           <w:tcPr>
-            <w:tcW w:w="1397" w:type="dxa"/>
-          </w:tcPr>
-          <w:p>
-            <w:pPr>
-              <w:jc w:val="center"/>
-              <w:rPr>
-                <w:lang w:val="en-US"/>
-              </w:rPr>
-            </w:pPr>
-          </w:p>
-        </w:tc>
-        <w:tc>
-          <w:tcPr>
-            <w:tcW w:w="1384" w:type="dxa"/>
+            <w:tcW w:w="1395" w:type="dxa"/>
+          </w:tcPr>
+          <w:p>
+            <w:pPr>
+              <w:jc w:val="center"/>
+              <w:rPr>
+                <w:lang w:val="en-US"/>
+              </w:rPr>
+            </w:pPr>
+            <w:r>
+              <w:rPr>
+                <w:lang w:val="en-US"/>
+              </w:rPr>
+              <w:t>236</w:t>
+            </w:r>
+          </w:p>
+        </w:tc>
+        <w:tc>
+          <w:tcPr>
+            <w:tcW w:w="1381" w:type="dxa"/>
           </w:tcPr>
           <w:p>
             <w:pPr>
@@ -26538,166 +27397,19 @@
                 <w:lang w:val="en-US"/>
               </w:rPr>
             </w:pPr>
-          </w:p>
-        </w:tc>
-        <w:tc>
-          <w:tcPr>
-            <w:tcW w:w="737" w:type="dxa"/>
-            <w:vAlign w:val="center"/>
-          </w:tcPr>
-          <w:p>
-            <w:pPr>
-              <w:jc w:val="center"/>
-              <w:rPr>
-                <w:lang w:val="en-US"/>
-              </w:rPr>
-            </w:pPr>
-          </w:p>
-        </w:tc>
-      </w:tr>
-      <w:tr>
-        <w:tc>
-          <w:tcPr>
-            <w:tcW w:w="6637" w:type="dxa"/>
-            <w:vAlign w:val="center"/>
-          </w:tcPr>
-          <w:p>
-            <w:pPr>
-              <w:tabs>
-                <w:tab w:val="right" w:pos="4997"/>
-              </w:tabs>
-              <w:jc w:val="left"/>
-              <w:rPr>
-                <w:lang w:val="en-US"/>
-              </w:rPr>
-            </w:pPr>
-            <w:r>
-              <w:rPr>
-                <w:lang w:val="en-US"/>
-              </w:rPr>
-              <w:t xml:space="preserve">Elastic neutral axis </w:t>
-            </w:r>
-            <w:r>
-              <w:rPr>
-                <w:lang w:val="en-US"/>
-              </w:rPr>
-              <w:t> </w:t>
-            </w:r>
-            <w:r>
-              <w:rPr>
-                <w:lang w:val="en-US"/>
-              </w:rPr>
-              <w:t xml:space="preserve">: </w:t>
-            </w:r>
-            <m:oMath>
-              <m:sSub>
-                <m:sSubPr>
-                  <m:ctrlPr>
-                    <w:rPr>
-                      <w:rFonts w:ascii="Cambria Math" w:hAnsi="Cambria Math"/>
-                      <w:i/>
-                    </w:rPr>
-                  </m:ctrlPr>
-                </m:sSubPr>
-                <m:e>
-                  <m:r>
-                    <w:rPr>
-                      <w:rFonts w:ascii="Cambria Math" w:hAnsi="Cambria Math"/>
-                    </w:rPr>
-                    <m:t>z</m:t>
-                  </m:r>
-                </m:e>
-                <m:sub>
-                  <m:r>
-                    <m:rPr>
-                      <m:sty m:val="p"/>
-                    </m:rPr>
-                    <w:rPr>
-                      <w:rFonts w:ascii="Cambria Math" w:hAnsi="Cambria Math"/>
-                      <w:lang w:val="en-US"/>
-                    </w:rPr>
-                    <m:t>el,y</m:t>
-                  </m:r>
-                </m:sub>
-              </m:sSub>
-              <m:r>
-                <w:rPr>
-                  <w:rFonts w:ascii="Cambria Math" w:hAnsi="Cambria Math"/>
-                  <w:lang w:val="en-US"/>
-                </w:rPr>
-                <m:t>(</m:t>
-              </m:r>
-              <m:r>
-                <w:rPr>
-                  <w:rFonts w:ascii="Cambria Math" w:hAnsi="Cambria Math"/>
-                </w:rPr>
-                <m:t>n</m:t>
-              </m:r>
-              <m:r>
-                <w:rPr>
-                  <w:rFonts w:ascii="Cambria Math" w:hAnsi="Cambria Math"/>
-                  <w:lang w:val="en-US"/>
-                </w:rPr>
-                <m:t>=∞)</m:t>
-              </m:r>
-            </m:oMath>
-            <w:r>
-              <w:rPr>
-                <w:lang w:val="en-US"/>
-              </w:rPr>
-              <w:tab/>
-            </w:r>
-            <w:r>
-              <w:rPr>
-                <w:lang w:val="en-US"/>
-              </w:rPr>
-              <w:t>(</w:t>
-            </w:r>
-            <w:r>
-              <w:rPr>
-                <w:lang w:val="en-US"/>
-              </w:rPr>
-              <w:t>m</w:t>
-            </w:r>
-            <w:r>
-              <w:rPr>
-                <w:lang w:val="en-US"/>
-              </w:rPr>
-              <w:t>m)</w:t>
-            </w:r>
-          </w:p>
-        </w:tc>
-        <w:tc>
-          <w:tcPr>
-            <w:tcW w:w="1397" w:type="dxa"/>
-          </w:tcPr>
-          <w:p>
-            <w:pPr>
-              <w:jc w:val="center"/>
-              <w:rPr>
-                <w:lang w:val="en-US"/>
-              </w:rPr>
-            </w:pPr>
-          </w:p>
-        </w:tc>
-        <w:tc>
-          <w:tcPr>
-            <w:tcW w:w="1384" w:type="dxa"/>
-          </w:tcPr>
-          <w:p>
-            <w:pPr>
-              <w:jc w:val="center"/>
+            <w:r>
               <w:rPr>
                 <w:i/>
                 <w:color w:val="C00000"/>
                 <w:lang w:val="en-US"/>
               </w:rPr>
-            </w:pPr>
-          </w:p>
-        </w:tc>
-        <w:tc>
-          <w:tcPr>
-            <w:tcW w:w="737" w:type="dxa"/>
+              <w:t>236</w:t>
+            </w:r>
+          </w:p>
+        </w:tc>
+        <w:tc>
+          <w:tcPr>
+            <w:tcW w:w="951" w:type="dxa"/>
             <w:vAlign w:val="center"/>
           </w:tcPr>
           <w:p>
@@ -26707,13 +27419,20 @@
                 <w:lang w:val="en-US"/>
               </w:rPr>
             </w:pPr>
+            <w:r>
+              <w:rPr>
+                <w:lang w:val="en-US"/>
+              </w:rPr>
+              <w:t>0.00%</w:t>
+            </w:r>
           </w:p>
         </w:tc>
       </w:tr>
+      <w:bookmarkEnd w:id="26"/>
       <w:tr>
         <w:tc>
           <w:tcPr>
-            <w:tcW w:w="6637" w:type="dxa"/>
+            <w:tcW w:w="6605" w:type="dxa"/>
             <w:vAlign w:val="center"/>
           </w:tcPr>
           <w:p>
@@ -26788,12 +27507,14 @@
               </w:rPr>
               <w:t>(</w:t>
             </w:r>
+            <w:proofErr w:type="spellStart"/>
             <w:r>
               <w:rPr>
                 <w:lang w:val="en-US"/>
               </w:rPr>
               <w:t>kN.m</w:t>
             </w:r>
+            <w:proofErr w:type="spellEnd"/>
             <w:r>
               <w:rPr>
                 <w:lang w:val="en-US"/>
@@ -26804,20 +27525,20 @@
         </w:tc>
         <w:tc>
           <w:tcPr>
-            <w:tcW w:w="1397" w:type="dxa"/>
-          </w:tcPr>
-          <w:p>
-            <w:pPr>
-              <w:jc w:val="center"/>
-              <w:rPr>
-                <w:lang w:val="en-US"/>
-              </w:rPr>
-            </w:pPr>
-          </w:p>
-        </w:tc>
-        <w:tc>
-          <w:tcPr>
-            <w:tcW w:w="1384" w:type="dxa"/>
+            <w:tcW w:w="1395" w:type="dxa"/>
+          </w:tcPr>
+          <w:p>
+            <w:pPr>
+              <w:jc w:val="center"/>
+              <w:rPr>
+                <w:lang w:val="en-US"/>
+              </w:rPr>
+            </w:pPr>
+          </w:p>
+        </w:tc>
+        <w:tc>
+          <w:tcPr>
+            <w:tcW w:w="1381" w:type="dxa"/>
           </w:tcPr>
           <w:p>
             <w:pPr>
@@ -26828,11 +27549,19 @@
                 <w:lang w:val="en-US"/>
               </w:rPr>
             </w:pPr>
-          </w:p>
-        </w:tc>
-        <w:tc>
-          <w:tcPr>
-            <w:tcW w:w="737" w:type="dxa"/>
+            <w:r>
+              <w:rPr>
+                <w:i/>
+                <w:color w:val="C00000"/>
+                <w:lang w:val="en-US"/>
+              </w:rPr>
+              <w:t>799</w:t>
+            </w:r>
+          </w:p>
+        </w:tc>
+        <w:tc>
+          <w:tcPr>
+            <w:tcW w:w="951" w:type="dxa"/>
             <w:vAlign w:val="center"/>
           </w:tcPr>
           <w:p>
@@ -27036,12 +27765,14 @@
               <w:tab/>
               <w:t>(</w:t>
             </w:r>
+            <w:proofErr w:type="spellStart"/>
             <w:r>
               <w:rPr>
                 <w:lang w:val="en-US"/>
               </w:rPr>
               <w:t>kN</w:t>
             </w:r>
+            <w:proofErr w:type="spellEnd"/>
             <w:r>
               <w:rPr>
                 <w:lang w:val="en-US"/>
@@ -27176,12 +27907,14 @@
               <w:tab/>
               <w:t>(</w:t>
             </w:r>
+            <w:proofErr w:type="spellStart"/>
             <w:r>
               <w:rPr>
                 <w:lang w:val="en-US"/>
               </w:rPr>
               <w:t>kN.m</w:t>
             </w:r>
+            <w:proofErr w:type="spellEnd"/>
             <w:r>
               <w:rPr>
                 <w:lang w:val="en-US"/>
@@ -27316,12 +28049,14 @@
               <w:tab/>
               <w:t>(</w:t>
             </w:r>
+            <w:proofErr w:type="spellStart"/>
             <w:r>
               <w:rPr>
                 <w:lang w:val="en-US"/>
               </w:rPr>
               <w:t>kN</w:t>
             </w:r>
+            <w:proofErr w:type="spellEnd"/>
             <w:r>
               <w:rPr>
                 <w:lang w:val="en-US"/>
@@ -27456,12 +28191,14 @@
               <w:tab/>
               <w:t>(</w:t>
             </w:r>
+            <w:proofErr w:type="spellStart"/>
             <w:r>
               <w:rPr>
                 <w:lang w:val="en-US"/>
               </w:rPr>
               <w:t>kN.m</w:t>
             </w:r>
+            <w:proofErr w:type="spellEnd"/>
             <w:r>
               <w:rPr>
                 <w:lang w:val="en-US"/>
@@ -27532,6 +28269,7 @@
               <w:rPr>
                 <w:lang w:val="en-US"/>
               </w:rPr>
+              <w:lastRenderedPageBreak/>
               <w:t>Shear force</w:t>
             </w:r>
             <w:r>
@@ -27596,12 +28334,14 @@
               <w:tab/>
               <w:t>(</w:t>
             </w:r>
+            <w:proofErr w:type="spellStart"/>
             <w:r>
               <w:rPr>
                 <w:lang w:val="en-US"/>
               </w:rPr>
               <w:t>kN</w:t>
             </w:r>
+            <w:proofErr w:type="spellEnd"/>
             <w:r>
               <w:rPr>
                 <w:lang w:val="en-US"/>
@@ -27736,12 +28476,14 @@
               <w:tab/>
               <w:t>(</w:t>
             </w:r>
+            <w:proofErr w:type="spellStart"/>
             <w:r>
               <w:rPr>
                 <w:lang w:val="en-US"/>
               </w:rPr>
               <w:t>kN.m</w:t>
             </w:r>
+            <w:proofErr w:type="spellEnd"/>
             <w:r>
               <w:rPr>
                 <w:lang w:val="en-US"/>
@@ -27876,12 +28618,14 @@
               <w:tab/>
               <w:t>(</w:t>
             </w:r>
+            <w:proofErr w:type="spellStart"/>
             <w:r>
               <w:rPr>
                 <w:lang w:val="en-US"/>
               </w:rPr>
               <w:t>kN</w:t>
             </w:r>
+            <w:proofErr w:type="spellEnd"/>
             <w:r>
               <w:rPr>
                 <w:lang w:val="en-US"/>
@@ -28016,12 +28760,14 @@
               <w:tab/>
               <w:t>(</w:t>
             </w:r>
+            <w:proofErr w:type="spellStart"/>
             <w:r>
               <w:rPr>
                 <w:lang w:val="en-US"/>
               </w:rPr>
               <w:t>kN.m</w:t>
             </w:r>
+            <w:proofErr w:type="spellEnd"/>
             <w:r>
               <w:rPr>
                 <w:lang w:val="en-US"/>
@@ -28892,8 +29638,13 @@
             <w:r>
               <w:t xml:space="preserve">ompression </w:t>
             </w:r>
-            <w:r>
-              <w:t>strut inclination angle</w:t>
+            <w:proofErr w:type="spellStart"/>
+            <w:r>
+              <w:t>strut</w:t>
+            </w:r>
+            <w:proofErr w:type="spellEnd"/>
+            <w:r>
+              <w:t xml:space="preserve"> inclination angle</w:t>
             </w:r>
             <w:r>
               <w:t xml:space="preserve"> : </w:t>
@@ -29136,8 +29887,21 @@
               <w:rPr>
                 <w:lang w:val="en-US"/>
               </w:rPr>
-              <w:lastRenderedPageBreak/>
-              <w:t>Area of reinf. by length unit</w:t>
+              <w:t xml:space="preserve">Area of </w:t>
+            </w:r>
+            <w:proofErr w:type="spellStart"/>
+            <w:r>
+              <w:rPr>
+                <w:lang w:val="en-US"/>
+              </w:rPr>
+              <w:t>reinf</w:t>
+            </w:r>
+            <w:proofErr w:type="spellEnd"/>
+            <w:r>
+              <w:rPr>
+                <w:lang w:val="en-US"/>
+              </w:rPr>
+              <w:t>. by length unit</w:t>
             </w:r>
             <w:r>
               <w:rPr>
@@ -30264,10 +31028,10 @@
       </w:pPr>
     </w:p>
     <w:sectPr>
-      <w:headerReference w:type="even" r:id="rId53"/>
-      <w:headerReference w:type="default" r:id="rId54"/>
-      <w:footerReference w:type="default" r:id="rId55"/>
-      <w:headerReference w:type="first" r:id="rId56"/>
+      <w:headerReference w:type="even" r:id="rId54"/>
+      <w:headerReference w:type="default" r:id="rId55"/>
+      <w:footerReference w:type="default" r:id="rId56"/>
+      <w:headerReference w:type="first" r:id="rId57"/>
       <w:pgSz w:w="11906" w:h="16838"/>
       <w:pgMar w:top="1134" w:right="851" w:bottom="709" w:left="851" w:header="709" w:footer="709" w:gutter="0"/>
       <w:pgNumType w:start="1"/>
@@ -30387,7 +31151,7 @@
               <w:rFonts w:ascii="Calibri" w:hAnsi="Calibri"/>
               <w:noProof/>
             </w:rPr>
-            <w:t>15/05/2024</w:t>
+            <w:t>16/05/2024</w:t>
           </w:r>
           <w:r>
             <w:rPr>
@@ -30800,6 +31564,7 @@
               <w:rFonts w:ascii="Calibri" w:hAnsi="Calibri"/>
             </w:rPr>
           </w:pPr>
+          <w:proofErr w:type="spellStart"/>
           <w:r>
             <w:rPr>
               <w:rFonts w:ascii="Calibri" w:hAnsi="Calibri"/>
@@ -30812,6 +31577,7 @@
             </w:rPr>
             <w:t>uthor</w:t>
           </w:r>
+          <w:proofErr w:type="spellEnd"/>
           <w:r>
             <w:rPr>
               <w:rFonts w:ascii="Calibri" w:hAnsi="Calibri"/>
@@ -31129,6 +31895,7 @@
               <w:rFonts w:ascii="Calibri" w:hAnsi="Calibri"/>
             </w:rPr>
           </w:pPr>
+          <w:proofErr w:type="spellStart"/>
           <w:r>
             <w:rPr>
               <w:rFonts w:ascii="Calibri" w:hAnsi="Calibri"/>
@@ -31141,6 +31908,7 @@
             </w:rPr>
             <w:t>uthor</w:t>
           </w:r>
+          <w:proofErr w:type="spellEnd"/>
           <w:r>
             <w:rPr>
               <w:rFonts w:ascii="Calibri" w:hAnsi="Calibri"/>
@@ -31280,7 +32048,7 @@
               <w:sz w:val="20"/>
               <w:szCs w:val="20"/>
             </w:rPr>
-            <w:t>24</w:t>
+            <w:t>25</w:t>
           </w:r>
           <w:r>
             <w:rPr>
@@ -31482,12 +32250,28 @@
               <w:rFonts w:ascii="Calibri" w:hAnsi="Calibri"/>
             </w:rPr>
           </w:pPr>
+          <w:proofErr w:type="spellStart"/>
           <w:r>
             <w:rPr>
               <w:rFonts w:ascii="Calibri" w:hAnsi="Calibri"/>
             </w:rPr>
-            <w:t>Research and Valorisation Department</w:t>
+            <w:t>Research</w:t>
           </w:r>
+          <w:proofErr w:type="spellEnd"/>
+          <w:r>
+            <w:rPr>
+              <w:rFonts w:ascii="Calibri" w:hAnsi="Calibri"/>
+            </w:rPr>
+            <w:t xml:space="preserve"> and Valorisation </w:t>
+          </w:r>
+          <w:proofErr w:type="spellStart"/>
+          <w:r>
+            <w:rPr>
+              <w:rFonts w:ascii="Calibri" w:hAnsi="Calibri"/>
+            </w:rPr>
+            <w:t>Department</w:t>
+          </w:r>
+          <w:proofErr w:type="spellEnd"/>
         </w:p>
       </w:tc>
     </w:tr>
@@ -31616,11 +32400,19 @@
               <w:rFonts w:ascii="Calibri" w:hAnsi="Calibri"/>
             </w:rPr>
           </w:pPr>
+          <w:proofErr w:type="spellStart"/>
           <w:r>
             <w:rPr>
               <w:rFonts w:ascii="Calibri" w:hAnsi="Calibri"/>
             </w:rPr>
-            <w:t>Rév. :</w:t>
+            <w:t>Rév</w:t>
+          </w:r>
+          <w:proofErr w:type="spellEnd"/>
+          <w:r>
+            <w:rPr>
+              <w:rFonts w:ascii="Calibri" w:hAnsi="Calibri"/>
+            </w:rPr>
+            <w:t>. :</w:t>
           </w:r>
         </w:p>
       </w:tc>
@@ -31944,12 +32736,28 @@
               <w:rFonts w:ascii="Calibri" w:hAnsi="Calibri"/>
             </w:rPr>
           </w:pPr>
+          <w:proofErr w:type="spellStart"/>
           <w:r>
             <w:rPr>
               <w:rFonts w:ascii="Calibri" w:hAnsi="Calibri"/>
             </w:rPr>
-            <w:t>Research and Valorisation Department</w:t>
+            <w:t>Research</w:t>
           </w:r>
+          <w:proofErr w:type="spellEnd"/>
+          <w:r>
+            <w:rPr>
+              <w:rFonts w:ascii="Calibri" w:hAnsi="Calibri"/>
+            </w:rPr>
+            <w:t xml:space="preserve"> and Valorisation </w:t>
+          </w:r>
+          <w:proofErr w:type="spellStart"/>
+          <w:r>
+            <w:rPr>
+              <w:rFonts w:ascii="Calibri" w:hAnsi="Calibri"/>
+            </w:rPr>
+            <w:t>Department</w:t>
+          </w:r>
+          <w:proofErr w:type="spellEnd"/>
         </w:p>
       </w:tc>
     </w:tr>
@@ -32160,6 +32968,7 @@
               <w:rFonts w:ascii="Calibri" w:hAnsi="Calibri"/>
             </w:rPr>
           </w:pPr>
+          <w:proofErr w:type="spellStart"/>
           <w:r>
             <w:rPr>
               <w:rFonts w:ascii="Calibri" w:hAnsi="Calibri"/>
@@ -32176,7 +32985,14 @@
             <w:rPr>
               <w:rFonts w:ascii="Calibri" w:hAnsi="Calibri"/>
             </w:rPr>
-            <w:t>v. :</w:t>
+            <w:t>v</w:t>
+          </w:r>
+          <w:proofErr w:type="spellEnd"/>
+          <w:r>
+            <w:rPr>
+              <w:rFonts w:ascii="Calibri" w:hAnsi="Calibri"/>
+            </w:rPr>
+            <w:t>. :</w:t>
           </w:r>
         </w:p>
       </w:tc>
@@ -32733,7 +33549,7 @@
               <w:szCs w:val="20"/>
               <w:lang w:val="en-GB"/>
             </w:rPr>
-            <w:t>20</w:t>
+            <w:t>22</w:t>
           </w:r>
           <w:r>
             <w:rPr>
@@ -43921,12 +44737,6 @@
 </file>
 
 <file path=customXml/item1.xml><?xml version="1.0" encoding="utf-8"?>
-<p:properties xmlns:p="http://schemas.microsoft.com/office/2006/metadata/properties" xmlns:xsi="http://www.w3.org/2001/XMLSchema-instance" xmlns:pc="http://schemas.microsoft.com/office/infopath/2007/PartnerControls">
-  <documentManagement/>
-</p:properties>
-</file>
-
-<file path=customXml/item2.xml><?xml version="1.0" encoding="utf-8"?>
 <ct:contentTypeSchema xmlns:ct="http://schemas.microsoft.com/office/2006/metadata/contentType" xmlns:ma="http://schemas.microsoft.com/office/2006/metadata/properties/metaAttributes" ct:_="" ma:_="" ma:contentTypeName="Document" ma:contentTypeID="0x010100C247FB7A51CDFF45B526B55FCBF0CC3A" ma:contentTypeVersion="11" ma:contentTypeDescription="Crée un document." ma:contentTypeScope="" ma:versionID="163d0b2c9ded4b8a7dfdd976cd200a17">
   <xsd:schema xmlns:xsd="http://www.w3.org/2001/XMLSchema" xmlns:xs="http://www.w3.org/2001/XMLSchema" xmlns:p="http://schemas.microsoft.com/office/2006/metadata/properties" xmlns:ns3="1339968c-844c-4ba9-aec6-fbaa9d140e36" targetNamespace="http://schemas.microsoft.com/office/2006/metadata/properties" ma:root="true" ma:fieldsID="d2393c41cac5a2e9ffb95dd220a5df63" ns3:_="">
     <xsd:import namespace="1339968c-844c-4ba9-aec6-fbaa9d140e36"/>
@@ -44116,7 +44926,7 @@
 </ct:contentTypeSchema>
 </file>
 
-<file path=customXml/item3.xml><?xml version="1.0" encoding="utf-8"?>
+<file path=customXml/item2.xml><?xml version="1.0" encoding="utf-8"?>
 <?mso-contentType ?>
 <FormTemplates xmlns="http://schemas.microsoft.com/sharepoint/v3/contenttype/forms">
   <Display>DocumentLibraryForm</Display>
@@ -44125,20 +44935,17 @@
 </FormTemplates>
 </file>
 
+<file path=customXml/item3.xml><?xml version="1.0" encoding="utf-8"?>
+<p:properties xmlns:p="http://schemas.microsoft.com/office/2006/metadata/properties" xmlns:xsi="http://www.w3.org/2001/XMLSchema-instance" xmlns:pc="http://schemas.microsoft.com/office/infopath/2007/PartnerControls">
+  <documentManagement/>
+</p:properties>
+</file>
+
 <file path=customXml/item4.xml><?xml version="1.0" encoding="utf-8"?>
 <b:Sources xmlns:b="http://schemas.openxmlformats.org/officeDocument/2006/bibliography" xmlns="http://schemas.openxmlformats.org/officeDocument/2006/bibliography" SelectedStyle="\APASixthEditionOfficeOnline.xsl" StyleName="APA" Version="6"/>
 </file>
 
 <file path=customXml/itemProps1.xml><?xml version="1.0" encoding="utf-8"?>
-<ds:datastoreItem xmlns:ds="http://schemas.openxmlformats.org/officeDocument/2006/customXml" ds:itemID="{8244F4F7-4138-49F1-B92F-F5AC6DA6C88D}">
-  <ds:schemaRefs>
-    <ds:schemaRef ds:uri="http://schemas.microsoft.com/office/2006/metadata/properties"/>
-    <ds:schemaRef ds:uri="http://schemas.microsoft.com/office/infopath/2007/PartnerControls"/>
-  </ds:schemaRefs>
-</ds:datastoreItem>
-</file>
-
-<file path=customXml/itemProps2.xml><?xml version="1.0" encoding="utf-8"?>
 <ds:datastoreItem xmlns:ds="http://schemas.openxmlformats.org/officeDocument/2006/customXml" ds:itemID="{763DED0B-077B-498B-B22E-F05F3E3AE21C}">
   <ds:schemaRefs>
     <ds:schemaRef ds:uri="http://schemas.microsoft.com/office/2006/metadata/contentType"/>
@@ -44156,7 +44963,7 @@
 </ds:datastoreItem>
 </file>
 
-<file path=customXml/itemProps3.xml><?xml version="1.0" encoding="utf-8"?>
+<file path=customXml/itemProps2.xml><?xml version="1.0" encoding="utf-8"?>
 <ds:datastoreItem xmlns:ds="http://schemas.openxmlformats.org/officeDocument/2006/customXml" ds:itemID="{4FB0FFFE-1214-4FB0-A9C1-883B8A00FAD1}">
   <ds:schemaRefs>
     <ds:schemaRef ds:uri="http://schemas.microsoft.com/sharepoint/v3/contenttype/forms"/>
@@ -44164,8 +44971,17 @@
 </ds:datastoreItem>
 </file>
 
+<file path=customXml/itemProps3.xml><?xml version="1.0" encoding="utf-8"?>
+<ds:datastoreItem xmlns:ds="http://schemas.openxmlformats.org/officeDocument/2006/customXml" ds:itemID="{8244F4F7-4138-49F1-B92F-F5AC6DA6C88D}">
+  <ds:schemaRefs>
+    <ds:schemaRef ds:uri="http://schemas.microsoft.com/office/2006/metadata/properties"/>
+    <ds:schemaRef ds:uri="http://schemas.microsoft.com/office/infopath/2007/PartnerControls"/>
+  </ds:schemaRefs>
+</ds:datastoreItem>
+</file>
+
 <file path=customXml/itemProps4.xml><?xml version="1.0" encoding="utf-8"?>
-<ds:datastoreItem xmlns:ds="http://schemas.openxmlformats.org/officeDocument/2006/customXml" ds:itemID="{D32E3D53-7897-4570-BD0C-EAE294EB6E77}">
+<ds:datastoreItem xmlns:ds="http://schemas.openxmlformats.org/officeDocument/2006/customXml" ds:itemID="{0E3E100C-2DF6-4605-AEAF-4672BB9E06FA}">
   <ds:schemaRefs>
     <ds:schemaRef ds:uri="http://schemas.openxmlformats.org/officeDocument/2006/bibliography"/>
   </ds:schemaRefs>

--- a/Manuel Validation/ABCPMX - Manuel Validation.docx
+++ b/Manuel Validation/ABCPMX - Manuel Validation.docx
@@ -1709,7 +1709,7 @@
         </w:rPr>
         <w:fldChar w:fldCharType="separate"/>
       </w:r>
-      <w:hyperlink w:anchor="_Toc158042641" w:history="1">
+      <w:hyperlink w:anchor="_Toc167204724" w:history="1">
         <w:r>
           <w:rPr>
             <w:rStyle w:val="Lienhypertexte"/>
@@ -1736,7 +1736,7 @@
             <w:noProof/>
             <w:webHidden/>
           </w:rPr>
-          <w:instrText xml:space="preserve"> PAGEREF _Toc158042641 \h </w:instrText>
+          <w:instrText xml:space="preserve"> PAGEREF _Toc167204724 \h </w:instrText>
         </w:r>
         <w:r>
           <w:rPr>
@@ -1776,7 +1776,7 @@
           <w:szCs w:val="22"/>
         </w:rPr>
       </w:pPr>
-      <w:hyperlink w:anchor="_Toc158042642" w:history="1">
+      <w:hyperlink w:anchor="_Toc167204725" w:history="1">
         <w:r>
           <w:rPr>
             <w:rStyle w:val="Lienhypertexte"/>
@@ -1804,7 +1804,7 @@
             <w:noProof/>
             <w:webHidden/>
           </w:rPr>
-          <w:instrText xml:space="preserve"> PAGEREF _Toc158042642 \h </w:instrText>
+          <w:instrText xml:space="preserve"> PAGEREF _Toc167204725 \h </w:instrText>
         </w:r>
         <w:r>
           <w:rPr>
@@ -1847,7 +1847,7 @@
           <w:szCs w:val="22"/>
         </w:rPr>
       </w:pPr>
-      <w:hyperlink w:anchor="_Toc158042643" w:history="1">
+      <w:hyperlink w:anchor="_Toc167204726" w:history="1">
         <w:r>
           <w:rPr>
             <w:rStyle w:val="Lienhypertexte"/>
@@ -1875,7 +1875,7 @@
             <w:noProof/>
             <w:webHidden/>
           </w:rPr>
-          <w:instrText xml:space="preserve"> PAGEREF _Toc158042643 \h </w:instrText>
+          <w:instrText xml:space="preserve"> PAGEREF _Toc167204726 \h </w:instrText>
         </w:r>
         <w:r>
           <w:rPr>
@@ -1918,7 +1918,7 @@
           <w:szCs w:val="22"/>
         </w:rPr>
       </w:pPr>
-      <w:hyperlink w:anchor="_Toc158042644" w:history="1">
+      <w:hyperlink w:anchor="_Toc167204727" w:history="1">
         <w:r>
           <w:rPr>
             <w:rStyle w:val="Lienhypertexte"/>
@@ -1946,7 +1946,7 @@
             <w:noProof/>
             <w:webHidden/>
           </w:rPr>
-          <w:instrText xml:space="preserve"> PAGEREF _Toc158042644 \h </w:instrText>
+          <w:instrText xml:space="preserve"> PAGEREF _Toc167204727 \h </w:instrText>
         </w:r>
         <w:r>
           <w:rPr>
@@ -1989,7 +1989,7 @@
           <w:szCs w:val="22"/>
         </w:rPr>
       </w:pPr>
-      <w:hyperlink w:anchor="_Toc158042645" w:history="1">
+      <w:hyperlink w:anchor="_Toc167204728" w:history="1">
         <w:r>
           <w:rPr>
             <w:rStyle w:val="Lienhypertexte"/>
@@ -2017,7 +2017,7 @@
             <w:noProof/>
             <w:webHidden/>
           </w:rPr>
-          <w:instrText xml:space="preserve"> PAGEREF _Toc158042645 \h </w:instrText>
+          <w:instrText xml:space="preserve"> PAGEREF _Toc167204728 \h </w:instrText>
         </w:r>
         <w:r>
           <w:rPr>
@@ -2057,7 +2057,7 @@
           <w:szCs w:val="22"/>
         </w:rPr>
       </w:pPr>
-      <w:hyperlink w:anchor="_Toc158042646" w:history="1">
+      <w:hyperlink w:anchor="_Toc167204729" w:history="1">
         <w:r>
           <w:rPr>
             <w:rStyle w:val="Lienhypertexte"/>
@@ -2084,7 +2084,7 @@
             <w:noProof/>
             <w:webHidden/>
           </w:rPr>
-          <w:instrText xml:space="preserve"> PAGEREF _Toc158042646 \h </w:instrText>
+          <w:instrText xml:space="preserve"> PAGEREF _Toc167204729 \h </w:instrText>
         </w:r>
         <w:r>
           <w:rPr>
@@ -2124,7 +2124,7 @@
           <w:szCs w:val="22"/>
         </w:rPr>
       </w:pPr>
-      <w:hyperlink w:anchor="_Toc158042647" w:history="1">
+      <w:hyperlink w:anchor="_Toc167204730" w:history="1">
         <w:r>
           <w:rPr>
             <w:rStyle w:val="Lienhypertexte"/>
@@ -2151,7 +2151,7 @@
             <w:noProof/>
             <w:webHidden/>
           </w:rPr>
-          <w:instrText xml:space="preserve"> PAGEREF _Toc158042647 \h </w:instrText>
+          <w:instrText xml:space="preserve"> PAGEREF _Toc167204730 \h </w:instrText>
         </w:r>
         <w:r>
           <w:rPr>
@@ -2194,13 +2194,14 @@
           <w:szCs w:val="22"/>
         </w:rPr>
       </w:pPr>
-      <w:hyperlink w:anchor="_Toc158042648" w:history="1">
+      <w:hyperlink w:anchor="_Toc167204731" w:history="1">
         <w:r>
           <w:rPr>
             <w:rStyle w:val="Lienhypertexte"/>
             <w:noProof/>
+            <w:lang w:val="en-US"/>
           </w:rPr>
-          <w:t>4.1. Test case 1 : Simply supported composite beam</w:t>
+          <w:t>4.1. Test case 1: Simply supported composite beam (RCM 2018-2)</w:t>
         </w:r>
         <w:r>
           <w:rPr>
@@ -2221,7 +2222,7 @@
             <w:noProof/>
             <w:webHidden/>
           </w:rPr>
-          <w:instrText xml:space="preserve"> PAGEREF _Toc158042648 \h </w:instrText>
+          <w:instrText xml:space="preserve"> PAGEREF _Toc167204731 \h </w:instrText>
         </w:r>
         <w:r>
           <w:rPr>
@@ -2264,7 +2265,7 @@
           <w:szCs w:val="22"/>
         </w:rPr>
       </w:pPr>
-      <w:hyperlink w:anchor="_Toc158042649" w:history="1">
+      <w:hyperlink w:anchor="_Toc167204732" w:history="1">
         <w:r>
           <w:rPr>
             <w:rStyle w:val="Lienhypertexte"/>
@@ -2291,7 +2292,7 @@
             <w:noProof/>
             <w:webHidden/>
           </w:rPr>
-          <w:instrText xml:space="preserve"> PAGEREF _Toc158042649 \h </w:instrText>
+          <w:instrText xml:space="preserve"> PAGEREF _Toc167204732 \h </w:instrText>
         </w:r>
         <w:r>
           <w:rPr>
@@ -2334,7 +2335,7 @@
           <w:szCs w:val="22"/>
         </w:rPr>
       </w:pPr>
-      <w:hyperlink w:anchor="_Toc158042650" w:history="1">
+      <w:hyperlink w:anchor="_Toc167204733" w:history="1">
         <w:r>
           <w:rPr>
             <w:rStyle w:val="Lienhypertexte"/>
@@ -2361,7 +2362,7 @@
             <w:noProof/>
             <w:webHidden/>
           </w:rPr>
-          <w:instrText xml:space="preserve"> PAGEREF _Toc158042650 \h </w:instrText>
+          <w:instrText xml:space="preserve"> PAGEREF _Toc167204733 \h </w:instrText>
         </w:r>
         <w:r>
           <w:rPr>
@@ -2394,6 +2395,217 @@
     </w:p>
     <w:p>
       <w:pPr>
+        <w:pStyle w:val="TM2"/>
+        <w:tabs>
+          <w:tab w:val="right" w:leader="dot" w:pos="10194"/>
+        </w:tabs>
+        <w:rPr>
+          <w:rFonts w:asciiTheme="minorHAnsi" w:eastAsiaTheme="minorEastAsia" w:hAnsiTheme="minorHAnsi" w:cstheme="minorBidi"/>
+          <w:noProof/>
+          <w:szCs w:val="22"/>
+        </w:rPr>
+      </w:pPr>
+      <w:hyperlink w:anchor="_Toc167204734" w:history="1">
+        <w:r>
+          <w:rPr>
+            <w:rStyle w:val="Lienhypertexte"/>
+            <w:noProof/>
+            <w:lang w:val="en-US"/>
+          </w:rPr>
+          <w:t>4.2. Test case 2: Simply supported composite beam with partial encasement during its construction phase (RCM 2023-3)</w:t>
+        </w:r>
+        <w:r>
+          <w:rPr>
+            <w:noProof/>
+            <w:webHidden/>
+          </w:rPr>
+          <w:tab/>
+        </w:r>
+        <w:r>
+          <w:rPr>
+            <w:noProof/>
+            <w:webHidden/>
+          </w:rPr>
+          <w:fldChar w:fldCharType="begin"/>
+        </w:r>
+        <w:r>
+          <w:rPr>
+            <w:noProof/>
+            <w:webHidden/>
+          </w:rPr>
+          <w:instrText xml:space="preserve"> PAGEREF _Toc167204734 \h </w:instrText>
+        </w:r>
+        <w:r>
+          <w:rPr>
+            <w:noProof/>
+            <w:webHidden/>
+          </w:rPr>
+        </w:r>
+        <w:r>
+          <w:rPr>
+            <w:noProof/>
+            <w:webHidden/>
+          </w:rPr>
+          <w:fldChar w:fldCharType="separate"/>
+        </w:r>
+        <w:r>
+          <w:rPr>
+            <w:noProof/>
+            <w:webHidden/>
+          </w:rPr>
+          <w:t>14</w:t>
+        </w:r>
+        <w:r>
+          <w:rPr>
+            <w:noProof/>
+            <w:webHidden/>
+          </w:rPr>
+          <w:fldChar w:fldCharType="end"/>
+        </w:r>
+      </w:hyperlink>
+    </w:p>
+    <w:p>
+      <w:pPr>
+        <w:pStyle w:val="TM3"/>
+        <w:tabs>
+          <w:tab w:val="right" w:leader="dot" w:pos="10194"/>
+        </w:tabs>
+        <w:rPr>
+          <w:rFonts w:asciiTheme="minorHAnsi" w:eastAsiaTheme="minorEastAsia" w:hAnsiTheme="minorHAnsi" w:cstheme="minorBidi"/>
+          <w:noProof/>
+          <w:szCs w:val="22"/>
+        </w:rPr>
+      </w:pPr>
+      <w:hyperlink w:anchor="_Toc167204735" w:history="1">
+        <w:r>
+          <w:rPr>
+            <w:rStyle w:val="Lienhypertexte"/>
+            <w:noProof/>
+          </w:rPr>
+          <w:t>4.2.1. Input data</w:t>
+        </w:r>
+        <w:r>
+          <w:rPr>
+            <w:noProof/>
+            <w:webHidden/>
+          </w:rPr>
+          <w:tab/>
+        </w:r>
+        <w:r>
+          <w:rPr>
+            <w:noProof/>
+            <w:webHidden/>
+          </w:rPr>
+          <w:fldChar w:fldCharType="begin"/>
+        </w:r>
+        <w:r>
+          <w:rPr>
+            <w:noProof/>
+            <w:webHidden/>
+          </w:rPr>
+          <w:instrText xml:space="preserve"> PAGEREF _Toc167204735 \h </w:instrText>
+        </w:r>
+        <w:r>
+          <w:rPr>
+            <w:noProof/>
+            <w:webHidden/>
+          </w:rPr>
+        </w:r>
+        <w:r>
+          <w:rPr>
+            <w:noProof/>
+            <w:webHidden/>
+          </w:rPr>
+          <w:fldChar w:fldCharType="separate"/>
+        </w:r>
+        <w:r>
+          <w:rPr>
+            <w:noProof/>
+            <w:webHidden/>
+          </w:rPr>
+          <w:t>14</w:t>
+        </w:r>
+        <w:r>
+          <w:rPr>
+            <w:noProof/>
+            <w:webHidden/>
+          </w:rPr>
+          <w:fldChar w:fldCharType="end"/>
+        </w:r>
+      </w:hyperlink>
+    </w:p>
+    <w:p>
+      <w:pPr>
+        <w:pStyle w:val="TM3"/>
+        <w:tabs>
+          <w:tab w:val="right" w:leader="dot" w:pos="10194"/>
+        </w:tabs>
+        <w:rPr>
+          <w:rFonts w:asciiTheme="minorHAnsi" w:eastAsiaTheme="minorEastAsia" w:hAnsiTheme="minorHAnsi" w:cstheme="minorBidi"/>
+          <w:noProof/>
+          <w:szCs w:val="22"/>
+        </w:rPr>
+      </w:pPr>
+      <w:hyperlink w:anchor="_Toc167204736" w:history="1">
+        <w:r>
+          <w:rPr>
+            <w:rStyle w:val="Lienhypertexte"/>
+            <w:noProof/>
+          </w:rPr>
+          <w:t>4.2.2. Results</w:t>
+        </w:r>
+        <w:r>
+          <w:rPr>
+            <w:noProof/>
+            <w:webHidden/>
+          </w:rPr>
+          <w:tab/>
+        </w:r>
+        <w:r>
+          <w:rPr>
+            <w:noProof/>
+            <w:webHidden/>
+          </w:rPr>
+          <w:fldChar w:fldCharType="begin"/>
+        </w:r>
+        <w:r>
+          <w:rPr>
+            <w:noProof/>
+            <w:webHidden/>
+          </w:rPr>
+          <w:instrText xml:space="preserve"> PAGEREF _Toc167204736 \h </w:instrText>
+        </w:r>
+        <w:r>
+          <w:rPr>
+            <w:noProof/>
+            <w:webHidden/>
+          </w:rPr>
+        </w:r>
+        <w:r>
+          <w:rPr>
+            <w:noProof/>
+            <w:webHidden/>
+          </w:rPr>
+          <w:fldChar w:fldCharType="separate"/>
+        </w:r>
+        <w:r>
+          <w:rPr>
+            <w:noProof/>
+            <w:webHidden/>
+          </w:rPr>
+          <w:t>20</w:t>
+        </w:r>
+        <w:r>
+          <w:rPr>
+            <w:noProof/>
+            <w:webHidden/>
+          </w:rPr>
+          <w:fldChar w:fldCharType="end"/>
+        </w:r>
+      </w:hyperlink>
+    </w:p>
+    <w:p>
+      <w:pPr>
         <w:jc w:val="left"/>
         <w:rPr>
           <w:sz w:val="2"/>
@@ -2418,7 +2630,7 @@
       <w:pPr>
         <w:pStyle w:val="Titre1"/>
       </w:pPr>
-      <w:bookmarkStart w:id="0" w:name="_Toc158042641"/>
+      <w:bookmarkStart w:id="0" w:name="_Toc167204724"/>
       <w:r>
         <w:lastRenderedPageBreak/>
         <w:t>Introduction</w:t>
@@ -2489,7 +2701,7 @@
           <w:lang w:val="en-GB"/>
         </w:rPr>
       </w:pPr>
-      <w:bookmarkStart w:id="1" w:name="_Toc158042642"/>
+      <w:bookmarkStart w:id="1" w:name="_Toc167204725"/>
       <w:r>
         <w:rPr>
           <w:lang w:val="en-GB"/>
@@ -2505,7 +2717,7 @@
           <w:lang w:val="en-GB"/>
         </w:rPr>
       </w:pPr>
-      <w:bookmarkStart w:id="2" w:name="_Toc158042643"/>
+      <w:bookmarkStart w:id="2" w:name="_Toc167204726"/>
       <w:r>
         <w:rPr>
           <w:lang w:val="en-GB"/>
@@ -2926,7 +3138,7 @@
           <w:lang w:val="en-GB"/>
         </w:rPr>
       </w:pPr>
-      <w:bookmarkStart w:id="7" w:name="_Toc158042644"/>
+      <w:bookmarkStart w:id="7" w:name="_Toc167204727"/>
       <w:r>
         <w:rPr>
           <w:lang w:val="en-GB"/>
@@ -3245,7 +3457,7 @@
           <w:lang w:val="en-GB"/>
         </w:rPr>
       </w:pPr>
-      <w:bookmarkStart w:id="9" w:name="_Toc158042645"/>
+      <w:bookmarkStart w:id="9" w:name="_Toc167204728"/>
       <w:r>
         <w:rPr>
           <w:lang w:val="en-GB"/>
@@ -3844,7 +4056,7 @@
         <w:pStyle w:val="Titre1"/>
       </w:pPr>
       <w:bookmarkStart w:id="17" w:name="_Toc147933826"/>
-      <w:bookmarkStart w:id="18" w:name="_Toc158042646"/>
+      <w:bookmarkStart w:id="18" w:name="_Toc167204729"/>
       <w:proofErr w:type="spellStart"/>
       <w:r>
         <w:t>P</w:t>
@@ -4028,7 +4240,7 @@
       <w:pPr>
         <w:pStyle w:val="Titre1"/>
       </w:pPr>
-      <w:bookmarkStart w:id="19" w:name="_Toc158042647"/>
+      <w:bookmarkStart w:id="19" w:name="_Toc167204730"/>
       <w:r>
         <w:lastRenderedPageBreak/>
         <w:t>Tests cases</w:t>
@@ -4042,7 +4254,7 @@
           <w:lang w:val="en-US"/>
         </w:rPr>
       </w:pPr>
-      <w:bookmarkStart w:id="20" w:name="_Toc158042648"/>
+      <w:bookmarkStart w:id="20" w:name="_Toc167204731"/>
       <w:r>
         <w:rPr>
           <w:lang w:val="en-US"/>
@@ -4061,13 +4273,13 @@
         </w:rPr>
         <w:t xml:space="preserve"> Simply supported composite beam</w:t>
       </w:r>
+      <w:r>
+        <w:rPr>
+          <w:lang w:val="en-US"/>
+        </w:rPr>
+        <w:t xml:space="preserve"> (RCM 2018-2)</w:t>
+      </w:r>
       <w:bookmarkEnd w:id="20"/>
-      <w:r>
-        <w:rPr>
-          <w:lang w:val="en-US"/>
-        </w:rPr>
-        <w:t xml:space="preserve"> (RCM 2018-2)</w:t>
-      </w:r>
       <w:r>
         <w:rPr>
           <w:lang w:val="en-US"/>
@@ -4116,7 +4328,7 @@
       <w:pPr>
         <w:pStyle w:val="Titre3"/>
       </w:pPr>
-      <w:bookmarkStart w:id="21" w:name="_Toc158042649"/>
+      <w:bookmarkStart w:id="21" w:name="_Toc167204732"/>
       <w:r>
         <w:t>Input data</w:t>
       </w:r>
@@ -7071,7 +7283,7 @@
       <w:pPr>
         <w:pStyle w:val="Titre3"/>
       </w:pPr>
-      <w:bookmarkStart w:id="25" w:name="_Toc158042650"/>
+      <w:bookmarkStart w:id="25" w:name="_Toc167204733"/>
       <w:proofErr w:type="spellStart"/>
       <w:r>
         <w:lastRenderedPageBreak/>
@@ -18315,6 +18527,7 @@
           <w:lang w:val="en-US"/>
         </w:rPr>
       </w:pPr>
+      <w:bookmarkStart w:id="26" w:name="_Toc167204734"/>
       <w:r>
         <w:rPr>
           <w:lang w:val="en-US"/>
@@ -18380,7 +18593,14 @@
         <w:rPr>
           <w:lang w:val="en-US"/>
         </w:rPr>
-        <w:t xml:space="preserve">) </w:t>
+        <w:t>)</w:t>
+      </w:r>
+      <w:bookmarkEnd w:id="26"/>
+      <w:r>
+        <w:rPr>
+          <w:lang w:val="en-US"/>
+        </w:rPr>
+        <w:t xml:space="preserve"> </w:t>
       </w:r>
     </w:p>
     <w:p>
@@ -18442,9 +18662,11 @@
       <w:pPr>
         <w:pStyle w:val="Titre3"/>
       </w:pPr>
+      <w:bookmarkStart w:id="27" w:name="_Toc167204735"/>
       <w:r>
         <w:t>Input data</w:t>
       </w:r>
+      <w:bookmarkEnd w:id="27"/>
     </w:p>
     <w:p>
       <w:pPr>
@@ -19004,6 +19226,9 @@
         <w:jc w:val="center"/>
       </w:pPr>
       <w:r>
+        <w:rPr>
+          <w:noProof/>
+        </w:rPr>
         <w:lastRenderedPageBreak/>
         <w:drawing>
           <wp:inline distT="0" distB="0" distL="0" distR="0" wp14:anchorId="234458A4" wp14:editId="4CEC7C9E">
@@ -19148,6 +19373,9 @@
         <w:jc w:val="center"/>
       </w:pPr>
       <w:r>
+        <w:rPr>
+          <w:noProof/>
+        </w:rPr>
         <w:drawing>
           <wp:inline distT="0" distB="0" distL="0" distR="0" wp14:anchorId="76BE573E" wp14:editId="6A59527C">
             <wp:extent cx="5923722" cy="2488149"/>
@@ -20736,11 +20964,13 @@
       <w:pPr>
         <w:pStyle w:val="Titre3"/>
       </w:pPr>
+      <w:bookmarkStart w:id="28" w:name="_Toc167204736"/>
       <w:proofErr w:type="spellStart"/>
       <w:r>
         <w:lastRenderedPageBreak/>
         <w:t>Results</w:t>
       </w:r>
+      <w:bookmarkEnd w:id="28"/>
       <w:proofErr w:type="spellEnd"/>
     </w:p>
     <w:tbl>
@@ -24219,6 +24449,13 @@
         </w:rPr>
       </w:pPr>
     </w:p>
+    <w:p>
+      <w:pPr>
+        <w:rPr>
+          <w:lang w:val="en-GB"/>
+        </w:rPr>
+      </w:pPr>
+    </w:p>
     <w:tbl>
       <w:tblPr>
         <w:tblStyle w:val="Grilledutableau"/>
@@ -24242,6 +24479,7 @@
               <w:rPr>
                 <w:smallCaps/>
               </w:rPr>
+              <w:lastRenderedPageBreak/>
               <w:t>Résultats</w:t>
             </w:r>
           </w:p>
@@ -24302,7 +24540,6 @@
             </w:pPr>
             <w:proofErr w:type="spellStart"/>
             <w:r>
-              <w:lastRenderedPageBreak/>
               <w:t>Notional</w:t>
             </w:r>
             <w:proofErr w:type="spellEnd"/>
@@ -26116,6 +26353,12 @@
                 <w:lang w:val="en-US"/>
               </w:rPr>
             </w:pPr>
+            <w:r>
+              <w:rPr>
+                <w:lang w:val="en-US"/>
+              </w:rPr>
+              <w:t>23.7</w:t>
+            </w:r>
           </w:p>
         </w:tc>
         <w:tc>
@@ -26150,6 +26393,12 @@
                 <w:lang w:val="en-US"/>
               </w:rPr>
             </w:pPr>
+            <w:r>
+              <w:rPr>
+                <w:lang w:val="en-US"/>
+              </w:rPr>
+              <w:t>0.00%</w:t>
+            </w:r>
           </w:p>
         </w:tc>
       </w:tr>
@@ -26269,6 +26518,12 @@
                 <w:lang w:val="en-US"/>
               </w:rPr>
             </w:pPr>
+            <w:r>
+              <w:rPr>
+                <w:lang w:val="en-US"/>
+              </w:rPr>
+              <w:t>6.67</w:t>
+            </w:r>
           </w:p>
         </w:tc>
         <w:tc>
@@ -26303,6 +26558,12 @@
                 <w:lang w:val="en-US"/>
               </w:rPr>
             </w:pPr>
+            <w:r>
+              <w:rPr>
+                <w:lang w:val="en-US"/>
+              </w:rPr>
+              <w:t>0.00%</w:t>
+            </w:r>
           </w:p>
         </w:tc>
       </w:tr>
@@ -27268,7 +27529,6 @@
                 <w:lang w:val="en-US"/>
               </w:rPr>
             </w:pPr>
-            <w:bookmarkStart w:id="26" w:name="_GoBack" w:colFirst="3" w:colLast="3"/>
             <w:r>
               <w:rPr>
                 <w:lang w:val="en-US"/>
@@ -27428,7 +27688,6 @@
           </w:p>
         </w:tc>
       </w:tr>
-      <w:bookmarkEnd w:id="26"/>
       <w:tr>
         <w:tc>
           <w:tcPr>
@@ -27534,6 +27793,12 @@
                 <w:lang w:val="en-US"/>
               </w:rPr>
             </w:pPr>
+            <w:r>
+              <w:rPr>
+                <w:lang w:val="en-US"/>
+              </w:rPr>
+              <w:t>777</w:t>
+            </w:r>
           </w:p>
         </w:tc>
         <w:tc>
@@ -27555,7 +27820,7 @@
                 <w:color w:val="C00000"/>
                 <w:lang w:val="en-US"/>
               </w:rPr>
-              <w:t>799</w:t>
+              <w:t>775</w:t>
             </w:r>
           </w:p>
         </w:tc>
@@ -27571,6 +27836,30 @@
                 <w:lang w:val="en-US"/>
               </w:rPr>
             </w:pPr>
+            <w:r>
+              <w:rPr>
+                <w:i/>
+                <w:color w:val="C00000"/>
+                <w:lang w:val="en-US"/>
+              </w:rPr>
+              <w:t>0.</w:t>
+            </w:r>
+            <w:r>
+              <w:rPr>
+                <w:i/>
+                <w:color w:val="C00000"/>
+                <w:lang w:val="en-US"/>
+              </w:rPr>
+              <w:t>26</w:t>
+            </w:r>
+            <w:r>
+              <w:rPr>
+                <w:i/>
+                <w:color w:val="C00000"/>
+                <w:lang w:val="en-US"/>
+              </w:rPr>
+              <w:t>%</w:t>
+            </w:r>
           </w:p>
         </w:tc>
       </w:tr>
@@ -27610,18 +27899,23 @@
           <w:lang w:val="en-GB"/>
         </w:rPr>
       </w:pPr>
+    </w:p>
+    <w:p>
+      <w:r>
+        <w:br w:type="page"/>
+      </w:r>
     </w:p>
     <w:tbl>
       <w:tblPr>
         <w:tblStyle w:val="Grilledutableau"/>
-        <w:tblW w:w="0" w:type="auto"/>
+        <w:tblW w:w="10369" w:type="dxa"/>
         <w:tblLook w:val="04A0" w:firstRow="1" w:lastRow="0" w:firstColumn="1" w:lastColumn="0" w:noHBand="0" w:noVBand="1"/>
       </w:tblPr>
       <w:tblGrid>
         <w:gridCol w:w="6637"/>
         <w:gridCol w:w="1397"/>
         <w:gridCol w:w="1384"/>
-        <w:gridCol w:w="776"/>
+        <w:gridCol w:w="951"/>
       </w:tblGrid>
       <w:tr>
         <w:tc>
@@ -27634,6 +27928,7 @@
               <w:rPr>
                 <w:smallCaps/>
               </w:rPr>
+              <w:lastRenderedPageBreak/>
               <w:t>Résultats</w:t>
             </w:r>
           </w:p>
@@ -27668,7 +27963,7 @@
         </w:tc>
         <w:tc>
           <w:tcPr>
-            <w:tcW w:w="776" w:type="dxa"/>
+            <w:tcW w:w="951" w:type="dxa"/>
             <w:shd w:val="clear" w:color="auto" w:fill="D9D9D9" w:themeFill="background1" w:themeFillShade="D9"/>
           </w:tcPr>
           <w:p>
@@ -27792,6 +28087,12 @@
                 <w:lang w:val="en-US"/>
               </w:rPr>
             </w:pPr>
+            <w:r>
+              <w:rPr>
+                <w:lang w:val="en-US"/>
+              </w:rPr>
+              <w:t>60.5</w:t>
+            </w:r>
           </w:p>
         </w:tc>
         <w:tc>
@@ -27807,19 +28108,33 @@
                 <w:lang w:val="en-US"/>
               </w:rPr>
             </w:pPr>
-          </w:p>
-        </w:tc>
-        <w:tc>
-          <w:tcPr>
-            <w:tcW w:w="776" w:type="dxa"/>
-          </w:tcPr>
-          <w:p>
-            <w:pPr>
-              <w:jc w:val="center"/>
-              <w:rPr>
-                <w:lang w:val="en-US"/>
-              </w:rPr>
-            </w:pPr>
+            <w:r>
+              <w:rPr>
+                <w:i/>
+                <w:color w:val="C00000"/>
+                <w:lang w:val="en-US"/>
+              </w:rPr>
+              <w:t>60.5</w:t>
+            </w:r>
+          </w:p>
+        </w:tc>
+        <w:tc>
+          <w:tcPr>
+            <w:tcW w:w="951" w:type="dxa"/>
+          </w:tcPr>
+          <w:p>
+            <w:pPr>
+              <w:jc w:val="center"/>
+              <w:rPr>
+                <w:lang w:val="en-US"/>
+              </w:rPr>
+            </w:pPr>
+            <w:r>
+              <w:rPr>
+                <w:lang w:val="en-US"/>
+              </w:rPr>
+              <w:t>0.00%</w:t>
+            </w:r>
           </w:p>
         </w:tc>
       </w:tr>
@@ -27934,6 +28249,12 @@
                 <w:lang w:val="en-US"/>
               </w:rPr>
             </w:pPr>
+            <w:r>
+              <w:rPr>
+                <w:lang w:val="en-US"/>
+              </w:rPr>
+              <w:t>189</w:t>
+            </w:r>
           </w:p>
         </w:tc>
         <w:tc>
@@ -27949,588 +28270,33 @@
                 <w:lang w:val="en-US"/>
               </w:rPr>
             </w:pPr>
-          </w:p>
-        </w:tc>
-        <w:tc>
-          <w:tcPr>
-            <w:tcW w:w="776" w:type="dxa"/>
-          </w:tcPr>
-          <w:p>
-            <w:pPr>
-              <w:jc w:val="center"/>
-              <w:rPr>
-                <w:lang w:val="en-US"/>
-              </w:rPr>
-            </w:pPr>
-          </w:p>
-        </w:tc>
-      </w:tr>
-      <w:tr>
-        <w:tc>
-          <w:tcPr>
-            <w:tcW w:w="6637" w:type="dxa"/>
-            <w:vAlign w:val="center"/>
-          </w:tcPr>
-          <w:p>
-            <w:pPr>
-              <w:tabs>
-                <w:tab w:val="right" w:pos="4997"/>
-              </w:tabs>
-              <w:jc w:val="left"/>
-              <w:rPr>
-                <w:lang w:val="en-US"/>
-              </w:rPr>
-            </w:pPr>
-            <w:r>
-              <w:rPr>
-                <w:lang w:val="en-US"/>
-              </w:rPr>
-              <w:t>Shear force</w:t>
-            </w:r>
-            <w:r>
-              <w:rPr>
-                <w:lang w:val="en-US"/>
-              </w:rPr>
-              <w:t xml:space="preserve"> : </w:t>
-            </w:r>
-            <m:oMath>
-              <m:r>
-                <w:rPr>
-                  <w:rFonts w:ascii="Cambria Math" w:hAnsi="Cambria Math"/>
-                </w:rPr>
-                <m:t>V</m:t>
-              </m:r>
-              <m:r>
-                <w:rPr>
-                  <w:rFonts w:ascii="Cambria Math" w:hAnsi="Cambria Math"/>
-                  <w:lang w:val="en-US"/>
-                </w:rPr>
-                <m:t>(</m:t>
-              </m:r>
-              <m:sSub>
-                <m:sSubPr>
-                  <m:ctrlPr>
-                    <w:rPr>
-                      <w:rFonts w:ascii="Cambria Math" w:hAnsi="Cambria Math"/>
-                      <w:i/>
-                    </w:rPr>
-                  </m:ctrlPr>
-                </m:sSubPr>
-                <m:e>
-                  <m:r>
-                    <w:rPr>
-                      <w:rFonts w:ascii="Cambria Math" w:hAnsi="Cambria Math"/>
-                    </w:rPr>
-                    <m:t>G</m:t>
-                  </m:r>
-                </m:e>
-                <m:sub>
-                  <m:r>
-                    <w:rPr>
-                      <w:rFonts w:ascii="Cambria Math" w:hAnsi="Cambria Math"/>
-                      <w:lang w:val="en-US"/>
-                    </w:rPr>
-                    <m:t>2</m:t>
-                  </m:r>
-                </m:sub>
-              </m:sSub>
-              <m:r>
-                <w:rPr>
-                  <w:rFonts w:ascii="Cambria Math" w:hAnsi="Cambria Math"/>
-                  <w:lang w:val="en-US"/>
-                </w:rPr>
-                <m:t>)=</m:t>
-              </m:r>
-            </m:oMath>
-            <w:r>
-              <w:rPr>
-                <w:lang w:val="en-US"/>
-              </w:rPr>
-              <w:tab/>
-              <w:t>(</w:t>
-            </w:r>
-            <w:proofErr w:type="spellStart"/>
-            <w:r>
-              <w:rPr>
-                <w:lang w:val="en-US"/>
-              </w:rPr>
-              <w:t>kN</w:t>
-            </w:r>
-            <w:proofErr w:type="spellEnd"/>
-            <w:r>
-              <w:rPr>
-                <w:lang w:val="en-US"/>
-              </w:rPr>
-              <w:t>)</w:t>
-            </w:r>
-          </w:p>
-        </w:tc>
-        <w:tc>
-          <w:tcPr>
-            <w:tcW w:w="1397" w:type="dxa"/>
-          </w:tcPr>
-          <w:p>
-            <w:pPr>
-              <w:jc w:val="center"/>
-              <w:rPr>
-                <w:lang w:val="en-US"/>
-              </w:rPr>
-            </w:pPr>
-          </w:p>
-        </w:tc>
-        <w:tc>
-          <w:tcPr>
-            <w:tcW w:w="1384" w:type="dxa"/>
-          </w:tcPr>
-          <w:p>
-            <w:pPr>
-              <w:jc w:val="center"/>
+            <w:r>
               <w:rPr>
                 <w:i/>
                 <w:color w:val="C00000"/>
                 <w:lang w:val="en-US"/>
               </w:rPr>
-            </w:pPr>
-          </w:p>
-        </w:tc>
-        <w:tc>
-          <w:tcPr>
-            <w:tcW w:w="776" w:type="dxa"/>
-          </w:tcPr>
-          <w:p>
-            <w:pPr>
-              <w:jc w:val="center"/>
-              <w:rPr>
-                <w:lang w:val="en-US"/>
-              </w:rPr>
-            </w:pPr>
-          </w:p>
-        </w:tc>
-      </w:tr>
-      <w:tr>
-        <w:tc>
-          <w:tcPr>
-            <w:tcW w:w="6637" w:type="dxa"/>
-            <w:vAlign w:val="center"/>
-          </w:tcPr>
-          <w:p>
-            <w:pPr>
-              <w:tabs>
-                <w:tab w:val="right" w:pos="4997"/>
-              </w:tabs>
-              <w:jc w:val="left"/>
-              <w:rPr>
-                <w:lang w:val="en-US"/>
-              </w:rPr>
-            </w:pPr>
-            <w:r>
-              <w:rPr>
-                <w:lang w:val="en-US"/>
-              </w:rPr>
-              <w:t>Bending moment</w:t>
-            </w:r>
-            <w:r>
-              <w:rPr>
-                <w:lang w:val="en-US"/>
-              </w:rPr>
-              <w:t xml:space="preserve"> : </w:t>
-            </w:r>
-            <m:oMath>
-              <m:r>
-                <w:rPr>
-                  <w:rFonts w:ascii="Cambria Math" w:hAnsi="Cambria Math"/>
-                </w:rPr>
-                <m:t>M</m:t>
-              </m:r>
-              <m:r>
-                <w:rPr>
-                  <w:rFonts w:ascii="Cambria Math" w:hAnsi="Cambria Math"/>
-                  <w:lang w:val="en-US"/>
-                </w:rPr>
-                <m:t>(</m:t>
-              </m:r>
-              <m:sSub>
-                <m:sSubPr>
-                  <m:ctrlPr>
-                    <w:rPr>
-                      <w:rFonts w:ascii="Cambria Math" w:hAnsi="Cambria Math"/>
-                      <w:i/>
-                    </w:rPr>
-                  </m:ctrlPr>
-                </m:sSubPr>
-                <m:e>
-                  <m:r>
-                    <w:rPr>
-                      <w:rFonts w:ascii="Cambria Math" w:hAnsi="Cambria Math"/>
-                    </w:rPr>
-                    <m:t>G</m:t>
-                  </m:r>
-                </m:e>
-                <m:sub>
-                  <m:r>
-                    <w:rPr>
-                      <w:rFonts w:ascii="Cambria Math" w:hAnsi="Cambria Math"/>
-                      <w:lang w:val="en-US"/>
-                    </w:rPr>
-                    <m:t>2</m:t>
-                  </m:r>
-                </m:sub>
-              </m:sSub>
-              <m:r>
-                <w:rPr>
-                  <w:rFonts w:ascii="Cambria Math" w:hAnsi="Cambria Math"/>
-                  <w:lang w:val="en-US"/>
-                </w:rPr>
-                <m:t>)=</m:t>
-              </m:r>
-            </m:oMath>
-            <w:r>
-              <w:rPr>
-                <w:lang w:val="en-US"/>
-              </w:rPr>
-              <w:tab/>
-              <w:t>(</w:t>
-            </w:r>
-            <w:proofErr w:type="spellStart"/>
-            <w:r>
-              <w:rPr>
-                <w:lang w:val="en-US"/>
-              </w:rPr>
-              <w:t>kN.m</w:t>
-            </w:r>
-            <w:proofErr w:type="spellEnd"/>
-            <w:r>
-              <w:rPr>
-                <w:lang w:val="en-US"/>
-              </w:rPr>
-              <w:t>)</w:t>
-            </w:r>
-          </w:p>
-        </w:tc>
-        <w:tc>
-          <w:tcPr>
-            <w:tcW w:w="1397" w:type="dxa"/>
-          </w:tcPr>
-          <w:p>
-            <w:pPr>
-              <w:jc w:val="center"/>
-              <w:rPr>
-                <w:lang w:val="en-US"/>
-              </w:rPr>
-            </w:pPr>
-          </w:p>
-        </w:tc>
-        <w:tc>
-          <w:tcPr>
-            <w:tcW w:w="1384" w:type="dxa"/>
-          </w:tcPr>
-          <w:p>
-            <w:pPr>
-              <w:jc w:val="center"/>
-              <w:rPr>
-                <w:i/>
-                <w:color w:val="C00000"/>
-                <w:lang w:val="en-US"/>
-              </w:rPr>
-            </w:pPr>
-          </w:p>
-        </w:tc>
-        <w:tc>
-          <w:tcPr>
-            <w:tcW w:w="776" w:type="dxa"/>
-          </w:tcPr>
-          <w:p>
-            <w:pPr>
-              <w:jc w:val="center"/>
-              <w:rPr>
-                <w:lang w:val="en-US"/>
-              </w:rPr>
-            </w:pPr>
-          </w:p>
-        </w:tc>
-      </w:tr>
-      <w:tr>
-        <w:tc>
-          <w:tcPr>
-            <w:tcW w:w="6637" w:type="dxa"/>
-            <w:vAlign w:val="center"/>
-          </w:tcPr>
-          <w:p>
-            <w:pPr>
-              <w:tabs>
-                <w:tab w:val="right" w:pos="4997"/>
-              </w:tabs>
-              <w:jc w:val="left"/>
-              <w:rPr>
-                <w:lang w:val="en-US"/>
-              </w:rPr>
-            </w:pPr>
-            <w:r>
-              <w:rPr>
-                <w:lang w:val="en-US"/>
-              </w:rPr>
-              <w:lastRenderedPageBreak/>
-              <w:t>Shear force</w:t>
-            </w:r>
-            <w:r>
-              <w:rPr>
-                <w:lang w:val="en-US"/>
-              </w:rPr>
-              <w:t xml:space="preserve"> : </w:t>
-            </w:r>
-            <m:oMath>
-              <m:r>
-                <w:rPr>
-                  <w:rFonts w:ascii="Cambria Math" w:hAnsi="Cambria Math"/>
-                </w:rPr>
-                <m:t>V</m:t>
-              </m:r>
-              <m:r>
-                <w:rPr>
-                  <w:rFonts w:ascii="Cambria Math" w:hAnsi="Cambria Math"/>
-                  <w:lang w:val="en-US"/>
-                </w:rPr>
-                <m:t>(</m:t>
-              </m:r>
-              <m:sSub>
-                <m:sSubPr>
-                  <m:ctrlPr>
-                    <w:rPr>
-                      <w:rFonts w:ascii="Cambria Math" w:hAnsi="Cambria Math"/>
-                      <w:i/>
-                    </w:rPr>
-                  </m:ctrlPr>
-                </m:sSubPr>
-                <m:e>
-                  <m:r>
-                    <w:rPr>
-                      <w:rFonts w:ascii="Cambria Math" w:hAnsi="Cambria Math"/>
-                    </w:rPr>
-                    <m:t>Q</m:t>
-                  </m:r>
-                </m:e>
-                <m:sub>
-                  <m:r>
-                    <w:rPr>
-                      <w:rFonts w:ascii="Cambria Math" w:hAnsi="Cambria Math"/>
-                      <w:lang w:val="en-US"/>
-                    </w:rPr>
-                    <m:t>1</m:t>
-                  </m:r>
-                </m:sub>
-              </m:sSub>
-              <m:r>
-                <w:rPr>
-                  <w:rFonts w:ascii="Cambria Math" w:hAnsi="Cambria Math"/>
-                  <w:lang w:val="en-US"/>
-                </w:rPr>
-                <m:t>)=</m:t>
-              </m:r>
-            </m:oMath>
-            <w:r>
-              <w:rPr>
-                <w:lang w:val="en-US"/>
-              </w:rPr>
-              <w:tab/>
-              <w:t>(</w:t>
-            </w:r>
-            <w:proofErr w:type="spellStart"/>
-            <w:r>
-              <w:rPr>
-                <w:lang w:val="en-US"/>
-              </w:rPr>
-              <w:t>kN</w:t>
-            </w:r>
-            <w:proofErr w:type="spellEnd"/>
-            <w:r>
-              <w:rPr>
-                <w:lang w:val="en-US"/>
-              </w:rPr>
-              <w:t>)</w:t>
-            </w:r>
-          </w:p>
-        </w:tc>
-        <w:tc>
-          <w:tcPr>
-            <w:tcW w:w="1397" w:type="dxa"/>
-          </w:tcPr>
-          <w:p>
-            <w:pPr>
-              <w:jc w:val="center"/>
-              <w:rPr>
-                <w:lang w:val="en-US"/>
-              </w:rPr>
-            </w:pPr>
-          </w:p>
-        </w:tc>
-        <w:tc>
-          <w:tcPr>
-            <w:tcW w:w="1384" w:type="dxa"/>
-          </w:tcPr>
-          <w:p>
-            <w:pPr>
-              <w:jc w:val="center"/>
-              <w:rPr>
-                <w:i/>
-                <w:color w:val="C00000"/>
-                <w:lang w:val="en-US"/>
-              </w:rPr>
-            </w:pPr>
-          </w:p>
-        </w:tc>
-        <w:tc>
-          <w:tcPr>
-            <w:tcW w:w="776" w:type="dxa"/>
-          </w:tcPr>
-          <w:p>
-            <w:pPr>
-              <w:jc w:val="center"/>
-              <w:rPr>
-                <w:lang w:val="en-US"/>
-              </w:rPr>
-            </w:pPr>
-          </w:p>
-        </w:tc>
-      </w:tr>
-      <w:tr>
-        <w:tc>
-          <w:tcPr>
-            <w:tcW w:w="6637" w:type="dxa"/>
-            <w:vAlign w:val="center"/>
-          </w:tcPr>
-          <w:p>
-            <w:pPr>
-              <w:tabs>
-                <w:tab w:val="right" w:pos="4997"/>
-              </w:tabs>
-              <w:jc w:val="left"/>
-              <w:rPr>
-                <w:lang w:val="en-US"/>
-              </w:rPr>
-            </w:pPr>
-            <w:r>
-              <w:rPr>
-                <w:lang w:val="en-US"/>
-              </w:rPr>
-              <w:t>Bending moment</w:t>
-            </w:r>
-            <w:r>
-              <w:rPr>
-                <w:lang w:val="en-US"/>
-              </w:rPr>
-              <w:t xml:space="preserve"> : </w:t>
-            </w:r>
-            <m:oMath>
-              <m:r>
-                <w:rPr>
-                  <w:rFonts w:ascii="Cambria Math" w:hAnsi="Cambria Math"/>
-                </w:rPr>
-                <m:t>M</m:t>
-              </m:r>
-              <m:r>
-                <w:rPr>
-                  <w:rFonts w:ascii="Cambria Math" w:hAnsi="Cambria Math"/>
-                  <w:lang w:val="en-US"/>
-                </w:rPr>
-                <m:t>(</m:t>
-              </m:r>
-              <m:sSub>
-                <m:sSubPr>
-                  <m:ctrlPr>
-                    <w:rPr>
-                      <w:rFonts w:ascii="Cambria Math" w:hAnsi="Cambria Math"/>
-                      <w:i/>
-                    </w:rPr>
-                  </m:ctrlPr>
-                </m:sSubPr>
-                <m:e>
-                  <m:r>
-                    <w:rPr>
-                      <w:rFonts w:ascii="Cambria Math" w:hAnsi="Cambria Math"/>
-                    </w:rPr>
-                    <m:t>Q</m:t>
-                  </m:r>
-                </m:e>
-                <m:sub>
-                  <m:r>
-                    <w:rPr>
-                      <w:rFonts w:ascii="Cambria Math" w:hAnsi="Cambria Math"/>
-                      <w:lang w:val="en-US"/>
-                    </w:rPr>
-                    <m:t>1</m:t>
-                  </m:r>
-                </m:sub>
-              </m:sSub>
-              <m:r>
-                <w:rPr>
-                  <w:rFonts w:ascii="Cambria Math" w:hAnsi="Cambria Math"/>
-                  <w:lang w:val="en-US"/>
-                </w:rPr>
-                <m:t>)=</m:t>
-              </m:r>
-            </m:oMath>
-            <w:r>
-              <w:rPr>
-                <w:lang w:val="en-US"/>
-              </w:rPr>
-              <w:tab/>
-              <w:t>(</w:t>
-            </w:r>
-            <w:proofErr w:type="spellStart"/>
-            <w:r>
-              <w:rPr>
-                <w:lang w:val="en-US"/>
-              </w:rPr>
-              <w:t>kN.m</w:t>
-            </w:r>
-            <w:proofErr w:type="spellEnd"/>
-            <w:r>
-              <w:rPr>
-                <w:lang w:val="en-US"/>
-              </w:rPr>
-              <w:t>)</w:t>
-            </w:r>
-          </w:p>
-        </w:tc>
-        <w:tc>
-          <w:tcPr>
-            <w:tcW w:w="1397" w:type="dxa"/>
-          </w:tcPr>
-          <w:p>
-            <w:pPr>
-              <w:jc w:val="center"/>
-              <w:rPr>
-                <w:lang w:val="en-US"/>
-              </w:rPr>
-            </w:pPr>
-          </w:p>
-        </w:tc>
-        <w:tc>
-          <w:tcPr>
-            <w:tcW w:w="1384" w:type="dxa"/>
-          </w:tcPr>
-          <w:p>
-            <w:pPr>
-              <w:jc w:val="center"/>
-              <w:rPr>
-                <w:i/>
-                <w:color w:val="C00000"/>
-                <w:lang w:val="en-US"/>
-              </w:rPr>
-            </w:pPr>
-          </w:p>
-        </w:tc>
-        <w:tc>
-          <w:tcPr>
-            <w:tcW w:w="776" w:type="dxa"/>
-          </w:tcPr>
-          <w:p>
-            <w:pPr>
-              <w:jc w:val="center"/>
-              <w:rPr>
-                <w:lang w:val="en-US"/>
-              </w:rPr>
-            </w:pPr>
+              <w:t>189</w:t>
+            </w:r>
+          </w:p>
+        </w:tc>
+        <w:tc>
+          <w:tcPr>
+            <w:tcW w:w="951" w:type="dxa"/>
+          </w:tcPr>
+          <w:p>
+            <w:pPr>
+              <w:jc w:val="center"/>
+              <w:rPr>
+                <w:lang w:val="en-US"/>
+              </w:rPr>
+            </w:pPr>
+            <w:r>
+              <w:rPr>
+                <w:lang w:val="en-US"/>
+              </w:rPr>
+              <w:t>0.00%</w:t>
+            </w:r>
           </w:p>
         </w:tc>
       </w:tr>
@@ -28645,6 +28411,12 @@
                 <w:lang w:val="en-US"/>
               </w:rPr>
             </w:pPr>
+            <w:r>
+              <w:rPr>
+                <w:lang w:val="en-US"/>
+              </w:rPr>
+              <w:t>13.3</w:t>
+            </w:r>
           </w:p>
         </w:tc>
         <w:tc>
@@ -28660,19 +28432,41 @@
                 <w:lang w:val="en-US"/>
               </w:rPr>
             </w:pPr>
-          </w:p>
-        </w:tc>
-        <w:tc>
-          <w:tcPr>
-            <w:tcW w:w="776" w:type="dxa"/>
-          </w:tcPr>
-          <w:p>
-            <w:pPr>
-              <w:jc w:val="center"/>
-              <w:rPr>
-                <w:lang w:val="en-US"/>
-              </w:rPr>
-            </w:pPr>
+            <w:r>
+              <w:rPr>
+                <w:i/>
+                <w:color w:val="C00000"/>
+                <w:lang w:val="en-US"/>
+              </w:rPr>
+              <w:t>13.</w:t>
+            </w:r>
+            <w:r>
+              <w:rPr>
+                <w:i/>
+                <w:color w:val="C00000"/>
+                <w:lang w:val="en-US"/>
+              </w:rPr>
+              <w:t>3</w:t>
+            </w:r>
+          </w:p>
+        </w:tc>
+        <w:tc>
+          <w:tcPr>
+            <w:tcW w:w="951" w:type="dxa"/>
+          </w:tcPr>
+          <w:p>
+            <w:pPr>
+              <w:jc w:val="center"/>
+              <w:rPr>
+                <w:lang w:val="en-US"/>
+              </w:rPr>
+            </w:pPr>
+            <w:r>
+              <w:rPr>
+                <w:lang w:val="en-US"/>
+              </w:rPr>
+              <w:t>0.00%</w:t>
+            </w:r>
           </w:p>
         </w:tc>
       </w:tr>
@@ -28787,6 +28581,12 @@
                 <w:lang w:val="en-US"/>
               </w:rPr>
             </w:pPr>
+            <w:r>
+              <w:rPr>
+                <w:lang w:val="en-US"/>
+              </w:rPr>
+              <w:t>45.3</w:t>
+            </w:r>
           </w:p>
         </w:tc>
         <w:tc>
@@ -28802,11 +28602,27 @@
                 <w:lang w:val="en-US"/>
               </w:rPr>
             </w:pPr>
-          </w:p>
-        </w:tc>
-        <w:tc>
-          <w:tcPr>
-            <w:tcW w:w="776" w:type="dxa"/>
+            <w:r>
+              <w:rPr>
+                <w:i/>
+                <w:color w:val="C00000"/>
+                <w:lang w:val="en-US"/>
+              </w:rPr>
+              <w:t>45</w:t>
+            </w:r>
+            <w:r>
+              <w:rPr>
+                <w:i/>
+                <w:color w:val="C00000"/>
+                <w:lang w:val="en-US"/>
+              </w:rPr>
+              <w:t>.4</w:t>
+            </w:r>
+          </w:p>
+        </w:tc>
+        <w:tc>
+          <w:tcPr>
+            <w:tcW w:w="951" w:type="dxa"/>
             <w:vAlign w:val="center"/>
           </w:tcPr>
           <w:p>
@@ -28816,6 +28632,38 @@
                 <w:lang w:val="en-US"/>
               </w:rPr>
             </w:pPr>
+            <w:r>
+              <w:rPr>
+                <w:i/>
+                <w:color w:val="C00000"/>
+                <w:lang w:val="en-US"/>
+              </w:rPr>
+              <w:t>-</w:t>
+            </w:r>
+            <w:r>
+              <w:rPr>
+                <w:i/>
+                <w:color w:val="C00000"/>
+                <w:lang w:val="en-US"/>
+              </w:rPr>
+              <w:t>0.2</w:t>
+            </w:r>
+            <w:r>
+              <w:rPr>
+                <w:i/>
+                <w:color w:val="C00000"/>
+                <w:lang w:val="en-US"/>
+              </w:rPr>
+              <w:t>2</w:t>
+            </w:r>
+            <w:r>
+              <w:rPr>
+                <w:i/>
+                <w:color w:val="C00000"/>
+                <w:lang w:val="en-US"/>
+              </w:rPr>
+              <w:t>%</w:t>
+            </w:r>
           </w:p>
         </w:tc>
       </w:tr>
@@ -28859,14 +28707,14 @@
     <w:tbl>
       <w:tblPr>
         <w:tblStyle w:val="Grilledutableau"/>
-        <w:tblW w:w="0" w:type="auto"/>
+        <w:tblW w:w="10369" w:type="dxa"/>
         <w:tblLook w:val="04A0" w:firstRow="1" w:lastRow="0" w:firstColumn="1" w:lastColumn="0" w:noHBand="0" w:noVBand="1"/>
       </w:tblPr>
       <w:tblGrid>
         <w:gridCol w:w="6637"/>
         <w:gridCol w:w="1397"/>
         <w:gridCol w:w="1384"/>
-        <w:gridCol w:w="776"/>
+        <w:gridCol w:w="951"/>
       </w:tblGrid>
       <w:tr>
         <w:tc>
@@ -28913,7 +28761,7 @@
         </w:tc>
         <w:tc>
           <w:tcPr>
-            <w:tcW w:w="776" w:type="dxa"/>
+            <w:tcW w:w="951" w:type="dxa"/>
             <w:shd w:val="clear" w:color="auto" w:fill="D9D9D9" w:themeFill="background1" w:themeFillShade="D9"/>
           </w:tcPr>
           <w:p>
@@ -29020,6 +28868,12 @@
                 <w:lang w:val="en-US"/>
               </w:rPr>
             </w:pPr>
+            <w:r>
+              <w:rPr>
+                <w:lang w:val="en-US"/>
+              </w:rPr>
+              <w:t>0.42</w:t>
+            </w:r>
           </w:p>
         </w:tc>
         <w:tc>
@@ -29035,11 +28889,19 @@
                 <w:lang w:val="en-US"/>
               </w:rPr>
             </w:pPr>
-          </w:p>
-        </w:tc>
-        <w:tc>
-          <w:tcPr>
-            <w:tcW w:w="776" w:type="dxa"/>
+            <w:r>
+              <w:rPr>
+                <w:i/>
+                <w:color w:val="C00000"/>
+                <w:lang w:val="en-US"/>
+              </w:rPr>
+              <w:t>0.42</w:t>
+            </w:r>
+          </w:p>
+        </w:tc>
+        <w:tc>
+          <w:tcPr>
+            <w:tcW w:w="951" w:type="dxa"/>
             <w:vAlign w:val="center"/>
           </w:tcPr>
           <w:p>
@@ -29049,6 +28911,12 @@
                 <w:lang w:val="en-US"/>
               </w:rPr>
             </w:pPr>
+            <w:r>
+              <w:rPr>
+                <w:lang w:val="en-US"/>
+              </w:rPr>
+              <w:t>0.00%</w:t>
+            </w:r>
           </w:p>
         </w:tc>
       </w:tr>
@@ -29146,6 +29014,18 @@
                 <w:lang w:val="en-US"/>
               </w:rPr>
             </w:pPr>
+            <w:r>
+              <w:rPr>
+                <w:lang w:val="en-US"/>
+              </w:rPr>
+              <w:t>0.1</w:t>
+            </w:r>
+            <w:r>
+              <w:rPr>
+                <w:lang w:val="en-US"/>
+              </w:rPr>
+              <w:t>0</w:t>
+            </w:r>
           </w:p>
         </w:tc>
         <w:tc>
@@ -29161,11 +29041,27 @@
                 <w:lang w:val="en-US"/>
               </w:rPr>
             </w:pPr>
-          </w:p>
-        </w:tc>
-        <w:tc>
-          <w:tcPr>
-            <w:tcW w:w="776" w:type="dxa"/>
+            <w:r>
+              <w:rPr>
+                <w:i/>
+                <w:color w:val="C00000"/>
+                <w:lang w:val="en-US"/>
+              </w:rPr>
+              <w:t>0.1</w:t>
+            </w:r>
+            <w:r>
+              <w:rPr>
+                <w:i/>
+                <w:color w:val="C00000"/>
+                <w:lang w:val="en-US"/>
+              </w:rPr>
+              <w:t>0</w:t>
+            </w:r>
+          </w:p>
+        </w:tc>
+        <w:tc>
+          <w:tcPr>
+            <w:tcW w:w="951" w:type="dxa"/>
             <w:vAlign w:val="center"/>
           </w:tcPr>
           <w:p>
@@ -29175,8 +29071,16 @@
                 <w:lang w:val="en-US"/>
               </w:rPr>
             </w:pPr>
-          </w:p>
-        </w:tc>
+            <w:r>
+              <w:rPr>
+                <w:lang w:val="en-US"/>
+              </w:rPr>
+              <w:t>0.00%</w:t>
+            </w:r>
+          </w:p>
+        </w:tc>
+        <w:bookmarkStart w:id="29" w:name="_GoBack"/>
+        <w:bookmarkEnd w:id="29"/>
       </w:tr>
       <w:tr>
         <w:tc>
@@ -29272,6 +29176,12 @@
                 <w:lang w:val="en-US"/>
               </w:rPr>
             </w:pPr>
+            <w:r>
+              <w:rPr>
+                <w:lang w:val="en-US"/>
+              </w:rPr>
+              <w:t>0.42</w:t>
+            </w:r>
           </w:p>
         </w:tc>
         <w:tc>
@@ -29287,11 +29197,19 @@
                 <w:lang w:val="en-US"/>
               </w:rPr>
             </w:pPr>
-          </w:p>
-        </w:tc>
-        <w:tc>
-          <w:tcPr>
-            <w:tcW w:w="776" w:type="dxa"/>
+            <w:r>
+              <w:rPr>
+                <w:i/>
+                <w:color w:val="C00000"/>
+                <w:lang w:val="en-US"/>
+              </w:rPr>
+              <w:t>0.42</w:t>
+            </w:r>
+          </w:p>
+        </w:tc>
+        <w:tc>
+          <w:tcPr>
+            <w:tcW w:w="951" w:type="dxa"/>
             <w:vAlign w:val="center"/>
           </w:tcPr>
           <w:p>
@@ -29301,6 +29219,12 @@
                 <w:lang w:val="en-US"/>
               </w:rPr>
             </w:pPr>
+            <w:r>
+              <w:rPr>
+                <w:lang w:val="en-US"/>
+              </w:rPr>
+              <w:t>0.00%</w:t>
+            </w:r>
           </w:p>
         </w:tc>
       </w:tr>
@@ -29324,83 +29248,7 @@
               <w:rPr>
                 <w:lang w:val="en-US"/>
               </w:rPr>
-              <w:t xml:space="preserve">Degree of shear connection : </w:t>
-            </w:r>
-            <m:oMath>
-              <m:r>
-                <w:rPr>
-                  <w:rFonts w:ascii="Cambria Math" w:hAnsi="Cambria Math"/>
-                  <w:lang w:val="en-US"/>
-                </w:rPr>
-                <m:t>η=</m:t>
-              </m:r>
-            </m:oMath>
-          </w:p>
-        </w:tc>
-        <w:tc>
-          <w:tcPr>
-            <w:tcW w:w="1397" w:type="dxa"/>
-          </w:tcPr>
-          <w:p>
-            <w:pPr>
-              <w:jc w:val="center"/>
-              <w:rPr>
-                <w:lang w:val="en-US"/>
-              </w:rPr>
-            </w:pPr>
-          </w:p>
-        </w:tc>
-        <w:tc>
-          <w:tcPr>
-            <w:tcW w:w="1384" w:type="dxa"/>
-          </w:tcPr>
-          <w:p>
-            <w:pPr>
-              <w:jc w:val="center"/>
-              <w:rPr>
-                <w:i/>
-                <w:color w:val="C00000"/>
-                <w:lang w:val="en-US"/>
-              </w:rPr>
-            </w:pPr>
-          </w:p>
-        </w:tc>
-        <w:tc>
-          <w:tcPr>
-            <w:tcW w:w="776" w:type="dxa"/>
-            <w:vAlign w:val="center"/>
-          </w:tcPr>
-          <w:p>
-            <w:pPr>
-              <w:jc w:val="center"/>
-              <w:rPr>
-                <w:lang w:val="en-US"/>
-              </w:rPr>
-            </w:pPr>
-          </w:p>
-        </w:tc>
-      </w:tr>
-      <w:tr>
-        <w:tc>
-          <w:tcPr>
-            <w:tcW w:w="6637" w:type="dxa"/>
-            <w:vAlign w:val="center"/>
-          </w:tcPr>
-          <w:p>
-            <w:pPr>
-              <w:tabs>
-                <w:tab w:val="right" w:pos="4997"/>
-              </w:tabs>
-              <w:jc w:val="left"/>
-              <w:rPr>
-                <w:lang w:val="en-US"/>
-              </w:rPr>
-            </w:pPr>
-            <w:r>
-              <w:rPr>
-                <w:lang w:val="en-US"/>
-              </w:rPr>
-              <w:t xml:space="preserve">Minimum degree of connection : </w:t>
+              <w:t xml:space="preserve">Critical moment to lateral torsional buckling : </w:t>
             </w:r>
             <m:oMath>
               <m:sSub>
@@ -29419,7 +29267,7 @@
                       <w:rFonts w:ascii="Cambria Math" w:hAnsi="Cambria Math"/>
                       <w:lang w:val="en-US"/>
                     </w:rPr>
-                    <m:t>η</m:t>
+                    <m:t>M</m:t>
                   </m:r>
                 </m:e>
                 <m:sub>
@@ -29431,18 +29279,31 @@
                       <w:rFonts w:ascii="Cambria Math" w:hAnsi="Cambria Math"/>
                       <w:lang w:val="en-US"/>
                     </w:rPr>
-                    <m:t>min</m:t>
+                    <m:t>cr</m:t>
                   </m:r>
                 </m:sub>
               </m:sSub>
-              <m:r>
-                <w:rPr>
-                  <w:rFonts w:ascii="Cambria Math" w:hAnsi="Cambria Math"/>
-                  <w:lang w:val="en-US"/>
-                </w:rPr>
-                <m:t>=</m:t>
-              </m:r>
             </m:oMath>
+            <w:r>
+              <w:rPr>
+                <w:lang w:val="en-US"/>
+              </w:rPr>
+              <w:t xml:space="preserve"> (</w:t>
+            </w:r>
+            <w:proofErr w:type="spellStart"/>
+            <w:r>
+              <w:rPr>
+                <w:lang w:val="en-US"/>
+              </w:rPr>
+              <w:t>kN.m</w:t>
+            </w:r>
+            <w:proofErr w:type="spellEnd"/>
+            <w:r>
+              <w:rPr>
+                <w:lang w:val="en-US"/>
+              </w:rPr>
+              <w:t>)</w:t>
+            </w:r>
           </w:p>
         </w:tc>
         <w:tc>
@@ -29456,6 +29317,12 @@
                 <w:lang w:val="en-US"/>
               </w:rPr>
             </w:pPr>
+            <w:r>
+              <w:rPr>
+                <w:lang w:val="en-US"/>
+              </w:rPr>
+              <w:t>903</w:t>
+            </w:r>
           </w:p>
         </w:tc>
         <w:tc>
@@ -29471,11 +29338,19 @@
                 <w:lang w:val="en-US"/>
               </w:rPr>
             </w:pPr>
-          </w:p>
-        </w:tc>
-        <w:tc>
-          <w:tcPr>
-            <w:tcW w:w="776" w:type="dxa"/>
+            <w:r>
+              <w:rPr>
+                <w:i/>
+                <w:color w:val="C00000"/>
+                <w:lang w:val="en-US"/>
+              </w:rPr>
+              <w:t>914</w:t>
+            </w:r>
+          </w:p>
+        </w:tc>
+        <w:tc>
+          <w:tcPr>
+            <w:tcW w:w="951" w:type="dxa"/>
             <w:vAlign w:val="center"/>
           </w:tcPr>
           <w:p>
@@ -29485,6 +29360,22 @@
                 <w:lang w:val="en-US"/>
               </w:rPr>
             </w:pPr>
+            <w:r>
+              <w:rPr>
+                <w:i/>
+                <w:color w:val="C00000"/>
+                <w:lang w:val="en-US"/>
+              </w:rPr>
+              <w:t>-1.20</w:t>
+            </w:r>
+            <w:r>
+              <w:rPr>
+                <w:i/>
+                <w:color w:val="C00000"/>
+                <w:lang w:val="en-US"/>
+              </w:rPr>
+              <w:t>%</w:t>
+            </w:r>
           </w:p>
         </w:tc>
       </w:tr>
@@ -29508,13 +29399,19 @@
               <w:rPr>
                 <w:lang w:val="en-US"/>
               </w:rPr>
-              <w:t xml:space="preserve">Longitudinal shear force </w:t>
-            </w:r>
-            <w:r>
-              <w:rPr>
-                <w:lang w:val="en-US"/>
-              </w:rPr>
-              <w:t xml:space="preserve">: </w:t>
+              <w:t xml:space="preserve">Resistance to </w:t>
+            </w:r>
+            <w:r>
+              <w:rPr>
+                <w:lang w:val="en-US"/>
+              </w:rPr>
+              <w:t>lateral torsional buckling</w:t>
+            </w:r>
+            <w:r>
+              <w:rPr>
+                <w:lang w:val="en-US"/>
+              </w:rPr>
+              <w:t xml:space="preserve"> : </w:t>
             </w:r>
             <m:oMath>
               <m:sSub>
@@ -29528,260 +29425,17 @@
                 </m:sSubPr>
                 <m:e>
                   <m:r>
-                    <w:rPr>
-                      <w:rFonts w:ascii="Cambria Math" w:hAnsi="Cambria Math"/>
-                    </w:rPr>
-                    <m:t>τ</m:t>
-                  </m:r>
-                </m:e>
-                <m:sub>
-                  <m:r>
-                    <m:rPr>
-                      <m:sty m:val="p"/>
-                    </m:rPr>
-                    <w:rPr>
-                      <w:rFonts w:ascii="Cambria Math" w:hAnsi="Cambria Math"/>
-                      <w:lang w:val="en-US"/>
-                    </w:rPr>
-                    <m:t>Ed</m:t>
-                  </m:r>
-                </m:sub>
-              </m:sSub>
-              <m:r>
-                <w:rPr>
-                  <w:rFonts w:ascii="Cambria Math" w:hAnsi="Cambria Math"/>
-                  <w:lang w:val="en-US"/>
-                </w:rPr>
-                <m:t>=</m:t>
-              </m:r>
-            </m:oMath>
-            <w:r>
-              <w:rPr>
-                <w:lang w:val="en-US"/>
-              </w:rPr>
-              <w:tab/>
-              <w:t>(</w:t>
-            </w:r>
-            <w:r>
-              <w:rPr>
-                <w:lang w:val="en-US"/>
-              </w:rPr>
-              <w:t>MPa</w:t>
-            </w:r>
-            <w:r>
-              <w:rPr>
-                <w:lang w:val="en-US"/>
-              </w:rPr>
-              <w:t>)</w:t>
-            </w:r>
-          </w:p>
-        </w:tc>
-        <w:tc>
-          <w:tcPr>
-            <w:tcW w:w="1397" w:type="dxa"/>
-          </w:tcPr>
-          <w:p>
-            <w:pPr>
-              <w:jc w:val="center"/>
-              <w:rPr>
-                <w:lang w:val="en-US"/>
-              </w:rPr>
-            </w:pPr>
-          </w:p>
-        </w:tc>
-        <w:tc>
-          <w:tcPr>
-            <w:tcW w:w="1384" w:type="dxa"/>
-          </w:tcPr>
-          <w:p>
-            <w:pPr>
-              <w:jc w:val="center"/>
-              <w:rPr>
-                <w:i/>
-                <w:color w:val="C00000"/>
-                <w:lang w:val="en-US"/>
-              </w:rPr>
-            </w:pPr>
-          </w:p>
-        </w:tc>
-        <w:tc>
-          <w:tcPr>
-            <w:tcW w:w="776" w:type="dxa"/>
-            <w:vAlign w:val="center"/>
-          </w:tcPr>
-          <w:p>
-            <w:pPr>
-              <w:jc w:val="center"/>
-              <w:rPr>
-                <w:lang w:val="en-US"/>
-              </w:rPr>
-            </w:pPr>
-          </w:p>
-        </w:tc>
-      </w:tr>
-      <w:tr>
-        <w:tc>
-          <w:tcPr>
-            <w:tcW w:w="6637" w:type="dxa"/>
-            <w:vAlign w:val="center"/>
-          </w:tcPr>
-          <w:p>
-            <w:pPr>
-              <w:tabs>
-                <w:tab w:val="right" w:pos="4997"/>
-              </w:tabs>
-              <w:jc w:val="left"/>
-            </w:pPr>
-            <w:r>
-              <w:t>Min. c</w:t>
-            </w:r>
-            <w:r>
-              <w:t xml:space="preserve">ompression </w:t>
-            </w:r>
-            <w:proofErr w:type="spellStart"/>
-            <w:r>
-              <w:t>strut</w:t>
-            </w:r>
-            <w:proofErr w:type="spellEnd"/>
-            <w:r>
-              <w:t xml:space="preserve"> inclination angle</w:t>
-            </w:r>
-            <w:r>
-              <w:t xml:space="preserve"> : </w:t>
-            </w:r>
-            <m:oMath>
-              <m:sSub>
-                <m:sSubPr>
-                  <m:ctrlPr>
-                    <w:rPr>
-                      <w:rFonts w:ascii="Cambria Math" w:hAnsi="Cambria Math"/>
-                      <w:i/>
-                    </w:rPr>
-                  </m:ctrlPr>
-                </m:sSubPr>
-                <m:e>
-                  <m:r>
-                    <w:rPr>
-                      <w:rFonts w:ascii="Cambria Math" w:hAnsi="Cambria Math"/>
-                    </w:rPr>
-                    <m:t>θ</m:t>
-                  </m:r>
-                </m:e>
-                <m:sub>
-                  <m:r>
                     <m:rPr>
                       <m:sty m:val="p"/>
                     </m:rPr>
                     <w:rPr>
                       <w:rFonts w:ascii="Cambria Math" w:hAnsi="Cambria Math"/>
                     </w:rPr>
-                    <m:t>f,min</m:t>
-                  </m:r>
-                </m:sub>
-              </m:sSub>
-              <m:r>
-                <w:rPr>
-                  <w:rFonts w:ascii="Cambria Math" w:hAnsi="Cambria Math"/>
-                </w:rPr>
-                <m:t>=</m:t>
-              </m:r>
-            </m:oMath>
-            <w:r>
-              <w:tab/>
-              <w:t>(</w:t>
-            </w:r>
-            <w:r>
-              <w:t>°</w:t>
-            </w:r>
-            <w:r>
-              <w:t>)</w:t>
-            </w:r>
-          </w:p>
-        </w:tc>
-        <w:tc>
-          <w:tcPr>
-            <w:tcW w:w="1397" w:type="dxa"/>
-          </w:tcPr>
-          <w:p>
-            <w:pPr>
-              <w:jc w:val="center"/>
-            </w:pPr>
-          </w:p>
-        </w:tc>
-        <w:tc>
-          <w:tcPr>
-            <w:tcW w:w="1384" w:type="dxa"/>
-          </w:tcPr>
-          <w:p>
-            <w:pPr>
-              <w:jc w:val="center"/>
-              <w:rPr>
-                <w:i/>
-                <w:color w:val="C00000"/>
-              </w:rPr>
-            </w:pPr>
-          </w:p>
-        </w:tc>
-        <w:tc>
-          <w:tcPr>
-            <w:tcW w:w="776" w:type="dxa"/>
-            <w:vAlign w:val="center"/>
-          </w:tcPr>
-          <w:p>
-            <w:pPr>
-              <w:jc w:val="center"/>
-            </w:pPr>
-          </w:p>
-        </w:tc>
-      </w:tr>
-      <w:tr>
-        <w:tc>
-          <w:tcPr>
-            <w:tcW w:w="6637" w:type="dxa"/>
-            <w:vAlign w:val="center"/>
-          </w:tcPr>
-          <w:p>
-            <w:pPr>
-              <w:tabs>
-                <w:tab w:val="right" w:pos="4997"/>
-              </w:tabs>
-              <w:jc w:val="left"/>
-              <w:rPr>
-                <w:lang w:val="en-US"/>
-              </w:rPr>
-            </w:pPr>
-            <w:r>
-              <w:rPr>
-                <w:lang w:val="en-US"/>
-              </w:rPr>
-              <w:t xml:space="preserve">Resistance of the compression strut : </w:t>
-            </w:r>
-            <m:oMath>
-              <m:sSub>
-                <m:sSubPr>
-                  <m:ctrlPr>
-                    <w:rPr>
-                      <w:rFonts w:ascii="Cambria Math" w:hAnsi="Cambria Math"/>
-                      <w:i/>
-                      <w:lang w:val="en-US"/>
-                    </w:rPr>
-                  </m:ctrlPr>
-                </m:sSubPr>
-                <m:e>
-                  <m:r>
-                    <m:rPr>
-                      <m:sty m:val="p"/>
-                    </m:rPr>
-                    <w:rPr>
-                      <w:rFonts w:ascii="Cambria Math" w:hAnsi="Cambria Math"/>
-                      <w:lang w:val="en-US"/>
-                    </w:rPr>
                     <m:t>Γ</m:t>
                   </m:r>
                   <m:ctrlPr>
                     <w:rPr>
                       <w:rFonts w:ascii="Cambria Math" w:hAnsi="Cambria Math"/>
-                      <w:lang w:val="en-US"/>
                     </w:rPr>
                   </m:ctrlPr>
                 </m:e>
@@ -29794,20 +29448,10 @@
                       <w:rFonts w:ascii="Cambria Math" w:hAnsi="Cambria Math"/>
                       <w:lang w:val="en-US"/>
                     </w:rPr>
-                    <m:t>sf</m:t>
+                    <m:t>LT</m:t>
                   </m:r>
                 </m:sub>
               </m:sSub>
-              <m:r>
-                <m:rPr>
-                  <m:sty m:val="p"/>
-                </m:rPr>
-                <w:rPr>
-                  <w:rFonts w:ascii="Cambria Math" w:hAnsi="Cambria Math"/>
-                  <w:lang w:val="en-US"/>
-                </w:rPr>
-                <m:t xml:space="preserve"> </m:t>
-              </m:r>
               <m:r>
                 <w:rPr>
                   <w:rFonts w:ascii="Cambria Math" w:hAnsi="Cambria Math"/>
@@ -29835,6 +29479,12 @@
                 <w:lang w:val="en-US"/>
               </w:rPr>
             </w:pPr>
+            <w:r>
+              <w:rPr>
+                <w:lang w:val="en-US"/>
+              </w:rPr>
+              <w:t>0.66</w:t>
+            </w:r>
           </w:p>
         </w:tc>
         <w:tc>
@@ -29850,226 +29500,46 @@
                 <w:lang w:val="en-US"/>
               </w:rPr>
             </w:pPr>
-          </w:p>
-        </w:tc>
-        <w:tc>
-          <w:tcPr>
-            <w:tcW w:w="776" w:type="dxa"/>
-            <w:vAlign w:val="center"/>
-          </w:tcPr>
-          <w:p>
-            <w:pPr>
-              <w:jc w:val="center"/>
-              <w:rPr>
-                <w:lang w:val="en-US"/>
-              </w:rPr>
-            </w:pPr>
-          </w:p>
-        </w:tc>
-      </w:tr>
-      <w:tr>
-        <w:tc>
-          <w:tcPr>
-            <w:tcW w:w="6637" w:type="dxa"/>
-            <w:vAlign w:val="center"/>
-          </w:tcPr>
-          <w:p>
-            <w:pPr>
-              <w:tabs>
-                <w:tab w:val="right" w:pos="4997"/>
-              </w:tabs>
-              <w:jc w:val="left"/>
-              <w:rPr>
-                <w:lang w:val="en-US"/>
-              </w:rPr>
-            </w:pPr>
-            <w:r>
-              <w:rPr>
-                <w:lang w:val="en-US"/>
-              </w:rPr>
-              <w:t xml:space="preserve">Area of </w:t>
-            </w:r>
-            <w:proofErr w:type="spellStart"/>
-            <w:r>
-              <w:rPr>
-                <w:lang w:val="en-US"/>
-              </w:rPr>
-              <w:t>reinf</w:t>
-            </w:r>
-            <w:proofErr w:type="spellEnd"/>
-            <w:r>
-              <w:rPr>
-                <w:lang w:val="en-US"/>
-              </w:rPr>
-              <w:t>. by length unit</w:t>
-            </w:r>
-            <w:r>
-              <w:rPr>
-                <w:lang w:val="en-US"/>
-              </w:rPr>
-              <w:t xml:space="preserve"> : </w:t>
-            </w:r>
-            <m:oMath>
-              <m:sSub>
-                <m:sSubPr>
-                  <m:ctrlPr>
-                    <w:rPr>
-                      <w:rFonts w:ascii="Cambria Math" w:hAnsi="Cambria Math"/>
-                      <w:i/>
-                      <w:lang w:val="en-US"/>
-                    </w:rPr>
-                  </m:ctrlPr>
-                </m:sSubPr>
-                <m:e>
-                  <m:r>
-                    <w:rPr>
-                      <w:rFonts w:ascii="Cambria Math" w:hAnsi="Cambria Math"/>
-                      <w:lang w:val="en-US"/>
-                    </w:rPr>
-                    <m:t>A</m:t>
-                  </m:r>
-                </m:e>
-                <m:sub>
-                  <m:r>
-                    <m:rPr>
-                      <m:sty m:val="p"/>
-                    </m:rPr>
-                    <w:rPr>
-                      <w:rFonts w:ascii="Cambria Math" w:hAnsi="Cambria Math"/>
-                      <w:lang w:val="en-US"/>
-                    </w:rPr>
-                    <m:t>sf</m:t>
-                  </m:r>
-                </m:sub>
-              </m:sSub>
-              <m:r>
-                <m:rPr>
-                  <m:sty m:val="p"/>
-                </m:rPr>
-                <w:rPr>
-                  <w:rFonts w:ascii="Cambria Math" w:hAnsi="Cambria Math"/>
-                  <w:lang w:val="en-US"/>
-                </w:rPr>
-                <m:t>/</m:t>
-              </m:r>
-              <m:sSub>
-                <m:sSubPr>
-                  <m:ctrlPr>
-                    <w:rPr>
-                      <w:rFonts w:ascii="Cambria Math" w:hAnsi="Cambria Math"/>
-                      <w:lang w:val="en-US"/>
-                    </w:rPr>
-                  </m:ctrlPr>
-                </m:sSubPr>
-                <m:e>
-                  <m:r>
-                    <m:rPr>
-                      <m:sty m:val="p"/>
-                    </m:rPr>
-                    <w:rPr>
-                      <w:rFonts w:ascii="Cambria Math" w:hAnsi="Cambria Math"/>
-                      <w:lang w:val="en-US"/>
-                    </w:rPr>
-                    <m:t>s</m:t>
-                  </m:r>
-                </m:e>
-                <m:sub>
-                  <m:r>
-                    <m:rPr>
-                      <m:sty m:val="p"/>
-                    </m:rPr>
-                    <w:rPr>
-                      <w:rFonts w:ascii="Cambria Math" w:hAnsi="Cambria Math"/>
-                      <w:lang w:val="en-US"/>
-                    </w:rPr>
-                    <m:t>f</m:t>
-                  </m:r>
-                </m:sub>
-              </m:sSub>
-              <m:r>
-                <m:rPr>
-                  <m:sty m:val="p"/>
-                </m:rPr>
-                <w:rPr>
-                  <w:rFonts w:ascii="Cambria Math" w:hAnsi="Cambria Math"/>
-                  <w:lang w:val="en-US"/>
-                </w:rPr>
-                <m:t xml:space="preserve"> </m:t>
-              </m:r>
-              <m:r>
-                <w:rPr>
-                  <w:rFonts w:ascii="Cambria Math" w:hAnsi="Cambria Math"/>
-                  <w:lang w:val="en-US"/>
-                </w:rPr>
-                <m:t>=</m:t>
-              </m:r>
-            </m:oMath>
-            <w:r>
-              <w:rPr>
-                <w:lang w:val="en-US"/>
-              </w:rPr>
-              <w:tab/>
-            </w:r>
-            <w:r>
-              <w:rPr>
-                <w:lang w:val="en-US"/>
-              </w:rPr>
-              <w:t>(</w:t>
-            </w:r>
-            <w:r>
-              <w:rPr>
-                <w:lang w:val="en-US"/>
-              </w:rPr>
-              <w:t>cm²/m</w:t>
-            </w:r>
-            <w:r>
-              <w:rPr>
-                <w:lang w:val="en-US"/>
-              </w:rPr>
-              <w:t>)</w:t>
-            </w:r>
-          </w:p>
-        </w:tc>
-        <w:tc>
-          <w:tcPr>
-            <w:tcW w:w="1397" w:type="dxa"/>
-          </w:tcPr>
-          <w:p>
-            <w:pPr>
-              <w:jc w:val="center"/>
-              <w:rPr>
-                <w:lang w:val="en-US"/>
-              </w:rPr>
-            </w:pPr>
-          </w:p>
-        </w:tc>
-        <w:tc>
-          <w:tcPr>
-            <w:tcW w:w="1384" w:type="dxa"/>
-          </w:tcPr>
-          <w:p>
-            <w:pPr>
-              <w:jc w:val="center"/>
+            <w:r>
               <w:rPr>
                 <w:i/>
                 <w:color w:val="C00000"/>
                 <w:lang w:val="en-US"/>
               </w:rPr>
-            </w:pPr>
-          </w:p>
-        </w:tc>
-        <w:tc>
-          <w:tcPr>
-            <w:tcW w:w="776" w:type="dxa"/>
+              <w:t>0.</w:t>
+            </w:r>
+            <w:r>
+              <w:rPr>
+                <w:i/>
+                <w:color w:val="C00000"/>
+                <w:lang w:val="en-US"/>
+              </w:rPr>
+              <w:t>63</w:t>
+            </w:r>
+          </w:p>
+        </w:tc>
+        <w:tc>
+          <w:tcPr>
+            <w:tcW w:w="951" w:type="dxa"/>
             <w:vAlign w:val="center"/>
           </w:tcPr>
           <w:p>
             <w:pPr>
               <w:jc w:val="center"/>
               <w:rPr>
-                <w:lang w:val="en-US"/>
-              </w:rPr>
-            </w:pPr>
+                <w:i/>
+                <w:color w:val="C00000"/>
+                <w:lang w:val="en-US"/>
+              </w:rPr>
+            </w:pPr>
+            <w:r>
+              <w:rPr>
+                <w:i/>
+                <w:color w:val="C00000"/>
+                <w:lang w:val="en-US"/>
+              </w:rPr>
+              <w:t>4.76%</w:t>
+            </w:r>
           </w:p>
         </w:tc>
       </w:tr>
@@ -30100,7 +29570,10 @@
         <w:fldChar w:fldCharType="end"/>
       </w:r>
       <w:r>
-        <w:t xml:space="preserve">: ULS at final stage </w:t>
+        <w:t>: UL</w:t>
+      </w:r>
+      <w:r>
+        <w:t>S</w:t>
       </w:r>
     </w:p>
     <w:p>
@@ -30113,14 +29586,14 @@
     <w:tbl>
       <w:tblPr>
         <w:tblStyle w:val="Grilledutableau"/>
-        <w:tblW w:w="0" w:type="auto"/>
+        <w:tblW w:w="10369" w:type="dxa"/>
         <w:tblLook w:val="04A0" w:firstRow="1" w:lastRow="0" w:firstColumn="1" w:lastColumn="0" w:noHBand="0" w:noVBand="1"/>
       </w:tblPr>
       <w:tblGrid>
         <w:gridCol w:w="6637"/>
         <w:gridCol w:w="1397"/>
         <w:gridCol w:w="1384"/>
-        <w:gridCol w:w="776"/>
+        <w:gridCol w:w="951"/>
       </w:tblGrid>
       <w:tr>
         <w:tc>
@@ -30167,7 +29640,7 @@
         </w:tc>
         <w:tc>
           <w:tcPr>
-            <w:tcW w:w="776" w:type="dxa"/>
+            <w:tcW w:w="951" w:type="dxa"/>
             <w:shd w:val="clear" w:color="auto" w:fill="D9D9D9" w:themeFill="background1" w:themeFillShade="D9"/>
           </w:tcPr>
           <w:p>
@@ -30293,6 +29766,12 @@
                 <w:lang w:val="en-US"/>
               </w:rPr>
             </w:pPr>
+            <w:r>
+              <w:rPr>
+                <w:lang w:val="en-US"/>
+              </w:rPr>
+              <w:t>31.0</w:t>
+            </w:r>
           </w:p>
         </w:tc>
         <w:tc>
@@ -30307,157 +29786,48 @@
                 <w:color w:val="C00000"/>
               </w:rPr>
             </w:pPr>
-          </w:p>
-        </w:tc>
-        <w:tc>
-          <w:tcPr>
-            <w:tcW w:w="776" w:type="dxa"/>
-            <w:vAlign w:val="center"/>
-          </w:tcPr>
-          <w:p>
-            <w:pPr>
-              <w:jc w:val="center"/>
-            </w:pPr>
-          </w:p>
-        </w:tc>
-      </w:tr>
-      <w:tr>
-        <w:tc>
-          <w:tcPr>
-            <w:tcW w:w="6637" w:type="dxa"/>
-            <w:vAlign w:val="center"/>
-          </w:tcPr>
-          <w:p>
-            <w:pPr>
-              <w:tabs>
-                <w:tab w:val="right" w:pos="4997"/>
-              </w:tabs>
-              <w:jc w:val="left"/>
-              <w:rPr>
-                <w:lang w:val="en-US"/>
-              </w:rPr>
-            </w:pPr>
-            <w:r>
-              <w:rPr>
-                <w:lang w:val="en-US"/>
-              </w:rPr>
-              <w:t>Deflection</w:t>
-            </w:r>
-            <w:r>
-              <w:rPr>
-                <w:lang w:val="en-US"/>
-              </w:rPr>
-              <w:t xml:space="preserve"> : </w:t>
-            </w:r>
-            <m:oMath>
-              <m:r>
-                <w:rPr>
-                  <w:rFonts w:ascii="Cambria Math" w:hAnsi="Cambria Math"/>
-                </w:rPr>
-                <m:t>δ</m:t>
-              </m:r>
-              <m:d>
-                <m:dPr>
-                  <m:ctrlPr>
-                    <w:rPr>
-                      <w:rFonts w:ascii="Cambria Math" w:hAnsi="Cambria Math"/>
-                      <w:i/>
-                      <w:lang w:val="en-US"/>
-                    </w:rPr>
-                  </m:ctrlPr>
-                </m:dPr>
-                <m:e>
-                  <m:sSub>
-                    <m:sSubPr>
-                      <m:ctrlPr>
-                        <w:rPr>
-                          <w:rFonts w:ascii="Cambria Math" w:hAnsi="Cambria Math"/>
-                          <w:i/>
-                          <w:lang w:val="en-US"/>
-                        </w:rPr>
-                      </m:ctrlPr>
-                    </m:sSubPr>
-                    <m:e>
-                      <m:r>
-                        <w:rPr>
-                          <w:rFonts w:ascii="Cambria Math" w:hAnsi="Cambria Math"/>
-                        </w:rPr>
-                        <m:t>G</m:t>
-                      </m:r>
-                    </m:e>
-                    <m:sub>
-                      <m:r>
-                        <m:rPr>
-                          <m:sty m:val="p"/>
-                        </m:rPr>
-                        <w:rPr>
-                          <w:rFonts w:ascii="Cambria Math" w:hAnsi="Cambria Math"/>
-                          <w:lang w:val="en-US"/>
-                        </w:rPr>
-                        <m:t>2</m:t>
-                      </m:r>
-                    </m:sub>
-                  </m:sSub>
-                </m:e>
-              </m:d>
-            </m:oMath>
-            <w:r>
-              <w:rPr>
-                <w:lang w:val="en-US"/>
-              </w:rPr>
-              <w:tab/>
-              <w:t>(</w:t>
-            </w:r>
-            <w:r>
-              <w:rPr>
-                <w:lang w:val="en-US"/>
-              </w:rPr>
-              <w:t>mm</w:t>
-            </w:r>
-            <w:r>
-              <w:rPr>
-                <w:lang w:val="en-US"/>
-              </w:rPr>
-              <w:t>)</w:t>
-            </w:r>
-          </w:p>
-        </w:tc>
-        <w:tc>
-          <w:tcPr>
-            <w:tcW w:w="1397" w:type="dxa"/>
-          </w:tcPr>
-          <w:p>
-            <w:pPr>
-              <w:jc w:val="center"/>
-              <w:rPr>
-                <w:lang w:val="en-US"/>
-              </w:rPr>
-            </w:pPr>
-          </w:p>
-        </w:tc>
-        <w:tc>
-          <w:tcPr>
-            <w:tcW w:w="1384" w:type="dxa"/>
-          </w:tcPr>
-          <w:p>
-            <w:pPr>
-              <w:jc w:val="center"/>
+            <w:r>
               <w:rPr>
                 <w:i/>
                 <w:color w:val="C00000"/>
               </w:rPr>
-            </w:pPr>
-          </w:p>
-        </w:tc>
-        <w:tc>
-          <w:tcPr>
-            <w:tcW w:w="776" w:type="dxa"/>
+              <w:t>31.1</w:t>
+            </w:r>
+          </w:p>
+        </w:tc>
+        <w:tc>
+          <w:tcPr>
+            <w:tcW w:w="951" w:type="dxa"/>
             <w:vAlign w:val="center"/>
           </w:tcPr>
           <w:p>
             <w:pPr>
               <w:jc w:val="center"/>
             </w:pPr>
+            <w:r>
+              <w:rPr>
+                <w:i/>
+                <w:color w:val="C00000"/>
+                <w:lang w:val="en-US"/>
+              </w:rPr>
+              <w:t>-</w:t>
+            </w:r>
+            <w:r>
+              <w:rPr>
+                <w:i/>
+                <w:color w:val="C00000"/>
+                <w:lang w:val="en-US"/>
+              </w:rPr>
+              <w:t>0.32</w:t>
+            </w:r>
+            <w:r>
+              <w:rPr>
+                <w:i/>
+                <w:color w:val="C00000"/>
+                <w:lang w:val="en-US"/>
+              </w:rPr>
+              <w:t>%</w:t>
+            </w:r>
           </w:p>
         </w:tc>
       </w:tr>
@@ -30530,7 +29900,7 @@
                       <w:rFonts w:ascii="Cambria Math" w:hAnsi="Cambria Math"/>
                       <w:lang w:val="en-US"/>
                     </w:rPr>
-                    <m:t>1</m:t>
+                    <m:t>c</m:t>
                   </m:r>
                 </m:sub>
               </m:sSub>
@@ -30574,6 +29944,12 @@
                 <w:lang w:val="en-US"/>
               </w:rPr>
             </w:pPr>
+            <w:r>
+              <w:rPr>
+                <w:lang w:val="en-US"/>
+              </w:rPr>
+              <w:t>6.5</w:t>
+            </w:r>
           </w:p>
         </w:tc>
         <w:tc>
@@ -30588,137 +29964,27 @@
                 <w:color w:val="C00000"/>
               </w:rPr>
             </w:pPr>
-          </w:p>
-        </w:tc>
-        <w:tc>
-          <w:tcPr>
-            <w:tcW w:w="776" w:type="dxa"/>
-            <w:vAlign w:val="center"/>
-          </w:tcPr>
-          <w:p>
-            <w:pPr>
-              <w:jc w:val="center"/>
-            </w:pPr>
-          </w:p>
-        </w:tc>
-      </w:tr>
-      <w:tr>
-        <w:tc>
-          <w:tcPr>
-            <w:tcW w:w="6637" w:type="dxa"/>
-            <w:vAlign w:val="center"/>
-          </w:tcPr>
-          <w:p>
-            <w:pPr>
-              <w:tabs>
-                <w:tab w:val="right" w:pos="4997"/>
-              </w:tabs>
-              <w:jc w:val="left"/>
-              <w:rPr>
-                <w:lang w:val="en-US"/>
-              </w:rPr>
-            </w:pPr>
-            <w:r>
-              <w:rPr>
-                <w:lang w:val="en-US"/>
-              </w:rPr>
-              <w:t>Deflection</w:t>
-            </w:r>
-            <w:r>
-              <w:rPr>
-                <w:lang w:val="en-US"/>
-              </w:rPr>
-              <w:t xml:space="preserve"> : </w:t>
-            </w:r>
-            <m:oMath>
-              <m:r>
-                <w:rPr>
-                  <w:rFonts w:ascii="Cambria Math" w:hAnsi="Cambria Math"/>
-                </w:rPr>
-                <m:t>δ</m:t>
-              </m:r>
-              <m:d>
-                <m:dPr>
-                  <m:ctrlPr>
-                    <w:rPr>
-                      <w:rFonts w:ascii="Cambria Math" w:hAnsi="Cambria Math"/>
-                      <w:i/>
-                      <w:lang w:val="en-US"/>
-                    </w:rPr>
-                  </m:ctrlPr>
-                </m:dPr>
-                <m:e>
-                  <m:r>
-                    <w:rPr>
-                      <w:rFonts w:ascii="Cambria Math" w:hAnsi="Cambria Math"/>
-                      <w:lang w:val="en-US"/>
-                    </w:rPr>
-                    <m:t>SHC</m:t>
-                  </m:r>
-                </m:e>
-              </m:d>
-            </m:oMath>
-            <w:r>
-              <w:rPr>
-                <w:lang w:val="en-US"/>
-              </w:rPr>
-              <w:tab/>
-              <w:t>(</w:t>
-            </w:r>
-            <w:r>
-              <w:rPr>
-                <w:lang w:val="en-US"/>
-              </w:rPr>
-              <w:t>mm</w:t>
-            </w:r>
-            <w:r>
-              <w:rPr>
-                <w:lang w:val="en-US"/>
-              </w:rPr>
-              <w:t>)</w:t>
-            </w:r>
-          </w:p>
-        </w:tc>
-        <w:tc>
-          <w:tcPr>
-            <w:tcW w:w="1397" w:type="dxa"/>
-          </w:tcPr>
-          <w:p>
-            <w:pPr>
-              <w:jc w:val="center"/>
-              <w:rPr>
-                <w:lang w:val="en-US"/>
-              </w:rPr>
-            </w:pPr>
-          </w:p>
-        </w:tc>
-        <w:tc>
-          <w:tcPr>
-            <w:tcW w:w="1384" w:type="dxa"/>
-          </w:tcPr>
-          <w:p>
-            <w:pPr>
-              <w:jc w:val="center"/>
+            <w:r>
               <w:rPr>
                 <w:i/>
                 <w:color w:val="C00000"/>
               </w:rPr>
-            </w:pPr>
-          </w:p>
-        </w:tc>
-        <w:tc>
-          <w:tcPr>
-            <w:tcW w:w="776" w:type="dxa"/>
+              <w:t>6.5</w:t>
+            </w:r>
+          </w:p>
+        </w:tc>
+        <w:tc>
+          <w:tcPr>
+            <w:tcW w:w="951" w:type="dxa"/>
             <w:vAlign w:val="center"/>
           </w:tcPr>
           <w:p>
             <w:pPr>
               <w:jc w:val="center"/>
-              <w:rPr>
-                <w:i/>
-                <w:color w:val="C00000"/>
-              </w:rPr>
-            </w:pPr>
+            </w:pPr>
+            <w:r>
+              <w:t>0.00%</w:t>
+            </w:r>
           </w:p>
         </w:tc>
       </w:tr>
@@ -30810,6 +30076,12 @@
                 <w:lang w:val="en-US"/>
               </w:rPr>
             </w:pPr>
+            <w:r>
+              <w:rPr>
+                <w:lang w:val="en-US"/>
+              </w:rPr>
+              <w:t>37.5</w:t>
+            </w:r>
           </w:p>
         </w:tc>
         <w:tc>
@@ -30824,169 +30096,56 @@
                 <w:color w:val="C00000"/>
               </w:rPr>
             </w:pPr>
-          </w:p>
-        </w:tc>
-        <w:tc>
-          <w:tcPr>
-            <w:tcW w:w="776" w:type="dxa"/>
-            <w:vAlign w:val="center"/>
-          </w:tcPr>
-          <w:p>
-            <w:pPr>
-              <w:jc w:val="center"/>
-            </w:pPr>
-          </w:p>
-        </w:tc>
-      </w:tr>
-      <w:tr>
-        <w:tc>
-          <w:tcPr>
-            <w:tcW w:w="6637" w:type="dxa"/>
-            <w:vAlign w:val="center"/>
-          </w:tcPr>
-          <w:p>
-            <w:pPr>
-              <w:tabs>
-                <w:tab w:val="right" w:pos="4997"/>
-              </w:tabs>
-              <w:jc w:val="left"/>
-              <w:rPr>
-                <w:lang w:val="en-US"/>
-              </w:rPr>
-            </w:pPr>
-            <w:r>
-              <w:rPr>
-                <w:lang w:val="en-US"/>
-              </w:rPr>
-              <w:t>Eigen frequency</w:t>
-            </w:r>
-            <w:r>
-              <w:rPr>
-                <w:lang w:val="en-US"/>
-              </w:rPr>
-              <w:t xml:space="preserve"> : </w:t>
-            </w:r>
-            <m:oMath>
-              <m:r>
-                <w:rPr>
-                  <w:rFonts w:ascii="Cambria Math" w:hAnsi="Cambria Math"/>
-                </w:rPr>
-                <m:t>f</m:t>
-              </m:r>
-              <m:d>
-                <m:dPr>
-                  <m:ctrlPr>
-                    <w:rPr>
-                      <w:rFonts w:ascii="Cambria Math" w:hAnsi="Cambria Math"/>
-                      <w:i/>
-                      <w:lang w:val="en-US"/>
-                    </w:rPr>
-                  </m:ctrlPr>
-                </m:dPr>
-                <m:e>
-                  <m:r>
-                    <w:rPr>
-                      <w:rFonts w:ascii="Cambria Math" w:hAnsi="Cambria Math"/>
-                      <w:lang w:val="en-US"/>
-                    </w:rPr>
-                    <m:t>G+0.2</m:t>
-                  </m:r>
-                  <m:sSub>
-                    <m:sSubPr>
-                      <m:ctrlPr>
-                        <w:rPr>
-                          <w:rFonts w:ascii="Cambria Math" w:hAnsi="Cambria Math"/>
-                          <w:i/>
-                          <w:lang w:val="en-US"/>
-                        </w:rPr>
-                      </m:ctrlPr>
-                    </m:sSubPr>
-                    <m:e>
-                      <m:r>
-                        <w:rPr>
-                          <w:rFonts w:ascii="Cambria Math" w:hAnsi="Cambria Math"/>
-                          <w:lang w:val="en-US"/>
-                        </w:rPr>
-                        <m:t>Q</m:t>
-                      </m:r>
-                    </m:e>
-                    <m:sub>
-                      <m:r>
-                        <m:rPr>
-                          <m:sty m:val="p"/>
-                        </m:rPr>
-                        <w:rPr>
-                          <w:rFonts w:ascii="Cambria Math" w:hAnsi="Cambria Math"/>
-                          <w:lang w:val="en-US"/>
-                        </w:rPr>
-                        <m:t>1</m:t>
-                      </m:r>
-                    </m:sub>
-                  </m:sSub>
-                </m:e>
-              </m:d>
-            </m:oMath>
-            <w:r>
-              <w:rPr>
-                <w:lang w:val="en-US"/>
-              </w:rPr>
-              <w:tab/>
-              <w:t>(</w:t>
-            </w:r>
-            <w:r>
-              <w:rPr>
-                <w:lang w:val="en-US"/>
-              </w:rPr>
-              <w:t>Hz</w:t>
-            </w:r>
-            <w:r>
-              <w:rPr>
-                <w:lang w:val="en-US"/>
-              </w:rPr>
-              <w:t>)</w:t>
-            </w:r>
-          </w:p>
-        </w:tc>
-        <w:tc>
-          <w:tcPr>
-            <w:tcW w:w="1397" w:type="dxa"/>
-          </w:tcPr>
-          <w:p>
-            <w:pPr>
-              <w:jc w:val="center"/>
-              <w:rPr>
-                <w:lang w:val="en-US"/>
-              </w:rPr>
-            </w:pPr>
-          </w:p>
-        </w:tc>
-        <w:tc>
-          <w:tcPr>
-            <w:tcW w:w="1384" w:type="dxa"/>
-          </w:tcPr>
-          <w:p>
-            <w:pPr>
-              <w:jc w:val="center"/>
+            <w:r>
               <w:rPr>
                 <w:i/>
                 <w:color w:val="C00000"/>
-                <w:lang w:val="en-US"/>
-              </w:rPr>
-            </w:pPr>
-          </w:p>
-        </w:tc>
-        <w:tc>
-          <w:tcPr>
-            <w:tcW w:w="776" w:type="dxa"/>
+              </w:rPr>
+              <w:t>37.6</w:t>
+            </w:r>
+          </w:p>
+        </w:tc>
+        <w:tc>
+          <w:tcPr>
+            <w:tcW w:w="951" w:type="dxa"/>
             <w:vAlign w:val="center"/>
           </w:tcPr>
           <w:p>
             <w:pPr>
               <w:jc w:val="center"/>
-              <w:rPr>
-                <w:lang w:val="en-US"/>
-              </w:rPr>
-            </w:pPr>
+            </w:pPr>
+            <w:r>
+              <w:rPr>
+                <w:i/>
+                <w:color w:val="C00000"/>
+                <w:lang w:val="en-US"/>
+              </w:rPr>
+              <w:t>-</w:t>
+            </w:r>
+            <w:r>
+              <w:rPr>
+                <w:i/>
+                <w:color w:val="C00000"/>
+                <w:lang w:val="en-US"/>
+              </w:rPr>
+              <w:t>0.</w:t>
+            </w:r>
+            <w:r>
+              <w:rPr>
+                <w:i/>
+                <w:color w:val="C00000"/>
+                <w:lang w:val="en-US"/>
+              </w:rPr>
+              <w:t>27</w:t>
+            </w:r>
+            <w:r>
+              <w:rPr>
+                <w:i/>
+                <w:color w:val="C00000"/>
+                <w:lang w:val="en-US"/>
+              </w:rPr>
+              <w:t>%</w:t>
+            </w:r>
           </w:p>
         </w:tc>
       </w:tr>
@@ -31017,13 +30176,13 @@
         <w:fldChar w:fldCharType="end"/>
       </w:r>
       <w:r>
-        <w:t>: SLS assuming full connection</w:t>
+        <w:t xml:space="preserve">: SLS </w:t>
       </w:r>
     </w:p>
     <w:p>
       <w:pPr>
         <w:rPr>
-          <w:lang w:val="en-US"/>
+          <w:lang w:val="en-GB"/>
         </w:rPr>
       </w:pPr>
     </w:p>
@@ -31151,7 +30310,7 @@
               <w:rFonts w:ascii="Calibri" w:hAnsi="Calibri"/>
               <w:noProof/>
             </w:rPr>
-            <w:t>16/05/2024</w:t>
+            <w:t>17/05/2024</w:t>
           </w:r>
           <w:r>
             <w:rPr>
@@ -32048,7 +31207,7 @@
               <w:sz w:val="20"/>
               <w:szCs w:val="20"/>
             </w:rPr>
-            <w:t>25</w:t>
+            <w:t>24</w:t>
           </w:r>
           <w:r>
             <w:rPr>
@@ -44737,6 +43896,21 @@
 </file>
 
 <file path=customXml/item1.xml><?xml version="1.0" encoding="utf-8"?>
+<?mso-contentType ?>
+<FormTemplates xmlns="http://schemas.microsoft.com/sharepoint/v3/contenttype/forms">
+  <Display>DocumentLibraryForm</Display>
+  <Edit>DocumentLibraryForm</Edit>
+  <New>DocumentLibraryForm</New>
+</FormTemplates>
+</file>
+
+<file path=customXml/item2.xml><?xml version="1.0" encoding="utf-8"?>
+<p:properties xmlns:p="http://schemas.microsoft.com/office/2006/metadata/properties" xmlns:xsi="http://www.w3.org/2001/XMLSchema-instance" xmlns:pc="http://schemas.microsoft.com/office/infopath/2007/PartnerControls">
+  <documentManagement/>
+</p:properties>
+</file>
+
+<file path=customXml/item3.xml><?xml version="1.0" encoding="utf-8"?>
 <ct:contentTypeSchema xmlns:ct="http://schemas.microsoft.com/office/2006/metadata/contentType" xmlns:ma="http://schemas.microsoft.com/office/2006/metadata/properties/metaAttributes" ct:_="" ma:_="" ma:contentTypeName="Document" ma:contentTypeID="0x010100C247FB7A51CDFF45B526B55FCBF0CC3A" ma:contentTypeVersion="11" ma:contentTypeDescription="Crée un document." ma:contentTypeScope="" ma:versionID="163d0b2c9ded4b8a7dfdd976cd200a17">
   <xsd:schema xmlns:xsd="http://www.w3.org/2001/XMLSchema" xmlns:xs="http://www.w3.org/2001/XMLSchema" xmlns:p="http://schemas.microsoft.com/office/2006/metadata/properties" xmlns:ns3="1339968c-844c-4ba9-aec6-fbaa9d140e36" targetNamespace="http://schemas.microsoft.com/office/2006/metadata/properties" ma:root="true" ma:fieldsID="d2393c41cac5a2e9ffb95dd220a5df63" ns3:_="">
     <xsd:import namespace="1339968c-844c-4ba9-aec6-fbaa9d140e36"/>
@@ -44926,26 +44100,28 @@
 </ct:contentTypeSchema>
 </file>
 
-<file path=customXml/item2.xml><?xml version="1.0" encoding="utf-8"?>
-<?mso-contentType ?>
-<FormTemplates xmlns="http://schemas.microsoft.com/sharepoint/v3/contenttype/forms">
-  <Display>DocumentLibraryForm</Display>
-  <Edit>DocumentLibraryForm</Edit>
-  <New>DocumentLibraryForm</New>
-</FormTemplates>
-</file>
-
-<file path=customXml/item3.xml><?xml version="1.0" encoding="utf-8"?>
-<p:properties xmlns:p="http://schemas.microsoft.com/office/2006/metadata/properties" xmlns:xsi="http://www.w3.org/2001/XMLSchema-instance" xmlns:pc="http://schemas.microsoft.com/office/infopath/2007/PartnerControls">
-  <documentManagement/>
-</p:properties>
-</file>
-
 <file path=customXml/item4.xml><?xml version="1.0" encoding="utf-8"?>
 <b:Sources xmlns:b="http://schemas.openxmlformats.org/officeDocument/2006/bibliography" xmlns="http://schemas.openxmlformats.org/officeDocument/2006/bibliography" SelectedStyle="\APASixthEditionOfficeOnline.xsl" StyleName="APA" Version="6"/>
 </file>
 
 <file path=customXml/itemProps1.xml><?xml version="1.0" encoding="utf-8"?>
+<ds:datastoreItem xmlns:ds="http://schemas.openxmlformats.org/officeDocument/2006/customXml" ds:itemID="{4FB0FFFE-1214-4FB0-A9C1-883B8A00FAD1}">
+  <ds:schemaRefs>
+    <ds:schemaRef ds:uri="http://schemas.microsoft.com/sharepoint/v3/contenttype/forms"/>
+  </ds:schemaRefs>
+</ds:datastoreItem>
+</file>
+
+<file path=customXml/itemProps2.xml><?xml version="1.0" encoding="utf-8"?>
+<ds:datastoreItem xmlns:ds="http://schemas.openxmlformats.org/officeDocument/2006/customXml" ds:itemID="{8244F4F7-4138-49F1-B92F-F5AC6DA6C88D}">
+  <ds:schemaRefs>
+    <ds:schemaRef ds:uri="http://schemas.microsoft.com/office/2006/metadata/properties"/>
+    <ds:schemaRef ds:uri="http://schemas.microsoft.com/office/infopath/2007/PartnerControls"/>
+  </ds:schemaRefs>
+</ds:datastoreItem>
+</file>
+
+<file path=customXml/itemProps3.xml><?xml version="1.0" encoding="utf-8"?>
 <ds:datastoreItem xmlns:ds="http://schemas.openxmlformats.org/officeDocument/2006/customXml" ds:itemID="{763DED0B-077B-498B-B22E-F05F3E3AE21C}">
   <ds:schemaRefs>
     <ds:schemaRef ds:uri="http://schemas.microsoft.com/office/2006/metadata/contentType"/>
@@ -44963,25 +44139,8 @@
 </ds:datastoreItem>
 </file>
 
-<file path=customXml/itemProps2.xml><?xml version="1.0" encoding="utf-8"?>
-<ds:datastoreItem xmlns:ds="http://schemas.openxmlformats.org/officeDocument/2006/customXml" ds:itemID="{4FB0FFFE-1214-4FB0-A9C1-883B8A00FAD1}">
-  <ds:schemaRefs>
-    <ds:schemaRef ds:uri="http://schemas.microsoft.com/sharepoint/v3/contenttype/forms"/>
-  </ds:schemaRefs>
-</ds:datastoreItem>
-</file>
-
-<file path=customXml/itemProps3.xml><?xml version="1.0" encoding="utf-8"?>
-<ds:datastoreItem xmlns:ds="http://schemas.openxmlformats.org/officeDocument/2006/customXml" ds:itemID="{8244F4F7-4138-49F1-B92F-F5AC6DA6C88D}">
-  <ds:schemaRefs>
-    <ds:schemaRef ds:uri="http://schemas.microsoft.com/office/2006/metadata/properties"/>
-    <ds:schemaRef ds:uri="http://schemas.microsoft.com/office/infopath/2007/PartnerControls"/>
-  </ds:schemaRefs>
-</ds:datastoreItem>
-</file>
-
 <file path=customXml/itemProps4.xml><?xml version="1.0" encoding="utf-8"?>
-<ds:datastoreItem xmlns:ds="http://schemas.openxmlformats.org/officeDocument/2006/customXml" ds:itemID="{0E3E100C-2DF6-4605-AEAF-4672BB9E06FA}">
+<ds:datastoreItem xmlns:ds="http://schemas.openxmlformats.org/officeDocument/2006/customXml" ds:itemID="{0A36576A-7A9C-4FBF-8D34-63B25201C05A}">
   <ds:schemaRefs>
     <ds:schemaRef ds:uri="http://schemas.openxmlformats.org/officeDocument/2006/bibliography"/>
   </ds:schemaRefs>

--- a/Manuel Validation/ABCPMX - Manuel Validation.docx
+++ b/Manuel Validation/ABCPMX - Manuel Validation.docx
@@ -3057,7 +3057,6 @@
           <w:lang w:val="en-GB"/>
         </w:rPr>
       </w:pPr>
-      <w:proofErr w:type="gramStart"/>
       <w:r>
         <w:rPr>
           <w:rFonts w:asciiTheme="minorHAnsi" w:hAnsiTheme="minorHAnsi"/>
@@ -3072,16 +3071,7 @@
           <w:szCs w:val="22"/>
           <w:lang w:val="en-GB"/>
         </w:rPr>
-        <w:t>EN</w:t>
-      </w:r>
-      <w:proofErr w:type="gramEnd"/>
-      <w:r>
-        <w:rPr>
-          <w:rFonts w:asciiTheme="minorHAnsi" w:hAnsiTheme="minorHAnsi"/>
-          <w:szCs w:val="22"/>
-          <w:lang w:val="en-GB"/>
-        </w:rPr>
-        <w:t xml:space="preserve"> 199</w:t>
+        <w:t>EN 199</w:t>
       </w:r>
       <w:r>
         <w:rPr>
@@ -3233,7 +3223,6 @@
         </w:rPr>
       </w:pPr>
       <w:bookmarkStart w:id="8" w:name="_Ref142557327"/>
-      <w:proofErr w:type="gramStart"/>
       <w:r>
         <w:rPr>
           <w:rFonts w:asciiTheme="minorHAnsi" w:hAnsiTheme="minorHAnsi"/>
@@ -3248,16 +3237,7 @@
           <w:szCs w:val="22"/>
           <w:lang w:val="en-GB"/>
         </w:rPr>
-        <w:t>EN</w:t>
-      </w:r>
-      <w:proofErr w:type="gramEnd"/>
-      <w:r>
-        <w:rPr>
-          <w:rFonts w:asciiTheme="minorHAnsi" w:hAnsiTheme="minorHAnsi"/>
-          <w:szCs w:val="22"/>
-          <w:lang w:val="en-GB"/>
-        </w:rPr>
-        <w:t xml:space="preserve"> 1994-1-1 – Design of composite steel and concrete structures. Part 1-1: General rules and rules for buildings. </w:t>
+        <w:t xml:space="preserve">EN 1994-1-1 – Design of composite steel and concrete structures. Part 1-1: General rules and rules for buildings. </w:t>
       </w:r>
       <w:r>
         <w:rPr>
@@ -3685,13 +3665,8 @@
           <w:numId w:val="80"/>
         </w:numPr>
       </w:pPr>
-      <w:proofErr w:type="gramStart"/>
-      <w:r>
-        <w:t>software</w:t>
-      </w:r>
-      <w:proofErr w:type="gramEnd"/>
-      <w:r>
-        <w:t xml:space="preserve"> output data ;</w:t>
+      <w:r>
+        <w:t>software output data ;</w:t>
       </w:r>
     </w:p>
     <w:p>
@@ -3723,19 +3698,11 @@
           <w:lang w:val="en-US"/>
         </w:rPr>
       </w:pPr>
-      <w:proofErr w:type="gramStart"/>
       <w:r>
         <w:rPr>
           <w:lang w:val="en-US"/>
         </w:rPr>
-        <w:t>the</w:t>
-      </w:r>
-      <w:proofErr w:type="gramEnd"/>
-      <w:r>
-        <w:rPr>
-          <w:lang w:val="en-US"/>
-        </w:rPr>
-        <w:t xml:space="preserve"> comparison between the software output results and those obtained by the reference.</w:t>
+        <w:t>the comparison between the software output results and those obtained by the reference.</w:t>
       </w:r>
     </w:p>
     <w:p>
@@ -10083,16 +10050,8 @@
               <w:rPr>
                 <w:lang w:val="en-US"/>
               </w:rPr>
-              <w:t xml:space="preserve">Verification of web buckling </w:t>
-            </w:r>
-            <w:proofErr w:type="gramStart"/>
-            <w:r>
-              <w:rPr>
-                <w:lang w:val="en-US"/>
-              </w:rPr>
-              <w:t>necessary ?</w:t>
-            </w:r>
-            <w:proofErr w:type="gramEnd"/>
+              <w:t>Verification of web buckling necessary ?</w:t>
+            </w:r>
           </w:p>
         </w:tc>
         <w:tc>
@@ -18948,6 +18907,9 @@
         <w:jc w:val="center"/>
       </w:pPr>
       <w:r>
+        <w:rPr>
+          <w:noProof/>
+        </w:rPr>
         <w:lastRenderedPageBreak/>
         <w:drawing>
           <wp:inline distT="0" distB="0" distL="0" distR="0" wp14:anchorId="04B5A27B" wp14:editId="5229445F">
@@ -29259,6 +29221,9 @@
         <w:jc w:val="center"/>
       </w:pPr>
       <w:r>
+        <w:rPr>
+          <w:noProof/>
+        </w:rPr>
         <w:drawing>
           <wp:inline distT="0" distB="0" distL="0" distR="0" wp14:anchorId="0029E9D5" wp14:editId="6053CF92">
             <wp:extent cx="6416702" cy="1884680"/>
@@ -29398,6 +29363,9 @@
         <w:jc w:val="center"/>
       </w:pPr>
       <w:r>
+        <w:rPr>
+          <w:noProof/>
+        </w:rPr>
         <w:drawing>
           <wp:inline distT="0" distB="0" distL="0" distR="0" wp14:anchorId="64F1CE72" wp14:editId="62E8533F">
             <wp:extent cx="5755971" cy="2326306"/>
@@ -29540,6 +29508,9 @@
         <w:jc w:val="center"/>
       </w:pPr>
       <w:r>
+        <w:rPr>
+          <w:noProof/>
+        </w:rPr>
         <w:lastRenderedPageBreak/>
         <w:drawing>
           <wp:inline distT="0" distB="0" distL="0" distR="0" wp14:anchorId="186F4BD2" wp14:editId="51AF9543">
@@ -29675,6 +29646,9 @@
         <w:jc w:val="center"/>
       </w:pPr>
       <w:r>
+        <w:rPr>
+          <w:noProof/>
+        </w:rPr>
         <w:drawing>
           <wp:inline distT="0" distB="0" distL="0" distR="0" wp14:anchorId="27458392" wp14:editId="2F503195">
             <wp:extent cx="3770847" cy="3494019"/>
@@ -29802,6 +29776,9 @@
         <w:jc w:val="center"/>
       </w:pPr>
       <w:r>
+        <w:rPr>
+          <w:noProof/>
+        </w:rPr>
         <w:lastRenderedPageBreak/>
         <w:drawing>
           <wp:inline distT="0" distB="0" distL="0" distR="0" wp14:anchorId="4E04BA84" wp14:editId="086C57CE">
@@ -29946,6 +29923,9 @@
         <w:jc w:val="center"/>
       </w:pPr>
       <w:r>
+        <w:rPr>
+          <w:noProof/>
+        </w:rPr>
         <w:drawing>
           <wp:inline distT="0" distB="0" distL="0" distR="0" wp14:anchorId="55452930" wp14:editId="6370E6AE">
             <wp:extent cx="6479540" cy="2716530"/>
@@ -30115,6 +30095,9 @@
         <w:jc w:val="center"/>
       </w:pPr>
       <w:r>
+        <w:rPr>
+          <w:noProof/>
+        </w:rPr>
         <w:lastRenderedPageBreak/>
         <w:drawing>
           <wp:inline distT="0" distB="0" distL="0" distR="0" wp14:anchorId="657EF64D" wp14:editId="21DBE39E">
@@ -30389,6 +30372,9 @@
         <w:jc w:val="center"/>
       </w:pPr>
       <w:r>
+        <w:rPr>
+          <w:noProof/>
+        </w:rPr>
         <w:drawing>
           <wp:inline distT="0" distB="0" distL="0" distR="0" wp14:anchorId="633F5605" wp14:editId="06999F03">
             <wp:extent cx="6031717" cy="2536466"/>
@@ -30679,6 +30665,9 @@
         <w:jc w:val="center"/>
       </w:pPr>
       <w:r>
+        <w:rPr>
+          <w:noProof/>
+        </w:rPr>
         <w:drawing>
           <wp:inline distT="0" distB="0" distL="0" distR="0" wp14:anchorId="75E7B9DE" wp14:editId="31DC6E1B">
             <wp:extent cx="5955527" cy="2996440"/>
@@ -30806,6 +30795,9 @@
         <w:jc w:val="center"/>
       </w:pPr>
       <w:r>
+        <w:rPr>
+          <w:noProof/>
+        </w:rPr>
         <w:lastRenderedPageBreak/>
         <w:drawing>
           <wp:inline distT="0" distB="0" distL="0" distR="0" wp14:anchorId="1D61C418" wp14:editId="4D48E248">
@@ -30950,6 +30942,9 @@
         <w:jc w:val="center"/>
       </w:pPr>
       <w:r>
+        <w:rPr>
+          <w:noProof/>
+        </w:rPr>
         <w:drawing>
           <wp:inline distT="0" distB="0" distL="0" distR="0" wp14:anchorId="3528A174" wp14:editId="6A289C5A">
             <wp:extent cx="5980862" cy="3021496"/>
@@ -31093,6 +31088,9 @@
         <w:jc w:val="center"/>
       </w:pPr>
       <w:r>
+        <w:rPr>
+          <w:noProof/>
+        </w:rPr>
         <w:lastRenderedPageBreak/>
         <w:drawing>
           <wp:inline distT="0" distB="0" distL="0" distR="0" wp14:anchorId="61DC970E" wp14:editId="5DFF0771">
@@ -31222,6 +31220,9 @@
       </w:pPr>
       <w:commentRangeStart w:id="29"/>
       <w:r>
+        <w:rPr>
+          <w:noProof/>
+        </w:rPr>
         <w:drawing>
           <wp:inline distT="0" distB="0" distL="0" distR="0" wp14:anchorId="7E12F59F" wp14:editId="0597B032">
             <wp:extent cx="5980862" cy="3021496"/>
@@ -32201,14 +32202,14 @@
     <w:tbl>
       <w:tblPr>
         <w:tblStyle w:val="Grilledutableau"/>
-        <w:tblW w:w="0" w:type="auto"/>
+        <w:tblW w:w="10369" w:type="dxa"/>
         <w:tblLook w:val="04A0" w:firstRow="1" w:lastRow="0" w:firstColumn="1" w:lastColumn="0" w:noHBand="0" w:noVBand="1"/>
       </w:tblPr>
       <w:tblGrid>
         <w:gridCol w:w="6637"/>
         <w:gridCol w:w="1397"/>
         <w:gridCol w:w="1384"/>
-        <w:gridCol w:w="776"/>
+        <w:gridCol w:w="951"/>
       </w:tblGrid>
       <w:tr>
         <w:tc>
@@ -32255,7 +32256,7 @@
         </w:tc>
         <w:tc>
           <w:tcPr>
-            <w:tcW w:w="776" w:type="dxa"/>
+            <w:tcW w:w="951" w:type="dxa"/>
             <w:shd w:val="clear" w:color="auto" w:fill="D9D9D9" w:themeFill="background1" w:themeFillShade="D9"/>
           </w:tcPr>
           <w:p>
@@ -32335,6 +32336,12 @@
                 <w:lang w:val="en-US"/>
               </w:rPr>
             </w:pPr>
+            <w:r>
+              <w:rPr>
+                <w:lang w:val="en-US"/>
+              </w:rPr>
+              <w:t>101.3</w:t>
+            </w:r>
           </w:p>
         </w:tc>
         <w:tc>
@@ -32360,12 +32367,20 @@
         </w:tc>
         <w:tc>
           <w:tcPr>
-            <w:tcW w:w="776" w:type="dxa"/>
-          </w:tcPr>
-          <w:p>
-            <w:pPr>
-              <w:jc w:val="center"/>
-            </w:pPr>
+            <w:tcW w:w="951" w:type="dxa"/>
+            <w:vAlign w:val="center"/>
+          </w:tcPr>
+          <w:p>
+            <w:pPr>
+              <w:jc w:val="center"/>
+            </w:pPr>
+            <w:r>
+              <w:rPr>
+                <w:i/>
+                <w:color w:val="C00000"/>
+              </w:rPr>
+              <w:t>0.15%</w:t>
+            </w:r>
           </w:p>
         </w:tc>
       </w:tr>
@@ -32460,6 +32475,12 @@
                 <w:lang w:val="en-US"/>
               </w:rPr>
             </w:pPr>
+            <w:r>
+              <w:rPr>
+                <w:lang w:val="en-US"/>
+              </w:rPr>
+              <w:t>50.6</w:t>
+            </w:r>
           </w:p>
         </w:tc>
         <w:tc>
@@ -32485,16 +32506,23 @@
         </w:tc>
         <w:tc>
           <w:tcPr>
-            <w:tcW w:w="776" w:type="dxa"/>
-          </w:tcPr>
-          <w:p>
-            <w:pPr>
-              <w:jc w:val="center"/>
-              <w:rPr>
-                <w:i/>
-                <w:color w:val="C00000"/>
-              </w:rPr>
-            </w:pPr>
+            <w:tcW w:w="951" w:type="dxa"/>
+          </w:tcPr>
+          <w:p>
+            <w:pPr>
+              <w:jc w:val="center"/>
+              <w:rPr>
+                <w:i/>
+                <w:color w:val="C00000"/>
+              </w:rPr>
+            </w:pPr>
+            <w:r>
+              <w:rPr>
+                <w:i/>
+                <w:color w:val="C00000"/>
+              </w:rPr>
+              <w:t>0.32%</w:t>
+            </w:r>
           </w:p>
         </w:tc>
       </w:tr>
@@ -32589,6 +32617,12 @@
                 <w:lang w:val="en-US"/>
               </w:rPr>
             </w:pPr>
+            <w:r>
+              <w:rPr>
+                <w:lang w:val="en-US"/>
+              </w:rPr>
+              <w:t>43 014</w:t>
+            </w:r>
           </w:p>
         </w:tc>
         <w:tc>
@@ -32614,16 +32648,23 @@
         </w:tc>
         <w:tc>
           <w:tcPr>
-            <w:tcW w:w="776" w:type="dxa"/>
-          </w:tcPr>
-          <w:p>
-            <w:pPr>
-              <w:jc w:val="center"/>
-              <w:rPr>
-                <w:i/>
-                <w:color w:val="C00000"/>
-              </w:rPr>
-            </w:pPr>
+            <w:tcW w:w="951" w:type="dxa"/>
+          </w:tcPr>
+          <w:p>
+            <w:pPr>
+              <w:jc w:val="center"/>
+              <w:rPr>
+                <w:i/>
+                <w:color w:val="C00000"/>
+              </w:rPr>
+            </w:pPr>
+            <w:r>
+              <w:rPr>
+                <w:i/>
+                <w:color w:val="C00000"/>
+              </w:rPr>
+              <w:t>0.19%</w:t>
+            </w:r>
           </w:p>
         </w:tc>
       </w:tr>
@@ -32718,6 +32759,12 @@
                 <w:lang w:val="en-US"/>
               </w:rPr>
             </w:pPr>
+            <w:r>
+              <w:rPr>
+                <w:lang w:val="en-US"/>
+              </w:rPr>
+              <w:t>1 940</w:t>
+            </w:r>
           </w:p>
         </w:tc>
         <w:tc>
@@ -32743,12 +32790,19 @@
         </w:tc>
         <w:tc>
           <w:tcPr>
-            <w:tcW w:w="776" w:type="dxa"/>
-          </w:tcPr>
-          <w:p>
-            <w:pPr>
-              <w:jc w:val="center"/>
-            </w:pPr>
+            <w:tcW w:w="951" w:type="dxa"/>
+          </w:tcPr>
+          <w:p>
+            <w:pPr>
+              <w:jc w:val="center"/>
+            </w:pPr>
+            <w:r>
+              <w:rPr>
+                <w:i/>
+                <w:color w:val="C00000"/>
+              </w:rPr>
+              <w:t>0.18%</w:t>
+            </w:r>
           </w:p>
         </w:tc>
       </w:tr>
@@ -32823,6 +32877,9 @@
             <w:pPr>
               <w:jc w:val="center"/>
             </w:pPr>
+            <w:r>
+              <w:t>1 731</w:t>
+            </w:r>
           </w:p>
         </w:tc>
         <w:tc>
@@ -32848,12 +32905,19 @@
         </w:tc>
         <w:tc>
           <w:tcPr>
-            <w:tcW w:w="776" w:type="dxa"/>
-          </w:tcPr>
-          <w:p>
-            <w:pPr>
-              <w:jc w:val="center"/>
-            </w:pPr>
+            <w:tcW w:w="951" w:type="dxa"/>
+          </w:tcPr>
+          <w:p>
+            <w:pPr>
+              <w:jc w:val="center"/>
+            </w:pPr>
+            <w:r>
+              <w:rPr>
+                <w:i/>
+                <w:color w:val="C00000"/>
+              </w:rPr>
+              <w:t>0.17%</w:t>
+            </w:r>
           </w:p>
         </w:tc>
       </w:tr>
@@ -32948,6 +33012,12 @@
                 <w:lang w:val="en-US"/>
               </w:rPr>
             </w:pPr>
+            <w:r>
+              <w:rPr>
+                <w:lang w:val="en-US"/>
+              </w:rPr>
+              <w:t>194.0</w:t>
+            </w:r>
           </w:p>
         </w:tc>
         <w:tc>
@@ -32973,12 +33043,19 @@
         </w:tc>
         <w:tc>
           <w:tcPr>
-            <w:tcW w:w="776" w:type="dxa"/>
-          </w:tcPr>
-          <w:p>
-            <w:pPr>
-              <w:jc w:val="center"/>
-            </w:pPr>
+            <w:tcW w:w="951" w:type="dxa"/>
+          </w:tcPr>
+          <w:p>
+            <w:pPr>
+              <w:jc w:val="center"/>
+            </w:pPr>
+            <w:r>
+              <w:rPr>
+                <w:i/>
+                <w:color w:val="C00000"/>
+              </w:rPr>
+              <w:t>0.18%</w:t>
+            </w:r>
           </w:p>
         </w:tc>
       </w:tr>
@@ -33053,6 +33130,9 @@
             <w:pPr>
               <w:jc w:val="center"/>
             </w:pPr>
+            <w:r>
+              <w:t>1 950</w:t>
+            </w:r>
           </w:p>
         </w:tc>
         <w:tc>
@@ -33078,12 +33158,19 @@
         </w:tc>
         <w:tc>
           <w:tcPr>
-            <w:tcW w:w="776" w:type="dxa"/>
-          </w:tcPr>
-          <w:p>
-            <w:pPr>
-              <w:jc w:val="center"/>
-            </w:pPr>
+            <w:tcW w:w="951" w:type="dxa"/>
+          </w:tcPr>
+          <w:p>
+            <w:pPr>
+              <w:jc w:val="center"/>
+            </w:pPr>
+            <w:r>
+              <w:rPr>
+                <w:i/>
+                <w:color w:val="C00000"/>
+              </w:rPr>
+              <w:t>0.18%</w:t>
+            </w:r>
           </w:p>
         </w:tc>
       </w:tr>
@@ -33158,6 +33245,9 @@
             <w:pPr>
               <w:jc w:val="center"/>
             </w:pPr>
+            <w:r>
+              <w:t>301.7</w:t>
+            </w:r>
           </w:p>
         </w:tc>
         <w:tc>
@@ -33183,12 +33273,19 @@
         </w:tc>
         <w:tc>
           <w:tcPr>
-            <w:tcW w:w="776" w:type="dxa"/>
-          </w:tcPr>
-          <w:p>
-            <w:pPr>
-              <w:jc w:val="center"/>
-            </w:pPr>
+            <w:tcW w:w="951" w:type="dxa"/>
+          </w:tcPr>
+          <w:p>
+            <w:pPr>
+              <w:jc w:val="center"/>
+            </w:pPr>
+            <w:r>
+              <w:rPr>
+                <w:i/>
+                <w:color w:val="C00000"/>
+              </w:rPr>
+              <w:t>1.15%</w:t>
+            </w:r>
           </w:p>
         </w:tc>
       </w:tr>
@@ -33263,6 +33360,9 @@
             <w:pPr>
               <w:jc w:val="center"/>
             </w:pPr>
+            <w:r>
+              <w:t>64.18</w:t>
+            </w:r>
           </w:p>
         </w:tc>
         <w:tc>
@@ -33288,16 +33388,23 @@
         </w:tc>
         <w:tc>
           <w:tcPr>
-            <w:tcW w:w="776" w:type="dxa"/>
-          </w:tcPr>
-          <w:p>
-            <w:pPr>
-              <w:jc w:val="center"/>
-              <w:rPr>
-                <w:i/>
-                <w:color w:val="C00000"/>
-              </w:rPr>
-            </w:pPr>
+            <w:tcW w:w="951" w:type="dxa"/>
+          </w:tcPr>
+          <w:p>
+            <w:pPr>
+              <w:jc w:val="center"/>
+              <w:rPr>
+                <w:i/>
+                <w:color w:val="C00000"/>
+              </w:rPr>
+            </w:pPr>
+            <w:r>
+              <w:rPr>
+                <w:i/>
+                <w:color w:val="C00000"/>
+              </w:rPr>
+              <w:t>-0.16%</w:t>
+            </w:r>
           </w:p>
         </w:tc>
       </w:tr>
@@ -33393,6 +33500,12 @@
                 <w:lang w:val="en-US"/>
               </w:rPr>
             </w:pPr>
+            <w:r>
+              <w:rPr>
+                <w:lang w:val="en-US"/>
+              </w:rPr>
+              <w:t>1 113 252</w:t>
+            </w:r>
           </w:p>
         </w:tc>
         <w:tc>
@@ -33418,12 +33531,19 @@
         </w:tc>
         <w:tc>
           <w:tcPr>
-            <w:tcW w:w="776" w:type="dxa"/>
-          </w:tcPr>
-          <w:p>
-            <w:pPr>
-              <w:jc w:val="center"/>
-            </w:pPr>
+            <w:tcW w:w="951" w:type="dxa"/>
+          </w:tcPr>
+          <w:p>
+            <w:pPr>
+              <w:jc w:val="center"/>
+            </w:pPr>
+            <w:r>
+              <w:rPr>
+                <w:i/>
+                <w:color w:val="C00000"/>
+              </w:rPr>
+              <w:t>-1.06%</w:t>
+            </w:r>
           </w:p>
         </w:tc>
       </w:tr>
@@ -33505,6 +33625,12 @@
                 <w:lang w:val="en-US"/>
               </w:rPr>
             </w:pPr>
+            <w:r>
+              <w:rPr>
+                <w:lang w:val="en-US"/>
+              </w:rPr>
+              <w:t>79.5</w:t>
+            </w:r>
           </w:p>
         </w:tc>
         <w:tc>
@@ -33530,12 +33656,19 @@
         </w:tc>
         <w:tc>
           <w:tcPr>
-            <w:tcW w:w="776" w:type="dxa"/>
-          </w:tcPr>
-          <w:p>
-            <w:pPr>
-              <w:jc w:val="center"/>
-            </w:pPr>
+            <w:tcW w:w="951" w:type="dxa"/>
+          </w:tcPr>
+          <w:p>
+            <w:pPr>
+              <w:jc w:val="center"/>
+            </w:pPr>
+            <w:r>
+              <w:rPr>
+                <w:i/>
+                <w:color w:val="C00000"/>
+              </w:rPr>
+              <w:t>6.12%</w:t>
+            </w:r>
           </w:p>
         </w:tc>
       </w:tr>
@@ -33578,6 +33711,9 @@
             <w:pPr>
               <w:jc w:val="center"/>
             </w:pPr>
+            <w:r>
+              <w:t>994</w:t>
+            </w:r>
           </w:p>
         </w:tc>
         <w:tc>
@@ -33603,12 +33739,19 @@
         </w:tc>
         <w:tc>
           <w:tcPr>
-            <w:tcW w:w="776" w:type="dxa"/>
-          </w:tcPr>
-          <w:p>
-            <w:pPr>
-              <w:jc w:val="center"/>
-            </w:pPr>
+            <w:tcW w:w="951" w:type="dxa"/>
+          </w:tcPr>
+          <w:p>
+            <w:pPr>
+              <w:jc w:val="center"/>
+            </w:pPr>
+            <w:r>
+              <w:rPr>
+                <w:i/>
+                <w:color w:val="C00000"/>
+              </w:rPr>
+              <w:t>0.16%</w:t>
+            </w:r>
           </w:p>
         </w:tc>
       </w:tr>
@@ -33660,6 +33803,9 @@
             <w:pPr>
               <w:jc w:val="center"/>
             </w:pPr>
+            <w:r>
+              <w:t>217 643</w:t>
+            </w:r>
           </w:p>
         </w:tc>
         <w:tc>
@@ -33685,12 +33831,15 @@
         </w:tc>
         <w:tc>
           <w:tcPr>
-            <w:tcW w:w="776" w:type="dxa"/>
-          </w:tcPr>
-          <w:p>
-            <w:pPr>
-              <w:jc w:val="center"/>
-            </w:pPr>
+            <w:tcW w:w="951" w:type="dxa"/>
+          </w:tcPr>
+          <w:p>
+            <w:pPr>
+              <w:jc w:val="center"/>
+            </w:pPr>
+            <w:r>
+              <w:t>0.00%</w:t>
+            </w:r>
           </w:p>
         </w:tc>
       </w:tr>
@@ -33761,6 +33910,12 @@
                 <w:lang w:val="en-US"/>
               </w:rPr>
             </w:pPr>
+            <w:r>
+              <w:rPr>
+                <w:lang w:val="en-US"/>
+              </w:rPr>
+              <w:t>192 643</w:t>
+            </w:r>
           </w:p>
         </w:tc>
         <w:tc>
@@ -33786,12 +33941,15 @@
         </w:tc>
         <w:tc>
           <w:tcPr>
-            <w:tcW w:w="776" w:type="dxa"/>
-          </w:tcPr>
-          <w:p>
-            <w:pPr>
-              <w:jc w:val="center"/>
-            </w:pPr>
+            <w:tcW w:w="951" w:type="dxa"/>
+          </w:tcPr>
+          <w:p>
+            <w:pPr>
+              <w:jc w:val="center"/>
+            </w:pPr>
+            <w:r>
+              <w:t>0.00%</w:t>
+            </w:r>
           </w:p>
         </w:tc>
       </w:tr>
@@ -33843,6 +34001,9 @@
             <w:pPr>
               <w:jc w:val="center"/>
             </w:pPr>
+            <w:r>
+              <w:t>171.9</w:t>
+            </w:r>
           </w:p>
         </w:tc>
         <w:tc>
@@ -33868,12 +34029,19 @@
         </w:tc>
         <w:tc>
           <w:tcPr>
-            <w:tcW w:w="776" w:type="dxa"/>
-          </w:tcPr>
-          <w:p>
-            <w:pPr>
-              <w:jc w:val="center"/>
-            </w:pPr>
+            <w:tcW w:w="951" w:type="dxa"/>
+          </w:tcPr>
+          <w:p>
+            <w:pPr>
+              <w:jc w:val="center"/>
+            </w:pPr>
+            <w:r>
+              <w:rPr>
+                <w:i/>
+                <w:color w:val="C00000"/>
+              </w:rPr>
+              <w:t>-0.14%</w:t>
+            </w:r>
           </w:p>
         </w:tc>
       </w:tr>
@@ -33944,6 +34112,12 @@
                 <w:lang w:val="en-US"/>
               </w:rPr>
             </w:pPr>
+            <w:r>
+              <w:rPr>
+                <w:lang w:val="en-US"/>
+              </w:rPr>
+              <w:t>152.1</w:t>
+            </w:r>
           </w:p>
         </w:tc>
         <w:tc>
@@ -33969,12 +34143,19 @@
         </w:tc>
         <w:tc>
           <w:tcPr>
-            <w:tcW w:w="776" w:type="dxa"/>
-          </w:tcPr>
-          <w:p>
-            <w:pPr>
-              <w:jc w:val="center"/>
-            </w:pPr>
+            <w:tcW w:w="951" w:type="dxa"/>
+          </w:tcPr>
+          <w:p>
+            <w:pPr>
+              <w:jc w:val="center"/>
+            </w:pPr>
+            <w:r>
+              <w:rPr>
+                <w:i/>
+                <w:color w:val="C00000"/>
+              </w:rPr>
+              <w:t>-0.13%</w:t>
+            </w:r>
           </w:p>
         </w:tc>
       </w:tr>
@@ -34062,6 +34243,12 @@
                 <w:lang w:val="en-US"/>
               </w:rPr>
             </w:pPr>
+            <w:r>
+              <w:rPr>
+                <w:lang w:val="en-US"/>
+              </w:rPr>
+              <w:t>355</w:t>
+            </w:r>
           </w:p>
         </w:tc>
         <w:tc>
@@ -34087,12 +34274,19 @@
         </w:tc>
         <w:tc>
           <w:tcPr>
-            <w:tcW w:w="776" w:type="dxa"/>
-          </w:tcPr>
-          <w:p>
-            <w:pPr>
-              <w:jc w:val="center"/>
-            </w:pPr>
+            <w:tcW w:w="951" w:type="dxa"/>
+          </w:tcPr>
+          <w:p>
+            <w:pPr>
+              <w:jc w:val="center"/>
+            </w:pPr>
+            <w:r>
+              <w:rPr>
+                <w:i/>
+                <w:color w:val="C00000"/>
+              </w:rPr>
+              <w:t>0.00%</w:t>
+            </w:r>
           </w:p>
         </w:tc>
       </w:tr>
@@ -34138,6 +34332,9 @@
             <w:pPr>
               <w:jc w:val="center"/>
             </w:pPr>
+            <w:r>
+              <w:t>210 000</w:t>
+            </w:r>
           </w:p>
         </w:tc>
         <w:tc>
@@ -34163,12 +34360,15 @@
         </w:tc>
         <w:tc>
           <w:tcPr>
-            <w:tcW w:w="776" w:type="dxa"/>
-          </w:tcPr>
-          <w:p>
-            <w:pPr>
-              <w:jc w:val="center"/>
-            </w:pPr>
+            <w:tcW w:w="951" w:type="dxa"/>
+          </w:tcPr>
+          <w:p>
+            <w:pPr>
+              <w:jc w:val="center"/>
+            </w:pPr>
+            <w:r>
+              <w:t>0.00%</w:t>
+            </w:r>
           </w:p>
         </w:tc>
       </w:tr>
@@ -34223,6 +34423,9 @@
             <w:pPr>
               <w:jc w:val="center"/>
             </w:pPr>
+            <w:r>
+              <w:t>7 850</w:t>
+            </w:r>
           </w:p>
         </w:tc>
         <w:tc>
@@ -34248,12 +34451,15 @@
         </w:tc>
         <w:tc>
           <w:tcPr>
-            <w:tcW w:w="776" w:type="dxa"/>
-          </w:tcPr>
-          <w:p>
-            <w:pPr>
-              <w:jc w:val="center"/>
-            </w:pPr>
+            <w:tcW w:w="951" w:type="dxa"/>
+          </w:tcPr>
+          <w:p>
+            <w:pPr>
+              <w:jc w:val="center"/>
+            </w:pPr>
+            <w:r>
+              <w:t>0.00%</w:t>
+            </w:r>
           </w:p>
         </w:tc>
       </w:tr>
@@ -34322,6 +34528,9 @@
             <w:pPr>
               <w:jc w:val="center"/>
             </w:pPr>
+            <w:r>
+              <w:t>3 596</w:t>
+            </w:r>
           </w:p>
         </w:tc>
         <w:tc>
@@ -34347,12 +34556,19 @@
         </w:tc>
         <w:tc>
           <w:tcPr>
-            <w:tcW w:w="776" w:type="dxa"/>
-          </w:tcPr>
-          <w:p>
-            <w:pPr>
-              <w:jc w:val="center"/>
-            </w:pPr>
+            <w:tcW w:w="951" w:type="dxa"/>
+          </w:tcPr>
+          <w:p>
+            <w:pPr>
+              <w:jc w:val="center"/>
+            </w:pPr>
+            <w:r>
+              <w:rPr>
+                <w:i/>
+                <w:color w:val="C00000"/>
+              </w:rPr>
+              <w:t>0.15%</w:t>
+            </w:r>
           </w:p>
         </w:tc>
       </w:tr>
@@ -34440,6 +34656,12 @@
                 <w:lang w:val="en-US"/>
               </w:rPr>
             </w:pPr>
+            <w:r>
+              <w:rPr>
+                <w:lang w:val="en-US"/>
+              </w:rPr>
+              <w:t>1 037</w:t>
+            </w:r>
           </w:p>
         </w:tc>
         <w:tc>
@@ -34465,12 +34687,19 @@
         </w:tc>
         <w:tc>
           <w:tcPr>
-            <w:tcW w:w="776" w:type="dxa"/>
-          </w:tcPr>
-          <w:p>
-            <w:pPr>
-              <w:jc w:val="center"/>
-            </w:pPr>
+            <w:tcW w:w="951" w:type="dxa"/>
+          </w:tcPr>
+          <w:p>
+            <w:pPr>
+              <w:jc w:val="center"/>
+            </w:pPr>
+            <w:r>
+              <w:rPr>
+                <w:i/>
+                <w:color w:val="C00000"/>
+              </w:rPr>
+              <w:t>0.32%</w:t>
+            </w:r>
           </w:p>
         </w:tc>
       </w:tr>
@@ -34558,6 +34787,12 @@
                 <w:lang w:val="en-US"/>
               </w:rPr>
             </w:pPr>
+            <w:r>
+              <w:rPr>
+                <w:lang w:val="en-US"/>
+              </w:rPr>
+              <w:t>692</w:t>
+            </w:r>
           </w:p>
         </w:tc>
         <w:tc>
@@ -34583,12 +34818,19 @@
         </w:tc>
         <w:tc>
           <w:tcPr>
-            <w:tcW w:w="776" w:type="dxa"/>
-          </w:tcPr>
-          <w:p>
-            <w:pPr>
-              <w:jc w:val="center"/>
-            </w:pPr>
+            <w:tcW w:w="951" w:type="dxa"/>
+          </w:tcPr>
+          <w:p>
+            <w:pPr>
+              <w:jc w:val="center"/>
+            </w:pPr>
+            <w:r>
+              <w:rPr>
+                <w:i/>
+                <w:color w:val="C00000"/>
+              </w:rPr>
+              <w:t>0.16%</w:t>
+            </w:r>
           </w:p>
         </w:tc>
       </w:tr>
@@ -34676,6 +34918,12 @@
                 <w:lang w:val="en-US"/>
               </w:rPr>
             </w:pPr>
+            <w:r>
+              <w:rPr>
+                <w:lang w:val="en-US"/>
+              </w:rPr>
+              <w:t>614</w:t>
+            </w:r>
           </w:p>
         </w:tc>
         <w:tc>
@@ -34701,16 +34949,23 @@
         </w:tc>
         <w:tc>
           <w:tcPr>
-            <w:tcW w:w="776" w:type="dxa"/>
-          </w:tcPr>
-          <w:p>
-            <w:pPr>
-              <w:jc w:val="center"/>
-              <w:rPr>
-                <w:i/>
-                <w:color w:val="C00000"/>
-              </w:rPr>
-            </w:pPr>
+            <w:tcW w:w="951" w:type="dxa"/>
+          </w:tcPr>
+          <w:p>
+            <w:pPr>
+              <w:jc w:val="center"/>
+              <w:rPr>
+                <w:i/>
+                <w:color w:val="C00000"/>
+              </w:rPr>
+            </w:pPr>
+            <w:r>
+              <w:rPr>
+                <w:i/>
+                <w:color w:val="C00000"/>
+              </w:rPr>
+              <w:t>0.24%</w:t>
+            </w:r>
           </w:p>
         </w:tc>
       </w:tr>
@@ -34741,6 +34996,9 @@
             <w:pPr>
               <w:jc w:val="center"/>
             </w:pPr>
+            <w:r>
+              <w:t>1</w:t>
+            </w:r>
           </w:p>
         </w:tc>
         <w:tc>
@@ -34766,12 +35024,15 @@
         </w:tc>
         <w:tc>
           <w:tcPr>
-            <w:tcW w:w="776" w:type="dxa"/>
-          </w:tcPr>
-          <w:p>
-            <w:pPr>
-              <w:jc w:val="center"/>
-            </w:pPr>
+            <w:tcW w:w="951" w:type="dxa"/>
+          </w:tcPr>
+          <w:p>
+            <w:pPr>
+              <w:jc w:val="center"/>
+            </w:pPr>
+            <w:r>
+              <w:t>0.00%</w:t>
+            </w:r>
           </w:p>
         </w:tc>
       </w:tr>
@@ -34802,6 +35063,9 @@
             <w:pPr>
               <w:jc w:val="center"/>
             </w:pPr>
+            <w:r>
+              <w:t>4</w:t>
+            </w:r>
           </w:p>
         </w:tc>
         <w:tc>
@@ -34827,12 +35091,15 @@
         </w:tc>
         <w:tc>
           <w:tcPr>
-            <w:tcW w:w="776" w:type="dxa"/>
-          </w:tcPr>
-          <w:p>
-            <w:pPr>
-              <w:jc w:val="center"/>
-            </w:pPr>
+            <w:tcW w:w="951" w:type="dxa"/>
+          </w:tcPr>
+          <w:p>
+            <w:pPr>
+              <w:jc w:val="center"/>
+            </w:pPr>
+            <w:r>
+              <w:t>0.00%</w:t>
+            </w:r>
           </w:p>
         </w:tc>
       </w:tr>
@@ -34951,6 +35218,12 @@
                 <w:lang w:val="en-US"/>
               </w:rPr>
             </w:pPr>
+            <w:r>
+              <w:rPr>
+                <w:lang w:val="en-US"/>
+              </w:rPr>
+              <w:t>50.7</w:t>
+            </w:r>
           </w:p>
         </w:tc>
         <w:tc>
@@ -34977,12 +35250,18 @@
         </w:tc>
         <w:tc>
           <w:tcPr>
-            <w:tcW w:w="776" w:type="dxa"/>
-          </w:tcPr>
-          <w:p>
-            <w:pPr>
-              <w:jc w:val="center"/>
-            </w:pPr>
+            <w:tcW w:w="951" w:type="dxa"/>
+          </w:tcPr>
+          <w:p>
+            <w:pPr>
+              <w:jc w:val="center"/>
+            </w:pPr>
+            <w:r>
+              <w:rPr>
+                <w:lang w:val="en-US"/>
+              </w:rPr>
+              <w:t>0.00%</w:t>
+            </w:r>
           </w:p>
         </w:tc>
       </w:tr>
@@ -35059,6 +35338,12 @@
                 <w:lang w:val="en-US"/>
               </w:rPr>
             </w:pPr>
+            <w:r>
+              <w:rPr>
+                <w:lang w:val="en-US"/>
+              </w:rPr>
+              <w:t>101</w:t>
+            </w:r>
           </w:p>
         </w:tc>
         <w:tc>
@@ -35085,12 +35370,18 @@
         </w:tc>
         <w:tc>
           <w:tcPr>
-            <w:tcW w:w="776" w:type="dxa"/>
-          </w:tcPr>
-          <w:p>
-            <w:pPr>
-              <w:jc w:val="center"/>
-            </w:pPr>
+            <w:tcW w:w="951" w:type="dxa"/>
+          </w:tcPr>
+          <w:p>
+            <w:pPr>
+              <w:jc w:val="center"/>
+            </w:pPr>
+            <w:r>
+              <w:rPr>
+                <w:lang w:val="en-US"/>
+              </w:rPr>
+              <w:t>0.00%</w:t>
+            </w:r>
           </w:p>
         </w:tc>
       </w:tr>
@@ -35112,16 +35403,8 @@
               <w:rPr>
                 <w:lang w:val="en-US"/>
               </w:rPr>
-              <w:t xml:space="preserve">Verification of web buckling </w:t>
-            </w:r>
-            <w:proofErr w:type="gramStart"/>
-            <w:r>
-              <w:rPr>
-                <w:lang w:val="en-US"/>
-              </w:rPr>
-              <w:t>necessary ?</w:t>
-            </w:r>
-            <w:proofErr w:type="gramEnd"/>
+              <w:t>Verification of web buckling necessary ?</w:t>
+            </w:r>
           </w:p>
         </w:tc>
         <w:tc>
@@ -35135,6 +35418,12 @@
                 <w:lang w:val="en-US"/>
               </w:rPr>
             </w:pPr>
+            <w:r>
+              <w:rPr>
+                <w:lang w:val="en-US"/>
+              </w:rPr>
+              <w:t>No</w:t>
+            </w:r>
           </w:p>
         </w:tc>
         <w:tc>
@@ -35161,12 +35450,18 @@
         </w:tc>
         <w:tc>
           <w:tcPr>
-            <w:tcW w:w="776" w:type="dxa"/>
-          </w:tcPr>
-          <w:p>
-            <w:pPr>
-              <w:jc w:val="center"/>
-            </w:pPr>
+            <w:tcW w:w="951" w:type="dxa"/>
+          </w:tcPr>
+          <w:p>
+            <w:pPr>
+              <w:jc w:val="center"/>
+            </w:pPr>
+            <w:r>
+              <w:rPr>
+                <w:lang w:val="en-US"/>
+              </w:rPr>
+              <w:t>OK</w:t>
+            </w:r>
           </w:p>
         </w:tc>
       </w:tr>
@@ -36080,6 +36375,9 @@
             <w:pPr>
               <w:jc w:val="center"/>
             </w:pPr>
+            <w:r>
+              <w:t>164</w:t>
+            </w:r>
           </w:p>
         </w:tc>
         <w:tc>
@@ -36111,6 +36409,9 @@
             <w:pPr>
               <w:jc w:val="center"/>
             </w:pPr>
+            <w:r>
+              <w:t>0.00%</w:t>
+            </w:r>
           </w:p>
         </w:tc>
       </w:tr>
@@ -36193,6 +36494,12 @@
                 <w:lang w:val="en-US"/>
               </w:rPr>
             </w:pPr>
+            <w:r>
+              <w:rPr>
+                <w:lang w:val="en-US"/>
+              </w:rPr>
+              <w:t>25</w:t>
+            </w:r>
           </w:p>
         </w:tc>
         <w:tc>
@@ -36224,6 +36531,9 @@
             <w:pPr>
               <w:jc w:val="center"/>
             </w:pPr>
+            <w:r>
+              <w:t>0.00%</w:t>
+            </w:r>
           </w:p>
         </w:tc>
       </w:tr>
@@ -36306,6 +36616,12 @@
                 <w:lang w:val="en-US"/>
               </w:rPr>
             </w:pPr>
+            <w:r>
+              <w:rPr>
+                <w:lang w:val="en-US"/>
+              </w:rPr>
+              <w:t>33</w:t>
+            </w:r>
           </w:p>
         </w:tc>
         <w:tc>
@@ -36337,6 +36653,9 @@
             <w:pPr>
               <w:jc w:val="center"/>
             </w:pPr>
+            <w:r>
+              <w:t>0.00%</w:t>
+            </w:r>
           </w:p>
         </w:tc>
       </w:tr>
@@ -36420,6 +36739,12 @@
                 <w:lang w:val="en-US"/>
               </w:rPr>
             </w:pPr>
+            <w:r>
+              <w:rPr>
+                <w:lang w:val="en-US"/>
+              </w:rPr>
+              <w:t>2.56</w:t>
+            </w:r>
           </w:p>
         </w:tc>
         <w:tc>
@@ -36451,6 +36776,9 @@
             <w:pPr>
               <w:jc w:val="center"/>
             </w:pPr>
+            <w:r>
+              <w:t>0.00%</w:t>
+            </w:r>
           </w:p>
         </w:tc>
       </w:tr>
@@ -36533,6 +36861,12 @@
                 <w:lang w:val="en-US"/>
               </w:rPr>
             </w:pPr>
+            <w:r>
+              <w:rPr>
+                <w:lang w:val="en-US"/>
+              </w:rPr>
+              <w:t>31 476</w:t>
+            </w:r>
           </w:p>
         </w:tc>
         <w:tc>
@@ -36564,6 +36898,9 @@
             <w:pPr>
               <w:jc w:val="center"/>
             </w:pPr>
+            <w:r>
+              <w:t>0.00%</w:t>
+            </w:r>
           </w:p>
         </w:tc>
       </w:tr>
@@ -36667,6 +37004,12 @@
                 <w:lang w:val="en-US"/>
               </w:rPr>
             </w:pPr>
+            <w:r>
+              <w:rPr>
+                <w:lang w:val="en-US"/>
+              </w:rPr>
+              <w:t>60.08</w:t>
+            </w:r>
           </w:p>
         </w:tc>
         <w:tc>
@@ -36698,6 +37041,9 @@
             <w:pPr>
               <w:jc w:val="center"/>
             </w:pPr>
+            <w:r>
+              <w:t>0.00%</w:t>
+            </w:r>
           </w:p>
         </w:tc>
       </w:tr>
@@ -36782,6 +37128,12 @@
                 <w:lang w:val="en-US"/>
               </w:rPr>
             </w:pPr>
+            <w:r>
+              <w:rPr>
+                <w:lang w:val="en-US"/>
+              </w:rPr>
+              <w:t>37.4</w:t>
+            </w:r>
           </w:p>
         </w:tc>
         <w:tc>
@@ -36813,6 +37165,9 @@
             <w:pPr>
               <w:jc w:val="center"/>
             </w:pPr>
+            <w:r>
+              <w:t>0.00%</w:t>
+            </w:r>
           </w:p>
         </w:tc>
       </w:tr>
@@ -36876,6 +37231,9 @@
             <w:pPr>
               <w:jc w:val="center"/>
             </w:pPr>
+            <w:r>
+              <w:t>0.50</w:t>
+            </w:r>
           </w:p>
         </w:tc>
         <w:tc>
@@ -36907,6 +37265,9 @@
             <w:pPr>
               <w:jc w:val="center"/>
             </w:pPr>
+            <w:r>
+              <w:t>0.00%</w:t>
+            </w:r>
           </w:p>
         </w:tc>
       </w:tr>
@@ -36943,14 +37304,14 @@
     <w:tbl>
       <w:tblPr>
         <w:tblStyle w:val="Grilledutableau"/>
-        <w:tblW w:w="10155" w:type="dxa"/>
+        <w:tblW w:w="10332" w:type="dxa"/>
         <w:tblLook w:val="04A0" w:firstRow="1" w:lastRow="0" w:firstColumn="1" w:lastColumn="0" w:noHBand="0" w:noVBand="1"/>
       </w:tblPr>
       <w:tblGrid>
         <w:gridCol w:w="6605"/>
         <w:gridCol w:w="1395"/>
         <w:gridCol w:w="1381"/>
-        <w:gridCol w:w="774"/>
+        <w:gridCol w:w="951"/>
       </w:tblGrid>
       <w:tr>
         <w:tc>
@@ -36997,7 +37358,7 @@
         </w:tc>
         <w:tc>
           <w:tcPr>
-            <w:tcW w:w="774" w:type="dxa"/>
+            <w:tcW w:w="951" w:type="dxa"/>
             <w:shd w:val="clear" w:color="auto" w:fill="D9D9D9" w:themeFill="background1" w:themeFillShade="D9"/>
           </w:tcPr>
           <w:p>
@@ -37091,6 +37452,12 @@
                 <w:lang w:val="en-US"/>
               </w:rPr>
             </w:pPr>
+            <w:r>
+              <w:rPr>
+                <w:lang w:val="en-US"/>
+              </w:rPr>
+              <w:t>2.50</w:t>
+            </w:r>
           </w:p>
         </w:tc>
         <w:tc>
@@ -37114,12 +37481,15 @@
         </w:tc>
         <w:tc>
           <w:tcPr>
-            <w:tcW w:w="774" w:type="dxa"/>
-          </w:tcPr>
-          <w:p>
-            <w:pPr>
-              <w:jc w:val="center"/>
-            </w:pPr>
+            <w:tcW w:w="951" w:type="dxa"/>
+          </w:tcPr>
+          <w:p>
+            <w:pPr>
+              <w:jc w:val="center"/>
+            </w:pPr>
+            <w:r>
+              <w:t>0.00%</w:t>
+            </w:r>
           </w:p>
         </w:tc>
       </w:tr>
@@ -37240,6 +37610,17 @@
                 <w:lang w:val="en-US"/>
               </w:rPr>
             </w:pPr>
+            <m:oMathPara>
+              <m:oMath>
+                <m:r>
+                  <w:rPr>
+                    <w:rFonts w:ascii="Cambria Math" w:hAnsi="Cambria Math"/>
+                    <w:lang w:val="en-US"/>
+                  </w:rPr>
+                  <m:t>∞</m:t>
+                </m:r>
+              </m:oMath>
+            </m:oMathPara>
           </w:p>
         </w:tc>
         <w:tc>
@@ -37271,15 +37652,21 @@
         </w:tc>
         <w:tc>
           <w:tcPr>
-            <w:tcW w:w="774" w:type="dxa"/>
-          </w:tcPr>
-          <w:p>
-            <w:pPr>
-              <w:jc w:val="center"/>
-              <w:rPr>
-                <w:lang w:val="en-US"/>
-              </w:rPr>
-            </w:pPr>
+            <w:tcW w:w="951" w:type="dxa"/>
+          </w:tcPr>
+          <w:p>
+            <w:pPr>
+              <w:jc w:val="center"/>
+              <w:rPr>
+                <w:lang w:val="en-US"/>
+              </w:rPr>
+            </w:pPr>
+            <w:r>
+              <w:rPr>
+                <w:lang w:val="en-US"/>
+              </w:rPr>
+              <w:t>OK</w:t>
+            </w:r>
           </w:p>
         </w:tc>
       </w:tr>
@@ -37400,6 +37787,12 @@
                 <w:lang w:val="en-US"/>
               </w:rPr>
             </w:pPr>
+            <w:r>
+              <w:rPr>
+                <w:lang w:val="en-US"/>
+              </w:rPr>
+              <w:t>23.7</w:t>
+            </w:r>
           </w:p>
         </w:tc>
         <w:tc>
@@ -37427,15 +37820,18 @@
         </w:tc>
         <w:tc>
           <w:tcPr>
-            <w:tcW w:w="774" w:type="dxa"/>
-          </w:tcPr>
-          <w:p>
-            <w:pPr>
-              <w:jc w:val="center"/>
-              <w:rPr>
-                <w:lang w:val="en-US"/>
-              </w:rPr>
-            </w:pPr>
+            <w:tcW w:w="951" w:type="dxa"/>
+          </w:tcPr>
+          <w:p>
+            <w:pPr>
+              <w:jc w:val="center"/>
+              <w:rPr>
+                <w:lang w:val="en-US"/>
+              </w:rPr>
+            </w:pPr>
+            <w:r>
+              <w:t>0.00%</w:t>
+            </w:r>
           </w:p>
         </w:tc>
       </w:tr>
@@ -37555,6 +37951,18 @@
                 <w:lang w:val="en-US"/>
               </w:rPr>
             </w:pPr>
+            <w:r>
+              <w:rPr>
+                <w:lang w:val="en-US"/>
+              </w:rPr>
+              <w:t>26.</w:t>
+            </w:r>
+            <w:r>
+              <w:rPr>
+                <w:lang w:val="en-US"/>
+              </w:rPr>
+              <w:t>6</w:t>
+            </w:r>
           </w:p>
         </w:tc>
         <w:tc>
@@ -37582,15 +37990,18 @@
         </w:tc>
         <w:tc>
           <w:tcPr>
-            <w:tcW w:w="774" w:type="dxa"/>
-          </w:tcPr>
-          <w:p>
-            <w:pPr>
-              <w:jc w:val="center"/>
-              <w:rPr>
-                <w:lang w:val="en-US"/>
-              </w:rPr>
-            </w:pPr>
+            <w:tcW w:w="951" w:type="dxa"/>
+          </w:tcPr>
+          <w:p>
+            <w:pPr>
+              <w:jc w:val="center"/>
+              <w:rPr>
+                <w:lang w:val="en-US"/>
+              </w:rPr>
+            </w:pPr>
+            <w:r>
+              <w:t>0.00%</w:t>
+            </w:r>
           </w:p>
         </w:tc>
       </w:tr>
@@ -37710,6 +38121,12 @@
                 <w:lang w:val="en-US"/>
               </w:rPr>
             </w:pPr>
+            <w:r>
+              <w:rPr>
+                <w:lang w:val="en-US"/>
+              </w:rPr>
+              <w:t>23.7</w:t>
+            </w:r>
           </w:p>
         </w:tc>
         <w:tc>
@@ -37745,15 +38162,18 @@
         </w:tc>
         <w:tc>
           <w:tcPr>
-            <w:tcW w:w="774" w:type="dxa"/>
-          </w:tcPr>
-          <w:p>
-            <w:pPr>
-              <w:jc w:val="center"/>
-              <w:rPr>
-                <w:lang w:val="en-US"/>
-              </w:rPr>
-            </w:pPr>
+            <w:tcW w:w="951" w:type="dxa"/>
+          </w:tcPr>
+          <w:p>
+            <w:pPr>
+              <w:jc w:val="center"/>
+              <w:rPr>
+                <w:lang w:val="en-US"/>
+              </w:rPr>
+            </w:pPr>
+            <w:r>
+              <w:t>0.00%</w:t>
+            </w:r>
           </w:p>
         </w:tc>
       </w:tr>
@@ -37873,6 +38293,12 @@
                 <w:lang w:val="en-US"/>
               </w:rPr>
             </w:pPr>
+            <w:r>
+              <w:rPr>
+                <w:lang w:val="en-US"/>
+              </w:rPr>
+              <w:t>6.67</w:t>
+            </w:r>
           </w:p>
         </w:tc>
         <w:tc>
@@ -37900,15 +38326,18 @@
         </w:tc>
         <w:tc>
           <w:tcPr>
-            <w:tcW w:w="774" w:type="dxa"/>
-          </w:tcPr>
-          <w:p>
-            <w:pPr>
-              <w:jc w:val="center"/>
-              <w:rPr>
-                <w:lang w:val="en-US"/>
-              </w:rPr>
-            </w:pPr>
+            <w:tcW w:w="951" w:type="dxa"/>
+          </w:tcPr>
+          <w:p>
+            <w:pPr>
+              <w:jc w:val="center"/>
+              <w:rPr>
+                <w:lang w:val="en-US"/>
+              </w:rPr>
+            </w:pPr>
+            <w:r>
+              <w:t>0.00%</w:t>
+            </w:r>
           </w:p>
         </w:tc>
       </w:tr>
@@ -38034,6 +38463,12 @@
                 <w:lang w:val="en-US"/>
               </w:rPr>
             </w:pPr>
+            <w:r>
+              <w:rPr>
+                <w:lang w:val="en-US"/>
+              </w:rPr>
+              <w:t>6.67</w:t>
+            </w:r>
           </w:p>
         </w:tc>
         <w:tc>
@@ -38061,15 +38496,18 @@
         </w:tc>
         <w:tc>
           <w:tcPr>
-            <w:tcW w:w="774" w:type="dxa"/>
-          </w:tcPr>
-          <w:p>
-            <w:pPr>
-              <w:jc w:val="center"/>
-              <w:rPr>
-                <w:lang w:val="en-US"/>
-              </w:rPr>
-            </w:pPr>
+            <w:tcW w:w="951" w:type="dxa"/>
+          </w:tcPr>
+          <w:p>
+            <w:pPr>
+              <w:jc w:val="center"/>
+              <w:rPr>
+                <w:lang w:val="en-US"/>
+              </w:rPr>
+            </w:pPr>
+            <w:r>
+              <w:t>0.00%</w:t>
+            </w:r>
           </w:p>
         </w:tc>
       </w:tr>
@@ -38189,6 +38627,17 @@
                 <w:lang w:val="en-US"/>
               </w:rPr>
             </w:pPr>
+            <m:oMathPara>
+              <m:oMath>
+                <m:r>
+                  <w:rPr>
+                    <w:rFonts w:ascii="Cambria Math" w:hAnsi="Cambria Math"/>
+                    <w:lang w:val="en-US"/>
+                  </w:rPr>
+                  <m:t xml:space="preserve"> ∞</m:t>
+                </m:r>
+              </m:oMath>
+            </m:oMathPara>
           </w:p>
         </w:tc>
         <w:tc>
@@ -38220,15 +38669,21 @@
         </w:tc>
         <w:tc>
           <w:tcPr>
-            <w:tcW w:w="774" w:type="dxa"/>
-          </w:tcPr>
-          <w:p>
-            <w:pPr>
-              <w:jc w:val="center"/>
-              <w:rPr>
-                <w:lang w:val="en-US"/>
-              </w:rPr>
-            </w:pPr>
+            <w:tcW w:w="951" w:type="dxa"/>
+          </w:tcPr>
+          <w:p>
+            <w:pPr>
+              <w:jc w:val="center"/>
+              <w:rPr>
+                <w:lang w:val="en-US"/>
+              </w:rPr>
+            </w:pPr>
+            <w:r>
+              <w:rPr>
+                <w:lang w:val="en-US"/>
+              </w:rPr>
+              <w:t>OK</w:t>
+            </w:r>
           </w:p>
         </w:tc>
       </w:tr>
@@ -38354,6 +38809,12 @@
                 <w:lang w:val="en-US"/>
               </w:rPr>
             </w:pPr>
+            <w:r>
+              <w:rPr>
+                <w:lang w:val="en-US"/>
+              </w:rPr>
+              <w:t>6.67</w:t>
+            </w:r>
           </w:p>
         </w:tc>
         <w:tc>
@@ -38381,15 +38842,18 @@
         </w:tc>
         <w:tc>
           <w:tcPr>
-            <w:tcW w:w="774" w:type="dxa"/>
-          </w:tcPr>
-          <w:p>
-            <w:pPr>
-              <w:jc w:val="center"/>
-              <w:rPr>
-                <w:lang w:val="en-US"/>
-              </w:rPr>
-            </w:pPr>
+            <w:tcW w:w="951" w:type="dxa"/>
+          </w:tcPr>
+          <w:p>
+            <w:pPr>
+              <w:jc w:val="center"/>
+              <w:rPr>
+                <w:lang w:val="en-US"/>
+              </w:rPr>
+            </w:pPr>
+            <w:r>
+              <w:t>0.00%</w:t>
+            </w:r>
           </w:p>
         </w:tc>
       </w:tr>
@@ -38491,6 +38955,12 @@
                 <w:lang w:val="en-US"/>
               </w:rPr>
             </w:pPr>
+            <w:r>
+              <w:rPr>
+                <w:lang w:val="en-US"/>
+              </w:rPr>
+              <w:t>25.2</w:t>
+            </w:r>
           </w:p>
         </w:tc>
         <w:tc>
@@ -38518,15 +38988,18 @@
         </w:tc>
         <w:tc>
           <w:tcPr>
-            <w:tcW w:w="774" w:type="dxa"/>
-          </w:tcPr>
-          <w:p>
-            <w:pPr>
-              <w:jc w:val="center"/>
-              <w:rPr>
-                <w:lang w:val="en-US"/>
-              </w:rPr>
-            </w:pPr>
+            <w:tcW w:w="951" w:type="dxa"/>
+          </w:tcPr>
+          <w:p>
+            <w:pPr>
+              <w:jc w:val="center"/>
+              <w:rPr>
+                <w:lang w:val="en-US"/>
+              </w:rPr>
+            </w:pPr>
+            <w:r>
+              <w:t>0.00%</w:t>
+            </w:r>
           </w:p>
         </w:tc>
       </w:tr>
@@ -38628,6 +39101,12 @@
                 <w:lang w:val="en-US"/>
               </w:rPr>
             </w:pPr>
+            <w:r>
+              <w:rPr>
+                <w:lang w:val="en-US"/>
+              </w:rPr>
+              <w:t>24.7</w:t>
+            </w:r>
           </w:p>
         </w:tc>
         <w:tc>
@@ -38655,15 +39134,18 @@
         </w:tc>
         <w:tc>
           <w:tcPr>
-            <w:tcW w:w="774" w:type="dxa"/>
-          </w:tcPr>
-          <w:p>
-            <w:pPr>
-              <w:jc w:val="center"/>
-              <w:rPr>
-                <w:lang w:val="en-US"/>
-              </w:rPr>
-            </w:pPr>
+            <w:tcW w:w="951" w:type="dxa"/>
+          </w:tcPr>
+          <w:p>
+            <w:pPr>
+              <w:jc w:val="center"/>
+              <w:rPr>
+                <w:lang w:val="en-US"/>
+              </w:rPr>
+            </w:pPr>
+            <w:r>
+              <w:t>0.00%</w:t>
+            </w:r>
           </w:p>
         </w:tc>
       </w:tr>
@@ -38828,6 +39310,12 @@
                 <w:lang w:val="en-US"/>
               </w:rPr>
             </w:pPr>
+            <w:r>
+              <w:rPr>
+                <w:lang w:val="en-US"/>
+              </w:rPr>
+              <w:t>47 237</w:t>
+            </w:r>
           </w:p>
         </w:tc>
         <w:tc>
@@ -38849,22 +39337,56 @@
                 <w:color w:val="C00000"/>
                 <w:lang w:val="en-US"/>
               </w:rPr>
-              <w:t>47 131</w:t>
-            </w:r>
-          </w:p>
-        </w:tc>
-        <w:tc>
-          <w:tcPr>
-            <w:tcW w:w="774" w:type="dxa"/>
+              <w:t xml:space="preserve">47 </w:t>
+            </w:r>
+            <w:r>
+              <w:rPr>
+                <w:i/>
+                <w:color w:val="C00000"/>
+                <w:lang w:val="en-US"/>
+              </w:rPr>
+              <w:t>128</w:t>
+            </w:r>
+          </w:p>
+        </w:tc>
+        <w:tc>
+          <w:tcPr>
+            <w:tcW w:w="951" w:type="dxa"/>
             <w:vAlign w:val="center"/>
           </w:tcPr>
           <w:p>
             <w:pPr>
               <w:jc w:val="center"/>
               <w:rPr>
-                <w:lang w:val="en-US"/>
-              </w:rPr>
-            </w:pPr>
+                <w:i/>
+                <w:color w:val="C00000"/>
+                <w:lang w:val="en-US"/>
+              </w:rPr>
+            </w:pPr>
+            <w:r>
+              <w:rPr>
+                <w:i/>
+                <w:color w:val="C00000"/>
+                <w:lang w:val="en-US"/>
+              </w:rPr>
+              <w:t>0.2</w:t>
+            </w:r>
+            <w:r>
+              <w:rPr>
+                <w:i/>
+                <w:color w:val="C00000"/>
+                <w:lang w:val="en-US"/>
+              </w:rPr>
+              <w:t>3</w:t>
+            </w:r>
+            <w:r>
+              <w:rPr>
+                <w:i/>
+                <w:color w:val="C00000"/>
+                <w:lang w:val="en-US"/>
+              </w:rPr>
+              <w:t>%</w:t>
+            </w:r>
           </w:p>
         </w:tc>
       </w:tr>
@@ -39028,6 +39550,12 @@
                 <w:lang w:val="en-US"/>
               </w:rPr>
             </w:pPr>
+            <w:r>
+              <w:rPr>
+                <w:lang w:val="en-US"/>
+              </w:rPr>
+              <w:t>99 895</w:t>
+            </w:r>
           </w:p>
         </w:tc>
         <w:tc>
@@ -39049,13 +39577,13 @@
                 <w:color w:val="C00000"/>
                 <w:lang w:val="en-US"/>
               </w:rPr>
-              <w:t>100 204</w:t>
-            </w:r>
-          </w:p>
-        </w:tc>
-        <w:tc>
-          <w:tcPr>
-            <w:tcW w:w="774" w:type="dxa"/>
+              <w:t>99 778</w:t>
+            </w:r>
+          </w:p>
+        </w:tc>
+        <w:tc>
+          <w:tcPr>
+            <w:tcW w:w="951" w:type="dxa"/>
             <w:vAlign w:val="center"/>
           </w:tcPr>
           <w:p>
@@ -39065,6 +39593,22 @@
                 <w:lang w:val="en-US"/>
               </w:rPr>
             </w:pPr>
+            <w:r>
+              <w:rPr>
+                <w:i/>
+                <w:color w:val="C00000"/>
+                <w:lang w:val="en-US"/>
+              </w:rPr>
+              <w:t>0.12</w:t>
+            </w:r>
+            <w:r>
+              <w:rPr>
+                <w:i/>
+                <w:color w:val="C00000"/>
+                <w:lang w:val="en-US"/>
+              </w:rPr>
+              <w:t>%</w:t>
+            </w:r>
           </w:p>
         </w:tc>
       </w:tr>
@@ -39229,6 +39773,12 @@
                 <w:lang w:val="en-US"/>
               </w:rPr>
             </w:pPr>
+            <w:r>
+              <w:rPr>
+                <w:lang w:val="en-US"/>
+              </w:rPr>
+              <w:t>142 875</w:t>
+            </w:r>
           </w:p>
         </w:tc>
         <w:tc>
@@ -39250,13 +39800,13 @@
                 <w:color w:val="C00000"/>
                 <w:lang w:val="en-US"/>
               </w:rPr>
-              <w:t>144 140</w:t>
-            </w:r>
-          </w:p>
-        </w:tc>
-        <w:tc>
-          <w:tcPr>
-            <w:tcW w:w="774" w:type="dxa"/>
+              <w:t>142 677</w:t>
+            </w:r>
+          </w:p>
+        </w:tc>
+        <w:tc>
+          <w:tcPr>
+            <w:tcW w:w="951" w:type="dxa"/>
             <w:vAlign w:val="center"/>
           </w:tcPr>
           <w:p>
@@ -39266,6 +39816,22 @@
                 <w:lang w:val="en-US"/>
               </w:rPr>
             </w:pPr>
+            <w:r>
+              <w:rPr>
+                <w:i/>
+                <w:color w:val="C00000"/>
+                <w:lang w:val="en-US"/>
+              </w:rPr>
+              <w:t>0.14</w:t>
+            </w:r>
+            <w:r>
+              <w:rPr>
+                <w:i/>
+                <w:color w:val="C00000"/>
+                <w:lang w:val="en-US"/>
+              </w:rPr>
+              <w:t>%</w:t>
+            </w:r>
           </w:p>
         </w:tc>
       </w:tr>
@@ -39430,6 +39996,12 @@
                 <w:lang w:val="en-US"/>
               </w:rPr>
             </w:pPr>
+            <w:r>
+              <w:rPr>
+                <w:lang w:val="en-US"/>
+              </w:rPr>
+              <w:t>53 094</w:t>
+            </w:r>
           </w:p>
         </w:tc>
         <w:tc>
@@ -39451,13 +40023,21 @@
                 <w:color w:val="C00000"/>
                 <w:lang w:val="en-US"/>
               </w:rPr>
-              <w:t>52 959</w:t>
-            </w:r>
-          </w:p>
-        </w:tc>
-        <w:tc>
-          <w:tcPr>
-            <w:tcW w:w="774" w:type="dxa"/>
+              <w:t>52 9</w:t>
+            </w:r>
+            <w:r>
+              <w:rPr>
+                <w:i/>
+                <w:color w:val="C00000"/>
+                <w:lang w:val="en-US"/>
+              </w:rPr>
+              <w:t>21</w:t>
+            </w:r>
+          </w:p>
+        </w:tc>
+        <w:tc>
+          <w:tcPr>
+            <w:tcW w:w="951" w:type="dxa"/>
             <w:vAlign w:val="center"/>
           </w:tcPr>
           <w:p>
@@ -39467,6 +40047,30 @@
                 <w:lang w:val="en-US"/>
               </w:rPr>
             </w:pPr>
+            <w:r>
+              <w:rPr>
+                <w:i/>
+                <w:color w:val="C00000"/>
+                <w:lang w:val="en-US"/>
+              </w:rPr>
+              <w:t>0.</w:t>
+            </w:r>
+            <w:r>
+              <w:rPr>
+                <w:i/>
+                <w:color w:val="C00000"/>
+                <w:lang w:val="en-US"/>
+              </w:rPr>
+              <w:t>33</w:t>
+            </w:r>
+            <w:r>
+              <w:rPr>
+                <w:i/>
+                <w:color w:val="C00000"/>
+                <w:lang w:val="en-US"/>
+              </w:rPr>
+              <w:t>%</w:t>
+            </w:r>
           </w:p>
         </w:tc>
       </w:tr>
@@ -39600,6 +40204,12 @@
                 <w:lang w:val="en-US"/>
               </w:rPr>
             </w:pPr>
+            <w:r>
+              <w:rPr>
+                <w:lang w:val="en-US"/>
+              </w:rPr>
+              <w:t>101 577</w:t>
+            </w:r>
           </w:p>
         </w:tc>
         <w:tc>
@@ -39621,13 +40231,21 @@
                 <w:color w:val="C00000"/>
                 <w:lang w:val="en-US"/>
               </w:rPr>
-              <w:t>101 923</w:t>
-            </w:r>
-          </w:p>
-        </w:tc>
-        <w:tc>
-          <w:tcPr>
-            <w:tcW w:w="774" w:type="dxa"/>
+              <w:t xml:space="preserve">101 </w:t>
+            </w:r>
+            <w:r>
+              <w:rPr>
+                <w:i/>
+                <w:color w:val="C00000"/>
+                <w:lang w:val="en-US"/>
+              </w:rPr>
+              <w:t>471</w:t>
+            </w:r>
+          </w:p>
+        </w:tc>
+        <w:tc>
+          <w:tcPr>
+            <w:tcW w:w="951" w:type="dxa"/>
             <w:vAlign w:val="center"/>
           </w:tcPr>
           <w:p>
@@ -39637,6 +40255,22 @@
                 <w:lang w:val="en-US"/>
               </w:rPr>
             </w:pPr>
+            <w:r>
+              <w:rPr>
+                <w:i/>
+                <w:color w:val="C00000"/>
+                <w:lang w:val="en-US"/>
+              </w:rPr>
+              <w:t xml:space="preserve">0.10 </w:t>
+            </w:r>
+            <w:r>
+              <w:rPr>
+                <w:i/>
+                <w:color w:val="C00000"/>
+                <w:lang w:val="en-US"/>
+              </w:rPr>
+              <w:t>%</w:t>
+            </w:r>
           </w:p>
         </w:tc>
       </w:tr>
@@ -39794,6 +40428,12 @@
                 <w:lang w:val="en-US"/>
               </w:rPr>
             </w:pPr>
+            <w:r>
+              <w:rPr>
+                <w:lang w:val="en-US"/>
+              </w:rPr>
+              <w:t>-235</w:t>
+            </w:r>
           </w:p>
         </w:tc>
         <w:tc>
@@ -39821,7 +40461,7 @@
         </w:tc>
         <w:tc>
           <w:tcPr>
-            <w:tcW w:w="774" w:type="dxa"/>
+            <w:tcW w:w="951" w:type="dxa"/>
             <w:vAlign w:val="center"/>
           </w:tcPr>
           <w:p>
@@ -39831,6 +40471,12 @@
                 <w:lang w:val="en-US"/>
               </w:rPr>
             </w:pPr>
+            <w:r>
+              <w:rPr>
+                <w:lang w:val="en-US"/>
+              </w:rPr>
+              <w:t>0.00%</w:t>
+            </w:r>
           </w:p>
         </w:tc>
       </w:tr>
@@ -39988,6 +40634,12 @@
                 <w:lang w:val="en-US"/>
               </w:rPr>
             </w:pPr>
+            <w:r>
+              <w:rPr>
+                <w:lang w:val="en-US"/>
+              </w:rPr>
+              <w:t>-102.4</w:t>
+            </w:r>
           </w:p>
         </w:tc>
         <w:tc>
@@ -40009,13 +40661,13 @@
                 <w:color w:val="C00000"/>
                 <w:lang w:val="en-US"/>
               </w:rPr>
-              <w:t>-104</w:t>
-            </w:r>
-          </w:p>
-        </w:tc>
-        <w:tc>
-          <w:tcPr>
-            <w:tcW w:w="774" w:type="dxa"/>
+              <w:t>-102</w:t>
+            </w:r>
+          </w:p>
+        </w:tc>
+        <w:tc>
+          <w:tcPr>
+            <w:tcW w:w="951" w:type="dxa"/>
             <w:vAlign w:val="center"/>
           </w:tcPr>
           <w:p>
@@ -40025,6 +40677,22 @@
                 <w:lang w:val="en-US"/>
               </w:rPr>
             </w:pPr>
+            <w:r>
+              <w:rPr>
+                <w:i/>
+                <w:color w:val="C00000"/>
+                <w:lang w:val="en-US"/>
+              </w:rPr>
+              <w:t>0.39</w:t>
+            </w:r>
+            <w:r>
+              <w:rPr>
+                <w:i/>
+                <w:color w:val="C00000"/>
+                <w:lang w:val="en-US"/>
+              </w:rPr>
+              <w:t>%</w:t>
+            </w:r>
           </w:p>
         </w:tc>
       </w:tr>
@@ -40182,6 +40850,12 @@
                 <w:lang w:val="en-US"/>
               </w:rPr>
             </w:pPr>
+            <w:r>
+              <w:rPr>
+                <w:lang w:val="en-US"/>
+              </w:rPr>
+              <w:t>9.38</w:t>
+            </w:r>
           </w:p>
         </w:tc>
         <w:tc>
@@ -40203,13 +40877,13 @@
                 <w:color w:val="C00000"/>
                 <w:lang w:val="en-US"/>
               </w:rPr>
-              <w:t>7.86</w:t>
-            </w:r>
-          </w:p>
-        </w:tc>
-        <w:tc>
-          <w:tcPr>
-            <w:tcW w:w="774" w:type="dxa"/>
+              <w:t>9.51</w:t>
+            </w:r>
+          </w:p>
+        </w:tc>
+        <w:tc>
+          <w:tcPr>
+            <w:tcW w:w="951" w:type="dxa"/>
             <w:vAlign w:val="center"/>
           </w:tcPr>
           <w:p>
@@ -40219,6 +40893,22 @@
                 <w:lang w:val="en-US"/>
               </w:rPr>
             </w:pPr>
+            <w:r>
+              <w:rPr>
+                <w:i/>
+                <w:color w:val="C00000"/>
+                <w:lang w:val="en-US"/>
+              </w:rPr>
+              <w:t>-1.37</w:t>
+            </w:r>
+            <w:r>
+              <w:rPr>
+                <w:i/>
+                <w:color w:val="C00000"/>
+                <w:lang w:val="en-US"/>
+              </w:rPr>
+              <w:t>%</w:t>
+            </w:r>
           </w:p>
         </w:tc>
       </w:tr>
@@ -40376,6 +41066,12 @@
                 <w:lang w:val="en-US"/>
               </w:rPr>
             </w:pPr>
+            <w:r>
+              <w:rPr>
+                <w:lang w:val="en-US"/>
+              </w:rPr>
+              <w:t>-205</w:t>
+            </w:r>
           </w:p>
         </w:tc>
         <w:tc>
@@ -40403,7 +41099,7 @@
         </w:tc>
         <w:tc>
           <w:tcPr>
-            <w:tcW w:w="774" w:type="dxa"/>
+            <w:tcW w:w="951" w:type="dxa"/>
             <w:vAlign w:val="center"/>
           </w:tcPr>
           <w:p>
@@ -40413,6 +41109,12 @@
                 <w:lang w:val="en-US"/>
               </w:rPr>
             </w:pPr>
+            <w:r>
+              <w:rPr>
+                <w:lang w:val="en-US"/>
+              </w:rPr>
+              <w:t>0.00%</w:t>
+            </w:r>
           </w:p>
         </w:tc>
       </w:tr>
@@ -40539,6 +41241,12 @@
                 <w:lang w:val="en-US"/>
               </w:rPr>
             </w:pPr>
+            <w:r>
+              <w:rPr>
+                <w:lang w:val="en-US"/>
+              </w:rPr>
+              <w:t>-98.1</w:t>
+            </w:r>
           </w:p>
         </w:tc>
         <w:tc>
@@ -40560,22 +41268,32 @@
                 <w:color w:val="C00000"/>
                 <w:lang w:val="en-US"/>
               </w:rPr>
-              <w:t>-99.5</w:t>
-            </w:r>
-          </w:p>
-        </w:tc>
-        <w:tc>
-          <w:tcPr>
-            <w:tcW w:w="774" w:type="dxa"/>
+              <w:t>-97.9</w:t>
+            </w:r>
+          </w:p>
+        </w:tc>
+        <w:tc>
+          <w:tcPr>
+            <w:tcW w:w="951" w:type="dxa"/>
             <w:vAlign w:val="center"/>
           </w:tcPr>
           <w:p>
             <w:pPr>
               <w:jc w:val="center"/>
               <w:rPr>
-                <w:lang w:val="en-US"/>
-              </w:rPr>
-            </w:pPr>
+                <w:i/>
+                <w:color w:val="C00000"/>
+                <w:lang w:val="en-US"/>
+              </w:rPr>
+            </w:pPr>
+            <w:r>
+              <w:rPr>
+                <w:i/>
+                <w:color w:val="C00000"/>
+                <w:lang w:val="en-US"/>
+              </w:rPr>
+              <w:t>0.20%</w:t>
+            </w:r>
           </w:p>
         </w:tc>
       </w:tr>
@@ -40682,6 +41400,12 @@
                 <w:lang w:val="en-US"/>
               </w:rPr>
             </w:pPr>
+            <w:r>
+              <w:rPr>
+                <w:lang w:val="en-US"/>
+              </w:rPr>
+              <w:t>1 190</w:t>
+            </w:r>
           </w:p>
         </w:tc>
         <w:tc>
@@ -40703,13 +41427,13 @@
                 <w:color w:val="C00000"/>
                 <w:lang w:val="en-US"/>
               </w:rPr>
-              <w:t>1 264</w:t>
-            </w:r>
-          </w:p>
-        </w:tc>
-        <w:tc>
-          <w:tcPr>
-            <w:tcW w:w="774" w:type="dxa"/>
+              <w:t>1 237</w:t>
+            </w:r>
+          </w:p>
+        </w:tc>
+        <w:tc>
+          <w:tcPr>
+            <w:tcW w:w="951" w:type="dxa"/>
             <w:vAlign w:val="center"/>
           </w:tcPr>
           <w:p>
@@ -40719,6 +41443,14 @@
                 <w:lang w:val="en-US"/>
               </w:rPr>
             </w:pPr>
+            <w:r>
+              <w:rPr>
+                <w:i/>
+                <w:color w:val="C00000"/>
+                <w:lang w:val="en-US"/>
+              </w:rPr>
+              <w:t>-3.80%</w:t>
+            </w:r>
           </w:p>
         </w:tc>
       </w:tr>
@@ -40777,14 +41509,14 @@
     <w:tbl>
       <w:tblPr>
         <w:tblStyle w:val="Grilledutableau"/>
-        <w:tblW w:w="0" w:type="auto"/>
+        <w:tblW w:w="10369" w:type="dxa"/>
         <w:tblLook w:val="04A0" w:firstRow="1" w:lastRow="0" w:firstColumn="1" w:lastColumn="0" w:noHBand="0" w:noVBand="1"/>
       </w:tblPr>
       <w:tblGrid>
         <w:gridCol w:w="6637"/>
         <w:gridCol w:w="1397"/>
         <w:gridCol w:w="1384"/>
-        <w:gridCol w:w="776"/>
+        <w:gridCol w:w="951"/>
       </w:tblGrid>
       <w:tr>
         <w:tc>
@@ -40832,7 +41564,7 @@
         </w:tc>
         <w:tc>
           <w:tcPr>
-            <w:tcW w:w="776" w:type="dxa"/>
+            <w:tcW w:w="951" w:type="dxa"/>
             <w:shd w:val="clear" w:color="auto" w:fill="D9D9D9" w:themeFill="background1" w:themeFillShade="D9"/>
           </w:tcPr>
           <w:p>
@@ -40954,6 +41686,12 @@
                 <w:lang w:val="en-US"/>
               </w:rPr>
             </w:pPr>
+            <w:r>
+              <w:rPr>
+                <w:lang w:val="en-US"/>
+              </w:rPr>
+              <w:t>60.5</w:t>
+            </w:r>
           </w:p>
         </w:tc>
         <w:tc>
@@ -40979,12 +41717,15 @@
         </w:tc>
         <w:tc>
           <w:tcPr>
-            <w:tcW w:w="776" w:type="dxa"/>
-          </w:tcPr>
-          <w:p>
-            <w:pPr>
-              <w:jc w:val="center"/>
-            </w:pPr>
+            <w:tcW w:w="951" w:type="dxa"/>
+          </w:tcPr>
+          <w:p>
+            <w:pPr>
+              <w:jc w:val="center"/>
+            </w:pPr>
+            <w:r>
+              <w:t>0.00%</w:t>
+            </w:r>
           </w:p>
         </w:tc>
       </w:tr>
@@ -41097,6 +41838,12 @@
                 <w:lang w:val="en-US"/>
               </w:rPr>
             </w:pPr>
+            <w:r>
+              <w:rPr>
+                <w:lang w:val="en-US"/>
+              </w:rPr>
+              <w:t>189</w:t>
+            </w:r>
           </w:p>
         </w:tc>
         <w:tc>
@@ -41122,12 +41869,15 @@
         </w:tc>
         <w:tc>
           <w:tcPr>
-            <w:tcW w:w="776" w:type="dxa"/>
-          </w:tcPr>
-          <w:p>
-            <w:pPr>
-              <w:jc w:val="center"/>
-            </w:pPr>
+            <w:tcW w:w="951" w:type="dxa"/>
+          </w:tcPr>
+          <w:p>
+            <w:pPr>
+              <w:jc w:val="center"/>
+            </w:pPr>
+            <w:r>
+              <w:t>0.00%</w:t>
+            </w:r>
           </w:p>
         </w:tc>
       </w:tr>
@@ -41240,6 +41990,12 @@
                 <w:lang w:val="en-US"/>
               </w:rPr>
             </w:pPr>
+            <w:r>
+              <w:rPr>
+                <w:lang w:val="en-US"/>
+              </w:rPr>
+              <w:t>15.6</w:t>
+            </w:r>
           </w:p>
         </w:tc>
         <w:tc>
@@ -41265,12 +42021,15 @@
         </w:tc>
         <w:tc>
           <w:tcPr>
-            <w:tcW w:w="776" w:type="dxa"/>
-          </w:tcPr>
-          <w:p>
-            <w:pPr>
-              <w:jc w:val="center"/>
-            </w:pPr>
+            <w:tcW w:w="951" w:type="dxa"/>
+          </w:tcPr>
+          <w:p>
+            <w:pPr>
+              <w:jc w:val="center"/>
+            </w:pPr>
+            <w:r>
+              <w:t>0.00%</w:t>
+            </w:r>
           </w:p>
         </w:tc>
       </w:tr>
@@ -41383,6 +42142,12 @@
                 <w:lang w:val="en-US"/>
               </w:rPr>
             </w:pPr>
+            <w:r>
+              <w:rPr>
+                <w:lang w:val="en-US"/>
+              </w:rPr>
+              <w:t>48.8</w:t>
+            </w:r>
           </w:p>
         </w:tc>
         <w:tc>
@@ -41408,12 +42173,15 @@
         </w:tc>
         <w:tc>
           <w:tcPr>
-            <w:tcW w:w="776" w:type="dxa"/>
-          </w:tcPr>
-          <w:p>
-            <w:pPr>
-              <w:jc w:val="center"/>
-            </w:pPr>
+            <w:tcW w:w="951" w:type="dxa"/>
+          </w:tcPr>
+          <w:p>
+            <w:pPr>
+              <w:jc w:val="center"/>
+            </w:pPr>
+            <w:r>
+              <w:t>0.00%</w:t>
+            </w:r>
           </w:p>
         </w:tc>
       </w:tr>
@@ -41526,6 +42294,12 @@
                 <w:lang w:val="en-US"/>
               </w:rPr>
             </w:pPr>
+            <w:r>
+              <w:rPr>
+                <w:lang w:val="en-US"/>
+              </w:rPr>
+              <w:t>39.1</w:t>
+            </w:r>
           </w:p>
         </w:tc>
         <w:tc>
@@ -41551,12 +42325,15 @@
         </w:tc>
         <w:tc>
           <w:tcPr>
-            <w:tcW w:w="776" w:type="dxa"/>
-          </w:tcPr>
-          <w:p>
-            <w:pPr>
-              <w:jc w:val="center"/>
-            </w:pPr>
+            <w:tcW w:w="951" w:type="dxa"/>
+          </w:tcPr>
+          <w:p>
+            <w:pPr>
+              <w:jc w:val="center"/>
+            </w:pPr>
+            <w:r>
+              <w:t>0.00%</w:t>
+            </w:r>
           </w:p>
         </w:tc>
       </w:tr>
@@ -41669,6 +42446,12 @@
                 <w:lang w:val="en-US"/>
               </w:rPr>
             </w:pPr>
+            <w:r>
+              <w:rPr>
+                <w:lang w:val="en-US"/>
+              </w:rPr>
+              <w:t>122</w:t>
+            </w:r>
           </w:p>
         </w:tc>
         <w:tc>
@@ -41694,12 +42477,15 @@
         </w:tc>
         <w:tc>
           <w:tcPr>
-            <w:tcW w:w="776" w:type="dxa"/>
-          </w:tcPr>
-          <w:p>
-            <w:pPr>
-              <w:jc w:val="center"/>
-            </w:pPr>
+            <w:tcW w:w="951" w:type="dxa"/>
+          </w:tcPr>
+          <w:p>
+            <w:pPr>
+              <w:jc w:val="center"/>
+            </w:pPr>
+            <w:r>
+              <w:t>0.00%</w:t>
+            </w:r>
           </w:p>
         </w:tc>
       </w:tr>
@@ -41812,6 +42598,12 @@
                 <w:lang w:val="en-US"/>
               </w:rPr>
             </w:pPr>
+            <w:r>
+              <w:rPr>
+                <w:lang w:val="en-US"/>
+              </w:rPr>
+              <w:t>13.3</w:t>
+            </w:r>
           </w:p>
         </w:tc>
         <w:tc>
@@ -41837,12 +42629,15 @@
         </w:tc>
         <w:tc>
           <w:tcPr>
-            <w:tcW w:w="776" w:type="dxa"/>
-          </w:tcPr>
-          <w:p>
-            <w:pPr>
-              <w:jc w:val="center"/>
-            </w:pPr>
+            <w:tcW w:w="951" w:type="dxa"/>
+          </w:tcPr>
+          <w:p>
+            <w:pPr>
+              <w:jc w:val="center"/>
+            </w:pPr>
+            <w:r>
+              <w:t>0.00%</w:t>
+            </w:r>
           </w:p>
         </w:tc>
       </w:tr>
@@ -41955,6 +42750,12 @@
                 <w:lang w:val="en-US"/>
               </w:rPr>
             </w:pPr>
+            <w:r>
+              <w:rPr>
+                <w:lang w:val="en-US"/>
+              </w:rPr>
+              <w:t>45.3</w:t>
+            </w:r>
           </w:p>
         </w:tc>
         <w:tc>
@@ -41980,13 +42781,36 @@
         </w:tc>
         <w:tc>
           <w:tcPr>
-            <w:tcW w:w="776" w:type="dxa"/>
-            <w:vAlign w:val="center"/>
-          </w:tcPr>
-          <w:p>
-            <w:pPr>
-              <w:jc w:val="center"/>
-            </w:pPr>
+            <w:tcW w:w="951" w:type="dxa"/>
+          </w:tcPr>
+          <w:p>
+            <w:pPr>
+              <w:jc w:val="center"/>
+            </w:pPr>
+            <w:r>
+              <w:rPr>
+                <w:i/>
+                <w:color w:val="C00000"/>
+                <w:lang w:val="en-US"/>
+              </w:rPr>
+              <w:t>-</w:t>
+            </w:r>
+            <w:r>
+              <w:rPr>
+                <w:i/>
+                <w:color w:val="C00000"/>
+                <w:lang w:val="en-US"/>
+              </w:rPr>
+              <w:t>0.22</w:t>
+            </w:r>
+            <w:r>
+              <w:rPr>
+                <w:i/>
+                <w:color w:val="C00000"/>
+                <w:lang w:val="en-US"/>
+              </w:rPr>
+              <w:t>%</w:t>
+            </w:r>
           </w:p>
         </w:tc>
       </w:tr>
@@ -42078,6 +42902,12 @@
                 <w:lang w:val="en-US"/>
               </w:rPr>
             </w:pPr>
+            <w:r>
+              <w:rPr>
+                <w:lang w:val="en-US"/>
+              </w:rPr>
+              <w:t>0</w:t>
+            </w:r>
           </w:p>
         </w:tc>
         <w:tc>
@@ -42103,12 +42933,15 @@
         </w:tc>
         <w:tc>
           <w:tcPr>
-            <w:tcW w:w="776" w:type="dxa"/>
-          </w:tcPr>
-          <w:p>
-            <w:pPr>
-              <w:jc w:val="center"/>
-            </w:pPr>
+            <w:tcW w:w="951" w:type="dxa"/>
+          </w:tcPr>
+          <w:p>
+            <w:pPr>
+              <w:jc w:val="center"/>
+            </w:pPr>
+            <w:r>
+              <w:t>0.00%</w:t>
+            </w:r>
           </w:p>
         </w:tc>
       </w:tr>
@@ -42200,6 +43033,12 @@
                 <w:lang w:val="en-US"/>
               </w:rPr>
             </w:pPr>
+            <w:r>
+              <w:rPr>
+                <w:lang w:val="en-US"/>
+              </w:rPr>
+              <w:t>112.5</w:t>
+            </w:r>
           </w:p>
         </w:tc>
         <w:tc>
@@ -42225,13 +43064,15 @@
         </w:tc>
         <w:tc>
           <w:tcPr>
-            <w:tcW w:w="776" w:type="dxa"/>
-            <w:vAlign w:val="center"/>
-          </w:tcPr>
-          <w:p>
-            <w:pPr>
-              <w:jc w:val="center"/>
-            </w:pPr>
+            <w:tcW w:w="951" w:type="dxa"/>
+          </w:tcPr>
+          <w:p>
+            <w:pPr>
+              <w:jc w:val="center"/>
+            </w:pPr>
+            <w:r>
+              <w:t>0.00%</w:t>
+            </w:r>
           </w:p>
         </w:tc>
       </w:tr>
@@ -42334,6 +43175,12 @@
                 <w:lang w:val="en-US"/>
               </w:rPr>
             </w:pPr>
+            <w:r>
+              <w:rPr>
+                <w:lang w:val="en-US"/>
+              </w:rPr>
+              <w:t>161</w:t>
+            </w:r>
           </w:p>
         </w:tc>
         <w:tc>
@@ -42361,15 +43208,18 @@
         </w:tc>
         <w:tc>
           <w:tcPr>
-            <w:tcW w:w="776" w:type="dxa"/>
-          </w:tcPr>
-          <w:p>
-            <w:pPr>
-              <w:jc w:val="center"/>
-              <w:rPr>
-                <w:lang w:val="en-US"/>
-              </w:rPr>
-            </w:pPr>
+            <w:tcW w:w="951" w:type="dxa"/>
+          </w:tcPr>
+          <w:p>
+            <w:pPr>
+              <w:jc w:val="center"/>
+              <w:rPr>
+                <w:lang w:val="en-US"/>
+              </w:rPr>
+            </w:pPr>
+            <w:r>
+              <w:t>0.00%</w:t>
+            </w:r>
           </w:p>
         </w:tc>
       </w:tr>
@@ -42479,6 +43329,12 @@
                 <w:lang w:val="en-US"/>
               </w:rPr>
             </w:pPr>
+            <w:r>
+              <w:rPr>
+                <w:lang w:val="en-US"/>
+              </w:rPr>
+              <w:t>504</w:t>
+            </w:r>
           </w:p>
         </w:tc>
         <w:tc>
@@ -42506,16 +43362,18 @@
         </w:tc>
         <w:tc>
           <w:tcPr>
-            <w:tcW w:w="776" w:type="dxa"/>
-            <w:vAlign w:val="center"/>
-          </w:tcPr>
-          <w:p>
-            <w:pPr>
-              <w:jc w:val="center"/>
-              <w:rPr>
-                <w:lang w:val="en-US"/>
-              </w:rPr>
-            </w:pPr>
+            <w:tcW w:w="951" w:type="dxa"/>
+          </w:tcPr>
+          <w:p>
+            <w:pPr>
+              <w:jc w:val="center"/>
+              <w:rPr>
+                <w:lang w:val="en-US"/>
+              </w:rPr>
+            </w:pPr>
+            <w:r>
+              <w:t>0.00%</w:t>
+            </w:r>
           </w:p>
         </w:tc>
       </w:tr>
@@ -42564,161 +43422,6 @@
                     </w:rPr>
                     <m:t>V</m:t>
                   </m:r>
-                </m:e>
-                <m:sub>
-                  <m:r>
-                    <m:rPr>
-                      <m:sty m:val="p"/>
-                    </m:rPr>
-                    <w:rPr>
-                      <w:rFonts w:ascii="Cambria Math" w:hAnsi="Cambria Math"/>
-                      <w:lang w:val="en-US"/>
-                    </w:rPr>
-                    <m:t>Ed</m:t>
-                  </m:r>
-                  <m:r>
-                    <m:rPr>
-                      <m:sty m:val="p"/>
-                    </m:rPr>
-                    <w:rPr>
-                      <w:rFonts w:ascii="Cambria Math" w:hAnsi="Cambria Math"/>
-                      <w:lang w:val="en-US"/>
-                    </w:rPr>
-                    <m:t>,const</m:t>
-                  </m:r>
-                </m:sub>
-              </m:sSub>
-              <m:r>
-                <w:rPr>
-                  <w:rFonts w:ascii="Cambria Math" w:hAnsi="Cambria Math"/>
-                  <w:lang w:val="en-US"/>
-                </w:rPr>
-                <m:t>=</m:t>
-              </m:r>
-            </m:oMath>
-            <w:r>
-              <w:rPr>
-                <w:lang w:val="en-US"/>
-              </w:rPr>
-              <w:tab/>
-              <w:t>(</w:t>
-            </w:r>
-            <w:r>
-              <w:rPr>
-                <w:lang w:val="en-US"/>
-              </w:rPr>
-              <w:t>kN</w:t>
-            </w:r>
-            <w:r>
-              <w:rPr>
-                <w:lang w:val="en-US"/>
-              </w:rPr>
-              <w:t>)</w:t>
-            </w:r>
-          </w:p>
-        </w:tc>
-        <w:tc>
-          <w:tcPr>
-            <w:tcW w:w="1397" w:type="dxa"/>
-          </w:tcPr>
-          <w:p>
-            <w:pPr>
-              <w:jc w:val="center"/>
-              <w:rPr>
-                <w:lang w:val="en-US"/>
-              </w:rPr>
-            </w:pPr>
-          </w:p>
-        </w:tc>
-        <w:tc>
-          <w:tcPr>
-            <w:tcW w:w="1384" w:type="dxa"/>
-          </w:tcPr>
-          <w:p>
-            <w:pPr>
-              <w:jc w:val="center"/>
-              <w:rPr>
-                <w:i/>
-                <w:color w:val="C00000"/>
-                <w:lang w:val="en-US"/>
-              </w:rPr>
-            </w:pPr>
-            <w:r>
-              <w:rPr>
-                <w:i/>
-                <w:color w:val="C00000"/>
-                <w:lang w:val="en-US"/>
-              </w:rPr>
-              <w:t>102</w:t>
-            </w:r>
-          </w:p>
-        </w:tc>
-        <w:tc>
-          <w:tcPr>
-            <w:tcW w:w="776" w:type="dxa"/>
-          </w:tcPr>
-          <w:p>
-            <w:pPr>
-              <w:jc w:val="center"/>
-              <w:rPr>
-                <w:lang w:val="en-US"/>
-              </w:rPr>
-            </w:pPr>
-          </w:p>
-        </w:tc>
-      </w:tr>
-      <w:tr>
-        <w:tc>
-          <w:tcPr>
-            <w:tcW w:w="6637" w:type="dxa"/>
-            <w:vAlign w:val="center"/>
-          </w:tcPr>
-          <w:p>
-            <w:pPr>
-              <w:tabs>
-                <w:tab w:val="right" w:pos="4997"/>
-              </w:tabs>
-              <w:jc w:val="left"/>
-              <w:rPr>
-                <w:lang w:val="en-US"/>
-              </w:rPr>
-            </w:pPr>
-            <w:r>
-              <w:rPr>
-                <w:lang w:val="en-US"/>
-              </w:rPr>
-              <w:t>Bending moment</w:t>
-            </w:r>
-            <w:r>
-              <w:rPr>
-                <w:lang w:val="en-US"/>
-              </w:rPr>
-              <w:t xml:space="preserve"> : </w:t>
-            </w:r>
-            <m:oMath>
-              <m:sSub>
-                <m:sSubPr>
-                  <m:ctrlPr>
-                    <w:rPr>
-                      <w:rFonts w:ascii="Cambria Math" w:hAnsi="Cambria Math"/>
-                      <w:i/>
-                      <w:lang w:val="en-US"/>
-                    </w:rPr>
-                  </m:ctrlPr>
-                </m:sSubPr>
-                <m:e>
-                  <m:r>
-                    <w:rPr>
-                      <w:rFonts w:ascii="Cambria Math" w:hAnsi="Cambria Math"/>
-                    </w:rPr>
-                    <m:t>M</m:t>
-                  </m:r>
-                  <m:ctrlPr>
-                    <w:rPr>
-                      <w:rFonts w:ascii="Cambria Math" w:hAnsi="Cambria Math"/>
-                      <w:i/>
-                    </w:rPr>
-                  </m:ctrlPr>
                 </m:e>
                 <m:sub>
                   <m:r>
@@ -42752,6 +43455,160 @@
               <w:rPr>
                 <w:lang w:val="en-US"/>
               </w:rPr>
+              <w:t>kN</w:t>
+            </w:r>
+            <w:r>
+              <w:rPr>
+                <w:lang w:val="en-US"/>
+              </w:rPr>
+              <w:t>)</w:t>
+            </w:r>
+          </w:p>
+        </w:tc>
+        <w:tc>
+          <w:tcPr>
+            <w:tcW w:w="1397" w:type="dxa"/>
+          </w:tcPr>
+          <w:p>
+            <w:pPr>
+              <w:jc w:val="center"/>
+              <w:rPr>
+                <w:lang w:val="en-US"/>
+              </w:rPr>
+            </w:pPr>
+            <w:r>
+              <w:rPr>
+                <w:lang w:val="en-US"/>
+              </w:rPr>
+              <w:t>102</w:t>
+            </w:r>
+          </w:p>
+        </w:tc>
+        <w:tc>
+          <w:tcPr>
+            <w:tcW w:w="1384" w:type="dxa"/>
+          </w:tcPr>
+          <w:p>
+            <w:pPr>
+              <w:jc w:val="center"/>
+              <w:rPr>
+                <w:i/>
+                <w:color w:val="C00000"/>
+                <w:lang w:val="en-US"/>
+              </w:rPr>
+            </w:pPr>
+            <w:r>
+              <w:rPr>
+                <w:i/>
+                <w:color w:val="C00000"/>
+                <w:lang w:val="en-US"/>
+              </w:rPr>
+              <w:t>102</w:t>
+            </w:r>
+          </w:p>
+        </w:tc>
+        <w:tc>
+          <w:tcPr>
+            <w:tcW w:w="951" w:type="dxa"/>
+          </w:tcPr>
+          <w:p>
+            <w:pPr>
+              <w:jc w:val="center"/>
+              <w:rPr>
+                <w:lang w:val="en-US"/>
+              </w:rPr>
+            </w:pPr>
+            <w:r>
+              <w:t>0.00%</w:t>
+            </w:r>
+          </w:p>
+        </w:tc>
+      </w:tr>
+      <w:tr>
+        <w:tc>
+          <w:tcPr>
+            <w:tcW w:w="6637" w:type="dxa"/>
+            <w:vAlign w:val="center"/>
+          </w:tcPr>
+          <w:p>
+            <w:pPr>
+              <w:tabs>
+                <w:tab w:val="right" w:pos="4997"/>
+              </w:tabs>
+              <w:jc w:val="left"/>
+              <w:rPr>
+                <w:lang w:val="en-US"/>
+              </w:rPr>
+            </w:pPr>
+            <w:r>
+              <w:rPr>
+                <w:lang w:val="en-US"/>
+              </w:rPr>
+              <w:t>Bending moment</w:t>
+            </w:r>
+            <w:r>
+              <w:rPr>
+                <w:lang w:val="en-US"/>
+              </w:rPr>
+              <w:t xml:space="preserve"> : </w:t>
+            </w:r>
+            <m:oMath>
+              <m:sSub>
+                <m:sSubPr>
+                  <m:ctrlPr>
+                    <w:rPr>
+                      <w:rFonts w:ascii="Cambria Math" w:hAnsi="Cambria Math"/>
+                      <w:i/>
+                      <w:lang w:val="en-US"/>
+                    </w:rPr>
+                  </m:ctrlPr>
+                </m:sSubPr>
+                <m:e>
+                  <m:r>
+                    <w:rPr>
+                      <w:rFonts w:ascii="Cambria Math" w:hAnsi="Cambria Math"/>
+                    </w:rPr>
+                    <m:t>M</m:t>
+                  </m:r>
+                  <m:ctrlPr>
+                    <w:rPr>
+                      <w:rFonts w:ascii="Cambria Math" w:hAnsi="Cambria Math"/>
+                      <w:i/>
+                    </w:rPr>
+                  </m:ctrlPr>
+                </m:e>
+                <m:sub>
+                  <m:r>
+                    <m:rPr>
+                      <m:sty m:val="p"/>
+                    </m:rPr>
+                    <w:rPr>
+                      <w:rFonts w:ascii="Cambria Math" w:hAnsi="Cambria Math"/>
+                      <w:lang w:val="en-US"/>
+                    </w:rPr>
+                    <m:t>Ed,const</m:t>
+                  </m:r>
+                </m:sub>
+              </m:sSub>
+              <m:r>
+                <w:rPr>
+                  <w:rFonts w:ascii="Cambria Math" w:hAnsi="Cambria Math"/>
+                  <w:lang w:val="en-US"/>
+                </w:rPr>
+                <m:t>=</m:t>
+              </m:r>
+            </m:oMath>
+            <w:r>
+              <w:rPr>
+                <w:lang w:val="en-US"/>
+              </w:rPr>
+              <w:tab/>
+              <w:t>(</w:t>
+            </w:r>
+            <w:r>
+              <w:rPr>
+                <w:lang w:val="en-US"/>
+              </w:rPr>
               <w:t>kN.m</w:t>
             </w:r>
             <w:r>
@@ -42773,6 +43630,12 @@
                 <w:lang w:val="en-US"/>
               </w:rPr>
             </w:pPr>
+            <w:r>
+              <w:rPr>
+                <w:lang w:val="en-US"/>
+              </w:rPr>
+              <w:t>323</w:t>
+            </w:r>
           </w:p>
         </w:tc>
         <w:tc>
@@ -42800,16 +43663,18 @@
         </w:tc>
         <w:tc>
           <w:tcPr>
-            <w:tcW w:w="776" w:type="dxa"/>
-            <w:vAlign w:val="center"/>
-          </w:tcPr>
-          <w:p>
-            <w:pPr>
-              <w:jc w:val="center"/>
-              <w:rPr>
-                <w:lang w:val="en-US"/>
-              </w:rPr>
-            </w:pPr>
+            <w:tcW w:w="951" w:type="dxa"/>
+          </w:tcPr>
+          <w:p>
+            <w:pPr>
+              <w:jc w:val="center"/>
+              <w:rPr>
+                <w:lang w:val="en-US"/>
+              </w:rPr>
+            </w:pPr>
+            <w:r>
+              <w:t>0.00%</w:t>
+            </w:r>
           </w:p>
         </w:tc>
       </w:tr>
@@ -43038,6 +43903,12 @@
                 <w:lang w:val="en-US"/>
               </w:rPr>
             </w:pPr>
+            <w:r>
+              <w:rPr>
+                <w:lang w:val="en-US"/>
+              </w:rPr>
+              <w:t>0.42</w:t>
+            </w:r>
           </w:p>
         </w:tc>
         <w:tc>
@@ -43075,6 +43946,12 @@
                 <w:lang w:val="en-US"/>
               </w:rPr>
             </w:pPr>
+            <w:r>
+              <w:rPr>
+                <w:lang w:val="en-US"/>
+              </w:rPr>
+              <w:t>0.00%</w:t>
+            </w:r>
           </w:p>
         </w:tc>
       </w:tr>
@@ -43172,6 +44049,12 @@
                 <w:lang w:val="en-US"/>
               </w:rPr>
             </w:pPr>
+            <w:r>
+              <w:rPr>
+                <w:lang w:val="en-US"/>
+              </w:rPr>
+              <w:t>0.16</w:t>
+            </w:r>
           </w:p>
         </w:tc>
         <w:tc>
@@ -43204,6 +44087,12 @@
             <w:pPr>
               <w:jc w:val="center"/>
             </w:pPr>
+            <w:r>
+              <w:rPr>
+                <w:lang w:val="en-US"/>
+              </w:rPr>
+              <w:t>0.00%</w:t>
+            </w:r>
           </w:p>
         </w:tc>
       </w:tr>
@@ -43301,6 +44190,12 @@
                 <w:lang w:val="en-US"/>
               </w:rPr>
             </w:pPr>
+            <w:r>
+              <w:rPr>
+                <w:lang w:val="en-US"/>
+              </w:rPr>
+              <w:t>0.42</w:t>
+            </w:r>
           </w:p>
         </w:tc>
         <w:tc>
@@ -43333,6 +44228,12 @@
             <w:pPr>
               <w:jc w:val="center"/>
             </w:pPr>
+            <w:r>
+              <w:rPr>
+                <w:lang w:val="en-US"/>
+              </w:rPr>
+              <w:t>0.00%</w:t>
+            </w:r>
           </w:p>
         </w:tc>
       </w:tr>
@@ -43380,6 +44281,12 @@
                 <w:lang w:val="en-US"/>
               </w:rPr>
             </w:pPr>
+            <w:r>
+              <w:rPr>
+                <w:lang w:val="en-US"/>
+              </w:rPr>
+              <w:t>0.78</w:t>
+            </w:r>
           </w:p>
         </w:tc>
         <w:tc>
@@ -43417,6 +44324,12 @@
                 <w:lang w:val="en-US"/>
               </w:rPr>
             </w:pPr>
+            <w:r>
+              <w:rPr>
+                <w:lang w:val="en-US"/>
+              </w:rPr>
+              <w:t>0.00%</w:t>
+            </w:r>
           </w:p>
         </w:tc>
       </w:tr>
@@ -43496,6 +44409,12 @@
                 <w:lang w:val="en-US"/>
               </w:rPr>
             </w:pPr>
+            <w:r>
+              <w:rPr>
+                <w:lang w:val="en-US"/>
+              </w:rPr>
+              <w:t>0.63</w:t>
+            </w:r>
           </w:p>
         </w:tc>
         <w:tc>
@@ -43533,6 +44452,12 @@
                 <w:lang w:val="en-US"/>
               </w:rPr>
             </w:pPr>
+            <w:r>
+              <w:rPr>
+                <w:lang w:val="en-US"/>
+              </w:rPr>
+              <w:t>0.00%</w:t>
+            </w:r>
           </w:p>
         </w:tc>
       </w:tr>
@@ -43635,6 +44560,12 @@
                 <w:lang w:val="en-US"/>
               </w:rPr>
             </w:pPr>
+            <w:r>
+              <w:rPr>
+                <w:lang w:val="en-US"/>
+              </w:rPr>
+              <w:t>2.20</w:t>
+            </w:r>
           </w:p>
         </w:tc>
         <w:tc>
@@ -43661,12 +44592,27 @@
         <w:tc>
           <w:tcPr>
             <w:tcW w:w="776" w:type="dxa"/>
-            <w:vAlign w:val="center"/>
-          </w:tcPr>
-          <w:p>
-            <w:pPr>
-              <w:jc w:val="center"/>
-            </w:pPr>
+          </w:tcPr>
+          <w:p>
+            <w:pPr>
+              <w:jc w:val="center"/>
+            </w:pPr>
+            <w:r>
+              <w:rPr>
+                <w:i/>
+                <w:color w:val="C00000"/>
+                <w:lang w:val="en-US"/>
+              </w:rPr>
+              <w:t>2.80</w:t>
+            </w:r>
+            <w:r>
+              <w:rPr>
+                <w:i/>
+                <w:color w:val="C00000"/>
+                <w:lang w:val="en-US"/>
+              </w:rPr>
+              <w:t>%</w:t>
+            </w:r>
           </w:p>
         </w:tc>
       </w:tr>
@@ -43752,6 +44698,9 @@
             <w:pPr>
               <w:jc w:val="center"/>
             </w:pPr>
+            <w:r>
+              <w:t>27</w:t>
+            </w:r>
           </w:p>
         </w:tc>
         <w:tc>
@@ -43784,6 +44733,12 @@
             <w:pPr>
               <w:jc w:val="center"/>
             </w:pPr>
+            <w:r>
+              <w:rPr>
+                <w:lang w:val="en-US"/>
+              </w:rPr>
+              <w:t>0.00%</w:t>
+            </w:r>
           </w:p>
         </w:tc>
       </w:tr>
@@ -43888,6 +44843,12 @@
                 <w:lang w:val="en-US"/>
               </w:rPr>
             </w:pPr>
+            <w:r>
+              <w:rPr>
+                <w:lang w:val="en-US"/>
+              </w:rPr>
+              <w:t>0.61</w:t>
+            </w:r>
           </w:p>
         </w:tc>
         <w:tc>
@@ -43914,12 +44875,27 @@
         <w:tc>
           <w:tcPr>
             <w:tcW w:w="776" w:type="dxa"/>
-            <w:vAlign w:val="center"/>
-          </w:tcPr>
-          <w:p>
-            <w:pPr>
-              <w:jc w:val="center"/>
-            </w:pPr>
+          </w:tcPr>
+          <w:p>
+            <w:pPr>
+              <w:jc w:val="center"/>
+            </w:pPr>
+            <w:r>
+              <w:rPr>
+                <w:i/>
+                <w:color w:val="C00000"/>
+                <w:lang w:val="en-US"/>
+              </w:rPr>
+              <w:t>3.39</w:t>
+            </w:r>
+            <w:r>
+              <w:rPr>
+                <w:i/>
+                <w:color w:val="C00000"/>
+                <w:lang w:val="en-US"/>
+              </w:rPr>
+              <w:t>%</w:t>
+            </w:r>
           </w:p>
         </w:tc>
       </w:tr>
@@ -44083,6 +45059,12 @@
                 <w:lang w:val="en-US"/>
               </w:rPr>
             </w:pPr>
+            <w:r>
+              <w:rPr>
+                <w:lang w:val="en-US"/>
+              </w:rPr>
+              <w:t>2.12</w:t>
+            </w:r>
           </w:p>
         </w:tc>
         <w:tc>
@@ -44109,12 +45091,27 @@
         <w:tc>
           <w:tcPr>
             <w:tcW w:w="776" w:type="dxa"/>
-            <w:vAlign w:val="center"/>
-          </w:tcPr>
-          <w:p>
-            <w:pPr>
-              <w:jc w:val="center"/>
-            </w:pPr>
+          </w:tcPr>
+          <w:p>
+            <w:pPr>
+              <w:jc w:val="center"/>
+            </w:pPr>
+            <w:r>
+              <w:rPr>
+                <w:i/>
+                <w:color w:val="C00000"/>
+                <w:lang w:val="en-US"/>
+              </w:rPr>
+              <w:t>3.41</w:t>
+            </w:r>
+            <w:r>
+              <w:rPr>
+                <w:i/>
+                <w:color w:val="C00000"/>
+                <w:lang w:val="en-US"/>
+              </w:rPr>
+              <w:t>%</w:t>
+            </w:r>
           </w:p>
         </w:tc>
       </w:tr>
@@ -44319,6 +45316,12 @@
                 <w:lang w:val="en-US"/>
               </w:rPr>
             </w:pPr>
+            <w:r>
+              <w:rPr>
+                <w:lang w:val="en-US"/>
+              </w:rPr>
+              <w:t>0.42</w:t>
+            </w:r>
           </w:p>
         </w:tc>
         <w:tc>
@@ -44337,8 +45340,9 @@
               <w:rPr>
                 <w:i/>
                 <w:color w:val="C00000"/>
-              </w:rPr>
-              <w:t>0.41</w:t>
+                <w:lang w:val="en-US"/>
+              </w:rPr>
+              <w:t>0.42</w:t>
             </w:r>
           </w:p>
         </w:tc>
@@ -44351,6 +45355,12 @@
             <w:pPr>
               <w:jc w:val="center"/>
             </w:pPr>
+            <w:r>
+              <w:rPr>
+                <w:lang w:val="en-US"/>
+              </w:rPr>
+              <w:t>0.00%</w:t>
+            </w:r>
           </w:p>
         </w:tc>
       </w:tr>
@@ -44448,6 +45458,12 @@
                 <w:lang w:val="en-US"/>
               </w:rPr>
             </w:pPr>
+            <w:r>
+              <w:rPr>
+                <w:lang w:val="en-US"/>
+              </w:rPr>
+              <w:t>0.10</w:t>
+            </w:r>
           </w:p>
         </w:tc>
         <w:tc>
@@ -44466,6 +45482,7 @@
               <w:rPr>
                 <w:i/>
                 <w:color w:val="C00000"/>
+                <w:lang w:val="en-US"/>
               </w:rPr>
               <w:t>0.10</w:t>
             </w:r>
@@ -44480,6 +45497,12 @@
             <w:pPr>
               <w:jc w:val="center"/>
             </w:pPr>
+            <w:r>
+              <w:rPr>
+                <w:lang w:val="en-US"/>
+              </w:rPr>
+              <w:t>0.00%</w:t>
+            </w:r>
           </w:p>
         </w:tc>
       </w:tr>
@@ -44604,15 +45627,7 @@
                 <w:color w:val="C00000"/>
                 <w:lang w:val="en-US"/>
               </w:rPr>
-              <w:t>0.4</w:t>
-            </w:r>
-            <w:r>
-              <w:rPr>
-                <w:i/>
-                <w:color w:val="C00000"/>
-                <w:lang w:val="en-US"/>
-              </w:rPr>
-              <w:t>1</w:t>
+              <w:t>0.42</w:t>
             </w:r>
           </w:p>
         </w:tc>
@@ -44628,8 +45643,12 @@
                 <w:lang w:val="en-US"/>
               </w:rPr>
             </w:pPr>
-            <w:bookmarkStart w:id="30" w:name="_GoBack"/>
-            <w:bookmarkEnd w:id="30"/>
+            <w:r>
+              <w:rPr>
+                <w:lang w:val="en-US"/>
+              </w:rPr>
+              <w:t>0.00%</w:t>
+            </w:r>
           </w:p>
         </w:tc>
       </w:tr>
@@ -44752,6 +45771,22 @@
                 <w:lang w:val="en-US"/>
               </w:rPr>
             </w:pPr>
+            <w:r>
+              <w:rPr>
+                <w:i/>
+                <w:color w:val="C00000"/>
+                <w:lang w:val="en-US"/>
+              </w:rPr>
+              <w:t>-1.20</w:t>
+            </w:r>
+            <w:r>
+              <w:rPr>
+                <w:i/>
+                <w:color w:val="C00000"/>
+                <w:lang w:val="en-US"/>
+              </w:rPr>
+              <w:t>%</w:t>
+            </w:r>
           </w:p>
         </w:tc>
       </w:tr>
@@ -44894,6 +45929,14 @@
                 <w:lang w:val="en-US"/>
               </w:rPr>
             </w:pPr>
+            <w:r>
+              <w:rPr>
+                <w:i/>
+                <w:color w:val="C00000"/>
+                <w:lang w:val="en-US"/>
+              </w:rPr>
+              <w:t>4.76%</w:t>
+            </w:r>
           </w:p>
         </w:tc>
       </w:tr>
@@ -44937,14 +45980,14 @@
     <w:tbl>
       <w:tblPr>
         <w:tblStyle w:val="Grilledutableau"/>
-        <w:tblW w:w="0" w:type="auto"/>
+        <w:tblW w:w="10369" w:type="dxa"/>
         <w:tblLook w:val="04A0" w:firstRow="1" w:lastRow="0" w:firstColumn="1" w:lastColumn="0" w:noHBand="0" w:noVBand="1"/>
       </w:tblPr>
       <w:tblGrid>
         <w:gridCol w:w="6637"/>
         <w:gridCol w:w="1397"/>
         <w:gridCol w:w="1384"/>
-        <w:gridCol w:w="776"/>
+        <w:gridCol w:w="951"/>
       </w:tblGrid>
       <w:tr>
         <w:tc>
@@ -44991,7 +46034,7 @@
         </w:tc>
         <w:tc>
           <w:tcPr>
-            <w:tcW w:w="776" w:type="dxa"/>
+            <w:tcW w:w="951" w:type="dxa"/>
             <w:shd w:val="clear" w:color="auto" w:fill="D9D9D9" w:themeFill="background1" w:themeFillShade="D9"/>
           </w:tcPr>
           <w:p>
@@ -45117,6 +46160,12 @@
                 <w:lang w:val="en-US"/>
               </w:rPr>
             </w:pPr>
+            <w:r>
+              <w:rPr>
+                <w:lang w:val="en-US"/>
+              </w:rPr>
+              <w:t>31.1</w:t>
+            </w:r>
           </w:p>
         </w:tc>
         <w:tc>
@@ -45142,13 +46191,16 @@
         </w:tc>
         <w:tc>
           <w:tcPr>
-            <w:tcW w:w="776" w:type="dxa"/>
+            <w:tcW w:w="951" w:type="dxa"/>
             <w:vAlign w:val="center"/>
           </w:tcPr>
           <w:p>
             <w:pPr>
               <w:jc w:val="center"/>
             </w:pPr>
+            <w:r>
+              <w:t>0.00%</w:t>
+            </w:r>
           </w:p>
         </w:tc>
       </w:tr>
@@ -45264,6 +46316,12 @@
                 <w:lang w:val="en-US"/>
               </w:rPr>
             </w:pPr>
+            <w:r>
+              <w:rPr>
+                <w:lang w:val="en-US"/>
+              </w:rPr>
+              <w:t>3.79</w:t>
+            </w:r>
           </w:p>
         </w:tc>
         <w:tc>
@@ -45289,13 +46347,16 @@
         </w:tc>
         <w:tc>
           <w:tcPr>
-            <w:tcW w:w="776" w:type="dxa"/>
+            <w:tcW w:w="951" w:type="dxa"/>
             <w:vAlign w:val="center"/>
           </w:tcPr>
           <w:p>
             <w:pPr>
               <w:jc w:val="center"/>
             </w:pPr>
+            <w:r>
+              <w:t>0.00%</w:t>
+            </w:r>
           </w:p>
         </w:tc>
       </w:tr>
@@ -45412,6 +46473,12 @@
                 <w:lang w:val="en-US"/>
               </w:rPr>
             </w:pPr>
+            <w:r>
+              <w:rPr>
+                <w:lang w:val="en-US"/>
+              </w:rPr>
+              <w:t>6.62</w:t>
+            </w:r>
           </w:p>
         </w:tc>
         <w:tc>
@@ -45437,13 +46504,29 @@
         </w:tc>
         <w:tc>
           <w:tcPr>
-            <w:tcW w:w="776" w:type="dxa"/>
+            <w:tcW w:w="951" w:type="dxa"/>
             <w:vAlign w:val="center"/>
           </w:tcPr>
           <w:p>
             <w:pPr>
               <w:jc w:val="center"/>
             </w:pPr>
+            <w:r>
+              <w:rPr>
+                <w:i/>
+                <w:color w:val="C00000"/>
+                <w:lang w:val="en-US"/>
+              </w:rPr>
+              <w:t>0</w:t>
+            </w:r>
+            <w:r>
+              <w:rPr>
+                <w:i/>
+                <w:color w:val="C00000"/>
+                <w:lang w:val="en-US"/>
+              </w:rPr>
+              <w:t>.76%</w:t>
+            </w:r>
           </w:p>
         </w:tc>
       </w:tr>
@@ -45560,6 +46643,12 @@
                 <w:lang w:val="en-US"/>
               </w:rPr>
             </w:pPr>
+            <w:r>
+              <w:rPr>
+                <w:lang w:val="en-US"/>
+              </w:rPr>
+              <w:t>6.5</w:t>
+            </w:r>
           </w:p>
         </w:tc>
         <w:tc>
@@ -45585,13 +46674,29 @@
         </w:tc>
         <w:tc>
           <w:tcPr>
-            <w:tcW w:w="776" w:type="dxa"/>
+            <w:tcW w:w="951" w:type="dxa"/>
             <w:vAlign w:val="center"/>
           </w:tcPr>
           <w:p>
             <w:pPr>
               <w:jc w:val="center"/>
             </w:pPr>
+            <w:r>
+              <w:rPr>
+                <w:i/>
+                <w:color w:val="C00000"/>
+                <w:lang w:val="en-US"/>
+              </w:rPr>
+              <w:t>0.15</w:t>
+            </w:r>
+            <w:r>
+              <w:rPr>
+                <w:i/>
+                <w:color w:val="C00000"/>
+                <w:lang w:val="en-US"/>
+              </w:rPr>
+              <w:t>%</w:t>
+            </w:r>
           </w:p>
         </w:tc>
       </w:tr>
@@ -45683,6 +46788,12 @@
                 <w:lang w:val="en-US"/>
               </w:rPr>
             </w:pPr>
+            <w:r>
+              <w:rPr>
+                <w:lang w:val="en-US"/>
+              </w:rPr>
+              <w:t>10.3</w:t>
+            </w:r>
           </w:p>
         </w:tc>
         <w:tc>
@@ -45708,7 +46819,7 @@
         </w:tc>
         <w:tc>
           <w:tcPr>
-            <w:tcW w:w="776" w:type="dxa"/>
+            <w:tcW w:w="951" w:type="dxa"/>
             <w:vAlign w:val="center"/>
           </w:tcPr>
           <w:p>
@@ -45719,6 +46830,22 @@
                 <w:color w:val="C00000"/>
               </w:rPr>
             </w:pPr>
+            <w:r>
+              <w:rPr>
+                <w:i/>
+                <w:color w:val="C00000"/>
+                <w:lang w:val="en-US"/>
+              </w:rPr>
+              <w:t>1.98</w:t>
+            </w:r>
+            <w:r>
+              <w:rPr>
+                <w:i/>
+                <w:color w:val="C00000"/>
+                <w:lang w:val="en-US"/>
+              </w:rPr>
+              <w:t>%</w:t>
+            </w:r>
           </w:p>
         </w:tc>
       </w:tr>
@@ -45810,6 +46937,12 @@
                 <w:lang w:val="en-US"/>
               </w:rPr>
             </w:pPr>
+            <w:r>
+              <w:rPr>
+                <w:lang w:val="en-US"/>
+              </w:rPr>
+              <w:t>51.8</w:t>
+            </w:r>
           </w:p>
         </w:tc>
         <w:tc>
@@ -45835,13 +46968,29 @@
         </w:tc>
         <w:tc>
           <w:tcPr>
-            <w:tcW w:w="776" w:type="dxa"/>
+            <w:tcW w:w="951" w:type="dxa"/>
             <w:vAlign w:val="center"/>
           </w:tcPr>
           <w:p>
             <w:pPr>
               <w:jc w:val="center"/>
             </w:pPr>
+            <w:r>
+              <w:rPr>
+                <w:i/>
+                <w:color w:val="C00000"/>
+                <w:lang w:val="en-US"/>
+              </w:rPr>
+              <w:t>0.58</w:t>
+            </w:r>
+            <w:r>
+              <w:rPr>
+                <w:i/>
+                <w:color w:val="C00000"/>
+                <w:lang w:val="en-US"/>
+              </w:rPr>
+              <w:t>%</w:t>
+            </w:r>
           </w:p>
         </w:tc>
       </w:tr>
@@ -45965,6 +47114,12 @@
                 <w:lang w:val="en-US"/>
               </w:rPr>
             </w:pPr>
+            <w:r>
+              <w:rPr>
+                <w:lang w:val="en-US"/>
+              </w:rPr>
+              <w:t>4.6</w:t>
+            </w:r>
           </w:p>
         </w:tc>
         <w:tc>
@@ -45990,13 +47145,29 @@
         </w:tc>
         <w:tc>
           <w:tcPr>
-            <w:tcW w:w="776" w:type="dxa"/>
+            <w:tcW w:w="951" w:type="dxa"/>
             <w:vAlign w:val="center"/>
           </w:tcPr>
           <w:p>
             <w:pPr>
               <w:jc w:val="center"/>
             </w:pPr>
+            <w:r>
+              <w:rPr>
+                <w:i/>
+                <w:color w:val="C00000"/>
+                <w:lang w:val="en-US"/>
+              </w:rPr>
+              <w:t>-2.54</w:t>
+            </w:r>
+            <w:r>
+              <w:rPr>
+                <w:i/>
+                <w:color w:val="C00000"/>
+                <w:lang w:val="en-US"/>
+              </w:rPr>
+              <w:t>%</w:t>
+            </w:r>
           </w:p>
         </w:tc>
       </w:tr>
@@ -46036,6 +47207,8 @@
           <w:lang w:val="en-GB"/>
         </w:rPr>
       </w:pPr>
+      <w:bookmarkStart w:id="30" w:name="_GoBack"/>
+      <w:bookmarkEnd w:id="30"/>
     </w:p>
     <w:sectPr>
       <w:headerReference w:type="even" r:id="rId69"/>
@@ -46188,7 +47361,7 @@
               <w:rFonts w:ascii="Calibri" w:hAnsi="Calibri"/>
               <w:noProof/>
             </w:rPr>
-            <w:t>22/05/2024</w:t>
+            <w:t>23/05/2024</w:t>
           </w:r>
           <w:r>
             <w:rPr>
@@ -48534,7 +49707,7 @@
               <w:szCs w:val="20"/>
               <w:lang w:val="en-GB"/>
             </w:rPr>
-            <w:t>34</w:t>
+            <w:t>33</w:t>
           </w:r>
           <w:r>
             <w:rPr>
@@ -59730,6 +60903,12 @@
 </file>
 
 <file path=customXml/item1.xml><?xml version="1.0" encoding="utf-8"?>
+<p:properties xmlns:p="http://schemas.microsoft.com/office/2006/metadata/properties" xmlns:xsi="http://www.w3.org/2001/XMLSchema-instance" xmlns:pc="http://schemas.microsoft.com/office/infopath/2007/PartnerControls">
+  <documentManagement/>
+</p:properties>
+</file>
+
+<file path=customXml/item2.xml><?xml version="1.0" encoding="utf-8"?>
 <ct:contentTypeSchema xmlns:ct="http://schemas.microsoft.com/office/2006/metadata/contentType" xmlns:ma="http://schemas.microsoft.com/office/2006/metadata/properties/metaAttributes" ct:_="" ma:_="" ma:contentTypeName="Document" ma:contentTypeID="0x010100C247FB7A51CDFF45B526B55FCBF0CC3A" ma:contentTypeVersion="11" ma:contentTypeDescription="Crée un document." ma:contentTypeScope="" ma:versionID="163d0b2c9ded4b8a7dfdd976cd200a17">
   <xsd:schema xmlns:xsd="http://www.w3.org/2001/XMLSchema" xmlns:xs="http://www.w3.org/2001/XMLSchema" xmlns:p="http://schemas.microsoft.com/office/2006/metadata/properties" xmlns:ns3="1339968c-844c-4ba9-aec6-fbaa9d140e36" targetNamespace="http://schemas.microsoft.com/office/2006/metadata/properties" ma:root="true" ma:fieldsID="d2393c41cac5a2e9ffb95dd220a5df63" ns3:_="">
     <xsd:import namespace="1339968c-844c-4ba9-aec6-fbaa9d140e36"/>
@@ -59919,7 +61098,7 @@
 </ct:contentTypeSchema>
 </file>
 
-<file path=customXml/item2.xml><?xml version="1.0" encoding="utf-8"?>
+<file path=customXml/item3.xml><?xml version="1.0" encoding="utf-8"?>
 <?mso-contentType ?>
 <FormTemplates xmlns="http://schemas.microsoft.com/sharepoint/v3/contenttype/forms">
   <Display>DocumentLibraryForm</Display>
@@ -59928,17 +61107,20 @@
 </FormTemplates>
 </file>
 
-<file path=customXml/item3.xml><?xml version="1.0" encoding="utf-8"?>
-<p:properties xmlns:p="http://schemas.microsoft.com/office/2006/metadata/properties" xmlns:xsi="http://www.w3.org/2001/XMLSchema-instance" xmlns:pc="http://schemas.microsoft.com/office/infopath/2007/PartnerControls">
-  <documentManagement/>
-</p:properties>
-</file>
-
 <file path=customXml/item4.xml><?xml version="1.0" encoding="utf-8"?>
 <b:Sources xmlns:b="http://schemas.openxmlformats.org/officeDocument/2006/bibliography" xmlns="http://schemas.openxmlformats.org/officeDocument/2006/bibliography" SelectedStyle="\APASixthEditionOfficeOnline.xsl" StyleName="APA" Version="6"/>
 </file>
 
 <file path=customXml/itemProps1.xml><?xml version="1.0" encoding="utf-8"?>
+<ds:datastoreItem xmlns:ds="http://schemas.openxmlformats.org/officeDocument/2006/customXml" ds:itemID="{8244F4F7-4138-49F1-B92F-F5AC6DA6C88D}">
+  <ds:schemaRefs>
+    <ds:schemaRef ds:uri="http://schemas.microsoft.com/office/2006/metadata/properties"/>
+    <ds:schemaRef ds:uri="http://schemas.microsoft.com/office/infopath/2007/PartnerControls"/>
+  </ds:schemaRefs>
+</ds:datastoreItem>
+</file>
+
+<file path=customXml/itemProps2.xml><?xml version="1.0" encoding="utf-8"?>
 <ds:datastoreItem xmlns:ds="http://schemas.openxmlformats.org/officeDocument/2006/customXml" ds:itemID="{763DED0B-077B-498B-B22E-F05F3E3AE21C}">
   <ds:schemaRefs>
     <ds:schemaRef ds:uri="http://schemas.microsoft.com/office/2006/metadata/contentType"/>
@@ -59956,7 +61138,7 @@
 </ds:datastoreItem>
 </file>
 
-<file path=customXml/itemProps2.xml><?xml version="1.0" encoding="utf-8"?>
+<file path=customXml/itemProps3.xml><?xml version="1.0" encoding="utf-8"?>
 <ds:datastoreItem xmlns:ds="http://schemas.openxmlformats.org/officeDocument/2006/customXml" ds:itemID="{4FB0FFFE-1214-4FB0-A9C1-883B8A00FAD1}">
   <ds:schemaRefs>
     <ds:schemaRef ds:uri="http://schemas.microsoft.com/sharepoint/v3/contenttype/forms"/>
@@ -59964,17 +61146,8 @@
 </ds:datastoreItem>
 </file>
 
-<file path=customXml/itemProps3.xml><?xml version="1.0" encoding="utf-8"?>
-<ds:datastoreItem xmlns:ds="http://schemas.openxmlformats.org/officeDocument/2006/customXml" ds:itemID="{8244F4F7-4138-49F1-B92F-F5AC6DA6C88D}">
-  <ds:schemaRefs>
-    <ds:schemaRef ds:uri="http://schemas.microsoft.com/office/2006/metadata/properties"/>
-    <ds:schemaRef ds:uri="http://schemas.microsoft.com/office/infopath/2007/PartnerControls"/>
-  </ds:schemaRefs>
-</ds:datastoreItem>
-</file>
-
 <file path=customXml/itemProps4.xml><?xml version="1.0" encoding="utf-8"?>
-<ds:datastoreItem xmlns:ds="http://schemas.openxmlformats.org/officeDocument/2006/customXml" ds:itemID="{8D0C52C5-5D6B-435B-A23A-A613894B5E21}">
+<ds:datastoreItem xmlns:ds="http://schemas.openxmlformats.org/officeDocument/2006/customXml" ds:itemID="{44620096-CC50-4343-AB5B-C45F5E2BE99F}">
   <ds:schemaRefs>
     <ds:schemaRef ds:uri="http://schemas.openxmlformats.org/officeDocument/2006/bibliography"/>
   </ds:schemaRefs>
